--- a/pecas/0020407-95.2026.5.04.0384 - ANGEL MIGUEL DAMAS HERRERA/BS x ANGEL MIGUEL DAMAS HERRERA - CONTESTAÇÃO.docx
+++ b/pecas/0020407-95.2026.5.04.0384 - ANGEL MIGUEL DAMAS HERRERA/BS x ANGEL MIGUEL DAMAS HERRERA - CONTESTAÇÃO.docx
@@ -148,7 +148,7 @@
           <w:i w:val="0"/>
           <w:sz w:val="24"/>
         </w:rPr>
-        <w:t>I – DAS PRELIMINARES</w:t>
+        <w:t>DA SÍNTESE DA DEFESA</w:t>
       </w:r>
     </w:p>
     <w:p/>
@@ -164,7 +164,7 @@
           <w:i w:val="0"/>
           <w:sz w:val="24"/>
         </w:rPr>
-        <w:t>1. Da Ilegitimidade Passiva *Ad Causam* — Ausência da Condição de Empregadora</w:t>
+        <w:t>Antes de enfrentar item a item a exordial, cumpre delimitar, com precisão, aquilo que os documentos da Reclamada demonstram — e que a petição inicial simplesmente omitiu:</w:t>
       </w:r>
     </w:p>
     <w:p/>
@@ -180,17 +180,116 @@
           <w:i w:val="0"/>
           <w:sz w:val="24"/>
         </w:rPr>
-        <w:t xml:space="preserve">A Reclamada jamais admitiu, assalariou, dirigiu ou manteve o Reclamante sob subordinação jurídica contínua, na forma exigida pelos arts. 2º e 3º da CLT. </w:t>
+        <w:t xml:space="preserve">a) o Reclamante </w:t>
       </w:r>
       <w:r>
         <w:rPr>
           <w:rFonts w:ascii="Times New Roman" w:hAnsi="Times New Roman" w:cs="Times New Roman"/>
           <w:b/>
           <w:i w:val="0"/>
+          <w:sz w:val="24"/>
+        </w:rPr>
+        <w:t>foi regularmente registrado</w:t>
+      </w:r>
+      <w:r>
+        <w:rPr>
+          <w:rFonts w:ascii="Times New Roman" w:hAnsi="Times New Roman" w:cs="Times New Roman"/>
+          <w:b w:val="0"/>
+          <w:i w:val="0"/>
+          <w:sz w:val="24"/>
+        </w:rPr>
+        <w:t xml:space="preserve"> pela Reclamada, com anotação em sua Carteira de Trabalho e Previdência Social, no período de </w:t>
+      </w:r>
+      <w:r>
+        <w:rPr>
+          <w:rFonts w:ascii="Times New Roman" w:hAnsi="Times New Roman" w:cs="Times New Roman"/>
+          <w:b/>
+          <w:i w:val="0"/>
+          <w:sz w:val="24"/>
+        </w:rPr>
+        <w:t>11/03/2026 a 09/04/2026</w:t>
+      </w:r>
+      <w:r>
+        <w:rPr>
+          <w:rFonts w:ascii="Times New Roman" w:hAnsi="Times New Roman" w:cs="Times New Roman"/>
+          <w:b w:val="0"/>
+          <w:i w:val="0"/>
+          <w:sz w:val="24"/>
+        </w:rPr>
+        <w:t xml:space="preserve">, sob </w:t>
+      </w:r>
+      <w:r>
+        <w:rPr>
+          <w:rFonts w:ascii="Times New Roman" w:hAnsi="Times New Roman" w:cs="Times New Roman"/>
+          <w:b/>
+          <w:i w:val="0"/>
+          <w:sz w:val="24"/>
+        </w:rPr>
+        <w:t>contrato de experiência</w:t>
+      </w:r>
+      <w:r>
+        <w:rPr>
+          <w:rFonts w:ascii="Times New Roman" w:hAnsi="Times New Roman" w:cs="Times New Roman"/>
+          <w:b w:val="0"/>
+          <w:i w:val="0"/>
+          <w:sz w:val="24"/>
+        </w:rPr>
+        <w:t xml:space="preserve">, extinto pelo </w:t>
+      </w:r>
+      <w:r>
+        <w:rPr>
+          <w:rFonts w:ascii="Times New Roman" w:hAnsi="Times New Roman" w:cs="Times New Roman"/>
+          <w:b/>
+          <w:i w:val="0"/>
+          <w:sz w:val="24"/>
+        </w:rPr>
+        <w:t>advento do termo final</w:t>
+      </w:r>
+      <w:r>
+        <w:rPr>
+          <w:rFonts w:ascii="Times New Roman" w:hAnsi="Times New Roman" w:cs="Times New Roman"/>
+          <w:b w:val="0"/>
+          <w:i w:val="0"/>
+          <w:sz w:val="24"/>
+        </w:rPr>
+        <w:t xml:space="preserve"> ali ajustado </w:t>
+      </w:r>
+      <w:r>
+        <w:rPr>
+          <w:rFonts w:ascii="Times New Roman" w:hAnsi="Times New Roman" w:cs="Times New Roman"/>
+          <w:b/>
+          <w:i w:val="0"/>
+          <w:sz w:val="24"/>
+        </w:rPr>
+        <w:t>(doc. anexo)</w:t>
+      </w:r>
+      <w:r>
+        <w:rPr>
+          <w:rFonts w:ascii="Times New Roman" w:hAnsi="Times New Roman" w:cs="Times New Roman"/>
+          <w:b w:val="0"/>
+          <w:i w:val="0"/>
+          <w:sz w:val="24"/>
+        </w:rPr>
+        <w:t xml:space="preserve"> </w:t>
+      </w:r>
+      <w:r>
+        <w:rPr>
+          <w:rFonts w:ascii="Times New Roman" w:hAnsi="Times New Roman" w:cs="Times New Roman"/>
+          <w:b/>
+          <w:i w:val="0"/>
           <w:color w:val="FF0000"/>
           <w:sz w:val="24"/>
         </w:rPr>
-        <w:t>[VERSÃO DOS FATOS — CONFIRMAR COM O PREPOSTO ANTES DO PROTOCOLO: a linha de defesa aqui adotada é a de prestação de serviços eventual e autônoma, por tarefa/diária ("bicos"), com pagamentos pontuais. Caso o preposto informe prestação diária, contínua e subordinada, esta tese deve ser substituída, sob pena de contradição documental e de litigância de má-fé (arts. 793-A a 793-C da CLT).]</w:t>
+        <w:t>[doc. anexo — CONFIRMAR JUNTADA DA FICHA DE REGISTRO, DA CTPS DIGITAL E DO CONTRATO DE EXPERIÊNCIA ASSINADO]</w:t>
+      </w:r>
+      <w:r>
+        <w:rPr>
+          <w:rFonts w:ascii="Times New Roman" w:hAnsi="Times New Roman" w:cs="Times New Roman"/>
+          <w:b w:val="0"/>
+          <w:i w:val="0"/>
+          <w:sz w:val="24"/>
+        </w:rPr>
+        <w:t>;</w:t>
       </w:r>
     </w:p>
     <w:p/>
@@ -206,7 +305,98 @@
           <w:i w:val="0"/>
           <w:sz w:val="24"/>
         </w:rPr>
-        <w:t>Não ostentando a Contestante a condição de empregadora do Autor, falta-lhe pertinência subjetiva para figurar no polo passivo de demanda fundada na relação de emprego, razão pela qual requer a extinção do feito, sem resolução do mérito, na forma do art. 485, VI, do CPC c/c art. 769 da CLT.</w:t>
+        <w:t xml:space="preserve">b) </w:t>
+      </w:r>
+      <w:r>
+        <w:rPr>
+          <w:rFonts w:ascii="Times New Roman" w:hAnsi="Times New Roman" w:cs="Times New Roman"/>
+          <w:b/>
+          <w:i w:val="0"/>
+          <w:sz w:val="24"/>
+        </w:rPr>
+        <w:t>após o término do contrato de experiência</w:t>
+      </w:r>
+      <w:r>
+        <w:rPr>
+          <w:rFonts w:ascii="Times New Roman" w:hAnsi="Times New Roman" w:cs="Times New Roman"/>
+          <w:b w:val="0"/>
+          <w:i w:val="0"/>
+          <w:sz w:val="24"/>
+        </w:rPr>
+        <w:t xml:space="preserve">, e já sem qualquer liame empregatício, o Reclamante prestou serviços de forma </w:t>
+      </w:r>
+      <w:r>
+        <w:rPr>
+          <w:rFonts w:ascii="Times New Roman" w:hAnsi="Times New Roman" w:cs="Times New Roman"/>
+          <w:b/>
+          <w:i w:val="0"/>
+          <w:sz w:val="24"/>
+        </w:rPr>
+        <w:t>autônoma e eventual, por empreitada</w:t>
+      </w:r>
+      <w:r>
+        <w:rPr>
+          <w:rFonts w:ascii="Times New Roman" w:hAnsi="Times New Roman" w:cs="Times New Roman"/>
+          <w:b w:val="0"/>
+          <w:i w:val="0"/>
+          <w:sz w:val="24"/>
+        </w:rPr>
+        <w:t xml:space="preserve">, remunerada por tarefa concluída, do que é prova o pagamento de </w:t>
+      </w:r>
+      <w:r>
+        <w:rPr>
+          <w:rFonts w:ascii="Times New Roman" w:hAnsi="Times New Roman" w:cs="Times New Roman"/>
+          <w:b/>
+          <w:i w:val="0"/>
+          <w:sz w:val="24"/>
+        </w:rPr>
+        <w:t>R$ 700,00, realizado em 19/05/2026</w:t>
+      </w:r>
+      <w:r>
+        <w:rPr>
+          <w:rFonts w:ascii="Times New Roman" w:hAnsi="Times New Roman" w:cs="Times New Roman"/>
+          <w:b w:val="0"/>
+          <w:i w:val="0"/>
+          <w:sz w:val="24"/>
+        </w:rPr>
+        <w:t xml:space="preserve"> </w:t>
+      </w:r>
+      <w:r>
+        <w:rPr>
+          <w:rFonts w:ascii="Times New Roman" w:hAnsi="Times New Roman" w:cs="Times New Roman"/>
+          <w:b/>
+          <w:i w:val="0"/>
+          <w:sz w:val="24"/>
+        </w:rPr>
+        <w:t>(doc. anexo)</w:t>
+      </w:r>
+      <w:r>
+        <w:rPr>
+          <w:rFonts w:ascii="Times New Roman" w:hAnsi="Times New Roman" w:cs="Times New Roman"/>
+          <w:b w:val="0"/>
+          <w:i w:val="0"/>
+          <w:sz w:val="24"/>
+        </w:rPr>
+        <w:t xml:space="preserve"> </w:t>
+      </w:r>
+      <w:r>
+        <w:rPr>
+          <w:rFonts w:ascii="Times New Roman" w:hAnsi="Times New Roman" w:cs="Times New Roman"/>
+          <w:b/>
+          <w:i w:val="0"/>
+          <w:color w:val="FF0000"/>
+          <w:sz w:val="24"/>
+        </w:rPr>
+        <w:t>[doc. anexo — CONFIRMAR JUNTADA DO COMPROVANTE DE PAGAMENTO DE R$ 700,00 DE 19/05/2026]</w:t>
+      </w:r>
+      <w:r>
+        <w:rPr>
+          <w:rFonts w:ascii="Times New Roman" w:hAnsi="Times New Roman" w:cs="Times New Roman"/>
+          <w:b w:val="0"/>
+          <w:i w:val="0"/>
+          <w:sz w:val="24"/>
+        </w:rPr>
+        <w:t>.</w:t>
       </w:r>
     </w:p>
     <w:p/>
@@ -222,7 +412,43 @@
           <w:i w:val="0"/>
           <w:sz w:val="24"/>
         </w:rPr>
-        <w:t>Ressalte-se, por honestidade técnica, que, ainda que este Douto Juízo compreenda a matéria como afeta ao mérito — como é frequente —, o argumento vem integralmente desenvolvido no Capítulo III desta defesa, com todos os seus elementos fáticos, jurídicos e probatórios.</w:t>
+        <w:t xml:space="preserve">A inicial, portanto, parte de uma premissa </w:t>
+      </w:r>
+      <w:r>
+        <w:rPr>
+          <w:rFonts w:ascii="Times New Roman" w:hAnsi="Times New Roman" w:cs="Times New Roman"/>
+          <w:b/>
+          <w:i w:val="0"/>
+          <w:sz w:val="24"/>
+        </w:rPr>
+        <w:t>inteiramente falsa</w:t>
+      </w:r>
+      <w:r>
+        <w:rPr>
+          <w:rFonts w:ascii="Times New Roman" w:hAnsi="Times New Roman" w:cs="Times New Roman"/>
+          <w:b w:val="0"/>
+          <w:i w:val="0"/>
+          <w:sz w:val="24"/>
+        </w:rPr>
+        <w:t xml:space="preserve"> — a de que o Autor "nunca teve sua situação trabalhista devidamente formalizada" e que "não foi registrado o contrato de trabalho em sua carteira de trabalho" —, premissa da qual derivam, em cadeia, o pedido de reconhecimento de vínculo, as verbas rescisórias de dispensa imotivada, a indenização por ausência de RAIS/PIS e, sobretudo, o pedido de dano moral, este último fundado </w:t>
+      </w:r>
+      <w:r>
+        <w:rPr>
+          <w:rFonts w:ascii="Times New Roman" w:hAnsi="Times New Roman" w:cs="Times New Roman"/>
+          <w:b/>
+          <w:i w:val="0"/>
+          <w:sz w:val="24"/>
+        </w:rPr>
+        <w:t>exclusivamente</w:t>
+      </w:r>
+      <w:r>
+        <w:rPr>
+          <w:rFonts w:ascii="Times New Roman" w:hAnsi="Times New Roman" w:cs="Times New Roman"/>
+          <w:b w:val="0"/>
+          <w:i w:val="0"/>
+          <w:sz w:val="24"/>
+        </w:rPr>
+        <w:t xml:space="preserve"> na alegada omissão de registro. Desfeita a premissa pelo documento, ruem todos os pedidos que dela dependem.</w:t>
       </w:r>
     </w:p>
     <w:p/>
@@ -234,11 +460,11 @@
       <w:r>
         <w:rPr>
           <w:rFonts w:ascii="Times New Roman" w:hAnsi="Times New Roman" w:cs="Times New Roman"/>
-          <w:b w:val="0"/>
-          <w:i w:val="0"/>
-          <w:sz w:val="24"/>
-        </w:rPr>
-        <w:t>2. Da Inépcia Parcial da Inicial — Pedidos Alternativos, Indeterminados e Contraditórios (pedidos "V", "VI" e "VII")</w:t>
+          <w:b/>
+          <w:i w:val="0"/>
+          <w:sz w:val="24"/>
+        </w:rPr>
+        <w:t>I – DAS PRELIMINARES</w:t>
       </w:r>
     </w:p>
     <w:p/>
@@ -254,43 +480,7 @@
           <w:i w:val="0"/>
           <w:sz w:val="24"/>
         </w:rPr>
-        <w:t xml:space="preserve">O feito tramita sob o </w:t>
-      </w:r>
-      <w:r>
-        <w:rPr>
-          <w:rFonts w:ascii="Times New Roman" w:hAnsi="Times New Roman" w:cs="Times New Roman"/>
-          <w:b/>
-          <w:i w:val="0"/>
-          <w:sz w:val="24"/>
-        </w:rPr>
-        <w:t>rito sumaríssimo</w:t>
-      </w:r>
-      <w:r>
-        <w:rPr>
-          <w:rFonts w:ascii="Times New Roman" w:hAnsi="Times New Roman" w:cs="Times New Roman"/>
-          <w:b w:val="0"/>
-          <w:i w:val="0"/>
-          <w:sz w:val="24"/>
-        </w:rPr>
-        <w:t xml:space="preserve"> — assim autuado e distribuído em razão do valor atribuído à causa (R$ 19.512,65) —, muito embora a inicial afirme, em seu preâmbulo, que a ação é proposta "sob o rito ordinário", primeira das várias incoerências que denunciam o aproveitamento de peça-modelo. Sob tal rito, o art. 852-B, I, da CLT exige que o pedido seja </w:t>
-      </w:r>
-      <w:r>
-        <w:rPr>
-          <w:rFonts w:ascii="Times New Roman" w:hAnsi="Times New Roman" w:cs="Times New Roman"/>
-          <w:b/>
-          <w:i w:val="0"/>
-          <w:sz w:val="24"/>
-        </w:rPr>
-        <w:t>certo, determinado e com indicação do valor correspondente</w:t>
-      </w:r>
-      <w:r>
-        <w:rPr>
-          <w:rFonts w:ascii="Times New Roman" w:hAnsi="Times New Roman" w:cs="Times New Roman"/>
-          <w:b w:val="0"/>
-          <w:i w:val="0"/>
-          <w:sz w:val="24"/>
-        </w:rPr>
-        <w:t>, exigência reiterada pelo art. 840, § 1º, da CLT.</w:t>
+        <w:t>1. Da Inépcia Parcial da Inicial — Pedidos Alternativos, Indeterminados e Contraditórios (pedidos "V", "VI" e "VII")</w:t>
       </w:r>
     </w:p>
     <w:p/>
@@ -306,7 +496,43 @@
           <w:i w:val="0"/>
           <w:sz w:val="24"/>
         </w:rPr>
-        <w:t>Os pedidos abaixo não atendem a essa exigência:</w:t>
+        <w:t xml:space="preserve">O feito tramita sob o </w:t>
+      </w:r>
+      <w:r>
+        <w:rPr>
+          <w:rFonts w:ascii="Times New Roman" w:hAnsi="Times New Roman" w:cs="Times New Roman"/>
+          <w:b/>
+          <w:i w:val="0"/>
+          <w:sz w:val="24"/>
+        </w:rPr>
+        <w:t>rito sumaríssimo</w:t>
+      </w:r>
+      <w:r>
+        <w:rPr>
+          <w:rFonts w:ascii="Times New Roman" w:hAnsi="Times New Roman" w:cs="Times New Roman"/>
+          <w:b w:val="0"/>
+          <w:i w:val="0"/>
+          <w:sz w:val="24"/>
+        </w:rPr>
+        <w:t xml:space="preserve"> — assim autuado e distribuído em razão do valor atribuído à causa (R$ 19.512,65) —, muito embora a inicial afirme, em seu preâmbulo, que a ação é proposta "sob o rito ordinário", primeira das várias incoerências que denunciam o aproveitamento de peça-modelo. Sob tal rito, o art. 852-B, I, da CLT exige que o pedido seja </w:t>
+      </w:r>
+      <w:r>
+        <w:rPr>
+          <w:rFonts w:ascii="Times New Roman" w:hAnsi="Times New Roman" w:cs="Times New Roman"/>
+          <w:b/>
+          <w:i w:val="0"/>
+          <w:sz w:val="24"/>
+        </w:rPr>
+        <w:t>certo, determinado e com indicação do valor correspondente</w:t>
+      </w:r>
+      <w:r>
+        <w:rPr>
+          <w:rFonts w:ascii="Times New Roman" w:hAnsi="Times New Roman" w:cs="Times New Roman"/>
+          <w:b w:val="0"/>
+          <w:i w:val="0"/>
+          <w:sz w:val="24"/>
+        </w:rPr>
+        <w:t>, exigência reiterada pelo art. 840, § 1º, da CLT.</w:t>
       </w:r>
     </w:p>
     <w:p/>
@@ -322,43 +548,7 @@
           <w:i w:val="0"/>
           <w:sz w:val="24"/>
         </w:rPr>
-        <w:t xml:space="preserve">a) </w:t>
-      </w:r>
-      <w:r>
-        <w:rPr>
-          <w:rFonts w:ascii="Times New Roman" w:hAnsi="Times New Roman" w:cs="Times New Roman"/>
-          <w:b/>
-          <w:i w:val="0"/>
-          <w:sz w:val="24"/>
-        </w:rPr>
-        <w:t>Pedido "V" (adicional de insalubridade)</w:t>
-      </w:r>
-      <w:r>
-        <w:rPr>
-          <w:rFonts w:ascii="Times New Roman" w:hAnsi="Times New Roman" w:cs="Times New Roman"/>
-          <w:b w:val="0"/>
-          <w:i w:val="0"/>
-          <w:sz w:val="24"/>
-        </w:rPr>
-        <w:t xml:space="preserve">: postula-se o adicional "em grau médio (20%) ou máximo (40%); ou, sucessivamente majoração de médio para máximo", "calculado sobre o salário mínimo, ou, conforme melhor entender o Juízo", com reflexos, entre outras parcelas, </w:t>
-      </w:r>
-      <w:r>
-        <w:rPr>
-          <w:rFonts w:ascii="Times New Roman" w:hAnsi="Times New Roman" w:cs="Times New Roman"/>
-          <w:b/>
-          <w:i w:val="0"/>
-          <w:sz w:val="24"/>
-        </w:rPr>
-        <w:t>sobre horas extras que sequer foram pedidas nesta ação</w:t>
-      </w:r>
-      <w:r>
-        <w:rPr>
-          <w:rFonts w:ascii="Times New Roman" w:hAnsi="Times New Roman" w:cs="Times New Roman"/>
-          <w:b w:val="0"/>
-          <w:i w:val="0"/>
-          <w:sz w:val="24"/>
-        </w:rPr>
-        <w:t>. Pedido alternativo quanto ao grau, alternativo quanto à base de cálculo e com reflexos sobre verba inexistente é pedido incerto, que inviabiliza a defesa e a própria delimitação do objeto da perícia;</w:t>
+        <w:t>Os pedidos abaixo não atendem a essa exigência:</w:t>
       </w:r>
     </w:p>
     <w:p/>
@@ -374,7 +564,7 @@
           <w:i w:val="0"/>
           <w:sz w:val="24"/>
         </w:rPr>
-        <w:t xml:space="preserve">b) </w:t>
+        <w:t xml:space="preserve">a) </w:t>
       </w:r>
       <w:r>
         <w:rPr>
@@ -383,16 +573,34 @@
           <w:i w:val="0"/>
           <w:sz w:val="24"/>
         </w:rPr>
-        <w:t>Pedido "VI" (danos morais)</w:t>
-      </w:r>
-      <w:r>
-        <w:rPr>
-          <w:rFonts w:ascii="Times New Roman" w:hAnsi="Times New Roman" w:cs="Times New Roman"/>
-          <w:b w:val="0"/>
-          <w:i w:val="0"/>
-          <w:sz w:val="24"/>
-        </w:rPr>
-        <w:t>: formulado "em valor não inferior a R$ 10.000,00, ou, sucessivamente, como melhor entender o JUÍZO" — fórmula aberta, sem valor determinado, incompatível com o art. 852-B, I, da CLT;</w:t>
+        <w:t>Pedido "V" (adicional de insalubridade)</w:t>
+      </w:r>
+      <w:r>
+        <w:rPr>
+          <w:rFonts w:ascii="Times New Roman" w:hAnsi="Times New Roman" w:cs="Times New Roman"/>
+          <w:b w:val="0"/>
+          <w:i w:val="0"/>
+          <w:sz w:val="24"/>
+        </w:rPr>
+        <w:t xml:space="preserve">: postula-se o adicional "em grau médio (20%) ou máximo (40%); ou, sucessivamente majoração de médio para máximo", "calculado sobre o salário mínimo, ou, conforme melhor entender o Juízo", com reflexos, entre outras parcelas, </w:t>
+      </w:r>
+      <w:r>
+        <w:rPr>
+          <w:rFonts w:ascii="Times New Roman" w:hAnsi="Times New Roman" w:cs="Times New Roman"/>
+          <w:b/>
+          <w:i w:val="0"/>
+          <w:sz w:val="24"/>
+        </w:rPr>
+        <w:t>sobre horas extras que sequer foram pedidas nesta ação</w:t>
+      </w:r>
+      <w:r>
+        <w:rPr>
+          <w:rFonts w:ascii="Times New Roman" w:hAnsi="Times New Roman" w:cs="Times New Roman"/>
+          <w:b w:val="0"/>
+          <w:i w:val="0"/>
+          <w:sz w:val="24"/>
+        </w:rPr>
+        <w:t>. Pedido alternativo quanto ao grau, alternativo quanto à base de cálculo e com reflexos sobre verba inexistente é pedido incerto, que inviabiliza a defesa e a própria delimitação do objeto da perícia;</w:t>
       </w:r>
     </w:p>
     <w:p/>
@@ -408,7 +616,7 @@
           <w:i w:val="0"/>
           <w:sz w:val="24"/>
         </w:rPr>
-        <w:t xml:space="preserve">c) </w:t>
+        <w:t xml:space="preserve">b) </w:t>
       </w:r>
       <w:r>
         <w:rPr>
@@ -417,16 +625,16 @@
           <w:i w:val="0"/>
           <w:sz w:val="24"/>
         </w:rPr>
-        <w:t>Pedido "VII" (honorários)</w:t>
-      </w:r>
-      <w:r>
-        <w:rPr>
-          <w:rFonts w:ascii="Times New Roman" w:hAnsi="Times New Roman" w:cs="Times New Roman"/>
-          <w:b w:val="0"/>
-          <w:i w:val="0"/>
-          <w:sz w:val="24"/>
-        </w:rPr>
-        <w:t>: o capítulo 07 da inicial requer honorários "a razão de 20%", ao passo que o pedido "VII" postula "15% sobre o valor da causa". A contradição entre a causa de pedir e o pedido impede a Reclamada de saber contra o que se defende.</w:t>
+        <w:t>Pedido "VI" (danos morais)</w:t>
+      </w:r>
+      <w:r>
+        <w:rPr>
+          <w:rFonts w:ascii="Times New Roman" w:hAnsi="Times New Roman" w:cs="Times New Roman"/>
+          <w:b w:val="0"/>
+          <w:i w:val="0"/>
+          <w:sz w:val="24"/>
+        </w:rPr>
+        <w:t>: formulado "em valor não inferior a R$ 10.000,00, ou, sucessivamente, como melhor entender o JUÍZO" — fórmula aberta, sem valor determinado, incompatível com o art. 852-B, I, da CLT;</w:t>
       </w:r>
     </w:p>
     <w:p/>
@@ -442,7 +650,25 @@
           <w:i w:val="0"/>
           <w:sz w:val="24"/>
         </w:rPr>
-        <w:t>Requer-se, por isso, a extinção dos pedidos "V", "VI" e "VII", sem resolução do mérito (art. 330, I, e art. 485, I e IV, do CPC), ou, sucessivamente, a determinação de emenda à inicial (art. 321 do CPC).</w:t>
+        <w:t xml:space="preserve">c) </w:t>
+      </w:r>
+      <w:r>
+        <w:rPr>
+          <w:rFonts w:ascii="Times New Roman" w:hAnsi="Times New Roman" w:cs="Times New Roman"/>
+          <w:b/>
+          <w:i w:val="0"/>
+          <w:sz w:val="24"/>
+        </w:rPr>
+        <w:t>Pedido "VII" (honorários)</w:t>
+      </w:r>
+      <w:r>
+        <w:rPr>
+          <w:rFonts w:ascii="Times New Roman" w:hAnsi="Times New Roman" w:cs="Times New Roman"/>
+          <w:b w:val="0"/>
+          <w:i w:val="0"/>
+          <w:sz w:val="24"/>
+        </w:rPr>
+        <w:t>: o capítulo 07 da inicial requer honorários "a razão de 20%", ao passo que o pedido "VII" postula "15% sobre o valor da causa". A contradição entre a causa de pedir e o pedido impede a Reclamada de saber contra o que se defende.</w:t>
       </w:r>
     </w:p>
     <w:p/>
@@ -458,7 +684,7 @@
           <w:i w:val="0"/>
           <w:sz w:val="24"/>
         </w:rPr>
-        <w:t>3. Da Inépcia por Contradição Interna da Causa de Pedir — Função e Qualificação do Autor</w:t>
+        <w:t>Requer-se, por isso, a extinção dos pedidos "V", "VI" e "VII", sem resolução do mérito (art. 330, I, e art. 485, I e IV, do CPC), ou, sucessivamente, a determinação de emenda à inicial (art. 321 do CPC).</w:t>
       </w:r>
     </w:p>
     <w:p/>
@@ -474,25 +700,7 @@
           <w:i w:val="0"/>
           <w:sz w:val="24"/>
         </w:rPr>
-        <w:t xml:space="preserve">A inicial afirma, no capítulo 01, que o Autor foi admitido "para exercer a função de servente de obras" e, no pedido "II", requer a anotação da CTPS com essa mesma função; </w:t>
-      </w:r>
-      <w:r>
-        <w:rPr>
-          <w:rFonts w:ascii="Times New Roman" w:hAnsi="Times New Roman" w:cs="Times New Roman"/>
-          <w:b/>
-          <w:i w:val="0"/>
-          <w:sz w:val="24"/>
-        </w:rPr>
-        <w:t>no capítulo 02, porém, requer a retificação da CTPS "para constar a função de ajudante"</w:t>
-      </w:r>
-      <w:r>
-        <w:rPr>
-          <w:rFonts w:ascii="Times New Roman" w:hAnsi="Times New Roman" w:cs="Times New Roman"/>
-          <w:b w:val="0"/>
-          <w:i w:val="0"/>
-          <w:sz w:val="24"/>
-        </w:rPr>
-        <w:t>, e o capítulo 05 volta a tratá-lo como "ajudante de obras". Não se sabe, portanto, qual função se pretende ver reconhecida — dado que não é acessório: dele dependem o enquadramento normativo, o salário normativo da categoria e o próprio objeto da perícia de insalubridade.</w:t>
+        <w:t>2. Da Inépcia por Contradição Interna da Causa de Pedir — Função e Qualificação do Autor</w:t>
       </w:r>
     </w:p>
     <w:p/>
@@ -508,7 +716,7 @@
           <w:i w:val="0"/>
           <w:sz w:val="24"/>
         </w:rPr>
-        <w:t xml:space="preserve">A contradição não é isolada. A peça refere-se ao Autor, em diversos trechos, no </w:t>
+        <w:t xml:space="preserve">A inicial afirma, no capítulo 01, que o Autor foi admitido "para exercer a função de servente de obras" e, no pedido "II", requer a anotação da CTPS com essa mesma função; </w:t>
       </w:r>
       <w:r>
         <w:rPr>
@@ -517,52 +725,16 @@
           <w:i w:val="0"/>
           <w:sz w:val="24"/>
         </w:rPr>
-        <w:t>gênero feminino</w:t>
-      </w:r>
-      <w:r>
-        <w:rPr>
-          <w:rFonts w:ascii="Times New Roman" w:hAnsi="Times New Roman" w:cs="Times New Roman"/>
-          <w:b w:val="0"/>
-          <w:i w:val="0"/>
-          <w:sz w:val="24"/>
-        </w:rPr>
-        <w:t xml:space="preserve"> ("A reclamante, por ter trabalhado", "a Autora também não recebia os Equipamentos de Proteção Individual", "devendo a empregadora ser compelida a indenizar a trabalhadora"), e a inicial o qualifica como </w:t>
-      </w:r>
-      <w:r>
-        <w:rPr>
-          <w:rFonts w:ascii="Times New Roman" w:hAnsi="Times New Roman" w:cs="Times New Roman"/>
-          <w:b/>
-          <w:i w:val="0"/>
-          <w:sz w:val="24"/>
-        </w:rPr>
-        <w:t>venezuelano</w:t>
-      </w:r>
-      <w:r>
-        <w:rPr>
-          <w:rFonts w:ascii="Times New Roman" w:hAnsi="Times New Roman" w:cs="Times New Roman"/>
-          <w:b w:val="0"/>
-          <w:i w:val="0"/>
-          <w:sz w:val="24"/>
-        </w:rPr>
-        <w:t xml:space="preserve">, enquanto o instrumento de procuração que a instrui (ID aa5c8b4) declara o outorgante de </w:t>
-      </w:r>
-      <w:r>
-        <w:rPr>
-          <w:rFonts w:ascii="Times New Roman" w:hAnsi="Times New Roman" w:cs="Times New Roman"/>
-          <w:b/>
-          <w:i w:val="0"/>
-          <w:sz w:val="24"/>
-        </w:rPr>
-        <w:t>nacionalidade brasileira</w:t>
-      </w:r>
-      <w:r>
-        <w:rPr>
-          <w:rFonts w:ascii="Times New Roman" w:hAnsi="Times New Roman" w:cs="Times New Roman"/>
-          <w:b w:val="0"/>
-          <w:i w:val="0"/>
-          <w:sz w:val="24"/>
-        </w:rPr>
-        <w:t>. São resquícios inequívocos de petição-modelo, que comprometem a certeza da causa de pedir exigida pelo art. 840, § 1º, da CLT e pelo art. 330, § 1º, do CPC.</w:t>
+        <w:t>no capítulo 02, porém, requer a retificação da CTPS "para constar a função de ajudante"</w:t>
+      </w:r>
+      <w:r>
+        <w:rPr>
+          <w:rFonts w:ascii="Times New Roman" w:hAnsi="Times New Roman" w:cs="Times New Roman"/>
+          <w:b w:val="0"/>
+          <w:i w:val="0"/>
+          <w:sz w:val="24"/>
+        </w:rPr>
+        <w:t>, e o capítulo 05 volta a tratá-lo como "ajudante de obras". Não se sabe, portanto, qual função se pretende ver reconhecida — dado que não é acessório: dele dependem o enquadramento normativo, o salário normativo da categoria e o próprio objeto da perícia de insalubridade.</w:t>
       </w:r>
     </w:p>
     <w:p/>
@@ -578,7 +750,61 @@
           <w:i w:val="0"/>
           <w:sz w:val="24"/>
         </w:rPr>
-        <w:t>Requer-se o reconhecimento da inépcia parcial ou, sucessivamente, a emenda à inicial (art. 321 do CPC), com a fixação precisa da função e da qualificação do Autor.</w:t>
+        <w:t xml:space="preserve">A contradição não é isolada. A peça refere-se ao Autor, em diversos trechos, no </w:t>
+      </w:r>
+      <w:r>
+        <w:rPr>
+          <w:rFonts w:ascii="Times New Roman" w:hAnsi="Times New Roman" w:cs="Times New Roman"/>
+          <w:b/>
+          <w:i w:val="0"/>
+          <w:sz w:val="24"/>
+        </w:rPr>
+        <w:t>gênero feminino</w:t>
+      </w:r>
+      <w:r>
+        <w:rPr>
+          <w:rFonts w:ascii="Times New Roman" w:hAnsi="Times New Roman" w:cs="Times New Roman"/>
+          <w:b w:val="0"/>
+          <w:i w:val="0"/>
+          <w:sz w:val="24"/>
+        </w:rPr>
+        <w:t xml:space="preserve"> ("A reclamante, por ter trabalhado", "a Autora também não recebia os Equipamentos de Proteção Individual", "devendo a empregadora ser compelida a indenizar a trabalhadora"), e a inicial o qualifica como </w:t>
+      </w:r>
+      <w:r>
+        <w:rPr>
+          <w:rFonts w:ascii="Times New Roman" w:hAnsi="Times New Roman" w:cs="Times New Roman"/>
+          <w:b/>
+          <w:i w:val="0"/>
+          <w:sz w:val="24"/>
+        </w:rPr>
+        <w:t>venezuelano</w:t>
+      </w:r>
+      <w:r>
+        <w:rPr>
+          <w:rFonts w:ascii="Times New Roman" w:hAnsi="Times New Roman" w:cs="Times New Roman"/>
+          <w:b w:val="0"/>
+          <w:i w:val="0"/>
+          <w:sz w:val="24"/>
+        </w:rPr>
+        <w:t xml:space="preserve">, enquanto o instrumento de procuração que a instrui (ID aa5c8b4) declara o outorgante de </w:t>
+      </w:r>
+      <w:r>
+        <w:rPr>
+          <w:rFonts w:ascii="Times New Roman" w:hAnsi="Times New Roman" w:cs="Times New Roman"/>
+          <w:b/>
+          <w:i w:val="0"/>
+          <w:sz w:val="24"/>
+        </w:rPr>
+        <w:t>nacionalidade brasileira</w:t>
+      </w:r>
+      <w:r>
+        <w:rPr>
+          <w:rFonts w:ascii="Times New Roman" w:hAnsi="Times New Roman" w:cs="Times New Roman"/>
+          <w:b w:val="0"/>
+          <w:i w:val="0"/>
+          <w:sz w:val="24"/>
+        </w:rPr>
+        <w:t>. São resquícios inequívocos de petição-modelo, que comprometem a certeza da causa de pedir exigida pelo art. 840, § 1º, da CLT e pelo art. 330, § 1º, do CPC.</w:t>
       </w:r>
     </w:p>
     <w:p/>
@@ -590,11 +816,11 @@
       <w:r>
         <w:rPr>
           <w:rFonts w:ascii="Times New Roman" w:hAnsi="Times New Roman" w:cs="Times New Roman"/>
-          <w:b/>
-          <w:i w:val="0"/>
-          <w:sz w:val="24"/>
-        </w:rPr>
-        <w:t>II – DA IMPUGNAÇÃO ESPECÍFICA ÀS PROVAS DOCUMENTAIS E DIGITAIS</w:t>
+          <w:b w:val="0"/>
+          <w:i w:val="0"/>
+          <w:sz w:val="24"/>
+        </w:rPr>
+        <w:t>Requer-se o reconhecimento da inépcia parcial ou, sucessivamente, a emenda à inicial (art. 321 do CPC), com a fixação precisa da função e da qualificação do Autor.</w:t>
       </w:r>
     </w:p>
     <w:p/>
@@ -606,29 +832,11 @@
       <w:r>
         <w:rPr>
           <w:rFonts w:ascii="Times New Roman" w:hAnsi="Times New Roman" w:cs="Times New Roman"/>
-          <w:b w:val="0"/>
-          <w:i w:val="0"/>
-          <w:sz w:val="24"/>
-        </w:rPr>
-        <w:t xml:space="preserve">Na forma dos arts. 341 e 342 do CPC c/c art. 769 da CLT, a Reclamada </w:t>
-      </w:r>
-      <w:r>
-        <w:rPr>
-          <w:rFonts w:ascii="Times New Roman" w:hAnsi="Times New Roman" w:cs="Times New Roman"/>
           <w:b/>
           <w:i w:val="0"/>
           <w:sz w:val="24"/>
         </w:rPr>
-        <w:t>IMPUGNA EXPRESSAMENTE</w:t>
-      </w:r>
-      <w:r>
-        <w:rPr>
-          <w:rFonts w:ascii="Times New Roman" w:hAnsi="Times New Roman" w:cs="Times New Roman"/>
-          <w:b w:val="0"/>
-          <w:i w:val="0"/>
-          <w:sz w:val="24"/>
-        </w:rPr>
-        <w:t xml:space="preserve"> os documentos que instruem a inicial, pelas razões individualizadas a seguir:</w:t>
+        <w:t>II – DA IMPUGNAÇÃO ESPECÍFICA ÀS PROVAS DOCUMENTAIS E DIGITAIS</w:t>
       </w:r>
     </w:p>
     <w:p/>
@@ -644,7 +852,7 @@
           <w:i w:val="0"/>
           <w:sz w:val="24"/>
         </w:rPr>
-        <w:t xml:space="preserve">1. </w:t>
+        <w:t xml:space="preserve">Na forma dos arts. 341 e 342 do CPC c/c art. 769 da CLT, a Reclamada </w:t>
       </w:r>
       <w:r>
         <w:rPr>
@@ -653,71 +861,16 @@
           <w:i w:val="0"/>
           <w:sz w:val="24"/>
         </w:rPr>
-        <w:t>"Comprovante de PIX" (ID 59a6bef)</w:t>
-      </w:r>
-      <w:r>
-        <w:rPr>
-          <w:rFonts w:ascii="Times New Roman" w:hAnsi="Times New Roman" w:cs="Times New Roman"/>
-          <w:b w:val="0"/>
-          <w:i w:val="0"/>
-          <w:sz w:val="24"/>
-        </w:rPr>
-        <w:t xml:space="preserve"> — </w:t>
-      </w:r>
-      <w:r>
-        <w:rPr>
-          <w:rFonts w:ascii="Times New Roman" w:hAnsi="Times New Roman" w:cs="Times New Roman"/>
-          <w:b/>
-          <w:i w:val="0"/>
-          <w:color w:val="FF0000"/>
-          <w:sz w:val="24"/>
-        </w:rPr>
-        <w:t>[CONFERIR TEOR DO DOCUMENTO: identificar remetente, destinatário, data e valor da transferência]</w:t>
-      </w:r>
-      <w:r>
-        <w:rPr>
-          <w:rFonts w:ascii="Times New Roman" w:hAnsi="Times New Roman" w:cs="Times New Roman"/>
-          <w:b w:val="0"/>
-          <w:i w:val="0"/>
-          <w:sz w:val="24"/>
-        </w:rPr>
-        <w:t xml:space="preserve">. Comprovante isolado de transferência eletrônica </w:t>
-      </w:r>
-      <w:r>
-        <w:rPr>
-          <w:rFonts w:ascii="Times New Roman" w:hAnsi="Times New Roman" w:cs="Times New Roman"/>
-          <w:b/>
-          <w:i w:val="0"/>
-          <w:sz w:val="24"/>
-        </w:rPr>
-        <w:t>não prova relação de emprego</w:t>
-      </w:r>
-      <w:r>
-        <w:rPr>
-          <w:rFonts w:ascii="Times New Roman" w:hAnsi="Times New Roman" w:cs="Times New Roman"/>
-          <w:b w:val="0"/>
-          <w:i w:val="0"/>
-          <w:sz w:val="24"/>
-        </w:rPr>
-        <w:t xml:space="preserve"> e, muito menos, salário mensal fixo: atesta, quando muito, a quitação pontual de serviço prestado. O documento foi juntado pelo próprio Autor e, longe de amparar a tese de contratação mensal a R$ 2.000,00, evidencia pagamento avulso, compatível com a prestação eventual ora sustentada. Requer-se, desde já e por cautela, que </w:t>
-      </w:r>
-      <w:r>
-        <w:rPr>
-          <w:rFonts w:ascii="Times New Roman" w:hAnsi="Times New Roman" w:cs="Times New Roman"/>
-          <w:b/>
-          <w:i w:val="0"/>
-          <w:sz w:val="24"/>
-        </w:rPr>
-        <w:t>qualquer valor nele consignado seja deduzido</w:t>
-      </w:r>
-      <w:r>
-        <w:rPr>
-          <w:rFonts w:ascii="Times New Roman" w:hAnsi="Times New Roman" w:cs="Times New Roman"/>
-          <w:b w:val="0"/>
-          <w:i w:val="0"/>
-          <w:sz w:val="24"/>
-        </w:rPr>
-        <w:t xml:space="preserve"> de eventual condenação (art. 767 da CLT).</w:t>
+        <w:t>IMPUGNA EXPRESSAMENTE</w:t>
+      </w:r>
+      <w:r>
+        <w:rPr>
+          <w:rFonts w:ascii="Times New Roman" w:hAnsi="Times New Roman" w:cs="Times New Roman"/>
+          <w:b w:val="0"/>
+          <w:i w:val="0"/>
+          <w:sz w:val="24"/>
+        </w:rPr>
+        <w:t xml:space="preserve"> os documentos que instruem a inicial, pelas razões individualizadas a seguir:</w:t>
       </w:r>
     </w:p>
     <w:p/>
@@ -733,7 +886,7 @@
           <w:i w:val="0"/>
           <w:sz w:val="24"/>
         </w:rPr>
-        <w:t xml:space="preserve">2. </w:t>
+        <w:t xml:space="preserve">1. </w:t>
       </w:r>
       <w:r>
         <w:rPr>
@@ -742,16 +895,125 @@
           <w:i w:val="0"/>
           <w:sz w:val="24"/>
         </w:rPr>
-        <w:t>Documento de identidade (ID 18f4f13)</w:t>
-      </w:r>
-      <w:r>
-        <w:rPr>
-          <w:rFonts w:ascii="Times New Roman" w:hAnsi="Times New Roman" w:cs="Times New Roman"/>
-          <w:b w:val="0"/>
-          <w:i w:val="0"/>
-          <w:sz w:val="24"/>
-        </w:rPr>
-        <w:t xml:space="preserve"> — presta-se exclusivamente à qualificação civil do Autor, nada demonstrando quanto a admissão, função, salário, jornada ou dispensa.</w:t>
+        <w:t>"Comprovante de PIX" (ID 59a6bef)</w:t>
+      </w:r>
+      <w:r>
+        <w:rPr>
+          <w:rFonts w:ascii="Times New Roman" w:hAnsi="Times New Roman" w:cs="Times New Roman"/>
+          <w:b w:val="0"/>
+          <w:i w:val="0"/>
+          <w:sz w:val="24"/>
+        </w:rPr>
+        <w:t xml:space="preserve"> — </w:t>
+      </w:r>
+      <w:r>
+        <w:rPr>
+          <w:rFonts w:ascii="Times New Roman" w:hAnsi="Times New Roman" w:cs="Times New Roman"/>
+          <w:b/>
+          <w:i w:val="0"/>
+          <w:color w:val="FF0000"/>
+          <w:sz w:val="24"/>
+        </w:rPr>
+        <w:t>[CONFERIR TEOR DO DOCUMENTO: identificar remetente, destinatário, data e valor — e, em especial, se corresponde ao pagamento de R$ 700,00 de 19/05/2026, referente à empreitada]</w:t>
+      </w:r>
+      <w:r>
+        <w:rPr>
+          <w:rFonts w:ascii="Times New Roman" w:hAnsi="Times New Roman" w:cs="Times New Roman"/>
+          <w:b w:val="0"/>
+          <w:i w:val="0"/>
+          <w:sz w:val="24"/>
+        </w:rPr>
+        <w:t xml:space="preserve">. Comprovante isolado de transferência eletrônica </w:t>
+      </w:r>
+      <w:r>
+        <w:rPr>
+          <w:rFonts w:ascii="Times New Roman" w:hAnsi="Times New Roman" w:cs="Times New Roman"/>
+          <w:b/>
+          <w:i w:val="0"/>
+          <w:sz w:val="24"/>
+        </w:rPr>
+        <w:t>não prova relação de emprego</w:t>
+      </w:r>
+      <w:r>
+        <w:rPr>
+          <w:rFonts w:ascii="Times New Roman" w:hAnsi="Times New Roman" w:cs="Times New Roman"/>
+          <w:b w:val="0"/>
+          <w:i w:val="0"/>
+          <w:sz w:val="24"/>
+        </w:rPr>
+        <w:t xml:space="preserve"> e, muito menos, salário mensal fixo de R$ 2.000,00: atesta, quando muito, a quitação pontual de serviço prestado. Se o documento corresponde ao pagamento de </w:t>
+      </w:r>
+      <w:r>
+        <w:rPr>
+          <w:rFonts w:ascii="Times New Roman" w:hAnsi="Times New Roman" w:cs="Times New Roman"/>
+          <w:b/>
+          <w:i w:val="0"/>
+          <w:sz w:val="24"/>
+        </w:rPr>
+        <w:t>R$ 700,00 realizado em 19/05/2026</w:t>
+      </w:r>
+      <w:r>
+        <w:rPr>
+          <w:rFonts w:ascii="Times New Roman" w:hAnsi="Times New Roman" w:cs="Times New Roman"/>
+          <w:b w:val="0"/>
+          <w:i w:val="0"/>
+          <w:sz w:val="24"/>
+        </w:rPr>
+        <w:t xml:space="preserve">, ele </w:t>
+      </w:r>
+      <w:r>
+        <w:rPr>
+          <w:rFonts w:ascii="Times New Roman" w:hAnsi="Times New Roman" w:cs="Times New Roman"/>
+          <w:b/>
+          <w:i w:val="0"/>
+          <w:sz w:val="24"/>
+        </w:rPr>
+        <w:t>confirma a tese da defesa</w:t>
+      </w:r>
+      <w:r>
+        <w:rPr>
+          <w:rFonts w:ascii="Times New Roman" w:hAnsi="Times New Roman" w:cs="Times New Roman"/>
+          <w:b w:val="0"/>
+          <w:i w:val="0"/>
+          <w:sz w:val="24"/>
+        </w:rPr>
+        <w:t xml:space="preserve"> — pagamento avulso, por tarefa concluída, efetuado </w:t>
+      </w:r>
+      <w:r>
+        <w:rPr>
+          <w:rFonts w:ascii="Times New Roman" w:hAnsi="Times New Roman" w:cs="Times New Roman"/>
+          <w:b/>
+          <w:i w:val="0"/>
+          <w:sz w:val="24"/>
+        </w:rPr>
+        <w:t>após</w:t>
+      </w:r>
+      <w:r>
+        <w:rPr>
+          <w:rFonts w:ascii="Times New Roman" w:hAnsi="Times New Roman" w:cs="Times New Roman"/>
+          <w:b w:val="0"/>
+          <w:i w:val="0"/>
+          <w:sz w:val="24"/>
+        </w:rPr>
+        <w:t xml:space="preserve"> a data em que o próprio Autor afirma ter cessado a prestação (15/05/2026) e em valor incompatível com a remuneração mensal alegada. Requer-se, desde já, que qualquer valor nele consignado seja </w:t>
+      </w:r>
+      <w:r>
+        <w:rPr>
+          <w:rFonts w:ascii="Times New Roman" w:hAnsi="Times New Roman" w:cs="Times New Roman"/>
+          <w:b/>
+          <w:i w:val="0"/>
+          <w:sz w:val="24"/>
+        </w:rPr>
+        <w:t>deduzido</w:t>
+      </w:r>
+      <w:r>
+        <w:rPr>
+          <w:rFonts w:ascii="Times New Roman" w:hAnsi="Times New Roman" w:cs="Times New Roman"/>
+          <w:b w:val="0"/>
+          <w:i w:val="0"/>
+          <w:sz w:val="24"/>
+        </w:rPr>
+        <w:t xml:space="preserve"> de eventual condenação (art. 767 da CLT).</w:t>
       </w:r>
     </w:p>
     <w:p/>
@@ -767,7 +1029,7 @@
           <w:i w:val="0"/>
           <w:sz w:val="24"/>
         </w:rPr>
-        <w:t xml:space="preserve">3. </w:t>
+        <w:t xml:space="preserve">2. </w:t>
       </w:r>
       <w:r>
         <w:rPr>
@@ -776,52 +1038,16 @@
           <w:i w:val="0"/>
           <w:sz w:val="24"/>
         </w:rPr>
-        <w:t>Instrumento de procuração (ID aa5c8b4)</w:t>
-      </w:r>
-      <w:r>
-        <w:rPr>
-          <w:rFonts w:ascii="Times New Roman" w:hAnsi="Times New Roman" w:cs="Times New Roman"/>
-          <w:b w:val="0"/>
-          <w:i w:val="0"/>
-          <w:sz w:val="24"/>
-        </w:rPr>
-        <w:t xml:space="preserve"> — impugna-se o seu conteúdo declaratório na parte em que qualifica o outorgante como </w:t>
-      </w:r>
-      <w:r>
-        <w:rPr>
-          <w:rFonts w:ascii="Times New Roman" w:hAnsi="Times New Roman" w:cs="Times New Roman"/>
-          <w:b/>
-          <w:i w:val="0"/>
-          <w:sz w:val="24"/>
-        </w:rPr>
-        <w:t>brasileiro</w:t>
-      </w:r>
-      <w:r>
-        <w:rPr>
-          <w:rFonts w:ascii="Times New Roman" w:hAnsi="Times New Roman" w:cs="Times New Roman"/>
-          <w:b w:val="0"/>
-          <w:i w:val="0"/>
-          <w:sz w:val="24"/>
-        </w:rPr>
-        <w:t xml:space="preserve">, em contradição com a qualificação de </w:t>
-      </w:r>
-      <w:r>
-        <w:rPr>
-          <w:rFonts w:ascii="Times New Roman" w:hAnsi="Times New Roman" w:cs="Times New Roman"/>
-          <w:b/>
-          <w:i w:val="0"/>
-          <w:sz w:val="24"/>
-        </w:rPr>
-        <w:t>venezuelano</w:t>
-      </w:r>
-      <w:r>
-        <w:rPr>
-          <w:rFonts w:ascii="Times New Roman" w:hAnsi="Times New Roman" w:cs="Times New Roman"/>
-          <w:b w:val="0"/>
-          <w:i w:val="0"/>
-          <w:sz w:val="24"/>
-        </w:rPr>
-        <w:t xml:space="preserve"> constante da inicial, bem como a declaração genérica de pobreza nele inserida, na forma do item III.9 desta contestação.</w:t>
+        <w:t>Documento de identidade (ID 18f4f13)</w:t>
+      </w:r>
+      <w:r>
+        <w:rPr>
+          <w:rFonts w:ascii="Times New Roman" w:hAnsi="Times New Roman" w:cs="Times New Roman"/>
+          <w:b w:val="0"/>
+          <w:i w:val="0"/>
+          <w:sz w:val="24"/>
+        </w:rPr>
+        <w:t xml:space="preserve"> — presta-se exclusivamente à qualificação civil do Autor, nada demonstrando quanto a admissão, função, salário, jornada ou modalidade de extinção contratual.</w:t>
       </w:r>
     </w:p>
     <w:p/>
@@ -837,7 +1063,7 @@
           <w:i w:val="0"/>
           <w:sz w:val="24"/>
         </w:rPr>
-        <w:t xml:space="preserve">4. </w:t>
+        <w:t xml:space="preserve">3. </w:t>
       </w:r>
       <w:r>
         <w:rPr>
@@ -846,16 +1072,16 @@
           <w:i w:val="0"/>
           <w:sz w:val="24"/>
         </w:rPr>
-        <w:t>Ausência de prova documental do alegado contrato</w:t>
-      </w:r>
-      <w:r>
-        <w:rPr>
-          <w:rFonts w:ascii="Times New Roman" w:hAnsi="Times New Roman" w:cs="Times New Roman"/>
-          <w:b w:val="0"/>
-          <w:i w:val="0"/>
-          <w:sz w:val="24"/>
-        </w:rPr>
-        <w:t xml:space="preserve"> — não há nos autos </w:t>
+        <w:t>Instrumento de procuração (ID aa5c8b4)</w:t>
+      </w:r>
+      <w:r>
+        <w:rPr>
+          <w:rFonts w:ascii="Times New Roman" w:hAnsi="Times New Roman" w:cs="Times New Roman"/>
+          <w:b w:val="0"/>
+          <w:i w:val="0"/>
+          <w:sz w:val="24"/>
+        </w:rPr>
+        <w:t xml:space="preserve"> — impugna-se o seu conteúdo declaratório na parte em que qualifica o outorgante como </w:t>
       </w:r>
       <w:r>
         <w:rPr>
@@ -864,16 +1090,16 @@
           <w:i w:val="0"/>
           <w:sz w:val="24"/>
         </w:rPr>
-        <w:t>um único documento</w:t>
-      </w:r>
-      <w:r>
-        <w:rPr>
-          <w:rFonts w:ascii="Times New Roman" w:hAnsi="Times New Roman" w:cs="Times New Roman"/>
-          <w:b w:val="0"/>
-          <w:i w:val="0"/>
-          <w:sz w:val="24"/>
-        </w:rPr>
-        <w:t xml:space="preserve"> que ampare a admissão em 10/03/2026, a função, o salário mensal de R$ 2.000,00, a jornada narrada ou a dispensa sem justa causa em 15/05/2026: nenhum recibo, nenhuma anotação, nenhuma ficha de registro, nenhuma mensagem, nenhuma folha de ponto. A inicial é, no ponto, </w:t>
+        <w:t>brasileiro</w:t>
+      </w:r>
+      <w:r>
+        <w:rPr>
+          <w:rFonts w:ascii="Times New Roman" w:hAnsi="Times New Roman" w:cs="Times New Roman"/>
+          <w:b w:val="0"/>
+          <w:i w:val="0"/>
+          <w:sz w:val="24"/>
+        </w:rPr>
+        <w:t xml:space="preserve">, em contradição com a qualificação de </w:t>
       </w:r>
       <w:r>
         <w:rPr>
@@ -882,16 +1108,16 @@
           <w:i w:val="0"/>
           <w:sz w:val="24"/>
         </w:rPr>
-        <w:t>exclusivamente narrativa</w:t>
-      </w:r>
-      <w:r>
-        <w:rPr>
-          <w:rFonts w:ascii="Times New Roman" w:hAnsi="Times New Roman" w:cs="Times New Roman"/>
-          <w:b w:val="0"/>
-          <w:i w:val="0"/>
-          <w:sz w:val="24"/>
-        </w:rPr>
-        <w:t>, e narrativa desacompanhada de início de prova não transfere à Reclamada ônus que é do Autor (art. 818, I, da CLT c/c art. 373, I, do CPC).</w:t>
+        <w:t>venezuelano</w:t>
+      </w:r>
+      <w:r>
+        <w:rPr>
+          <w:rFonts w:ascii="Times New Roman" w:hAnsi="Times New Roman" w:cs="Times New Roman"/>
+          <w:b w:val="0"/>
+          <w:i w:val="0"/>
+          <w:sz w:val="24"/>
+        </w:rPr>
+        <w:t xml:space="preserve"> constante da inicial, bem como a declaração genérica de pobreza nele inserida, na forma do item III.10 desta contestação.</w:t>
       </w:r>
     </w:p>
     <w:p/>
@@ -907,7 +1133,79 @@
           <w:i w:val="0"/>
           <w:sz w:val="24"/>
         </w:rPr>
-        <w:t>Requer-se a desconsideração dos documentos como meio de prova dos fatos constitutivos alegados.</w:t>
+        <w:t xml:space="preserve">4. </w:t>
+      </w:r>
+      <w:r>
+        <w:rPr>
+          <w:rFonts w:ascii="Times New Roman" w:hAnsi="Times New Roman" w:cs="Times New Roman"/>
+          <w:b/>
+          <w:i w:val="0"/>
+          <w:sz w:val="24"/>
+        </w:rPr>
+        <w:t>Da ausência de qualquer prova do alegado — e da omissão do registro existente.</w:t>
+      </w:r>
+      <w:r>
+        <w:rPr>
+          <w:rFonts w:ascii="Times New Roman" w:hAnsi="Times New Roman" w:cs="Times New Roman"/>
+          <w:b w:val="0"/>
+          <w:i w:val="0"/>
+          <w:sz w:val="24"/>
+        </w:rPr>
+        <w:t xml:space="preserve"> Não há nos autos </w:t>
+      </w:r>
+      <w:r>
+        <w:rPr>
+          <w:rFonts w:ascii="Times New Roman" w:hAnsi="Times New Roman" w:cs="Times New Roman"/>
+          <w:b/>
+          <w:i w:val="0"/>
+          <w:sz w:val="24"/>
+        </w:rPr>
+        <w:t>um único documento</w:t>
+      </w:r>
+      <w:r>
+        <w:rPr>
+          <w:rFonts w:ascii="Times New Roman" w:hAnsi="Times New Roman" w:cs="Times New Roman"/>
+          <w:b w:val="0"/>
+          <w:i w:val="0"/>
+          <w:sz w:val="24"/>
+        </w:rPr>
+        <w:t xml:space="preserve"> que ampare a admissão em 10/03/2026, o salário mensal de R$ 2.000,00, a jornada narrada ou a dispensa imotivada em 15/05/2026. Mais do que isso: a inicial </w:t>
+      </w:r>
+      <w:r>
+        <w:rPr>
+          <w:rFonts w:ascii="Times New Roman" w:hAnsi="Times New Roman" w:cs="Times New Roman"/>
+          <w:b/>
+          <w:i w:val="0"/>
+          <w:sz w:val="24"/>
+        </w:rPr>
+        <w:t>omite deliberadamente o registro em CTPS</w:t>
+      </w:r>
+      <w:r>
+        <w:rPr>
+          <w:rFonts w:ascii="Times New Roman" w:hAnsi="Times New Roman" w:cs="Times New Roman"/>
+          <w:b w:val="0"/>
+          <w:i w:val="0"/>
+          <w:sz w:val="24"/>
+        </w:rPr>
+        <w:t xml:space="preserve"> que o próprio Autor ostenta, relativo ao período de 11/03/2026 a 09/04/2026, e cuja existência ele não poderia desconhecer — a CTPS é digital e de consulta imediata pelo próprio trabalhador. A afirmação de que "não foi registrado o contrato de trabalho em sua carteira de trabalho" é, portanto, </w:t>
+      </w:r>
+      <w:r>
+        <w:rPr>
+          <w:rFonts w:ascii="Times New Roman" w:hAnsi="Times New Roman" w:cs="Times New Roman"/>
+          <w:b/>
+          <w:i w:val="0"/>
+          <w:sz w:val="24"/>
+        </w:rPr>
+        <w:t>objetivamente contrária à prova documental</w:t>
+      </w:r>
+      <w:r>
+        <w:rPr>
+          <w:rFonts w:ascii="Times New Roman" w:hAnsi="Times New Roman" w:cs="Times New Roman"/>
+          <w:b w:val="0"/>
+          <w:i w:val="0"/>
+          <w:sz w:val="24"/>
+        </w:rPr>
+        <w:t>, o que se registra para os fins do art. 793-B, II, da CLT, sem prejuízo da apreciação de Vossa Excelência.</w:t>
       </w:r>
     </w:p>
     <w:p/>
@@ -919,11 +1217,11 @@
       <w:r>
         <w:rPr>
           <w:rFonts w:ascii="Times New Roman" w:hAnsi="Times New Roman" w:cs="Times New Roman"/>
-          <w:b/>
-          <w:i w:val="0"/>
-          <w:sz w:val="24"/>
-        </w:rPr>
-        <w:t>III – DO MÉRITO</w:t>
+          <w:b w:val="0"/>
+          <w:i w:val="0"/>
+          <w:sz w:val="24"/>
+        </w:rPr>
+        <w:t>Requer-se a desconsideração dos documentos da inicial como meio de prova dos fatos constitutivos alegados.</w:t>
       </w:r>
     </w:p>
     <w:p/>
@@ -935,11 +1233,11 @@
       <w:r>
         <w:rPr>
           <w:rFonts w:ascii="Times New Roman" w:hAnsi="Times New Roman" w:cs="Times New Roman"/>
-          <w:b w:val="0"/>
-          <w:i w:val="0"/>
-          <w:sz w:val="24"/>
-        </w:rPr>
-        <w:t>Superadas as preliminares, no mérito a presente contestação impugna especificamente cada um dos fatos, fundamentos jurídicos e pedidos formulados na exordial, na forma dos arts. 341 e 342 do CPC c/c art. 769 da CLT, presumindo-se verdadeiros apenas os fatos eventualmente não impugnados de forma específica. Passa-se à impugnação item a item, na ordem dos capítulos da petição inicial.</w:t>
+          <w:b/>
+          <w:i w:val="0"/>
+          <w:sz w:val="24"/>
+        </w:rPr>
+        <w:t>III – DO MÉRITO</w:t>
       </w:r>
     </w:p>
     <w:p/>
@@ -955,7 +1253,7 @@
           <w:i w:val="0"/>
           <w:sz w:val="24"/>
         </w:rPr>
-        <w:t>1. Da Inexistência de Relação de Emprego — Prestação de Serviços Eventual e Autônoma (capítulos 01 e 02 da inicial; pedido "II")</w:t>
+        <w:t>Superadas as preliminares, no mérito a presente contestação impugna especificamente cada um dos fatos, fundamentos jurídicos e pedidos formulados na exordial, na forma dos arts. 341 e 342 do CPC c/c art. 769 da CLT, presumindo-se verdadeiros apenas os fatos eventualmente não impugnados de forma específica. Passa-se à impugnação item a item, na ordem dos capítulos da petição inicial.</w:t>
       </w:r>
     </w:p>
     <w:p/>
@@ -971,7 +1269,7 @@
           <w:i w:val="0"/>
           <w:sz w:val="24"/>
         </w:rPr>
-        <w:t>Alega o Autor ter sido admitido em 10/03/2026, como servente de obras, mediante salário mensal de R$ 2.000,00, com dispensa imotivada em 15/05/2026 e ausência de registro em CTPS.</w:t>
+        <w:t>1. Do Contrato de Trabalho Efetivamente Havido — Registro em CTPS e Contrato de Experiência Extinto pelo Advento do Termo (capítulos 01 e 02 da inicial; pedido "II")</w:t>
       </w:r>
     </w:p>
     <w:p/>
@@ -987,43 +1285,7 @@
           <w:i w:val="0"/>
           <w:sz w:val="24"/>
         </w:rPr>
-        <w:t xml:space="preserve">A narrativa não corresponde à realidade. A Reclamada </w:t>
-      </w:r>
-      <w:r>
-        <w:rPr>
-          <w:rFonts w:ascii="Times New Roman" w:hAnsi="Times New Roman" w:cs="Times New Roman"/>
-          <w:b/>
-          <w:i w:val="0"/>
-          <w:sz w:val="24"/>
-        </w:rPr>
-        <w:t>nunca admitiu o Autor como empregado</w:t>
-      </w:r>
-      <w:r>
-        <w:rPr>
-          <w:rFonts w:ascii="Times New Roman" w:hAnsi="Times New Roman" w:cs="Times New Roman"/>
-          <w:b w:val="0"/>
-          <w:i w:val="0"/>
-          <w:sz w:val="24"/>
-        </w:rPr>
-        <w:t xml:space="preserve">: não houve contratação por prazo indeterminado, não houve pactuação de salário mensal, não houve controle de jornada, não houve exclusividade e não houve subordinação jurídica. Houve, sim, </w:t>
-      </w:r>
-      <w:r>
-        <w:rPr>
-          <w:rFonts w:ascii="Times New Roman" w:hAnsi="Times New Roman" w:cs="Times New Roman"/>
-          <w:b/>
-          <w:i w:val="0"/>
-          <w:sz w:val="24"/>
-        </w:rPr>
-        <w:t>prestação de serviços eventual e autônoma, por tarefa e por diária</w:t>
-      </w:r>
-      <w:r>
-        <w:rPr>
-          <w:rFonts w:ascii="Times New Roman" w:hAnsi="Times New Roman" w:cs="Times New Roman"/>
-          <w:b w:val="0"/>
-          <w:i w:val="0"/>
-          <w:sz w:val="24"/>
-        </w:rPr>
-        <w:t>, remunerada de forma pontual a cada serviço concluído, no exercício de atividade que o Autor organizava com autonomia, sem inserção permanente na dinâmica empresarial — modalidade regida pelo art. 610 do Código Civil, e não pelos arts. 2º e 3º da CLT.</w:t>
+        <w:t>Alega o Autor ter sido admitido em 10/03/2026, sem registro, mediante salário mensal de R$ 2.000,00, e dispensado sem justa causa em 15/05/2026.</w:t>
       </w:r>
     </w:p>
     <w:p/>
@@ -1035,31 +1297,120 @@
       <w:r>
         <w:rPr>
           <w:rFonts w:ascii="Times New Roman" w:hAnsi="Times New Roman" w:cs="Times New Roman"/>
+          <w:b w:val="0"/>
+          <w:i w:val="0"/>
+          <w:sz w:val="24"/>
+        </w:rPr>
+        <w:t xml:space="preserve">A realidade documental é outra, e a Reclamada não a nega — ao contrário, a comprova: o Reclamante </w:t>
+      </w:r>
+      <w:r>
+        <w:rPr>
+          <w:rFonts w:ascii="Times New Roman" w:hAnsi="Times New Roman" w:cs="Times New Roman"/>
           <w:b/>
           <w:i w:val="0"/>
+          <w:sz w:val="24"/>
+        </w:rPr>
+        <w:t>foi contratado e regularmente registrado</w:t>
+      </w:r>
+      <w:r>
+        <w:rPr>
+          <w:rFonts w:ascii="Times New Roman" w:hAnsi="Times New Roman" w:cs="Times New Roman"/>
+          <w:b w:val="0"/>
+          <w:i w:val="0"/>
+          <w:sz w:val="24"/>
+        </w:rPr>
+        <w:t xml:space="preserve">, com anotação na CTPS e na Ficha de Registro de Empregado, no período de </w:t>
+      </w:r>
+      <w:r>
+        <w:rPr>
+          <w:rFonts w:ascii="Times New Roman" w:hAnsi="Times New Roman" w:cs="Times New Roman"/>
+          <w:b/>
+          <w:i w:val="0"/>
+          <w:sz w:val="24"/>
+        </w:rPr>
+        <w:t>11/03/2026 a 09/04/2026</w:t>
+      </w:r>
+      <w:r>
+        <w:rPr>
+          <w:rFonts w:ascii="Times New Roman" w:hAnsi="Times New Roman" w:cs="Times New Roman"/>
+          <w:b w:val="0"/>
+          <w:i w:val="0"/>
+          <w:sz w:val="24"/>
+        </w:rPr>
+        <w:t xml:space="preserve">, sob </w:t>
+      </w:r>
+      <w:r>
+        <w:rPr>
+          <w:rFonts w:ascii="Times New Roman" w:hAnsi="Times New Roman" w:cs="Times New Roman"/>
+          <w:b/>
+          <w:i w:val="0"/>
+          <w:sz w:val="24"/>
+        </w:rPr>
+        <w:t>contrato de experiência</w:t>
+      </w:r>
+      <w:r>
+        <w:rPr>
+          <w:rFonts w:ascii="Times New Roman" w:hAnsi="Times New Roman" w:cs="Times New Roman"/>
+          <w:b w:val="0"/>
+          <w:i w:val="0"/>
+          <w:sz w:val="24"/>
+        </w:rPr>
+        <w:t xml:space="preserve"> escrito e assinado, cuja extinção decorreu do </w:t>
+      </w:r>
+      <w:r>
+        <w:rPr>
+          <w:rFonts w:ascii="Times New Roman" w:hAnsi="Times New Roman" w:cs="Times New Roman"/>
+          <w:b/>
+          <w:i w:val="0"/>
+          <w:sz w:val="24"/>
+        </w:rPr>
+        <w:t>advento do termo final</w:t>
+      </w:r>
+      <w:r>
+        <w:rPr>
+          <w:rFonts w:ascii="Times New Roman" w:hAnsi="Times New Roman" w:cs="Times New Roman"/>
+          <w:b w:val="0"/>
+          <w:i w:val="0"/>
+          <w:sz w:val="24"/>
+        </w:rPr>
+        <w:t xml:space="preserve"> nele ajustado </w:t>
+      </w:r>
+      <w:r>
+        <w:rPr>
+          <w:rFonts w:ascii="Times New Roman" w:hAnsi="Times New Roman" w:cs="Times New Roman"/>
+          <w:b/>
+          <w:i w:val="0"/>
+          <w:sz w:val="24"/>
+        </w:rPr>
+        <w:t>(doc. anexo)</w:t>
+      </w:r>
+      <w:r>
+        <w:rPr>
+          <w:rFonts w:ascii="Times New Roman" w:hAnsi="Times New Roman" w:cs="Times New Roman"/>
+          <w:b w:val="0"/>
+          <w:i w:val="0"/>
+          <w:sz w:val="24"/>
+        </w:rPr>
+        <w:t xml:space="preserve"> </w:t>
+      </w:r>
+      <w:r>
+        <w:rPr>
+          <w:rFonts w:ascii="Times New Roman" w:hAnsi="Times New Roman" w:cs="Times New Roman"/>
+          <w:b/>
+          <w:i w:val="0"/>
           <w:color w:val="FF0000"/>
           <w:sz w:val="24"/>
         </w:rPr>
-        <w:t>[CONFERIR COM O CLIENTE E JUNTAR: relação completa e individualizada de todos os pagamentos feitos ao Autor — data, valor, forma (PIX/caixa) e nº de registro do sistema financeiro (Reg. CX-____ / FC-________), com os respectivos comprovantes. É esta relação, com seu padrão espaçado e irregular, que sustenta a tese de eventualidade; sem ela, a tese é meramente afirmativa.]</w:t>
-      </w:r>
-      <w:r>
-        <w:rPr>
-          <w:rFonts w:ascii="Times New Roman" w:hAnsi="Times New Roman" w:cs="Times New Roman"/>
-          <w:b w:val="0"/>
-          <w:i w:val="0"/>
-          <w:sz w:val="24"/>
-        </w:rPr>
-        <w:t xml:space="preserve"> </w:t>
-      </w:r>
-      <w:r>
-        <w:rPr>
-          <w:rFonts w:ascii="Times New Roman" w:hAnsi="Times New Roman" w:cs="Times New Roman"/>
-          <w:b/>
-          <w:i w:val="0"/>
-          <w:color w:val="FF0000"/>
-          <w:sz w:val="24"/>
-        </w:rPr>
-        <w:t>[doc. anexo — CONFIRMAR JUNTADA]</w:t>
+        <w:t>[doc. anexo — CONFIRMAR JUNTADA: ficha de registro, CTPS Digital, contrato de experiência assinado e TRCT]</w:t>
+      </w:r>
+      <w:r>
+        <w:rPr>
+          <w:rFonts w:ascii="Times New Roman" w:hAnsi="Times New Roman" w:cs="Times New Roman"/>
+          <w:b w:val="0"/>
+          <w:i w:val="0"/>
+          <w:sz w:val="24"/>
+        </w:rPr>
+        <w:t>.</w:t>
       </w:r>
     </w:p>
     <w:p/>
@@ -1075,7 +1426,7 @@
           <w:i w:val="0"/>
           <w:sz w:val="24"/>
         </w:rPr>
-        <w:t xml:space="preserve">Faltam, portanto, os requisitos dos arts. 2º e 3º da CLT, especialmente a </w:t>
+        <w:t xml:space="preserve">O contrato de experiência é modalidade </w:t>
       </w:r>
       <w:r>
         <w:rPr>
@@ -1084,16 +1435,16 @@
           <w:i w:val="0"/>
           <w:sz w:val="24"/>
         </w:rPr>
-        <w:t>não eventualidade</w:t>
-      </w:r>
-      <w:r>
-        <w:rPr>
-          <w:rFonts w:ascii="Times New Roman" w:hAnsi="Times New Roman" w:cs="Times New Roman"/>
-          <w:b w:val="0"/>
-          <w:i w:val="0"/>
-          <w:sz w:val="24"/>
-        </w:rPr>
-        <w:t xml:space="preserve"> e a </w:t>
+        <w:t>expressamente autorizada</w:t>
+      </w:r>
+      <w:r>
+        <w:rPr>
+          <w:rFonts w:ascii="Times New Roman" w:hAnsi="Times New Roman" w:cs="Times New Roman"/>
+          <w:b w:val="0"/>
+          <w:i w:val="0"/>
+          <w:sz w:val="24"/>
+        </w:rPr>
+        <w:t xml:space="preserve"> pelo art. 443, § 2º, "c", da CLT, com prazo máximo de 90 (noventa) dias, na forma do art. 445, parágrafo único, da CLT — limite integralmente observado, já que o pacto durou </w:t>
       </w:r>
       <w:r>
         <w:rPr>
@@ -1102,16 +1453,16 @@
           <w:i w:val="0"/>
           <w:sz w:val="24"/>
         </w:rPr>
-        <w:t>subordinação jurídica</w:t>
-      </w:r>
-      <w:r>
-        <w:rPr>
-          <w:rFonts w:ascii="Times New Roman" w:hAnsi="Times New Roman" w:cs="Times New Roman"/>
-          <w:b w:val="0"/>
-          <w:i w:val="0"/>
-          <w:sz w:val="24"/>
-        </w:rPr>
-        <w:t xml:space="preserve">, cuja demonstração incumbe integralmente ao Autor, por se tratar de </w:t>
+        <w:t>30 (trinta) dias</w:t>
+      </w:r>
+      <w:r>
+        <w:rPr>
+          <w:rFonts w:ascii="Times New Roman" w:hAnsi="Times New Roman" w:cs="Times New Roman"/>
+          <w:b w:val="0"/>
+          <w:i w:val="0"/>
+          <w:sz w:val="24"/>
+        </w:rPr>
+        <w:t xml:space="preserve">. Extinto pelo decurso do prazo, o contrato a termo </w:t>
       </w:r>
       <w:r>
         <w:rPr>
@@ -1120,16 +1471,16 @@
           <w:i w:val="0"/>
           <w:sz w:val="24"/>
         </w:rPr>
-        <w:t>fato constitutivo do seu direito</w:t>
-      </w:r>
-      <w:r>
-        <w:rPr>
-          <w:rFonts w:ascii="Times New Roman" w:hAnsi="Times New Roman" w:cs="Times New Roman"/>
-          <w:b w:val="0"/>
-          <w:i w:val="0"/>
-          <w:sz w:val="24"/>
-        </w:rPr>
-        <w:t xml:space="preserve"> (art. 818, I, da CLT c/c art. 373, I, do CPC). E dele o Autor não se desincumbiu sequer minimamente: não juntou recibo, ordem de serviço, registro de ponto, crachá, mensagem, foto, testemunho documentado ou qualquer outro elemento capaz de indicar a alegada continuidade da prestação entre 10/03/2026 e 15/05/2026.</w:t>
+        <w:t>não gera</w:t>
+      </w:r>
+      <w:r>
+        <w:rPr>
+          <w:rFonts w:ascii="Times New Roman" w:hAnsi="Times New Roman" w:cs="Times New Roman"/>
+          <w:b w:val="0"/>
+          <w:i w:val="0"/>
+          <w:sz w:val="24"/>
+        </w:rPr>
+        <w:t xml:space="preserve"> as verbas próprias da dispensa imotivada, como se verá no item III.3.</w:t>
       </w:r>
     </w:p>
     <w:p/>
@@ -1145,7 +1496,7 @@
           <w:i w:val="0"/>
           <w:sz w:val="24"/>
         </w:rPr>
-        <w:t xml:space="preserve">Ressalte-se que a inicial descreve com riqueza de detalhes uma jornada supostamente cumprida ("de segunda a sexta-feira, além de dois sábados por mês, das 07:30h as 17h, além de realizar sobrejornada habitualmente") e, contraditoriamente, </w:t>
+        <w:t xml:space="preserve">Impugnam-se, assim, </w:t>
       </w:r>
       <w:r>
         <w:rPr>
@@ -1154,16 +1505,16 @@
           <w:i w:val="0"/>
           <w:sz w:val="24"/>
         </w:rPr>
-        <w:t>não formula qualquer pedido de horas extras</w:t>
-      </w:r>
-      <w:r>
-        <w:rPr>
-          <w:rFonts w:ascii="Times New Roman" w:hAnsi="Times New Roman" w:cs="Times New Roman"/>
-          <w:b w:val="0"/>
-          <w:i w:val="0"/>
-          <w:sz w:val="24"/>
-        </w:rPr>
-        <w:t xml:space="preserve"> — nem no capítulo 03, nem no rol de pedidos. Se a jornada extraordinária fosse fato real e habitual, o pedido correspondente seria o primeiro a figurar na peça. A narrativa de jornada existe, na inicial, apenas para emprestar aparência de subordinação a uma prestação que dela carecia.</w:t>
+        <w:t>especificamente</w:t>
+      </w:r>
+      <w:r>
+        <w:rPr>
+          <w:rFonts w:ascii="Times New Roman" w:hAnsi="Times New Roman" w:cs="Times New Roman"/>
+          <w:b w:val="0"/>
+          <w:i w:val="0"/>
+          <w:sz w:val="24"/>
+        </w:rPr>
+        <w:t>:</w:t>
       </w:r>
     </w:p>
     <w:p/>
@@ -1179,7 +1530,7 @@
           <w:i w:val="0"/>
           <w:sz w:val="24"/>
         </w:rPr>
-        <w:t xml:space="preserve">Impugna-se, ainda, </w:t>
+        <w:t xml:space="preserve">a) </w:t>
       </w:r>
       <w:r>
         <w:rPr>
@@ -1188,16 +1539,16 @@
           <w:i w:val="0"/>
           <w:sz w:val="24"/>
         </w:rPr>
-        <w:t>categoricamente</w:t>
-      </w:r>
-      <w:r>
-        <w:rPr>
-          <w:rFonts w:ascii="Times New Roman" w:hAnsi="Times New Roman" w:cs="Times New Roman"/>
-          <w:b w:val="0"/>
-          <w:i w:val="0"/>
-          <w:sz w:val="24"/>
-        </w:rPr>
-        <w:t xml:space="preserve">, o salário mensal de R$ 2.000,00. O valor da contraprestação é fato constitutivo do direito do Autor e não veio amparado em nenhum documento; ao contrário, o único comprovante de pagamento juntado pelo próprio Autor (ID 59a6bef) revela transferência </w:t>
+        <w:t>a data de admissão de 10/03/2026</w:t>
+      </w:r>
+      <w:r>
+        <w:rPr>
+          <w:rFonts w:ascii="Times New Roman" w:hAnsi="Times New Roman" w:cs="Times New Roman"/>
+          <w:b w:val="0"/>
+          <w:i w:val="0"/>
+          <w:sz w:val="24"/>
+        </w:rPr>
+        <w:t xml:space="preserve"> — o registro, o contrato de experiência e a documentação da empresa apontam </w:t>
       </w:r>
       <w:r>
         <w:rPr>
@@ -1206,16 +1557,16 @@
           <w:i w:val="0"/>
           <w:sz w:val="24"/>
         </w:rPr>
-        <w:t>isolada</w:t>
-      </w:r>
-      <w:r>
-        <w:rPr>
-          <w:rFonts w:ascii="Times New Roman" w:hAnsi="Times New Roman" w:cs="Times New Roman"/>
-          <w:b w:val="0"/>
-          <w:i w:val="0"/>
-          <w:sz w:val="24"/>
-        </w:rPr>
-        <w:t>, incompatível com a alegação de remuneração mensal fixa.</w:t>
+        <w:t>11/03/2026</w:t>
+      </w:r>
+      <w:r>
+        <w:rPr>
+          <w:rFonts w:ascii="Times New Roman" w:hAnsi="Times New Roman" w:cs="Times New Roman"/>
+          <w:b w:val="0"/>
+          <w:i w:val="0"/>
+          <w:sz w:val="24"/>
+        </w:rPr>
+        <w:t>, e o Autor não produziu qualquer prova do dia anterior;</w:t>
       </w:r>
     </w:p>
     <w:p/>
@@ -1231,7 +1582,43 @@
           <w:i w:val="0"/>
           <w:sz w:val="24"/>
         </w:rPr>
-        <w:t>Impugnam-se, por fim, as datas de início (10/03/2026) e de término (15/05/2026), igualmente desprovidas de qualquer lastro documental.</w:t>
+        <w:t xml:space="preserve">b) </w:t>
+      </w:r>
+      <w:r>
+        <w:rPr>
+          <w:rFonts w:ascii="Times New Roman" w:hAnsi="Times New Roman" w:cs="Times New Roman"/>
+          <w:b/>
+          <w:i w:val="0"/>
+          <w:sz w:val="24"/>
+        </w:rPr>
+        <w:t>a data de término de 15/05/2026</w:t>
+      </w:r>
+      <w:r>
+        <w:rPr>
+          <w:rFonts w:ascii="Times New Roman" w:hAnsi="Times New Roman" w:cs="Times New Roman"/>
+          <w:b w:val="0"/>
+          <w:i w:val="0"/>
+          <w:sz w:val="24"/>
+        </w:rPr>
+        <w:t xml:space="preserve"> — o contrato de trabalho encerrou-se em </w:t>
+      </w:r>
+      <w:r>
+        <w:rPr>
+          <w:rFonts w:ascii="Times New Roman" w:hAnsi="Times New Roman" w:cs="Times New Roman"/>
+          <w:b/>
+          <w:i w:val="0"/>
+          <w:sz w:val="24"/>
+        </w:rPr>
+        <w:t>09/04/2026</w:t>
+      </w:r>
+      <w:r>
+        <w:rPr>
+          <w:rFonts w:ascii="Times New Roman" w:hAnsi="Times New Roman" w:cs="Times New Roman"/>
+          <w:b w:val="0"/>
+          <w:i w:val="0"/>
+          <w:sz w:val="24"/>
+        </w:rPr>
+        <w:t>, pelo advento do termo;</w:t>
       </w:r>
     </w:p>
     <w:p/>
@@ -1247,7 +1634,7 @@
           <w:i w:val="0"/>
           <w:sz w:val="24"/>
         </w:rPr>
-        <w:t xml:space="preserve">Improcede, por decorrência lógica, o pedido "II", de reconhecimento de vínculo e anotação da CTPS: inexistente a relação de emprego, não há anotação a determinar (art. 29 da CLT). Subsidiariamente, acaso reconhecido algum liame — o que se admite estritamente pelo princípio da eventualidade defensiva (art. 336 do CPC) —, que a anotação observe </w:t>
+        <w:t xml:space="preserve">c) </w:t>
       </w:r>
       <w:r>
         <w:rPr>
@@ -1256,16 +1643,34 @@
           <w:i w:val="0"/>
           <w:sz w:val="24"/>
         </w:rPr>
-        <w:t>rigorosamente</w:t>
-      </w:r>
-      <w:r>
-        <w:rPr>
-          <w:rFonts w:ascii="Times New Roman" w:hAnsi="Times New Roman" w:cs="Times New Roman"/>
-          <w:b w:val="0"/>
-          <w:i w:val="0"/>
-          <w:sz w:val="24"/>
-        </w:rPr>
-        <w:t xml:space="preserve"> o período e a função efetivamente reconhecidos em sentença, com prazo razoável para cumprimento, sem multa diária e com a possibilidade de suprimento pela Secretaria (art. 39, § 1º, da CLT).</w:t>
+        <w:t>a modalidade de extinção</w:t>
+      </w:r>
+      <w:r>
+        <w:rPr>
+          <w:rFonts w:ascii="Times New Roman" w:hAnsi="Times New Roman" w:cs="Times New Roman"/>
+          <w:b w:val="0"/>
+          <w:i w:val="0"/>
+          <w:sz w:val="24"/>
+        </w:rPr>
+        <w:t xml:space="preserve"> — não houve dispensa imotivada, mas </w:t>
+      </w:r>
+      <w:r>
+        <w:rPr>
+          <w:rFonts w:ascii="Times New Roman" w:hAnsi="Times New Roman" w:cs="Times New Roman"/>
+          <w:b/>
+          <w:i w:val="0"/>
+          <w:sz w:val="24"/>
+        </w:rPr>
+        <w:t>término do contrato de experiência</w:t>
+      </w:r>
+      <w:r>
+        <w:rPr>
+          <w:rFonts w:ascii="Times New Roman" w:hAnsi="Times New Roman" w:cs="Times New Roman"/>
+          <w:b w:val="0"/>
+          <w:i w:val="0"/>
+          <w:sz w:val="24"/>
+        </w:rPr>
+        <w:t>;</w:t>
       </w:r>
     </w:p>
     <w:p/>
@@ -1281,7 +1686,44 @@
           <w:i w:val="0"/>
           <w:sz w:val="24"/>
         </w:rPr>
-        <w:t>Caso superada a tese autônoma de prestação de serviços eventuais e autônomos por "bicos" — o que se admite estritamente pelo princípio da eventualidade defensiva (art. 336 do CPC) —, passa-se à contestação pormenorizada de cada verba pleiteada pela parte Autora.</w:t>
+        <w:t xml:space="preserve">d) </w:t>
+      </w:r>
+      <w:r>
+        <w:rPr>
+          <w:rFonts w:ascii="Times New Roman" w:hAnsi="Times New Roman" w:cs="Times New Roman"/>
+          <w:b/>
+          <w:i w:val="0"/>
+          <w:sz w:val="24"/>
+        </w:rPr>
+        <w:t>o salário mensal de R$ 2.000,00</w:t>
+      </w:r>
+      <w:r>
+        <w:rPr>
+          <w:rFonts w:ascii="Times New Roman" w:hAnsi="Times New Roman" w:cs="Times New Roman"/>
+          <w:b w:val="0"/>
+          <w:i w:val="0"/>
+          <w:sz w:val="24"/>
+        </w:rPr>
+        <w:t xml:space="preserve"> — a remuneração efetivamente ajustada e registrada é a que consta da Ficha de Registro e dos recibos de pagamento </w:t>
+      </w:r>
+      <w:r>
+        <w:rPr>
+          <w:rFonts w:ascii="Times New Roman" w:hAnsi="Times New Roman" w:cs="Times New Roman"/>
+          <w:b/>
+          <w:i w:val="0"/>
+          <w:color w:val="FF0000"/>
+          <w:sz w:val="24"/>
+        </w:rPr>
+        <w:t>[CONFERIR SALÁRIO ANOTADO NA CTPS E NA FICHA DE REGISTRO]</w:t>
+      </w:r>
+      <w:r>
+        <w:rPr>
+          <w:rFonts w:ascii="Times New Roman" w:hAnsi="Times New Roman" w:cs="Times New Roman"/>
+          <w:b w:val="0"/>
+          <w:i w:val="0"/>
+          <w:sz w:val="24"/>
+        </w:rPr>
+        <w:t>, sendo o valor da contraprestação fato constitutivo do direito do Autor, que dele não se desincumbiu (art. 818, I, da CLT c/c art. 373, I, do CPC);</w:t>
       </w:r>
     </w:p>
     <w:p/>
@@ -1297,7 +1739,25 @@
           <w:i w:val="0"/>
           <w:sz w:val="24"/>
         </w:rPr>
-        <w:t>2. Das Verbas Rescisórias — Improcedência e Teses Subsidiárias de Contenção (capítulo 03 da inicial; pedido "III")</w:t>
+        <w:t xml:space="preserve">e) </w:t>
+      </w:r>
+      <w:r>
+        <w:rPr>
+          <w:rFonts w:ascii="Times New Roman" w:hAnsi="Times New Roman" w:cs="Times New Roman"/>
+          <w:b/>
+          <w:i w:val="0"/>
+          <w:sz w:val="24"/>
+        </w:rPr>
+        <w:t>a alegação de ausência de registro</w:t>
+      </w:r>
+      <w:r>
+        <w:rPr>
+          <w:rFonts w:ascii="Times New Roman" w:hAnsi="Times New Roman" w:cs="Times New Roman"/>
+          <w:b w:val="0"/>
+          <w:i w:val="0"/>
+          <w:sz w:val="24"/>
+        </w:rPr>
+        <w:t xml:space="preserve"> — desmentida pela própria CTPS do Reclamante.</w:t>
       </w:r>
     </w:p>
     <w:p/>
@@ -1313,7 +1773,7 @@
           <w:i w:val="0"/>
           <w:sz w:val="24"/>
         </w:rPr>
-        <w:t xml:space="preserve">Inexistindo relação de emprego, inexistem verbas rescisórias: saldo de salário, aviso prévio, 13º proporcional, férias proporcionais com 1/3, FGTS, multa de 40%, multa do art. 477, § 8º, guias de FGTS e seguro-desemprego são todos </w:t>
+        <w:t xml:space="preserve">Impugna-se, ainda, a jornada narrada na inicial ("de segunda a sexta-feira, além de dois sábados por mês, das 07:30h as 17h, além de realizar sobrejornada habitualmente"): no período contratual o Autor cumpria a jornada contratada, sem sobrejornada habitual. Registre-se a incoerência: embora a inicial afirme a existência de sobrejornada habitual, </w:t>
       </w:r>
       <w:r>
         <w:rPr>
@@ -1322,16 +1782,16 @@
           <w:i w:val="0"/>
           <w:sz w:val="24"/>
         </w:rPr>
-        <w:t>improcedentes por decorrência lógica</w:t>
-      </w:r>
-      <w:r>
-        <w:rPr>
-          <w:rFonts w:ascii="Times New Roman" w:hAnsi="Times New Roman" w:cs="Times New Roman"/>
-          <w:b w:val="0"/>
-          <w:i w:val="0"/>
-          <w:sz w:val="24"/>
-        </w:rPr>
-        <w:t xml:space="preserve"> da tese principal.</w:t>
+        <w:t>nenhum pedido de horas extras foi formulado</w:t>
+      </w:r>
+      <w:r>
+        <w:rPr>
+          <w:rFonts w:ascii="Times New Roman" w:hAnsi="Times New Roman" w:cs="Times New Roman"/>
+          <w:b w:val="0"/>
+          <w:i w:val="0"/>
+          <w:sz w:val="24"/>
+        </w:rPr>
+        <w:t xml:space="preserve"> — nem no capítulo 03, nem no rol de pedidos —, o que revela que a narrativa de jornada foi inserida apenas para emprestar aparência de subordinação, e não para amparar pretensão real.</w:t>
       </w:r>
     </w:p>
     <w:p/>
@@ -1343,11 +1803,74 @@
       <w:r>
         <w:rPr>
           <w:rFonts w:ascii="Times New Roman" w:hAnsi="Times New Roman" w:cs="Times New Roman"/>
-          <w:b w:val="0"/>
-          <w:i w:val="0"/>
-          <w:sz w:val="24"/>
-        </w:rPr>
-        <w:t>Ainda que assim não se entenda — e o que se sustenta por extrema cautela —, impugnam-se as verbas uma a uma:</w:t>
+          <w:b/>
+          <w:i w:val="0"/>
+          <w:sz w:val="24"/>
+        </w:rPr>
+        <w:t>Quanto ao pedido "II"</w:t>
+      </w:r>
+      <w:r>
+        <w:rPr>
+          <w:rFonts w:ascii="Times New Roman" w:hAnsi="Times New Roman" w:cs="Times New Roman"/>
+          <w:b w:val="0"/>
+          <w:i w:val="0"/>
+          <w:sz w:val="24"/>
+        </w:rPr>
+        <w:t xml:space="preserve">, o reconhecimento de vínculo e a anotação da CTPS estão </w:t>
+      </w:r>
+      <w:r>
+        <w:rPr>
+          <w:rFonts w:ascii="Times New Roman" w:hAnsi="Times New Roman" w:cs="Times New Roman"/>
+          <w:b/>
+          <w:i w:val="0"/>
+          <w:sz w:val="24"/>
+        </w:rPr>
+        <w:t>prejudicados</w:t>
+      </w:r>
+      <w:r>
+        <w:rPr>
+          <w:rFonts w:ascii="Times New Roman" w:hAnsi="Times New Roman" w:cs="Times New Roman"/>
+          <w:b w:val="0"/>
+          <w:i w:val="0"/>
+          <w:sz w:val="24"/>
+        </w:rPr>
+        <w:t xml:space="preserve"> no período de 11/03/2026 a 09/04/2026, porque a anotação </w:t>
+      </w:r>
+      <w:r>
+        <w:rPr>
+          <w:rFonts w:ascii="Times New Roman" w:hAnsi="Times New Roman" w:cs="Times New Roman"/>
+          <w:b/>
+          <w:i w:val="0"/>
+          <w:sz w:val="24"/>
+        </w:rPr>
+        <w:t>já existe</w:t>
+      </w:r>
+      <w:r>
+        <w:rPr>
+          <w:rFonts w:ascii="Times New Roman" w:hAnsi="Times New Roman" w:cs="Times New Roman"/>
+          <w:b w:val="0"/>
+          <w:i w:val="0"/>
+          <w:sz w:val="24"/>
+        </w:rPr>
+        <w:t xml:space="preserve"> e é regular; e são </w:t>
+      </w:r>
+      <w:r>
+        <w:rPr>
+          <w:rFonts w:ascii="Times New Roman" w:hAnsi="Times New Roman" w:cs="Times New Roman"/>
+          <w:b/>
+          <w:i w:val="0"/>
+          <w:sz w:val="24"/>
+        </w:rPr>
+        <w:t>improcedentes</w:t>
+      </w:r>
+      <w:r>
+        <w:rPr>
+          <w:rFonts w:ascii="Times New Roman" w:hAnsi="Times New Roman" w:cs="Times New Roman"/>
+          <w:b w:val="0"/>
+          <w:i w:val="0"/>
+          <w:sz w:val="24"/>
+        </w:rPr>
+        <w:t xml:space="preserve"> quanto ao período posterior, pelas razões do item III.2. Subsidiariamente, acaso este Douto Juízo entenda de determinar qualquer retificação — o que se admite estritamente pelo princípio da eventualidade defensiva (art. 336 do CPC) —, que ela observe rigorosamente o período e a função efetivamente reconhecidos em sentença, com prazo razoável para cumprimento, sem multa diária e com possibilidade de suprimento pela Secretaria (art. 39, § 1º, da CLT).</w:t>
       </w:r>
     </w:p>
     <w:p/>
@@ -1363,97 +1886,7 @@
           <w:i w:val="0"/>
           <w:sz w:val="24"/>
         </w:rPr>
-        <w:t xml:space="preserve">2.1. </w:t>
-      </w:r>
-      <w:r>
-        <w:rPr>
-          <w:rFonts w:ascii="Times New Roman" w:hAnsi="Times New Roman" w:cs="Times New Roman"/>
-          <w:b/>
-          <w:i w:val="0"/>
-          <w:sz w:val="24"/>
-        </w:rPr>
-        <w:t>Da natureza a termo do período alegado — incompatibilidade com o aviso prévio.</w:t>
-      </w:r>
-      <w:r>
-        <w:rPr>
-          <w:rFonts w:ascii="Times New Roman" w:hAnsi="Times New Roman" w:cs="Times New Roman"/>
-          <w:b w:val="0"/>
-          <w:i w:val="0"/>
-          <w:sz w:val="24"/>
-        </w:rPr>
-        <w:t xml:space="preserve"> O próprio Autor delimita a prestação entre 10/03/2026 e 15/05/2026, isto é, </w:t>
-      </w:r>
-      <w:r>
-        <w:rPr>
-          <w:rFonts w:ascii="Times New Roman" w:hAnsi="Times New Roman" w:cs="Times New Roman"/>
-          <w:b/>
-          <w:i w:val="0"/>
-          <w:sz w:val="24"/>
-        </w:rPr>
-        <w:t>67 (sessenta e sete) dias</w:t>
-      </w:r>
-      <w:r>
-        <w:rPr>
-          <w:rFonts w:ascii="Times New Roman" w:hAnsi="Times New Roman" w:cs="Times New Roman"/>
-          <w:b w:val="0"/>
-          <w:i w:val="0"/>
-          <w:sz w:val="24"/>
-        </w:rPr>
-        <w:t xml:space="preserve">, período inferior a 90 dias. Reconhecido eventual liame, ele configuraria, quando muito, </w:t>
-      </w:r>
-      <w:r>
-        <w:rPr>
-          <w:rFonts w:ascii="Times New Roman" w:hAnsi="Times New Roman" w:cs="Times New Roman"/>
-          <w:b/>
-          <w:i w:val="0"/>
-          <w:sz w:val="24"/>
-        </w:rPr>
-        <w:t>contrato de experiência</w:t>
-      </w:r>
-      <w:r>
-        <w:rPr>
-          <w:rFonts w:ascii="Times New Roman" w:hAnsi="Times New Roman" w:cs="Times New Roman"/>
-          <w:b w:val="0"/>
-          <w:i w:val="0"/>
-          <w:sz w:val="24"/>
-        </w:rPr>
-        <w:t xml:space="preserve"> (arts. 443, § 2º, "c", e 445, parágrafo único, da CLT), modalidade </w:t>
-      </w:r>
-      <w:r>
-        <w:rPr>
-          <w:rFonts w:ascii="Times New Roman" w:hAnsi="Times New Roman" w:cs="Times New Roman"/>
-          <w:b/>
-          <w:i w:val="0"/>
-          <w:sz w:val="24"/>
-        </w:rPr>
-        <w:t>a termo</w:t>
-      </w:r>
-      <w:r>
-        <w:rPr>
-          <w:rFonts w:ascii="Times New Roman" w:hAnsi="Times New Roman" w:cs="Times New Roman"/>
-          <w:b w:val="0"/>
-          <w:i w:val="0"/>
-          <w:sz w:val="24"/>
-        </w:rPr>
-        <w:t xml:space="preserve">, na qual é juridicamente incompatível a exigência de </w:t>
-      </w:r>
-      <w:r>
-        <w:rPr>
-          <w:rFonts w:ascii="Times New Roman" w:hAnsi="Times New Roman" w:cs="Times New Roman"/>
-          <w:b/>
-          <w:i w:val="0"/>
-          <w:sz w:val="24"/>
-        </w:rPr>
-        <w:t>aviso prévio indenizado de 30 dias</w:t>
-      </w:r>
-      <w:r>
-        <w:rPr>
-          <w:rFonts w:ascii="Times New Roman" w:hAnsi="Times New Roman" w:cs="Times New Roman"/>
-          <w:b w:val="0"/>
-          <w:i w:val="0"/>
-          <w:sz w:val="24"/>
-        </w:rPr>
-        <w:t>, bem como a projeção desse aviso sobre o 13º salário e as férias proporcionais, tal como pretendido.</w:t>
+        <w:t>2. Do Período Posterior a 09/04/2026 — Prestação Autônoma e Eventual por Empreitada (capítulo 02 da inicial; pedido "II")</w:t>
       </w:r>
     </w:p>
     <w:p/>
@@ -1469,7 +1902,7 @@
           <w:i w:val="0"/>
           <w:sz w:val="24"/>
         </w:rPr>
-        <w:t xml:space="preserve">2.2. </w:t>
+        <w:t xml:space="preserve">Encerrado o contrato de experiência em 09/04/2026, </w:t>
       </w:r>
       <w:r>
         <w:rPr>
@@ -1478,16 +1911,71 @@
           <w:i w:val="0"/>
           <w:sz w:val="24"/>
         </w:rPr>
-        <w:t>Da multa de 40% do FGTS, das guias e do seguro-desemprego.</w:t>
-      </w:r>
-      <w:r>
-        <w:rPr>
-          <w:rFonts w:ascii="Times New Roman" w:hAnsi="Times New Roman" w:cs="Times New Roman"/>
-          <w:b w:val="0"/>
-          <w:i w:val="0"/>
-          <w:sz w:val="24"/>
-        </w:rPr>
-        <w:t xml:space="preserve"> Não reconhecida a dispensa imotivada — que o Autor afirma, mas não prova —, resultam indevidos a multa rescisória de 40% (arts. 18, § 1º, e 20 da Lei nº 8.036/1990) e a habilitação no seguro-desemprego (art. 2º da Lei nº 7.998/1990), benefício, aliás, que depende de requisitos legais próprios cuja implementação o Autor não demonstra.</w:t>
+        <w:t>não houve renovação, prorrogação, nem novo contrato de emprego</w:t>
+      </w:r>
+      <w:r>
+        <w:rPr>
+          <w:rFonts w:ascii="Times New Roman" w:hAnsi="Times New Roman" w:cs="Times New Roman"/>
+          <w:b w:val="0"/>
+          <w:i w:val="0"/>
+          <w:sz w:val="24"/>
+        </w:rPr>
+        <w:t xml:space="preserve">. O que houve, a partir de então, foi </w:t>
+      </w:r>
+      <w:r>
+        <w:rPr>
+          <w:rFonts w:ascii="Times New Roman" w:hAnsi="Times New Roman" w:cs="Times New Roman"/>
+          <w:b/>
+          <w:i w:val="0"/>
+          <w:sz w:val="24"/>
+        </w:rPr>
+        <w:t>prestação de serviços autônoma e eventual, mediante empreitada</w:t>
+      </w:r>
+      <w:r>
+        <w:rPr>
+          <w:rFonts w:ascii="Times New Roman" w:hAnsi="Times New Roman" w:cs="Times New Roman"/>
+          <w:b w:val="0"/>
+          <w:i w:val="0"/>
+          <w:sz w:val="24"/>
+        </w:rPr>
+        <w:t xml:space="preserve">, remunerada por tarefa concluída, sem habitualidade, sem exclusividade, sem pessoalidade obrigatória e sem subordinação jurídica — do que é prova o pagamento de </w:t>
+      </w:r>
+      <w:r>
+        <w:rPr>
+          <w:rFonts w:ascii="Times New Roman" w:hAnsi="Times New Roman" w:cs="Times New Roman"/>
+          <w:b/>
+          <w:i w:val="0"/>
+          <w:sz w:val="24"/>
+        </w:rPr>
+        <w:t>R$ 700,00, efetuado em 19/05/2026 (doc. anexo)</w:t>
+      </w:r>
+      <w:r>
+        <w:rPr>
+          <w:rFonts w:ascii="Times New Roman" w:hAnsi="Times New Roman" w:cs="Times New Roman"/>
+          <w:b w:val="0"/>
+          <w:i w:val="0"/>
+          <w:sz w:val="24"/>
+        </w:rPr>
+        <w:t xml:space="preserve"> </w:t>
+      </w:r>
+      <w:r>
+        <w:rPr>
+          <w:rFonts w:ascii="Times New Roman" w:hAnsi="Times New Roman" w:cs="Times New Roman"/>
+          <w:b/>
+          <w:i w:val="0"/>
+          <w:color w:val="FF0000"/>
+          <w:sz w:val="24"/>
+        </w:rPr>
+        <w:t>[doc. anexo — CONFIRMAR JUNTADA DO COMPROVANTE E DO RECIBO/AJUSTE DE EMPREITADA]</w:t>
+      </w:r>
+      <w:r>
+        <w:rPr>
+          <w:rFonts w:ascii="Times New Roman" w:hAnsi="Times New Roman" w:cs="Times New Roman"/>
+          <w:b w:val="0"/>
+          <w:i w:val="0"/>
+          <w:sz w:val="24"/>
+        </w:rPr>
+        <w:t>.</w:t>
       </w:r>
     </w:p>
     <w:p/>
@@ -1503,98 +1991,7 @@
           <w:i w:val="0"/>
           <w:sz w:val="24"/>
         </w:rPr>
-        <w:t xml:space="preserve">2.3. </w:t>
-      </w:r>
-      <w:r>
-        <w:rPr>
-          <w:rFonts w:ascii="Times New Roman" w:hAnsi="Times New Roman" w:cs="Times New Roman"/>
-          <w:b/>
-          <w:i w:val="0"/>
-          <w:sz w:val="24"/>
-        </w:rPr>
-        <w:t>Das multas dos arts. 467 e 477, § 8º, da CLT.</w:t>
-      </w:r>
-      <w:r>
-        <w:rPr>
-          <w:rFonts w:ascii="Times New Roman" w:hAnsi="Times New Roman" w:cs="Times New Roman"/>
-          <w:b w:val="0"/>
-          <w:i w:val="0"/>
-          <w:sz w:val="24"/>
-        </w:rPr>
-        <w:t xml:space="preserve"> A </w:t>
-      </w:r>
-      <w:r>
-        <w:rPr>
-          <w:rFonts w:ascii="Times New Roman" w:hAnsi="Times New Roman" w:cs="Times New Roman"/>
-          <w:b/>
-          <w:i w:val="0"/>
-          <w:sz w:val="24"/>
-        </w:rPr>
-        <w:t>fundada controvérsia</w:t>
-      </w:r>
-      <w:r>
-        <w:rPr>
-          <w:rFonts w:ascii="Times New Roman" w:hAnsi="Times New Roman" w:cs="Times New Roman"/>
-          <w:b w:val="0"/>
-          <w:i w:val="0"/>
-          <w:sz w:val="24"/>
-        </w:rPr>
-        <w:t xml:space="preserve"> sobre a própria natureza da relação jurídica — prestação eventual autônoma × relação de emprego — afasta a mora patronal e, com ela, a multa do art. 477, § 8º, da CLT, nos termos da </w:t>
-      </w:r>
-      <w:r>
-        <w:rPr>
-          <w:rFonts w:ascii="Times New Roman" w:hAnsi="Times New Roman" w:cs="Times New Roman"/>
-          <w:b/>
-          <w:i w:val="0"/>
-          <w:sz w:val="24"/>
-        </w:rPr>
-        <w:t>Súmula nº 33 do TRT da 4ª Região</w:t>
-      </w:r>
-      <w:r>
-        <w:rPr>
-          <w:rFonts w:ascii="Times New Roman" w:hAnsi="Times New Roman" w:cs="Times New Roman"/>
-          <w:b w:val="0"/>
-          <w:i w:val="0"/>
-          <w:sz w:val="24"/>
-        </w:rPr>
-        <w:t xml:space="preserve"> </w:t>
-      </w:r>
-      <w:r>
-        <w:rPr>
-          <w:rFonts w:ascii="Times New Roman" w:hAnsi="Times New Roman" w:cs="Times New Roman"/>
-          <w:b/>
-          <w:i w:val="0"/>
-          <w:color w:val="FF0000"/>
-          <w:sz w:val="24"/>
-        </w:rPr>
-        <w:t>[CONFERIR TEOR E VIGÊNCIA — súmula regional]</w:t>
-      </w:r>
-      <w:r>
-        <w:rPr>
-          <w:rFonts w:ascii="Times New Roman" w:hAnsi="Times New Roman" w:cs="Times New Roman"/>
-          <w:b w:val="0"/>
-          <w:i w:val="0"/>
-          <w:sz w:val="24"/>
-        </w:rPr>
-        <w:t xml:space="preserve">. Quanto ao art. 467 da CLT, diante da contestação integral e fundamentada de todas as verbas, </w:t>
-      </w:r>
-      <w:r>
-        <w:rPr>
-          <w:rFonts w:ascii="Times New Roman" w:hAnsi="Times New Roman" w:cs="Times New Roman"/>
-          <w:b/>
-          <w:i w:val="0"/>
-          <w:sz w:val="24"/>
-        </w:rPr>
-        <w:t>não há parcela rescisória incontroversa</w:t>
-      </w:r>
-      <w:r>
-        <w:rPr>
-          <w:rFonts w:ascii="Times New Roman" w:hAnsi="Times New Roman" w:cs="Times New Roman"/>
-          <w:b w:val="0"/>
-          <w:i w:val="0"/>
-          <w:sz w:val="24"/>
-        </w:rPr>
-        <w:t xml:space="preserve"> apta a atrair a cominação.</w:t>
+        <w:t>O próprio pagamento desmente a narrativa da inicial em três pontos objetivos:</w:t>
       </w:r>
     </w:p>
     <w:p/>
@@ -1610,7 +2007,7 @@
           <w:i w:val="0"/>
           <w:sz w:val="24"/>
         </w:rPr>
-        <w:t xml:space="preserve">2.4. </w:t>
+        <w:t xml:space="preserve">a) </w:t>
       </w:r>
       <w:r>
         <w:rPr>
@@ -1619,16 +2016,16 @@
           <w:i w:val="0"/>
           <w:sz w:val="24"/>
         </w:rPr>
-        <w:t>Do FGTS.</w:t>
-      </w:r>
-      <w:r>
-        <w:rPr>
-          <w:rFonts w:ascii="Times New Roman" w:hAnsi="Times New Roman" w:cs="Times New Roman"/>
-          <w:b w:val="0"/>
-          <w:i w:val="0"/>
-          <w:sz w:val="24"/>
-        </w:rPr>
-        <w:t xml:space="preserve"> Inexistente vínculo, não há depósito devido. Subsidiariamente, eventual condenação deve limitar-se, estritamente, aos dias de efetiva prestação comprovados nos autos, e não à "toda a contratualidade" alegada.</w:t>
+        <w:t>o valor</w:t>
+      </w:r>
+      <w:r>
+        <w:rPr>
+          <w:rFonts w:ascii="Times New Roman" w:hAnsi="Times New Roman" w:cs="Times New Roman"/>
+          <w:b w:val="0"/>
+          <w:i w:val="0"/>
+          <w:sz w:val="24"/>
+        </w:rPr>
+        <w:t xml:space="preserve"> — R$ 700,00 por serviço concluído é incompatível com a alegação de salário mensal fixo de R$ 2.000,00 continuado até 15/05/2026;</w:t>
       </w:r>
     </w:p>
     <w:p/>
@@ -1644,7 +2041,7 @@
           <w:i w:val="0"/>
           <w:sz w:val="24"/>
         </w:rPr>
-        <w:t xml:space="preserve">2.5. </w:t>
+        <w:t xml:space="preserve">b) </w:t>
       </w:r>
       <w:r>
         <w:rPr>
@@ -1653,16 +2050,16 @@
           <w:i w:val="0"/>
           <w:sz w:val="24"/>
         </w:rPr>
-        <w:t>Da impugnação dos valores.</w:t>
-      </w:r>
-      <w:r>
-        <w:rPr>
-          <w:rFonts w:ascii="Times New Roman" w:hAnsi="Times New Roman" w:cs="Times New Roman"/>
-          <w:b w:val="0"/>
-          <w:i w:val="0"/>
-          <w:sz w:val="24"/>
-        </w:rPr>
-        <w:t xml:space="preserve"> Impugna-se o montante de </w:t>
+        <w:t>a data</w:t>
+      </w:r>
+      <w:r>
+        <w:rPr>
+          <w:rFonts w:ascii="Times New Roman" w:hAnsi="Times New Roman" w:cs="Times New Roman"/>
+          <w:b w:val="0"/>
+          <w:i w:val="0"/>
+          <w:sz w:val="24"/>
+        </w:rPr>
+        <w:t xml:space="preserve"> — o pagamento ocorreu em </w:t>
       </w:r>
       <w:r>
         <w:rPr>
@@ -1671,16 +2068,16 @@
           <w:i w:val="0"/>
           <w:sz w:val="24"/>
         </w:rPr>
-        <w:t>R$ 7.025,33</w:t>
-      </w:r>
-      <w:r>
-        <w:rPr>
-          <w:rFonts w:ascii="Times New Roman" w:hAnsi="Times New Roman" w:cs="Times New Roman"/>
-          <w:b w:val="0"/>
-          <w:i w:val="0"/>
-          <w:sz w:val="24"/>
-        </w:rPr>
-        <w:t xml:space="preserve">, e cada uma de suas parcelas, por ausência de memória de cálculo e por partirem de premissa fática falsa (salário mensal de R$ 2.000,00 e contrato contínuo de 10/03/2026 a 15/05/2026). A própria aritmética da inicial não fecha: os depósitos de FGTS são estimados em "R$ 613,33", conquanto a aplicação do percentual de 8% sobre a soma das parcelas que a própria peça discrimina — salários do período (R$ 4.466,67), aviso prévio (R$ 2.000,00) e 13º proporcional (R$ 500,00), totalizando R$ 6.966,67 — resulte em </w:t>
+        <w:t>19/05/2026</w:t>
+      </w:r>
+      <w:r>
+        <w:rPr>
+          <w:rFonts w:ascii="Times New Roman" w:hAnsi="Times New Roman" w:cs="Times New Roman"/>
+          <w:b w:val="0"/>
+          <w:i w:val="0"/>
+          <w:sz w:val="24"/>
+        </w:rPr>
+        <w:t xml:space="preserve">, isto é, </w:t>
       </w:r>
       <w:r>
         <w:rPr>
@@ -1689,35 +2086,34 @@
           <w:i w:val="0"/>
           <w:sz w:val="24"/>
         </w:rPr>
-        <w:t>R$ 557,33</w:t>
-      </w:r>
-      <w:r>
-        <w:rPr>
-          <w:rFonts w:ascii="Times New Roman" w:hAnsi="Times New Roman" w:cs="Times New Roman"/>
-          <w:b w:val="0"/>
-          <w:i w:val="0"/>
-          <w:sz w:val="24"/>
-        </w:rPr>
-        <w:t xml:space="preserve"> </w:t>
+        <w:t>depois</w:t>
+      </w:r>
+      <w:r>
+        <w:rPr>
+          <w:rFonts w:ascii="Times New Roman" w:hAnsi="Times New Roman" w:cs="Times New Roman"/>
+          <w:b w:val="0"/>
+          <w:i w:val="0"/>
+          <w:sz w:val="24"/>
+        </w:rPr>
+        <w:t xml:space="preserve"> do dia em que o Autor afirma ter sido dispensado (15/05/2026), o que só se explica pela quitação de </w:t>
       </w:r>
       <w:r>
         <w:rPr>
           <w:rFonts w:ascii="Times New Roman" w:hAnsi="Times New Roman" w:cs="Times New Roman"/>
           <w:b/>
           <w:i w:val="0"/>
-          <w:color w:val="FF0000"/>
-          <w:sz w:val="24"/>
-        </w:rPr>
-        <w:t>[CONFERIR CÁLCULO]</w:t>
-      </w:r>
-      <w:r>
-        <w:rPr>
-          <w:rFonts w:ascii="Times New Roman" w:hAnsi="Times New Roman" w:cs="Times New Roman"/>
-          <w:b w:val="0"/>
-          <w:i w:val="0"/>
-          <w:sz w:val="24"/>
-        </w:rPr>
-        <w:t>. O descompasso confirma a ausência de critério e de memória de cálculo, e impõe a impugnação integral da cifra.</w:t>
+          <w:sz w:val="24"/>
+        </w:rPr>
+        <w:t>tarefa concluída</w:t>
+      </w:r>
+      <w:r>
+        <w:rPr>
+          <w:rFonts w:ascii="Times New Roman" w:hAnsi="Times New Roman" w:cs="Times New Roman"/>
+          <w:b w:val="0"/>
+          <w:i w:val="0"/>
+          <w:sz w:val="24"/>
+        </w:rPr>
+        <w:t>, e não por contraprestação de contrato de emprego em curso;</w:t>
       </w:r>
     </w:p>
     <w:p/>
@@ -1733,7 +2129,25 @@
           <w:i w:val="0"/>
           <w:sz w:val="24"/>
         </w:rPr>
-        <w:t>3. Da Alegada Ausência de Cadastramento na RAIS/PIS (capítulo 04 da inicial; pedido "IV")</w:t>
+        <w:t xml:space="preserve">c) </w:t>
+      </w:r>
+      <w:r>
+        <w:rPr>
+          <w:rFonts w:ascii="Times New Roman" w:hAnsi="Times New Roman" w:cs="Times New Roman"/>
+          <w:b/>
+          <w:i w:val="0"/>
+          <w:sz w:val="24"/>
+        </w:rPr>
+        <w:t>a natureza isolada</w:t>
+      </w:r>
+      <w:r>
+        <w:rPr>
+          <w:rFonts w:ascii="Times New Roman" w:hAnsi="Times New Roman" w:cs="Times New Roman"/>
+          <w:b w:val="0"/>
+          <w:i w:val="0"/>
+          <w:sz w:val="24"/>
+        </w:rPr>
+        <w:t xml:space="preserve"> — trata-se de pagamento único e avulso no período, e não de remuneração mensal sucessiva.</w:t>
       </w:r>
     </w:p>
     <w:p/>
@@ -1749,7 +2163,7 @@
           <w:i w:val="0"/>
           <w:sz w:val="24"/>
         </w:rPr>
-        <w:t xml:space="preserve">Pretende o Autor indenização "pela não emissão da RAIS do PIS", no valor de um salário mínimo, que arbitra em R$ 1.512,00 — importe que, aliás, </w:t>
+        <w:t xml:space="preserve">A relação, portanto, rege-se pelo </w:t>
       </w:r>
       <w:r>
         <w:rPr>
@@ -1758,35 +2172,70 @@
           <w:i w:val="0"/>
           <w:sz w:val="24"/>
         </w:rPr>
-        <w:t>não corresponde ao salário mínimo nacional vigente</w:t>
-      </w:r>
-      <w:r>
-        <w:rPr>
-          <w:rFonts w:ascii="Times New Roman" w:hAnsi="Times New Roman" w:cs="Times New Roman"/>
-          <w:b w:val="0"/>
-          <w:i w:val="0"/>
-          <w:sz w:val="24"/>
-        </w:rPr>
-        <w:t xml:space="preserve"> </w:t>
+        <w:t>art. 610 do Código Civil</w:t>
+      </w:r>
+      <w:r>
+        <w:rPr>
+          <w:rFonts w:ascii="Times New Roman" w:hAnsi="Times New Roman" w:cs="Times New Roman"/>
+          <w:b w:val="0"/>
+          <w:i w:val="0"/>
+          <w:sz w:val="24"/>
+        </w:rPr>
+        <w:t xml:space="preserve"> (empreitada), e não pelos arts. 2º e 3º da CLT, dos quais faltam, no período, a </w:t>
       </w:r>
       <w:r>
         <w:rPr>
           <w:rFonts w:ascii="Times New Roman" w:hAnsi="Times New Roman" w:cs="Times New Roman"/>
           <w:b/>
           <w:i w:val="0"/>
-          <w:color w:val="FF0000"/>
-          <w:sz w:val="24"/>
-        </w:rPr>
-        <w:t>[CONFERIR VALOR DO SALÁRIO MÍNIMO EM 2026]</w:t>
-      </w:r>
-      <w:r>
-        <w:rPr>
-          <w:rFonts w:ascii="Times New Roman" w:hAnsi="Times New Roman" w:cs="Times New Roman"/>
-          <w:b w:val="0"/>
-          <w:i w:val="0"/>
-          <w:sz w:val="24"/>
-        </w:rPr>
-        <w:t>, mais um indício do aproveitamento de peça de outro processo e de outro ano.</w:t>
+          <w:sz w:val="24"/>
+        </w:rPr>
+        <w:t>não eventualidade</w:t>
+      </w:r>
+      <w:r>
+        <w:rPr>
+          <w:rFonts w:ascii="Times New Roman" w:hAnsi="Times New Roman" w:cs="Times New Roman"/>
+          <w:b w:val="0"/>
+          <w:i w:val="0"/>
+          <w:sz w:val="24"/>
+        </w:rPr>
+        <w:t xml:space="preserve"> e a </w:t>
+      </w:r>
+      <w:r>
+        <w:rPr>
+          <w:rFonts w:ascii="Times New Roman" w:hAnsi="Times New Roman" w:cs="Times New Roman"/>
+          <w:b/>
+          <w:i w:val="0"/>
+          <w:sz w:val="24"/>
+        </w:rPr>
+        <w:t>subordinação jurídica</w:t>
+      </w:r>
+      <w:r>
+        <w:rPr>
+          <w:rFonts w:ascii="Times New Roman" w:hAnsi="Times New Roman" w:cs="Times New Roman"/>
+          <w:b w:val="0"/>
+          <w:i w:val="0"/>
+          <w:sz w:val="24"/>
+        </w:rPr>
+        <w:t xml:space="preserve">. O ônus de demonstrar os requisitos do vínculo é </w:t>
+      </w:r>
+      <w:r>
+        <w:rPr>
+          <w:rFonts w:ascii="Times New Roman" w:hAnsi="Times New Roman" w:cs="Times New Roman"/>
+          <w:b/>
+          <w:i w:val="0"/>
+          <w:sz w:val="24"/>
+        </w:rPr>
+        <w:t>integralmente do Autor</w:t>
+      </w:r>
+      <w:r>
+        <w:rPr>
+          <w:rFonts w:ascii="Times New Roman" w:hAnsi="Times New Roman" w:cs="Times New Roman"/>
+          <w:b w:val="0"/>
+          <w:i w:val="0"/>
+          <w:sz w:val="24"/>
+        </w:rPr>
+        <w:t>, por se tratar de fato constitutivo do seu direito (art. 818, I, da CLT c/c art. 373, I, do CPC), e dele o Reclamante não se desincumbiu: não juntou recibo, ordem de serviço, controle de ponto, crachá, mensagem ou qualquer elemento que indicasse continuidade da prestação entre 10/04/2026 e 15/05/2026.</w:t>
       </w:r>
     </w:p>
     <w:p/>
@@ -1798,11 +2247,12 @@
       <w:r>
         <w:rPr>
           <w:rFonts w:ascii="Times New Roman" w:hAnsi="Times New Roman" w:cs="Times New Roman"/>
-          <w:b w:val="0"/>
-          <w:i w:val="0"/>
-          <w:sz w:val="24"/>
-        </w:rPr>
-        <w:t>O pedido é improcedente por três fundamentos autônomos:</w:t>
+          <w:b/>
+          <w:i w:val="0"/>
+          <w:color w:val="FF0000"/>
+          <w:sz w:val="24"/>
+        </w:rPr>
+        <w:t>[CONFERIR COM O CLIENTE E JUNTAR, SE HOUVER: relação de eventuais outros pagamentos ao Autor no período posterior a 09/04/2026 — data, valor, forma (PIX/caixa) e nº de registro do sistema financeiro (Reg. CX-____ / FC-________). Havendo mais de um pagamento, discriminá-los todos, com o intervalo entre eles, o que reforça a eventualidade.]</w:t>
       </w:r>
     </w:p>
     <w:p/>
@@ -1818,25 +2268,7 @@
           <w:i w:val="0"/>
           <w:sz w:val="24"/>
         </w:rPr>
-        <w:t xml:space="preserve">a) </w:t>
-      </w:r>
-      <w:r>
-        <w:rPr>
-          <w:rFonts w:ascii="Times New Roman" w:hAnsi="Times New Roman" w:cs="Times New Roman"/>
-          <w:b/>
-          <w:i w:val="0"/>
-          <w:sz w:val="24"/>
-        </w:rPr>
-        <w:t>Inexistência da obrigação.</w:t>
-      </w:r>
-      <w:r>
-        <w:rPr>
-          <w:rFonts w:ascii="Times New Roman" w:hAnsi="Times New Roman" w:cs="Times New Roman"/>
-          <w:b w:val="0"/>
-          <w:i w:val="0"/>
-          <w:sz w:val="24"/>
-        </w:rPr>
-        <w:t xml:space="preserve"> A declaração pressupõe vínculo empregatício, inexistente no caso, conforme item III.1.</w:t>
+        <w:t>Caso superada a tese de que o contrato de trabalho se encerrou em 09/04/2026, pelo advento do termo, e de que a prestação posterior foi autônoma — o que se admite estritamente pelo princípio da eventualidade defensiva (art. 336 do CPC) —, passa-se à contestação pormenorizada de cada verba pleiteada pela parte Autora.</w:t>
       </w:r>
     </w:p>
     <w:p/>
@@ -1852,80 +2284,7 @@
           <w:i w:val="0"/>
           <w:sz w:val="24"/>
         </w:rPr>
-        <w:t xml:space="preserve">b) </w:t>
-      </w:r>
-      <w:r>
-        <w:rPr>
-          <w:rFonts w:ascii="Times New Roman" w:hAnsi="Times New Roman" w:cs="Times New Roman"/>
-          <w:b/>
-          <w:i w:val="0"/>
-          <w:sz w:val="24"/>
-        </w:rPr>
-        <w:t>Ausência dos requisitos legais do abono.</w:t>
-      </w:r>
-      <w:r>
-        <w:rPr>
-          <w:rFonts w:ascii="Times New Roman" w:hAnsi="Times New Roman" w:cs="Times New Roman"/>
-          <w:b w:val="0"/>
-          <w:i w:val="0"/>
-          <w:sz w:val="24"/>
-        </w:rPr>
-        <w:t xml:space="preserve"> O abono salarial do art. 9º da Lei nº 7.998/1990 </w:t>
-      </w:r>
-      <w:r>
-        <w:rPr>
-          <w:rFonts w:ascii="Times New Roman" w:hAnsi="Times New Roman" w:cs="Times New Roman"/>
-          <w:b/>
-          <w:i w:val="0"/>
-          <w:color w:val="FF0000"/>
-          <w:sz w:val="24"/>
-        </w:rPr>
-        <w:t>[CONFERIR REDAÇÃO VIGENTE]</w:t>
-      </w:r>
-      <w:r>
-        <w:rPr>
-          <w:rFonts w:ascii="Times New Roman" w:hAnsi="Times New Roman" w:cs="Times New Roman"/>
-          <w:b w:val="0"/>
-          <w:i w:val="0"/>
-          <w:sz w:val="24"/>
-        </w:rPr>
-        <w:t xml:space="preserve"> exige, cumulativamente, que o trabalhador esteja </w:t>
-      </w:r>
-      <w:r>
-        <w:rPr>
-          <w:rFonts w:ascii="Times New Roman" w:hAnsi="Times New Roman" w:cs="Times New Roman"/>
-          <w:b/>
-          <w:i w:val="0"/>
-          <w:sz w:val="24"/>
-        </w:rPr>
-        <w:t>cadastrado há pelo menos 5 (cinco) anos</w:t>
-      </w:r>
-      <w:r>
-        <w:rPr>
-          <w:rFonts w:ascii="Times New Roman" w:hAnsi="Times New Roman" w:cs="Times New Roman"/>
-          <w:b w:val="0"/>
-          <w:i w:val="0"/>
-          <w:sz w:val="24"/>
-        </w:rPr>
-        <w:t xml:space="preserve"> no PIS/PASEP ou no Cadastro Nacional do Trabalhador, que tenha exercido atividade remunerada por, no mínimo, 30 dias no ano-base e que tenha percebido remuneração média mensal de até dois salários mínimos. O Autor </w:t>
-      </w:r>
-      <w:r>
-        <w:rPr>
-          <w:rFonts w:ascii="Times New Roman" w:hAnsi="Times New Roman" w:cs="Times New Roman"/>
-          <w:b/>
-          <w:i w:val="0"/>
-          <w:sz w:val="24"/>
-        </w:rPr>
-        <w:t>não comprova o cadastro quinquenal</w:t>
-      </w:r>
-      <w:r>
-        <w:rPr>
-          <w:rFonts w:ascii="Times New Roman" w:hAnsi="Times New Roman" w:cs="Times New Roman"/>
-          <w:b w:val="0"/>
-          <w:i w:val="0"/>
-          <w:sz w:val="24"/>
-        </w:rPr>
-        <w:t xml:space="preserve"> — ônus que era exclusivamente seu (art. 818, I, da CLT) — e nada informa a respeito.</w:t>
+        <w:t>3. Das Verbas Rescisórias (capítulo 03 da inicial; pedido "III")</w:t>
       </w:r>
     </w:p>
     <w:p/>
@@ -1941,7 +2300,7 @@
           <w:i w:val="0"/>
           <w:sz w:val="24"/>
         </w:rPr>
-        <w:t xml:space="preserve">c) </w:t>
+        <w:t xml:space="preserve">O pedido "III" postula as verbas próprias da </w:t>
       </w:r>
       <w:r>
         <w:rPr>
@@ -1950,53 +2309,71 @@
           <w:i w:val="0"/>
           <w:sz w:val="24"/>
         </w:rPr>
-        <w:t>Ausência de dano atual.</w:t>
-      </w:r>
-      <w:r>
-        <w:rPr>
-          <w:rFonts w:ascii="Times New Roman" w:hAnsi="Times New Roman" w:cs="Times New Roman"/>
-          <w:b w:val="0"/>
-          <w:i w:val="0"/>
-          <w:sz w:val="24"/>
-        </w:rPr>
-        <w:t xml:space="preserve"> Ainda que houvesse omissão declaratória quanto ao ano-base 2026, o abono correspondente somente seria devido no exercício subsequente ao processamento da declaração </w:t>
+        <w:t>dispensa sem justa causa</w:t>
+      </w:r>
+      <w:r>
+        <w:rPr>
+          <w:rFonts w:ascii="Times New Roman" w:hAnsi="Times New Roman" w:cs="Times New Roman"/>
+          <w:b w:val="0"/>
+          <w:i w:val="0"/>
+          <w:sz w:val="24"/>
+        </w:rPr>
+        <w:t xml:space="preserve"> de um contrato que teria vigorado, sem interrupção, de 10/03/2026 a 15/05/2026. A premissa é falsa: houve </w:t>
       </w:r>
       <w:r>
         <w:rPr>
           <w:rFonts w:ascii="Times New Roman" w:hAnsi="Times New Roman" w:cs="Times New Roman"/>
           <w:b/>
           <w:i w:val="0"/>
+          <w:sz w:val="24"/>
+        </w:rPr>
+        <w:t>contrato de experiência de 11/03/2026 a 09/04/2026, extinto pelo advento do termo</w:t>
+      </w:r>
+      <w:r>
+        <w:rPr>
+          <w:rFonts w:ascii="Times New Roman" w:hAnsi="Times New Roman" w:cs="Times New Roman"/>
+          <w:b w:val="0"/>
+          <w:i w:val="0"/>
+          <w:sz w:val="24"/>
+        </w:rPr>
+        <w:t xml:space="preserve">, cujas verbas rescisórias foram regularmente quitadas no TRCT </w:t>
+      </w:r>
+      <w:r>
+        <w:rPr>
+          <w:rFonts w:ascii="Times New Roman" w:hAnsi="Times New Roman" w:cs="Times New Roman"/>
+          <w:b/>
+          <w:i w:val="0"/>
+          <w:sz w:val="24"/>
+        </w:rPr>
+        <w:t>(doc. anexo)</w:t>
+      </w:r>
+      <w:r>
+        <w:rPr>
+          <w:rFonts w:ascii="Times New Roman" w:hAnsi="Times New Roman" w:cs="Times New Roman"/>
+          <w:b w:val="0"/>
+          <w:i w:val="0"/>
+          <w:sz w:val="24"/>
+        </w:rPr>
+        <w:t xml:space="preserve"> </w:t>
+      </w:r>
+      <w:r>
+        <w:rPr>
+          <w:rFonts w:ascii="Times New Roman" w:hAnsi="Times New Roman" w:cs="Times New Roman"/>
+          <w:b/>
+          <w:i w:val="0"/>
           <w:color w:val="FF0000"/>
           <w:sz w:val="24"/>
         </w:rPr>
-        <w:t>[CONFERIR CALENDÁRIO DO ABONO PARA O ANO-BASE 2026]</w:t>
-      </w:r>
-      <w:r>
-        <w:rPr>
-          <w:rFonts w:ascii="Times New Roman" w:hAnsi="Times New Roman" w:cs="Times New Roman"/>
-          <w:b w:val="0"/>
-          <w:i w:val="0"/>
-          <w:sz w:val="24"/>
-        </w:rPr>
-        <w:t xml:space="preserve">, de sorte que o prejuízo alegado é, no máximo, </w:t>
-      </w:r>
-      <w:r>
-        <w:rPr>
-          <w:rFonts w:ascii="Times New Roman" w:hAnsi="Times New Roman" w:cs="Times New Roman"/>
-          <w:b/>
-          <w:i w:val="0"/>
-          <w:sz w:val="24"/>
-        </w:rPr>
-        <w:t>hipotético e futuro</w:t>
-      </w:r>
-      <w:r>
-        <w:rPr>
-          <w:rFonts w:ascii="Times New Roman" w:hAnsi="Times New Roman" w:cs="Times New Roman"/>
-          <w:b w:val="0"/>
-          <w:i w:val="0"/>
-          <w:sz w:val="24"/>
-        </w:rPr>
-        <w:t xml:space="preserve"> — e dano hipotético não se indeniza (arts. 186 e 927 do Código Civil).</w:t>
+        <w:t>[doc. anexo — CONFIRMAR JUNTADA DO TRCT E DO COMPROVANTE DE PAGAMENTO, COM A RESPECTIVA DATA]</w:t>
+      </w:r>
+      <w:r>
+        <w:rPr>
+          <w:rFonts w:ascii="Times New Roman" w:hAnsi="Times New Roman" w:cs="Times New Roman"/>
+          <w:b w:val="0"/>
+          <w:i w:val="0"/>
+          <w:sz w:val="24"/>
+        </w:rPr>
+        <w:t>.</w:t>
       </w:r>
     </w:p>
     <w:p/>
@@ -2012,25 +2389,7 @@
           <w:i w:val="0"/>
           <w:sz w:val="24"/>
         </w:rPr>
-        <w:t xml:space="preserve">Impugna-se, por fim, o valor de </w:t>
-      </w:r>
-      <w:r>
-        <w:rPr>
-          <w:rFonts w:ascii="Times New Roman" w:hAnsi="Times New Roman" w:cs="Times New Roman"/>
-          <w:b/>
-          <w:i w:val="0"/>
-          <w:sz w:val="24"/>
-        </w:rPr>
-        <w:t>R$ 1.512,00</w:t>
-      </w:r>
-      <w:r>
-        <w:rPr>
-          <w:rFonts w:ascii="Times New Roman" w:hAnsi="Times New Roman" w:cs="Times New Roman"/>
-          <w:b w:val="0"/>
-          <w:i w:val="0"/>
-          <w:sz w:val="24"/>
-        </w:rPr>
-        <w:t>, por ausência de memória de cálculo e de correspondência com o salário mínimo vigente.</w:t>
+        <w:t>Impugnam-se, uma a uma, as parcelas postuladas:</w:t>
       </w:r>
     </w:p>
     <w:p/>
@@ -2046,7 +2405,43 @@
           <w:i w:val="0"/>
           <w:sz w:val="24"/>
         </w:rPr>
-        <w:t>4. Do Adicional de Insalubridade (capítulo 05 da inicial; pedido "V")</w:t>
+        <w:t xml:space="preserve">3.1. </w:t>
+      </w:r>
+      <w:r>
+        <w:rPr>
+          <w:rFonts w:ascii="Times New Roman" w:hAnsi="Times New Roman" w:cs="Times New Roman"/>
+          <w:b/>
+          <w:i w:val="0"/>
+          <w:sz w:val="24"/>
+        </w:rPr>
+        <w:t>Saldo de salário de 15 dias de maio de 2026 (R$ 1.000,00).</w:t>
+      </w:r>
+      <w:r>
+        <w:rPr>
+          <w:rFonts w:ascii="Times New Roman" w:hAnsi="Times New Roman" w:cs="Times New Roman"/>
+          <w:b w:val="0"/>
+          <w:i w:val="0"/>
+          <w:sz w:val="24"/>
+        </w:rPr>
+        <w:t xml:space="preserve"> </w:t>
+      </w:r>
+      <w:r>
+        <w:rPr>
+          <w:rFonts w:ascii="Times New Roman" w:hAnsi="Times New Roman" w:cs="Times New Roman"/>
+          <w:b/>
+          <w:i w:val="0"/>
+          <w:sz w:val="24"/>
+        </w:rPr>
+        <w:t>Indevido.</w:t>
+      </w:r>
+      <w:r>
+        <w:rPr>
+          <w:rFonts w:ascii="Times New Roman" w:hAnsi="Times New Roman" w:cs="Times New Roman"/>
+          <w:b w:val="0"/>
+          <w:i w:val="0"/>
+          <w:sz w:val="24"/>
+        </w:rPr>
+        <w:t xml:space="preserve"> Em maio de 2026 não havia contrato de emprego em vigor — ele se extinguiu em 09/04/2026. Os dias de prestação posteriores foram remunerados por empreitada, na forma do item III.2.</w:t>
       </w:r>
     </w:p>
     <w:p/>
@@ -2062,7 +2457,7 @@
           <w:i w:val="0"/>
           <w:sz w:val="24"/>
         </w:rPr>
-        <w:t xml:space="preserve">4.1. </w:t>
+        <w:t xml:space="preserve">3.2. </w:t>
       </w:r>
       <w:r>
         <w:rPr>
@@ -2071,6 +2466,1190 @@
           <w:i w:val="0"/>
           <w:sz w:val="24"/>
         </w:rPr>
+        <w:t>Aviso prévio indenizado de 30 dias (R$ 2.000,00).</w:t>
+      </w:r>
+      <w:r>
+        <w:rPr>
+          <w:rFonts w:ascii="Times New Roman" w:hAnsi="Times New Roman" w:cs="Times New Roman"/>
+          <w:b w:val="0"/>
+          <w:i w:val="0"/>
+          <w:sz w:val="24"/>
+        </w:rPr>
+        <w:t xml:space="preserve"> </w:t>
+      </w:r>
+      <w:r>
+        <w:rPr>
+          <w:rFonts w:ascii="Times New Roman" w:hAnsi="Times New Roman" w:cs="Times New Roman"/>
+          <w:b/>
+          <w:i w:val="0"/>
+          <w:sz w:val="24"/>
+        </w:rPr>
+        <w:t>Indevido.</w:t>
+      </w:r>
+      <w:r>
+        <w:rPr>
+          <w:rFonts w:ascii="Times New Roman" w:hAnsi="Times New Roman" w:cs="Times New Roman"/>
+          <w:b w:val="0"/>
+          <w:i w:val="0"/>
+          <w:sz w:val="24"/>
+        </w:rPr>
+        <w:t xml:space="preserve"> O contrato de experiência é modalidade </w:t>
+      </w:r>
+      <w:r>
+        <w:rPr>
+          <w:rFonts w:ascii="Times New Roman" w:hAnsi="Times New Roman" w:cs="Times New Roman"/>
+          <w:b/>
+          <w:i w:val="0"/>
+          <w:sz w:val="24"/>
+        </w:rPr>
+        <w:t>a termo</w:t>
+      </w:r>
+      <w:r>
+        <w:rPr>
+          <w:rFonts w:ascii="Times New Roman" w:hAnsi="Times New Roman" w:cs="Times New Roman"/>
+          <w:b w:val="0"/>
+          <w:i w:val="0"/>
+          <w:sz w:val="24"/>
+        </w:rPr>
+        <w:t xml:space="preserve"> (art. 443, § 2º, "c", da CLT), extinta pelo advento do prazo, sendo </w:t>
+      </w:r>
+      <w:r>
+        <w:rPr>
+          <w:rFonts w:ascii="Times New Roman" w:hAnsi="Times New Roman" w:cs="Times New Roman"/>
+          <w:b/>
+          <w:i w:val="0"/>
+          <w:sz w:val="24"/>
+        </w:rPr>
+        <w:t>juridicamente incompatível</w:t>
+      </w:r>
+      <w:r>
+        <w:rPr>
+          <w:rFonts w:ascii="Times New Roman" w:hAnsi="Times New Roman" w:cs="Times New Roman"/>
+          <w:b w:val="0"/>
+          <w:i w:val="0"/>
+          <w:sz w:val="24"/>
+        </w:rPr>
+        <w:t xml:space="preserve"> com a exigência de aviso prévio indenizado, que pressupõe contrato por prazo indeterminado rompido por iniciativa do empregador. Indevida, por consequência, também a </w:t>
+      </w:r>
+      <w:r>
+        <w:rPr>
+          <w:rFonts w:ascii="Times New Roman" w:hAnsi="Times New Roman" w:cs="Times New Roman"/>
+          <w:b/>
+          <w:i w:val="0"/>
+          <w:sz w:val="24"/>
+        </w:rPr>
+        <w:t>projeção do aviso</w:t>
+      </w:r>
+      <w:r>
+        <w:rPr>
+          <w:rFonts w:ascii="Times New Roman" w:hAnsi="Times New Roman" w:cs="Times New Roman"/>
+          <w:b w:val="0"/>
+          <w:i w:val="0"/>
+          <w:sz w:val="24"/>
+        </w:rPr>
+        <w:t xml:space="preserve"> sobre o 13º salário e as férias proporcionais, tal como pretendido na inicial.</w:t>
+      </w:r>
+    </w:p>
+    <w:p/>
+    <w:p>
+      <w:pPr>
+        <w:ind w:firstLine="850"/>
+        <w:jc w:val="both"/>
+      </w:pPr>
+      <w:r>
+        <w:rPr>
+          <w:rFonts w:ascii="Times New Roman" w:hAnsi="Times New Roman" w:cs="Times New Roman"/>
+          <w:b w:val="0"/>
+          <w:i w:val="0"/>
+          <w:sz w:val="24"/>
+        </w:rPr>
+        <w:t xml:space="preserve">3.3. </w:t>
+      </w:r>
+      <w:r>
+        <w:rPr>
+          <w:rFonts w:ascii="Times New Roman" w:hAnsi="Times New Roman" w:cs="Times New Roman"/>
+          <w:b/>
+          <w:i w:val="0"/>
+          <w:sz w:val="24"/>
+        </w:rPr>
+        <w:t>13º salário proporcional (3/12 — R$ 500,00) e férias proporcionais + 1/3 (3/12 — R$ 666,67).</w:t>
+      </w:r>
+      <w:r>
+        <w:rPr>
+          <w:rFonts w:ascii="Times New Roman" w:hAnsi="Times New Roman" w:cs="Times New Roman"/>
+          <w:b w:val="0"/>
+          <w:i w:val="0"/>
+          <w:sz w:val="24"/>
+        </w:rPr>
+        <w:t xml:space="preserve"> </w:t>
+      </w:r>
+      <w:r>
+        <w:rPr>
+          <w:rFonts w:ascii="Times New Roman" w:hAnsi="Times New Roman" w:cs="Times New Roman"/>
+          <w:b/>
+          <w:i w:val="0"/>
+          <w:sz w:val="24"/>
+        </w:rPr>
+        <w:t>Indevidos nos moldes postulados.</w:t>
+      </w:r>
+      <w:r>
+        <w:rPr>
+          <w:rFonts w:ascii="Times New Roman" w:hAnsi="Times New Roman" w:cs="Times New Roman"/>
+          <w:b w:val="0"/>
+          <w:i w:val="0"/>
+          <w:sz w:val="24"/>
+        </w:rPr>
+        <w:t xml:space="preserve"> O contrato durou </w:t>
+      </w:r>
+      <w:r>
+        <w:rPr>
+          <w:rFonts w:ascii="Times New Roman" w:hAnsi="Times New Roman" w:cs="Times New Roman"/>
+          <w:b/>
+          <w:i w:val="0"/>
+          <w:sz w:val="24"/>
+        </w:rPr>
+        <w:t>30 dias</w:t>
+      </w:r>
+      <w:r>
+        <w:rPr>
+          <w:rFonts w:ascii="Times New Roman" w:hAnsi="Times New Roman" w:cs="Times New Roman"/>
+          <w:b w:val="0"/>
+          <w:i w:val="0"/>
+          <w:sz w:val="24"/>
+        </w:rPr>
+        <w:t xml:space="preserve"> (11/03 a 09/04/2026), o que corresponde, quando muito, a </w:t>
+      </w:r>
+      <w:r>
+        <w:rPr>
+          <w:rFonts w:ascii="Times New Roman" w:hAnsi="Times New Roman" w:cs="Times New Roman"/>
+          <w:b/>
+          <w:i w:val="0"/>
+          <w:sz w:val="24"/>
+        </w:rPr>
+        <w:t>1/12</w:t>
+      </w:r>
+      <w:r>
+        <w:rPr>
+          <w:rFonts w:ascii="Times New Roman" w:hAnsi="Times New Roman" w:cs="Times New Roman"/>
+          <w:b w:val="0"/>
+          <w:i w:val="0"/>
+          <w:sz w:val="24"/>
+        </w:rPr>
+        <w:t xml:space="preserve"> de cada parcela — e não a 3/12, avos que só se obtêm somando um período inexistente e a projeção de um aviso prévio incabível. As parcelas devidas pelo contrato de experiência foram </w:t>
+      </w:r>
+      <w:r>
+        <w:rPr>
+          <w:rFonts w:ascii="Times New Roman" w:hAnsi="Times New Roman" w:cs="Times New Roman"/>
+          <w:b/>
+          <w:i w:val="0"/>
+          <w:sz w:val="24"/>
+        </w:rPr>
+        <w:t>quitadas no TRCT</w:t>
+      </w:r>
+      <w:r>
+        <w:rPr>
+          <w:rFonts w:ascii="Times New Roman" w:hAnsi="Times New Roman" w:cs="Times New Roman"/>
+          <w:b w:val="0"/>
+          <w:i w:val="0"/>
+          <w:sz w:val="24"/>
+        </w:rPr>
+        <w:t xml:space="preserve"> </w:t>
+      </w:r>
+      <w:r>
+        <w:rPr>
+          <w:rFonts w:ascii="Times New Roman" w:hAnsi="Times New Roman" w:cs="Times New Roman"/>
+          <w:b/>
+          <w:i w:val="0"/>
+          <w:color w:val="FF0000"/>
+          <w:sz w:val="24"/>
+        </w:rPr>
+        <w:t>[doc. anexo — CONFIRMAR JUNTADA E VALORES]</w:t>
+      </w:r>
+      <w:r>
+        <w:rPr>
+          <w:rFonts w:ascii="Times New Roman" w:hAnsi="Times New Roman" w:cs="Times New Roman"/>
+          <w:b w:val="0"/>
+          <w:i w:val="0"/>
+          <w:sz w:val="24"/>
+        </w:rPr>
+        <w:t xml:space="preserve">, com a consequente </w:t>
+      </w:r>
+      <w:r>
+        <w:rPr>
+          <w:rFonts w:ascii="Times New Roman" w:hAnsi="Times New Roman" w:cs="Times New Roman"/>
+          <w:b/>
+          <w:i w:val="0"/>
+          <w:sz w:val="24"/>
+        </w:rPr>
+        <w:t>dedução</w:t>
+      </w:r>
+      <w:r>
+        <w:rPr>
+          <w:rFonts w:ascii="Times New Roman" w:hAnsi="Times New Roman" w:cs="Times New Roman"/>
+          <w:b w:val="0"/>
+          <w:i w:val="0"/>
+          <w:sz w:val="24"/>
+        </w:rPr>
+        <w:t xml:space="preserve"> de qualquer condenação (art. 767 da CLT).</w:t>
+      </w:r>
+    </w:p>
+    <w:p/>
+    <w:p>
+      <w:pPr>
+        <w:ind w:firstLine="850"/>
+        <w:jc w:val="both"/>
+      </w:pPr>
+      <w:r>
+        <w:rPr>
+          <w:rFonts w:ascii="Times New Roman" w:hAnsi="Times New Roman" w:cs="Times New Roman"/>
+          <w:b w:val="0"/>
+          <w:i w:val="0"/>
+          <w:sz w:val="24"/>
+        </w:rPr>
+        <w:t xml:space="preserve">3.4. </w:t>
+      </w:r>
+      <w:r>
+        <w:rPr>
+          <w:rFonts w:ascii="Times New Roman" w:hAnsi="Times New Roman" w:cs="Times New Roman"/>
+          <w:b/>
+          <w:i w:val="0"/>
+          <w:sz w:val="24"/>
+        </w:rPr>
+        <w:t>Depósitos de FGTS (R$ 613,33), inclusive sobre o aviso prévio.</w:t>
+      </w:r>
+      <w:r>
+        <w:rPr>
+          <w:rFonts w:ascii="Times New Roman" w:hAnsi="Times New Roman" w:cs="Times New Roman"/>
+          <w:b w:val="0"/>
+          <w:i w:val="0"/>
+          <w:sz w:val="24"/>
+        </w:rPr>
+        <w:t xml:space="preserve"> </w:t>
+      </w:r>
+      <w:r>
+        <w:rPr>
+          <w:rFonts w:ascii="Times New Roman" w:hAnsi="Times New Roman" w:cs="Times New Roman"/>
+          <w:b/>
+          <w:i w:val="0"/>
+          <w:sz w:val="24"/>
+        </w:rPr>
+        <w:t>Indevidos nos moldes postulados.</w:t>
+      </w:r>
+      <w:r>
+        <w:rPr>
+          <w:rFonts w:ascii="Times New Roman" w:hAnsi="Times New Roman" w:cs="Times New Roman"/>
+          <w:b w:val="0"/>
+          <w:i w:val="0"/>
+          <w:sz w:val="24"/>
+        </w:rPr>
+        <w:t xml:space="preserve"> Os depósitos referentes ao período contratual foram regularmente recolhidos, conforme extrato analítico e informações do eSocial </w:t>
+      </w:r>
+      <w:r>
+        <w:rPr>
+          <w:rFonts w:ascii="Times New Roman" w:hAnsi="Times New Roman" w:cs="Times New Roman"/>
+          <w:b/>
+          <w:i w:val="0"/>
+          <w:sz w:val="24"/>
+        </w:rPr>
+        <w:t>(doc. anexo)</w:t>
+      </w:r>
+      <w:r>
+        <w:rPr>
+          <w:rFonts w:ascii="Times New Roman" w:hAnsi="Times New Roman" w:cs="Times New Roman"/>
+          <w:b w:val="0"/>
+          <w:i w:val="0"/>
+          <w:sz w:val="24"/>
+        </w:rPr>
+        <w:t xml:space="preserve"> </w:t>
+      </w:r>
+      <w:r>
+        <w:rPr>
+          <w:rFonts w:ascii="Times New Roman" w:hAnsi="Times New Roman" w:cs="Times New Roman"/>
+          <w:b/>
+          <w:i w:val="0"/>
+          <w:color w:val="FF0000"/>
+          <w:sz w:val="24"/>
+        </w:rPr>
+        <w:t>[doc. anexo — CONFIRMAR JUNTADA DO EXTRATO DE FGTS DO PERÍODO — o ônus da prova do recolhimento é da empregadora]</w:t>
+      </w:r>
+      <w:r>
+        <w:rPr>
+          <w:rFonts w:ascii="Times New Roman" w:hAnsi="Times New Roman" w:cs="Times New Roman"/>
+          <w:b w:val="0"/>
+          <w:i w:val="0"/>
+          <w:sz w:val="24"/>
+        </w:rPr>
+        <w:t>. Não há FGTS devido sobre período em que inexistiu contrato de emprego, nem sobre aviso prévio incabível.</w:t>
+      </w:r>
+    </w:p>
+    <w:p/>
+    <w:p>
+      <w:pPr>
+        <w:ind w:firstLine="850"/>
+        <w:jc w:val="both"/>
+      </w:pPr>
+      <w:r>
+        <w:rPr>
+          <w:rFonts w:ascii="Times New Roman" w:hAnsi="Times New Roman" w:cs="Times New Roman"/>
+          <w:b w:val="0"/>
+          <w:i w:val="0"/>
+          <w:sz w:val="24"/>
+        </w:rPr>
+        <w:t xml:space="preserve">Impugna-se, ademais, o próprio valor: a cifra de R$ 613,33 </w:t>
+      </w:r>
+      <w:r>
+        <w:rPr>
+          <w:rFonts w:ascii="Times New Roman" w:hAnsi="Times New Roman" w:cs="Times New Roman"/>
+          <w:b/>
+          <w:i w:val="0"/>
+          <w:sz w:val="24"/>
+        </w:rPr>
+        <w:t>não decorre</w:t>
+      </w:r>
+      <w:r>
+        <w:rPr>
+          <w:rFonts w:ascii="Times New Roman" w:hAnsi="Times New Roman" w:cs="Times New Roman"/>
+          <w:b w:val="0"/>
+          <w:i w:val="0"/>
+          <w:sz w:val="24"/>
+        </w:rPr>
+        <w:t xml:space="preserve"> da aplicação do percentual de 8% sobre as parcelas que a própria inicial discrimina — salários do período alegado (R$ 4.466,67), aviso prévio (R$ 2.000,00) e 13º proporcional (R$ 500,00), totalizando R$ 6.966,67, o que resultaria em </w:t>
+      </w:r>
+      <w:r>
+        <w:rPr>
+          <w:rFonts w:ascii="Times New Roman" w:hAnsi="Times New Roman" w:cs="Times New Roman"/>
+          <w:b/>
+          <w:i w:val="0"/>
+          <w:sz w:val="24"/>
+        </w:rPr>
+        <w:t>R$ 557,33</w:t>
+      </w:r>
+      <w:r>
+        <w:rPr>
+          <w:rFonts w:ascii="Times New Roman" w:hAnsi="Times New Roman" w:cs="Times New Roman"/>
+          <w:b w:val="0"/>
+          <w:i w:val="0"/>
+          <w:sz w:val="24"/>
+        </w:rPr>
+        <w:t xml:space="preserve"> </w:t>
+      </w:r>
+      <w:r>
+        <w:rPr>
+          <w:rFonts w:ascii="Times New Roman" w:hAnsi="Times New Roman" w:cs="Times New Roman"/>
+          <w:b/>
+          <w:i w:val="0"/>
+          <w:color w:val="FF0000"/>
+          <w:sz w:val="24"/>
+        </w:rPr>
+        <w:t>[CONFERIR CÁLCULO]</w:t>
+      </w:r>
+      <w:r>
+        <w:rPr>
+          <w:rFonts w:ascii="Times New Roman" w:hAnsi="Times New Roman" w:cs="Times New Roman"/>
+          <w:b w:val="0"/>
+          <w:i w:val="0"/>
+          <w:sz w:val="24"/>
+        </w:rPr>
+        <w:t xml:space="preserve">. O descompasso confirma a </w:t>
+      </w:r>
+      <w:r>
+        <w:rPr>
+          <w:rFonts w:ascii="Times New Roman" w:hAnsi="Times New Roman" w:cs="Times New Roman"/>
+          <w:b/>
+          <w:i w:val="0"/>
+          <w:sz w:val="24"/>
+        </w:rPr>
+        <w:t>ausência de memória de cálculo</w:t>
+      </w:r>
+      <w:r>
+        <w:rPr>
+          <w:rFonts w:ascii="Times New Roman" w:hAnsi="Times New Roman" w:cs="Times New Roman"/>
+          <w:b w:val="0"/>
+          <w:i w:val="0"/>
+          <w:sz w:val="24"/>
+        </w:rPr>
+        <w:t>.</w:t>
+      </w:r>
+    </w:p>
+    <w:p/>
+    <w:p>
+      <w:pPr>
+        <w:ind w:firstLine="850"/>
+        <w:jc w:val="both"/>
+      </w:pPr>
+      <w:r>
+        <w:rPr>
+          <w:rFonts w:ascii="Times New Roman" w:hAnsi="Times New Roman" w:cs="Times New Roman"/>
+          <w:b w:val="0"/>
+          <w:i w:val="0"/>
+          <w:sz w:val="24"/>
+        </w:rPr>
+        <w:t xml:space="preserve">3.5. </w:t>
+      </w:r>
+      <w:r>
+        <w:rPr>
+          <w:rFonts w:ascii="Times New Roman" w:hAnsi="Times New Roman" w:cs="Times New Roman"/>
+          <w:b/>
+          <w:i w:val="0"/>
+          <w:sz w:val="24"/>
+        </w:rPr>
+        <w:t>Multa de 40% do FGTS (R$ 245,33), entrega das guias e habilitação no seguro-desemprego.</w:t>
+      </w:r>
+      <w:r>
+        <w:rPr>
+          <w:rFonts w:ascii="Times New Roman" w:hAnsi="Times New Roman" w:cs="Times New Roman"/>
+          <w:b w:val="0"/>
+          <w:i w:val="0"/>
+          <w:sz w:val="24"/>
+        </w:rPr>
+        <w:t xml:space="preserve"> </w:t>
+      </w:r>
+      <w:r>
+        <w:rPr>
+          <w:rFonts w:ascii="Times New Roman" w:hAnsi="Times New Roman" w:cs="Times New Roman"/>
+          <w:b/>
+          <w:i w:val="0"/>
+          <w:sz w:val="24"/>
+        </w:rPr>
+        <w:t>Indevidas.</w:t>
+      </w:r>
+      <w:r>
+        <w:rPr>
+          <w:rFonts w:ascii="Times New Roman" w:hAnsi="Times New Roman" w:cs="Times New Roman"/>
+          <w:b w:val="0"/>
+          <w:i w:val="0"/>
+          <w:sz w:val="24"/>
+        </w:rPr>
+        <w:t xml:space="preserve"> A extinção do contrato a termo pelo advento do prazo não enseja a indenização compensatória de 40%, tampouco a liberação das guias, nos termos dos arts. 18, § 1º, e 20 da Lei nº 8.036/1990; e não gera direito ao seguro-desemprego, que pressupõe dispensa sem justa causa (art. 2º da Lei nº 7.998/1990).</w:t>
+      </w:r>
+    </w:p>
+    <w:p/>
+    <w:p>
+      <w:pPr>
+        <w:ind w:firstLine="850"/>
+        <w:jc w:val="both"/>
+      </w:pPr>
+      <w:r>
+        <w:rPr>
+          <w:rFonts w:ascii="Times New Roman" w:hAnsi="Times New Roman" w:cs="Times New Roman"/>
+          <w:b w:val="0"/>
+          <w:i w:val="0"/>
+          <w:sz w:val="24"/>
+        </w:rPr>
+        <w:t xml:space="preserve">3.6. </w:t>
+      </w:r>
+      <w:r>
+        <w:rPr>
+          <w:rFonts w:ascii="Times New Roman" w:hAnsi="Times New Roman" w:cs="Times New Roman"/>
+          <w:b/>
+          <w:i w:val="0"/>
+          <w:sz w:val="24"/>
+        </w:rPr>
+        <w:t>Multa do art. 477, § 8º, da CLT (R$ 2.000,00).</w:t>
+      </w:r>
+      <w:r>
+        <w:rPr>
+          <w:rFonts w:ascii="Times New Roman" w:hAnsi="Times New Roman" w:cs="Times New Roman"/>
+          <w:b w:val="0"/>
+          <w:i w:val="0"/>
+          <w:sz w:val="24"/>
+        </w:rPr>
+        <w:t xml:space="preserve"> </w:t>
+      </w:r>
+      <w:r>
+        <w:rPr>
+          <w:rFonts w:ascii="Times New Roman" w:hAnsi="Times New Roman" w:cs="Times New Roman"/>
+          <w:b/>
+          <w:i w:val="0"/>
+          <w:sz w:val="24"/>
+        </w:rPr>
+        <w:t>Indevida.</w:t>
+      </w:r>
+      <w:r>
+        <w:rPr>
+          <w:rFonts w:ascii="Times New Roman" w:hAnsi="Times New Roman" w:cs="Times New Roman"/>
+          <w:b w:val="0"/>
+          <w:i w:val="0"/>
+          <w:sz w:val="24"/>
+        </w:rPr>
+        <w:t xml:space="preserve"> As verbas rescisórias do contrato de experiência foram pagas </w:t>
+      </w:r>
+      <w:r>
+        <w:rPr>
+          <w:rFonts w:ascii="Times New Roman" w:hAnsi="Times New Roman" w:cs="Times New Roman"/>
+          <w:b/>
+          <w:i w:val="0"/>
+          <w:sz w:val="24"/>
+        </w:rPr>
+        <w:t>no prazo legal</w:t>
+      </w:r>
+      <w:r>
+        <w:rPr>
+          <w:rFonts w:ascii="Times New Roman" w:hAnsi="Times New Roman" w:cs="Times New Roman"/>
+          <w:b w:val="0"/>
+          <w:i w:val="0"/>
+          <w:sz w:val="24"/>
+        </w:rPr>
+        <w:t xml:space="preserve"> </w:t>
+      </w:r>
+      <w:r>
+        <w:rPr>
+          <w:rFonts w:ascii="Times New Roman" w:hAnsi="Times New Roman" w:cs="Times New Roman"/>
+          <w:b/>
+          <w:i w:val="0"/>
+          <w:color w:val="FF0000"/>
+          <w:sz w:val="24"/>
+        </w:rPr>
+        <w:t>[CONFERIR DATA DO PAGAMENTO NO COMPROVANTE E CONFRONTAR COM O ART. 477, § 6º, DA CLT]</w:t>
+      </w:r>
+      <w:r>
+        <w:rPr>
+          <w:rFonts w:ascii="Times New Roman" w:hAnsi="Times New Roman" w:cs="Times New Roman"/>
+          <w:b w:val="0"/>
+          <w:i w:val="0"/>
+          <w:sz w:val="24"/>
+        </w:rPr>
+        <w:t xml:space="preserve">. Ademais, a </w:t>
+      </w:r>
+      <w:r>
+        <w:rPr>
+          <w:rFonts w:ascii="Times New Roman" w:hAnsi="Times New Roman" w:cs="Times New Roman"/>
+          <w:b/>
+          <w:i w:val="0"/>
+          <w:sz w:val="24"/>
+        </w:rPr>
+        <w:t>fundada controvérsia</w:t>
+      </w:r>
+      <w:r>
+        <w:rPr>
+          <w:rFonts w:ascii="Times New Roman" w:hAnsi="Times New Roman" w:cs="Times New Roman"/>
+          <w:b w:val="0"/>
+          <w:i w:val="0"/>
+          <w:sz w:val="24"/>
+        </w:rPr>
+        <w:t xml:space="preserve"> sobre a natureza da relação no período posterior a 09/04/2026 afasta a mora patronal, nos termos da </w:t>
+      </w:r>
+      <w:r>
+        <w:rPr>
+          <w:rFonts w:ascii="Times New Roman" w:hAnsi="Times New Roman" w:cs="Times New Roman"/>
+          <w:b/>
+          <w:i w:val="0"/>
+          <w:sz w:val="24"/>
+        </w:rPr>
+        <w:t>Súmula nº 33 do TRT da 4ª Região</w:t>
+      </w:r>
+      <w:r>
+        <w:rPr>
+          <w:rFonts w:ascii="Times New Roman" w:hAnsi="Times New Roman" w:cs="Times New Roman"/>
+          <w:b w:val="0"/>
+          <w:i w:val="0"/>
+          <w:sz w:val="24"/>
+        </w:rPr>
+        <w:t xml:space="preserve"> </w:t>
+      </w:r>
+      <w:r>
+        <w:rPr>
+          <w:rFonts w:ascii="Times New Roman" w:hAnsi="Times New Roman" w:cs="Times New Roman"/>
+          <w:b/>
+          <w:i w:val="0"/>
+          <w:color w:val="FF0000"/>
+          <w:sz w:val="24"/>
+        </w:rPr>
+        <w:t>[CONFERIR TEOR E VIGÊNCIA — súmula regional]</w:t>
+      </w:r>
+      <w:r>
+        <w:rPr>
+          <w:rFonts w:ascii="Times New Roman" w:hAnsi="Times New Roman" w:cs="Times New Roman"/>
+          <w:b w:val="0"/>
+          <w:i w:val="0"/>
+          <w:sz w:val="24"/>
+        </w:rPr>
+        <w:t>.</w:t>
+      </w:r>
+    </w:p>
+    <w:p/>
+    <w:p>
+      <w:pPr>
+        <w:ind w:firstLine="850"/>
+        <w:jc w:val="both"/>
+      </w:pPr>
+      <w:r>
+        <w:rPr>
+          <w:rFonts w:ascii="Times New Roman" w:hAnsi="Times New Roman" w:cs="Times New Roman"/>
+          <w:b w:val="0"/>
+          <w:i w:val="0"/>
+          <w:sz w:val="24"/>
+        </w:rPr>
+        <w:t xml:space="preserve">3.7. </w:t>
+      </w:r>
+      <w:r>
+        <w:rPr>
+          <w:rFonts w:ascii="Times New Roman" w:hAnsi="Times New Roman" w:cs="Times New Roman"/>
+          <w:b/>
+          <w:i w:val="0"/>
+          <w:sz w:val="24"/>
+        </w:rPr>
+        <w:t>Multa do art. 467 da CLT.</w:t>
+      </w:r>
+      <w:r>
+        <w:rPr>
+          <w:rFonts w:ascii="Times New Roman" w:hAnsi="Times New Roman" w:cs="Times New Roman"/>
+          <w:b w:val="0"/>
+          <w:i w:val="0"/>
+          <w:sz w:val="24"/>
+        </w:rPr>
+        <w:t xml:space="preserve"> </w:t>
+      </w:r>
+      <w:r>
+        <w:rPr>
+          <w:rFonts w:ascii="Times New Roman" w:hAnsi="Times New Roman" w:cs="Times New Roman"/>
+          <w:b/>
+          <w:i w:val="0"/>
+          <w:sz w:val="24"/>
+        </w:rPr>
+        <w:t>Indevida.</w:t>
+      </w:r>
+      <w:r>
+        <w:rPr>
+          <w:rFonts w:ascii="Times New Roman" w:hAnsi="Times New Roman" w:cs="Times New Roman"/>
+          <w:b w:val="0"/>
+          <w:i w:val="0"/>
+          <w:sz w:val="24"/>
+        </w:rPr>
+        <w:t xml:space="preserve"> Diante da contestação integral e fundamentada, </w:t>
+      </w:r>
+      <w:r>
+        <w:rPr>
+          <w:rFonts w:ascii="Times New Roman" w:hAnsi="Times New Roman" w:cs="Times New Roman"/>
+          <w:b/>
+          <w:i w:val="0"/>
+          <w:sz w:val="24"/>
+        </w:rPr>
+        <w:t>não há parcela rescisória incontroversa</w:t>
+      </w:r>
+      <w:r>
+        <w:rPr>
+          <w:rFonts w:ascii="Times New Roman" w:hAnsi="Times New Roman" w:cs="Times New Roman"/>
+          <w:b w:val="0"/>
+          <w:i w:val="0"/>
+          <w:sz w:val="24"/>
+        </w:rPr>
+        <w:t xml:space="preserve"> e impaga apta a atrair a cominação, tendo as verbas do contrato de experiência sido quitadas em época própria.</w:t>
+      </w:r>
+    </w:p>
+    <w:p/>
+    <w:p>
+      <w:pPr>
+        <w:ind w:firstLine="850"/>
+        <w:jc w:val="both"/>
+      </w:pPr>
+      <w:r>
+        <w:rPr>
+          <w:rFonts w:ascii="Times New Roman" w:hAnsi="Times New Roman" w:cs="Times New Roman"/>
+          <w:b w:val="0"/>
+          <w:i w:val="0"/>
+          <w:sz w:val="24"/>
+        </w:rPr>
+        <w:t xml:space="preserve">3.8. </w:t>
+      </w:r>
+      <w:r>
+        <w:rPr>
+          <w:rFonts w:ascii="Times New Roman" w:hAnsi="Times New Roman" w:cs="Times New Roman"/>
+          <w:b/>
+          <w:i w:val="0"/>
+          <w:sz w:val="24"/>
+        </w:rPr>
+        <w:t>Da impugnação do valor total.</w:t>
+      </w:r>
+      <w:r>
+        <w:rPr>
+          <w:rFonts w:ascii="Times New Roman" w:hAnsi="Times New Roman" w:cs="Times New Roman"/>
+          <w:b w:val="0"/>
+          <w:i w:val="0"/>
+          <w:sz w:val="24"/>
+        </w:rPr>
+        <w:t xml:space="preserve"> Impugna-se o montante de </w:t>
+      </w:r>
+      <w:r>
+        <w:rPr>
+          <w:rFonts w:ascii="Times New Roman" w:hAnsi="Times New Roman" w:cs="Times New Roman"/>
+          <w:b/>
+          <w:i w:val="0"/>
+          <w:sz w:val="24"/>
+        </w:rPr>
+        <w:t>R$ 7.025,33</w:t>
+      </w:r>
+      <w:r>
+        <w:rPr>
+          <w:rFonts w:ascii="Times New Roman" w:hAnsi="Times New Roman" w:cs="Times New Roman"/>
+          <w:b w:val="0"/>
+          <w:i w:val="0"/>
+          <w:sz w:val="24"/>
+        </w:rPr>
+        <w:t xml:space="preserve"> e cada uma de suas parcelas, por ausência de memória de cálculo e por partirem de premissas fáticas falsas — salário mensal de R$ 2.000,00, contrato contínuo de 10/03/2026 a 15/05/2026 e dispensa imotivada —, todas desmentidas pelos documentos ora juntados.</w:t>
+      </w:r>
+    </w:p>
+    <w:p/>
+    <w:p>
+      <w:pPr>
+        <w:ind w:firstLine="850"/>
+        <w:jc w:val="both"/>
+      </w:pPr>
+      <w:r>
+        <w:rPr>
+          <w:rFonts w:ascii="Times New Roman" w:hAnsi="Times New Roman" w:cs="Times New Roman"/>
+          <w:b w:val="0"/>
+          <w:i w:val="0"/>
+          <w:sz w:val="24"/>
+        </w:rPr>
+        <w:t>4. Da Alegada Ausência de Cadastramento na RAIS/PIS (capítulo 04 da inicial; pedido "IV")</w:t>
+      </w:r>
+    </w:p>
+    <w:p/>
+    <w:p>
+      <w:pPr>
+        <w:ind w:firstLine="850"/>
+        <w:jc w:val="both"/>
+      </w:pPr>
+      <w:r>
+        <w:rPr>
+          <w:rFonts w:ascii="Times New Roman" w:hAnsi="Times New Roman" w:cs="Times New Roman"/>
+          <w:b w:val="0"/>
+          <w:i w:val="0"/>
+          <w:sz w:val="24"/>
+        </w:rPr>
+        <w:t xml:space="preserve">Pretende o Autor indenização "pela não emissão da RAIS do PIS", no valor de um salário mínimo, que arbitra em R$ 1.512,00 — importe que, aliás, </w:t>
+      </w:r>
+      <w:r>
+        <w:rPr>
+          <w:rFonts w:ascii="Times New Roman" w:hAnsi="Times New Roman" w:cs="Times New Roman"/>
+          <w:b/>
+          <w:i w:val="0"/>
+          <w:sz w:val="24"/>
+        </w:rPr>
+        <w:t>não corresponde ao salário mínimo nacional vigente</w:t>
+      </w:r>
+      <w:r>
+        <w:rPr>
+          <w:rFonts w:ascii="Times New Roman" w:hAnsi="Times New Roman" w:cs="Times New Roman"/>
+          <w:b w:val="0"/>
+          <w:i w:val="0"/>
+          <w:sz w:val="24"/>
+        </w:rPr>
+        <w:t xml:space="preserve"> </w:t>
+      </w:r>
+      <w:r>
+        <w:rPr>
+          <w:rFonts w:ascii="Times New Roman" w:hAnsi="Times New Roman" w:cs="Times New Roman"/>
+          <w:b/>
+          <w:i w:val="0"/>
+          <w:color w:val="FF0000"/>
+          <w:sz w:val="24"/>
+        </w:rPr>
+        <w:t>[CONFERIR VALOR DO SALÁRIO MÍNIMO EM 2026]</w:t>
+      </w:r>
+      <w:r>
+        <w:rPr>
+          <w:rFonts w:ascii="Times New Roman" w:hAnsi="Times New Roman" w:cs="Times New Roman"/>
+          <w:b w:val="0"/>
+          <w:i w:val="0"/>
+          <w:sz w:val="24"/>
+        </w:rPr>
+        <w:t>, mais um indício do aproveitamento de peça de outro processo e de outro ano.</w:t>
+      </w:r>
+    </w:p>
+    <w:p/>
+    <w:p>
+      <w:pPr>
+        <w:ind w:firstLine="850"/>
+        <w:jc w:val="both"/>
+      </w:pPr>
+      <w:r>
+        <w:rPr>
+          <w:rFonts w:ascii="Times New Roman" w:hAnsi="Times New Roman" w:cs="Times New Roman"/>
+          <w:b w:val="0"/>
+          <w:i w:val="0"/>
+          <w:sz w:val="24"/>
+        </w:rPr>
+        <w:t>O pedido é improcedente por fundamentos autônomos:</w:t>
+      </w:r>
+    </w:p>
+    <w:p/>
+    <w:p>
+      <w:pPr>
+        <w:ind w:firstLine="850"/>
+        <w:jc w:val="both"/>
+      </w:pPr>
+      <w:r>
+        <w:rPr>
+          <w:rFonts w:ascii="Times New Roman" w:hAnsi="Times New Roman" w:cs="Times New Roman"/>
+          <w:b w:val="0"/>
+          <w:i w:val="0"/>
+          <w:sz w:val="24"/>
+        </w:rPr>
+        <w:t xml:space="preserve">a) </w:t>
+      </w:r>
+      <w:r>
+        <w:rPr>
+          <w:rFonts w:ascii="Times New Roman" w:hAnsi="Times New Roman" w:cs="Times New Roman"/>
+          <w:b/>
+          <w:i w:val="0"/>
+          <w:sz w:val="24"/>
+        </w:rPr>
+        <w:t>A premissa é falsa.</w:t>
+      </w:r>
+      <w:r>
+        <w:rPr>
+          <w:rFonts w:ascii="Times New Roman" w:hAnsi="Times New Roman" w:cs="Times New Roman"/>
+          <w:b w:val="0"/>
+          <w:i w:val="0"/>
+          <w:sz w:val="24"/>
+        </w:rPr>
+        <w:t xml:space="preserve"> Havendo </w:t>
+      </w:r>
+      <w:r>
+        <w:rPr>
+          <w:rFonts w:ascii="Times New Roman" w:hAnsi="Times New Roman" w:cs="Times New Roman"/>
+          <w:b/>
+          <w:i w:val="0"/>
+          <w:sz w:val="24"/>
+        </w:rPr>
+        <w:t>contrato registrado</w:t>
+      </w:r>
+      <w:r>
+        <w:rPr>
+          <w:rFonts w:ascii="Times New Roman" w:hAnsi="Times New Roman" w:cs="Times New Roman"/>
+          <w:b w:val="0"/>
+          <w:i w:val="0"/>
+          <w:sz w:val="24"/>
+        </w:rPr>
+        <w:t xml:space="preserve"> de 11/03/2026 a 09/04/2026, as informações do vínculo foram prestadas ao Poder Público pelos meios legais </w:t>
+      </w:r>
+      <w:r>
+        <w:rPr>
+          <w:rFonts w:ascii="Times New Roman" w:hAnsi="Times New Roman" w:cs="Times New Roman"/>
+          <w:b/>
+          <w:i w:val="0"/>
+          <w:sz w:val="24"/>
+        </w:rPr>
+        <w:t>(doc. anexo)</w:t>
+      </w:r>
+      <w:r>
+        <w:rPr>
+          <w:rFonts w:ascii="Times New Roman" w:hAnsi="Times New Roman" w:cs="Times New Roman"/>
+          <w:b w:val="0"/>
+          <w:i w:val="0"/>
+          <w:sz w:val="24"/>
+        </w:rPr>
+        <w:t xml:space="preserve"> </w:t>
+      </w:r>
+      <w:r>
+        <w:rPr>
+          <w:rFonts w:ascii="Times New Roman" w:hAnsi="Times New Roman" w:cs="Times New Roman"/>
+          <w:b/>
+          <w:i w:val="0"/>
+          <w:color w:val="FF0000"/>
+          <w:sz w:val="24"/>
+        </w:rPr>
+        <w:t>[doc. anexo — CONFIRMAR JUNTADA DOS EVENTOS DO eSOCIAL/CAGED DO PERÍODO]</w:t>
+      </w:r>
+      <w:r>
+        <w:rPr>
+          <w:rFonts w:ascii="Times New Roman" w:hAnsi="Times New Roman" w:cs="Times New Roman"/>
+          <w:b w:val="0"/>
+          <w:i w:val="0"/>
+          <w:sz w:val="24"/>
+        </w:rPr>
+        <w:t xml:space="preserve">. Registre-se que a RAIS foi </w:t>
+      </w:r>
+      <w:r>
+        <w:rPr>
+          <w:rFonts w:ascii="Times New Roman" w:hAnsi="Times New Roman" w:cs="Times New Roman"/>
+          <w:b/>
+          <w:i w:val="0"/>
+          <w:sz w:val="24"/>
+        </w:rPr>
+        <w:t>substituída</w:t>
+      </w:r>
+      <w:r>
+        <w:rPr>
+          <w:rFonts w:ascii="Times New Roman" w:hAnsi="Times New Roman" w:cs="Times New Roman"/>
+          <w:b w:val="0"/>
+          <w:i w:val="0"/>
+          <w:sz w:val="24"/>
+        </w:rPr>
+        <w:t xml:space="preserve"> pela prestação de informações via eSocial </w:t>
+      </w:r>
+      <w:r>
+        <w:rPr>
+          <w:rFonts w:ascii="Times New Roman" w:hAnsi="Times New Roman" w:cs="Times New Roman"/>
+          <w:b/>
+          <w:i w:val="0"/>
+          <w:color w:val="FF0000"/>
+          <w:sz w:val="24"/>
+        </w:rPr>
+        <w:t>[CONFERIR NORMA E MARCO TEMPORAL DA SUBSTITUIÇÃO]</w:t>
+      </w:r>
+      <w:r>
+        <w:rPr>
+          <w:rFonts w:ascii="Times New Roman" w:hAnsi="Times New Roman" w:cs="Times New Roman"/>
+          <w:b w:val="0"/>
+          <w:i w:val="0"/>
+          <w:sz w:val="24"/>
+        </w:rPr>
+        <w:t>.</w:t>
+      </w:r>
+    </w:p>
+    <w:p/>
+    <w:p>
+      <w:pPr>
+        <w:ind w:firstLine="850"/>
+        <w:jc w:val="both"/>
+      </w:pPr>
+      <w:r>
+        <w:rPr>
+          <w:rFonts w:ascii="Times New Roman" w:hAnsi="Times New Roman" w:cs="Times New Roman"/>
+          <w:b w:val="0"/>
+          <w:i w:val="0"/>
+          <w:sz w:val="24"/>
+        </w:rPr>
+        <w:t xml:space="preserve">b) </w:t>
+      </w:r>
+      <w:r>
+        <w:rPr>
+          <w:rFonts w:ascii="Times New Roman" w:hAnsi="Times New Roman" w:cs="Times New Roman"/>
+          <w:b/>
+          <w:i w:val="0"/>
+          <w:sz w:val="24"/>
+        </w:rPr>
+        <w:t>Ausência dos requisitos legais do abono.</w:t>
+      </w:r>
+      <w:r>
+        <w:rPr>
+          <w:rFonts w:ascii="Times New Roman" w:hAnsi="Times New Roman" w:cs="Times New Roman"/>
+          <w:b w:val="0"/>
+          <w:i w:val="0"/>
+          <w:sz w:val="24"/>
+        </w:rPr>
+        <w:t xml:space="preserve"> O abono salarial do art. 9º da Lei nº 7.998/1990 </w:t>
+      </w:r>
+      <w:r>
+        <w:rPr>
+          <w:rFonts w:ascii="Times New Roman" w:hAnsi="Times New Roman" w:cs="Times New Roman"/>
+          <w:b/>
+          <w:i w:val="0"/>
+          <w:color w:val="FF0000"/>
+          <w:sz w:val="24"/>
+        </w:rPr>
+        <w:t>[CONFERIR REDAÇÃO VIGENTE]</w:t>
+      </w:r>
+      <w:r>
+        <w:rPr>
+          <w:rFonts w:ascii="Times New Roman" w:hAnsi="Times New Roman" w:cs="Times New Roman"/>
+          <w:b w:val="0"/>
+          <w:i w:val="0"/>
+          <w:sz w:val="24"/>
+        </w:rPr>
+        <w:t xml:space="preserve"> exige, cumulativamente, cadastro há pelo menos </w:t>
+      </w:r>
+      <w:r>
+        <w:rPr>
+          <w:rFonts w:ascii="Times New Roman" w:hAnsi="Times New Roman" w:cs="Times New Roman"/>
+          <w:b/>
+          <w:i w:val="0"/>
+          <w:sz w:val="24"/>
+        </w:rPr>
+        <w:t>5 (cinco) anos</w:t>
+      </w:r>
+      <w:r>
+        <w:rPr>
+          <w:rFonts w:ascii="Times New Roman" w:hAnsi="Times New Roman" w:cs="Times New Roman"/>
+          <w:b w:val="0"/>
+          <w:i w:val="0"/>
+          <w:sz w:val="24"/>
+        </w:rPr>
+        <w:t xml:space="preserve"> no PIS/PASEP ou no Cadastro Nacional do Trabalhador, exercício de atividade remunerada por, no mínimo, </w:t>
+      </w:r>
+      <w:r>
+        <w:rPr>
+          <w:rFonts w:ascii="Times New Roman" w:hAnsi="Times New Roman" w:cs="Times New Roman"/>
+          <w:b/>
+          <w:i w:val="0"/>
+          <w:sz w:val="24"/>
+        </w:rPr>
+        <w:t>30 dias no ano-base</w:t>
+      </w:r>
+      <w:r>
+        <w:rPr>
+          <w:rFonts w:ascii="Times New Roman" w:hAnsi="Times New Roman" w:cs="Times New Roman"/>
+          <w:b w:val="0"/>
+          <w:i w:val="0"/>
+          <w:sz w:val="24"/>
+        </w:rPr>
+        <w:t xml:space="preserve">, e remuneração média mensal de até dois salários mínimos. O Autor </w:t>
+      </w:r>
+      <w:r>
+        <w:rPr>
+          <w:rFonts w:ascii="Times New Roman" w:hAnsi="Times New Roman" w:cs="Times New Roman"/>
+          <w:b/>
+          <w:i w:val="0"/>
+          <w:sz w:val="24"/>
+        </w:rPr>
+        <w:t>não comprova o cadastro quinquenal</w:t>
+      </w:r>
+      <w:r>
+        <w:rPr>
+          <w:rFonts w:ascii="Times New Roman" w:hAnsi="Times New Roman" w:cs="Times New Roman"/>
+          <w:b w:val="0"/>
+          <w:i w:val="0"/>
+          <w:sz w:val="24"/>
+        </w:rPr>
+        <w:t xml:space="preserve"> — ônus exclusivamente seu (art. 818, I, da CLT) — e nada informa a respeito.</w:t>
+      </w:r>
+    </w:p>
+    <w:p/>
+    <w:p>
+      <w:pPr>
+        <w:ind w:firstLine="850"/>
+        <w:jc w:val="both"/>
+      </w:pPr>
+      <w:r>
+        <w:rPr>
+          <w:rFonts w:ascii="Times New Roman" w:hAnsi="Times New Roman" w:cs="Times New Roman"/>
+          <w:b w:val="0"/>
+          <w:i w:val="0"/>
+          <w:sz w:val="24"/>
+        </w:rPr>
+        <w:t xml:space="preserve">c) </w:t>
+      </w:r>
+      <w:r>
+        <w:rPr>
+          <w:rFonts w:ascii="Times New Roman" w:hAnsi="Times New Roman" w:cs="Times New Roman"/>
+          <w:b/>
+          <w:i w:val="0"/>
+          <w:sz w:val="24"/>
+        </w:rPr>
+        <w:t>Ausência de dano atual.</w:t>
+      </w:r>
+      <w:r>
+        <w:rPr>
+          <w:rFonts w:ascii="Times New Roman" w:hAnsi="Times New Roman" w:cs="Times New Roman"/>
+          <w:b w:val="0"/>
+          <w:i w:val="0"/>
+          <w:sz w:val="24"/>
+        </w:rPr>
+        <w:t xml:space="preserve"> Ainda que houvesse omissão declaratória quanto ao ano-base 2026, o abono somente seria devido em exercício futuro </w:t>
+      </w:r>
+      <w:r>
+        <w:rPr>
+          <w:rFonts w:ascii="Times New Roman" w:hAnsi="Times New Roman" w:cs="Times New Roman"/>
+          <w:b/>
+          <w:i w:val="0"/>
+          <w:color w:val="FF0000"/>
+          <w:sz w:val="24"/>
+        </w:rPr>
+        <w:t>[CONFERIR CALENDÁRIO DO ABONO PARA O ANO-BASE 2026]</w:t>
+      </w:r>
+      <w:r>
+        <w:rPr>
+          <w:rFonts w:ascii="Times New Roman" w:hAnsi="Times New Roman" w:cs="Times New Roman"/>
+          <w:b w:val="0"/>
+          <w:i w:val="0"/>
+          <w:sz w:val="24"/>
+        </w:rPr>
+        <w:t xml:space="preserve">, de sorte que o prejuízo alegado é, no máximo, </w:t>
+      </w:r>
+      <w:r>
+        <w:rPr>
+          <w:rFonts w:ascii="Times New Roman" w:hAnsi="Times New Roman" w:cs="Times New Roman"/>
+          <w:b/>
+          <w:i w:val="0"/>
+          <w:sz w:val="24"/>
+        </w:rPr>
+        <w:t>hipotético</w:t>
+      </w:r>
+      <w:r>
+        <w:rPr>
+          <w:rFonts w:ascii="Times New Roman" w:hAnsi="Times New Roman" w:cs="Times New Roman"/>
+          <w:b w:val="0"/>
+          <w:i w:val="0"/>
+          <w:sz w:val="24"/>
+        </w:rPr>
+        <w:t xml:space="preserve"> — e dano hipotético não se indeniza (arts. 186 e 927 do Código Civil).</w:t>
+      </w:r>
+    </w:p>
+    <w:p/>
+    <w:p>
+      <w:pPr>
+        <w:ind w:firstLine="850"/>
+        <w:jc w:val="both"/>
+      </w:pPr>
+      <w:r>
+        <w:rPr>
+          <w:rFonts w:ascii="Times New Roman" w:hAnsi="Times New Roman" w:cs="Times New Roman"/>
+          <w:b w:val="0"/>
+          <w:i w:val="0"/>
+          <w:sz w:val="24"/>
+        </w:rPr>
+        <w:t xml:space="preserve">Impugna-se o valor de </w:t>
+      </w:r>
+      <w:r>
+        <w:rPr>
+          <w:rFonts w:ascii="Times New Roman" w:hAnsi="Times New Roman" w:cs="Times New Roman"/>
+          <w:b/>
+          <w:i w:val="0"/>
+          <w:sz w:val="24"/>
+        </w:rPr>
+        <w:t>R$ 1.512,00</w:t>
+      </w:r>
+      <w:r>
+        <w:rPr>
+          <w:rFonts w:ascii="Times New Roman" w:hAnsi="Times New Roman" w:cs="Times New Roman"/>
+          <w:b w:val="0"/>
+          <w:i w:val="0"/>
+          <w:sz w:val="24"/>
+        </w:rPr>
+        <w:t>, por ausência de memória de cálculo e de correspondência com o salário mínimo vigente.</w:t>
+      </w:r>
+    </w:p>
+    <w:p/>
+    <w:p>
+      <w:pPr>
+        <w:ind w:firstLine="850"/>
+        <w:jc w:val="both"/>
+      </w:pPr>
+      <w:r>
+        <w:rPr>
+          <w:rFonts w:ascii="Times New Roman" w:hAnsi="Times New Roman" w:cs="Times New Roman"/>
+          <w:b w:val="0"/>
+          <w:i w:val="0"/>
+          <w:sz w:val="24"/>
+        </w:rPr>
+        <w:t>5. Do Adicional de Insalubridade (capítulo 05 da inicial; pedido "V")</w:t>
+      </w:r>
+    </w:p>
+    <w:p/>
+    <w:p>
+      <w:pPr>
+        <w:ind w:firstLine="850"/>
+        <w:jc w:val="both"/>
+      </w:pPr>
+      <w:r>
+        <w:rPr>
+          <w:rFonts w:ascii="Times New Roman" w:hAnsi="Times New Roman" w:cs="Times New Roman"/>
+          <w:b w:val="0"/>
+          <w:i w:val="0"/>
+          <w:sz w:val="24"/>
+        </w:rPr>
+        <w:t xml:space="preserve">5.1. </w:t>
+      </w:r>
+      <w:r>
+        <w:rPr>
+          <w:rFonts w:ascii="Times New Roman" w:hAnsi="Times New Roman" w:cs="Times New Roman"/>
+          <w:b/>
+          <w:i w:val="0"/>
+          <w:sz w:val="24"/>
+        </w:rPr>
         <w:t>Do contato com cimento — tese vinculante do TST.</w:t>
       </w:r>
       <w:r>
@@ -2080,7 +3659,7 @@
           <w:i w:val="0"/>
           <w:sz w:val="24"/>
         </w:rPr>
-        <w:t xml:space="preserve"> A causa de pedir do tópico assenta-se, em primeiro plano, na "manipulação constante de cimento, cal, argamassa e concreto". Quanto ao cimento, incide a tese jurídica fixada pelo TST no </w:t>
+        <w:t xml:space="preserve"> A causa de pedir assenta-se, em primeiro plano, na "manipulação constante de cimento, cal, argamassa e concreto". Quanto ao cimento, incide a tese jurídica fixada pelo TST no </w:t>
       </w:r>
       <w:r>
         <w:rPr>
@@ -2183,7 +3762,7 @@
           <w:i w:val="0"/>
           <w:sz w:val="24"/>
         </w:rPr>
-        <w:t xml:space="preserve">4.2. </w:t>
+        <w:t xml:space="preserve">5.2. </w:t>
       </w:r>
       <w:r>
         <w:rPr>
@@ -2201,7 +3780,7 @@
           <w:i w:val="0"/>
           <w:sz w:val="24"/>
         </w:rPr>
-        <w:t xml:space="preserve"> Quanto aos demais agentes invocados na inicial (poeira mineral, ruído e umidade), aplica-se o item I da Súmula 448 do TST:</w:t>
+        <w:t xml:space="preserve"> Quanto aos demais agentes invocados (poeira mineral, ruído e umidade), aplica-se o item I da Súmula 448 do TST:</w:t>
       </w:r>
     </w:p>
     <w:p/>
@@ -2305,7 +3884,7 @@
           <w:i w:val="0"/>
           <w:sz w:val="24"/>
         </w:rPr>
-        <w:t>, limitando-se a enumerar agentes em abstrato, o que é insuficiente para o enquadramento normativo exigido.</w:t>
+        <w:t>, limitando-se a enumerar agentes em abstrato.</w:t>
       </w:r>
     </w:p>
     <w:p/>
@@ -2321,7 +3900,7 @@
           <w:i w:val="0"/>
           <w:sz w:val="24"/>
         </w:rPr>
-        <w:t xml:space="preserve">4.3. </w:t>
+        <w:t xml:space="preserve">5.3. </w:t>
       </w:r>
       <w:r>
         <w:rPr>
@@ -2330,16 +3909,16 @@
           <w:i w:val="0"/>
           <w:sz w:val="24"/>
         </w:rPr>
-        <w:t>Da ausência de habitualidade e permanência.</w:t>
-      </w:r>
-      <w:r>
-        <w:rPr>
-          <w:rFonts w:ascii="Times New Roman" w:hAnsi="Times New Roman" w:cs="Times New Roman"/>
-          <w:b w:val="0"/>
-          <w:i w:val="0"/>
-          <w:sz w:val="24"/>
-        </w:rPr>
-        <w:t xml:space="preserve"> A prestação eventual e descontínua, por dias isolados, é incompatível com a exposição </w:t>
+        <w:t>Do período efetivamente contratual e da ausência de habitualidade.</w:t>
+      </w:r>
+      <w:r>
+        <w:rPr>
+          <w:rFonts w:ascii="Times New Roman" w:hAnsi="Times New Roman" w:cs="Times New Roman"/>
+          <w:b w:val="0"/>
+          <w:i w:val="0"/>
+          <w:sz w:val="24"/>
+        </w:rPr>
+        <w:t xml:space="preserve"> O contrato de emprego durou </w:t>
       </w:r>
       <w:r>
         <w:rPr>
@@ -2348,6 +3927,42 @@
           <w:i w:val="0"/>
           <w:sz w:val="24"/>
         </w:rPr>
+        <w:t>30 dias</w:t>
+      </w:r>
+      <w:r>
+        <w:rPr>
+          <w:rFonts w:ascii="Times New Roman" w:hAnsi="Times New Roman" w:cs="Times New Roman"/>
+          <w:b w:val="0"/>
+          <w:i w:val="0"/>
+          <w:sz w:val="24"/>
+        </w:rPr>
+        <w:t xml:space="preserve"> (11/03 a 09/04/2026); a prestação posterior foi </w:t>
+      </w:r>
+      <w:r>
+        <w:rPr>
+          <w:rFonts w:ascii="Times New Roman" w:hAnsi="Times New Roman" w:cs="Times New Roman"/>
+          <w:b/>
+          <w:i w:val="0"/>
+          <w:sz w:val="24"/>
+        </w:rPr>
+        <w:t>autônoma, eventual e por tarefa</w:t>
+      </w:r>
+      <w:r>
+        <w:rPr>
+          <w:rFonts w:ascii="Times New Roman" w:hAnsi="Times New Roman" w:cs="Times New Roman"/>
+          <w:b w:val="0"/>
+          <w:i w:val="0"/>
+          <w:sz w:val="24"/>
+        </w:rPr>
+        <w:t xml:space="preserve">. Não há, portanto, a exposição </w:t>
+      </w:r>
+      <w:r>
+        <w:rPr>
+          <w:rFonts w:ascii="Times New Roman" w:hAnsi="Times New Roman" w:cs="Times New Roman"/>
+          <w:b/>
+          <w:i w:val="0"/>
+          <w:sz w:val="24"/>
+        </w:rPr>
         <w:t>habitual e permanente</w:t>
       </w:r>
       <w:r>
@@ -2357,7 +3972,7 @@
           <w:i w:val="0"/>
           <w:sz w:val="24"/>
         </w:rPr>
-        <w:t xml:space="preserve"> exigida pelo art. 189 da CLT e pelo Quadro nº 1 da NR-15.</w:t>
+        <w:t xml:space="preserve"> exigida pelo art. 189 da CLT e pelo Quadro nº 1 da NR-15, e qualquer apuração deve restringir-se, no máximo, ao período contratual.</w:t>
       </w:r>
     </w:p>
     <w:p/>
@@ -2373,7 +3988,7 @@
           <w:i w:val="0"/>
           <w:sz w:val="24"/>
         </w:rPr>
-        <w:t xml:space="preserve">4.4. </w:t>
+        <w:t xml:space="preserve">5.4. </w:t>
       </w:r>
       <w:r>
         <w:rPr>
@@ -2391,7 +4006,7 @@
           <w:i w:val="0"/>
           <w:sz w:val="24"/>
         </w:rPr>
-        <w:t xml:space="preserve"> A Reclamada fornece e fiscaliza o uso de equipamentos de proteção individual adequados, aptos a neutralizar os agentes eventualmente presentes nas frentes de trabalho, na forma do art. 191, II, da CLT e da </w:t>
+        <w:t xml:space="preserve"> No período contratual a Reclamada forneceu e fiscalizou o uso de equipamentos de proteção individual adequados, aptos a </w:t>
       </w:r>
       <w:r>
         <w:rPr>
@@ -2400,6 +4015,24 @@
           <w:i w:val="0"/>
           <w:sz w:val="24"/>
         </w:rPr>
+        <w:t>neutralizar</w:t>
+      </w:r>
+      <w:r>
+        <w:rPr>
+          <w:rFonts w:ascii="Times New Roman" w:hAnsi="Times New Roman" w:cs="Times New Roman"/>
+          <w:b w:val="0"/>
+          <w:i w:val="0"/>
+          <w:sz w:val="24"/>
+        </w:rPr>
+        <w:t xml:space="preserve"> os agentes eventualmente presentes, na forma do art. 191, II, da CLT e da </w:t>
+      </w:r>
+      <w:r>
+        <w:rPr>
+          <w:rFonts w:ascii="Times New Roman" w:hAnsi="Times New Roman" w:cs="Times New Roman"/>
+          <w:b/>
+          <w:i w:val="0"/>
+          <w:sz w:val="24"/>
+        </w:rPr>
         <w:t>Súmula 80 do TST</w:t>
       </w:r>
       <w:r>
@@ -2438,7 +4071,7 @@
           <w:color w:val="FF0000"/>
           <w:sz w:val="24"/>
         </w:rPr>
-        <w:t>[doc. anexo — CONFIRMAR JUNTADA DAS FICHAS DE ENTREGA DE EPI ASSINADAS, ORDENS DE SERVIÇO DE SEGURANÇA E PGR/PCMSO]</w:t>
+        <w:t>[doc. anexo — CONFIRMAR JUNTADA DAS FICHAS DE ENTREGA DE EPI ASSINADAS PELO AUTOR, DAS ORDENS DE SERVIÇO DE SEGURANÇA E DO PGR/PCMSO]</w:t>
       </w:r>
       <w:r>
         <w:rPr>
@@ -2463,7 +4096,7 @@
           <w:i w:val="0"/>
           <w:sz w:val="24"/>
         </w:rPr>
-        <w:t xml:space="preserve">4.5. </w:t>
+        <w:t xml:space="preserve">5.5. </w:t>
       </w:r>
       <w:r>
         <w:rPr>
@@ -2472,52 +4105,26 @@
           <w:i w:val="0"/>
           <w:sz w:val="24"/>
         </w:rPr>
-        <w:t>Da perícia.</w:t>
-      </w:r>
-      <w:r>
-        <w:rPr>
-          <w:rFonts w:ascii="Times New Roman" w:hAnsi="Times New Roman" w:cs="Times New Roman"/>
-          <w:b w:val="0"/>
-          <w:i w:val="0"/>
-          <w:sz w:val="24"/>
-        </w:rPr>
-        <w:t xml:space="preserve"> A caracterização da insalubridade é matéria eminentemente técnica (art. 195, § 2º, da CLT). A Reclamada </w:t>
+        <w:t>Do eventual adicional já pago.</w:t>
+      </w:r>
+      <w:r>
+        <w:rPr>
+          <w:rFonts w:ascii="Times New Roman" w:hAnsi="Times New Roman" w:cs="Times New Roman"/>
+          <w:b w:val="0"/>
+          <w:i w:val="0"/>
+          <w:sz w:val="24"/>
+        </w:rPr>
+        <w:t xml:space="preserve"> </w:t>
       </w:r>
       <w:r>
         <w:rPr>
           <w:rFonts w:ascii="Times New Roman" w:hAnsi="Times New Roman" w:cs="Times New Roman"/>
           <w:b/>
           <w:i w:val="0"/>
-          <w:sz w:val="24"/>
-        </w:rPr>
-        <w:t>não se opõe</w:t>
-      </w:r>
-      <w:r>
-        <w:rPr>
-          <w:rFonts w:ascii="Times New Roman" w:hAnsi="Times New Roman" w:cs="Times New Roman"/>
-          <w:b w:val="0"/>
-          <w:i w:val="0"/>
-          <w:sz w:val="24"/>
-        </w:rPr>
-        <w:t xml:space="preserve"> à realização da perícia e desde já requer a apresentação de quesitos e a indicação de assistente técnico (art. 465, § 1º, do CPC), reservando-se o direito de impugnar o laudo. Registra-se, contudo, que a generalidade da causa de pedir — sem descrição de tarefas por frente de trabalho, tempo de exposição e período — </w:t>
-      </w:r>
-      <w:r>
-        <w:rPr>
-          <w:rFonts w:ascii="Times New Roman" w:hAnsi="Times New Roman" w:cs="Times New Roman"/>
-          <w:b/>
-          <w:i w:val="0"/>
-          <w:sz w:val="24"/>
-        </w:rPr>
-        <w:t>prejudica a própria perícia</w:t>
-      </w:r>
-      <w:r>
-        <w:rPr>
-          <w:rFonts w:ascii="Times New Roman" w:hAnsi="Times New Roman" w:cs="Times New Roman"/>
-          <w:b w:val="0"/>
-          <w:i w:val="0"/>
-          <w:sz w:val="24"/>
-        </w:rPr>
-        <w:t>, na forma da preliminar do item I.2.</w:t>
+          <w:color w:val="FF0000"/>
+          <w:sz w:val="24"/>
+        </w:rPr>
+        <w:t>[CONFERIR: houve pagamento de adicional de insalubridade em grau médio (20%) nos recibos e no TRCT do período registrado? Em caso positivo, juntar holerite/TRCT, reconhecer expressamente o pagamento e requerer a dedução — jamais negar o que o próprio documento da empresa comprova.]</w:t>
       </w:r>
     </w:p>
     <w:p/>
@@ -2533,7 +4140,7 @@
           <w:i w:val="0"/>
           <w:sz w:val="24"/>
         </w:rPr>
-        <w:t xml:space="preserve">4.6. </w:t>
+        <w:t xml:space="preserve">5.6. </w:t>
       </w:r>
       <w:r>
         <w:rPr>
@@ -2542,16 +4149,16 @@
           <w:i w:val="0"/>
           <w:sz w:val="24"/>
         </w:rPr>
-        <w:t>Subsidiariamente — base de cálculo, grau e proporcionalidade.</w:t>
-      </w:r>
-      <w:r>
-        <w:rPr>
-          <w:rFonts w:ascii="Times New Roman" w:hAnsi="Times New Roman" w:cs="Times New Roman"/>
-          <w:b w:val="0"/>
-          <w:i w:val="0"/>
-          <w:sz w:val="24"/>
-        </w:rPr>
-        <w:t xml:space="preserve"> Acaso deferido o adicional, o que se admite apenas por hipótese: (i) o grau não pode ultrapassar o </w:t>
+        <w:t>Da perícia.</w:t>
+      </w:r>
+      <w:r>
+        <w:rPr>
+          <w:rFonts w:ascii="Times New Roman" w:hAnsi="Times New Roman" w:cs="Times New Roman"/>
+          <w:b w:val="0"/>
+          <w:i w:val="0"/>
+          <w:sz w:val="24"/>
+        </w:rPr>
+        <w:t xml:space="preserve"> A caracterização da insalubridade é matéria eminentemente técnica (art. 195, § 2º, da CLT). A Reclamada </w:t>
       </w:r>
       <w:r>
         <w:rPr>
@@ -2560,108 +4167,16 @@
           <w:i w:val="0"/>
           <w:sz w:val="24"/>
         </w:rPr>
-        <w:t>médio (20%)</w:t>
-      </w:r>
-      <w:r>
-        <w:rPr>
-          <w:rFonts w:ascii="Times New Roman" w:hAnsi="Times New Roman" w:cs="Times New Roman"/>
-          <w:b w:val="0"/>
-          <w:i w:val="0"/>
-          <w:sz w:val="24"/>
-        </w:rPr>
-        <w:t xml:space="preserve">, sendo o grau máximo (40%) manifestamente incabível diante das atividades descritas; (ii) a base de cálculo deve restringir-se ao </w:t>
-      </w:r>
-      <w:r>
-        <w:rPr>
-          <w:rFonts w:ascii="Times New Roman" w:hAnsi="Times New Roman" w:cs="Times New Roman"/>
-          <w:b/>
-          <w:i w:val="0"/>
-          <w:sz w:val="24"/>
-        </w:rPr>
-        <w:t>salário mínimo nacional</w:t>
-      </w:r>
-      <w:r>
-        <w:rPr>
-          <w:rFonts w:ascii="Times New Roman" w:hAnsi="Times New Roman" w:cs="Times New Roman"/>
-          <w:b w:val="0"/>
-          <w:i w:val="0"/>
-          <w:sz w:val="24"/>
-        </w:rPr>
-        <w:t xml:space="preserve">, nos termos da </w:t>
-      </w:r>
-      <w:r>
-        <w:rPr>
-          <w:rFonts w:ascii="Times New Roman" w:hAnsi="Times New Roman" w:cs="Times New Roman"/>
-          <w:b/>
-          <w:i w:val="0"/>
-          <w:sz w:val="24"/>
-        </w:rPr>
-        <w:t>Súmula Vinculante nº 4 do STF</w:t>
-      </w:r>
-      <w:r>
-        <w:rPr>
-          <w:rFonts w:ascii="Times New Roman" w:hAnsi="Times New Roman" w:cs="Times New Roman"/>
-          <w:b w:val="0"/>
-          <w:i w:val="0"/>
-          <w:sz w:val="24"/>
-        </w:rPr>
-        <w:t xml:space="preserve"> </w:t>
-      </w:r>
-      <w:r>
-        <w:rPr>
-          <w:rFonts w:ascii="Times New Roman" w:hAnsi="Times New Roman" w:cs="Times New Roman"/>
-          <w:b/>
-          <w:i w:val="0"/>
-          <w:color w:val="FF0000"/>
-          <w:sz w:val="24"/>
-        </w:rPr>
-        <w:t>[CONFERIR — item sensível: a SV 4 suspendeu a eficácia da Súmula 228 do TST e a matéria segue controvertida]</w:t>
-      </w:r>
-      <w:r>
-        <w:rPr>
-          <w:rFonts w:ascii="Times New Roman" w:hAnsi="Times New Roman" w:cs="Times New Roman"/>
-          <w:b w:val="0"/>
-          <w:i w:val="0"/>
-          <w:sz w:val="24"/>
-        </w:rPr>
-        <w:t xml:space="preserve"> e da cláusula pertinente da CCT da construção civil </w:t>
-      </w:r>
-      <w:r>
-        <w:rPr>
-          <w:rFonts w:ascii="Times New Roman" w:hAnsi="Times New Roman" w:cs="Times New Roman"/>
-          <w:b/>
-          <w:i w:val="0"/>
-          <w:color w:val="FF0000"/>
-          <w:sz w:val="24"/>
-        </w:rPr>
-        <w:t>[CONFERIR CCT VIGENTE NO PERÍODO E CLÁUSULA]</w:t>
-      </w:r>
-      <w:r>
-        <w:rPr>
-          <w:rFonts w:ascii="Times New Roman" w:hAnsi="Times New Roman" w:cs="Times New Roman"/>
-          <w:b w:val="0"/>
-          <w:i w:val="0"/>
-          <w:sz w:val="24"/>
-        </w:rPr>
-        <w:t xml:space="preserve">; (iii) o valor deve ser estritamente proporcional aos dias efetivamente trabalhados e comprovados; e (iv) devem ser </w:t>
-      </w:r>
-      <w:r>
-        <w:rPr>
-          <w:rFonts w:ascii="Times New Roman" w:hAnsi="Times New Roman" w:cs="Times New Roman"/>
-          <w:b/>
-          <w:i w:val="0"/>
-          <w:sz w:val="24"/>
-        </w:rPr>
-        <w:t>deduzidos</w:t>
-      </w:r>
-      <w:r>
-        <w:rPr>
-          <w:rFonts w:ascii="Times New Roman" w:hAnsi="Times New Roman" w:cs="Times New Roman"/>
-          <w:b w:val="0"/>
-          <w:i w:val="0"/>
-          <w:sz w:val="24"/>
-        </w:rPr>
-        <w:t xml:space="preserve"> eventuais valores já pagos a idêntico título (art. 767 da CLT).</w:t>
+        <w:t>não se opõe</w:t>
+      </w:r>
+      <w:r>
+        <w:rPr>
+          <w:rFonts w:ascii="Times New Roman" w:hAnsi="Times New Roman" w:cs="Times New Roman"/>
+          <w:b w:val="0"/>
+          <w:i w:val="0"/>
+          <w:sz w:val="24"/>
+        </w:rPr>
+        <w:t xml:space="preserve"> à realização da perícia e desde já requer a apresentação de quesitos e a indicação de assistente técnico (art. 465, § 1º, do CPC), reservando-se o direito de impugnar o laudo. Registra-se que a generalidade da causa de pedir prejudica a própria perícia, na forma da preliminar do item I.1.</w:t>
       </w:r>
     </w:p>
     <w:p/>
@@ -2677,7 +4192,7 @@
           <w:i w:val="0"/>
           <w:sz w:val="24"/>
         </w:rPr>
-        <w:t xml:space="preserve">4.7. </w:t>
+        <w:t xml:space="preserve">5.7. </w:t>
       </w:r>
       <w:r>
         <w:rPr>
@@ -2686,16 +4201,16 @@
           <w:i w:val="0"/>
           <w:sz w:val="24"/>
         </w:rPr>
-        <w:t>Dos reflexos e do valor.</w:t>
-      </w:r>
-      <w:r>
-        <w:rPr>
-          <w:rFonts w:ascii="Times New Roman" w:hAnsi="Times New Roman" w:cs="Times New Roman"/>
-          <w:b w:val="0"/>
-          <w:i w:val="0"/>
-          <w:sz w:val="24"/>
-        </w:rPr>
-        <w:t xml:space="preserve"> Impugnam-se os reflexos postulados, notadamente o pretendido reflexo </w:t>
+        <w:t>Subsidiariamente — grau, base de cálculo e proporcionalidade.</w:t>
+      </w:r>
+      <w:r>
+        <w:rPr>
+          <w:rFonts w:ascii="Times New Roman" w:hAnsi="Times New Roman" w:cs="Times New Roman"/>
+          <w:b w:val="0"/>
+          <w:i w:val="0"/>
+          <w:sz w:val="24"/>
+        </w:rPr>
+        <w:t xml:space="preserve"> Acaso deferido o adicional, o que se admite apenas por hipótese: (i) o grau não pode ultrapassar o </w:t>
       </w:r>
       <w:r>
         <w:rPr>
@@ -2704,16 +4219,16 @@
           <w:i w:val="0"/>
           <w:sz w:val="24"/>
         </w:rPr>
-        <w:t>sobre horas extras que não foram objeto de pedido</w:t>
-      </w:r>
-      <w:r>
-        <w:rPr>
-          <w:rFonts w:ascii="Times New Roman" w:hAnsi="Times New Roman" w:cs="Times New Roman"/>
-          <w:b w:val="0"/>
-          <w:i w:val="0"/>
-          <w:sz w:val="24"/>
-        </w:rPr>
-        <w:t xml:space="preserve"> nesta ação — postulação que não encontra correspondência em nenhuma parcela da lide. Impugna-se, por fim, o valor de </w:t>
+        <w:t>médio (20%)</w:t>
+      </w:r>
+      <w:r>
+        <w:rPr>
+          <w:rFonts w:ascii="Times New Roman" w:hAnsi="Times New Roman" w:cs="Times New Roman"/>
+          <w:b w:val="0"/>
+          <w:i w:val="0"/>
+          <w:sz w:val="24"/>
+        </w:rPr>
+        <w:t xml:space="preserve">, sendo o grau máximo (40%) manifestamente incabível diante das atividades descritas; (ii) a base de cálculo deve restringir-se ao </w:t>
       </w:r>
       <w:r>
         <w:rPr>
@@ -2722,16 +4237,108 @@
           <w:i w:val="0"/>
           <w:sz w:val="24"/>
         </w:rPr>
-        <w:t>R$ 975,32</w:t>
-      </w:r>
-      <w:r>
-        <w:rPr>
-          <w:rFonts w:ascii="Times New Roman" w:hAnsi="Times New Roman" w:cs="Times New Roman"/>
-          <w:b w:val="0"/>
-          <w:i w:val="0"/>
-          <w:sz w:val="24"/>
-        </w:rPr>
-        <w:t>, apresentado sem qualquer memória de cálculo, sem indicação da base utilizada e sem discriminação das parcelas de reflexo.</w:t>
+        <w:t>salário mínimo nacional</w:t>
+      </w:r>
+      <w:r>
+        <w:rPr>
+          <w:rFonts w:ascii="Times New Roman" w:hAnsi="Times New Roman" w:cs="Times New Roman"/>
+          <w:b w:val="0"/>
+          <w:i w:val="0"/>
+          <w:sz w:val="24"/>
+        </w:rPr>
+        <w:t xml:space="preserve">, nos termos da </w:t>
+      </w:r>
+      <w:r>
+        <w:rPr>
+          <w:rFonts w:ascii="Times New Roman" w:hAnsi="Times New Roman" w:cs="Times New Roman"/>
+          <w:b/>
+          <w:i w:val="0"/>
+          <w:sz w:val="24"/>
+        </w:rPr>
+        <w:t>Súmula Vinculante nº 4 do STF</w:t>
+      </w:r>
+      <w:r>
+        <w:rPr>
+          <w:rFonts w:ascii="Times New Roman" w:hAnsi="Times New Roman" w:cs="Times New Roman"/>
+          <w:b w:val="0"/>
+          <w:i w:val="0"/>
+          <w:sz w:val="24"/>
+        </w:rPr>
+        <w:t xml:space="preserve"> </w:t>
+      </w:r>
+      <w:r>
+        <w:rPr>
+          <w:rFonts w:ascii="Times New Roman" w:hAnsi="Times New Roman" w:cs="Times New Roman"/>
+          <w:b/>
+          <w:i w:val="0"/>
+          <w:color w:val="FF0000"/>
+          <w:sz w:val="24"/>
+        </w:rPr>
+        <w:t>[CONFERIR — item sensível: a SV 4 suspendeu a eficácia da Súmula 228 do TST e a matéria segue controvertida]</w:t>
+      </w:r>
+      <w:r>
+        <w:rPr>
+          <w:rFonts w:ascii="Times New Roman" w:hAnsi="Times New Roman" w:cs="Times New Roman"/>
+          <w:b w:val="0"/>
+          <w:i w:val="0"/>
+          <w:sz w:val="24"/>
+        </w:rPr>
+        <w:t xml:space="preserve"> e da cláusula pertinente da CCT da construção civil </w:t>
+      </w:r>
+      <w:r>
+        <w:rPr>
+          <w:rFonts w:ascii="Times New Roman" w:hAnsi="Times New Roman" w:cs="Times New Roman"/>
+          <w:b/>
+          <w:i w:val="0"/>
+          <w:color w:val="FF0000"/>
+          <w:sz w:val="24"/>
+        </w:rPr>
+        <w:t>[CONFERIR CCT VIGENTE NO PERÍODO E CLÁUSULA]</w:t>
+      </w:r>
+      <w:r>
+        <w:rPr>
+          <w:rFonts w:ascii="Times New Roman" w:hAnsi="Times New Roman" w:cs="Times New Roman"/>
+          <w:b w:val="0"/>
+          <w:i w:val="0"/>
+          <w:sz w:val="24"/>
+        </w:rPr>
+        <w:t xml:space="preserve">; (iii) o valor deve ser </w:t>
+      </w:r>
+      <w:r>
+        <w:rPr>
+          <w:rFonts w:ascii="Times New Roman" w:hAnsi="Times New Roman" w:cs="Times New Roman"/>
+          <w:b/>
+          <w:i w:val="0"/>
+          <w:sz w:val="24"/>
+        </w:rPr>
+        <w:t>estritamente proporcional aos 30 dias de contrato</w:t>
+      </w:r>
+      <w:r>
+        <w:rPr>
+          <w:rFonts w:ascii="Times New Roman" w:hAnsi="Times New Roman" w:cs="Times New Roman"/>
+          <w:b w:val="0"/>
+          <w:i w:val="0"/>
+          <w:sz w:val="24"/>
+        </w:rPr>
+        <w:t xml:space="preserve">; e (iv) devem ser </w:t>
+      </w:r>
+      <w:r>
+        <w:rPr>
+          <w:rFonts w:ascii="Times New Roman" w:hAnsi="Times New Roman" w:cs="Times New Roman"/>
+          <w:b/>
+          <w:i w:val="0"/>
+          <w:sz w:val="24"/>
+        </w:rPr>
+        <w:t>deduzidos</w:t>
+      </w:r>
+      <w:r>
+        <w:rPr>
+          <w:rFonts w:ascii="Times New Roman" w:hAnsi="Times New Roman" w:cs="Times New Roman"/>
+          <w:b w:val="0"/>
+          <w:i w:val="0"/>
+          <w:sz w:val="24"/>
+        </w:rPr>
+        <w:t xml:space="preserve"> os valores já pagos a idêntico título (art. 767 da CLT).</w:t>
       </w:r>
     </w:p>
     <w:p/>
@@ -2747,7 +4354,61 @@
           <w:i w:val="0"/>
           <w:sz w:val="24"/>
         </w:rPr>
-        <w:t>5. Do Alegado Dano Moral (capítulo 06 da inicial; pedido "VI")</w:t>
+        <w:t xml:space="preserve">5.8. </w:t>
+      </w:r>
+      <w:r>
+        <w:rPr>
+          <w:rFonts w:ascii="Times New Roman" w:hAnsi="Times New Roman" w:cs="Times New Roman"/>
+          <w:b/>
+          <w:i w:val="0"/>
+          <w:sz w:val="24"/>
+        </w:rPr>
+        <w:t>Dos reflexos e do valor.</w:t>
+      </w:r>
+      <w:r>
+        <w:rPr>
+          <w:rFonts w:ascii="Times New Roman" w:hAnsi="Times New Roman" w:cs="Times New Roman"/>
+          <w:b w:val="0"/>
+          <w:i w:val="0"/>
+          <w:sz w:val="24"/>
+        </w:rPr>
+        <w:t xml:space="preserve"> Impugnam-se os reflexos postulados, notadamente o pretendido reflexo </w:t>
+      </w:r>
+      <w:r>
+        <w:rPr>
+          <w:rFonts w:ascii="Times New Roman" w:hAnsi="Times New Roman" w:cs="Times New Roman"/>
+          <w:b/>
+          <w:i w:val="0"/>
+          <w:sz w:val="24"/>
+        </w:rPr>
+        <w:t>sobre horas extras que não foram objeto de pedido</w:t>
+      </w:r>
+      <w:r>
+        <w:rPr>
+          <w:rFonts w:ascii="Times New Roman" w:hAnsi="Times New Roman" w:cs="Times New Roman"/>
+          <w:b w:val="0"/>
+          <w:i w:val="0"/>
+          <w:sz w:val="24"/>
+        </w:rPr>
+        <w:t xml:space="preserve"> nesta ação. Impugna-se o valor de </w:t>
+      </w:r>
+      <w:r>
+        <w:rPr>
+          <w:rFonts w:ascii="Times New Roman" w:hAnsi="Times New Roman" w:cs="Times New Roman"/>
+          <w:b/>
+          <w:i w:val="0"/>
+          <w:sz w:val="24"/>
+        </w:rPr>
+        <w:t>R$ 975,32</w:t>
+      </w:r>
+      <w:r>
+        <w:rPr>
+          <w:rFonts w:ascii="Times New Roman" w:hAnsi="Times New Roman" w:cs="Times New Roman"/>
+          <w:b w:val="0"/>
+          <w:i w:val="0"/>
+          <w:sz w:val="24"/>
+        </w:rPr>
+        <w:t>, apresentado sem memória de cálculo, sem indicação da base utilizada e sem discriminação das parcelas de reflexo — e calculado, ademais, sobre período contratual que não existiu na extensão alegada.</w:t>
       </w:r>
     </w:p>
     <w:p/>
@@ -2763,79 +4424,7 @@
           <w:i w:val="0"/>
           <w:sz w:val="24"/>
         </w:rPr>
-        <w:t xml:space="preserve">5.1. </w:t>
-      </w:r>
-      <w:r>
-        <w:rPr>
-          <w:rFonts w:ascii="Times New Roman" w:hAnsi="Times New Roman" w:cs="Times New Roman"/>
-          <w:b/>
-          <w:i w:val="0"/>
-          <w:sz w:val="24"/>
-        </w:rPr>
-        <w:t>Ausência dos pressupostos da responsabilidade civil.</w:t>
-      </w:r>
-      <w:r>
-        <w:rPr>
-          <w:rFonts w:ascii="Times New Roman" w:hAnsi="Times New Roman" w:cs="Times New Roman"/>
-          <w:b w:val="0"/>
-          <w:i w:val="0"/>
-          <w:sz w:val="24"/>
-        </w:rPr>
-        <w:t xml:space="preserve"> A condenação em dano moral exige a concomitância de </w:t>
-      </w:r>
-      <w:r>
-        <w:rPr>
-          <w:rFonts w:ascii="Times New Roman" w:hAnsi="Times New Roman" w:cs="Times New Roman"/>
-          <w:b/>
-          <w:i w:val="0"/>
-          <w:sz w:val="24"/>
-        </w:rPr>
-        <w:t>dano</w:t>
-      </w:r>
-      <w:r>
-        <w:rPr>
-          <w:rFonts w:ascii="Times New Roman" w:hAnsi="Times New Roman" w:cs="Times New Roman"/>
-          <w:b w:val="0"/>
-          <w:i w:val="0"/>
-          <w:sz w:val="24"/>
-        </w:rPr>
-        <w:t xml:space="preserve">, </w:t>
-      </w:r>
-      <w:r>
-        <w:rPr>
-          <w:rFonts w:ascii="Times New Roman" w:hAnsi="Times New Roman" w:cs="Times New Roman"/>
-          <w:b/>
-          <w:i w:val="0"/>
-          <w:sz w:val="24"/>
-        </w:rPr>
-        <w:t>culpa ou dolo</w:t>
-      </w:r>
-      <w:r>
-        <w:rPr>
-          <w:rFonts w:ascii="Times New Roman" w:hAnsi="Times New Roman" w:cs="Times New Roman"/>
-          <w:b w:val="0"/>
-          <w:i w:val="0"/>
-          <w:sz w:val="24"/>
-        </w:rPr>
-        <w:t xml:space="preserve"> e </w:t>
-      </w:r>
-      <w:r>
-        <w:rPr>
-          <w:rFonts w:ascii="Times New Roman" w:hAnsi="Times New Roman" w:cs="Times New Roman"/>
-          <w:b/>
-          <w:i w:val="0"/>
-          <w:sz w:val="24"/>
-        </w:rPr>
-        <w:t>nexo causal</w:t>
-      </w:r>
-      <w:r>
-        <w:rPr>
-          <w:rFonts w:ascii="Times New Roman" w:hAnsi="Times New Roman" w:cs="Times New Roman"/>
-          <w:b w:val="0"/>
-          <w:i w:val="0"/>
-          <w:sz w:val="24"/>
-        </w:rPr>
-        <w:t xml:space="preserve"> (arts. 186 e 927 do Código Civil). Inexistindo relação de emprego (item III.1), não há ato ilícito, nem conduta culposa, nem nexo — a pretensão sucumbe na origem.</w:t>
+        <w:t>6. Do Alegado Dano Moral (capítulo 06 da inicial; pedido "VI")</w:t>
       </w:r>
     </w:p>
     <w:p/>
@@ -2851,7 +4440,7 @@
           <w:i w:val="0"/>
           <w:sz w:val="24"/>
         </w:rPr>
-        <w:t xml:space="preserve">5.2. </w:t>
+        <w:t xml:space="preserve">6.1. </w:t>
       </w:r>
       <w:r>
         <w:rPr>
@@ -2860,16 +4449,16 @@
           <w:i w:val="0"/>
           <w:sz w:val="24"/>
         </w:rPr>
-        <w:t>Mero inadimplemento não gera dano moral *in re ipsa*.</w:t>
-      </w:r>
-      <w:r>
-        <w:rPr>
-          <w:rFonts w:ascii="Times New Roman" w:hAnsi="Times New Roman" w:cs="Times New Roman"/>
-          <w:b w:val="0"/>
-          <w:i w:val="0"/>
-          <w:sz w:val="24"/>
-        </w:rPr>
-        <w:t xml:space="preserve"> Ainda que se admitisse, por hipótese, a existência de vínculo não registrado, a ausência de anotação de CTPS constitui, quando muito, </w:t>
+        <w:t>A causa de pedir é frontalmente desmentida pelo documento.</w:t>
+      </w:r>
+      <w:r>
+        <w:rPr>
+          <w:rFonts w:ascii="Times New Roman" w:hAnsi="Times New Roman" w:cs="Times New Roman"/>
+          <w:b w:val="0"/>
+          <w:i w:val="0"/>
+          <w:sz w:val="24"/>
+        </w:rPr>
+        <w:t xml:space="preserve"> O pedido de dano moral funda-se </w:t>
       </w:r>
       <w:r>
         <w:rPr>
@@ -2878,16 +4467,16 @@
           <w:i w:val="0"/>
           <w:sz w:val="24"/>
         </w:rPr>
-        <w:t>descumprimento de obrigação trabalhista</w:t>
-      </w:r>
-      <w:r>
-        <w:rPr>
-          <w:rFonts w:ascii="Times New Roman" w:hAnsi="Times New Roman" w:cs="Times New Roman"/>
-          <w:b w:val="0"/>
-          <w:i w:val="0"/>
-          <w:sz w:val="24"/>
-        </w:rPr>
-        <w:t xml:space="preserve">, sancionado por multa administrativa própria, e não configura, por si só, lesão a direito da personalidade indenizável. A inicial </w:t>
+        <w:t>exclusivamente</w:t>
+      </w:r>
+      <w:r>
+        <w:rPr>
+          <w:rFonts w:ascii="Times New Roman" w:hAnsi="Times New Roman" w:cs="Times New Roman"/>
+          <w:b w:val="0"/>
+          <w:i w:val="0"/>
+          <w:sz w:val="24"/>
+        </w:rPr>
+        <w:t xml:space="preserve"> na alegada "omissão da formalização do vínculo empregatício na CTPS do Autor" — que a inicial chega a qualificar como "crime de falsificação de documento público". Ocorre que </w:t>
       </w:r>
       <w:r>
         <w:rPr>
@@ -2896,16 +4485,34 @@
           <w:i w:val="0"/>
           <w:sz w:val="24"/>
         </w:rPr>
-        <w:t>não descreve um único fato concreto</w:t>
-      </w:r>
-      <w:r>
-        <w:rPr>
-          <w:rFonts w:ascii="Times New Roman" w:hAnsi="Times New Roman" w:cs="Times New Roman"/>
-          <w:b w:val="0"/>
-          <w:i w:val="0"/>
-          <w:sz w:val="24"/>
-        </w:rPr>
-        <w:t xml:space="preserve"> de repercussão na esfera moral do Autor: não narra negativa de crédito, não narra indeferimento de benefício previdenciário, não narra constrangimento perante terceiros, não narra abalo à honra objetiva ou subjetiva. Limita-se a transcrever doutrina genérica e a presumir o dano — presunção que a lei não autoriza.</w:t>
+        <w:t>a CTPS do Reclamante FOI regularmente anotada</w:t>
+      </w:r>
+      <w:r>
+        <w:rPr>
+          <w:rFonts w:ascii="Times New Roman" w:hAnsi="Times New Roman" w:cs="Times New Roman"/>
+          <w:b w:val="0"/>
+          <w:i w:val="0"/>
+          <w:sz w:val="24"/>
+        </w:rPr>
+        <w:t xml:space="preserve">, no período de 11/03/2026 a 09/04/2026 </w:t>
+      </w:r>
+      <w:r>
+        <w:rPr>
+          <w:rFonts w:ascii="Times New Roman" w:hAnsi="Times New Roman" w:cs="Times New Roman"/>
+          <w:b/>
+          <w:i w:val="0"/>
+          <w:sz w:val="24"/>
+        </w:rPr>
+        <w:t>(doc. anexo)</w:t>
+      </w:r>
+      <w:r>
+        <w:rPr>
+          <w:rFonts w:ascii="Times New Roman" w:hAnsi="Times New Roman" w:cs="Times New Roman"/>
+          <w:b w:val="0"/>
+          <w:i w:val="0"/>
+          <w:sz w:val="24"/>
+        </w:rPr>
+        <w:t>. Inexistindo a omissão, inexiste o ato ilícito, e o pedido perde o seu único fundamento.</w:t>
       </w:r>
     </w:p>
     <w:p/>
@@ -2921,7 +4528,7 @@
           <w:i w:val="0"/>
           <w:sz w:val="24"/>
         </w:rPr>
-        <w:t xml:space="preserve">5.3. </w:t>
+        <w:t xml:space="preserve">6.2. </w:t>
       </w:r>
       <w:r>
         <w:rPr>
@@ -2930,16 +4537,70 @@
           <w:i w:val="0"/>
           <w:sz w:val="24"/>
         </w:rPr>
-        <w:t>Da alegação de crime.</w:t>
-      </w:r>
-      <w:r>
-        <w:rPr>
-          <w:rFonts w:ascii="Times New Roman" w:hAnsi="Times New Roman" w:cs="Times New Roman"/>
-          <w:b w:val="0"/>
-          <w:i w:val="0"/>
-          <w:sz w:val="24"/>
-        </w:rPr>
-        <w:t xml:space="preserve"> Impugna-se veementemente a imputação, feita na inicial, de prática de "crime de falsificação de documento público" (art. 297, § 4º, do Código Penal). Trata-se de afirmação lançada sem qualquer procedimento, inquérito, representação ou apuração, e absolutamente incompatível com a realidade fática — que é a de prestação autônoma e eventual de serviços, jamais sonegação de registro de empregado.</w:t>
+        <w:t>Ausência dos pressupostos da responsabilidade civil.</w:t>
+      </w:r>
+      <w:r>
+        <w:rPr>
+          <w:rFonts w:ascii="Times New Roman" w:hAnsi="Times New Roman" w:cs="Times New Roman"/>
+          <w:b w:val="0"/>
+          <w:i w:val="0"/>
+          <w:sz w:val="24"/>
+        </w:rPr>
+        <w:t xml:space="preserve"> A condenação exige a concomitância de </w:t>
+      </w:r>
+      <w:r>
+        <w:rPr>
+          <w:rFonts w:ascii="Times New Roman" w:hAnsi="Times New Roman" w:cs="Times New Roman"/>
+          <w:b/>
+          <w:i w:val="0"/>
+          <w:sz w:val="24"/>
+        </w:rPr>
+        <w:t>dano</w:t>
+      </w:r>
+      <w:r>
+        <w:rPr>
+          <w:rFonts w:ascii="Times New Roman" w:hAnsi="Times New Roman" w:cs="Times New Roman"/>
+          <w:b w:val="0"/>
+          <w:i w:val="0"/>
+          <w:sz w:val="24"/>
+        </w:rPr>
+        <w:t xml:space="preserve">, </w:t>
+      </w:r>
+      <w:r>
+        <w:rPr>
+          <w:rFonts w:ascii="Times New Roman" w:hAnsi="Times New Roman" w:cs="Times New Roman"/>
+          <w:b/>
+          <w:i w:val="0"/>
+          <w:sz w:val="24"/>
+        </w:rPr>
+        <w:t>culpa ou dolo</w:t>
+      </w:r>
+      <w:r>
+        <w:rPr>
+          <w:rFonts w:ascii="Times New Roman" w:hAnsi="Times New Roman" w:cs="Times New Roman"/>
+          <w:b w:val="0"/>
+          <w:i w:val="0"/>
+          <w:sz w:val="24"/>
+        </w:rPr>
+        <w:t xml:space="preserve"> e </w:t>
+      </w:r>
+      <w:r>
+        <w:rPr>
+          <w:rFonts w:ascii="Times New Roman" w:hAnsi="Times New Roman" w:cs="Times New Roman"/>
+          <w:b/>
+          <w:i w:val="0"/>
+          <w:sz w:val="24"/>
+        </w:rPr>
+        <w:t>nexo causal</w:t>
+      </w:r>
+      <w:r>
+        <w:rPr>
+          <w:rFonts w:ascii="Times New Roman" w:hAnsi="Times New Roman" w:cs="Times New Roman"/>
+          <w:b w:val="0"/>
+          <w:i w:val="0"/>
+          <w:sz w:val="24"/>
+        </w:rPr>
+        <w:t xml:space="preserve"> (arts. 186 e 927 do Código Civil) — nenhum deles presente. A Reclamada registrou o empregado, recolheu os encargos e quitou as verbas do contrato de experiência.</w:t>
       </w:r>
     </w:p>
     <w:p/>
@@ -2955,7 +4616,7 @@
           <w:i w:val="0"/>
           <w:sz w:val="24"/>
         </w:rPr>
-        <w:t xml:space="preserve">5.4. </w:t>
+        <w:t xml:space="preserve">6.3. </w:t>
       </w:r>
       <w:r>
         <w:rPr>
@@ -2964,16 +4625,52 @@
           <w:i w:val="0"/>
           <w:sz w:val="24"/>
         </w:rPr>
-        <w:t>Do ônus da prova.</w:t>
-      </w:r>
-      <w:r>
-        <w:rPr>
-          <w:rFonts w:ascii="Times New Roman" w:hAnsi="Times New Roman" w:cs="Times New Roman"/>
-          <w:b w:val="0"/>
-          <w:i w:val="0"/>
-          <w:sz w:val="24"/>
-        </w:rPr>
-        <w:t xml:space="preserve"> O fato constitutivo é do Autor (art. 818, I, da CLT c/c art. 373, I, do CPC), e a inicial não indica testemunha presencial, documento, registro contemporâneo, atendimento médico ou qualquer outro elemento de convicção.</w:t>
+        <w:t>Impugnação da imputação de crime.</w:t>
+      </w:r>
+      <w:r>
+        <w:rPr>
+          <w:rFonts w:ascii="Times New Roman" w:hAnsi="Times New Roman" w:cs="Times New Roman"/>
+          <w:b w:val="0"/>
+          <w:i w:val="0"/>
+          <w:sz w:val="24"/>
+        </w:rPr>
+        <w:t xml:space="preserve"> Impugna-se </w:t>
+      </w:r>
+      <w:r>
+        <w:rPr>
+          <w:rFonts w:ascii="Times New Roman" w:hAnsi="Times New Roman" w:cs="Times New Roman"/>
+          <w:b/>
+          <w:i w:val="0"/>
+          <w:sz w:val="24"/>
+        </w:rPr>
+        <w:t>veementemente</w:t>
+      </w:r>
+      <w:r>
+        <w:rPr>
+          <w:rFonts w:ascii="Times New Roman" w:hAnsi="Times New Roman" w:cs="Times New Roman"/>
+          <w:b w:val="0"/>
+          <w:i w:val="0"/>
+          <w:sz w:val="24"/>
+        </w:rPr>
+        <w:t xml:space="preserve"> a afirmação de prática do crime do art. 297, § 4º, do Código Penal: além de lançada sem qualquer procedimento ou apuração, é </w:t>
+      </w:r>
+      <w:r>
+        <w:rPr>
+          <w:rFonts w:ascii="Times New Roman" w:hAnsi="Times New Roman" w:cs="Times New Roman"/>
+          <w:b/>
+          <w:i w:val="0"/>
+          <w:sz w:val="24"/>
+        </w:rPr>
+        <w:t>desmentida pelo próprio registro</w:t>
+      </w:r>
+      <w:r>
+        <w:rPr>
+          <w:rFonts w:ascii="Times New Roman" w:hAnsi="Times New Roman" w:cs="Times New Roman"/>
+          <w:b w:val="0"/>
+          <w:i w:val="0"/>
+          <w:sz w:val="24"/>
+        </w:rPr>
+        <w:t xml:space="preserve"> existente na CTPS do Autor.</w:t>
       </w:r>
     </w:p>
     <w:p/>
@@ -2989,7 +4686,7 @@
           <w:i w:val="0"/>
           <w:sz w:val="24"/>
         </w:rPr>
-        <w:t xml:space="preserve">5.5. </w:t>
+        <w:t xml:space="preserve">6.4. </w:t>
       </w:r>
       <w:r>
         <w:rPr>
@@ -2998,16 +4695,16 @@
           <w:i w:val="0"/>
           <w:sz w:val="24"/>
         </w:rPr>
-        <w:t>Do *quantum*.</w:t>
-      </w:r>
-      <w:r>
-        <w:rPr>
-          <w:rFonts w:ascii="Times New Roman" w:hAnsi="Times New Roman" w:cs="Times New Roman"/>
-          <w:b w:val="0"/>
-          <w:i w:val="0"/>
-          <w:sz w:val="24"/>
-        </w:rPr>
-        <w:t xml:space="preserve"> Ainda na remota hipótese de condenação, impugna-se o valor de </w:t>
+        <w:t>Mero inadimplemento não gera dano moral *in re ipsa*.</w:t>
+      </w:r>
+      <w:r>
+        <w:rPr>
+          <w:rFonts w:ascii="Times New Roman" w:hAnsi="Times New Roman" w:cs="Times New Roman"/>
+          <w:b w:val="0"/>
+          <w:i w:val="0"/>
+          <w:sz w:val="24"/>
+        </w:rPr>
+        <w:t xml:space="preserve"> Ainda que se admitisse, por hipótese, alguma irregularidade quanto ao período posterior a 09/04/2026, o descumprimento de obrigação trabalhista não configura, por si só, lesão a direito da personalidade. A inicial </w:t>
       </w:r>
       <w:r>
         <w:rPr>
@@ -3016,70 +4713,16 @@
           <w:i w:val="0"/>
           <w:sz w:val="24"/>
         </w:rPr>
-        <w:t>R$ 10.000,00</w:t>
-      </w:r>
-      <w:r>
-        <w:rPr>
-          <w:rFonts w:ascii="Times New Roman" w:hAnsi="Times New Roman" w:cs="Times New Roman"/>
-          <w:b w:val="0"/>
-          <w:i w:val="0"/>
-          <w:sz w:val="24"/>
-        </w:rPr>
-        <w:t xml:space="preserve"> — que corresponde a mais da </w:t>
-      </w:r>
-      <w:r>
-        <w:rPr>
-          <w:rFonts w:ascii="Times New Roman" w:hAnsi="Times New Roman" w:cs="Times New Roman"/>
-          <w:b/>
-          <w:i w:val="0"/>
-          <w:sz w:val="24"/>
-        </w:rPr>
-        <w:t>metade de todo o valor atribuído à causa</w:t>
-      </w:r>
-      <w:r>
-        <w:rPr>
-          <w:rFonts w:ascii="Times New Roman" w:hAnsi="Times New Roman" w:cs="Times New Roman"/>
-          <w:b w:val="0"/>
-          <w:i w:val="0"/>
-          <w:sz w:val="24"/>
-        </w:rPr>
-        <w:t xml:space="preserve"> e a </w:t>
-      </w:r>
-      <w:r>
-        <w:rPr>
-          <w:rFonts w:ascii="Times New Roman" w:hAnsi="Times New Roman" w:cs="Times New Roman"/>
-          <w:b/>
-          <w:i w:val="0"/>
-          <w:sz w:val="24"/>
-        </w:rPr>
-        <w:t>cinco salários</w:t>
-      </w:r>
-      <w:r>
-        <w:rPr>
-          <w:rFonts w:ascii="Times New Roman" w:hAnsi="Times New Roman" w:cs="Times New Roman"/>
-          <w:b w:val="0"/>
-          <w:i w:val="0"/>
-          <w:sz w:val="24"/>
-        </w:rPr>
-        <w:t xml:space="preserve"> dos alegados na inicial —, por manifesta desproporcionalidade e ausência de qualquer repercussão concreta demonstrada, devendo o arbitramento observar os parâmetros do </w:t>
-      </w:r>
-      <w:r>
-        <w:rPr>
-          <w:rFonts w:ascii="Times New Roman" w:hAnsi="Times New Roman" w:cs="Times New Roman"/>
-          <w:b/>
-          <w:i w:val="0"/>
-          <w:sz w:val="24"/>
-        </w:rPr>
-        <w:t>art. 223-G da CLT</w:t>
-      </w:r>
-      <w:r>
-        <w:rPr>
-          <w:rFonts w:ascii="Times New Roman" w:hAnsi="Times New Roman" w:cs="Times New Roman"/>
-          <w:b w:val="0"/>
-          <w:i w:val="0"/>
-          <w:sz w:val="24"/>
-        </w:rPr>
-        <w:t xml:space="preserve"> e a vedação ao enriquecimento sem causa (art. 884 do Código Civil).</w:t>
+        <w:t>não descreve um único fato concreto</w:t>
+      </w:r>
+      <w:r>
+        <w:rPr>
+          <w:rFonts w:ascii="Times New Roman" w:hAnsi="Times New Roman" w:cs="Times New Roman"/>
+          <w:b w:val="0"/>
+          <w:i w:val="0"/>
+          <w:sz w:val="24"/>
+        </w:rPr>
+        <w:t xml:space="preserve"> de repercussão moral: não narra negativa de crédito, indeferimento de benefício previdenciário, constrangimento perante terceiros ou abalo à honra objetiva ou subjetiva.</w:t>
       </w:r>
     </w:p>
     <w:p/>
@@ -3095,7 +4738,79 @@
           <w:i w:val="0"/>
           <w:sz w:val="24"/>
         </w:rPr>
-        <w:t>6. Dos Honorários Advocatícios (capítulo 07 da inicial; pedido "VII")</w:t>
+        <w:t xml:space="preserve">6.5. </w:t>
+      </w:r>
+      <w:r>
+        <w:rPr>
+          <w:rFonts w:ascii="Times New Roman" w:hAnsi="Times New Roman" w:cs="Times New Roman"/>
+          <w:b/>
+          <w:i w:val="0"/>
+          <w:sz w:val="24"/>
+        </w:rPr>
+        <w:t>Do ônus da prova e do *quantum*.</w:t>
+      </w:r>
+      <w:r>
+        <w:rPr>
+          <w:rFonts w:ascii="Times New Roman" w:hAnsi="Times New Roman" w:cs="Times New Roman"/>
+          <w:b w:val="0"/>
+          <w:i w:val="0"/>
+          <w:sz w:val="24"/>
+        </w:rPr>
+        <w:t xml:space="preserve"> O fato constitutivo é do Autor (art. 818, I, da CLT c/c art. 373, I, do CPC). E, ainda na remota hipótese de condenação, impugna-se o valor de </w:t>
+      </w:r>
+      <w:r>
+        <w:rPr>
+          <w:rFonts w:ascii="Times New Roman" w:hAnsi="Times New Roman" w:cs="Times New Roman"/>
+          <w:b/>
+          <w:i w:val="0"/>
+          <w:sz w:val="24"/>
+        </w:rPr>
+        <w:t>R$ 10.000,00</w:t>
+      </w:r>
+      <w:r>
+        <w:rPr>
+          <w:rFonts w:ascii="Times New Roman" w:hAnsi="Times New Roman" w:cs="Times New Roman"/>
+          <w:b w:val="0"/>
+          <w:i w:val="0"/>
+          <w:sz w:val="24"/>
+        </w:rPr>
+        <w:t xml:space="preserve"> — mais da </w:t>
+      </w:r>
+      <w:r>
+        <w:rPr>
+          <w:rFonts w:ascii="Times New Roman" w:hAnsi="Times New Roman" w:cs="Times New Roman"/>
+          <w:b/>
+          <w:i w:val="0"/>
+          <w:sz w:val="24"/>
+        </w:rPr>
+        <w:t>metade de todo o valor da causa</w:t>
+      </w:r>
+      <w:r>
+        <w:rPr>
+          <w:rFonts w:ascii="Times New Roman" w:hAnsi="Times New Roman" w:cs="Times New Roman"/>
+          <w:b w:val="0"/>
+          <w:i w:val="0"/>
+          <w:sz w:val="24"/>
+        </w:rPr>
+        <w:t xml:space="preserve"> —, por manifesta desproporcionalidade e ausência de qualquer repercussão concreta demonstrada, devendo o arbitramento observar os parâmetros do </w:t>
+      </w:r>
+      <w:r>
+        <w:rPr>
+          <w:rFonts w:ascii="Times New Roman" w:hAnsi="Times New Roman" w:cs="Times New Roman"/>
+          <w:b/>
+          <w:i w:val="0"/>
+          <w:sz w:val="24"/>
+        </w:rPr>
+        <w:t>art. 223-G da CLT</w:t>
+      </w:r>
+      <w:r>
+        <w:rPr>
+          <w:rFonts w:ascii="Times New Roman" w:hAnsi="Times New Roman" w:cs="Times New Roman"/>
+          <w:b w:val="0"/>
+          <w:i w:val="0"/>
+          <w:sz w:val="24"/>
+        </w:rPr>
+        <w:t xml:space="preserve"> e a vedação ao enriquecimento sem causa (art. 884 do Código Civil).</w:t>
       </w:r>
     </w:p>
     <w:p/>
@@ -3111,25 +4826,7 @@
           <w:i w:val="0"/>
           <w:sz w:val="24"/>
         </w:rPr>
-        <w:t xml:space="preserve">O capítulo 07 da inicial requer honorários "a razão de 20%", enquanto o pedido "VII" postula "15%" — e ambos se fundam na </w:t>
-      </w:r>
-      <w:r>
-        <w:rPr>
-          <w:rFonts w:ascii="Times New Roman" w:hAnsi="Times New Roman" w:cs="Times New Roman"/>
-          <w:b/>
-          <w:i w:val="0"/>
-          <w:sz w:val="24"/>
-        </w:rPr>
-        <w:t>Lei nº 1.060/50, na Lei nº 5.584/70 e no art. 20 do Código de Processo Civil</w:t>
-      </w:r>
-      <w:r>
-        <w:rPr>
-          <w:rFonts w:ascii="Times New Roman" w:hAnsi="Times New Roman" w:cs="Times New Roman"/>
-          <w:b w:val="0"/>
-          <w:i w:val="0"/>
-          <w:sz w:val="24"/>
-        </w:rPr>
-        <w:t>, ou seja, em legislação revogada e em diploma processual que não mais vige (CPC/1973), mais um indício de peça reaproveitada.</w:t>
+        <w:t>7. Dos Honorários Advocatícios (capítulo 07 da inicial; pedido "VII")</w:t>
       </w:r>
     </w:p>
     <w:p/>
@@ -3145,7 +4842,7 @@
           <w:i w:val="0"/>
           <w:sz w:val="24"/>
         </w:rPr>
-        <w:t xml:space="preserve">A matéria é regida, desde a Lei nº 13.467/2017, pelo </w:t>
+        <w:t xml:space="preserve">O capítulo 07 da inicial requer honorários "a razão de 20%", enquanto o pedido "VII" postula "15%" — e ambos se fundam na </w:t>
       </w:r>
       <w:r>
         <w:rPr>
@@ -3154,52 +4851,16 @@
           <w:i w:val="0"/>
           <w:sz w:val="24"/>
         </w:rPr>
-        <w:t>art. 791-A da CLT</w:t>
-      </w:r>
-      <w:r>
-        <w:rPr>
-          <w:rFonts w:ascii="Times New Roman" w:hAnsi="Times New Roman" w:cs="Times New Roman"/>
-          <w:b w:val="0"/>
-          <w:i w:val="0"/>
-          <w:sz w:val="24"/>
-        </w:rPr>
-        <w:t xml:space="preserve">, que fixa a faixa de </w:t>
-      </w:r>
-      <w:r>
-        <w:rPr>
-          <w:rFonts w:ascii="Times New Roman" w:hAnsi="Times New Roman" w:cs="Times New Roman"/>
-          <w:b/>
-          <w:i w:val="0"/>
-          <w:sz w:val="24"/>
-        </w:rPr>
-        <w:t>5% a 15%</w:t>
-      </w:r>
-      <w:r>
-        <w:rPr>
-          <w:rFonts w:ascii="Times New Roman" w:hAnsi="Times New Roman" w:cs="Times New Roman"/>
-          <w:b w:val="0"/>
-          <w:i w:val="0"/>
-          <w:sz w:val="24"/>
-        </w:rPr>
-        <w:t xml:space="preserve"> sobre o valor que resultar da liquidação da sentença, do proveito econômico obtido ou, não sendo possível mensurá-lo, sobre o valor atualizado da causa. O percentual de 20% é, portanto, ilegal de plano; e o de 15% é igualmente descabido, à luz dos critérios do § 2º do mesmo artigo — causa de baixa complexidade, sem instrução extraordinária, com peça inicial padronizada e reaproveitada. Requer-se, se o caso, a fixação no </w:t>
-      </w:r>
-      <w:r>
-        <w:rPr>
-          <w:rFonts w:ascii="Times New Roman" w:hAnsi="Times New Roman" w:cs="Times New Roman"/>
-          <w:b/>
-          <w:i w:val="0"/>
-          <w:sz w:val="24"/>
-        </w:rPr>
-        <w:t>mínimo legal de 5%</w:t>
-      </w:r>
-      <w:r>
-        <w:rPr>
-          <w:rFonts w:ascii="Times New Roman" w:hAnsi="Times New Roman" w:cs="Times New Roman"/>
-          <w:b w:val="0"/>
-          <w:i w:val="0"/>
-          <w:sz w:val="24"/>
-        </w:rPr>
-        <w:t>.</w:t>
+        <w:t>Lei nº 1.060/50, na Lei nº 5.584/70 e no art. 20 do Código de Processo Civil</w:t>
+      </w:r>
+      <w:r>
+        <w:rPr>
+          <w:rFonts w:ascii="Times New Roman" w:hAnsi="Times New Roman" w:cs="Times New Roman"/>
+          <w:b w:val="0"/>
+          <w:i w:val="0"/>
+          <w:sz w:val="24"/>
+        </w:rPr>
+        <w:t>, isto é, em legislação revogada e em diploma processual que não mais vige (CPC/1973), mais um indício de peça reaproveitada.</w:t>
       </w:r>
     </w:p>
     <w:p/>
@@ -3215,7 +4876,7 @@
           <w:i w:val="0"/>
           <w:sz w:val="24"/>
         </w:rPr>
-        <w:t xml:space="preserve">De outra parte, requer-se, desde já, a condenação do Reclamante ao pagamento de </w:t>
+        <w:t xml:space="preserve">A matéria é regida, desde a Lei nº 13.467/2017, pelo </w:t>
       </w:r>
       <w:r>
         <w:rPr>
@@ -3224,16 +4885,16 @@
           <w:i w:val="0"/>
           <w:sz w:val="24"/>
         </w:rPr>
-        <w:t>honorários sucumbenciais em favor da Reclamada</w:t>
-      </w:r>
-      <w:r>
-        <w:rPr>
-          <w:rFonts w:ascii="Times New Roman" w:hAnsi="Times New Roman" w:cs="Times New Roman"/>
-          <w:b w:val="0"/>
-          <w:i w:val="0"/>
-          <w:sz w:val="24"/>
-        </w:rPr>
-        <w:t xml:space="preserve">, ainda que na hipótese de procedência parcial, nos termos do </w:t>
+        <w:t>art. 791-A da CLT</w:t>
+      </w:r>
+      <w:r>
+        <w:rPr>
+          <w:rFonts w:ascii="Times New Roman" w:hAnsi="Times New Roman" w:cs="Times New Roman"/>
+          <w:b w:val="0"/>
+          <w:i w:val="0"/>
+          <w:sz w:val="24"/>
+        </w:rPr>
+        <w:t xml:space="preserve">, que fixa a faixa de </w:t>
       </w:r>
       <w:r>
         <w:rPr>
@@ -3242,16 +4903,16 @@
           <w:i w:val="0"/>
           <w:sz w:val="24"/>
         </w:rPr>
-        <w:t>art. 791-A, § 3º, da CLT</w:t>
-      </w:r>
-      <w:r>
-        <w:rPr>
-          <w:rFonts w:ascii="Times New Roman" w:hAnsi="Times New Roman" w:cs="Times New Roman"/>
-          <w:b w:val="0"/>
-          <w:i w:val="0"/>
-          <w:sz w:val="24"/>
-        </w:rPr>
-        <w:t xml:space="preserve">, com </w:t>
+        <w:t>5% a 15%</w:t>
+      </w:r>
+      <w:r>
+        <w:rPr>
+          <w:rFonts w:ascii="Times New Roman" w:hAnsi="Times New Roman" w:cs="Times New Roman"/>
+          <w:b w:val="0"/>
+          <w:i w:val="0"/>
+          <w:sz w:val="24"/>
+        </w:rPr>
+        <w:t xml:space="preserve">. O percentual de 20% é ilegal de plano; e o de 15% é descabido à luz dos critérios do § 2º — causa de baixa complexidade, com peça inicial padronizada e reaproveitada. Requer-se, se o caso, a fixação no </w:t>
       </w:r>
       <w:r>
         <w:rPr>
@@ -3260,53 +4921,16 @@
           <w:i w:val="0"/>
           <w:sz w:val="24"/>
         </w:rPr>
-        <w:t>exigibilidade suspensa</w:t>
-      </w:r>
-      <w:r>
-        <w:rPr>
-          <w:rFonts w:ascii="Times New Roman" w:hAnsi="Times New Roman" w:cs="Times New Roman"/>
-          <w:b w:val="0"/>
-          <w:i w:val="0"/>
-          <w:sz w:val="24"/>
-        </w:rPr>
-        <w:t xml:space="preserve"> na forma decidida pelo STF na </w:t>
-      </w:r>
-      <w:r>
-        <w:rPr>
-          <w:rFonts w:ascii="Times New Roman" w:hAnsi="Times New Roman" w:cs="Times New Roman"/>
-          <w:b/>
-          <w:i w:val="0"/>
-          <w:sz w:val="24"/>
-        </w:rPr>
-        <w:t>ADI 5766</w:t>
-      </w:r>
-      <w:r>
-        <w:rPr>
-          <w:rFonts w:ascii="Times New Roman" w:hAnsi="Times New Roman" w:cs="Times New Roman"/>
-          <w:b w:val="0"/>
-          <w:i w:val="0"/>
-          <w:sz w:val="24"/>
-        </w:rPr>
-        <w:t xml:space="preserve"> </w:t>
-      </w:r>
-      <w:r>
-        <w:rPr>
-          <w:rFonts w:ascii="Times New Roman" w:hAnsi="Times New Roman" w:cs="Times New Roman"/>
-          <w:b/>
-          <w:i w:val="0"/>
-          <w:color w:val="FF0000"/>
-          <w:sz w:val="24"/>
-        </w:rPr>
-        <w:t>[CONFERIR TESE E EXTENSÃO — item sensível]</w:t>
-      </w:r>
-      <w:r>
-        <w:rPr>
-          <w:rFonts w:ascii="Times New Roman" w:hAnsi="Times New Roman" w:cs="Times New Roman"/>
-          <w:b w:val="0"/>
-          <w:i w:val="0"/>
-          <w:sz w:val="24"/>
-        </w:rPr>
-        <w:t>, caso deferida a gratuidade.</w:t>
+        <w:t>mínimo legal de 5%</w:t>
+      </w:r>
+      <w:r>
+        <w:rPr>
+          <w:rFonts w:ascii="Times New Roman" w:hAnsi="Times New Roman" w:cs="Times New Roman"/>
+          <w:b w:val="0"/>
+          <w:i w:val="0"/>
+          <w:sz w:val="24"/>
+        </w:rPr>
+        <w:t>.</w:t>
       </w:r>
     </w:p>
     <w:p/>
@@ -3322,7 +4946,98 @@
           <w:i w:val="0"/>
           <w:sz w:val="24"/>
         </w:rPr>
-        <w:t>7. Do Juízo 100% Digital (capítulo 08 da inicial)</w:t>
+        <w:t xml:space="preserve">De outra parte, requer-se a condenação do Reclamante ao pagamento de </w:t>
+      </w:r>
+      <w:r>
+        <w:rPr>
+          <w:rFonts w:ascii="Times New Roman" w:hAnsi="Times New Roman" w:cs="Times New Roman"/>
+          <w:b/>
+          <w:i w:val="0"/>
+          <w:sz w:val="24"/>
+        </w:rPr>
+        <w:t>honorários sucumbenciais em favor da Reclamada</w:t>
+      </w:r>
+      <w:r>
+        <w:rPr>
+          <w:rFonts w:ascii="Times New Roman" w:hAnsi="Times New Roman" w:cs="Times New Roman"/>
+          <w:b w:val="0"/>
+          <w:i w:val="0"/>
+          <w:sz w:val="24"/>
+        </w:rPr>
+        <w:t xml:space="preserve">, ainda que na hipótese de procedência parcial, nos termos do </w:t>
+      </w:r>
+      <w:r>
+        <w:rPr>
+          <w:rFonts w:ascii="Times New Roman" w:hAnsi="Times New Roman" w:cs="Times New Roman"/>
+          <w:b/>
+          <w:i w:val="0"/>
+          <w:sz w:val="24"/>
+        </w:rPr>
+        <w:t>art. 791-A, § 3º, da CLT</w:t>
+      </w:r>
+      <w:r>
+        <w:rPr>
+          <w:rFonts w:ascii="Times New Roman" w:hAnsi="Times New Roman" w:cs="Times New Roman"/>
+          <w:b w:val="0"/>
+          <w:i w:val="0"/>
+          <w:sz w:val="24"/>
+        </w:rPr>
+        <w:t xml:space="preserve">, com </w:t>
+      </w:r>
+      <w:r>
+        <w:rPr>
+          <w:rFonts w:ascii="Times New Roman" w:hAnsi="Times New Roman" w:cs="Times New Roman"/>
+          <w:b/>
+          <w:i w:val="0"/>
+          <w:sz w:val="24"/>
+        </w:rPr>
+        <w:t>exigibilidade suspensa</w:t>
+      </w:r>
+      <w:r>
+        <w:rPr>
+          <w:rFonts w:ascii="Times New Roman" w:hAnsi="Times New Roman" w:cs="Times New Roman"/>
+          <w:b w:val="0"/>
+          <w:i w:val="0"/>
+          <w:sz w:val="24"/>
+        </w:rPr>
+        <w:t xml:space="preserve"> na forma decidida pelo STF na </w:t>
+      </w:r>
+      <w:r>
+        <w:rPr>
+          <w:rFonts w:ascii="Times New Roman" w:hAnsi="Times New Roman" w:cs="Times New Roman"/>
+          <w:b/>
+          <w:i w:val="0"/>
+          <w:sz w:val="24"/>
+        </w:rPr>
+        <w:t>ADI 5766</w:t>
+      </w:r>
+      <w:r>
+        <w:rPr>
+          <w:rFonts w:ascii="Times New Roman" w:hAnsi="Times New Roman" w:cs="Times New Roman"/>
+          <w:b w:val="0"/>
+          <w:i w:val="0"/>
+          <w:sz w:val="24"/>
+        </w:rPr>
+        <w:t xml:space="preserve"> </w:t>
+      </w:r>
+      <w:r>
+        <w:rPr>
+          <w:rFonts w:ascii="Times New Roman" w:hAnsi="Times New Roman" w:cs="Times New Roman"/>
+          <w:b/>
+          <w:i w:val="0"/>
+          <w:color w:val="FF0000"/>
+          <w:sz w:val="24"/>
+        </w:rPr>
+        <w:t>[CONFERIR TESE E EXTENSÃO — item sensível]</w:t>
+      </w:r>
+      <w:r>
+        <w:rPr>
+          <w:rFonts w:ascii="Times New Roman" w:hAnsi="Times New Roman" w:cs="Times New Roman"/>
+          <w:b w:val="0"/>
+          <w:i w:val="0"/>
+          <w:sz w:val="24"/>
+        </w:rPr>
+        <w:t>, caso deferida a gratuidade.</w:t>
       </w:r>
     </w:p>
     <w:p/>
@@ -3338,25 +5053,7 @@
           <w:i w:val="0"/>
           <w:sz w:val="24"/>
         </w:rPr>
-        <w:t xml:space="preserve">A Reclamada não se opõe à tramitação na modalidade "Juízo 100% Digital", registrando que a audiência inicial já foi designada por videoconferência para </w:t>
-      </w:r>
-      <w:r>
-        <w:rPr>
-          <w:rFonts w:ascii="Times New Roman" w:hAnsi="Times New Roman" w:cs="Times New Roman"/>
-          <w:b/>
-          <w:i w:val="0"/>
-          <w:sz w:val="24"/>
-        </w:rPr>
-        <w:t>01/09/2026, às 13h45min</w:t>
-      </w:r>
-      <w:r>
-        <w:rPr>
-          <w:rFonts w:ascii="Times New Roman" w:hAnsi="Times New Roman" w:cs="Times New Roman"/>
-          <w:b w:val="0"/>
-          <w:i w:val="0"/>
-          <w:sz w:val="24"/>
-        </w:rPr>
-        <w:t>, conforme notificação de fls. 19/20 dos autos.</w:t>
+        <w:t>8. Do Juízo 100% Digital (capítulo 08 da inicial)</w:t>
       </w:r>
     </w:p>
     <w:p/>
@@ -3372,7 +5069,25 @@
           <w:i w:val="0"/>
           <w:sz w:val="24"/>
         </w:rPr>
-        <w:t>8. Da Justiça Gratuita (pedido "VIII")</w:t>
+        <w:t xml:space="preserve">A Reclamada não se opõe à tramitação na modalidade "Juízo 100% Digital", registrando que a audiência inicial já foi designada por videoconferência para </w:t>
+      </w:r>
+      <w:r>
+        <w:rPr>
+          <w:rFonts w:ascii="Times New Roman" w:hAnsi="Times New Roman" w:cs="Times New Roman"/>
+          <w:b/>
+          <w:i w:val="0"/>
+          <w:sz w:val="24"/>
+        </w:rPr>
+        <w:t>01/09/2026, às 13h45min</w:t>
+      </w:r>
+      <w:r>
+        <w:rPr>
+          <w:rFonts w:ascii="Times New Roman" w:hAnsi="Times New Roman" w:cs="Times New Roman"/>
+          <w:b w:val="0"/>
+          <w:i w:val="0"/>
+          <w:sz w:val="24"/>
+        </w:rPr>
+        <w:t>, conforme notificação de fls. 19/20 dos autos.</w:t>
       </w:r>
     </w:p>
     <w:p/>
@@ -3388,43 +5103,7 @@
           <w:i w:val="0"/>
           <w:sz w:val="24"/>
         </w:rPr>
-        <w:t xml:space="preserve">A Reclamada não possui, </w:t>
-      </w:r>
-      <w:r>
-        <w:rPr>
-          <w:rFonts w:ascii="Times New Roman" w:hAnsi="Times New Roman" w:cs="Times New Roman"/>
-          <w:b/>
-          <w:i w:val="0"/>
-          <w:sz w:val="24"/>
-        </w:rPr>
-        <w:t>neste momento processual</w:t>
-      </w:r>
-      <w:r>
-        <w:rPr>
-          <w:rFonts w:ascii="Times New Roman" w:hAnsi="Times New Roman" w:cs="Times New Roman"/>
-          <w:b w:val="0"/>
-          <w:i w:val="0"/>
-          <w:sz w:val="24"/>
-        </w:rPr>
-        <w:t xml:space="preserve">, elementos concretos que infirmem a presunção de veracidade da declaração de hipossuficiência, razão pela qual não impugna, de plano, a concessão do benefício, </w:t>
-      </w:r>
-      <w:r>
-        <w:rPr>
-          <w:rFonts w:ascii="Times New Roman" w:hAnsi="Times New Roman" w:cs="Times New Roman"/>
-          <w:b/>
-          <w:i w:val="0"/>
-          <w:sz w:val="24"/>
-        </w:rPr>
-        <w:t>ressalvando expressamente</w:t>
-      </w:r>
-      <w:r>
-        <w:rPr>
-          <w:rFonts w:ascii="Times New Roman" w:hAnsi="Times New Roman" w:cs="Times New Roman"/>
-          <w:b w:val="0"/>
-          <w:i w:val="0"/>
-          <w:sz w:val="24"/>
-        </w:rPr>
-        <w:t xml:space="preserve"> a possibilidade de impugnação posterior, na forma do art. 790, § 4º, da CLT, caso sobrevenham elementos que demonstrem incompatibilidade com a real capacidade econômica do Reclamante.</w:t>
+        <w:t>9. Da Justiça Gratuita (pedido "VIII")</w:t>
       </w:r>
     </w:p>
     <w:p/>
@@ -3440,7 +5119,43 @@
           <w:i w:val="0"/>
           <w:sz w:val="24"/>
         </w:rPr>
-        <w:t>9. Dos Valores Indicados, dos Juros e da Correção Monetária</w:t>
+        <w:t xml:space="preserve">A Reclamada não possui, </w:t>
+      </w:r>
+      <w:r>
+        <w:rPr>
+          <w:rFonts w:ascii="Times New Roman" w:hAnsi="Times New Roman" w:cs="Times New Roman"/>
+          <w:b/>
+          <w:i w:val="0"/>
+          <w:sz w:val="24"/>
+        </w:rPr>
+        <w:t>neste momento processual</w:t>
+      </w:r>
+      <w:r>
+        <w:rPr>
+          <w:rFonts w:ascii="Times New Roman" w:hAnsi="Times New Roman" w:cs="Times New Roman"/>
+          <w:b w:val="0"/>
+          <w:i w:val="0"/>
+          <w:sz w:val="24"/>
+        </w:rPr>
+        <w:t xml:space="preserve">, elementos concretos que infirmem a presunção de veracidade da declaração de hipossuficiência, razão pela qual não impugna, de plano, a concessão do benefício, </w:t>
+      </w:r>
+      <w:r>
+        <w:rPr>
+          <w:rFonts w:ascii="Times New Roman" w:hAnsi="Times New Roman" w:cs="Times New Roman"/>
+          <w:b/>
+          <w:i w:val="0"/>
+          <w:sz w:val="24"/>
+        </w:rPr>
+        <w:t>ressalvando expressamente</w:t>
+      </w:r>
+      <w:r>
+        <w:rPr>
+          <w:rFonts w:ascii="Times New Roman" w:hAnsi="Times New Roman" w:cs="Times New Roman"/>
+          <w:b w:val="0"/>
+          <w:i w:val="0"/>
+          <w:sz w:val="24"/>
+        </w:rPr>
+        <w:t xml:space="preserve"> a possibilidade de impugnação posterior, na forma do art. 790, § 4º, da CLT.</w:t>
       </w:r>
     </w:p>
     <w:p/>
@@ -3456,25 +5171,7 @@
           <w:i w:val="0"/>
           <w:sz w:val="24"/>
         </w:rPr>
-        <w:t xml:space="preserve">A Reclamada não se opõe, em tese, à sistemática de indicação de valores do art. 840, § 1º, da CLT, </w:t>
-      </w:r>
-      <w:r>
-        <w:rPr>
-          <w:rFonts w:ascii="Times New Roman" w:hAnsi="Times New Roman" w:cs="Times New Roman"/>
-          <w:b/>
-          <w:i w:val="0"/>
-          <w:sz w:val="24"/>
-        </w:rPr>
-        <w:t>ressalvando que os valores apontados na inicial vinculam e limitam os limites de eventual condenação</w:t>
-      </w:r>
-      <w:r>
-        <w:rPr>
-          <w:rFonts w:ascii="Times New Roman" w:hAnsi="Times New Roman" w:cs="Times New Roman"/>
-          <w:b w:val="0"/>
-          <w:i w:val="0"/>
-          <w:sz w:val="24"/>
-        </w:rPr>
-        <w:t>, e reservando-se o direito de impugnar os critérios de apuração em fase de liquidação.</w:t>
+        <w:t>10. Dos Valores Indicados, dos Juros e da Correção Monetária</w:t>
       </w:r>
     </w:p>
     <w:p/>
@@ -3490,7 +5187,7 @@
           <w:i w:val="0"/>
           <w:sz w:val="24"/>
         </w:rPr>
-        <w:t xml:space="preserve">Quanto à atualização, não se opõe aos critérios fixados pelo STF nas </w:t>
+        <w:t xml:space="preserve">A Reclamada não se opõe, em tese, à sistemática de indicação de valores do art. 840, § 1º, da CLT, </w:t>
       </w:r>
       <w:r>
         <w:rPr>
@@ -3499,35 +5196,16 @@
           <w:i w:val="0"/>
           <w:sz w:val="24"/>
         </w:rPr>
-        <w:t>ADCs 58 e 59</w:t>
-      </w:r>
-      <w:r>
-        <w:rPr>
-          <w:rFonts w:ascii="Times New Roman" w:hAnsi="Times New Roman" w:cs="Times New Roman"/>
-          <w:b w:val="0"/>
-          <w:i w:val="0"/>
-          <w:sz w:val="24"/>
-        </w:rPr>
-        <w:t xml:space="preserve">, observados os exatos termos da modulação ali estabelecida e a legislação superveniente aplicável ao período </w:t>
-      </w:r>
-      <w:r>
-        <w:rPr>
-          <w:rFonts w:ascii="Times New Roman" w:hAnsi="Times New Roman" w:cs="Times New Roman"/>
-          <w:b/>
-          <w:i w:val="0"/>
-          <w:color w:val="FF0000"/>
-          <w:sz w:val="24"/>
-        </w:rPr>
-        <w:t>[CONFERIR REGIME DE ATUALIZAÇÃO VIGENTE PARA O PERÍODO — item que mais muda]</w:t>
-      </w:r>
-      <w:r>
-        <w:rPr>
-          <w:rFonts w:ascii="Times New Roman" w:hAnsi="Times New Roman" w:cs="Times New Roman"/>
-          <w:b w:val="0"/>
-          <w:i w:val="0"/>
-          <w:sz w:val="24"/>
-        </w:rPr>
-        <w:t>, sem prejuízo de impugnação específica em liquidação.</w:t>
+        <w:t>ressalvando que os valores apontados na inicial vinculam e limitam os limites de eventual condenação</w:t>
+      </w:r>
+      <w:r>
+        <w:rPr>
+          <w:rFonts w:ascii="Times New Roman" w:hAnsi="Times New Roman" w:cs="Times New Roman"/>
+          <w:b w:val="0"/>
+          <w:i w:val="0"/>
+          <w:sz w:val="24"/>
+        </w:rPr>
+        <w:t>, e reservando-se o direito de impugnar os critérios de apuração em liquidação.</w:t>
       </w:r>
     </w:p>
     <w:p/>
@@ -3543,7 +5221,44 @@
           <w:i w:val="0"/>
           <w:sz w:val="24"/>
         </w:rPr>
-        <w:t>10. Da Compensação e da Dedução (art. 767 da CLT)</w:t>
+        <w:t xml:space="preserve">Quanto à atualização, não se opõe aos critérios fixados pelo STF nas </w:t>
+      </w:r>
+      <w:r>
+        <w:rPr>
+          <w:rFonts w:ascii="Times New Roman" w:hAnsi="Times New Roman" w:cs="Times New Roman"/>
+          <w:b/>
+          <w:i w:val="0"/>
+          <w:sz w:val="24"/>
+        </w:rPr>
+        <w:t>ADCs 58 e 59</w:t>
+      </w:r>
+      <w:r>
+        <w:rPr>
+          <w:rFonts w:ascii="Times New Roman" w:hAnsi="Times New Roman" w:cs="Times New Roman"/>
+          <w:b w:val="0"/>
+          <w:i w:val="0"/>
+          <w:sz w:val="24"/>
+        </w:rPr>
+        <w:t xml:space="preserve">, observados os exatos termos da modulação ali estabelecida e a legislação superveniente aplicável ao período </w:t>
+      </w:r>
+      <w:r>
+        <w:rPr>
+          <w:rFonts w:ascii="Times New Roman" w:hAnsi="Times New Roman" w:cs="Times New Roman"/>
+          <w:b/>
+          <w:i w:val="0"/>
+          <w:color w:val="FF0000"/>
+          <w:sz w:val="24"/>
+        </w:rPr>
+        <w:t>[CONFERIR REGIME DE ATUALIZAÇÃO VIGENTE PARA O PERÍODO — item que mais muda]</w:t>
+      </w:r>
+      <w:r>
+        <w:rPr>
+          <w:rFonts w:ascii="Times New Roman" w:hAnsi="Times New Roman" w:cs="Times New Roman"/>
+          <w:b w:val="0"/>
+          <w:i w:val="0"/>
+          <w:sz w:val="24"/>
+        </w:rPr>
+        <w:t>, sem prejuízo de impugnação específica em liquidação.</w:t>
       </w:r>
     </w:p>
     <w:p/>
@@ -3559,6 +5274,22 @@
           <w:i w:val="0"/>
           <w:sz w:val="24"/>
         </w:rPr>
+        <w:t>11. Da Compensação e da Dedução (art. 767 da CLT)</w:t>
+      </w:r>
+    </w:p>
+    <w:p/>
+    <w:p>
+      <w:pPr>
+        <w:ind w:firstLine="850"/>
+        <w:jc w:val="both"/>
+      </w:pPr>
+      <w:r>
+        <w:rPr>
+          <w:rFonts w:ascii="Times New Roman" w:hAnsi="Times New Roman" w:cs="Times New Roman"/>
+          <w:b w:val="0"/>
+          <w:i w:val="0"/>
+          <w:sz w:val="24"/>
+        </w:rPr>
         <w:t xml:space="preserve">Por extrema cautela, na remota hipótese de condenação, requer-se a </w:t>
       </w:r>
       <w:r>
@@ -3577,7 +5308,79 @@
           <w:i w:val="0"/>
           <w:sz w:val="24"/>
         </w:rPr>
-        <w:t xml:space="preserve"> de todos os valores já quitados ao Autor a qualquer título — inclusive as diárias e os pagamentos realizados via PIX, entre eles o comprovante juntado pelo próprio Reclamante (ID 59a6bef) —, a teor do art. 767 da CLT, sob pena de </w:t>
+        <w:t xml:space="preserve"> de todos os valores já pagos ao Autor a qualquer título, notadamente: (i) as </w:t>
+      </w:r>
+      <w:r>
+        <w:rPr>
+          <w:rFonts w:ascii="Times New Roman" w:hAnsi="Times New Roman" w:cs="Times New Roman"/>
+          <w:b/>
+          <w:i w:val="0"/>
+          <w:sz w:val="24"/>
+        </w:rPr>
+        <w:t>verbas rescisórias quitadas no TRCT</w:t>
+      </w:r>
+      <w:r>
+        <w:rPr>
+          <w:rFonts w:ascii="Times New Roman" w:hAnsi="Times New Roman" w:cs="Times New Roman"/>
+          <w:b w:val="0"/>
+          <w:i w:val="0"/>
+          <w:sz w:val="24"/>
+        </w:rPr>
+        <w:t xml:space="preserve"> do contrato de experiência; (ii) os </w:t>
+      </w:r>
+      <w:r>
+        <w:rPr>
+          <w:rFonts w:ascii="Times New Roman" w:hAnsi="Times New Roman" w:cs="Times New Roman"/>
+          <w:b/>
+          <w:i w:val="0"/>
+          <w:sz w:val="24"/>
+        </w:rPr>
+        <w:t>salários e demais parcelas</w:t>
+      </w:r>
+      <w:r>
+        <w:rPr>
+          <w:rFonts w:ascii="Times New Roman" w:hAnsi="Times New Roman" w:cs="Times New Roman"/>
+          <w:b w:val="0"/>
+          <w:i w:val="0"/>
+          <w:sz w:val="24"/>
+        </w:rPr>
+        <w:t xml:space="preserve"> do período contratual; (iii) eventual </w:t>
+      </w:r>
+      <w:r>
+        <w:rPr>
+          <w:rFonts w:ascii="Times New Roman" w:hAnsi="Times New Roman" w:cs="Times New Roman"/>
+          <w:b/>
+          <w:i w:val="0"/>
+          <w:sz w:val="24"/>
+        </w:rPr>
+        <w:t>adicional de insalubridade já pago</w:t>
+      </w:r>
+      <w:r>
+        <w:rPr>
+          <w:rFonts w:ascii="Times New Roman" w:hAnsi="Times New Roman" w:cs="Times New Roman"/>
+          <w:b w:val="0"/>
+          <w:i w:val="0"/>
+          <w:sz w:val="24"/>
+        </w:rPr>
+        <w:t xml:space="preserve">; e (iv) o pagamento de </w:t>
+      </w:r>
+      <w:r>
+        <w:rPr>
+          <w:rFonts w:ascii="Times New Roman" w:hAnsi="Times New Roman" w:cs="Times New Roman"/>
+          <w:b/>
+          <w:i w:val="0"/>
+          <w:sz w:val="24"/>
+        </w:rPr>
+        <w:t>R$ 700,00 realizado em 19/05/2026</w:t>
+      </w:r>
+      <w:r>
+        <w:rPr>
+          <w:rFonts w:ascii="Times New Roman" w:hAnsi="Times New Roman" w:cs="Times New Roman"/>
+          <w:b w:val="0"/>
+          <w:i w:val="0"/>
+          <w:sz w:val="24"/>
+        </w:rPr>
+        <w:t xml:space="preserve">, a título de empreitada — tudo a teor do art. 767 da CLT, sob pena de </w:t>
       </w:r>
       <w:r>
         <w:rPr>
@@ -3840,7 +5643,7 @@
                 <w:i w:val="0"/>
                 <w:sz w:val="22"/>
               </w:rPr>
-              <w:t>Improcedente.</w:t>
+              <w:t>Prejudicado</w:t>
             </w:r>
             <w:r>
               <w:rPr>
@@ -3849,7 +5652,25 @@
                 <w:i w:val="0"/>
                 <w:sz w:val="22"/>
               </w:rPr>
-              <w:t xml:space="preserve"> Prestação eventual e autônoma por tarefa/diária, sem habitualidade, pessoalidade ou subordinação (arts. 2º e 3º da CLT; art. 610 do CC), conforme item III.1. Impugnadas as datas, a função e o salário alegados.</w:t>
+              <w:t xml:space="preserve"> quanto a 11/03/2026 a 09/04/2026: o vínculo existiu, foi registrado em CTPS sob contrato de experiência e extinto pelo advento do termo (item III.1). </w:t>
+            </w:r>
+            <w:r>
+              <w:rPr>
+                <w:rFonts w:ascii="Times New Roman" w:hAnsi="Times New Roman" w:cs="Times New Roman"/>
+                <w:b/>
+                <w:i w:val="0"/>
+                <w:sz w:val="22"/>
+              </w:rPr>
+              <w:t>Improcedente</w:t>
+            </w:r>
+            <w:r>
+              <w:rPr>
+                <w:rFonts w:ascii="Times New Roman" w:hAnsi="Times New Roman" w:cs="Times New Roman"/>
+                <w:b w:val="0"/>
+                <w:i w:val="0"/>
+                <w:sz w:val="22"/>
+              </w:rPr>
+              <w:t xml:space="preserve"> quanto ao período posterior: prestação autônoma e eventual por empreitada (item III.2). Impugnadas as datas de 10/03/2026 e 15/05/2026, a modalidade de extinção e o salário alegado.</w:t>
             </w:r>
           </w:p>
         </w:tc>
@@ -3891,7 +5712,7 @@
                 <w:i w:val="0"/>
                 <w:sz w:val="22"/>
               </w:rPr>
-              <w:t>Verbas rescisórias: saldo de salário, aviso prévio, 13º, férias + 1/3, FGTS, multa de 40%, multa do art. 477, § 8º, guias e seguro-desemprego — R$ 7.025,33</w:t>
+              <w:t>Verbas rescisórias de dispensa imotivada — R$ 7.025,33</w:t>
             </w:r>
           </w:p>
         </w:tc>
@@ -3920,7 +5741,7 @@
                 <w:i w:val="0"/>
                 <w:sz w:val="22"/>
               </w:rPr>
-              <w:t>, por decorrência lógica (item III.2). Subsidiariamente: natureza a termo do período de 67 dias (arts. 443, § 2º, "c", e 445 da CLT), incompatível com aviso prévio; indevidas multa de 40%, guias e seguro-desemprego; afastadas as multas dos arts. 467 e 477, § 8º; proporcionalidade estrita aos dias comprovados; dedução do já pago (art. 767 da CLT). Valor integralmente impugnado por ausência de memória de cálculo.</w:t>
+              <w:t xml:space="preserve"> (item III.3). Contrato a termo extinto pelo prazo: indevidos saldo de salário de maio, aviso prévio e sua projeção, multa de 40%, guias de FGTS e seguro-desemprego; 13º e férias limitados a 1/12 e já quitados no TRCT; FGTS regularmente recolhido; afastadas as multas dos arts. 467 e 477, § 8º. Valor integralmente impugnado por ausência de memória de cálculo. Dedução do já pago (art. 767 da CLT).</w:t>
             </w:r>
           </w:p>
         </w:tc>
@@ -3991,7 +5812,7 @@
                 <w:i w:val="0"/>
                 <w:sz w:val="22"/>
               </w:rPr>
-              <w:t xml:space="preserve"> (item III.3). Inexiste vínculo; não comprovado o cadastro quinquenal no PIS/PASEP (art. 9º da Lei nº 7.998/1990); dano meramente hipotético e futuro. Valor impugnado, inclusive por não corresponder ao salário mínimo vigente.</w:t>
+              <w:t xml:space="preserve"> (item III.4). Vínculo registrado e informado pelos meios legais; não comprovado o cadastro quinquenal no PIS/PASEP (art. 9º da Lei nº 7.998/1990); dano meramente hipotético. Valor impugnado, inclusive por não corresponder ao salário mínimo vigente.</w:t>
             </w:r>
           </w:p>
         </w:tc>
@@ -4062,7 +5883,7 @@
                 <w:i w:val="0"/>
                 <w:sz w:val="22"/>
               </w:rPr>
-              <w:t xml:space="preserve"> (item I.2) e, no mérito, </w:t>
+              <w:t xml:space="preserve"> (item I.1) e, no mérito, </w:t>
             </w:r>
             <w:r>
               <w:rPr>
@@ -4080,7 +5901,7 @@
                 <w:i w:val="0"/>
                 <w:sz w:val="22"/>
               </w:rPr>
-              <w:t xml:space="preserve"> (item III.4): Tema 190 dos IRR do TST quanto ao cimento; Súmula 448, I, do TST; ausência de habitualidade e de descrição da exposição; EPI eficaz (art. 191, II, da CLT; Súmula 80 do TST). Subsidiariamente: grau máximo afastado, base restrita ao salário mínimo (SV 4 do STF), proporcionalidade e dedução. Impugnados os reflexos — inclusive sobre horas extras não pedidas — e o valor.</w:t>
+              <w:t xml:space="preserve"> (item III.5): Tema 190 dos IRR do TST quanto ao cimento; Súmula 448, I, do TST; ausência de exposição habitual e permanente; EPI eficaz (art. 191, II, da CLT; Súmula 80 do TST). Subsidiariamente: grau máximo afastado, base restrita ao salário mínimo (SV 4 do STF), proporcionalidade aos 30 dias de contrato e dedução do já pago. Impugnados os reflexos — inclusive sobre horas extras não pedidas — e o valor.</w:t>
             </w:r>
           </w:p>
         </w:tc>
@@ -4151,7 +5972,7 @@
                 <w:i w:val="0"/>
                 <w:sz w:val="22"/>
               </w:rPr>
-              <w:t xml:space="preserve"> (item I.2) e, no mérito, </w:t>
+              <w:t xml:space="preserve"> (item I.1) e, no mérito, </w:t>
             </w:r>
             <w:r>
               <w:rPr>
@@ -4169,7 +5990,25 @@
                 <w:i w:val="0"/>
                 <w:sz w:val="22"/>
               </w:rPr>
-              <w:t xml:space="preserve"> (item III.5): ausentes dano, culpa e nexo causal (arts. 186 e 927 do CC); ausência de anotação de CTPS não gera dano *in re ipsa*; nenhum fato concreto narrado. *Quantum* impugnado por desproporcionalidade (art. 223-G da CLT).</w:t>
+              <w:t xml:space="preserve"> (item III.6): a causa de pedir é a ausência de registro, e </w:t>
+            </w:r>
+            <w:r>
+              <w:rPr>
+                <w:rFonts w:ascii="Times New Roman" w:hAnsi="Times New Roman" w:cs="Times New Roman"/>
+                <w:b/>
+                <w:i w:val="0"/>
+                <w:sz w:val="22"/>
+              </w:rPr>
+              <w:t>o registro existe</w:t>
+            </w:r>
+            <w:r>
+              <w:rPr>
+                <w:rFonts w:ascii="Times New Roman" w:hAnsi="Times New Roman" w:cs="Times New Roman"/>
+                <w:b w:val="0"/>
+                <w:i w:val="0"/>
+                <w:sz w:val="22"/>
+              </w:rPr>
+              <w:t xml:space="preserve"> (CTPS anotada de 11/03 a 09/04/2026). Ausentes dano, culpa e nexo (arts. 186 e 927 do CC); inadimplemento não gera dano *in re ipsa*. *Quantum* impugnado (art. 223-G da CLT).</w:t>
             </w:r>
           </w:p>
         </w:tc>
@@ -4240,7 +6079,7 @@
                 <w:i w:val="0"/>
                 <w:sz w:val="22"/>
               </w:rPr>
-              <w:t xml:space="preserve"> (item III.6). Fundamentação em legislação revogada; matéria regida pelo art. 791-A da CLT (5% a 15%). Improcedente a ação, incabíveis honorários ao Autor; se fixados, no mínimo legal de 5%.</w:t>
+              <w:t xml:space="preserve"> (item III.7). Fundamentação em legislação revogada; matéria regida pelo art. 791-A da CLT (5% a 15%). Improcedente a ação, incabíveis honorários ao Autor; se fixados, no mínimo legal de 5%.</w:t>
             </w:r>
           </w:p>
         </w:tc>
@@ -4311,7 +6150,7 @@
                 <w:i w:val="0"/>
                 <w:sz w:val="22"/>
               </w:rPr>
-              <w:t xml:space="preserve"> (item III.8), na forma do art. 790, § 4º, da CLT. Quanto à juntada posterior de documentos, requer-se vista e prazo para manifestação, sob pena de nulidade (art. 5º, LV, da CF).</w:t>
+              <w:t xml:space="preserve"> (item III.9), na forma do art. 790, § 4º, da CLT. Quanto à juntada posterior de documentos, requer-se vista e prazo para manifestação, sob pena de nulidade (art. 5º, LV, da CF).</w:t>
             </w:r>
           </w:p>
         </w:tc>
@@ -4400,7 +6239,7 @@
                 <w:i w:val="0"/>
                 <w:sz w:val="22"/>
               </w:rPr>
-              <w:t xml:space="preserve">. </w:t>
+              <w:t xml:space="preserve"> — notadamente sobre o registro em CTPS omitido na inicial e sobre o serviço prestado por empreitada. </w:t>
             </w:r>
             <w:r>
               <w:rPr>
@@ -4418,7 +6257,7 @@
                 <w:i w:val="0"/>
                 <w:sz w:val="22"/>
               </w:rPr>
-              <w:t xml:space="preserve"> o pedido de procedência total, pelas razões dos itens III.1 a III.6.</w:t>
+              <w:t xml:space="preserve"> o pedido de procedência total.</w:t>
             </w:r>
           </w:p>
         </w:tc>
@@ -4578,7 +6417,7 @@
                 <w:i w:val="0"/>
                 <w:sz w:val="22"/>
               </w:rPr>
-              <w:t xml:space="preserve"> eventual condenação (item III.9).</w:t>
+              <w:t xml:space="preserve"> eventual condenação (item III.10).</w:t>
             </w:r>
           </w:p>
         </w:tc>
@@ -4629,7 +6468,7 @@
           <w:i w:val="0"/>
           <w:sz w:val="24"/>
         </w:rPr>
-        <w:t xml:space="preserve">a) o acolhimento da preliminar de </w:t>
+        <w:t xml:space="preserve">a) o acolhimento das preliminares de </w:t>
       </w:r>
       <w:r>
         <w:rPr>
@@ -4638,24 +6477,6 @@
           <w:i w:val="0"/>
           <w:sz w:val="24"/>
         </w:rPr>
-        <w:t>ilegitimidade passiva</w:t>
-      </w:r>
-      <w:r>
-        <w:rPr>
-          <w:rFonts w:ascii="Times New Roman" w:hAnsi="Times New Roman" w:cs="Times New Roman"/>
-          <w:b w:val="0"/>
-          <w:i w:val="0"/>
-          <w:sz w:val="24"/>
-        </w:rPr>
-        <w:t xml:space="preserve"> *ad causam*, com a extinção do feito sem resolução do mérito (art. 485, VI, do CPC), e das preliminares de </w:t>
-      </w:r>
-      <w:r>
-        <w:rPr>
-          <w:rFonts w:ascii="Times New Roman" w:hAnsi="Times New Roman" w:cs="Times New Roman"/>
-          <w:b/>
-          <w:i w:val="0"/>
-          <w:sz w:val="24"/>
-        </w:rPr>
         <w:t>inépcia parcial</w:t>
       </w:r>
       <w:r>
@@ -4665,7 +6486,7 @@
           <w:i w:val="0"/>
           <w:sz w:val="24"/>
         </w:rPr>
-        <w:t>, com a extinção dos pedidos "V", "VI" e "VII" (art. 330, I, e art. 485, I e IV, do CPC) ou, sucessivamente, a determinação de emenda à inicial (art. 321 do CPC);</w:t>
+        <w:t>, com a extinção dos pedidos "V", "VI" e "VII", sem resolução do mérito (art. 330, I, e art. 485, I e IV, do CPC) ou, sucessivamente, a determinação de emenda à inicial (art. 321 do CPC);</w:t>
       </w:r>
     </w:p>
     <w:p/>
@@ -4699,7 +6520,61 @@
           <w:i w:val="0"/>
           <w:sz w:val="24"/>
         </w:rPr>
-        <w:t xml:space="preserve"> a presente Reclamação Trabalhista, condenando-se o Reclamante ao pagamento dos honorários advocatícios sucumbenciais em favor da Reclamada, nos termos do art. 791-A, § 3º, da CLT, com exigibilidade suspensa caso deferida a gratuidade;</w:t>
+        <w:t xml:space="preserve"> a presente Reclamação Trabalhista, com o reconhecimento de que o contrato de trabalho vigorou de </w:t>
+      </w:r>
+      <w:r>
+        <w:rPr>
+          <w:rFonts w:ascii="Times New Roman" w:hAnsi="Times New Roman" w:cs="Times New Roman"/>
+          <w:b/>
+          <w:i w:val="0"/>
+          <w:sz w:val="24"/>
+        </w:rPr>
+        <w:t>11/03/2026 a 09/04/2026</w:t>
+      </w:r>
+      <w:r>
+        <w:rPr>
+          <w:rFonts w:ascii="Times New Roman" w:hAnsi="Times New Roman" w:cs="Times New Roman"/>
+          <w:b w:val="0"/>
+          <w:i w:val="0"/>
+          <w:sz w:val="24"/>
+        </w:rPr>
+        <w:t xml:space="preserve">, sob </w:t>
+      </w:r>
+      <w:r>
+        <w:rPr>
+          <w:rFonts w:ascii="Times New Roman" w:hAnsi="Times New Roman" w:cs="Times New Roman"/>
+          <w:b/>
+          <w:i w:val="0"/>
+          <w:sz w:val="24"/>
+        </w:rPr>
+        <w:t>contrato de experiência regularmente registrado em CTPS, extinto pelo advento do termo</w:t>
+      </w:r>
+      <w:r>
+        <w:rPr>
+          <w:rFonts w:ascii="Times New Roman" w:hAnsi="Times New Roman" w:cs="Times New Roman"/>
+          <w:b w:val="0"/>
+          <w:i w:val="0"/>
+          <w:sz w:val="24"/>
+        </w:rPr>
+        <w:t xml:space="preserve">, e de que a prestação posterior se deu de forma </w:t>
+      </w:r>
+      <w:r>
+        <w:rPr>
+          <w:rFonts w:ascii="Times New Roman" w:hAnsi="Times New Roman" w:cs="Times New Roman"/>
+          <w:b/>
+          <w:i w:val="0"/>
+          <w:sz w:val="24"/>
+        </w:rPr>
+        <w:t>autônoma e eventual, por empreitada</w:t>
+      </w:r>
+      <w:r>
+        <w:rPr>
+          <w:rFonts w:ascii="Times New Roman" w:hAnsi="Times New Roman" w:cs="Times New Roman"/>
+          <w:b w:val="0"/>
+          <w:i w:val="0"/>
+          <w:sz w:val="24"/>
+        </w:rPr>
+        <w:t>, condenando-se o Reclamante ao pagamento dos honorários advocatícios sucumbenciais em favor da Reclamada (art. 791-A, § 3º, da CLT), com exigibilidade suspensa caso deferida a gratuidade;</w:t>
       </w:r>
     </w:p>
     <w:p/>
@@ -4715,7 +6590,7 @@
           <w:i w:val="0"/>
           <w:sz w:val="24"/>
         </w:rPr>
-        <w:t xml:space="preserve">c) subsidiariamente, na hipótese de procedência de qualquer pedido — o que se admite estritamente pelo princípio da eventualidade defensiva (art. 336 do CPC) —: a retificação do período para aquele efetivamente comprovado nos autos; o reconhecimento da natureza </w:t>
+        <w:t xml:space="preserve">c) subsidiariamente, na hipótese de procedência de qualquer pedido — o que se admite estritamente pelo princípio da eventualidade defensiva (art. 336 do CPC) —: a </w:t>
       </w:r>
       <w:r>
         <w:rPr>
@@ -4724,22 +6599,58 @@
           <w:i w:val="0"/>
           <w:sz w:val="24"/>
         </w:rPr>
-        <w:t>a termo</w:t>
-      </w:r>
-      <w:r>
-        <w:rPr>
-          <w:rFonts w:ascii="Times New Roman" w:hAnsi="Times New Roman" w:cs="Times New Roman"/>
-          <w:b w:val="0"/>
-          <w:i w:val="0"/>
-          <w:sz w:val="24"/>
-        </w:rPr>
-        <w:t xml:space="preserve"> do contrato, ante o período inferior a 90 dias, com o afastamento do aviso prévio indenizado e de sua projeção; a limitação da base salarial ao salário normativo da CCT da categoria ou, na sua falta, ao salário mínimo nacional (art. 76 da CLT) </w:t>
+        <w:t>retificação das datas</w:t>
+      </w:r>
+      <w:r>
+        <w:rPr>
+          <w:rFonts w:ascii="Times New Roman" w:hAnsi="Times New Roman" w:cs="Times New Roman"/>
+          <w:b w:val="0"/>
+          <w:i w:val="0"/>
+          <w:sz w:val="24"/>
+        </w:rPr>
+        <w:t xml:space="preserve"> para 11/03/2026 a 09/04/2026; o reconhecimento da </w:t>
       </w:r>
       <w:r>
         <w:rPr>
           <w:rFonts w:ascii="Times New Roman" w:hAnsi="Times New Roman" w:cs="Times New Roman"/>
           <w:b/>
           <w:i w:val="0"/>
+          <w:sz w:val="24"/>
+        </w:rPr>
+        <w:t>natureza a termo</w:t>
+      </w:r>
+      <w:r>
+        <w:rPr>
+          <w:rFonts w:ascii="Times New Roman" w:hAnsi="Times New Roman" w:cs="Times New Roman"/>
+          <w:b w:val="0"/>
+          <w:i w:val="0"/>
+          <w:sz w:val="24"/>
+        </w:rPr>
+        <w:t xml:space="preserve"> do contrato, com o afastamento do aviso prévio indenizado, de sua projeção, da multa de 40% do FGTS, das guias e do seguro-desemprego; a limitação do 13º salário e das férias proporcionais a </w:t>
+      </w:r>
+      <w:r>
+        <w:rPr>
+          <w:rFonts w:ascii="Times New Roman" w:hAnsi="Times New Roman" w:cs="Times New Roman"/>
+          <w:b/>
+          <w:i w:val="0"/>
+          <w:sz w:val="24"/>
+        </w:rPr>
+        <w:t>1/12</w:t>
+      </w:r>
+      <w:r>
+        <w:rPr>
+          <w:rFonts w:ascii="Times New Roman" w:hAnsi="Times New Roman" w:cs="Times New Roman"/>
+          <w:b w:val="0"/>
+          <w:i w:val="0"/>
+          <w:sz w:val="24"/>
+        </w:rPr>
+        <w:t xml:space="preserve">; a limitação da base salarial ao valor efetivamente registrado ou, sucessivamente, ao salário normativo da CCT da categoria ou ao salário mínimo nacional (art. 76 da CLT) </w:t>
+      </w:r>
+      <w:r>
+        <w:rPr>
+          <w:rFonts w:ascii="Times New Roman" w:hAnsi="Times New Roman" w:cs="Times New Roman"/>
+          <w:b/>
+          <w:i w:val="0"/>
           <w:color w:val="FF0000"/>
           <w:sz w:val="24"/>
         </w:rPr>
@@ -4752,7 +6663,25 @@
           <w:i w:val="0"/>
           <w:sz w:val="24"/>
         </w:rPr>
-        <w:t>; a proporcionalidade estrita aos dias efetivamente trabalhados e comprovados; o afastamento das multas dos arts. 467 e 477, § 8º, da CLT; a fixação do adicional de insalubridade, se deferido, em grau médio e sobre o salário mínimo; e a limitação da condenação aos valores indicados na inicial;</w:t>
+        <w:t xml:space="preserve">; a fixação do adicional de insalubridade, se deferido, em </w:t>
+      </w:r>
+      <w:r>
+        <w:rPr>
+          <w:rFonts w:ascii="Times New Roman" w:hAnsi="Times New Roman" w:cs="Times New Roman"/>
+          <w:b/>
+          <w:i w:val="0"/>
+          <w:sz w:val="24"/>
+        </w:rPr>
+        <w:t>grau médio</w:t>
+      </w:r>
+      <w:r>
+        <w:rPr>
+          <w:rFonts w:ascii="Times New Roman" w:hAnsi="Times New Roman" w:cs="Times New Roman"/>
+          <w:b w:val="0"/>
+          <w:i w:val="0"/>
+          <w:sz w:val="24"/>
+        </w:rPr>
+        <w:t xml:space="preserve"> e sobre o salário mínimo, proporcional aos 30 dias de contrato; o afastamento das multas dos arts. 467 e 477, § 8º, da CLT; e a limitação da condenação aos valores indicados na inicial;</w:t>
       </w:r>
     </w:p>
     <w:p/>
@@ -4786,7 +6715,25 @@
           <w:i w:val="0"/>
           <w:sz w:val="24"/>
         </w:rPr>
-        <w:t xml:space="preserve"> de todos os valores já quitados ao Autor sob qualquer título, inclusive diárias e transferências via PIX, a teor do art. 767 da CLT, sob pena de *bis in idem* e enriquecimento sem causa;</w:t>
+        <w:t xml:space="preserve"> de todos os valores já pagos ao Autor, notadamente as verbas quitadas no TRCT, eventual adicional de insalubridade já pago e o pagamento de </w:t>
+      </w:r>
+      <w:r>
+        <w:rPr>
+          <w:rFonts w:ascii="Times New Roman" w:hAnsi="Times New Roman" w:cs="Times New Roman"/>
+          <w:b/>
+          <w:i w:val="0"/>
+          <w:sz w:val="24"/>
+        </w:rPr>
+        <w:t>R$ 700,00 de 19/05/2026</w:t>
+      </w:r>
+      <w:r>
+        <w:rPr>
+          <w:rFonts w:ascii="Times New Roman" w:hAnsi="Times New Roman" w:cs="Times New Roman"/>
+          <w:b w:val="0"/>
+          <w:i w:val="0"/>
+          <w:sz w:val="24"/>
+        </w:rPr>
+        <w:t>, a teor do art. 767 da CLT, sob pena de *bis in idem* e enriquecimento sem causa;</w:t>
       </w:r>
     </w:p>
     <w:p/>
@@ -4917,7 +6864,7 @@
           <w:color w:val="FF0000"/>
           <w:sz w:val="24"/>
         </w:rPr>
-        <w:t>[relatório financeiro de todos os pagamentos ao Reclamante, com datas, valores e registros]</w:t>
+        <w:t>[ficha de registro de empregado]</w:t>
       </w:r>
       <w:r>
         <w:rPr>
@@ -4936,7 +6883,7 @@
           <w:color w:val="FF0000"/>
           <w:sz w:val="24"/>
         </w:rPr>
-        <w:t>[comprovantes de PIX/recibos]</w:t>
+        <w:t>[CTPS Digital com a anotação de 11/03/2026 a 09/04/2026]</w:t>
       </w:r>
       <w:r>
         <w:rPr>
@@ -4955,7 +6902,83 @@
           <w:color w:val="FF0000"/>
           <w:sz w:val="24"/>
         </w:rPr>
-        <w:t>[comprovante do quadro de pessoal no período — folha, eSocial, CAGED]</w:t>
+        <w:t>[contrato de experiência assinado]</w:t>
+      </w:r>
+      <w:r>
+        <w:rPr>
+          <w:rFonts w:ascii="Times New Roman" w:hAnsi="Times New Roman" w:cs="Times New Roman"/>
+          <w:b w:val="0"/>
+          <w:i w:val="0"/>
+          <w:sz w:val="24"/>
+        </w:rPr>
+        <w:t xml:space="preserve">; </w:t>
+      </w:r>
+      <w:r>
+        <w:rPr>
+          <w:rFonts w:ascii="Times New Roman" w:hAnsi="Times New Roman" w:cs="Times New Roman"/>
+          <w:b/>
+          <w:i w:val="0"/>
+          <w:color w:val="FF0000"/>
+          <w:sz w:val="24"/>
+        </w:rPr>
+        <w:t>[TRCT e comprovante de pagamento das verbas rescisórias]</w:t>
+      </w:r>
+      <w:r>
+        <w:rPr>
+          <w:rFonts w:ascii="Times New Roman" w:hAnsi="Times New Roman" w:cs="Times New Roman"/>
+          <w:b w:val="0"/>
+          <w:i w:val="0"/>
+          <w:sz w:val="24"/>
+        </w:rPr>
+        <w:t xml:space="preserve">; </w:t>
+      </w:r>
+      <w:r>
+        <w:rPr>
+          <w:rFonts w:ascii="Times New Roman" w:hAnsi="Times New Roman" w:cs="Times New Roman"/>
+          <w:b/>
+          <w:i w:val="0"/>
+          <w:color w:val="FF0000"/>
+          <w:sz w:val="24"/>
+        </w:rPr>
+        <w:t>[recibos de pagamento/holerites do período]</w:t>
+      </w:r>
+      <w:r>
+        <w:rPr>
+          <w:rFonts w:ascii="Times New Roman" w:hAnsi="Times New Roman" w:cs="Times New Roman"/>
+          <w:b w:val="0"/>
+          <w:i w:val="0"/>
+          <w:sz w:val="24"/>
+        </w:rPr>
+        <w:t xml:space="preserve">; </w:t>
+      </w:r>
+      <w:r>
+        <w:rPr>
+          <w:rFonts w:ascii="Times New Roman" w:hAnsi="Times New Roman" w:cs="Times New Roman"/>
+          <w:b/>
+          <w:i w:val="0"/>
+          <w:color w:val="FF0000"/>
+          <w:sz w:val="24"/>
+        </w:rPr>
+        <w:t>[extrato analítico do FGTS e eventos do eSocial]</w:t>
+      </w:r>
+      <w:r>
+        <w:rPr>
+          <w:rFonts w:ascii="Times New Roman" w:hAnsi="Times New Roman" w:cs="Times New Roman"/>
+          <w:b w:val="0"/>
+          <w:i w:val="0"/>
+          <w:sz w:val="24"/>
+        </w:rPr>
+        <w:t xml:space="preserve">; </w:t>
+      </w:r>
+      <w:r>
+        <w:rPr>
+          <w:rFonts w:ascii="Times New Roman" w:hAnsi="Times New Roman" w:cs="Times New Roman"/>
+          <w:b/>
+          <w:i w:val="0"/>
+          <w:color w:val="FF0000"/>
+          <w:sz w:val="24"/>
+        </w:rPr>
+        <w:t>[comprovante do pagamento de R$ 700,00 de 19/05/2026 e o respectivo ajuste/recibo de empreitada]</w:t>
       </w:r>
       <w:r>
         <w:rPr>

--- a/pecas/0020407-95.2026.5.04.0384 - ANGEL MIGUEL DAMAS HERRERA/BS x ANGEL MIGUEL DAMAS HERRERA - CONTESTAÇÃO.docx
+++ b/pecas/0020407-95.2026.5.04.0384 - ANGEL MIGUEL DAMAS HERRERA/BS x ANGEL MIGUEL DAMAS HERRERA - CONTESTAÇÃO.docx
@@ -895,35 +895,71 @@
           <w:i w:val="0"/>
           <w:sz w:val="24"/>
         </w:rPr>
-        <w:t>"Comprovante de PIX" (ID 59a6bef)</w:t>
-      </w:r>
-      <w:r>
-        <w:rPr>
-          <w:rFonts w:ascii="Times New Roman" w:hAnsi="Times New Roman" w:cs="Times New Roman"/>
-          <w:b w:val="0"/>
-          <w:i w:val="0"/>
-          <w:sz w:val="24"/>
-        </w:rPr>
-        <w:t xml:space="preserve"> — </w:t>
+        <w:t>"Comprovante de PIX" (ID 59a6bef) — documento que sequer se refere à Reclamada.</w:t>
+      </w:r>
+      <w:r>
+        <w:rPr>
+          <w:rFonts w:ascii="Times New Roman" w:hAnsi="Times New Roman" w:cs="Times New Roman"/>
+          <w:b w:val="0"/>
+          <w:i w:val="0"/>
+          <w:sz w:val="24"/>
+        </w:rPr>
+        <w:t xml:space="preserve"> Impugna-se </w:t>
       </w:r>
       <w:r>
         <w:rPr>
           <w:rFonts w:ascii="Times New Roman" w:hAnsi="Times New Roman" w:cs="Times New Roman"/>
           <w:b/>
           <w:i w:val="0"/>
+          <w:sz w:val="24"/>
+        </w:rPr>
+        <w:t>categoricamente</w:t>
+      </w:r>
+      <w:r>
+        <w:rPr>
+          <w:rFonts w:ascii="Times New Roman" w:hAnsi="Times New Roman" w:cs="Times New Roman"/>
+          <w:b w:val="0"/>
+          <w:i w:val="0"/>
+          <w:sz w:val="24"/>
+        </w:rPr>
+        <w:t xml:space="preserve"> o comprovante de transferência juntado com a inicial: </w:t>
+      </w:r>
+      <w:r>
+        <w:rPr>
+          <w:rFonts w:ascii="Times New Roman" w:hAnsi="Times New Roman" w:cs="Times New Roman"/>
+          <w:b/>
+          <w:i w:val="0"/>
+          <w:sz w:val="24"/>
+        </w:rPr>
+        <w:t>a Reclamada não figura na operação</w:t>
+      </w:r>
+      <w:r>
+        <w:rPr>
+          <w:rFonts w:ascii="Times New Roman" w:hAnsi="Times New Roman" w:cs="Times New Roman"/>
+          <w:b w:val="0"/>
+          <w:i w:val="0"/>
+          <w:sz w:val="24"/>
+        </w:rPr>
+        <w:t xml:space="preserve">. O comprovante aponta como </w:t>
+      </w:r>
+      <w:r>
+        <w:rPr>
+          <w:rFonts w:ascii="Times New Roman" w:hAnsi="Times New Roman" w:cs="Times New Roman"/>
+          <w:b w:val="0"/>
+          <w:i w:val="0"/>
           <w:color w:val="FF0000"/>
           <w:sz w:val="24"/>
         </w:rPr>
-        <w:t>[CONFERIR TEOR DO DOCUMENTO: identificar remetente, destinatário, data e valor — e, em especial, se corresponde ao pagamento de R$ 700,00 de 19/05/2026, referente à empreitada]</w:t>
-      </w:r>
-      <w:r>
-        <w:rPr>
-          <w:rFonts w:ascii="Times New Roman" w:hAnsi="Times New Roman" w:cs="Times New Roman"/>
-          <w:b w:val="0"/>
-          <w:i w:val="0"/>
-          <w:sz w:val="24"/>
-        </w:rPr>
-        <w:t xml:space="preserve">. Comprovante isolado de transferência eletrônica </w:t>
+        <w:t>[remetente — CONFERIR NO DOCUMENTO]</w:t>
+      </w:r>
+      <w:r>
+        <w:rPr>
+          <w:rFonts w:ascii="Times New Roman" w:hAnsi="Times New Roman" w:cs="Times New Roman"/>
+          <w:b w:val="0"/>
+          <w:i w:val="0"/>
+          <w:sz w:val="24"/>
+        </w:rPr>
+        <w:t xml:space="preserve"> o Sr. </w:t>
       </w:r>
       <w:r>
         <w:rPr>
@@ -932,88 +968,26 @@
           <w:i w:val="0"/>
           <w:sz w:val="24"/>
         </w:rPr>
-        <w:t>não prova relação de emprego</w:t>
-      </w:r>
-      <w:r>
-        <w:rPr>
-          <w:rFonts w:ascii="Times New Roman" w:hAnsi="Times New Roman" w:cs="Times New Roman"/>
-          <w:b w:val="0"/>
-          <w:i w:val="0"/>
-          <w:sz w:val="24"/>
-        </w:rPr>
-        <w:t xml:space="preserve"> e, muito menos, salário mensal fixo de R$ 2.000,00: atesta, quando muito, a quitação pontual de serviço prestado. Se o documento corresponde ao pagamento de </w:t>
+        <w:t>WILLIANS DA SILVA OLIVEIRA</w:t>
+      </w:r>
+      <w:r>
+        <w:rPr>
+          <w:rFonts w:ascii="Times New Roman" w:hAnsi="Times New Roman" w:cs="Times New Roman"/>
+          <w:b w:val="0"/>
+          <w:i w:val="0"/>
+          <w:sz w:val="24"/>
+        </w:rPr>
+        <w:t xml:space="preserve">, pessoa física que não se confunde com a BS CONSTRUÇÕES E REFORMAS LTDA., CNPJ nº 33.438.364/0001-07. </w:t>
       </w:r>
       <w:r>
         <w:rPr>
           <w:rFonts w:ascii="Times New Roman" w:hAnsi="Times New Roman" w:cs="Times New Roman"/>
           <w:b/>
           <w:i w:val="0"/>
-          <w:sz w:val="24"/>
-        </w:rPr>
-        <w:t>R$ 700,00 realizado em 19/05/2026</w:t>
-      </w:r>
-      <w:r>
-        <w:rPr>
-          <w:rFonts w:ascii="Times New Roman" w:hAnsi="Times New Roman" w:cs="Times New Roman"/>
-          <w:b w:val="0"/>
-          <w:i w:val="0"/>
-          <w:sz w:val="24"/>
-        </w:rPr>
-        <w:t xml:space="preserve">, ele </w:t>
-      </w:r>
-      <w:r>
-        <w:rPr>
-          <w:rFonts w:ascii="Times New Roman" w:hAnsi="Times New Roman" w:cs="Times New Roman"/>
-          <w:b/>
-          <w:i w:val="0"/>
-          <w:sz w:val="24"/>
-        </w:rPr>
-        <w:t>confirma a tese da defesa</w:t>
-      </w:r>
-      <w:r>
-        <w:rPr>
-          <w:rFonts w:ascii="Times New Roman" w:hAnsi="Times New Roman" w:cs="Times New Roman"/>
-          <w:b w:val="0"/>
-          <w:i w:val="0"/>
-          <w:sz w:val="24"/>
-        </w:rPr>
-        <w:t xml:space="preserve"> — pagamento avulso, por tarefa concluída, efetuado </w:t>
-      </w:r>
-      <w:r>
-        <w:rPr>
-          <w:rFonts w:ascii="Times New Roman" w:hAnsi="Times New Roman" w:cs="Times New Roman"/>
-          <w:b/>
-          <w:i w:val="0"/>
-          <w:sz w:val="24"/>
-        </w:rPr>
-        <w:t>após</w:t>
-      </w:r>
-      <w:r>
-        <w:rPr>
-          <w:rFonts w:ascii="Times New Roman" w:hAnsi="Times New Roman" w:cs="Times New Roman"/>
-          <w:b w:val="0"/>
-          <w:i w:val="0"/>
-          <w:sz w:val="24"/>
-        </w:rPr>
-        <w:t xml:space="preserve"> a data em que o próprio Autor afirma ter cessado a prestação (15/05/2026) e em valor incompatível com a remuneração mensal alegada. Requer-se, desde já, que qualquer valor nele consignado seja </w:t>
-      </w:r>
-      <w:r>
-        <w:rPr>
-          <w:rFonts w:ascii="Times New Roman" w:hAnsi="Times New Roman" w:cs="Times New Roman"/>
-          <w:b/>
-          <w:i w:val="0"/>
-          <w:sz w:val="24"/>
-        </w:rPr>
-        <w:t>deduzido</w:t>
-      </w:r>
-      <w:r>
-        <w:rPr>
-          <w:rFonts w:ascii="Times New Roman" w:hAnsi="Times New Roman" w:cs="Times New Roman"/>
-          <w:b w:val="0"/>
-          <w:i w:val="0"/>
-          <w:sz w:val="24"/>
-        </w:rPr>
-        <w:t xml:space="preserve"> de eventual condenação (art. 767 da CLT).</w:t>
+          <w:color w:val="FF0000"/>
+          <w:sz w:val="24"/>
+        </w:rPr>
+        <w:t>[CONFERIR COM O PREPOSTO, ANTES DA AUDIÊNCIA, se o Sr. Willians da Silva Oliveira possui qualquer relação com a Reclamada — sócio, empregado, preposto ou subempreiteiro. Somente após essa confirmação sustente, em audiência, tratar-se de terceiro inteiramente estranho à empresa.]</w:t>
       </w:r>
     </w:p>
     <w:p/>
@@ -1029,7 +1003,7 @@
           <w:i w:val="0"/>
           <w:sz w:val="24"/>
         </w:rPr>
-        <w:t xml:space="preserve">2. </w:t>
+        <w:t xml:space="preserve">Transferência realizada entre pessoas físicas, por terceiro que não é parte nesta lide, </w:t>
       </w:r>
       <w:r>
         <w:rPr>
@@ -1038,16 +1012,34 @@
           <w:i w:val="0"/>
           <w:sz w:val="24"/>
         </w:rPr>
-        <w:t>Documento de identidade (ID 18f4f13)</w:t>
-      </w:r>
-      <w:r>
-        <w:rPr>
-          <w:rFonts w:ascii="Times New Roman" w:hAnsi="Times New Roman" w:cs="Times New Roman"/>
-          <w:b w:val="0"/>
-          <w:i w:val="0"/>
-          <w:sz w:val="24"/>
-        </w:rPr>
-        <w:t xml:space="preserve"> — presta-se exclusivamente à qualificação civil do Autor, nada demonstrando quanto a admissão, função, salário, jornada ou modalidade de extinção contratual.</w:t>
+        <w:t>nada prova</w:t>
+      </w:r>
+      <w:r>
+        <w:rPr>
+          <w:rFonts w:ascii="Times New Roman" w:hAnsi="Times New Roman" w:cs="Times New Roman"/>
+          <w:b w:val="0"/>
+          <w:i w:val="0"/>
+          <w:sz w:val="24"/>
+        </w:rPr>
+        <w:t xml:space="preserve"> contra a Reclamada: não demonstra pagamento de salário, não demonstra contratação, não demonstra subordinação e não é oponível a quem não participou da operação. Ao contrário, evidencia que o Autor recebia valores de </w:t>
+      </w:r>
+      <w:r>
+        <w:rPr>
+          <w:rFonts w:ascii="Times New Roman" w:hAnsi="Times New Roman" w:cs="Times New Roman"/>
+          <w:b/>
+          <w:i w:val="0"/>
+          <w:sz w:val="24"/>
+        </w:rPr>
+        <w:t>origem diversa da empregadora</w:t>
+      </w:r>
+      <w:r>
+        <w:rPr>
+          <w:rFonts w:ascii="Times New Roman" w:hAnsi="Times New Roman" w:cs="Times New Roman"/>
+          <w:b w:val="0"/>
+          <w:i w:val="0"/>
+          <w:sz w:val="24"/>
+        </w:rPr>
+        <w:t>, o que apenas confirma que a prestação posterior a 09/04/2026 não se deu sob relação de emprego com a Contestante.</w:t>
       </w:r>
     </w:p>
     <w:p/>
@@ -1063,7 +1055,7 @@
           <w:i w:val="0"/>
           <w:sz w:val="24"/>
         </w:rPr>
-        <w:t xml:space="preserve">3. </w:t>
+        <w:t xml:space="preserve">Cumpre distinguir, para que não se confundam: o comprovante do Autor (ID 59a6bef) </w:t>
       </w:r>
       <w:r>
         <w:rPr>
@@ -1072,16 +1064,16 @@
           <w:i w:val="0"/>
           <w:sz w:val="24"/>
         </w:rPr>
-        <w:t>Instrumento de procuração (ID aa5c8b4)</w:t>
-      </w:r>
-      <w:r>
-        <w:rPr>
-          <w:rFonts w:ascii="Times New Roman" w:hAnsi="Times New Roman" w:cs="Times New Roman"/>
-          <w:b w:val="0"/>
-          <w:i w:val="0"/>
-          <w:sz w:val="24"/>
-        </w:rPr>
-        <w:t xml:space="preserve"> — impugna-se o seu conteúdo declaratório na parte em que qualifica o outorgante como </w:t>
+        <w:t>não corresponde</w:t>
+      </w:r>
+      <w:r>
+        <w:rPr>
+          <w:rFonts w:ascii="Times New Roman" w:hAnsi="Times New Roman" w:cs="Times New Roman"/>
+          <w:b w:val="0"/>
+          <w:i w:val="0"/>
+          <w:sz w:val="24"/>
+        </w:rPr>
+        <w:t xml:space="preserve"> ao pagamento de </w:t>
       </w:r>
       <w:r>
         <w:rPr>
@@ -1090,16 +1082,16 @@
           <w:i w:val="0"/>
           <w:sz w:val="24"/>
         </w:rPr>
-        <w:t>brasileiro</w:t>
-      </w:r>
-      <w:r>
-        <w:rPr>
-          <w:rFonts w:ascii="Times New Roman" w:hAnsi="Times New Roman" w:cs="Times New Roman"/>
-          <w:b w:val="0"/>
-          <w:i w:val="0"/>
-          <w:sz w:val="24"/>
-        </w:rPr>
-        <w:t xml:space="preserve">, em contradição com a qualificação de </w:t>
+        <w:t>R$ 700,00 efetuado pela Reclamada em 19/05/2026</w:t>
+      </w:r>
+      <w:r>
+        <w:rPr>
+          <w:rFonts w:ascii="Times New Roman" w:hAnsi="Times New Roman" w:cs="Times New Roman"/>
+          <w:b w:val="0"/>
+          <w:i w:val="0"/>
+          <w:sz w:val="24"/>
+        </w:rPr>
+        <w:t xml:space="preserve">, a título de empreitada, este sim documentado na defesa </w:t>
       </w:r>
       <w:r>
         <w:rPr>
@@ -1108,16 +1100,16 @@
           <w:i w:val="0"/>
           <w:sz w:val="24"/>
         </w:rPr>
-        <w:t>venezuelano</w:t>
-      </w:r>
-      <w:r>
-        <w:rPr>
-          <w:rFonts w:ascii="Times New Roman" w:hAnsi="Times New Roman" w:cs="Times New Roman"/>
-          <w:b w:val="0"/>
-          <w:i w:val="0"/>
-          <w:sz w:val="24"/>
-        </w:rPr>
-        <w:t xml:space="preserve"> constante da inicial, bem como a declaração genérica de pobreza nele inserida, na forma do item III.10 desta contestação.</w:t>
+        <w:t>(doc. anexo)</w:t>
+      </w:r>
+      <w:r>
+        <w:rPr>
+          <w:rFonts w:ascii="Times New Roman" w:hAnsi="Times New Roman" w:cs="Times New Roman"/>
+          <w:b w:val="0"/>
+          <w:i w:val="0"/>
+          <w:sz w:val="24"/>
+        </w:rPr>
+        <w:t>. São documentos distintos, de origens distintas.</w:t>
       </w:r>
     </w:p>
     <w:p/>
@@ -1133,7 +1125,7 @@
           <w:i w:val="0"/>
           <w:sz w:val="24"/>
         </w:rPr>
-        <w:t xml:space="preserve">4. </w:t>
+        <w:t xml:space="preserve">Requer-se, por isso, a </w:t>
       </w:r>
       <w:r>
         <w:rPr>
@@ -1142,70 +1134,16 @@
           <w:i w:val="0"/>
           <w:sz w:val="24"/>
         </w:rPr>
-        <w:t>Da ausência de qualquer prova do alegado — e da omissão do registro existente.</w:t>
-      </w:r>
-      <w:r>
-        <w:rPr>
-          <w:rFonts w:ascii="Times New Roman" w:hAnsi="Times New Roman" w:cs="Times New Roman"/>
-          <w:b w:val="0"/>
-          <w:i w:val="0"/>
-          <w:sz w:val="24"/>
-        </w:rPr>
-        <w:t xml:space="preserve"> Não há nos autos </w:t>
-      </w:r>
-      <w:r>
-        <w:rPr>
-          <w:rFonts w:ascii="Times New Roman" w:hAnsi="Times New Roman" w:cs="Times New Roman"/>
-          <w:b/>
-          <w:i w:val="0"/>
-          <w:sz w:val="24"/>
-        </w:rPr>
-        <w:t>um único documento</w:t>
-      </w:r>
-      <w:r>
-        <w:rPr>
-          <w:rFonts w:ascii="Times New Roman" w:hAnsi="Times New Roman" w:cs="Times New Roman"/>
-          <w:b w:val="0"/>
-          <w:i w:val="0"/>
-          <w:sz w:val="24"/>
-        </w:rPr>
-        <w:t xml:space="preserve"> que ampare a admissão em 10/03/2026, o salário mensal de R$ 2.000,00, a jornada narrada ou a dispensa imotivada em 15/05/2026. Mais do que isso: a inicial </w:t>
-      </w:r>
-      <w:r>
-        <w:rPr>
-          <w:rFonts w:ascii="Times New Roman" w:hAnsi="Times New Roman" w:cs="Times New Roman"/>
-          <w:b/>
-          <w:i w:val="0"/>
-          <w:sz w:val="24"/>
-        </w:rPr>
-        <w:t>omite deliberadamente o registro em CTPS</w:t>
-      </w:r>
-      <w:r>
-        <w:rPr>
-          <w:rFonts w:ascii="Times New Roman" w:hAnsi="Times New Roman" w:cs="Times New Roman"/>
-          <w:b w:val="0"/>
-          <w:i w:val="0"/>
-          <w:sz w:val="24"/>
-        </w:rPr>
-        <w:t xml:space="preserve"> que o próprio Autor ostenta, relativo ao período de 11/03/2026 a 09/04/2026, e cuja existência ele não poderia desconhecer — a CTPS é digital e de consulta imediata pelo próprio trabalhador. A afirmação de que "não foi registrado o contrato de trabalho em sua carteira de trabalho" é, portanto, </w:t>
-      </w:r>
-      <w:r>
-        <w:rPr>
-          <w:rFonts w:ascii="Times New Roman" w:hAnsi="Times New Roman" w:cs="Times New Roman"/>
-          <w:b/>
-          <w:i w:val="0"/>
-          <w:sz w:val="24"/>
-        </w:rPr>
-        <w:t>objetivamente contrária à prova documental</w:t>
-      </w:r>
-      <w:r>
-        <w:rPr>
-          <w:rFonts w:ascii="Times New Roman" w:hAnsi="Times New Roman" w:cs="Times New Roman"/>
-          <w:b w:val="0"/>
-          <w:i w:val="0"/>
-          <w:sz w:val="24"/>
-        </w:rPr>
-        <w:t>, o que se registra para os fins do art. 793-B, II, da CLT, sem prejuízo da apreciação de Vossa Excelência.</w:t>
+        <w:t>desconsideração</w:t>
+      </w:r>
+      <w:r>
+        <w:rPr>
+          <w:rFonts w:ascii="Times New Roman" w:hAnsi="Times New Roman" w:cs="Times New Roman"/>
+          <w:b w:val="0"/>
+          <w:i w:val="0"/>
+          <w:sz w:val="24"/>
+        </w:rPr>
+        <w:t xml:space="preserve"> do documento como meio de prova dos fatos constitutivos alegados, permanecendo íntegro o ônus do Autor (art. 818, I, da CLT c/c art. 373, I, do CPC).</w:t>
       </w:r>
     </w:p>
     <w:p/>
@@ -1221,7 +1159,25 @@
           <w:i w:val="0"/>
           <w:sz w:val="24"/>
         </w:rPr>
-        <w:t>Requer-se a desconsideração dos documentos da inicial como meio de prova dos fatos constitutivos alegados.</w:t>
+        <w:t xml:space="preserve">2. </w:t>
+      </w:r>
+      <w:r>
+        <w:rPr>
+          <w:rFonts w:ascii="Times New Roman" w:hAnsi="Times New Roman" w:cs="Times New Roman"/>
+          <w:b/>
+          <w:i w:val="0"/>
+          <w:sz w:val="24"/>
+        </w:rPr>
+        <w:t>Documento de identidade (ID 18f4f13)</w:t>
+      </w:r>
+      <w:r>
+        <w:rPr>
+          <w:rFonts w:ascii="Times New Roman" w:hAnsi="Times New Roman" w:cs="Times New Roman"/>
+          <w:b w:val="0"/>
+          <w:i w:val="0"/>
+          <w:sz w:val="24"/>
+        </w:rPr>
+        <w:t xml:space="preserve"> — presta-se exclusivamente à qualificação civil do Autor, nada demonstrando quanto a admissão, função, salário, jornada ou modalidade de extinção contratual.</w:t>
       </w:r>
     </w:p>
     <w:p/>
@@ -1233,11 +1189,65 @@
       <w:r>
         <w:rPr>
           <w:rFonts w:ascii="Times New Roman" w:hAnsi="Times New Roman" w:cs="Times New Roman"/>
+          <w:b w:val="0"/>
+          <w:i w:val="0"/>
+          <w:sz w:val="24"/>
+        </w:rPr>
+        <w:t xml:space="preserve">3. </w:t>
+      </w:r>
+      <w:r>
+        <w:rPr>
+          <w:rFonts w:ascii="Times New Roman" w:hAnsi="Times New Roman" w:cs="Times New Roman"/>
           <w:b/>
           <w:i w:val="0"/>
           <w:sz w:val="24"/>
         </w:rPr>
-        <w:t>III – DO MÉRITO</w:t>
+        <w:t>Instrumento de procuração (ID aa5c8b4)</w:t>
+      </w:r>
+      <w:r>
+        <w:rPr>
+          <w:rFonts w:ascii="Times New Roman" w:hAnsi="Times New Roman" w:cs="Times New Roman"/>
+          <w:b w:val="0"/>
+          <w:i w:val="0"/>
+          <w:sz w:val="24"/>
+        </w:rPr>
+        <w:t xml:space="preserve"> — impugna-se o seu conteúdo declaratório na parte em que qualifica o outorgante como </w:t>
+      </w:r>
+      <w:r>
+        <w:rPr>
+          <w:rFonts w:ascii="Times New Roman" w:hAnsi="Times New Roman" w:cs="Times New Roman"/>
+          <w:b/>
+          <w:i w:val="0"/>
+          <w:sz w:val="24"/>
+        </w:rPr>
+        <w:t>brasileiro</w:t>
+      </w:r>
+      <w:r>
+        <w:rPr>
+          <w:rFonts w:ascii="Times New Roman" w:hAnsi="Times New Roman" w:cs="Times New Roman"/>
+          <w:b w:val="0"/>
+          <w:i w:val="0"/>
+          <w:sz w:val="24"/>
+        </w:rPr>
+        <w:t xml:space="preserve">, em contradição com a qualificação de </w:t>
+      </w:r>
+      <w:r>
+        <w:rPr>
+          <w:rFonts w:ascii="Times New Roman" w:hAnsi="Times New Roman" w:cs="Times New Roman"/>
+          <w:b/>
+          <w:i w:val="0"/>
+          <w:sz w:val="24"/>
+        </w:rPr>
+        <w:t>venezuelano</w:t>
+      </w:r>
+      <w:r>
+        <w:rPr>
+          <w:rFonts w:ascii="Times New Roman" w:hAnsi="Times New Roman" w:cs="Times New Roman"/>
+          <w:b w:val="0"/>
+          <w:i w:val="0"/>
+          <w:sz w:val="24"/>
+        </w:rPr>
+        <w:t xml:space="preserve"> constante da inicial, bem como a declaração genérica de pobreza nele inserida, na forma do item III.10 desta contestação.</w:t>
       </w:r>
     </w:p>
     <w:p/>
@@ -1253,7 +1263,79 @@
           <w:i w:val="0"/>
           <w:sz w:val="24"/>
         </w:rPr>
-        <w:t>Superadas as preliminares, no mérito a presente contestação impugna especificamente cada um dos fatos, fundamentos jurídicos e pedidos formulados na exordial, na forma dos arts. 341 e 342 do CPC c/c art. 769 da CLT, presumindo-se verdadeiros apenas os fatos eventualmente não impugnados de forma específica. Passa-se à impugnação item a item, na ordem dos capítulos da petição inicial.</w:t>
+        <w:t xml:space="preserve">4. </w:t>
+      </w:r>
+      <w:r>
+        <w:rPr>
+          <w:rFonts w:ascii="Times New Roman" w:hAnsi="Times New Roman" w:cs="Times New Roman"/>
+          <w:b/>
+          <w:i w:val="0"/>
+          <w:sz w:val="24"/>
+        </w:rPr>
+        <w:t>Da ausência de qualquer prova do alegado — e da omissão do registro existente.</w:t>
+      </w:r>
+      <w:r>
+        <w:rPr>
+          <w:rFonts w:ascii="Times New Roman" w:hAnsi="Times New Roman" w:cs="Times New Roman"/>
+          <w:b w:val="0"/>
+          <w:i w:val="0"/>
+          <w:sz w:val="24"/>
+        </w:rPr>
+        <w:t xml:space="preserve"> Não há nos autos </w:t>
+      </w:r>
+      <w:r>
+        <w:rPr>
+          <w:rFonts w:ascii="Times New Roman" w:hAnsi="Times New Roman" w:cs="Times New Roman"/>
+          <w:b/>
+          <w:i w:val="0"/>
+          <w:sz w:val="24"/>
+        </w:rPr>
+        <w:t>um único documento</w:t>
+      </w:r>
+      <w:r>
+        <w:rPr>
+          <w:rFonts w:ascii="Times New Roman" w:hAnsi="Times New Roman" w:cs="Times New Roman"/>
+          <w:b w:val="0"/>
+          <w:i w:val="0"/>
+          <w:sz w:val="24"/>
+        </w:rPr>
+        <w:t xml:space="preserve"> que ampare a admissão em 10/03/2026, o salário mensal de R$ 2.000,00, a jornada narrada ou a dispensa imotivada em 15/05/2026. Mais do que isso: a inicial </w:t>
+      </w:r>
+      <w:r>
+        <w:rPr>
+          <w:rFonts w:ascii="Times New Roman" w:hAnsi="Times New Roman" w:cs="Times New Roman"/>
+          <w:b/>
+          <w:i w:val="0"/>
+          <w:sz w:val="24"/>
+        </w:rPr>
+        <w:t>omite deliberadamente o registro em CTPS</w:t>
+      </w:r>
+      <w:r>
+        <w:rPr>
+          <w:rFonts w:ascii="Times New Roman" w:hAnsi="Times New Roman" w:cs="Times New Roman"/>
+          <w:b w:val="0"/>
+          <w:i w:val="0"/>
+          <w:sz w:val="24"/>
+        </w:rPr>
+        <w:t xml:space="preserve"> que o próprio Autor ostenta, relativo ao período de 11/03/2026 a 09/04/2026, e cuja existência ele não poderia desconhecer — a CTPS é digital e de consulta imediata pelo próprio trabalhador. A afirmação de que "não foi registrado o contrato de trabalho em sua carteira de trabalho" é, portanto, </w:t>
+      </w:r>
+      <w:r>
+        <w:rPr>
+          <w:rFonts w:ascii="Times New Roman" w:hAnsi="Times New Roman" w:cs="Times New Roman"/>
+          <w:b/>
+          <w:i w:val="0"/>
+          <w:sz w:val="24"/>
+        </w:rPr>
+        <w:t>objetivamente contrária à prova documental</w:t>
+      </w:r>
+      <w:r>
+        <w:rPr>
+          <w:rFonts w:ascii="Times New Roman" w:hAnsi="Times New Roman" w:cs="Times New Roman"/>
+          <w:b w:val="0"/>
+          <w:i w:val="0"/>
+          <w:sz w:val="24"/>
+        </w:rPr>
+        <w:t>, o que se registra para os fins do art. 793-B, II, da CLT, sem prejuízo da apreciação de Vossa Excelência.</w:t>
       </w:r>
     </w:p>
     <w:p/>
@@ -1269,7 +1351,7 @@
           <w:i w:val="0"/>
           <w:sz w:val="24"/>
         </w:rPr>
-        <w:t>1. Do Contrato de Trabalho Efetivamente Havido — Registro em CTPS e Contrato de Experiência Extinto pelo Advento do Termo (capítulos 01 e 02 da inicial; pedido "II")</w:t>
+        <w:t>Requer-se a desconsideração dos documentos da inicial como meio de prova dos fatos constitutivos alegados.</w:t>
       </w:r>
     </w:p>
     <w:p/>
@@ -1281,11 +1363,11 @@
       <w:r>
         <w:rPr>
           <w:rFonts w:ascii="Times New Roman" w:hAnsi="Times New Roman" w:cs="Times New Roman"/>
-          <w:b w:val="0"/>
-          <w:i w:val="0"/>
-          <w:sz w:val="24"/>
-        </w:rPr>
-        <w:t>Alega o Autor ter sido admitido em 10/03/2026, sem registro, mediante salário mensal de R$ 2.000,00, e dispensado sem justa causa em 15/05/2026.</w:t>
+          <w:b/>
+          <w:i w:val="0"/>
+          <w:sz w:val="24"/>
+        </w:rPr>
+        <w:t>III – DO MÉRITO</w:t>
       </w:r>
     </w:p>
     <w:p/>
@@ -1301,116 +1383,7 @@
           <w:i w:val="0"/>
           <w:sz w:val="24"/>
         </w:rPr>
-        <w:t xml:space="preserve">A realidade documental é outra, e a Reclamada não a nega — ao contrário, a comprova: o Reclamante </w:t>
-      </w:r>
-      <w:r>
-        <w:rPr>
-          <w:rFonts w:ascii="Times New Roman" w:hAnsi="Times New Roman" w:cs="Times New Roman"/>
-          <w:b/>
-          <w:i w:val="0"/>
-          <w:sz w:val="24"/>
-        </w:rPr>
-        <w:t>foi contratado e regularmente registrado</w:t>
-      </w:r>
-      <w:r>
-        <w:rPr>
-          <w:rFonts w:ascii="Times New Roman" w:hAnsi="Times New Roman" w:cs="Times New Roman"/>
-          <w:b w:val="0"/>
-          <w:i w:val="0"/>
-          <w:sz w:val="24"/>
-        </w:rPr>
-        <w:t xml:space="preserve">, com anotação na CTPS e na Ficha de Registro de Empregado, no período de </w:t>
-      </w:r>
-      <w:r>
-        <w:rPr>
-          <w:rFonts w:ascii="Times New Roman" w:hAnsi="Times New Roman" w:cs="Times New Roman"/>
-          <w:b/>
-          <w:i w:val="0"/>
-          <w:sz w:val="24"/>
-        </w:rPr>
-        <w:t>11/03/2026 a 09/04/2026</w:t>
-      </w:r>
-      <w:r>
-        <w:rPr>
-          <w:rFonts w:ascii="Times New Roman" w:hAnsi="Times New Roman" w:cs="Times New Roman"/>
-          <w:b w:val="0"/>
-          <w:i w:val="0"/>
-          <w:sz w:val="24"/>
-        </w:rPr>
-        <w:t xml:space="preserve">, sob </w:t>
-      </w:r>
-      <w:r>
-        <w:rPr>
-          <w:rFonts w:ascii="Times New Roman" w:hAnsi="Times New Roman" w:cs="Times New Roman"/>
-          <w:b/>
-          <w:i w:val="0"/>
-          <w:sz w:val="24"/>
-        </w:rPr>
-        <w:t>contrato de experiência</w:t>
-      </w:r>
-      <w:r>
-        <w:rPr>
-          <w:rFonts w:ascii="Times New Roman" w:hAnsi="Times New Roman" w:cs="Times New Roman"/>
-          <w:b w:val="0"/>
-          <w:i w:val="0"/>
-          <w:sz w:val="24"/>
-        </w:rPr>
-        <w:t xml:space="preserve"> escrito e assinado, cuja extinção decorreu do </w:t>
-      </w:r>
-      <w:r>
-        <w:rPr>
-          <w:rFonts w:ascii="Times New Roman" w:hAnsi="Times New Roman" w:cs="Times New Roman"/>
-          <w:b/>
-          <w:i w:val="0"/>
-          <w:sz w:val="24"/>
-        </w:rPr>
-        <w:t>advento do termo final</w:t>
-      </w:r>
-      <w:r>
-        <w:rPr>
-          <w:rFonts w:ascii="Times New Roman" w:hAnsi="Times New Roman" w:cs="Times New Roman"/>
-          <w:b w:val="0"/>
-          <w:i w:val="0"/>
-          <w:sz w:val="24"/>
-        </w:rPr>
-        <w:t xml:space="preserve"> nele ajustado </w:t>
-      </w:r>
-      <w:r>
-        <w:rPr>
-          <w:rFonts w:ascii="Times New Roman" w:hAnsi="Times New Roman" w:cs="Times New Roman"/>
-          <w:b/>
-          <w:i w:val="0"/>
-          <w:sz w:val="24"/>
-        </w:rPr>
-        <w:t>(doc. anexo)</w:t>
-      </w:r>
-      <w:r>
-        <w:rPr>
-          <w:rFonts w:ascii="Times New Roman" w:hAnsi="Times New Roman" w:cs="Times New Roman"/>
-          <w:b w:val="0"/>
-          <w:i w:val="0"/>
-          <w:sz w:val="24"/>
-        </w:rPr>
-        <w:t xml:space="preserve"> </w:t>
-      </w:r>
-      <w:r>
-        <w:rPr>
-          <w:rFonts w:ascii="Times New Roman" w:hAnsi="Times New Roman" w:cs="Times New Roman"/>
-          <w:b/>
-          <w:i w:val="0"/>
-          <w:color w:val="FF0000"/>
-          <w:sz w:val="24"/>
-        </w:rPr>
-        <w:t>[doc. anexo — CONFIRMAR JUNTADA: ficha de registro, CTPS Digital, contrato de experiência assinado e TRCT]</w:t>
-      </w:r>
-      <w:r>
-        <w:rPr>
-          <w:rFonts w:ascii="Times New Roman" w:hAnsi="Times New Roman" w:cs="Times New Roman"/>
-          <w:b w:val="0"/>
-          <w:i w:val="0"/>
-          <w:sz w:val="24"/>
-        </w:rPr>
-        <w:t>.</w:t>
+        <w:t>Superadas as preliminares, no mérito a presente contestação impugna especificamente cada um dos fatos, fundamentos jurídicos e pedidos formulados na exordial, na forma dos arts. 341 e 342 do CPC c/c art. 769 da CLT, presumindo-se verdadeiros apenas os fatos eventualmente não impugnados de forma específica. Passa-se à impugnação item a item, na ordem dos capítulos da petição inicial.</w:t>
       </w:r>
     </w:p>
     <w:p/>
@@ -1426,61 +1399,7 @@
           <w:i w:val="0"/>
           <w:sz w:val="24"/>
         </w:rPr>
-        <w:t xml:space="preserve">O contrato de experiência é modalidade </w:t>
-      </w:r>
-      <w:r>
-        <w:rPr>
-          <w:rFonts w:ascii="Times New Roman" w:hAnsi="Times New Roman" w:cs="Times New Roman"/>
-          <w:b/>
-          <w:i w:val="0"/>
-          <w:sz w:val="24"/>
-        </w:rPr>
-        <w:t>expressamente autorizada</w:t>
-      </w:r>
-      <w:r>
-        <w:rPr>
-          <w:rFonts w:ascii="Times New Roman" w:hAnsi="Times New Roman" w:cs="Times New Roman"/>
-          <w:b w:val="0"/>
-          <w:i w:val="0"/>
-          <w:sz w:val="24"/>
-        </w:rPr>
-        <w:t xml:space="preserve"> pelo art. 443, § 2º, "c", da CLT, com prazo máximo de 90 (noventa) dias, na forma do art. 445, parágrafo único, da CLT — limite integralmente observado, já que o pacto durou </w:t>
-      </w:r>
-      <w:r>
-        <w:rPr>
-          <w:rFonts w:ascii="Times New Roman" w:hAnsi="Times New Roman" w:cs="Times New Roman"/>
-          <w:b/>
-          <w:i w:val="0"/>
-          <w:sz w:val="24"/>
-        </w:rPr>
-        <w:t>30 (trinta) dias</w:t>
-      </w:r>
-      <w:r>
-        <w:rPr>
-          <w:rFonts w:ascii="Times New Roman" w:hAnsi="Times New Roman" w:cs="Times New Roman"/>
-          <w:b w:val="0"/>
-          <w:i w:val="0"/>
-          <w:sz w:val="24"/>
-        </w:rPr>
-        <w:t xml:space="preserve">. Extinto pelo decurso do prazo, o contrato a termo </w:t>
-      </w:r>
-      <w:r>
-        <w:rPr>
-          <w:rFonts w:ascii="Times New Roman" w:hAnsi="Times New Roman" w:cs="Times New Roman"/>
-          <w:b/>
-          <w:i w:val="0"/>
-          <w:sz w:val="24"/>
-        </w:rPr>
-        <w:t>não gera</w:t>
-      </w:r>
-      <w:r>
-        <w:rPr>
-          <w:rFonts w:ascii="Times New Roman" w:hAnsi="Times New Roman" w:cs="Times New Roman"/>
-          <w:b w:val="0"/>
-          <w:i w:val="0"/>
-          <w:sz w:val="24"/>
-        </w:rPr>
-        <w:t xml:space="preserve"> as verbas próprias da dispensa imotivada, como se verá no item III.3.</w:t>
+        <w:t>1. Do Contrato de Trabalho Efetivamente Havido — Registro em CTPS e Contrato de Experiência Extinto pelo Advento do Termo (capítulos 01 e 02 da inicial; pedido "II")</w:t>
       </w:r>
     </w:p>
     <w:p/>
@@ -1496,25 +1415,7 @@
           <w:i w:val="0"/>
           <w:sz w:val="24"/>
         </w:rPr>
-        <w:t xml:space="preserve">Impugnam-se, assim, </w:t>
-      </w:r>
-      <w:r>
-        <w:rPr>
-          <w:rFonts w:ascii="Times New Roman" w:hAnsi="Times New Roman" w:cs="Times New Roman"/>
-          <w:b/>
-          <w:i w:val="0"/>
-          <w:sz w:val="24"/>
-        </w:rPr>
-        <w:t>especificamente</w:t>
-      </w:r>
-      <w:r>
-        <w:rPr>
-          <w:rFonts w:ascii="Times New Roman" w:hAnsi="Times New Roman" w:cs="Times New Roman"/>
-          <w:b w:val="0"/>
-          <w:i w:val="0"/>
-          <w:sz w:val="24"/>
-        </w:rPr>
-        <w:t>:</w:t>
+        <w:t>Alega o Autor ter sido admitido em 10/03/2026, sem registro, mediante salário mensal de R$ 2.000,00, e dispensado sem justa causa em 15/05/2026.</w:t>
       </w:r>
     </w:p>
     <w:p/>
@@ -1530,7 +1431,7 @@
           <w:i w:val="0"/>
           <w:sz w:val="24"/>
         </w:rPr>
-        <w:t xml:space="preserve">a) </w:t>
+        <w:t xml:space="preserve">A realidade documental é outra, e a Reclamada não a nega — ao contrário, a comprova: o Reclamante </w:t>
       </w:r>
       <w:r>
         <w:rPr>
@@ -1539,16 +1440,16 @@
           <w:i w:val="0"/>
           <w:sz w:val="24"/>
         </w:rPr>
-        <w:t>a data de admissão de 10/03/2026</w:t>
-      </w:r>
-      <w:r>
-        <w:rPr>
-          <w:rFonts w:ascii="Times New Roman" w:hAnsi="Times New Roman" w:cs="Times New Roman"/>
-          <w:b w:val="0"/>
-          <w:i w:val="0"/>
-          <w:sz w:val="24"/>
-        </w:rPr>
-        <w:t xml:space="preserve"> — o registro, o contrato de experiência e a documentação da empresa apontam </w:t>
+        <w:t>foi contratado e regularmente registrado</w:t>
+      </w:r>
+      <w:r>
+        <w:rPr>
+          <w:rFonts w:ascii="Times New Roman" w:hAnsi="Times New Roman" w:cs="Times New Roman"/>
+          <w:b w:val="0"/>
+          <w:i w:val="0"/>
+          <w:sz w:val="24"/>
+        </w:rPr>
+        <w:t xml:space="preserve">, com anotação na CTPS e na Ficha de Registro de Empregado, no período de </w:t>
       </w:r>
       <w:r>
         <w:rPr>
@@ -1557,16 +1458,89 @@
           <w:i w:val="0"/>
           <w:sz w:val="24"/>
         </w:rPr>
-        <w:t>11/03/2026</w:t>
-      </w:r>
-      <w:r>
-        <w:rPr>
-          <w:rFonts w:ascii="Times New Roman" w:hAnsi="Times New Roman" w:cs="Times New Roman"/>
-          <w:b w:val="0"/>
-          <w:i w:val="0"/>
-          <w:sz w:val="24"/>
-        </w:rPr>
-        <w:t>, e o Autor não produziu qualquer prova do dia anterior;</w:t>
+        <w:t>11/03/2026 a 09/04/2026</w:t>
+      </w:r>
+      <w:r>
+        <w:rPr>
+          <w:rFonts w:ascii="Times New Roman" w:hAnsi="Times New Roman" w:cs="Times New Roman"/>
+          <w:b w:val="0"/>
+          <w:i w:val="0"/>
+          <w:sz w:val="24"/>
+        </w:rPr>
+        <w:t xml:space="preserve">, sob </w:t>
+      </w:r>
+      <w:r>
+        <w:rPr>
+          <w:rFonts w:ascii="Times New Roman" w:hAnsi="Times New Roman" w:cs="Times New Roman"/>
+          <w:b/>
+          <w:i w:val="0"/>
+          <w:sz w:val="24"/>
+        </w:rPr>
+        <w:t>contrato de experiência</w:t>
+      </w:r>
+      <w:r>
+        <w:rPr>
+          <w:rFonts w:ascii="Times New Roman" w:hAnsi="Times New Roman" w:cs="Times New Roman"/>
+          <w:b w:val="0"/>
+          <w:i w:val="0"/>
+          <w:sz w:val="24"/>
+        </w:rPr>
+        <w:t xml:space="preserve"> escrito e assinado, cuja extinção decorreu do </w:t>
+      </w:r>
+      <w:r>
+        <w:rPr>
+          <w:rFonts w:ascii="Times New Roman" w:hAnsi="Times New Roman" w:cs="Times New Roman"/>
+          <w:b/>
+          <w:i w:val="0"/>
+          <w:sz w:val="24"/>
+        </w:rPr>
+        <w:t>advento do termo final</w:t>
+      </w:r>
+      <w:r>
+        <w:rPr>
+          <w:rFonts w:ascii="Times New Roman" w:hAnsi="Times New Roman" w:cs="Times New Roman"/>
+          <w:b w:val="0"/>
+          <w:i w:val="0"/>
+          <w:sz w:val="24"/>
+        </w:rPr>
+        <w:t xml:space="preserve"> nele ajustado </w:t>
+      </w:r>
+      <w:r>
+        <w:rPr>
+          <w:rFonts w:ascii="Times New Roman" w:hAnsi="Times New Roman" w:cs="Times New Roman"/>
+          <w:b/>
+          <w:i w:val="0"/>
+          <w:sz w:val="24"/>
+        </w:rPr>
+        <w:t>(doc. anexo)</w:t>
+      </w:r>
+      <w:r>
+        <w:rPr>
+          <w:rFonts w:ascii="Times New Roman" w:hAnsi="Times New Roman" w:cs="Times New Roman"/>
+          <w:b w:val="0"/>
+          <w:i w:val="0"/>
+          <w:sz w:val="24"/>
+        </w:rPr>
+        <w:t xml:space="preserve"> </w:t>
+      </w:r>
+      <w:r>
+        <w:rPr>
+          <w:rFonts w:ascii="Times New Roman" w:hAnsi="Times New Roman" w:cs="Times New Roman"/>
+          <w:b/>
+          <w:i w:val="0"/>
+          <w:color w:val="FF0000"/>
+          <w:sz w:val="24"/>
+        </w:rPr>
+        <w:t>[doc. anexo — CONFIRMAR JUNTADA: ficha de registro, CTPS Digital, contrato de experiência assinado e TRCT]</w:t>
+      </w:r>
+      <w:r>
+        <w:rPr>
+          <w:rFonts w:ascii="Times New Roman" w:hAnsi="Times New Roman" w:cs="Times New Roman"/>
+          <w:b w:val="0"/>
+          <w:i w:val="0"/>
+          <w:sz w:val="24"/>
+        </w:rPr>
+        <w:t>.</w:t>
       </w:r>
     </w:p>
     <w:p/>
@@ -1582,7 +1556,7 @@
           <w:i w:val="0"/>
           <w:sz w:val="24"/>
         </w:rPr>
-        <w:t xml:space="preserve">b) </w:t>
+        <w:t xml:space="preserve">O contrato de experiência é modalidade </w:t>
       </w:r>
       <w:r>
         <w:rPr>
@@ -1591,16 +1565,16 @@
           <w:i w:val="0"/>
           <w:sz w:val="24"/>
         </w:rPr>
-        <w:t>a data de término de 15/05/2026</w:t>
-      </w:r>
-      <w:r>
-        <w:rPr>
-          <w:rFonts w:ascii="Times New Roman" w:hAnsi="Times New Roman" w:cs="Times New Roman"/>
-          <w:b w:val="0"/>
-          <w:i w:val="0"/>
-          <w:sz w:val="24"/>
-        </w:rPr>
-        <w:t xml:space="preserve"> — o contrato de trabalho encerrou-se em </w:t>
+        <w:t>expressamente autorizada</w:t>
+      </w:r>
+      <w:r>
+        <w:rPr>
+          <w:rFonts w:ascii="Times New Roman" w:hAnsi="Times New Roman" w:cs="Times New Roman"/>
+          <w:b w:val="0"/>
+          <w:i w:val="0"/>
+          <w:sz w:val="24"/>
+        </w:rPr>
+        <w:t xml:space="preserve"> pelo art. 443, § 2º, "c", da CLT, com prazo máximo de 90 (noventa) dias, na forma do art. 445, parágrafo único, da CLT — limite integralmente observado, já que o pacto durou </w:t>
       </w:r>
       <w:r>
         <w:rPr>
@@ -1609,16 +1583,34 @@
           <w:i w:val="0"/>
           <w:sz w:val="24"/>
         </w:rPr>
-        <w:t>09/04/2026</w:t>
-      </w:r>
-      <w:r>
-        <w:rPr>
-          <w:rFonts w:ascii="Times New Roman" w:hAnsi="Times New Roman" w:cs="Times New Roman"/>
-          <w:b w:val="0"/>
-          <w:i w:val="0"/>
-          <w:sz w:val="24"/>
-        </w:rPr>
-        <w:t>, pelo advento do termo;</w:t>
+        <w:t>30 (trinta) dias</w:t>
+      </w:r>
+      <w:r>
+        <w:rPr>
+          <w:rFonts w:ascii="Times New Roman" w:hAnsi="Times New Roman" w:cs="Times New Roman"/>
+          <w:b w:val="0"/>
+          <w:i w:val="0"/>
+          <w:sz w:val="24"/>
+        </w:rPr>
+        <w:t xml:space="preserve">. Extinto pelo decurso do prazo, o contrato a termo </w:t>
+      </w:r>
+      <w:r>
+        <w:rPr>
+          <w:rFonts w:ascii="Times New Roman" w:hAnsi="Times New Roman" w:cs="Times New Roman"/>
+          <w:b/>
+          <w:i w:val="0"/>
+          <w:sz w:val="24"/>
+        </w:rPr>
+        <w:t>não gera</w:t>
+      </w:r>
+      <w:r>
+        <w:rPr>
+          <w:rFonts w:ascii="Times New Roman" w:hAnsi="Times New Roman" w:cs="Times New Roman"/>
+          <w:b w:val="0"/>
+          <w:i w:val="0"/>
+          <w:sz w:val="24"/>
+        </w:rPr>
+        <w:t xml:space="preserve"> as verbas próprias da dispensa imotivada, como se verá no item III.3.</w:t>
       </w:r>
     </w:p>
     <w:p/>
@@ -1634,7 +1626,7 @@
           <w:i w:val="0"/>
           <w:sz w:val="24"/>
         </w:rPr>
-        <w:t xml:space="preserve">c) </w:t>
+        <w:t xml:space="preserve">Impugnam-se, assim, </w:t>
       </w:r>
       <w:r>
         <w:rPr>
@@ -1643,34 +1635,16 @@
           <w:i w:val="0"/>
           <w:sz w:val="24"/>
         </w:rPr>
-        <w:t>a modalidade de extinção</w:t>
-      </w:r>
-      <w:r>
-        <w:rPr>
-          <w:rFonts w:ascii="Times New Roman" w:hAnsi="Times New Roman" w:cs="Times New Roman"/>
-          <w:b w:val="0"/>
-          <w:i w:val="0"/>
-          <w:sz w:val="24"/>
-        </w:rPr>
-        <w:t xml:space="preserve"> — não houve dispensa imotivada, mas </w:t>
-      </w:r>
-      <w:r>
-        <w:rPr>
-          <w:rFonts w:ascii="Times New Roman" w:hAnsi="Times New Roman" w:cs="Times New Roman"/>
-          <w:b/>
-          <w:i w:val="0"/>
-          <w:sz w:val="24"/>
-        </w:rPr>
-        <w:t>término do contrato de experiência</w:t>
-      </w:r>
-      <w:r>
-        <w:rPr>
-          <w:rFonts w:ascii="Times New Roman" w:hAnsi="Times New Roman" w:cs="Times New Roman"/>
-          <w:b w:val="0"/>
-          <w:i w:val="0"/>
-          <w:sz w:val="24"/>
-        </w:rPr>
-        <w:t>;</w:t>
+        <w:t>especificamente</w:t>
+      </w:r>
+      <w:r>
+        <w:rPr>
+          <w:rFonts w:ascii="Times New Roman" w:hAnsi="Times New Roman" w:cs="Times New Roman"/>
+          <w:b w:val="0"/>
+          <w:i w:val="0"/>
+          <w:sz w:val="24"/>
+        </w:rPr>
+        <w:t>:</w:t>
       </w:r>
     </w:p>
     <w:p/>
@@ -1686,7 +1660,7 @@
           <w:i w:val="0"/>
           <w:sz w:val="24"/>
         </w:rPr>
-        <w:t xml:space="preserve">d) </w:t>
+        <w:t xml:space="preserve">a) </w:t>
       </w:r>
       <w:r>
         <w:rPr>
@@ -1695,35 +1669,34 @@
           <w:i w:val="0"/>
           <w:sz w:val="24"/>
         </w:rPr>
-        <w:t>o salário mensal de R$ 2.000,00</w:t>
-      </w:r>
-      <w:r>
-        <w:rPr>
-          <w:rFonts w:ascii="Times New Roman" w:hAnsi="Times New Roman" w:cs="Times New Roman"/>
-          <w:b w:val="0"/>
-          <w:i w:val="0"/>
-          <w:sz w:val="24"/>
-        </w:rPr>
-        <w:t xml:space="preserve"> — a remuneração efetivamente ajustada e registrada é a que consta da Ficha de Registro e dos recibos de pagamento </w:t>
+        <w:t>a data de admissão de 10/03/2026</w:t>
+      </w:r>
+      <w:r>
+        <w:rPr>
+          <w:rFonts w:ascii="Times New Roman" w:hAnsi="Times New Roman" w:cs="Times New Roman"/>
+          <w:b w:val="0"/>
+          <w:i w:val="0"/>
+          <w:sz w:val="24"/>
+        </w:rPr>
+        <w:t xml:space="preserve"> — o registro, o contrato de experiência e a documentação da empresa apontam </w:t>
       </w:r>
       <w:r>
         <w:rPr>
           <w:rFonts w:ascii="Times New Roman" w:hAnsi="Times New Roman" w:cs="Times New Roman"/>
           <w:b/>
           <w:i w:val="0"/>
-          <w:color w:val="FF0000"/>
-          <w:sz w:val="24"/>
-        </w:rPr>
-        <w:t>[CONFERIR SALÁRIO ANOTADO NA CTPS E NA FICHA DE REGISTRO]</w:t>
-      </w:r>
-      <w:r>
-        <w:rPr>
-          <w:rFonts w:ascii="Times New Roman" w:hAnsi="Times New Roman" w:cs="Times New Roman"/>
-          <w:b w:val="0"/>
-          <w:i w:val="0"/>
-          <w:sz w:val="24"/>
-        </w:rPr>
-        <w:t>, sendo o valor da contraprestação fato constitutivo do direito do Autor, que dele não se desincumbiu (art. 818, I, da CLT c/c art. 373, I, do CPC);</w:t>
+          <w:sz w:val="24"/>
+        </w:rPr>
+        <w:t>11/03/2026</w:t>
+      </w:r>
+      <w:r>
+        <w:rPr>
+          <w:rFonts w:ascii="Times New Roman" w:hAnsi="Times New Roman" w:cs="Times New Roman"/>
+          <w:b w:val="0"/>
+          <w:i w:val="0"/>
+          <w:sz w:val="24"/>
+        </w:rPr>
+        <w:t>, e o Autor não produziu qualquer prova do dia anterior;</w:t>
       </w:r>
     </w:p>
     <w:p/>
@@ -1739,7 +1712,7 @@
           <w:i w:val="0"/>
           <w:sz w:val="24"/>
         </w:rPr>
-        <w:t xml:space="preserve">e) </w:t>
+        <w:t xml:space="preserve">b) </w:t>
       </w:r>
       <w:r>
         <w:rPr>
@@ -1748,16 +1721,34 @@
           <w:i w:val="0"/>
           <w:sz w:val="24"/>
         </w:rPr>
-        <w:t>a alegação de ausência de registro</w:t>
-      </w:r>
-      <w:r>
-        <w:rPr>
-          <w:rFonts w:ascii="Times New Roman" w:hAnsi="Times New Roman" w:cs="Times New Roman"/>
-          <w:b w:val="0"/>
-          <w:i w:val="0"/>
-          <w:sz w:val="24"/>
-        </w:rPr>
-        <w:t xml:space="preserve"> — desmentida pela própria CTPS do Reclamante.</w:t>
+        <w:t>a data de término de 15/05/2026</w:t>
+      </w:r>
+      <w:r>
+        <w:rPr>
+          <w:rFonts w:ascii="Times New Roman" w:hAnsi="Times New Roman" w:cs="Times New Roman"/>
+          <w:b w:val="0"/>
+          <w:i w:val="0"/>
+          <w:sz w:val="24"/>
+        </w:rPr>
+        <w:t xml:space="preserve"> — o contrato de trabalho encerrou-se em </w:t>
+      </w:r>
+      <w:r>
+        <w:rPr>
+          <w:rFonts w:ascii="Times New Roman" w:hAnsi="Times New Roman" w:cs="Times New Roman"/>
+          <w:b/>
+          <w:i w:val="0"/>
+          <w:sz w:val="24"/>
+        </w:rPr>
+        <w:t>09/04/2026</w:t>
+      </w:r>
+      <w:r>
+        <w:rPr>
+          <w:rFonts w:ascii="Times New Roman" w:hAnsi="Times New Roman" w:cs="Times New Roman"/>
+          <w:b w:val="0"/>
+          <w:i w:val="0"/>
+          <w:sz w:val="24"/>
+        </w:rPr>
+        <w:t>, pelo advento do termo;</w:t>
       </w:r>
     </w:p>
     <w:p/>
@@ -1773,7 +1764,7 @@
           <w:i w:val="0"/>
           <w:sz w:val="24"/>
         </w:rPr>
-        <w:t xml:space="preserve">Impugna-se, ainda, a jornada narrada na inicial ("de segunda a sexta-feira, além de dois sábados por mês, das 07:30h as 17h, além de realizar sobrejornada habitualmente"): no período contratual o Autor cumpria a jornada contratada, sem sobrejornada habitual. Registre-se a incoerência: embora a inicial afirme a existência de sobrejornada habitual, </w:t>
+        <w:t xml:space="preserve">c) </w:t>
       </w:r>
       <w:r>
         <w:rPr>
@@ -1782,16 +1773,34 @@
           <w:i w:val="0"/>
           <w:sz w:val="24"/>
         </w:rPr>
-        <w:t>nenhum pedido de horas extras foi formulado</w:t>
-      </w:r>
-      <w:r>
-        <w:rPr>
-          <w:rFonts w:ascii="Times New Roman" w:hAnsi="Times New Roman" w:cs="Times New Roman"/>
-          <w:b w:val="0"/>
-          <w:i w:val="0"/>
-          <w:sz w:val="24"/>
-        </w:rPr>
-        <w:t xml:space="preserve"> — nem no capítulo 03, nem no rol de pedidos —, o que revela que a narrativa de jornada foi inserida apenas para emprestar aparência de subordinação, e não para amparar pretensão real.</w:t>
+        <w:t>a modalidade de extinção</w:t>
+      </w:r>
+      <w:r>
+        <w:rPr>
+          <w:rFonts w:ascii="Times New Roman" w:hAnsi="Times New Roman" w:cs="Times New Roman"/>
+          <w:b w:val="0"/>
+          <w:i w:val="0"/>
+          <w:sz w:val="24"/>
+        </w:rPr>
+        <w:t xml:space="preserve"> — não houve dispensa imotivada, mas </w:t>
+      </w:r>
+      <w:r>
+        <w:rPr>
+          <w:rFonts w:ascii="Times New Roman" w:hAnsi="Times New Roman" w:cs="Times New Roman"/>
+          <w:b/>
+          <w:i w:val="0"/>
+          <w:sz w:val="24"/>
+        </w:rPr>
+        <w:t>término do contrato de experiência</w:t>
+      </w:r>
+      <w:r>
+        <w:rPr>
+          <w:rFonts w:ascii="Times New Roman" w:hAnsi="Times New Roman" w:cs="Times New Roman"/>
+          <w:b w:val="0"/>
+          <w:i w:val="0"/>
+          <w:sz w:val="24"/>
+        </w:rPr>
+        <w:t>;</w:t>
       </w:r>
     </w:p>
     <w:p/>
@@ -1803,74 +1812,48 @@
       <w:r>
         <w:rPr>
           <w:rFonts w:ascii="Times New Roman" w:hAnsi="Times New Roman" w:cs="Times New Roman"/>
+          <w:b w:val="0"/>
+          <w:i w:val="0"/>
+          <w:sz w:val="24"/>
+        </w:rPr>
+        <w:t xml:space="preserve">d) </w:t>
+      </w:r>
+      <w:r>
+        <w:rPr>
+          <w:rFonts w:ascii="Times New Roman" w:hAnsi="Times New Roman" w:cs="Times New Roman"/>
           <w:b/>
           <w:i w:val="0"/>
           <w:sz w:val="24"/>
         </w:rPr>
-        <w:t>Quanto ao pedido "II"</w:t>
-      </w:r>
-      <w:r>
-        <w:rPr>
-          <w:rFonts w:ascii="Times New Roman" w:hAnsi="Times New Roman" w:cs="Times New Roman"/>
-          <w:b w:val="0"/>
-          <w:i w:val="0"/>
-          <w:sz w:val="24"/>
-        </w:rPr>
-        <w:t xml:space="preserve">, o reconhecimento de vínculo e a anotação da CTPS estão </w:t>
+        <w:t>o salário mensal de R$ 2.000,00</w:t>
+      </w:r>
+      <w:r>
+        <w:rPr>
+          <w:rFonts w:ascii="Times New Roman" w:hAnsi="Times New Roman" w:cs="Times New Roman"/>
+          <w:b w:val="0"/>
+          <w:i w:val="0"/>
+          <w:sz w:val="24"/>
+        </w:rPr>
+        <w:t xml:space="preserve"> — a remuneração efetivamente ajustada e registrada é a que consta da Ficha de Registro e dos recibos de pagamento </w:t>
       </w:r>
       <w:r>
         <w:rPr>
           <w:rFonts w:ascii="Times New Roman" w:hAnsi="Times New Roman" w:cs="Times New Roman"/>
           <w:b/>
           <w:i w:val="0"/>
-          <w:sz w:val="24"/>
-        </w:rPr>
-        <w:t>prejudicados</w:t>
-      </w:r>
-      <w:r>
-        <w:rPr>
-          <w:rFonts w:ascii="Times New Roman" w:hAnsi="Times New Roman" w:cs="Times New Roman"/>
-          <w:b w:val="0"/>
-          <w:i w:val="0"/>
-          <w:sz w:val="24"/>
-        </w:rPr>
-        <w:t xml:space="preserve"> no período de 11/03/2026 a 09/04/2026, porque a anotação </w:t>
-      </w:r>
-      <w:r>
-        <w:rPr>
-          <w:rFonts w:ascii="Times New Roman" w:hAnsi="Times New Roman" w:cs="Times New Roman"/>
-          <w:b/>
-          <w:i w:val="0"/>
-          <w:sz w:val="24"/>
-        </w:rPr>
-        <w:t>já existe</w:t>
-      </w:r>
-      <w:r>
-        <w:rPr>
-          <w:rFonts w:ascii="Times New Roman" w:hAnsi="Times New Roman" w:cs="Times New Roman"/>
-          <w:b w:val="0"/>
-          <w:i w:val="0"/>
-          <w:sz w:val="24"/>
-        </w:rPr>
-        <w:t xml:space="preserve"> e é regular; e são </w:t>
-      </w:r>
-      <w:r>
-        <w:rPr>
-          <w:rFonts w:ascii="Times New Roman" w:hAnsi="Times New Roman" w:cs="Times New Roman"/>
-          <w:b/>
-          <w:i w:val="0"/>
-          <w:sz w:val="24"/>
-        </w:rPr>
-        <w:t>improcedentes</w:t>
-      </w:r>
-      <w:r>
-        <w:rPr>
-          <w:rFonts w:ascii="Times New Roman" w:hAnsi="Times New Roman" w:cs="Times New Roman"/>
-          <w:b w:val="0"/>
-          <w:i w:val="0"/>
-          <w:sz w:val="24"/>
-        </w:rPr>
-        <w:t xml:space="preserve"> quanto ao período posterior, pelas razões do item III.2. Subsidiariamente, acaso este Douto Juízo entenda de determinar qualquer retificação — o que se admite estritamente pelo princípio da eventualidade defensiva (art. 336 do CPC) —, que ela observe rigorosamente o período e a função efetivamente reconhecidos em sentença, com prazo razoável para cumprimento, sem multa diária e com possibilidade de suprimento pela Secretaria (art. 39, § 1º, da CLT).</w:t>
+          <w:color w:val="FF0000"/>
+          <w:sz w:val="24"/>
+        </w:rPr>
+        <w:t>[CONFERIR SALÁRIO ANOTADO NA CTPS E NA FICHA DE REGISTRO]</w:t>
+      </w:r>
+      <w:r>
+        <w:rPr>
+          <w:rFonts w:ascii="Times New Roman" w:hAnsi="Times New Roman" w:cs="Times New Roman"/>
+          <w:b w:val="0"/>
+          <w:i w:val="0"/>
+          <w:sz w:val="24"/>
+        </w:rPr>
+        <w:t>, sendo o valor da contraprestação fato constitutivo do direito do Autor, que dele não se desincumbiu (art. 818, I, da CLT c/c art. 373, I, do CPC);</w:t>
       </w:r>
     </w:p>
     <w:p/>
@@ -1886,7 +1869,25 @@
           <w:i w:val="0"/>
           <w:sz w:val="24"/>
         </w:rPr>
-        <w:t>2. Do Período Posterior a 09/04/2026 — Prestação Autônoma e Eventual por Empreitada (capítulo 02 da inicial; pedido "II")</w:t>
+        <w:t xml:space="preserve">e) </w:t>
+      </w:r>
+      <w:r>
+        <w:rPr>
+          <w:rFonts w:ascii="Times New Roman" w:hAnsi="Times New Roman" w:cs="Times New Roman"/>
+          <w:b/>
+          <w:i w:val="0"/>
+          <w:sz w:val="24"/>
+        </w:rPr>
+        <w:t>a alegação de ausência de registro</w:t>
+      </w:r>
+      <w:r>
+        <w:rPr>
+          <w:rFonts w:ascii="Times New Roman" w:hAnsi="Times New Roman" w:cs="Times New Roman"/>
+          <w:b w:val="0"/>
+          <w:i w:val="0"/>
+          <w:sz w:val="24"/>
+        </w:rPr>
+        <w:t xml:space="preserve"> — desmentida pela própria CTPS do Reclamante.</w:t>
       </w:r>
     </w:p>
     <w:p/>
@@ -1902,7 +1903,7 @@
           <w:i w:val="0"/>
           <w:sz w:val="24"/>
         </w:rPr>
-        <w:t xml:space="preserve">Encerrado o contrato de experiência em 09/04/2026, </w:t>
+        <w:t xml:space="preserve">Impugna-se, ainda, a jornada narrada na inicial ("de segunda a sexta-feira, além de dois sábados por mês, das 07:30h as 17h, além de realizar sobrejornada habitualmente"): no período contratual o Autor cumpria a jornada contratada, sem sobrejornada habitual. Registre-se a incoerência: embora a inicial afirme a existência de sobrejornada habitual, </w:t>
       </w:r>
       <w:r>
         <w:rPr>
@@ -1911,71 +1912,16 @@
           <w:i w:val="0"/>
           <w:sz w:val="24"/>
         </w:rPr>
-        <w:t>não houve renovação, prorrogação, nem novo contrato de emprego</w:t>
-      </w:r>
-      <w:r>
-        <w:rPr>
-          <w:rFonts w:ascii="Times New Roman" w:hAnsi="Times New Roman" w:cs="Times New Roman"/>
-          <w:b w:val="0"/>
-          <w:i w:val="0"/>
-          <w:sz w:val="24"/>
-        </w:rPr>
-        <w:t xml:space="preserve">. O que houve, a partir de então, foi </w:t>
-      </w:r>
-      <w:r>
-        <w:rPr>
-          <w:rFonts w:ascii="Times New Roman" w:hAnsi="Times New Roman" w:cs="Times New Roman"/>
-          <w:b/>
-          <w:i w:val="0"/>
-          <w:sz w:val="24"/>
-        </w:rPr>
-        <w:t>prestação de serviços autônoma e eventual, mediante empreitada</w:t>
-      </w:r>
-      <w:r>
-        <w:rPr>
-          <w:rFonts w:ascii="Times New Roman" w:hAnsi="Times New Roman" w:cs="Times New Roman"/>
-          <w:b w:val="0"/>
-          <w:i w:val="0"/>
-          <w:sz w:val="24"/>
-        </w:rPr>
-        <w:t xml:space="preserve">, remunerada por tarefa concluída, sem habitualidade, sem exclusividade, sem pessoalidade obrigatória e sem subordinação jurídica — do que é prova o pagamento de </w:t>
-      </w:r>
-      <w:r>
-        <w:rPr>
-          <w:rFonts w:ascii="Times New Roman" w:hAnsi="Times New Roman" w:cs="Times New Roman"/>
-          <w:b/>
-          <w:i w:val="0"/>
-          <w:sz w:val="24"/>
-        </w:rPr>
-        <w:t>R$ 700,00, efetuado em 19/05/2026 (doc. anexo)</w:t>
-      </w:r>
-      <w:r>
-        <w:rPr>
-          <w:rFonts w:ascii="Times New Roman" w:hAnsi="Times New Roman" w:cs="Times New Roman"/>
-          <w:b w:val="0"/>
-          <w:i w:val="0"/>
-          <w:sz w:val="24"/>
-        </w:rPr>
-        <w:t xml:space="preserve"> </w:t>
-      </w:r>
-      <w:r>
-        <w:rPr>
-          <w:rFonts w:ascii="Times New Roman" w:hAnsi="Times New Roman" w:cs="Times New Roman"/>
-          <w:b/>
-          <w:i w:val="0"/>
-          <w:color w:val="FF0000"/>
-          <w:sz w:val="24"/>
-        </w:rPr>
-        <w:t>[doc. anexo — CONFIRMAR JUNTADA DO COMPROVANTE E DO RECIBO/AJUSTE DE EMPREITADA]</w:t>
-      </w:r>
-      <w:r>
-        <w:rPr>
-          <w:rFonts w:ascii="Times New Roman" w:hAnsi="Times New Roman" w:cs="Times New Roman"/>
-          <w:b w:val="0"/>
-          <w:i w:val="0"/>
-          <w:sz w:val="24"/>
-        </w:rPr>
-        <w:t>.</w:t>
+        <w:t>nenhum pedido de horas extras foi formulado</w:t>
+      </w:r>
+      <w:r>
+        <w:rPr>
+          <w:rFonts w:ascii="Times New Roman" w:hAnsi="Times New Roman" w:cs="Times New Roman"/>
+          <w:b w:val="0"/>
+          <w:i w:val="0"/>
+          <w:sz w:val="24"/>
+        </w:rPr>
+        <w:t xml:space="preserve"> — nem no capítulo 03, nem no rol de pedidos —, o que revela que a narrativa de jornada foi inserida apenas para emprestar aparência de subordinação, e não para amparar pretensão real.</w:t>
       </w:r>
     </w:p>
     <w:p/>
@@ -1987,11 +1933,74 @@
       <w:r>
         <w:rPr>
           <w:rFonts w:ascii="Times New Roman" w:hAnsi="Times New Roman" w:cs="Times New Roman"/>
-          <w:b w:val="0"/>
-          <w:i w:val="0"/>
-          <w:sz w:val="24"/>
-        </w:rPr>
-        <w:t>O próprio pagamento desmente a narrativa da inicial em três pontos objetivos:</w:t>
+          <w:b/>
+          <w:i w:val="0"/>
+          <w:sz w:val="24"/>
+        </w:rPr>
+        <w:t>Quanto ao pedido "II"</w:t>
+      </w:r>
+      <w:r>
+        <w:rPr>
+          <w:rFonts w:ascii="Times New Roman" w:hAnsi="Times New Roman" w:cs="Times New Roman"/>
+          <w:b w:val="0"/>
+          <w:i w:val="0"/>
+          <w:sz w:val="24"/>
+        </w:rPr>
+        <w:t xml:space="preserve">, o reconhecimento de vínculo e a anotação da CTPS estão </w:t>
+      </w:r>
+      <w:r>
+        <w:rPr>
+          <w:rFonts w:ascii="Times New Roman" w:hAnsi="Times New Roman" w:cs="Times New Roman"/>
+          <w:b/>
+          <w:i w:val="0"/>
+          <w:sz w:val="24"/>
+        </w:rPr>
+        <w:t>prejudicados</w:t>
+      </w:r>
+      <w:r>
+        <w:rPr>
+          <w:rFonts w:ascii="Times New Roman" w:hAnsi="Times New Roman" w:cs="Times New Roman"/>
+          <w:b w:val="0"/>
+          <w:i w:val="0"/>
+          <w:sz w:val="24"/>
+        </w:rPr>
+        <w:t xml:space="preserve"> no período de 11/03/2026 a 09/04/2026, porque a anotação </w:t>
+      </w:r>
+      <w:r>
+        <w:rPr>
+          <w:rFonts w:ascii="Times New Roman" w:hAnsi="Times New Roman" w:cs="Times New Roman"/>
+          <w:b/>
+          <w:i w:val="0"/>
+          <w:sz w:val="24"/>
+        </w:rPr>
+        <w:t>já existe</w:t>
+      </w:r>
+      <w:r>
+        <w:rPr>
+          <w:rFonts w:ascii="Times New Roman" w:hAnsi="Times New Roman" w:cs="Times New Roman"/>
+          <w:b w:val="0"/>
+          <w:i w:val="0"/>
+          <w:sz w:val="24"/>
+        </w:rPr>
+        <w:t xml:space="preserve"> e é regular; e são </w:t>
+      </w:r>
+      <w:r>
+        <w:rPr>
+          <w:rFonts w:ascii="Times New Roman" w:hAnsi="Times New Roman" w:cs="Times New Roman"/>
+          <w:b/>
+          <w:i w:val="0"/>
+          <w:sz w:val="24"/>
+        </w:rPr>
+        <w:t>improcedentes</w:t>
+      </w:r>
+      <w:r>
+        <w:rPr>
+          <w:rFonts w:ascii="Times New Roman" w:hAnsi="Times New Roman" w:cs="Times New Roman"/>
+          <w:b w:val="0"/>
+          <w:i w:val="0"/>
+          <w:sz w:val="24"/>
+        </w:rPr>
+        <w:t xml:space="preserve"> quanto ao período posterior, pelas razões do item III.2. Subsidiariamente, acaso este Douto Juízo entenda de determinar qualquer retificação — o que se admite estritamente pelo princípio da eventualidade defensiva (art. 336 do CPC) —, que ela observe rigorosamente o período e a função efetivamente reconhecidos em sentença, com prazo razoável para cumprimento, sem multa diária e com possibilidade de suprimento pela Secretaria (art. 39, § 1º, da CLT).</w:t>
       </w:r>
     </w:p>
     <w:p/>
@@ -2007,25 +2016,7 @@
           <w:i w:val="0"/>
           <w:sz w:val="24"/>
         </w:rPr>
-        <w:t xml:space="preserve">a) </w:t>
-      </w:r>
-      <w:r>
-        <w:rPr>
-          <w:rFonts w:ascii="Times New Roman" w:hAnsi="Times New Roman" w:cs="Times New Roman"/>
-          <w:b/>
-          <w:i w:val="0"/>
-          <w:sz w:val="24"/>
-        </w:rPr>
-        <w:t>o valor</w:t>
-      </w:r>
-      <w:r>
-        <w:rPr>
-          <w:rFonts w:ascii="Times New Roman" w:hAnsi="Times New Roman" w:cs="Times New Roman"/>
-          <w:b w:val="0"/>
-          <w:i w:val="0"/>
-          <w:sz w:val="24"/>
-        </w:rPr>
-        <w:t xml:space="preserve"> — R$ 700,00 por serviço concluído é incompatível com a alegação de salário mensal fixo de R$ 2.000,00 continuado até 15/05/2026;</w:t>
+        <w:t>2. Do Período Posterior a 09/04/2026 — Prestação Autônoma e Eventual por Empreitada (capítulo 02 da inicial; pedido "II")</w:t>
       </w:r>
     </w:p>
     <w:p/>
@@ -2041,7 +2032,7 @@
           <w:i w:val="0"/>
           <w:sz w:val="24"/>
         </w:rPr>
-        <w:t xml:space="preserve">b) </w:t>
+        <w:t xml:space="preserve">Encerrado o contrato de experiência em 09/04/2026, </w:t>
       </w:r>
       <w:r>
         <w:rPr>
@@ -2050,16 +2041,16 @@
           <w:i w:val="0"/>
           <w:sz w:val="24"/>
         </w:rPr>
-        <w:t>a data</w:t>
-      </w:r>
-      <w:r>
-        <w:rPr>
-          <w:rFonts w:ascii="Times New Roman" w:hAnsi="Times New Roman" w:cs="Times New Roman"/>
-          <w:b w:val="0"/>
-          <w:i w:val="0"/>
-          <w:sz w:val="24"/>
-        </w:rPr>
-        <w:t xml:space="preserve"> — o pagamento ocorreu em </w:t>
+        <w:t>não houve renovação, prorrogação, nem novo contrato de emprego</w:t>
+      </w:r>
+      <w:r>
+        <w:rPr>
+          <w:rFonts w:ascii="Times New Roman" w:hAnsi="Times New Roman" w:cs="Times New Roman"/>
+          <w:b w:val="0"/>
+          <w:i w:val="0"/>
+          <w:sz w:val="24"/>
+        </w:rPr>
+        <w:t xml:space="preserve">. O que houve, a partir de então, foi </w:t>
       </w:r>
       <w:r>
         <w:rPr>
@@ -2068,16 +2059,16 @@
           <w:i w:val="0"/>
           <w:sz w:val="24"/>
         </w:rPr>
-        <w:t>19/05/2026</w:t>
-      </w:r>
-      <w:r>
-        <w:rPr>
-          <w:rFonts w:ascii="Times New Roman" w:hAnsi="Times New Roman" w:cs="Times New Roman"/>
-          <w:b w:val="0"/>
-          <w:i w:val="0"/>
-          <w:sz w:val="24"/>
-        </w:rPr>
-        <w:t xml:space="preserve">, isto é, </w:t>
+        <w:t>prestação de serviços autônoma e eventual, mediante empreitada</w:t>
+      </w:r>
+      <w:r>
+        <w:rPr>
+          <w:rFonts w:ascii="Times New Roman" w:hAnsi="Times New Roman" w:cs="Times New Roman"/>
+          <w:b w:val="0"/>
+          <w:i w:val="0"/>
+          <w:sz w:val="24"/>
+        </w:rPr>
+        <w:t xml:space="preserve">, remunerada por tarefa concluída, sem habitualidade, sem exclusividade, sem pessoalidade obrigatória e sem subordinação jurídica — do que é prova o pagamento de </w:t>
       </w:r>
       <w:r>
         <w:rPr>
@@ -2086,34 +2077,35 @@
           <w:i w:val="0"/>
           <w:sz w:val="24"/>
         </w:rPr>
-        <w:t>depois</w:t>
-      </w:r>
-      <w:r>
-        <w:rPr>
-          <w:rFonts w:ascii="Times New Roman" w:hAnsi="Times New Roman" w:cs="Times New Roman"/>
-          <w:b w:val="0"/>
-          <w:i w:val="0"/>
-          <w:sz w:val="24"/>
-        </w:rPr>
-        <w:t xml:space="preserve"> do dia em que o Autor afirma ter sido dispensado (15/05/2026), o que só se explica pela quitação de </w:t>
+        <w:t>R$ 700,00, efetuado em 19/05/2026 (doc. anexo)</w:t>
+      </w:r>
+      <w:r>
+        <w:rPr>
+          <w:rFonts w:ascii="Times New Roman" w:hAnsi="Times New Roman" w:cs="Times New Roman"/>
+          <w:b w:val="0"/>
+          <w:i w:val="0"/>
+          <w:sz w:val="24"/>
+        </w:rPr>
+        <w:t xml:space="preserve"> </w:t>
       </w:r>
       <w:r>
         <w:rPr>
           <w:rFonts w:ascii="Times New Roman" w:hAnsi="Times New Roman" w:cs="Times New Roman"/>
           <w:b/>
           <w:i w:val="0"/>
-          <w:sz w:val="24"/>
-        </w:rPr>
-        <w:t>tarefa concluída</w:t>
-      </w:r>
-      <w:r>
-        <w:rPr>
-          <w:rFonts w:ascii="Times New Roman" w:hAnsi="Times New Roman" w:cs="Times New Roman"/>
-          <w:b w:val="0"/>
-          <w:i w:val="0"/>
-          <w:sz w:val="24"/>
-        </w:rPr>
-        <w:t>, e não por contraprestação de contrato de emprego em curso;</w:t>
+          <w:color w:val="FF0000"/>
+          <w:sz w:val="24"/>
+        </w:rPr>
+        <w:t>[doc. anexo — CONFIRMAR JUNTADA DO COMPROVANTE E DO RECIBO/AJUSTE DE EMPREITADA]</w:t>
+      </w:r>
+      <w:r>
+        <w:rPr>
+          <w:rFonts w:ascii="Times New Roman" w:hAnsi="Times New Roman" w:cs="Times New Roman"/>
+          <w:b w:val="0"/>
+          <w:i w:val="0"/>
+          <w:sz w:val="24"/>
+        </w:rPr>
+        <w:t>.</w:t>
       </w:r>
     </w:p>
     <w:p/>
@@ -2129,6 +2121,144 @@
           <w:i w:val="0"/>
           <w:sz w:val="24"/>
         </w:rPr>
+        <w:t>O próprio pagamento desmente a narrativa da inicial em três pontos objetivos:</w:t>
+      </w:r>
+    </w:p>
+    <w:p/>
+    <w:p>
+      <w:pPr>
+        <w:ind w:firstLine="850"/>
+        <w:jc w:val="both"/>
+      </w:pPr>
+      <w:r>
+        <w:rPr>
+          <w:rFonts w:ascii="Times New Roman" w:hAnsi="Times New Roman" w:cs="Times New Roman"/>
+          <w:b w:val="0"/>
+          <w:i w:val="0"/>
+          <w:sz w:val="24"/>
+        </w:rPr>
+        <w:t xml:space="preserve">a) </w:t>
+      </w:r>
+      <w:r>
+        <w:rPr>
+          <w:rFonts w:ascii="Times New Roman" w:hAnsi="Times New Roman" w:cs="Times New Roman"/>
+          <w:b/>
+          <w:i w:val="0"/>
+          <w:sz w:val="24"/>
+        </w:rPr>
+        <w:t>o valor</w:t>
+      </w:r>
+      <w:r>
+        <w:rPr>
+          <w:rFonts w:ascii="Times New Roman" w:hAnsi="Times New Roman" w:cs="Times New Roman"/>
+          <w:b w:val="0"/>
+          <w:i w:val="0"/>
+          <w:sz w:val="24"/>
+        </w:rPr>
+        <w:t xml:space="preserve"> — R$ 700,00 por serviço concluído é incompatível com a alegação de salário mensal fixo de R$ 2.000,00 continuado até 15/05/2026;</w:t>
+      </w:r>
+    </w:p>
+    <w:p/>
+    <w:p>
+      <w:pPr>
+        <w:ind w:firstLine="850"/>
+        <w:jc w:val="both"/>
+      </w:pPr>
+      <w:r>
+        <w:rPr>
+          <w:rFonts w:ascii="Times New Roman" w:hAnsi="Times New Roman" w:cs="Times New Roman"/>
+          <w:b w:val="0"/>
+          <w:i w:val="0"/>
+          <w:sz w:val="24"/>
+        </w:rPr>
+        <w:t xml:space="preserve">b) </w:t>
+      </w:r>
+      <w:r>
+        <w:rPr>
+          <w:rFonts w:ascii="Times New Roman" w:hAnsi="Times New Roman" w:cs="Times New Roman"/>
+          <w:b/>
+          <w:i w:val="0"/>
+          <w:sz w:val="24"/>
+        </w:rPr>
+        <w:t>a data</w:t>
+      </w:r>
+      <w:r>
+        <w:rPr>
+          <w:rFonts w:ascii="Times New Roman" w:hAnsi="Times New Roman" w:cs="Times New Roman"/>
+          <w:b w:val="0"/>
+          <w:i w:val="0"/>
+          <w:sz w:val="24"/>
+        </w:rPr>
+        <w:t xml:space="preserve"> — o pagamento ocorreu em </w:t>
+      </w:r>
+      <w:r>
+        <w:rPr>
+          <w:rFonts w:ascii="Times New Roman" w:hAnsi="Times New Roman" w:cs="Times New Roman"/>
+          <w:b/>
+          <w:i w:val="0"/>
+          <w:sz w:val="24"/>
+        </w:rPr>
+        <w:t>19/05/2026</w:t>
+      </w:r>
+      <w:r>
+        <w:rPr>
+          <w:rFonts w:ascii="Times New Roman" w:hAnsi="Times New Roman" w:cs="Times New Roman"/>
+          <w:b w:val="0"/>
+          <w:i w:val="0"/>
+          <w:sz w:val="24"/>
+        </w:rPr>
+        <w:t xml:space="preserve">, isto é, </w:t>
+      </w:r>
+      <w:r>
+        <w:rPr>
+          <w:rFonts w:ascii="Times New Roman" w:hAnsi="Times New Roman" w:cs="Times New Roman"/>
+          <w:b/>
+          <w:i w:val="0"/>
+          <w:sz w:val="24"/>
+        </w:rPr>
+        <w:t>depois</w:t>
+      </w:r>
+      <w:r>
+        <w:rPr>
+          <w:rFonts w:ascii="Times New Roman" w:hAnsi="Times New Roman" w:cs="Times New Roman"/>
+          <w:b w:val="0"/>
+          <w:i w:val="0"/>
+          <w:sz w:val="24"/>
+        </w:rPr>
+        <w:t xml:space="preserve"> do dia em que o Autor afirma ter sido dispensado (15/05/2026), o que só se explica pela quitação de </w:t>
+      </w:r>
+      <w:r>
+        <w:rPr>
+          <w:rFonts w:ascii="Times New Roman" w:hAnsi="Times New Roman" w:cs="Times New Roman"/>
+          <w:b/>
+          <w:i w:val="0"/>
+          <w:sz w:val="24"/>
+        </w:rPr>
+        <w:t>tarefa concluída</w:t>
+      </w:r>
+      <w:r>
+        <w:rPr>
+          <w:rFonts w:ascii="Times New Roman" w:hAnsi="Times New Roman" w:cs="Times New Roman"/>
+          <w:b w:val="0"/>
+          <w:i w:val="0"/>
+          <w:sz w:val="24"/>
+        </w:rPr>
+        <w:t>, e não por contraprestação de contrato de emprego em curso;</w:t>
+      </w:r>
+    </w:p>
+    <w:p/>
+    <w:p>
+      <w:pPr>
+        <w:ind w:firstLine="850"/>
+        <w:jc w:val="both"/>
+      </w:pPr>
+      <w:r>
+        <w:rPr>
+          <w:rFonts w:ascii="Times New Roman" w:hAnsi="Times New Roman" w:cs="Times New Roman"/>
+          <w:b w:val="0"/>
+          <w:i w:val="0"/>
+          <w:sz w:val="24"/>
+        </w:rPr>
         <w:t xml:space="preserve">c) </w:t>
       </w:r>
       <w:r>
@@ -2148,6 +2278,40 @@
           <w:sz w:val="24"/>
         </w:rPr>
         <w:t xml:space="preserve"> — trata-se de pagamento único e avulso no período, e não de remuneração mensal sucessiva.</w:t>
+      </w:r>
+    </w:p>
+    <w:p/>
+    <w:p>
+      <w:pPr>
+        <w:ind w:firstLine="850"/>
+        <w:jc w:val="both"/>
+      </w:pPr>
+      <w:r>
+        <w:rPr>
+          <w:rFonts w:ascii="Times New Roman" w:hAnsi="Times New Roman" w:cs="Times New Roman"/>
+          <w:b w:val="0"/>
+          <w:i w:val="0"/>
+          <w:sz w:val="24"/>
+        </w:rPr>
+        <w:t xml:space="preserve">Registre-se que esse pagamento </w:t>
+      </w:r>
+      <w:r>
+        <w:rPr>
+          <w:rFonts w:ascii="Times New Roman" w:hAnsi="Times New Roman" w:cs="Times New Roman"/>
+          <w:b/>
+          <w:i w:val="0"/>
+          <w:sz w:val="24"/>
+        </w:rPr>
+        <w:t>não se confunde</w:t>
+      </w:r>
+      <w:r>
+        <w:rPr>
+          <w:rFonts w:ascii="Times New Roman" w:hAnsi="Times New Roman" w:cs="Times New Roman"/>
+          <w:b w:val="0"/>
+          <w:i w:val="0"/>
+          <w:sz w:val="24"/>
+        </w:rPr>
+        <w:t xml:space="preserve"> com o comprovante de PIX juntado pelo Autor (ID 59a6bef), operação de terceiro — Sr. Willians da Silva Oliveira — na qual a Reclamada não figura, conforme item II.1 desta contestação.</w:t>
       </w:r>
     </w:p>
     <w:p/>

--- a/pecas/0020407-95.2026.5.04.0384 - ANGEL MIGUEL DAMAS HERRERA/BS x ANGEL MIGUEL DAMAS HERRERA - CONTESTAÇÃO.docx
+++ b/pecas/0020407-95.2026.5.04.0384 - ANGEL MIGUEL DAMAS HERRERA/BS x ANGEL MIGUEL DAMAS HERRERA - CONTESTAÇÃO.docx
@@ -314,16 +314,16 @@
           <w:i w:val="0"/>
           <w:sz w:val="24"/>
         </w:rPr>
-        <w:t>após o término do contrato de experiência</w:t>
-      </w:r>
-      <w:r>
-        <w:rPr>
-          <w:rFonts w:ascii="Times New Roman" w:hAnsi="Times New Roman" w:cs="Times New Roman"/>
-          <w:b w:val="0"/>
-          <w:i w:val="0"/>
-          <w:sz w:val="24"/>
-        </w:rPr>
-        <w:t xml:space="preserve">, e já sem qualquer liame empregatício, o Reclamante prestou serviços de forma </w:t>
+        <w:t>após o término do contrato de experiência, em 09/04/2026, não houve qualquer relação entre o Reclamante e a Reclamada</w:t>
+      </w:r>
+      <w:r>
+        <w:rPr>
+          <w:rFonts w:ascii="Times New Roman" w:hAnsi="Times New Roman" w:cs="Times New Roman"/>
+          <w:b w:val="0"/>
+          <w:i w:val="0"/>
+          <w:sz w:val="24"/>
+        </w:rPr>
+        <w:t xml:space="preserve"> — nem de emprego, nem de outra natureza. Os serviços que o Autor alega ter prestado nesse período foram tomados pelo </w:t>
       </w:r>
       <w:r>
         <w:rPr>
@@ -332,16 +332,16 @@
           <w:i w:val="0"/>
           <w:sz w:val="24"/>
         </w:rPr>
-        <w:t>autônoma e eventual, por empreitada</w:t>
-      </w:r>
-      <w:r>
-        <w:rPr>
-          <w:rFonts w:ascii="Times New Roman" w:hAnsi="Times New Roman" w:cs="Times New Roman"/>
-          <w:b w:val="0"/>
-          <w:i w:val="0"/>
-          <w:sz w:val="24"/>
-        </w:rPr>
-        <w:t xml:space="preserve">, remunerada por tarefa concluída, do que é prova o pagamento de </w:t>
+        <w:t>Sr. WILLAMES DA SILVA OLIVEIRA, CPF nº 001.598.870-89</w:t>
+      </w:r>
+      <w:r>
+        <w:rPr>
+          <w:rFonts w:ascii="Times New Roman" w:hAnsi="Times New Roman" w:cs="Times New Roman"/>
+          <w:b w:val="0"/>
+          <w:i w:val="0"/>
+          <w:sz w:val="24"/>
+        </w:rPr>
+        <w:t xml:space="preserve">, prestador de serviços da Reclamada mediante </w:t>
       </w:r>
       <w:r>
         <w:rPr>
@@ -350,16 +350,16 @@
           <w:i w:val="0"/>
           <w:sz w:val="24"/>
         </w:rPr>
-        <w:t>R$ 700,00, realizado em 19/05/2026</w:t>
-      </w:r>
-      <w:r>
-        <w:rPr>
-          <w:rFonts w:ascii="Times New Roman" w:hAnsi="Times New Roman" w:cs="Times New Roman"/>
-          <w:b w:val="0"/>
-          <w:i w:val="0"/>
-          <w:sz w:val="24"/>
-        </w:rPr>
-        <w:t xml:space="preserve"> </w:t>
+        <w:t>Contrato de Prestação de Serviços de Construção por Empreitada firmado em 27/04/2026 (doc. anexo)</w:t>
+      </w:r>
+      <w:r>
+        <w:rPr>
+          <w:rFonts w:ascii="Times New Roman" w:hAnsi="Times New Roman" w:cs="Times New Roman"/>
+          <w:b w:val="0"/>
+          <w:i w:val="0"/>
+          <w:sz w:val="24"/>
+        </w:rPr>
+        <w:t xml:space="preserve">, e é dele — e não da Reclamada — o pagamento de </w:t>
       </w:r>
       <w:r>
         <w:rPr>
@@ -368,35 +368,16 @@
           <w:i w:val="0"/>
           <w:sz w:val="24"/>
         </w:rPr>
-        <w:t>(doc. anexo)</w:t>
-      </w:r>
-      <w:r>
-        <w:rPr>
-          <w:rFonts w:ascii="Times New Roman" w:hAnsi="Times New Roman" w:cs="Times New Roman"/>
-          <w:b w:val="0"/>
-          <w:i w:val="0"/>
-          <w:sz w:val="24"/>
-        </w:rPr>
-        <w:t xml:space="preserve"> </w:t>
-      </w:r>
-      <w:r>
-        <w:rPr>
-          <w:rFonts w:ascii="Times New Roman" w:hAnsi="Times New Roman" w:cs="Times New Roman"/>
-          <w:b/>
-          <w:i w:val="0"/>
-          <w:color w:val="FF0000"/>
-          <w:sz w:val="24"/>
-        </w:rPr>
-        <w:t>[doc. anexo — CONFIRMAR JUNTADA DO COMPROVANTE DE PAGAMENTO DE R$ 700,00 DE 19/05/2026]</w:t>
-      </w:r>
-      <w:r>
-        <w:rPr>
-          <w:rFonts w:ascii="Times New Roman" w:hAnsi="Times New Roman" w:cs="Times New Roman"/>
-          <w:b w:val="0"/>
-          <w:i w:val="0"/>
-          <w:sz w:val="24"/>
-        </w:rPr>
-        <w:t>.</w:t>
+        <w:t>R$ 700,00 de 19/05/2026</w:t>
+      </w:r>
+      <w:r>
+        <w:rPr>
+          <w:rFonts w:ascii="Times New Roman" w:hAnsi="Times New Roman" w:cs="Times New Roman"/>
+          <w:b w:val="0"/>
+          <w:i w:val="0"/>
+          <w:sz w:val="24"/>
+        </w:rPr>
+        <w:t xml:space="preserve"> que instrui a inicial.</w:t>
       </w:r>
     </w:p>
     <w:p/>
@@ -895,7 +876,7 @@
           <w:i w:val="0"/>
           <w:sz w:val="24"/>
         </w:rPr>
-        <w:t>"Comprovante de PIX" (ID 59a6bef) — documento que sequer se refere à Reclamada.</w:t>
+        <w:t>"Comprovante de PIX" (ID 59a6bef) — pagamento feito por terceiro, e não pela Reclamada.</w:t>
       </w:r>
       <w:r>
         <w:rPr>
@@ -940,26 +921,44 @@
           <w:i w:val="0"/>
           <w:sz w:val="24"/>
         </w:rPr>
-        <w:t xml:space="preserve">. O comprovante aponta como </w:t>
-      </w:r>
-      <w:r>
-        <w:rPr>
-          <w:rFonts w:ascii="Times New Roman" w:hAnsi="Times New Roman" w:cs="Times New Roman"/>
-          <w:b w:val="0"/>
+        <w:t xml:space="preserve">. O pagamento partiu do </w:t>
+      </w:r>
+      <w:r>
+        <w:rPr>
+          <w:rFonts w:ascii="Times New Roman" w:hAnsi="Times New Roman" w:cs="Times New Roman"/>
+          <w:b/>
+          <w:i w:val="0"/>
+          <w:sz w:val="24"/>
+        </w:rPr>
+        <w:t>Sr. WILLAMES DA SILVA OLIVEIRA, CPF nº 001.598.870-89</w:t>
+      </w:r>
+      <w:r>
+        <w:rPr>
+          <w:rFonts w:ascii="Times New Roman" w:hAnsi="Times New Roman" w:cs="Times New Roman"/>
+          <w:b w:val="0"/>
+          <w:i w:val="0"/>
+          <w:sz w:val="24"/>
+        </w:rPr>
+        <w:t xml:space="preserve"> </w:t>
+      </w:r>
+      <w:r>
+        <w:rPr>
+          <w:rFonts w:ascii="Times New Roman" w:hAnsi="Times New Roman" w:cs="Times New Roman"/>
+          <w:b/>
           <w:i w:val="0"/>
           <w:color w:val="FF0000"/>
           <w:sz w:val="24"/>
         </w:rPr>
-        <w:t>[remetente — CONFERIR NO DOCUMENTO]</w:t>
-      </w:r>
-      <w:r>
-        <w:rPr>
-          <w:rFonts w:ascii="Times New Roman" w:hAnsi="Times New Roman" w:cs="Times New Roman"/>
-          <w:b w:val="0"/>
-          <w:i w:val="0"/>
-          <w:sz w:val="24"/>
-        </w:rPr>
-        <w:t xml:space="preserve"> o Sr. </w:t>
+        <w:t>[CONFERIR A GRAFIA DO NOME, O CPF, A DATA E O VALOR TAL COMO CONSTAM DO COMPROVANTE]</w:t>
+      </w:r>
+      <w:r>
+        <w:rPr>
+          <w:rFonts w:ascii="Times New Roman" w:hAnsi="Times New Roman" w:cs="Times New Roman"/>
+          <w:b w:val="0"/>
+          <w:i w:val="0"/>
+          <w:sz w:val="24"/>
+        </w:rPr>
+        <w:t xml:space="preserve">, pessoa física que </w:t>
       </w:r>
       <w:r>
         <w:rPr>
@@ -968,26 +967,16 @@
           <w:i w:val="0"/>
           <w:sz w:val="24"/>
         </w:rPr>
-        <w:t>WILLIANS DA SILVA OLIVEIRA</w:t>
-      </w:r>
-      <w:r>
-        <w:rPr>
-          <w:rFonts w:ascii="Times New Roman" w:hAnsi="Times New Roman" w:cs="Times New Roman"/>
-          <w:b w:val="0"/>
-          <w:i w:val="0"/>
-          <w:sz w:val="24"/>
-        </w:rPr>
-        <w:t xml:space="preserve">, pessoa física que não se confunde com a BS CONSTRUÇÕES E REFORMAS LTDA., CNPJ nº 33.438.364/0001-07. </w:t>
-      </w:r>
-      <w:r>
-        <w:rPr>
-          <w:rFonts w:ascii="Times New Roman" w:hAnsi="Times New Roman" w:cs="Times New Roman"/>
-          <w:b/>
-          <w:i w:val="0"/>
-          <w:color w:val="FF0000"/>
-          <w:sz w:val="24"/>
-        </w:rPr>
-        <w:t>[CONFERIR COM O PREPOSTO, ANTES DA AUDIÊNCIA, se o Sr. Willians da Silva Oliveira possui qualquer relação com a Reclamada — sócio, empregado, preposto ou subempreiteiro. Somente após essa confirmação sustente, em audiência, tratar-se de terceiro inteiramente estranho à empresa.]</w:t>
+        <w:t>não se confunde</w:t>
+      </w:r>
+      <w:r>
+        <w:rPr>
+          <w:rFonts w:ascii="Times New Roman" w:hAnsi="Times New Roman" w:cs="Times New Roman"/>
+          <w:b w:val="0"/>
+          <w:i w:val="0"/>
+          <w:sz w:val="24"/>
+        </w:rPr>
+        <w:t xml:space="preserve"> com a BS CONSTRUÇÕES E REFORMAS LTDA., CNPJ nº 33.438.364/0001-07.</w:t>
       </w:r>
     </w:p>
     <w:p/>
@@ -1003,7 +992,7 @@
           <w:i w:val="0"/>
           <w:sz w:val="24"/>
         </w:rPr>
-        <w:t xml:space="preserve">Transferência realizada entre pessoas físicas, por terceiro que não é parte nesta lide, </w:t>
+        <w:t xml:space="preserve">E o Sr. Willames não é um estranho qualquer: é </w:t>
       </w:r>
       <w:r>
         <w:rPr>
@@ -1012,16 +1001,16 @@
           <w:i w:val="0"/>
           <w:sz w:val="24"/>
         </w:rPr>
-        <w:t>nada prova</w:t>
-      </w:r>
-      <w:r>
-        <w:rPr>
-          <w:rFonts w:ascii="Times New Roman" w:hAnsi="Times New Roman" w:cs="Times New Roman"/>
-          <w:b w:val="0"/>
-          <w:i w:val="0"/>
-          <w:sz w:val="24"/>
-        </w:rPr>
-        <w:t xml:space="preserve"> contra a Reclamada: não demonstra pagamento de salário, não demonstra contratação, não demonstra subordinação e não é oponível a quem não participou da operação. Ao contrário, evidencia que o Autor recebia valores de </w:t>
+        <w:t>prestador de serviços da Reclamada</w:t>
+      </w:r>
+      <w:r>
+        <w:rPr>
+          <w:rFonts w:ascii="Times New Roman" w:hAnsi="Times New Roman" w:cs="Times New Roman"/>
+          <w:b w:val="0"/>
+          <w:i w:val="0"/>
+          <w:sz w:val="24"/>
+        </w:rPr>
+        <w:t xml:space="preserve">, com quem esta firmou, em </w:t>
       </w:r>
       <w:r>
         <w:rPr>
@@ -1030,16 +1019,70 @@
           <w:i w:val="0"/>
           <w:sz w:val="24"/>
         </w:rPr>
-        <w:t>origem diversa da empregadora</w:t>
-      </w:r>
-      <w:r>
-        <w:rPr>
-          <w:rFonts w:ascii="Times New Roman" w:hAnsi="Times New Roman" w:cs="Times New Roman"/>
-          <w:b w:val="0"/>
-          <w:i w:val="0"/>
-          <w:sz w:val="24"/>
-        </w:rPr>
-        <w:t>, o que apenas confirma que a prestação posterior a 09/04/2026 não se deu sob relação de emprego com a Contestante.</w:t>
+        <w:t>27/04/2026</w:t>
+      </w:r>
+      <w:r>
+        <w:rPr>
+          <w:rFonts w:ascii="Times New Roman" w:hAnsi="Times New Roman" w:cs="Times New Roman"/>
+          <w:b w:val="0"/>
+          <w:i w:val="0"/>
+          <w:sz w:val="24"/>
+        </w:rPr>
+        <w:t xml:space="preserve">, </w:t>
+      </w:r>
+      <w:r>
+        <w:rPr>
+          <w:rFonts w:ascii="Times New Roman" w:hAnsi="Times New Roman" w:cs="Times New Roman"/>
+          <w:b/>
+          <w:i w:val="0"/>
+          <w:sz w:val="24"/>
+        </w:rPr>
+        <w:t>Contrato de Prestação de Serviços de Construção por Empreitada (doc. anexo)</w:t>
+      </w:r>
+      <w:r>
+        <w:rPr>
+          <w:rFonts w:ascii="Times New Roman" w:hAnsi="Times New Roman" w:cs="Times New Roman"/>
+          <w:b w:val="0"/>
+          <w:i w:val="0"/>
+          <w:sz w:val="24"/>
+        </w:rPr>
+        <w:t xml:space="preserve"> para a execução dos muros de divisa da obra do Centro de Atenção Psicossocial (CAPS), em Canela/RS, remunerado </w:t>
+      </w:r>
+      <w:r>
+        <w:rPr>
+          <w:rFonts w:ascii="Times New Roman" w:hAnsi="Times New Roman" w:cs="Times New Roman"/>
+          <w:b/>
+          <w:i w:val="0"/>
+          <w:sz w:val="24"/>
+        </w:rPr>
+        <w:t>por etapa concluída</w:t>
+      </w:r>
+      <w:r>
+        <w:rPr>
+          <w:rFonts w:ascii="Times New Roman" w:hAnsi="Times New Roman" w:cs="Times New Roman"/>
+          <w:b w:val="0"/>
+          <w:i w:val="0"/>
+          <w:sz w:val="24"/>
+        </w:rPr>
+        <w:t xml:space="preserve">, e no qual ficou expressamente ajustado que </w:t>
+      </w:r>
+      <w:r>
+        <w:rPr>
+          <w:rFonts w:ascii="Times New Roman" w:hAnsi="Times New Roman" w:cs="Times New Roman"/>
+          <w:b/>
+          <w:i w:val="0"/>
+          <w:sz w:val="24"/>
+        </w:rPr>
+        <w:t>os encargos sociais e trabalhistas são de sua inteira responsabilidade</w:t>
+      </w:r>
+      <w:r>
+        <w:rPr>
+          <w:rFonts w:ascii="Times New Roman" w:hAnsi="Times New Roman" w:cs="Times New Roman"/>
+          <w:b w:val="0"/>
+          <w:i w:val="0"/>
+          <w:sz w:val="24"/>
+        </w:rPr>
+        <w:t>, respondendo ele "pelas obrigações cíveis, previdenciárias e trabalhistas de prestadores ou funcionários" (Cláusulas Quinta e Sexta, "b").</w:t>
       </w:r>
     </w:p>
     <w:p/>
@@ -1055,7 +1098,7 @@
           <w:i w:val="0"/>
           <w:sz w:val="24"/>
         </w:rPr>
-        <w:t xml:space="preserve">Cumpre distinguir, para que não se confundam: o comprovante do Autor (ID 59a6bef) </w:t>
+        <w:t xml:space="preserve">Mais: o endereço do Sr. Willames no contrato — </w:t>
       </w:r>
       <w:r>
         <w:rPr>
@@ -1064,16 +1107,16 @@
           <w:i w:val="0"/>
           <w:sz w:val="24"/>
         </w:rPr>
-        <w:t>não corresponde</w:t>
-      </w:r>
-      <w:r>
-        <w:rPr>
-          <w:rFonts w:ascii="Times New Roman" w:hAnsi="Times New Roman" w:cs="Times New Roman"/>
-          <w:b w:val="0"/>
-          <w:i w:val="0"/>
-          <w:sz w:val="24"/>
-        </w:rPr>
-        <w:t xml:space="preserve"> ao pagamento de </w:t>
+        <w:t>Rua Gaspar Silveira Martins, nº 147, São Lucas, Canela/RS</w:t>
+      </w:r>
+      <w:r>
+        <w:rPr>
+          <w:rFonts w:ascii="Times New Roman" w:hAnsi="Times New Roman" w:cs="Times New Roman"/>
+          <w:b w:val="0"/>
+          <w:i w:val="0"/>
+          <w:sz w:val="24"/>
+        </w:rPr>
+        <w:t xml:space="preserve"> — é </w:t>
       </w:r>
       <w:r>
         <w:rPr>
@@ -1082,34 +1125,16 @@
           <w:i w:val="0"/>
           <w:sz w:val="24"/>
         </w:rPr>
-        <w:t>R$ 700,00 efetuado pela Reclamada em 19/05/2026</w:t>
-      </w:r>
-      <w:r>
-        <w:rPr>
-          <w:rFonts w:ascii="Times New Roman" w:hAnsi="Times New Roman" w:cs="Times New Roman"/>
-          <w:b w:val="0"/>
-          <w:i w:val="0"/>
-          <w:sz w:val="24"/>
-        </w:rPr>
-        <w:t xml:space="preserve">, a título de empreitada, este sim documentado na defesa </w:t>
-      </w:r>
-      <w:r>
-        <w:rPr>
-          <w:rFonts w:ascii="Times New Roman" w:hAnsi="Times New Roman" w:cs="Times New Roman"/>
-          <w:b/>
-          <w:i w:val="0"/>
-          <w:sz w:val="24"/>
-        </w:rPr>
-        <w:t>(doc. anexo)</w:t>
-      </w:r>
-      <w:r>
-        <w:rPr>
-          <w:rFonts w:ascii="Times New Roman" w:hAnsi="Times New Roman" w:cs="Times New Roman"/>
-          <w:b w:val="0"/>
-          <w:i w:val="0"/>
-          <w:sz w:val="24"/>
-        </w:rPr>
-        <w:t>. São documentos distintos, de origens distintas.</w:t>
+        <w:t>exatamente o mesmo</w:t>
+      </w:r>
+      <w:r>
+        <w:rPr>
+          <w:rFonts w:ascii="Times New Roman" w:hAnsi="Times New Roman" w:cs="Times New Roman"/>
+          <w:b w:val="0"/>
+          <w:i w:val="0"/>
+          <w:sz w:val="24"/>
+        </w:rPr>
+        <w:t xml:space="preserve"> que o Reclamante declina na petição inicial como sua residência. O documento que o Autor apresenta como prova de "salário" é, portanto, pagamento feito por quem com ele divide endereço e a quem os serviços do período foram prestados.</w:t>
       </w:r>
     </w:p>
     <w:p/>
@@ -1125,7 +1150,7 @@
           <w:i w:val="0"/>
           <w:sz w:val="24"/>
         </w:rPr>
-        <w:t xml:space="preserve">Requer-se, por isso, a </w:t>
+        <w:t xml:space="preserve">Transferência realizada por terceiro que não é parte nesta lide </w:t>
       </w:r>
       <w:r>
         <w:rPr>
@@ -1134,16 +1159,34 @@
           <w:i w:val="0"/>
           <w:sz w:val="24"/>
         </w:rPr>
-        <w:t>desconsideração</w:t>
-      </w:r>
-      <w:r>
-        <w:rPr>
-          <w:rFonts w:ascii="Times New Roman" w:hAnsi="Times New Roman" w:cs="Times New Roman"/>
-          <w:b w:val="0"/>
-          <w:i w:val="0"/>
-          <w:sz w:val="24"/>
-        </w:rPr>
-        <w:t xml:space="preserve"> do documento como meio de prova dos fatos constitutivos alegados, permanecendo íntegro o ônus do Autor (art. 818, I, da CLT c/c art. 373, I, do CPC).</w:t>
+        <w:t>nada prova</w:t>
+      </w:r>
+      <w:r>
+        <w:rPr>
+          <w:rFonts w:ascii="Times New Roman" w:hAnsi="Times New Roman" w:cs="Times New Roman"/>
+          <w:b w:val="0"/>
+          <w:i w:val="0"/>
+          <w:sz w:val="24"/>
+        </w:rPr>
+        <w:t xml:space="preserve"> contra a Reclamada: não demonstra pagamento de salário pela BS, não demonstra contratação, não demonstra subordinação e não é oponível a quem dela não participou. Ao contrário, </w:t>
+      </w:r>
+      <w:r>
+        <w:rPr>
+          <w:rFonts w:ascii="Times New Roman" w:hAnsi="Times New Roman" w:cs="Times New Roman"/>
+          <w:b/>
+          <w:i w:val="0"/>
+          <w:sz w:val="24"/>
+        </w:rPr>
+        <w:t>confirma a tese da defesa</w:t>
+      </w:r>
+      <w:r>
+        <w:rPr>
+          <w:rFonts w:ascii="Times New Roman" w:hAnsi="Times New Roman" w:cs="Times New Roman"/>
+          <w:b w:val="0"/>
+          <w:i w:val="0"/>
+          <w:sz w:val="24"/>
+        </w:rPr>
+        <w:t>: encerrado o contrato de experiência em 09/04/2026, o Autor não mais prestou serviços à Reclamada.</w:t>
       </w:r>
     </w:p>
     <w:p/>
@@ -1159,7 +1202,7 @@
           <w:i w:val="0"/>
           <w:sz w:val="24"/>
         </w:rPr>
-        <w:t xml:space="preserve">2. </w:t>
+        <w:t xml:space="preserve">Requer-se, por isso, a </w:t>
       </w:r>
       <w:r>
         <w:rPr>
@@ -1168,16 +1211,16 @@
           <w:i w:val="0"/>
           <w:sz w:val="24"/>
         </w:rPr>
-        <w:t>Documento de identidade (ID 18f4f13)</w:t>
-      </w:r>
-      <w:r>
-        <w:rPr>
-          <w:rFonts w:ascii="Times New Roman" w:hAnsi="Times New Roman" w:cs="Times New Roman"/>
-          <w:b w:val="0"/>
-          <w:i w:val="0"/>
-          <w:sz w:val="24"/>
-        </w:rPr>
-        <w:t xml:space="preserve"> — presta-se exclusivamente à qualificação civil do Autor, nada demonstrando quanto a admissão, função, salário, jornada ou modalidade de extinção contratual.</w:t>
+        <w:t>desconsideração</w:t>
+      </w:r>
+      <w:r>
+        <w:rPr>
+          <w:rFonts w:ascii="Times New Roman" w:hAnsi="Times New Roman" w:cs="Times New Roman"/>
+          <w:b w:val="0"/>
+          <w:i w:val="0"/>
+          <w:sz w:val="24"/>
+        </w:rPr>
+        <w:t xml:space="preserve"> do documento como meio de prova dos fatos constitutivos alegados, permanecendo íntegro o ônus do Autor (art. 818, I, da CLT c/c art. 373, I, do CPC).</w:t>
       </w:r>
     </w:p>
     <w:p/>
@@ -1193,7 +1236,7 @@
           <w:i w:val="0"/>
           <w:sz w:val="24"/>
         </w:rPr>
-        <w:t xml:space="preserve">3. </w:t>
+        <w:t xml:space="preserve">2. </w:t>
       </w:r>
       <w:r>
         <w:rPr>
@@ -1202,52 +1245,16 @@
           <w:i w:val="0"/>
           <w:sz w:val="24"/>
         </w:rPr>
-        <w:t>Instrumento de procuração (ID aa5c8b4)</w:t>
-      </w:r>
-      <w:r>
-        <w:rPr>
-          <w:rFonts w:ascii="Times New Roman" w:hAnsi="Times New Roman" w:cs="Times New Roman"/>
-          <w:b w:val="0"/>
-          <w:i w:val="0"/>
-          <w:sz w:val="24"/>
-        </w:rPr>
-        <w:t xml:space="preserve"> — impugna-se o seu conteúdo declaratório na parte em que qualifica o outorgante como </w:t>
-      </w:r>
-      <w:r>
-        <w:rPr>
-          <w:rFonts w:ascii="Times New Roman" w:hAnsi="Times New Roman" w:cs="Times New Roman"/>
-          <w:b/>
-          <w:i w:val="0"/>
-          <w:sz w:val="24"/>
-        </w:rPr>
-        <w:t>brasileiro</w:t>
-      </w:r>
-      <w:r>
-        <w:rPr>
-          <w:rFonts w:ascii="Times New Roman" w:hAnsi="Times New Roman" w:cs="Times New Roman"/>
-          <w:b w:val="0"/>
-          <w:i w:val="0"/>
-          <w:sz w:val="24"/>
-        </w:rPr>
-        <w:t xml:space="preserve">, em contradição com a qualificação de </w:t>
-      </w:r>
-      <w:r>
-        <w:rPr>
-          <w:rFonts w:ascii="Times New Roman" w:hAnsi="Times New Roman" w:cs="Times New Roman"/>
-          <w:b/>
-          <w:i w:val="0"/>
-          <w:sz w:val="24"/>
-        </w:rPr>
-        <w:t>venezuelano</w:t>
-      </w:r>
-      <w:r>
-        <w:rPr>
-          <w:rFonts w:ascii="Times New Roman" w:hAnsi="Times New Roman" w:cs="Times New Roman"/>
-          <w:b w:val="0"/>
-          <w:i w:val="0"/>
-          <w:sz w:val="24"/>
-        </w:rPr>
-        <w:t xml:space="preserve"> constante da inicial, bem como a declaração genérica de pobreza nele inserida, na forma do item III.10 desta contestação.</w:t>
+        <w:t>Documento de identidade (ID 18f4f13)</w:t>
+      </w:r>
+      <w:r>
+        <w:rPr>
+          <w:rFonts w:ascii="Times New Roman" w:hAnsi="Times New Roman" w:cs="Times New Roman"/>
+          <w:b w:val="0"/>
+          <w:i w:val="0"/>
+          <w:sz w:val="24"/>
+        </w:rPr>
+        <w:t xml:space="preserve"> — presta-se exclusivamente à qualificação civil do Autor, nada demonstrando quanto a admissão, função, salário, jornada ou modalidade de extinção contratual.</w:t>
       </w:r>
     </w:p>
     <w:p/>
@@ -1263,7 +1270,7 @@
           <w:i w:val="0"/>
           <w:sz w:val="24"/>
         </w:rPr>
-        <w:t xml:space="preserve">4. </w:t>
+        <w:t xml:space="preserve">3. </w:t>
       </w:r>
       <w:r>
         <w:rPr>
@@ -1272,16 +1279,16 @@
           <w:i w:val="0"/>
           <w:sz w:val="24"/>
         </w:rPr>
-        <w:t>Da ausência de qualquer prova do alegado — e da omissão do registro existente.</w:t>
-      </w:r>
-      <w:r>
-        <w:rPr>
-          <w:rFonts w:ascii="Times New Roman" w:hAnsi="Times New Roman" w:cs="Times New Roman"/>
-          <w:b w:val="0"/>
-          <w:i w:val="0"/>
-          <w:sz w:val="24"/>
-        </w:rPr>
-        <w:t xml:space="preserve"> Não há nos autos </w:t>
+        <w:t>Instrumento de procuração (ID aa5c8b4)</w:t>
+      </w:r>
+      <w:r>
+        <w:rPr>
+          <w:rFonts w:ascii="Times New Roman" w:hAnsi="Times New Roman" w:cs="Times New Roman"/>
+          <w:b w:val="0"/>
+          <w:i w:val="0"/>
+          <w:sz w:val="24"/>
+        </w:rPr>
+        <w:t xml:space="preserve"> — impugna-se o seu conteúdo declaratório na parte em que qualifica o outorgante como </w:t>
       </w:r>
       <w:r>
         <w:rPr>
@@ -1290,16 +1297,16 @@
           <w:i w:val="0"/>
           <w:sz w:val="24"/>
         </w:rPr>
-        <w:t>um único documento</w:t>
-      </w:r>
-      <w:r>
-        <w:rPr>
-          <w:rFonts w:ascii="Times New Roman" w:hAnsi="Times New Roman" w:cs="Times New Roman"/>
-          <w:b w:val="0"/>
-          <w:i w:val="0"/>
-          <w:sz w:val="24"/>
-        </w:rPr>
-        <w:t xml:space="preserve"> que ampare a admissão em 10/03/2026, o salário mensal de R$ 2.000,00, a jornada narrada ou a dispensa imotivada em 15/05/2026. Mais do que isso: a inicial </w:t>
+        <w:t>brasileiro</w:t>
+      </w:r>
+      <w:r>
+        <w:rPr>
+          <w:rFonts w:ascii="Times New Roman" w:hAnsi="Times New Roman" w:cs="Times New Roman"/>
+          <w:b w:val="0"/>
+          <w:i w:val="0"/>
+          <w:sz w:val="24"/>
+        </w:rPr>
+        <w:t xml:space="preserve">, em contradição com a qualificação de </w:t>
       </w:r>
       <w:r>
         <w:rPr>
@@ -1308,34 +1315,16 @@
           <w:i w:val="0"/>
           <w:sz w:val="24"/>
         </w:rPr>
-        <w:t>omite deliberadamente o registro em CTPS</w:t>
-      </w:r>
-      <w:r>
-        <w:rPr>
-          <w:rFonts w:ascii="Times New Roman" w:hAnsi="Times New Roman" w:cs="Times New Roman"/>
-          <w:b w:val="0"/>
-          <w:i w:val="0"/>
-          <w:sz w:val="24"/>
-        </w:rPr>
-        <w:t xml:space="preserve"> que o próprio Autor ostenta, relativo ao período de 11/03/2026 a 09/04/2026, e cuja existência ele não poderia desconhecer — a CTPS é digital e de consulta imediata pelo próprio trabalhador. A afirmação de que "não foi registrado o contrato de trabalho em sua carteira de trabalho" é, portanto, </w:t>
-      </w:r>
-      <w:r>
-        <w:rPr>
-          <w:rFonts w:ascii="Times New Roman" w:hAnsi="Times New Roman" w:cs="Times New Roman"/>
-          <w:b/>
-          <w:i w:val="0"/>
-          <w:sz w:val="24"/>
-        </w:rPr>
-        <w:t>objetivamente contrária à prova documental</w:t>
-      </w:r>
-      <w:r>
-        <w:rPr>
-          <w:rFonts w:ascii="Times New Roman" w:hAnsi="Times New Roman" w:cs="Times New Roman"/>
-          <w:b w:val="0"/>
-          <w:i w:val="0"/>
-          <w:sz w:val="24"/>
-        </w:rPr>
-        <w:t>, o que se registra para os fins do art. 793-B, II, da CLT, sem prejuízo da apreciação de Vossa Excelência.</w:t>
+        <w:t>venezuelano</w:t>
+      </w:r>
+      <w:r>
+        <w:rPr>
+          <w:rFonts w:ascii="Times New Roman" w:hAnsi="Times New Roman" w:cs="Times New Roman"/>
+          <w:b w:val="0"/>
+          <w:i w:val="0"/>
+          <w:sz w:val="24"/>
+        </w:rPr>
+        <w:t xml:space="preserve"> constante da inicial, bem como a declaração genérica de pobreza nele inserida, na forma do item III.10 desta contestação.</w:t>
       </w:r>
     </w:p>
     <w:p/>
@@ -1351,7 +1340,79 @@
           <w:i w:val="0"/>
           <w:sz w:val="24"/>
         </w:rPr>
-        <w:t>Requer-se a desconsideração dos documentos da inicial como meio de prova dos fatos constitutivos alegados.</w:t>
+        <w:t xml:space="preserve">4. </w:t>
+      </w:r>
+      <w:r>
+        <w:rPr>
+          <w:rFonts w:ascii="Times New Roman" w:hAnsi="Times New Roman" w:cs="Times New Roman"/>
+          <w:b/>
+          <w:i w:val="0"/>
+          <w:sz w:val="24"/>
+        </w:rPr>
+        <w:t>Da ausência de qualquer prova do alegado — e da omissão do registro existente.</w:t>
+      </w:r>
+      <w:r>
+        <w:rPr>
+          <w:rFonts w:ascii="Times New Roman" w:hAnsi="Times New Roman" w:cs="Times New Roman"/>
+          <w:b w:val="0"/>
+          <w:i w:val="0"/>
+          <w:sz w:val="24"/>
+        </w:rPr>
+        <w:t xml:space="preserve"> Não há nos autos </w:t>
+      </w:r>
+      <w:r>
+        <w:rPr>
+          <w:rFonts w:ascii="Times New Roman" w:hAnsi="Times New Roman" w:cs="Times New Roman"/>
+          <w:b/>
+          <w:i w:val="0"/>
+          <w:sz w:val="24"/>
+        </w:rPr>
+        <w:t>um único documento</w:t>
+      </w:r>
+      <w:r>
+        <w:rPr>
+          <w:rFonts w:ascii="Times New Roman" w:hAnsi="Times New Roman" w:cs="Times New Roman"/>
+          <w:b w:val="0"/>
+          <w:i w:val="0"/>
+          <w:sz w:val="24"/>
+        </w:rPr>
+        <w:t xml:space="preserve"> que ampare a admissão em 10/03/2026, o salário mensal de R$ 2.000,00, a jornada narrada ou a dispensa imotivada em 15/05/2026. Mais do que isso: a inicial </w:t>
+      </w:r>
+      <w:r>
+        <w:rPr>
+          <w:rFonts w:ascii="Times New Roman" w:hAnsi="Times New Roman" w:cs="Times New Roman"/>
+          <w:b/>
+          <w:i w:val="0"/>
+          <w:sz w:val="24"/>
+        </w:rPr>
+        <w:t>omite deliberadamente o registro em CTPS</w:t>
+      </w:r>
+      <w:r>
+        <w:rPr>
+          <w:rFonts w:ascii="Times New Roman" w:hAnsi="Times New Roman" w:cs="Times New Roman"/>
+          <w:b w:val="0"/>
+          <w:i w:val="0"/>
+          <w:sz w:val="24"/>
+        </w:rPr>
+        <w:t xml:space="preserve"> que o próprio Autor ostenta, relativo ao período de 11/03/2026 a 09/04/2026, e cuja existência ele não poderia desconhecer — a CTPS é digital e de consulta imediata pelo próprio trabalhador. A afirmação de que "não foi registrado o contrato de trabalho em sua carteira de trabalho" é, portanto, </w:t>
+      </w:r>
+      <w:r>
+        <w:rPr>
+          <w:rFonts w:ascii="Times New Roman" w:hAnsi="Times New Roman" w:cs="Times New Roman"/>
+          <w:b/>
+          <w:i w:val="0"/>
+          <w:sz w:val="24"/>
+        </w:rPr>
+        <w:t>objetivamente contrária à prova documental</w:t>
+      </w:r>
+      <w:r>
+        <w:rPr>
+          <w:rFonts w:ascii="Times New Roman" w:hAnsi="Times New Roman" w:cs="Times New Roman"/>
+          <w:b w:val="0"/>
+          <w:i w:val="0"/>
+          <w:sz w:val="24"/>
+        </w:rPr>
+        <w:t>, o que se registra para os fins do art. 793-B, II, da CLT, sem prejuízo da apreciação de Vossa Excelência.</w:t>
       </w:r>
     </w:p>
     <w:p/>
@@ -1363,11 +1424,11 @@
       <w:r>
         <w:rPr>
           <w:rFonts w:ascii="Times New Roman" w:hAnsi="Times New Roman" w:cs="Times New Roman"/>
-          <w:b/>
-          <w:i w:val="0"/>
-          <w:sz w:val="24"/>
-        </w:rPr>
-        <w:t>III – DO MÉRITO</w:t>
+          <w:b w:val="0"/>
+          <w:i w:val="0"/>
+          <w:sz w:val="24"/>
+        </w:rPr>
+        <w:t>Requer-se a desconsideração dos documentos da inicial como meio de prova dos fatos constitutivos alegados.</w:t>
       </w:r>
     </w:p>
     <w:p/>
@@ -1379,11 +1440,11 @@
       <w:r>
         <w:rPr>
           <w:rFonts w:ascii="Times New Roman" w:hAnsi="Times New Roman" w:cs="Times New Roman"/>
-          <w:b w:val="0"/>
-          <w:i w:val="0"/>
-          <w:sz w:val="24"/>
-        </w:rPr>
-        <w:t>Superadas as preliminares, no mérito a presente contestação impugna especificamente cada um dos fatos, fundamentos jurídicos e pedidos formulados na exordial, na forma dos arts. 341 e 342 do CPC c/c art. 769 da CLT, presumindo-se verdadeiros apenas os fatos eventualmente não impugnados de forma específica. Passa-se à impugnação item a item, na ordem dos capítulos da petição inicial.</w:t>
+          <w:b/>
+          <w:i w:val="0"/>
+          <w:sz w:val="24"/>
+        </w:rPr>
+        <w:t>III – DO MÉRITO</w:t>
       </w:r>
     </w:p>
     <w:p/>
@@ -1399,7 +1460,7 @@
           <w:i w:val="0"/>
           <w:sz w:val="24"/>
         </w:rPr>
-        <w:t>1. Do Contrato de Trabalho Efetivamente Havido — Registro em CTPS e Contrato de Experiência Extinto pelo Advento do Termo (capítulos 01 e 02 da inicial; pedido "II")</w:t>
+        <w:t>Superadas as preliminares, no mérito a presente contestação impugna especificamente cada um dos fatos, fundamentos jurídicos e pedidos formulados na exordial, na forma dos arts. 341 e 342 do CPC c/c art. 769 da CLT, presumindo-se verdadeiros apenas os fatos eventualmente não impugnados de forma específica. Passa-se à impugnação item a item, na ordem dos capítulos da petição inicial.</w:t>
       </w:r>
     </w:p>
     <w:p/>
@@ -1415,7 +1476,7 @@
           <w:i w:val="0"/>
           <w:sz w:val="24"/>
         </w:rPr>
-        <w:t>Alega o Autor ter sido admitido em 10/03/2026, sem registro, mediante salário mensal de R$ 2.000,00, e dispensado sem justa causa em 15/05/2026.</w:t>
+        <w:t>1. Do Contrato de Trabalho Efetivamente Havido — Registro em CTPS e Contrato de Experiência Extinto pelo Advento do Termo (capítulos 01 e 02 da inicial; pedido "II")</w:t>
       </w:r>
     </w:p>
     <w:p/>
@@ -1431,116 +1492,7 @@
           <w:i w:val="0"/>
           <w:sz w:val="24"/>
         </w:rPr>
-        <w:t xml:space="preserve">A realidade documental é outra, e a Reclamada não a nega — ao contrário, a comprova: o Reclamante </w:t>
-      </w:r>
-      <w:r>
-        <w:rPr>
-          <w:rFonts w:ascii="Times New Roman" w:hAnsi="Times New Roman" w:cs="Times New Roman"/>
-          <w:b/>
-          <w:i w:val="0"/>
-          <w:sz w:val="24"/>
-        </w:rPr>
-        <w:t>foi contratado e regularmente registrado</w:t>
-      </w:r>
-      <w:r>
-        <w:rPr>
-          <w:rFonts w:ascii="Times New Roman" w:hAnsi="Times New Roman" w:cs="Times New Roman"/>
-          <w:b w:val="0"/>
-          <w:i w:val="0"/>
-          <w:sz w:val="24"/>
-        </w:rPr>
-        <w:t xml:space="preserve">, com anotação na CTPS e na Ficha de Registro de Empregado, no período de </w:t>
-      </w:r>
-      <w:r>
-        <w:rPr>
-          <w:rFonts w:ascii="Times New Roman" w:hAnsi="Times New Roman" w:cs="Times New Roman"/>
-          <w:b/>
-          <w:i w:val="0"/>
-          <w:sz w:val="24"/>
-        </w:rPr>
-        <w:t>11/03/2026 a 09/04/2026</w:t>
-      </w:r>
-      <w:r>
-        <w:rPr>
-          <w:rFonts w:ascii="Times New Roman" w:hAnsi="Times New Roman" w:cs="Times New Roman"/>
-          <w:b w:val="0"/>
-          <w:i w:val="0"/>
-          <w:sz w:val="24"/>
-        </w:rPr>
-        <w:t xml:space="preserve">, sob </w:t>
-      </w:r>
-      <w:r>
-        <w:rPr>
-          <w:rFonts w:ascii="Times New Roman" w:hAnsi="Times New Roman" w:cs="Times New Roman"/>
-          <w:b/>
-          <w:i w:val="0"/>
-          <w:sz w:val="24"/>
-        </w:rPr>
-        <w:t>contrato de experiência</w:t>
-      </w:r>
-      <w:r>
-        <w:rPr>
-          <w:rFonts w:ascii="Times New Roman" w:hAnsi="Times New Roman" w:cs="Times New Roman"/>
-          <w:b w:val="0"/>
-          <w:i w:val="0"/>
-          <w:sz w:val="24"/>
-        </w:rPr>
-        <w:t xml:space="preserve"> escrito e assinado, cuja extinção decorreu do </w:t>
-      </w:r>
-      <w:r>
-        <w:rPr>
-          <w:rFonts w:ascii="Times New Roman" w:hAnsi="Times New Roman" w:cs="Times New Roman"/>
-          <w:b/>
-          <w:i w:val="0"/>
-          <w:sz w:val="24"/>
-        </w:rPr>
-        <w:t>advento do termo final</w:t>
-      </w:r>
-      <w:r>
-        <w:rPr>
-          <w:rFonts w:ascii="Times New Roman" w:hAnsi="Times New Roman" w:cs="Times New Roman"/>
-          <w:b w:val="0"/>
-          <w:i w:val="0"/>
-          <w:sz w:val="24"/>
-        </w:rPr>
-        <w:t xml:space="preserve"> nele ajustado </w:t>
-      </w:r>
-      <w:r>
-        <w:rPr>
-          <w:rFonts w:ascii="Times New Roman" w:hAnsi="Times New Roman" w:cs="Times New Roman"/>
-          <w:b/>
-          <w:i w:val="0"/>
-          <w:sz w:val="24"/>
-        </w:rPr>
-        <w:t>(doc. anexo)</w:t>
-      </w:r>
-      <w:r>
-        <w:rPr>
-          <w:rFonts w:ascii="Times New Roman" w:hAnsi="Times New Roman" w:cs="Times New Roman"/>
-          <w:b w:val="0"/>
-          <w:i w:val="0"/>
-          <w:sz w:val="24"/>
-        </w:rPr>
-        <w:t xml:space="preserve"> </w:t>
-      </w:r>
-      <w:r>
-        <w:rPr>
-          <w:rFonts w:ascii="Times New Roman" w:hAnsi="Times New Roman" w:cs="Times New Roman"/>
-          <w:b/>
-          <w:i w:val="0"/>
-          <w:color w:val="FF0000"/>
-          <w:sz w:val="24"/>
-        </w:rPr>
-        <w:t>[doc. anexo — CONFIRMAR JUNTADA: ficha de registro, CTPS Digital, contrato de experiência assinado e TRCT]</w:t>
-      </w:r>
-      <w:r>
-        <w:rPr>
-          <w:rFonts w:ascii="Times New Roman" w:hAnsi="Times New Roman" w:cs="Times New Roman"/>
-          <w:b w:val="0"/>
-          <w:i w:val="0"/>
-          <w:sz w:val="24"/>
-        </w:rPr>
-        <w:t>.</w:t>
+        <w:t>Alega o Autor ter sido admitido em 10/03/2026, sem registro, mediante salário mensal de R$ 2.000,00, e dispensado sem justa causa em 15/05/2026.</w:t>
       </w:r>
     </w:p>
     <w:p/>
@@ -1556,7 +1508,7 @@
           <w:i w:val="0"/>
           <w:sz w:val="24"/>
         </w:rPr>
-        <w:t xml:space="preserve">O contrato de experiência é modalidade </w:t>
+        <w:t xml:space="preserve">A realidade documental é outra, e a Reclamada não a nega — ao contrário, a comprova: o Reclamante </w:t>
       </w:r>
       <w:r>
         <w:rPr>
@@ -1565,16 +1517,16 @@
           <w:i w:val="0"/>
           <w:sz w:val="24"/>
         </w:rPr>
-        <w:t>expressamente autorizada</w:t>
-      </w:r>
-      <w:r>
-        <w:rPr>
-          <w:rFonts w:ascii="Times New Roman" w:hAnsi="Times New Roman" w:cs="Times New Roman"/>
-          <w:b w:val="0"/>
-          <w:i w:val="0"/>
-          <w:sz w:val="24"/>
-        </w:rPr>
-        <w:t xml:space="preserve"> pelo art. 443, § 2º, "c", da CLT, com prazo máximo de 90 (noventa) dias, na forma do art. 445, parágrafo único, da CLT — limite integralmente observado, já que o pacto durou </w:t>
+        <w:t>foi contratado e regularmente registrado</w:t>
+      </w:r>
+      <w:r>
+        <w:rPr>
+          <w:rFonts w:ascii="Times New Roman" w:hAnsi="Times New Roman" w:cs="Times New Roman"/>
+          <w:b w:val="0"/>
+          <w:i w:val="0"/>
+          <w:sz w:val="24"/>
+        </w:rPr>
+        <w:t xml:space="preserve">, com anotação na CTPS e na Ficha de Registro de Empregado, no período de </w:t>
       </w:r>
       <w:r>
         <w:rPr>
@@ -1583,16 +1535,16 @@
           <w:i w:val="0"/>
           <w:sz w:val="24"/>
         </w:rPr>
-        <w:t>30 (trinta) dias</w:t>
-      </w:r>
-      <w:r>
-        <w:rPr>
-          <w:rFonts w:ascii="Times New Roman" w:hAnsi="Times New Roman" w:cs="Times New Roman"/>
-          <w:b w:val="0"/>
-          <w:i w:val="0"/>
-          <w:sz w:val="24"/>
-        </w:rPr>
-        <w:t xml:space="preserve">. Extinto pelo decurso do prazo, o contrato a termo </w:t>
+        <w:t>11/03/2026 a 09/04/2026</w:t>
+      </w:r>
+      <w:r>
+        <w:rPr>
+          <w:rFonts w:ascii="Times New Roman" w:hAnsi="Times New Roman" w:cs="Times New Roman"/>
+          <w:b w:val="0"/>
+          <w:i w:val="0"/>
+          <w:sz w:val="24"/>
+        </w:rPr>
+        <w:t xml:space="preserve">, sob </w:t>
       </w:r>
       <w:r>
         <w:rPr>
@@ -1601,16 +1553,71 @@
           <w:i w:val="0"/>
           <w:sz w:val="24"/>
         </w:rPr>
-        <w:t>não gera</w:t>
-      </w:r>
-      <w:r>
-        <w:rPr>
-          <w:rFonts w:ascii="Times New Roman" w:hAnsi="Times New Roman" w:cs="Times New Roman"/>
-          <w:b w:val="0"/>
-          <w:i w:val="0"/>
-          <w:sz w:val="24"/>
-        </w:rPr>
-        <w:t xml:space="preserve"> as verbas próprias da dispensa imotivada, como se verá no item III.3.</w:t>
+        <w:t>contrato de experiência</w:t>
+      </w:r>
+      <w:r>
+        <w:rPr>
+          <w:rFonts w:ascii="Times New Roman" w:hAnsi="Times New Roman" w:cs="Times New Roman"/>
+          <w:b w:val="0"/>
+          <w:i w:val="0"/>
+          <w:sz w:val="24"/>
+        </w:rPr>
+        <w:t xml:space="preserve"> escrito e assinado, cuja extinção decorreu do </w:t>
+      </w:r>
+      <w:r>
+        <w:rPr>
+          <w:rFonts w:ascii="Times New Roman" w:hAnsi="Times New Roman" w:cs="Times New Roman"/>
+          <w:b/>
+          <w:i w:val="0"/>
+          <w:sz w:val="24"/>
+        </w:rPr>
+        <w:t>advento do termo final</w:t>
+      </w:r>
+      <w:r>
+        <w:rPr>
+          <w:rFonts w:ascii="Times New Roman" w:hAnsi="Times New Roman" w:cs="Times New Roman"/>
+          <w:b w:val="0"/>
+          <w:i w:val="0"/>
+          <w:sz w:val="24"/>
+        </w:rPr>
+        <w:t xml:space="preserve"> nele ajustado </w:t>
+      </w:r>
+      <w:r>
+        <w:rPr>
+          <w:rFonts w:ascii="Times New Roman" w:hAnsi="Times New Roman" w:cs="Times New Roman"/>
+          <w:b/>
+          <w:i w:val="0"/>
+          <w:sz w:val="24"/>
+        </w:rPr>
+        <w:t>(doc. anexo)</w:t>
+      </w:r>
+      <w:r>
+        <w:rPr>
+          <w:rFonts w:ascii="Times New Roman" w:hAnsi="Times New Roman" w:cs="Times New Roman"/>
+          <w:b w:val="0"/>
+          <w:i w:val="0"/>
+          <w:sz w:val="24"/>
+        </w:rPr>
+        <w:t xml:space="preserve"> </w:t>
+      </w:r>
+      <w:r>
+        <w:rPr>
+          <w:rFonts w:ascii="Times New Roman" w:hAnsi="Times New Roman" w:cs="Times New Roman"/>
+          <w:b/>
+          <w:i w:val="0"/>
+          <w:color w:val="FF0000"/>
+          <w:sz w:val="24"/>
+        </w:rPr>
+        <w:t>[doc. anexo — CONFIRMAR JUNTADA: ficha de registro, CTPS Digital, contrato de experiência assinado e TRCT]</w:t>
+      </w:r>
+      <w:r>
+        <w:rPr>
+          <w:rFonts w:ascii="Times New Roman" w:hAnsi="Times New Roman" w:cs="Times New Roman"/>
+          <w:b w:val="0"/>
+          <w:i w:val="0"/>
+          <w:sz w:val="24"/>
+        </w:rPr>
+        <w:t>.</w:t>
       </w:r>
     </w:p>
     <w:p/>
@@ -1626,7 +1633,7 @@
           <w:i w:val="0"/>
           <w:sz w:val="24"/>
         </w:rPr>
-        <w:t xml:space="preserve">Impugnam-se, assim, </w:t>
+        <w:t xml:space="preserve">O contrato de experiência é modalidade </w:t>
       </w:r>
       <w:r>
         <w:rPr>
@@ -1635,16 +1642,52 @@
           <w:i w:val="0"/>
           <w:sz w:val="24"/>
         </w:rPr>
-        <w:t>especificamente</w:t>
-      </w:r>
-      <w:r>
-        <w:rPr>
-          <w:rFonts w:ascii="Times New Roman" w:hAnsi="Times New Roman" w:cs="Times New Roman"/>
-          <w:b w:val="0"/>
-          <w:i w:val="0"/>
-          <w:sz w:val="24"/>
-        </w:rPr>
-        <w:t>:</w:t>
+        <w:t>expressamente autorizada</w:t>
+      </w:r>
+      <w:r>
+        <w:rPr>
+          <w:rFonts w:ascii="Times New Roman" w:hAnsi="Times New Roman" w:cs="Times New Roman"/>
+          <w:b w:val="0"/>
+          <w:i w:val="0"/>
+          <w:sz w:val="24"/>
+        </w:rPr>
+        <w:t xml:space="preserve"> pelo art. 443, § 2º, "c", da CLT, com prazo máximo de 90 (noventa) dias, na forma do art. 445, parágrafo único, da CLT — limite integralmente observado, já que o pacto durou </w:t>
+      </w:r>
+      <w:r>
+        <w:rPr>
+          <w:rFonts w:ascii="Times New Roman" w:hAnsi="Times New Roman" w:cs="Times New Roman"/>
+          <w:b/>
+          <w:i w:val="0"/>
+          <w:sz w:val="24"/>
+        </w:rPr>
+        <w:t>30 (trinta) dias</w:t>
+      </w:r>
+      <w:r>
+        <w:rPr>
+          <w:rFonts w:ascii="Times New Roman" w:hAnsi="Times New Roman" w:cs="Times New Roman"/>
+          <w:b w:val="0"/>
+          <w:i w:val="0"/>
+          <w:sz w:val="24"/>
+        </w:rPr>
+        <w:t xml:space="preserve">. Extinto pelo decurso do prazo, o contrato a termo </w:t>
+      </w:r>
+      <w:r>
+        <w:rPr>
+          <w:rFonts w:ascii="Times New Roman" w:hAnsi="Times New Roman" w:cs="Times New Roman"/>
+          <w:b/>
+          <w:i w:val="0"/>
+          <w:sz w:val="24"/>
+        </w:rPr>
+        <w:t>não gera</w:t>
+      </w:r>
+      <w:r>
+        <w:rPr>
+          <w:rFonts w:ascii="Times New Roman" w:hAnsi="Times New Roman" w:cs="Times New Roman"/>
+          <w:b w:val="0"/>
+          <w:i w:val="0"/>
+          <w:sz w:val="24"/>
+        </w:rPr>
+        <w:t xml:space="preserve"> as verbas próprias da dispensa imotivada, como se verá no item III.3.</w:t>
       </w:r>
     </w:p>
     <w:p/>
@@ -1660,7 +1703,7 @@
           <w:i w:val="0"/>
           <w:sz w:val="24"/>
         </w:rPr>
-        <w:t xml:space="preserve">a) </w:t>
+        <w:t xml:space="preserve">Impugnam-se, assim, </w:t>
       </w:r>
       <w:r>
         <w:rPr>
@@ -1669,34 +1712,16 @@
           <w:i w:val="0"/>
           <w:sz w:val="24"/>
         </w:rPr>
-        <w:t>a data de admissão de 10/03/2026</w:t>
-      </w:r>
-      <w:r>
-        <w:rPr>
-          <w:rFonts w:ascii="Times New Roman" w:hAnsi="Times New Roman" w:cs="Times New Roman"/>
-          <w:b w:val="0"/>
-          <w:i w:val="0"/>
-          <w:sz w:val="24"/>
-        </w:rPr>
-        <w:t xml:space="preserve"> — o registro, o contrato de experiência e a documentação da empresa apontam </w:t>
-      </w:r>
-      <w:r>
-        <w:rPr>
-          <w:rFonts w:ascii="Times New Roman" w:hAnsi="Times New Roman" w:cs="Times New Roman"/>
-          <w:b/>
-          <w:i w:val="0"/>
-          <w:sz w:val="24"/>
-        </w:rPr>
-        <w:t>11/03/2026</w:t>
-      </w:r>
-      <w:r>
-        <w:rPr>
-          <w:rFonts w:ascii="Times New Roman" w:hAnsi="Times New Roman" w:cs="Times New Roman"/>
-          <w:b w:val="0"/>
-          <w:i w:val="0"/>
-          <w:sz w:val="24"/>
-        </w:rPr>
-        <w:t>, e o Autor não produziu qualquer prova do dia anterior;</w:t>
+        <w:t>especificamente</w:t>
+      </w:r>
+      <w:r>
+        <w:rPr>
+          <w:rFonts w:ascii="Times New Roman" w:hAnsi="Times New Roman" w:cs="Times New Roman"/>
+          <w:b w:val="0"/>
+          <w:i w:val="0"/>
+          <w:sz w:val="24"/>
+        </w:rPr>
+        <w:t>:</w:t>
       </w:r>
     </w:p>
     <w:p/>
@@ -1712,7 +1737,7 @@
           <w:i w:val="0"/>
           <w:sz w:val="24"/>
         </w:rPr>
-        <w:t xml:space="preserve">b) </w:t>
+        <w:t xml:space="preserve">a) </w:t>
       </w:r>
       <w:r>
         <w:rPr>
@@ -1721,16 +1746,16 @@
           <w:i w:val="0"/>
           <w:sz w:val="24"/>
         </w:rPr>
-        <w:t>a data de término de 15/05/2026</w:t>
-      </w:r>
-      <w:r>
-        <w:rPr>
-          <w:rFonts w:ascii="Times New Roman" w:hAnsi="Times New Roman" w:cs="Times New Roman"/>
-          <w:b w:val="0"/>
-          <w:i w:val="0"/>
-          <w:sz w:val="24"/>
-        </w:rPr>
-        <w:t xml:space="preserve"> — o contrato de trabalho encerrou-se em </w:t>
+        <w:t>a data de admissão de 10/03/2026</w:t>
+      </w:r>
+      <w:r>
+        <w:rPr>
+          <w:rFonts w:ascii="Times New Roman" w:hAnsi="Times New Roman" w:cs="Times New Roman"/>
+          <w:b w:val="0"/>
+          <w:i w:val="0"/>
+          <w:sz w:val="24"/>
+        </w:rPr>
+        <w:t xml:space="preserve"> — o registro, o contrato de experiência e a documentação da empresa apontam </w:t>
       </w:r>
       <w:r>
         <w:rPr>
@@ -1739,16 +1764,16 @@
           <w:i w:val="0"/>
           <w:sz w:val="24"/>
         </w:rPr>
-        <w:t>09/04/2026</w:t>
-      </w:r>
-      <w:r>
-        <w:rPr>
-          <w:rFonts w:ascii="Times New Roman" w:hAnsi="Times New Roman" w:cs="Times New Roman"/>
-          <w:b w:val="0"/>
-          <w:i w:val="0"/>
-          <w:sz w:val="24"/>
-        </w:rPr>
-        <w:t>, pelo advento do termo;</w:t>
+        <w:t>11/03/2026</w:t>
+      </w:r>
+      <w:r>
+        <w:rPr>
+          <w:rFonts w:ascii="Times New Roman" w:hAnsi="Times New Roman" w:cs="Times New Roman"/>
+          <w:b w:val="0"/>
+          <w:i w:val="0"/>
+          <w:sz w:val="24"/>
+        </w:rPr>
+        <w:t>, e o Autor não produziu qualquer prova do dia anterior;</w:t>
       </w:r>
     </w:p>
     <w:p/>
@@ -1764,7 +1789,7 @@
           <w:i w:val="0"/>
           <w:sz w:val="24"/>
         </w:rPr>
-        <w:t xml:space="preserve">c) </w:t>
+        <w:t xml:space="preserve">b) </w:t>
       </w:r>
       <w:r>
         <w:rPr>
@@ -1773,16 +1798,16 @@
           <w:i w:val="0"/>
           <w:sz w:val="24"/>
         </w:rPr>
-        <w:t>a modalidade de extinção</w:t>
-      </w:r>
-      <w:r>
-        <w:rPr>
-          <w:rFonts w:ascii="Times New Roman" w:hAnsi="Times New Roman" w:cs="Times New Roman"/>
-          <w:b w:val="0"/>
-          <w:i w:val="0"/>
-          <w:sz w:val="24"/>
-        </w:rPr>
-        <w:t xml:space="preserve"> — não houve dispensa imotivada, mas </w:t>
+        <w:t>a data de término de 15/05/2026</w:t>
+      </w:r>
+      <w:r>
+        <w:rPr>
+          <w:rFonts w:ascii="Times New Roman" w:hAnsi="Times New Roman" w:cs="Times New Roman"/>
+          <w:b w:val="0"/>
+          <w:i w:val="0"/>
+          <w:sz w:val="24"/>
+        </w:rPr>
+        <w:t xml:space="preserve"> — o contrato de trabalho encerrou-se em </w:t>
       </w:r>
       <w:r>
         <w:rPr>
@@ -1791,16 +1816,16 @@
           <w:i w:val="0"/>
           <w:sz w:val="24"/>
         </w:rPr>
-        <w:t>término do contrato de experiência</w:t>
-      </w:r>
-      <w:r>
-        <w:rPr>
-          <w:rFonts w:ascii="Times New Roman" w:hAnsi="Times New Roman" w:cs="Times New Roman"/>
-          <w:b w:val="0"/>
-          <w:i w:val="0"/>
-          <w:sz w:val="24"/>
-        </w:rPr>
-        <w:t>;</w:t>
+        <w:t>09/04/2026</w:t>
+      </w:r>
+      <w:r>
+        <w:rPr>
+          <w:rFonts w:ascii="Times New Roman" w:hAnsi="Times New Roman" w:cs="Times New Roman"/>
+          <w:b w:val="0"/>
+          <w:i w:val="0"/>
+          <w:sz w:val="24"/>
+        </w:rPr>
+        <w:t>, pelo advento do termo;</w:t>
       </w:r>
     </w:p>
     <w:p/>
@@ -1816,7 +1841,7 @@
           <w:i w:val="0"/>
           <w:sz w:val="24"/>
         </w:rPr>
-        <w:t xml:space="preserve">d) </w:t>
+        <w:t xml:space="preserve">c) </w:t>
       </w:r>
       <w:r>
         <w:rPr>
@@ -1825,35 +1850,34 @@
           <w:i w:val="0"/>
           <w:sz w:val="24"/>
         </w:rPr>
-        <w:t>o salário mensal de R$ 2.000,00</w:t>
-      </w:r>
-      <w:r>
-        <w:rPr>
-          <w:rFonts w:ascii="Times New Roman" w:hAnsi="Times New Roman" w:cs="Times New Roman"/>
-          <w:b w:val="0"/>
-          <w:i w:val="0"/>
-          <w:sz w:val="24"/>
-        </w:rPr>
-        <w:t xml:space="preserve"> — a remuneração efetivamente ajustada e registrada é a que consta da Ficha de Registro e dos recibos de pagamento </w:t>
+        <w:t>a modalidade de extinção</w:t>
+      </w:r>
+      <w:r>
+        <w:rPr>
+          <w:rFonts w:ascii="Times New Roman" w:hAnsi="Times New Roman" w:cs="Times New Roman"/>
+          <w:b w:val="0"/>
+          <w:i w:val="0"/>
+          <w:sz w:val="24"/>
+        </w:rPr>
+        <w:t xml:space="preserve"> — não houve dispensa imotivada, mas </w:t>
       </w:r>
       <w:r>
         <w:rPr>
           <w:rFonts w:ascii="Times New Roman" w:hAnsi="Times New Roman" w:cs="Times New Roman"/>
           <w:b/>
           <w:i w:val="0"/>
-          <w:color w:val="FF0000"/>
-          <w:sz w:val="24"/>
-        </w:rPr>
-        <w:t>[CONFERIR SALÁRIO ANOTADO NA CTPS E NA FICHA DE REGISTRO]</w:t>
-      </w:r>
-      <w:r>
-        <w:rPr>
-          <w:rFonts w:ascii="Times New Roman" w:hAnsi="Times New Roman" w:cs="Times New Roman"/>
-          <w:b w:val="0"/>
-          <w:i w:val="0"/>
-          <w:sz w:val="24"/>
-        </w:rPr>
-        <w:t>, sendo o valor da contraprestação fato constitutivo do direito do Autor, que dele não se desincumbiu (art. 818, I, da CLT c/c art. 373, I, do CPC);</w:t>
+          <w:sz w:val="24"/>
+        </w:rPr>
+        <w:t>término do contrato de experiência</w:t>
+      </w:r>
+      <w:r>
+        <w:rPr>
+          <w:rFonts w:ascii="Times New Roman" w:hAnsi="Times New Roman" w:cs="Times New Roman"/>
+          <w:b w:val="0"/>
+          <w:i w:val="0"/>
+          <w:sz w:val="24"/>
+        </w:rPr>
+        <w:t>;</w:t>
       </w:r>
     </w:p>
     <w:p/>
@@ -1869,7 +1893,7 @@
           <w:i w:val="0"/>
           <w:sz w:val="24"/>
         </w:rPr>
-        <w:t xml:space="preserve">e) </w:t>
+        <w:t xml:space="preserve">d) </w:t>
       </w:r>
       <w:r>
         <w:rPr>
@@ -1878,16 +1902,35 @@
           <w:i w:val="0"/>
           <w:sz w:val="24"/>
         </w:rPr>
-        <w:t>a alegação de ausência de registro</w:t>
-      </w:r>
-      <w:r>
-        <w:rPr>
-          <w:rFonts w:ascii="Times New Roman" w:hAnsi="Times New Roman" w:cs="Times New Roman"/>
-          <w:b w:val="0"/>
-          <w:i w:val="0"/>
-          <w:sz w:val="24"/>
-        </w:rPr>
-        <w:t xml:space="preserve"> — desmentida pela própria CTPS do Reclamante.</w:t>
+        <w:t>o salário mensal de R$ 2.000,00</w:t>
+      </w:r>
+      <w:r>
+        <w:rPr>
+          <w:rFonts w:ascii="Times New Roman" w:hAnsi="Times New Roman" w:cs="Times New Roman"/>
+          <w:b w:val="0"/>
+          <w:i w:val="0"/>
+          <w:sz w:val="24"/>
+        </w:rPr>
+        <w:t xml:space="preserve"> — a remuneração efetivamente ajustada e registrada é a que consta da Ficha de Registro e dos recibos de pagamento </w:t>
+      </w:r>
+      <w:r>
+        <w:rPr>
+          <w:rFonts w:ascii="Times New Roman" w:hAnsi="Times New Roman" w:cs="Times New Roman"/>
+          <w:b/>
+          <w:i w:val="0"/>
+          <w:color w:val="FF0000"/>
+          <w:sz w:val="24"/>
+        </w:rPr>
+        <w:t>[CONFERIR SALÁRIO ANOTADO NA CTPS E NA FICHA DE REGISTRO]</w:t>
+      </w:r>
+      <w:r>
+        <w:rPr>
+          <w:rFonts w:ascii="Times New Roman" w:hAnsi="Times New Roman" w:cs="Times New Roman"/>
+          <w:b w:val="0"/>
+          <w:i w:val="0"/>
+          <w:sz w:val="24"/>
+        </w:rPr>
+        <w:t>, sendo o valor da contraprestação fato constitutivo do direito do Autor, que dele não se desincumbiu (art. 818, I, da CLT c/c art. 373, I, do CPC);</w:t>
       </w:r>
     </w:p>
     <w:p/>
@@ -1903,7 +1946,7 @@
           <w:i w:val="0"/>
           <w:sz w:val="24"/>
         </w:rPr>
-        <w:t xml:space="preserve">Impugna-se, ainda, a jornada narrada na inicial ("de segunda a sexta-feira, além de dois sábados por mês, das 07:30h as 17h, além de realizar sobrejornada habitualmente"): no período contratual o Autor cumpria a jornada contratada, sem sobrejornada habitual. Registre-se a incoerência: embora a inicial afirme a existência de sobrejornada habitual, </w:t>
+        <w:t xml:space="preserve">e) </w:t>
       </w:r>
       <w:r>
         <w:rPr>
@@ -1912,16 +1955,16 @@
           <w:i w:val="0"/>
           <w:sz w:val="24"/>
         </w:rPr>
-        <w:t>nenhum pedido de horas extras foi formulado</w:t>
-      </w:r>
-      <w:r>
-        <w:rPr>
-          <w:rFonts w:ascii="Times New Roman" w:hAnsi="Times New Roman" w:cs="Times New Roman"/>
-          <w:b w:val="0"/>
-          <w:i w:val="0"/>
-          <w:sz w:val="24"/>
-        </w:rPr>
-        <w:t xml:space="preserve"> — nem no capítulo 03, nem no rol de pedidos —, o que revela que a narrativa de jornada foi inserida apenas para emprestar aparência de subordinação, e não para amparar pretensão real.</w:t>
+        <w:t>a alegação de ausência de registro</w:t>
+      </w:r>
+      <w:r>
+        <w:rPr>
+          <w:rFonts w:ascii="Times New Roman" w:hAnsi="Times New Roman" w:cs="Times New Roman"/>
+          <w:b w:val="0"/>
+          <w:i w:val="0"/>
+          <w:sz w:val="24"/>
+        </w:rPr>
+        <w:t xml:space="preserve"> — desmentida pela própria CTPS do Reclamante.</w:t>
       </w:r>
     </w:p>
     <w:p/>
@@ -1933,74 +1976,29 @@
       <w:r>
         <w:rPr>
           <w:rFonts w:ascii="Times New Roman" w:hAnsi="Times New Roman" w:cs="Times New Roman"/>
+          <w:b w:val="0"/>
+          <w:i w:val="0"/>
+          <w:sz w:val="24"/>
+        </w:rPr>
+        <w:t xml:space="preserve">Impugna-se, ainda, a jornada narrada na inicial ("de segunda a sexta-feira, além de dois sábados por mês, das 07:30h as 17h, além de realizar sobrejornada habitualmente"): no período contratual o Autor cumpria a jornada contratada, sem sobrejornada habitual. Registre-se a incoerência: embora a inicial afirme a existência de sobrejornada habitual, </w:t>
+      </w:r>
+      <w:r>
+        <w:rPr>
+          <w:rFonts w:ascii="Times New Roman" w:hAnsi="Times New Roman" w:cs="Times New Roman"/>
           <w:b/>
           <w:i w:val="0"/>
           <w:sz w:val="24"/>
         </w:rPr>
-        <w:t>Quanto ao pedido "II"</w:t>
-      </w:r>
-      <w:r>
-        <w:rPr>
-          <w:rFonts w:ascii="Times New Roman" w:hAnsi="Times New Roman" w:cs="Times New Roman"/>
-          <w:b w:val="0"/>
-          <w:i w:val="0"/>
-          <w:sz w:val="24"/>
-        </w:rPr>
-        <w:t xml:space="preserve">, o reconhecimento de vínculo e a anotação da CTPS estão </w:t>
-      </w:r>
-      <w:r>
-        <w:rPr>
-          <w:rFonts w:ascii="Times New Roman" w:hAnsi="Times New Roman" w:cs="Times New Roman"/>
-          <w:b/>
-          <w:i w:val="0"/>
-          <w:sz w:val="24"/>
-        </w:rPr>
-        <w:t>prejudicados</w:t>
-      </w:r>
-      <w:r>
-        <w:rPr>
-          <w:rFonts w:ascii="Times New Roman" w:hAnsi="Times New Roman" w:cs="Times New Roman"/>
-          <w:b w:val="0"/>
-          <w:i w:val="0"/>
-          <w:sz w:val="24"/>
-        </w:rPr>
-        <w:t xml:space="preserve"> no período de 11/03/2026 a 09/04/2026, porque a anotação </w:t>
-      </w:r>
-      <w:r>
-        <w:rPr>
-          <w:rFonts w:ascii="Times New Roman" w:hAnsi="Times New Roman" w:cs="Times New Roman"/>
-          <w:b/>
-          <w:i w:val="0"/>
-          <w:sz w:val="24"/>
-        </w:rPr>
-        <w:t>já existe</w:t>
-      </w:r>
-      <w:r>
-        <w:rPr>
-          <w:rFonts w:ascii="Times New Roman" w:hAnsi="Times New Roman" w:cs="Times New Roman"/>
-          <w:b w:val="0"/>
-          <w:i w:val="0"/>
-          <w:sz w:val="24"/>
-        </w:rPr>
-        <w:t xml:space="preserve"> e é regular; e são </w:t>
-      </w:r>
-      <w:r>
-        <w:rPr>
-          <w:rFonts w:ascii="Times New Roman" w:hAnsi="Times New Roman" w:cs="Times New Roman"/>
-          <w:b/>
-          <w:i w:val="0"/>
-          <w:sz w:val="24"/>
-        </w:rPr>
-        <w:t>improcedentes</w:t>
-      </w:r>
-      <w:r>
-        <w:rPr>
-          <w:rFonts w:ascii="Times New Roman" w:hAnsi="Times New Roman" w:cs="Times New Roman"/>
-          <w:b w:val="0"/>
-          <w:i w:val="0"/>
-          <w:sz w:val="24"/>
-        </w:rPr>
-        <w:t xml:space="preserve"> quanto ao período posterior, pelas razões do item III.2. Subsidiariamente, acaso este Douto Juízo entenda de determinar qualquer retificação — o que se admite estritamente pelo princípio da eventualidade defensiva (art. 336 do CPC) —, que ela observe rigorosamente o período e a função efetivamente reconhecidos em sentença, com prazo razoável para cumprimento, sem multa diária e com possibilidade de suprimento pela Secretaria (art. 39, § 1º, da CLT).</w:t>
+        <w:t>nenhum pedido de horas extras foi formulado</w:t>
+      </w:r>
+      <w:r>
+        <w:rPr>
+          <w:rFonts w:ascii="Times New Roman" w:hAnsi="Times New Roman" w:cs="Times New Roman"/>
+          <w:b w:val="0"/>
+          <w:i w:val="0"/>
+          <w:sz w:val="24"/>
+        </w:rPr>
+        <w:t xml:space="preserve"> — nem no capítulo 03, nem no rol de pedidos —, o que revela que a narrativa de jornada foi inserida apenas para emprestar aparência de subordinação, e não para amparar pretensão real.</w:t>
       </w:r>
     </w:p>
     <w:p/>
@@ -2012,11 +2010,74 @@
       <w:r>
         <w:rPr>
           <w:rFonts w:ascii="Times New Roman" w:hAnsi="Times New Roman" w:cs="Times New Roman"/>
-          <w:b w:val="0"/>
-          <w:i w:val="0"/>
-          <w:sz w:val="24"/>
-        </w:rPr>
-        <w:t>2. Do Período Posterior a 09/04/2026 — Prestação Autônoma e Eventual por Empreitada (capítulo 02 da inicial; pedido "II")</w:t>
+          <w:b/>
+          <w:i w:val="0"/>
+          <w:sz w:val="24"/>
+        </w:rPr>
+        <w:t>Quanto ao pedido "II"</w:t>
+      </w:r>
+      <w:r>
+        <w:rPr>
+          <w:rFonts w:ascii="Times New Roman" w:hAnsi="Times New Roman" w:cs="Times New Roman"/>
+          <w:b w:val="0"/>
+          <w:i w:val="0"/>
+          <w:sz w:val="24"/>
+        </w:rPr>
+        <w:t xml:space="preserve">, o reconhecimento de vínculo e a anotação da CTPS estão </w:t>
+      </w:r>
+      <w:r>
+        <w:rPr>
+          <w:rFonts w:ascii="Times New Roman" w:hAnsi="Times New Roman" w:cs="Times New Roman"/>
+          <w:b/>
+          <w:i w:val="0"/>
+          <w:sz w:val="24"/>
+        </w:rPr>
+        <w:t>prejudicados</w:t>
+      </w:r>
+      <w:r>
+        <w:rPr>
+          <w:rFonts w:ascii="Times New Roman" w:hAnsi="Times New Roman" w:cs="Times New Roman"/>
+          <w:b w:val="0"/>
+          <w:i w:val="0"/>
+          <w:sz w:val="24"/>
+        </w:rPr>
+        <w:t xml:space="preserve"> no período de 11/03/2026 a 09/04/2026, porque a anotação </w:t>
+      </w:r>
+      <w:r>
+        <w:rPr>
+          <w:rFonts w:ascii="Times New Roman" w:hAnsi="Times New Roman" w:cs="Times New Roman"/>
+          <w:b/>
+          <w:i w:val="0"/>
+          <w:sz w:val="24"/>
+        </w:rPr>
+        <w:t>já existe</w:t>
+      </w:r>
+      <w:r>
+        <w:rPr>
+          <w:rFonts w:ascii="Times New Roman" w:hAnsi="Times New Roman" w:cs="Times New Roman"/>
+          <w:b w:val="0"/>
+          <w:i w:val="0"/>
+          <w:sz w:val="24"/>
+        </w:rPr>
+        <w:t xml:space="preserve"> e é regular; e são </w:t>
+      </w:r>
+      <w:r>
+        <w:rPr>
+          <w:rFonts w:ascii="Times New Roman" w:hAnsi="Times New Roman" w:cs="Times New Roman"/>
+          <w:b/>
+          <w:i w:val="0"/>
+          <w:sz w:val="24"/>
+        </w:rPr>
+        <w:t>improcedentes</w:t>
+      </w:r>
+      <w:r>
+        <w:rPr>
+          <w:rFonts w:ascii="Times New Roman" w:hAnsi="Times New Roman" w:cs="Times New Roman"/>
+          <w:b w:val="0"/>
+          <w:i w:val="0"/>
+          <w:sz w:val="24"/>
+        </w:rPr>
+        <w:t xml:space="preserve"> quanto ao período posterior, pelas razões do item III.2. Subsidiariamente, acaso este Douto Juízo entenda de determinar qualquer retificação — o que se admite estritamente pelo princípio da eventualidade defensiva (art. 336 do CPC) —, que ela observe rigorosamente o período e a função efetivamente reconhecidos em sentença, com prazo razoável para cumprimento, sem multa diária e com possibilidade de suprimento pela Secretaria (art. 39, § 1º, da CLT).</w:t>
       </w:r>
     </w:p>
     <w:p/>
@@ -2032,80 +2093,7 @@
           <w:i w:val="0"/>
           <w:sz w:val="24"/>
         </w:rPr>
-        <w:t xml:space="preserve">Encerrado o contrato de experiência em 09/04/2026, </w:t>
-      </w:r>
-      <w:r>
-        <w:rPr>
-          <w:rFonts w:ascii="Times New Roman" w:hAnsi="Times New Roman" w:cs="Times New Roman"/>
-          <w:b/>
-          <w:i w:val="0"/>
-          <w:sz w:val="24"/>
-        </w:rPr>
-        <w:t>não houve renovação, prorrogação, nem novo contrato de emprego</w:t>
-      </w:r>
-      <w:r>
-        <w:rPr>
-          <w:rFonts w:ascii="Times New Roman" w:hAnsi="Times New Roman" w:cs="Times New Roman"/>
-          <w:b w:val="0"/>
-          <w:i w:val="0"/>
-          <w:sz w:val="24"/>
-        </w:rPr>
-        <w:t xml:space="preserve">. O que houve, a partir de então, foi </w:t>
-      </w:r>
-      <w:r>
-        <w:rPr>
-          <w:rFonts w:ascii="Times New Roman" w:hAnsi="Times New Roman" w:cs="Times New Roman"/>
-          <w:b/>
-          <w:i w:val="0"/>
-          <w:sz w:val="24"/>
-        </w:rPr>
-        <w:t>prestação de serviços autônoma e eventual, mediante empreitada</w:t>
-      </w:r>
-      <w:r>
-        <w:rPr>
-          <w:rFonts w:ascii="Times New Roman" w:hAnsi="Times New Roman" w:cs="Times New Roman"/>
-          <w:b w:val="0"/>
-          <w:i w:val="0"/>
-          <w:sz w:val="24"/>
-        </w:rPr>
-        <w:t xml:space="preserve">, remunerada por tarefa concluída, sem habitualidade, sem exclusividade, sem pessoalidade obrigatória e sem subordinação jurídica — do que é prova o pagamento de </w:t>
-      </w:r>
-      <w:r>
-        <w:rPr>
-          <w:rFonts w:ascii="Times New Roman" w:hAnsi="Times New Roman" w:cs="Times New Roman"/>
-          <w:b/>
-          <w:i w:val="0"/>
-          <w:sz w:val="24"/>
-        </w:rPr>
-        <w:t>R$ 700,00, efetuado em 19/05/2026 (doc. anexo)</w:t>
-      </w:r>
-      <w:r>
-        <w:rPr>
-          <w:rFonts w:ascii="Times New Roman" w:hAnsi="Times New Roman" w:cs="Times New Roman"/>
-          <w:b w:val="0"/>
-          <w:i w:val="0"/>
-          <w:sz w:val="24"/>
-        </w:rPr>
-        <w:t xml:space="preserve"> </w:t>
-      </w:r>
-      <w:r>
-        <w:rPr>
-          <w:rFonts w:ascii="Times New Roman" w:hAnsi="Times New Roman" w:cs="Times New Roman"/>
-          <w:b/>
-          <w:i w:val="0"/>
-          <w:color w:val="FF0000"/>
-          <w:sz w:val="24"/>
-        </w:rPr>
-        <w:t>[doc. anexo — CONFIRMAR JUNTADA DO COMPROVANTE E DO RECIBO/AJUSTE DE EMPREITADA]</w:t>
-      </w:r>
-      <w:r>
-        <w:rPr>
-          <w:rFonts w:ascii="Times New Roman" w:hAnsi="Times New Roman" w:cs="Times New Roman"/>
-          <w:b w:val="0"/>
-          <w:i w:val="0"/>
-          <w:sz w:val="24"/>
-        </w:rPr>
-        <w:t>.</w:t>
+        <w:t>2. Do Período Posterior a 09/04/2026 — Inexistência de Qualquer Relação com a Reclamada (capítulo 02 da inicial; pedido "II")</w:t>
       </w:r>
     </w:p>
     <w:p/>
@@ -2121,7 +2109,25 @@
           <w:i w:val="0"/>
           <w:sz w:val="24"/>
         </w:rPr>
-        <w:t>O próprio pagamento desmente a narrativa da inicial em três pontos objetivos:</w:t>
+        <w:t xml:space="preserve">Encerrado o contrato de experiência em 09/04/2026, </w:t>
+      </w:r>
+      <w:r>
+        <w:rPr>
+          <w:rFonts w:ascii="Times New Roman" w:hAnsi="Times New Roman" w:cs="Times New Roman"/>
+          <w:b/>
+          <w:i w:val="0"/>
+          <w:sz w:val="24"/>
+        </w:rPr>
+        <w:t>não houve renovação, prorrogação, novo contrato, nem qualquer outra relação</w:t>
+      </w:r>
+      <w:r>
+        <w:rPr>
+          <w:rFonts w:ascii="Times New Roman" w:hAnsi="Times New Roman" w:cs="Times New Roman"/>
+          <w:b w:val="0"/>
+          <w:i w:val="0"/>
+          <w:sz w:val="24"/>
+        </w:rPr>
+        <w:t xml:space="preserve"> entre o Reclamante e a Reclamada. A Reclamada não o admitiu, não o assalariou, não lhe deu ordens e não lhe pagou coisa alguma a partir dessa data.</w:t>
       </w:r>
     </w:p>
     <w:p/>
@@ -2137,7 +2143,7 @@
           <w:i w:val="0"/>
           <w:sz w:val="24"/>
         </w:rPr>
-        <w:t xml:space="preserve">a) </w:t>
+        <w:t xml:space="preserve">Os serviços que a inicial situa nesse período foram prestados a </w:t>
       </w:r>
       <w:r>
         <w:rPr>
@@ -2146,16 +2152,160 @@
           <w:i w:val="0"/>
           <w:sz w:val="24"/>
         </w:rPr>
-        <w:t>o valor</w:t>
-      </w:r>
-      <w:r>
-        <w:rPr>
-          <w:rFonts w:ascii="Times New Roman" w:hAnsi="Times New Roman" w:cs="Times New Roman"/>
-          <w:b w:val="0"/>
-          <w:i w:val="0"/>
-          <w:sz w:val="24"/>
-        </w:rPr>
-        <w:t xml:space="preserve"> — R$ 700,00 por serviço concluído é incompatível com a alegação de salário mensal fixo de R$ 2.000,00 continuado até 15/05/2026;</w:t>
+        <w:t>terceiro</w:t>
+      </w:r>
+      <w:r>
+        <w:rPr>
+          <w:rFonts w:ascii="Times New Roman" w:hAnsi="Times New Roman" w:cs="Times New Roman"/>
+          <w:b w:val="0"/>
+          <w:i w:val="0"/>
+          <w:sz w:val="24"/>
+        </w:rPr>
+        <w:t xml:space="preserve">: o </w:t>
+      </w:r>
+      <w:r>
+        <w:rPr>
+          <w:rFonts w:ascii="Times New Roman" w:hAnsi="Times New Roman" w:cs="Times New Roman"/>
+          <w:b/>
+          <w:i w:val="0"/>
+          <w:sz w:val="24"/>
+        </w:rPr>
+        <w:t>Sr. WILLAMES DA SILVA OLIVEIRA, CPF nº 001.598.870-89</w:t>
+      </w:r>
+      <w:r>
+        <w:rPr>
+          <w:rFonts w:ascii="Times New Roman" w:hAnsi="Times New Roman" w:cs="Times New Roman"/>
+          <w:b w:val="0"/>
+          <w:i w:val="0"/>
+          <w:sz w:val="24"/>
+        </w:rPr>
+        <w:t xml:space="preserve">, com quem a Reclamada mantinha, desde </w:t>
+      </w:r>
+      <w:r>
+        <w:rPr>
+          <w:rFonts w:ascii="Times New Roman" w:hAnsi="Times New Roman" w:cs="Times New Roman"/>
+          <w:b/>
+          <w:i w:val="0"/>
+          <w:sz w:val="24"/>
+        </w:rPr>
+        <w:t>27/04/2026</w:t>
+      </w:r>
+      <w:r>
+        <w:rPr>
+          <w:rFonts w:ascii="Times New Roman" w:hAnsi="Times New Roman" w:cs="Times New Roman"/>
+          <w:b w:val="0"/>
+          <w:i w:val="0"/>
+          <w:sz w:val="24"/>
+        </w:rPr>
+        <w:t xml:space="preserve">, </w:t>
+      </w:r>
+      <w:r>
+        <w:rPr>
+          <w:rFonts w:ascii="Times New Roman" w:hAnsi="Times New Roman" w:cs="Times New Roman"/>
+          <w:b/>
+          <w:i w:val="0"/>
+          <w:sz w:val="24"/>
+        </w:rPr>
+        <w:t>Contrato de Prestação de Serviços de Construção por Empreitada (doc. anexo)</w:t>
+      </w:r>
+      <w:r>
+        <w:rPr>
+          <w:rFonts w:ascii="Times New Roman" w:hAnsi="Times New Roman" w:cs="Times New Roman"/>
+          <w:b w:val="0"/>
+          <w:i w:val="0"/>
+          <w:sz w:val="24"/>
+        </w:rPr>
+        <w:t xml:space="preserve">, tendo por objeto a execução dos </w:t>
+      </w:r>
+      <w:r>
+        <w:rPr>
+          <w:rFonts w:ascii="Times New Roman" w:hAnsi="Times New Roman" w:cs="Times New Roman"/>
+          <w:b/>
+          <w:i w:val="0"/>
+          <w:sz w:val="24"/>
+        </w:rPr>
+        <w:t>muros de divisa</w:t>
+      </w:r>
+      <w:r>
+        <w:rPr>
+          <w:rFonts w:ascii="Times New Roman" w:hAnsi="Times New Roman" w:cs="Times New Roman"/>
+          <w:b w:val="0"/>
+          <w:i w:val="0"/>
+          <w:sz w:val="24"/>
+        </w:rPr>
+        <w:t xml:space="preserve"> da obra do </w:t>
+      </w:r>
+      <w:r>
+        <w:rPr>
+          <w:rFonts w:ascii="Times New Roman" w:hAnsi="Times New Roman" w:cs="Times New Roman"/>
+          <w:b/>
+          <w:i w:val="0"/>
+          <w:sz w:val="24"/>
+        </w:rPr>
+        <w:t>Centro de Atenção Psicossocial (CAPS)</w:t>
+      </w:r>
+      <w:r>
+        <w:rPr>
+          <w:rFonts w:ascii="Times New Roman" w:hAnsi="Times New Roman" w:cs="Times New Roman"/>
+          <w:b w:val="0"/>
+          <w:i w:val="0"/>
+          <w:sz w:val="24"/>
+        </w:rPr>
+        <w:t xml:space="preserve">, em </w:t>
+      </w:r>
+      <w:r>
+        <w:rPr>
+          <w:rFonts w:ascii="Times New Roman" w:hAnsi="Times New Roman" w:cs="Times New Roman"/>
+          <w:b/>
+          <w:i w:val="0"/>
+          <w:sz w:val="24"/>
+        </w:rPr>
+        <w:t>Canela/RS</w:t>
+      </w:r>
+      <w:r>
+        <w:rPr>
+          <w:rFonts w:ascii="Times New Roman" w:hAnsi="Times New Roman" w:cs="Times New Roman"/>
+          <w:b w:val="0"/>
+          <w:i w:val="0"/>
+          <w:sz w:val="24"/>
+        </w:rPr>
+        <w:t xml:space="preserve">, com preço global de R$ 20.895,50, dividido em </w:t>
+      </w:r>
+      <w:r>
+        <w:rPr>
+          <w:rFonts w:ascii="Times New Roman" w:hAnsi="Times New Roman" w:cs="Times New Roman"/>
+          <w:b/>
+          <w:i w:val="0"/>
+          <w:sz w:val="24"/>
+        </w:rPr>
+        <w:t>27 etapas</w:t>
+      </w:r>
+      <w:r>
+        <w:rPr>
+          <w:rFonts w:ascii="Times New Roman" w:hAnsi="Times New Roman" w:cs="Times New Roman"/>
+          <w:b w:val="0"/>
+          <w:i w:val="0"/>
+          <w:sz w:val="24"/>
+        </w:rPr>
+        <w:t xml:space="preserve">, pagas </w:t>
+      </w:r>
+      <w:r>
+        <w:rPr>
+          <w:rFonts w:ascii="Times New Roman" w:hAnsi="Times New Roman" w:cs="Times New Roman"/>
+          <w:b/>
+          <w:i w:val="0"/>
+          <w:sz w:val="24"/>
+        </w:rPr>
+        <w:t>na conclusão de cada etapa, mediante recibo</w:t>
+      </w:r>
+      <w:r>
+        <w:rPr>
+          <w:rFonts w:ascii="Times New Roman" w:hAnsi="Times New Roman" w:cs="Times New Roman"/>
+          <w:b w:val="0"/>
+          <w:i w:val="0"/>
+          <w:sz w:val="24"/>
+        </w:rPr>
+        <w:t xml:space="preserve"> (Cláusulas Primeira a Quarta).</w:t>
       </w:r>
     </w:p>
     <w:p/>
@@ -2171,7 +2321,7 @@
           <w:i w:val="0"/>
           <w:sz w:val="24"/>
         </w:rPr>
-        <w:t xml:space="preserve">b) </w:t>
+        <w:t xml:space="preserve">O instrumento é expresso quanto às responsabilidades do contratado: "os encargos sociais e trabalhistas serão de inteira responsabilidade do CONTRATADO", que declara ciência de </w:t>
       </w:r>
       <w:r>
         <w:rPr>
@@ -2180,70 +2330,16 @@
           <w:i w:val="0"/>
           <w:sz w:val="24"/>
         </w:rPr>
-        <w:t>a data</w:t>
-      </w:r>
-      <w:r>
-        <w:rPr>
-          <w:rFonts w:ascii="Times New Roman" w:hAnsi="Times New Roman" w:cs="Times New Roman"/>
-          <w:b w:val="0"/>
-          <w:i w:val="0"/>
-          <w:sz w:val="24"/>
-        </w:rPr>
-        <w:t xml:space="preserve"> — o pagamento ocorreu em </w:t>
-      </w:r>
-      <w:r>
-        <w:rPr>
-          <w:rFonts w:ascii="Times New Roman" w:hAnsi="Times New Roman" w:cs="Times New Roman"/>
-          <w:b/>
-          <w:i w:val="0"/>
-          <w:sz w:val="24"/>
-        </w:rPr>
-        <w:t>19/05/2026</w:t>
-      </w:r>
-      <w:r>
-        <w:rPr>
-          <w:rFonts w:ascii="Times New Roman" w:hAnsi="Times New Roman" w:cs="Times New Roman"/>
-          <w:b w:val="0"/>
-          <w:i w:val="0"/>
-          <w:sz w:val="24"/>
-        </w:rPr>
-        <w:t xml:space="preserve">, isto é, </w:t>
-      </w:r>
-      <w:r>
-        <w:rPr>
-          <w:rFonts w:ascii="Times New Roman" w:hAnsi="Times New Roman" w:cs="Times New Roman"/>
-          <w:b/>
-          <w:i w:val="0"/>
-          <w:sz w:val="24"/>
-        </w:rPr>
-        <w:t>depois</w:t>
-      </w:r>
-      <w:r>
-        <w:rPr>
-          <w:rFonts w:ascii="Times New Roman" w:hAnsi="Times New Roman" w:cs="Times New Roman"/>
-          <w:b w:val="0"/>
-          <w:i w:val="0"/>
-          <w:sz w:val="24"/>
-        </w:rPr>
-        <w:t xml:space="preserve"> do dia em que o Autor afirma ter sido dispensado (15/05/2026), o que só se explica pela quitação de </w:t>
-      </w:r>
-      <w:r>
-        <w:rPr>
-          <w:rFonts w:ascii="Times New Roman" w:hAnsi="Times New Roman" w:cs="Times New Roman"/>
-          <w:b/>
-          <w:i w:val="0"/>
-          <w:sz w:val="24"/>
-        </w:rPr>
-        <w:t>tarefa concluída</w:t>
-      </w:r>
-      <w:r>
-        <w:rPr>
-          <w:rFonts w:ascii="Times New Roman" w:hAnsi="Times New Roman" w:cs="Times New Roman"/>
-          <w:b w:val="0"/>
-          <w:i w:val="0"/>
-          <w:sz w:val="24"/>
-        </w:rPr>
-        <w:t>, e não por contraprestação de contrato de emprego em curso;</w:t>
+        <w:t>não ter nenhum vínculo empregatício com a CONTRATANTE</w:t>
+      </w:r>
+      <w:r>
+        <w:rPr>
+          <w:rFonts w:ascii="Times New Roman" w:hAnsi="Times New Roman" w:cs="Times New Roman"/>
+          <w:b w:val="0"/>
+          <w:i w:val="0"/>
+          <w:sz w:val="24"/>
+        </w:rPr>
+        <w:t xml:space="preserve"> (Cláusula Quinta), ficando ainda "responsável pelas obrigações cíveis, previdenciárias e trabalhistas de prestadores ou funcionários" (Cláusula Sexta, "b").</w:t>
       </w:r>
     </w:p>
     <w:p/>
@@ -2259,25 +2355,7 @@
           <w:i w:val="0"/>
           <w:sz w:val="24"/>
         </w:rPr>
-        <w:t xml:space="preserve">c) </w:t>
-      </w:r>
-      <w:r>
-        <w:rPr>
-          <w:rFonts w:ascii="Times New Roman" w:hAnsi="Times New Roman" w:cs="Times New Roman"/>
-          <w:b/>
-          <w:i w:val="0"/>
-          <w:sz w:val="24"/>
-        </w:rPr>
-        <w:t>a natureza isolada</w:t>
-      </w:r>
-      <w:r>
-        <w:rPr>
-          <w:rFonts w:ascii="Times New Roman" w:hAnsi="Times New Roman" w:cs="Times New Roman"/>
-          <w:b w:val="0"/>
-          <w:i w:val="0"/>
-          <w:sz w:val="24"/>
-        </w:rPr>
-        <w:t xml:space="preserve"> — trata-se de pagamento único e avulso no período, e não de remuneração mensal sucessiva.</w:t>
+        <w:t>A cronologia documental fecha sem lacunas e desmente a narrativa da inicial:</w:t>
       </w:r>
     </w:p>
     <w:p/>
@@ -2293,7 +2371,7 @@
           <w:i w:val="0"/>
           <w:sz w:val="24"/>
         </w:rPr>
-        <w:t xml:space="preserve">Registre-se que esse pagamento </w:t>
+        <w:t xml:space="preserve">a) </w:t>
       </w:r>
       <w:r>
         <w:rPr>
@@ -2302,16 +2380,16 @@
           <w:i w:val="0"/>
           <w:sz w:val="24"/>
         </w:rPr>
-        <w:t>não se confunde</w:t>
-      </w:r>
-      <w:r>
-        <w:rPr>
-          <w:rFonts w:ascii="Times New Roman" w:hAnsi="Times New Roman" w:cs="Times New Roman"/>
-          <w:b w:val="0"/>
-          <w:i w:val="0"/>
-          <w:sz w:val="24"/>
-        </w:rPr>
-        <w:t xml:space="preserve"> com o comprovante de PIX juntado pelo Autor (ID 59a6bef), operação de terceiro — Sr. Willians da Silva Oliveira — na qual a Reclamada não figura, conforme item II.1 desta contestação.</w:t>
+        <w:t>11/03/2026 a 09/04/2026</w:t>
+      </w:r>
+      <w:r>
+        <w:rPr>
+          <w:rFonts w:ascii="Times New Roman" w:hAnsi="Times New Roman" w:cs="Times New Roman"/>
+          <w:b w:val="0"/>
+          <w:i w:val="0"/>
+          <w:sz w:val="24"/>
+        </w:rPr>
+        <w:t xml:space="preserve"> — contrato de experiência do Autor com a Reclamada, registrado em CTPS e extinto pelo advento do termo;</w:t>
       </w:r>
     </w:p>
     <w:p/>
@@ -2327,7 +2405,7 @@
           <w:i w:val="0"/>
           <w:sz w:val="24"/>
         </w:rPr>
-        <w:t xml:space="preserve">A relação, portanto, rege-se pelo </w:t>
+        <w:t xml:space="preserve">b) </w:t>
       </w:r>
       <w:r>
         <w:rPr>
@@ -2336,16 +2414,16 @@
           <w:i w:val="0"/>
           <w:sz w:val="24"/>
         </w:rPr>
-        <w:t>art. 610 do Código Civil</w:t>
-      </w:r>
-      <w:r>
-        <w:rPr>
-          <w:rFonts w:ascii="Times New Roman" w:hAnsi="Times New Roman" w:cs="Times New Roman"/>
-          <w:b w:val="0"/>
-          <w:i w:val="0"/>
-          <w:sz w:val="24"/>
-        </w:rPr>
-        <w:t xml:space="preserve"> (empreitada), e não pelos arts. 2º e 3º da CLT, dos quais faltam, no período, a </w:t>
+        <w:t>27/04/2026</w:t>
+      </w:r>
+      <w:r>
+        <w:rPr>
+          <w:rFonts w:ascii="Times New Roman" w:hAnsi="Times New Roman" w:cs="Times New Roman"/>
+          <w:b w:val="0"/>
+          <w:i w:val="0"/>
+          <w:sz w:val="24"/>
+        </w:rPr>
+        <w:t xml:space="preserve"> — celebração do contrato de empreitada entre a Reclamada e o Sr. Willames da Silva Oliveira, para obra situada em </w:t>
       </w:r>
       <w:r>
         <w:rPr>
@@ -2354,52 +2432,16 @@
           <w:i w:val="0"/>
           <w:sz w:val="24"/>
         </w:rPr>
-        <w:t>não eventualidade</w:t>
-      </w:r>
-      <w:r>
-        <w:rPr>
-          <w:rFonts w:ascii="Times New Roman" w:hAnsi="Times New Roman" w:cs="Times New Roman"/>
-          <w:b w:val="0"/>
-          <w:i w:val="0"/>
-          <w:sz w:val="24"/>
-        </w:rPr>
-        <w:t xml:space="preserve"> e a </w:t>
-      </w:r>
-      <w:r>
-        <w:rPr>
-          <w:rFonts w:ascii="Times New Roman" w:hAnsi="Times New Roman" w:cs="Times New Roman"/>
-          <w:b/>
-          <w:i w:val="0"/>
-          <w:sz w:val="24"/>
-        </w:rPr>
-        <w:t>subordinação jurídica</w:t>
-      </w:r>
-      <w:r>
-        <w:rPr>
-          <w:rFonts w:ascii="Times New Roman" w:hAnsi="Times New Roman" w:cs="Times New Roman"/>
-          <w:b w:val="0"/>
-          <w:i w:val="0"/>
-          <w:sz w:val="24"/>
-        </w:rPr>
-        <w:t xml:space="preserve">. O ônus de demonstrar os requisitos do vínculo é </w:t>
-      </w:r>
-      <w:r>
-        <w:rPr>
-          <w:rFonts w:ascii="Times New Roman" w:hAnsi="Times New Roman" w:cs="Times New Roman"/>
-          <w:b/>
-          <w:i w:val="0"/>
-          <w:sz w:val="24"/>
-        </w:rPr>
-        <w:t>integralmente do Autor</w:t>
-      </w:r>
-      <w:r>
-        <w:rPr>
-          <w:rFonts w:ascii="Times New Roman" w:hAnsi="Times New Roman" w:cs="Times New Roman"/>
-          <w:b w:val="0"/>
-          <w:i w:val="0"/>
-          <w:sz w:val="24"/>
-        </w:rPr>
-        <w:t>, por se tratar de fato constitutivo do seu direito (art. 818, I, da CLT c/c art. 373, I, do CPC), e dele o Reclamante não se desincumbiu: não juntou recibo, ordem de serviço, controle de ponto, crachá, mensagem ou qualquer elemento que indicasse continuidade da prestação entre 10/04/2026 e 15/05/2026.</w:t>
+        <w:t>Canela/RS</w:t>
+      </w:r>
+      <w:r>
+        <w:rPr>
+          <w:rFonts w:ascii="Times New Roman" w:hAnsi="Times New Roman" w:cs="Times New Roman"/>
+          <w:b w:val="0"/>
+          <w:i w:val="0"/>
+          <w:sz w:val="24"/>
+        </w:rPr>
+        <w:t>, cidade onde o Autor reside;</w:t>
       </w:r>
     </w:p>
     <w:p/>
@@ -2411,12 +2453,47 @@
       <w:r>
         <w:rPr>
           <w:rFonts w:ascii="Times New Roman" w:hAnsi="Times New Roman" w:cs="Times New Roman"/>
+          <w:b w:val="0"/>
+          <w:i w:val="0"/>
+          <w:sz w:val="24"/>
+        </w:rPr>
+        <w:t xml:space="preserve">c) </w:t>
+      </w:r>
+      <w:r>
+        <w:rPr>
+          <w:rFonts w:ascii="Times New Roman" w:hAnsi="Times New Roman" w:cs="Times New Roman"/>
           <w:b/>
           <w:i w:val="0"/>
-          <w:color w:val="FF0000"/>
-          <w:sz w:val="24"/>
-        </w:rPr>
-        <w:t>[CONFERIR COM O CLIENTE E JUNTAR, SE HOUVER: relação de eventuais outros pagamentos ao Autor no período posterior a 09/04/2026 — data, valor, forma (PIX/caixa) e nº de registro do sistema financeiro (Reg. CX-____ / FC-________). Havendo mais de um pagamento, discriminá-los todos, com o intervalo entre eles, o que reforça a eventualidade.]</w:t>
+          <w:sz w:val="24"/>
+        </w:rPr>
+        <w:t>19/05/2026</w:t>
+      </w:r>
+      <w:r>
+        <w:rPr>
+          <w:rFonts w:ascii="Times New Roman" w:hAnsi="Times New Roman" w:cs="Times New Roman"/>
+          <w:b w:val="0"/>
+          <w:i w:val="0"/>
+          <w:sz w:val="24"/>
+        </w:rPr>
+        <w:t xml:space="preserve"> — pagamento de </w:t>
+      </w:r>
+      <w:r>
+        <w:rPr>
+          <w:rFonts w:ascii="Times New Roman" w:hAnsi="Times New Roman" w:cs="Times New Roman"/>
+          <w:b/>
+          <w:i w:val="0"/>
+          <w:sz w:val="24"/>
+        </w:rPr>
+        <w:t>R$ 700,00 ao Autor, feito pelo Sr. Willames</w:t>
+      </w:r>
+      <w:r>
+        <w:rPr>
+          <w:rFonts w:ascii="Times New Roman" w:hAnsi="Times New Roman" w:cs="Times New Roman"/>
+          <w:b w:val="0"/>
+          <w:i w:val="0"/>
+          <w:sz w:val="24"/>
+        </w:rPr>
+        <w:t>, e não pela Reclamada — documento que o próprio Reclamante juntou aos autos (ID 59a6bef).</w:t>
       </w:r>
     </w:p>
     <w:p/>
@@ -2432,7 +2509,25 @@
           <w:i w:val="0"/>
           <w:sz w:val="24"/>
         </w:rPr>
-        <w:t>Caso superada a tese de que o contrato de trabalho se encerrou em 09/04/2026, pelo advento do termo, e de que a prestação posterior foi autônoma — o que se admite estritamente pelo princípio da eventualidade defensiva (art. 336 do CPC) —, passa-se à contestação pormenorizada de cada verba pleiteada pela parte Autora.</w:t>
+        <w:t xml:space="preserve">Soma-se o dado objetivo já apontado no item II.1: </w:t>
+      </w:r>
+      <w:r>
+        <w:rPr>
+          <w:rFonts w:ascii="Times New Roman" w:hAnsi="Times New Roman" w:cs="Times New Roman"/>
+          <w:b/>
+          <w:i w:val="0"/>
+          <w:sz w:val="24"/>
+        </w:rPr>
+        <w:t>o endereço do Sr. Willames no contrato é o mesmo endereço residencial declinado pelo Autor na inicial</w:t>
+      </w:r>
+      <w:r>
+        <w:rPr>
+          <w:rFonts w:ascii="Times New Roman" w:hAnsi="Times New Roman" w:cs="Times New Roman"/>
+          <w:b w:val="0"/>
+          <w:i w:val="0"/>
+          <w:sz w:val="24"/>
+        </w:rPr>
+        <w:t xml:space="preserve"> (Rua Gaspar Silveira Martins, nº 147, São Lucas, Canela/RS).</w:t>
       </w:r>
     </w:p>
     <w:p/>
@@ -2448,7 +2543,61 @@
           <w:i w:val="0"/>
           <w:sz w:val="24"/>
         </w:rPr>
-        <w:t>3. Das Verbas Rescisórias (capítulo 03 da inicial; pedido "III")</w:t>
+        <w:t xml:space="preserve">Não há, portanto, um único elemento que ligue a Reclamada ao Autor após 09/04/2026. O ônus de demonstrar os requisitos dos arts. 2º e 3º da CLT nesse período é </w:t>
+      </w:r>
+      <w:r>
+        <w:rPr>
+          <w:rFonts w:ascii="Times New Roman" w:hAnsi="Times New Roman" w:cs="Times New Roman"/>
+          <w:b/>
+          <w:i w:val="0"/>
+          <w:sz w:val="24"/>
+        </w:rPr>
+        <w:t>integralmente do Reclamante</w:t>
+      </w:r>
+      <w:r>
+        <w:rPr>
+          <w:rFonts w:ascii="Times New Roman" w:hAnsi="Times New Roman" w:cs="Times New Roman"/>
+          <w:b w:val="0"/>
+          <w:i w:val="0"/>
+          <w:sz w:val="24"/>
+        </w:rPr>
+        <w:t xml:space="preserve">, por se tratar de fato constitutivo do seu direito (art. 818, I, da CLT c/c art. 373, I, do CPC), e dele não se desincumbiu: não juntou recibo emitido pela Reclamada, ordem de serviço, controle de ponto, crachá ou mensagem de preposto — juntou, isso sim, comprovante de pagamento </w:t>
+      </w:r>
+      <w:r>
+        <w:rPr>
+          <w:rFonts w:ascii="Times New Roman" w:hAnsi="Times New Roman" w:cs="Times New Roman"/>
+          <w:b/>
+          <w:i w:val="0"/>
+          <w:sz w:val="24"/>
+        </w:rPr>
+        <w:t>de outra pessoa</w:t>
+      </w:r>
+      <w:r>
+        <w:rPr>
+          <w:rFonts w:ascii="Times New Roman" w:hAnsi="Times New Roman" w:cs="Times New Roman"/>
+          <w:b w:val="0"/>
+          <w:i w:val="0"/>
+          <w:sz w:val="24"/>
+        </w:rPr>
+        <w:t xml:space="preserve">. Eventual pretensão relativa a esse período haveria de ser deduzida em face de quem efetivamente tomou os serviços, que </w:t>
+      </w:r>
+      <w:r>
+        <w:rPr>
+          <w:rFonts w:ascii="Times New Roman" w:hAnsi="Times New Roman" w:cs="Times New Roman"/>
+          <w:b/>
+          <w:i w:val="0"/>
+          <w:sz w:val="24"/>
+        </w:rPr>
+        <w:t>não é a Contestante</w:t>
+      </w:r>
+      <w:r>
+        <w:rPr>
+          <w:rFonts w:ascii="Times New Roman" w:hAnsi="Times New Roman" w:cs="Times New Roman"/>
+          <w:b w:val="0"/>
+          <w:i w:val="0"/>
+          <w:sz w:val="24"/>
+        </w:rPr>
+        <w:t xml:space="preserve"> e sequer integra o polo passivo desta ação.</w:t>
       </w:r>
     </w:p>
     <w:p/>
@@ -2460,84 +2609,12 @@
       <w:r>
         <w:rPr>
           <w:rFonts w:ascii="Times New Roman" w:hAnsi="Times New Roman" w:cs="Times New Roman"/>
-          <w:b w:val="0"/>
-          <w:i w:val="0"/>
-          <w:sz w:val="24"/>
-        </w:rPr>
-        <w:t xml:space="preserve">O pedido "III" postula as verbas próprias da </w:t>
-      </w:r>
-      <w:r>
-        <w:rPr>
-          <w:rFonts w:ascii="Times New Roman" w:hAnsi="Times New Roman" w:cs="Times New Roman"/>
           <w:b/>
           <w:i w:val="0"/>
-          <w:sz w:val="24"/>
-        </w:rPr>
-        <w:t>dispensa sem justa causa</w:t>
-      </w:r>
-      <w:r>
-        <w:rPr>
-          <w:rFonts w:ascii="Times New Roman" w:hAnsi="Times New Roman" w:cs="Times New Roman"/>
-          <w:b w:val="0"/>
-          <w:i w:val="0"/>
-          <w:sz w:val="24"/>
-        </w:rPr>
-        <w:t xml:space="preserve"> de um contrato que teria vigorado, sem interrupção, de 10/03/2026 a 15/05/2026. A premissa é falsa: houve </w:t>
-      </w:r>
-      <w:r>
-        <w:rPr>
-          <w:rFonts w:ascii="Times New Roman" w:hAnsi="Times New Roman" w:cs="Times New Roman"/>
-          <w:b/>
-          <w:i w:val="0"/>
-          <w:sz w:val="24"/>
-        </w:rPr>
-        <w:t>contrato de experiência de 11/03/2026 a 09/04/2026, extinto pelo advento do termo</w:t>
-      </w:r>
-      <w:r>
-        <w:rPr>
-          <w:rFonts w:ascii="Times New Roman" w:hAnsi="Times New Roman" w:cs="Times New Roman"/>
-          <w:b w:val="0"/>
-          <w:i w:val="0"/>
-          <w:sz w:val="24"/>
-        </w:rPr>
-        <w:t xml:space="preserve">, cujas verbas rescisórias foram regularmente quitadas no TRCT </w:t>
-      </w:r>
-      <w:r>
-        <w:rPr>
-          <w:rFonts w:ascii="Times New Roman" w:hAnsi="Times New Roman" w:cs="Times New Roman"/>
-          <w:b/>
-          <w:i w:val="0"/>
-          <w:sz w:val="24"/>
-        </w:rPr>
-        <w:t>(doc. anexo)</w:t>
-      </w:r>
-      <w:r>
-        <w:rPr>
-          <w:rFonts w:ascii="Times New Roman" w:hAnsi="Times New Roman" w:cs="Times New Roman"/>
-          <w:b w:val="0"/>
-          <w:i w:val="0"/>
-          <w:sz w:val="24"/>
-        </w:rPr>
-        <w:t xml:space="preserve"> </w:t>
-      </w:r>
-      <w:r>
-        <w:rPr>
-          <w:rFonts w:ascii="Times New Roman" w:hAnsi="Times New Roman" w:cs="Times New Roman"/>
-          <w:b/>
-          <w:i w:val="0"/>
           <w:color w:val="FF0000"/>
           <w:sz w:val="24"/>
         </w:rPr>
-        <w:t>[doc. anexo — CONFIRMAR JUNTADA DO TRCT E DO COMPROVANTE DE PAGAMENTO, COM A RESPECTIVA DATA]</w:t>
-      </w:r>
-      <w:r>
-        <w:rPr>
-          <w:rFonts w:ascii="Times New Roman" w:hAnsi="Times New Roman" w:cs="Times New Roman"/>
-          <w:b w:val="0"/>
-          <w:i w:val="0"/>
-          <w:sz w:val="24"/>
-        </w:rPr>
-        <w:t>.</w:t>
+        <w:t>[CONFERIR COM O PREPOSTO E JUNTAR, SE HOUVER: recibos das etapas pagas ao Sr. Willames, medições e demais comprovantes da execução da obra do CAPS no período de abril a junho de 2026, que demonstram quem executava e quem pagava os serviços.]</w:t>
       </w:r>
     </w:p>
     <w:p/>
@@ -2553,7 +2630,7 @@
           <w:i w:val="0"/>
           <w:sz w:val="24"/>
         </w:rPr>
-        <w:t>Impugnam-se, uma a uma, as parcelas postuladas:</w:t>
+        <w:t>Caso superada a tese de que o contrato de trabalho se encerrou em 09/04/2026, pelo advento do termo, e de que nenhuma relação existiu entre as partes a partir de então — o que se admite estritamente pelo princípio da eventualidade defensiva (art. 336 do CPC) —, passa-se à contestação pormenorizada de cada verba pleiteada pela parte Autora.</w:t>
       </w:r>
     </w:p>
     <w:p/>
@@ -2569,43 +2646,7 @@
           <w:i w:val="0"/>
           <w:sz w:val="24"/>
         </w:rPr>
-        <w:t xml:space="preserve">3.1. </w:t>
-      </w:r>
-      <w:r>
-        <w:rPr>
-          <w:rFonts w:ascii="Times New Roman" w:hAnsi="Times New Roman" w:cs="Times New Roman"/>
-          <w:b/>
-          <w:i w:val="0"/>
-          <w:sz w:val="24"/>
-        </w:rPr>
-        <w:t>Saldo de salário de 15 dias de maio de 2026 (R$ 1.000,00).</w:t>
-      </w:r>
-      <w:r>
-        <w:rPr>
-          <w:rFonts w:ascii="Times New Roman" w:hAnsi="Times New Roman" w:cs="Times New Roman"/>
-          <w:b w:val="0"/>
-          <w:i w:val="0"/>
-          <w:sz w:val="24"/>
-        </w:rPr>
-        <w:t xml:space="preserve"> </w:t>
-      </w:r>
-      <w:r>
-        <w:rPr>
-          <w:rFonts w:ascii="Times New Roman" w:hAnsi="Times New Roman" w:cs="Times New Roman"/>
-          <w:b/>
-          <w:i w:val="0"/>
-          <w:sz w:val="24"/>
-        </w:rPr>
-        <w:t>Indevido.</w:t>
-      </w:r>
-      <w:r>
-        <w:rPr>
-          <w:rFonts w:ascii="Times New Roman" w:hAnsi="Times New Roman" w:cs="Times New Roman"/>
-          <w:b w:val="0"/>
-          <w:i w:val="0"/>
-          <w:sz w:val="24"/>
-        </w:rPr>
-        <w:t xml:space="preserve"> Em maio de 2026 não havia contrato de emprego em vigor — ele se extinguiu em 09/04/2026. Os dias de prestação posteriores foram remunerados por empreitada, na forma do item III.2.</w:t>
+        <w:t>3. Das Verbas Rescisórias (capítulo 03 da inicial; pedido "III")</w:t>
       </w:r>
     </w:p>
     <w:p/>
@@ -2621,7 +2662,7 @@
           <w:i w:val="0"/>
           <w:sz w:val="24"/>
         </w:rPr>
-        <w:t xml:space="preserve">3.2. </w:t>
+        <w:t xml:space="preserve">O pedido "III" postula as verbas próprias da </w:t>
       </w:r>
       <w:r>
         <w:rPr>
@@ -2630,7 +2671,43 @@
           <w:i w:val="0"/>
           <w:sz w:val="24"/>
         </w:rPr>
-        <w:t>Aviso prévio indenizado de 30 dias (R$ 2.000,00).</w:t>
+        <w:t>dispensa sem justa causa</w:t>
+      </w:r>
+      <w:r>
+        <w:rPr>
+          <w:rFonts w:ascii="Times New Roman" w:hAnsi="Times New Roman" w:cs="Times New Roman"/>
+          <w:b w:val="0"/>
+          <w:i w:val="0"/>
+          <w:sz w:val="24"/>
+        </w:rPr>
+        <w:t xml:space="preserve"> de um contrato que teria vigorado, sem interrupção, de 10/03/2026 a 15/05/2026. A premissa é falsa: houve </w:t>
+      </w:r>
+      <w:r>
+        <w:rPr>
+          <w:rFonts w:ascii="Times New Roman" w:hAnsi="Times New Roman" w:cs="Times New Roman"/>
+          <w:b/>
+          <w:i w:val="0"/>
+          <w:sz w:val="24"/>
+        </w:rPr>
+        <w:t>contrato de experiência de 11/03/2026 a 09/04/2026, extinto pelo advento do termo</w:t>
+      </w:r>
+      <w:r>
+        <w:rPr>
+          <w:rFonts w:ascii="Times New Roman" w:hAnsi="Times New Roman" w:cs="Times New Roman"/>
+          <w:b w:val="0"/>
+          <w:i w:val="0"/>
+          <w:sz w:val="24"/>
+        </w:rPr>
+        <w:t xml:space="preserve">, cujas verbas rescisórias foram regularmente quitadas no TRCT </w:t>
+      </w:r>
+      <w:r>
+        <w:rPr>
+          <w:rFonts w:ascii="Times New Roman" w:hAnsi="Times New Roman" w:cs="Times New Roman"/>
+          <w:b/>
+          <w:i w:val="0"/>
+          <w:sz w:val="24"/>
+        </w:rPr>
+        <w:t>(doc. anexo)</w:t>
       </w:r>
       <w:r>
         <w:rPr>
@@ -2646,72 +2723,19 @@
           <w:rFonts w:ascii="Times New Roman" w:hAnsi="Times New Roman" w:cs="Times New Roman"/>
           <w:b/>
           <w:i w:val="0"/>
-          <w:sz w:val="24"/>
-        </w:rPr>
-        <w:t>Indevido.</w:t>
-      </w:r>
-      <w:r>
-        <w:rPr>
-          <w:rFonts w:ascii="Times New Roman" w:hAnsi="Times New Roman" w:cs="Times New Roman"/>
-          <w:b w:val="0"/>
-          <w:i w:val="0"/>
-          <w:sz w:val="24"/>
-        </w:rPr>
-        <w:t xml:space="preserve"> O contrato de experiência é modalidade </w:t>
-      </w:r>
-      <w:r>
-        <w:rPr>
-          <w:rFonts w:ascii="Times New Roman" w:hAnsi="Times New Roman" w:cs="Times New Roman"/>
-          <w:b/>
-          <w:i w:val="0"/>
-          <w:sz w:val="24"/>
-        </w:rPr>
-        <w:t>a termo</w:t>
-      </w:r>
-      <w:r>
-        <w:rPr>
-          <w:rFonts w:ascii="Times New Roman" w:hAnsi="Times New Roman" w:cs="Times New Roman"/>
-          <w:b w:val="0"/>
-          <w:i w:val="0"/>
-          <w:sz w:val="24"/>
-        </w:rPr>
-        <w:t xml:space="preserve"> (art. 443, § 2º, "c", da CLT), extinta pelo advento do prazo, sendo </w:t>
-      </w:r>
-      <w:r>
-        <w:rPr>
-          <w:rFonts w:ascii="Times New Roman" w:hAnsi="Times New Roman" w:cs="Times New Roman"/>
-          <w:b/>
-          <w:i w:val="0"/>
-          <w:sz w:val="24"/>
-        </w:rPr>
-        <w:t>juridicamente incompatível</w:t>
-      </w:r>
-      <w:r>
-        <w:rPr>
-          <w:rFonts w:ascii="Times New Roman" w:hAnsi="Times New Roman" w:cs="Times New Roman"/>
-          <w:b w:val="0"/>
-          <w:i w:val="0"/>
-          <w:sz w:val="24"/>
-        </w:rPr>
-        <w:t xml:space="preserve"> com a exigência de aviso prévio indenizado, que pressupõe contrato por prazo indeterminado rompido por iniciativa do empregador. Indevida, por consequência, também a </w:t>
-      </w:r>
-      <w:r>
-        <w:rPr>
-          <w:rFonts w:ascii="Times New Roman" w:hAnsi="Times New Roman" w:cs="Times New Roman"/>
-          <w:b/>
-          <w:i w:val="0"/>
-          <w:sz w:val="24"/>
-        </w:rPr>
-        <w:t>projeção do aviso</w:t>
-      </w:r>
-      <w:r>
-        <w:rPr>
-          <w:rFonts w:ascii="Times New Roman" w:hAnsi="Times New Roman" w:cs="Times New Roman"/>
-          <w:b w:val="0"/>
-          <w:i w:val="0"/>
-          <w:sz w:val="24"/>
-        </w:rPr>
-        <w:t xml:space="preserve"> sobre o 13º salário e as férias proporcionais, tal como pretendido na inicial.</w:t>
+          <w:color w:val="FF0000"/>
+          <w:sz w:val="24"/>
+        </w:rPr>
+        <w:t>[doc. anexo — CONFIRMAR JUNTADA DO TRCT E DO COMPROVANTE DE PAGAMENTO, COM A RESPECTIVA DATA]</w:t>
+      </w:r>
+      <w:r>
+        <w:rPr>
+          <w:rFonts w:ascii="Times New Roman" w:hAnsi="Times New Roman" w:cs="Times New Roman"/>
+          <w:b w:val="0"/>
+          <w:i w:val="0"/>
+          <w:sz w:val="24"/>
+        </w:rPr>
+        <w:t>.</w:t>
       </w:r>
     </w:p>
     <w:p/>
@@ -2727,134 +2751,7 @@
           <w:i w:val="0"/>
           <w:sz w:val="24"/>
         </w:rPr>
-        <w:t xml:space="preserve">3.3. </w:t>
-      </w:r>
-      <w:r>
-        <w:rPr>
-          <w:rFonts w:ascii="Times New Roman" w:hAnsi="Times New Roman" w:cs="Times New Roman"/>
-          <w:b/>
-          <w:i w:val="0"/>
-          <w:sz w:val="24"/>
-        </w:rPr>
-        <w:t>13º salário proporcional (3/12 — R$ 500,00) e férias proporcionais + 1/3 (3/12 — R$ 666,67).</w:t>
-      </w:r>
-      <w:r>
-        <w:rPr>
-          <w:rFonts w:ascii="Times New Roman" w:hAnsi="Times New Roman" w:cs="Times New Roman"/>
-          <w:b w:val="0"/>
-          <w:i w:val="0"/>
-          <w:sz w:val="24"/>
-        </w:rPr>
-        <w:t xml:space="preserve"> </w:t>
-      </w:r>
-      <w:r>
-        <w:rPr>
-          <w:rFonts w:ascii="Times New Roman" w:hAnsi="Times New Roman" w:cs="Times New Roman"/>
-          <w:b/>
-          <w:i w:val="0"/>
-          <w:sz w:val="24"/>
-        </w:rPr>
-        <w:t>Indevidos nos moldes postulados.</w:t>
-      </w:r>
-      <w:r>
-        <w:rPr>
-          <w:rFonts w:ascii="Times New Roman" w:hAnsi="Times New Roman" w:cs="Times New Roman"/>
-          <w:b w:val="0"/>
-          <w:i w:val="0"/>
-          <w:sz w:val="24"/>
-        </w:rPr>
-        <w:t xml:space="preserve"> O contrato durou </w:t>
-      </w:r>
-      <w:r>
-        <w:rPr>
-          <w:rFonts w:ascii="Times New Roman" w:hAnsi="Times New Roman" w:cs="Times New Roman"/>
-          <w:b/>
-          <w:i w:val="0"/>
-          <w:sz w:val="24"/>
-        </w:rPr>
-        <w:t>30 dias</w:t>
-      </w:r>
-      <w:r>
-        <w:rPr>
-          <w:rFonts w:ascii="Times New Roman" w:hAnsi="Times New Roman" w:cs="Times New Roman"/>
-          <w:b w:val="0"/>
-          <w:i w:val="0"/>
-          <w:sz w:val="24"/>
-        </w:rPr>
-        <w:t xml:space="preserve"> (11/03 a 09/04/2026), o que corresponde, quando muito, a </w:t>
-      </w:r>
-      <w:r>
-        <w:rPr>
-          <w:rFonts w:ascii="Times New Roman" w:hAnsi="Times New Roman" w:cs="Times New Roman"/>
-          <w:b/>
-          <w:i w:val="0"/>
-          <w:sz w:val="24"/>
-        </w:rPr>
-        <w:t>1/12</w:t>
-      </w:r>
-      <w:r>
-        <w:rPr>
-          <w:rFonts w:ascii="Times New Roman" w:hAnsi="Times New Roman" w:cs="Times New Roman"/>
-          <w:b w:val="0"/>
-          <w:i w:val="0"/>
-          <w:sz w:val="24"/>
-        </w:rPr>
-        <w:t xml:space="preserve"> de cada parcela — e não a 3/12, avos que só se obtêm somando um período inexistente e a projeção de um aviso prévio incabível. As parcelas devidas pelo contrato de experiência foram </w:t>
-      </w:r>
-      <w:r>
-        <w:rPr>
-          <w:rFonts w:ascii="Times New Roman" w:hAnsi="Times New Roman" w:cs="Times New Roman"/>
-          <w:b/>
-          <w:i w:val="0"/>
-          <w:sz w:val="24"/>
-        </w:rPr>
-        <w:t>quitadas no TRCT</w:t>
-      </w:r>
-      <w:r>
-        <w:rPr>
-          <w:rFonts w:ascii="Times New Roman" w:hAnsi="Times New Roman" w:cs="Times New Roman"/>
-          <w:b w:val="0"/>
-          <w:i w:val="0"/>
-          <w:sz w:val="24"/>
-        </w:rPr>
-        <w:t xml:space="preserve"> </w:t>
-      </w:r>
-      <w:r>
-        <w:rPr>
-          <w:rFonts w:ascii="Times New Roman" w:hAnsi="Times New Roman" w:cs="Times New Roman"/>
-          <w:b/>
-          <w:i w:val="0"/>
-          <w:color w:val="FF0000"/>
-          <w:sz w:val="24"/>
-        </w:rPr>
-        <w:t>[doc. anexo — CONFIRMAR JUNTADA E VALORES]</w:t>
-      </w:r>
-      <w:r>
-        <w:rPr>
-          <w:rFonts w:ascii="Times New Roman" w:hAnsi="Times New Roman" w:cs="Times New Roman"/>
-          <w:b w:val="0"/>
-          <w:i w:val="0"/>
-          <w:sz w:val="24"/>
-        </w:rPr>
-        <w:t xml:space="preserve">, com a consequente </w:t>
-      </w:r>
-      <w:r>
-        <w:rPr>
-          <w:rFonts w:ascii="Times New Roman" w:hAnsi="Times New Roman" w:cs="Times New Roman"/>
-          <w:b/>
-          <w:i w:val="0"/>
-          <w:sz w:val="24"/>
-        </w:rPr>
-        <w:t>dedução</w:t>
-      </w:r>
-      <w:r>
-        <w:rPr>
-          <w:rFonts w:ascii="Times New Roman" w:hAnsi="Times New Roman" w:cs="Times New Roman"/>
-          <w:b w:val="0"/>
-          <w:i w:val="0"/>
-          <w:sz w:val="24"/>
-        </w:rPr>
-        <w:t xml:space="preserve"> de qualquer condenação (art. 767 da CLT).</w:t>
+        <w:t>Impugnam-se, uma a uma, as parcelas postuladas:</w:t>
       </w:r>
     </w:p>
     <w:p/>
@@ -2870,7 +2767,7 @@
           <w:i w:val="0"/>
           <w:sz w:val="24"/>
         </w:rPr>
-        <w:t xml:space="preserve">3.4. </w:t>
+        <w:t xml:space="preserve">3.1. </w:t>
       </w:r>
       <w:r>
         <w:rPr>
@@ -2879,7 +2776,7 @@
           <w:i w:val="0"/>
           <w:sz w:val="24"/>
         </w:rPr>
-        <w:t>Depósitos de FGTS (R$ 613,33), inclusive sobre o aviso prévio.</w:t>
+        <w:t>Saldo de salário de 15 dias de maio de 2026 (R$ 1.000,00).</w:t>
       </w:r>
       <w:r>
         <w:rPr>
@@ -2897,53 +2794,16 @@
           <w:i w:val="0"/>
           <w:sz w:val="24"/>
         </w:rPr>
-        <w:t>Indevidos nos moldes postulados.</w:t>
-      </w:r>
-      <w:r>
-        <w:rPr>
-          <w:rFonts w:ascii="Times New Roman" w:hAnsi="Times New Roman" w:cs="Times New Roman"/>
-          <w:b w:val="0"/>
-          <w:i w:val="0"/>
-          <w:sz w:val="24"/>
-        </w:rPr>
-        <w:t xml:space="preserve"> Os depósitos referentes ao período contratual foram regularmente recolhidos, conforme extrato analítico e informações do eSocial </w:t>
-      </w:r>
-      <w:r>
-        <w:rPr>
-          <w:rFonts w:ascii="Times New Roman" w:hAnsi="Times New Roman" w:cs="Times New Roman"/>
-          <w:b/>
-          <w:i w:val="0"/>
-          <w:sz w:val="24"/>
-        </w:rPr>
-        <w:t>(doc. anexo)</w:t>
-      </w:r>
-      <w:r>
-        <w:rPr>
-          <w:rFonts w:ascii="Times New Roman" w:hAnsi="Times New Roman" w:cs="Times New Roman"/>
-          <w:b w:val="0"/>
-          <w:i w:val="0"/>
-          <w:sz w:val="24"/>
-        </w:rPr>
-        <w:t xml:space="preserve"> </w:t>
-      </w:r>
-      <w:r>
-        <w:rPr>
-          <w:rFonts w:ascii="Times New Roman" w:hAnsi="Times New Roman" w:cs="Times New Roman"/>
-          <w:b/>
-          <w:i w:val="0"/>
-          <w:color w:val="FF0000"/>
-          <w:sz w:val="24"/>
-        </w:rPr>
-        <w:t>[doc. anexo — CONFIRMAR JUNTADA DO EXTRATO DE FGTS DO PERÍODO — o ônus da prova do recolhimento é da empregadora]</w:t>
-      </w:r>
-      <w:r>
-        <w:rPr>
-          <w:rFonts w:ascii="Times New Roman" w:hAnsi="Times New Roman" w:cs="Times New Roman"/>
-          <w:b w:val="0"/>
-          <w:i w:val="0"/>
-          <w:sz w:val="24"/>
-        </w:rPr>
-        <w:t>. Não há FGTS devido sobre período em que inexistiu contrato de emprego, nem sobre aviso prévio incabível.</w:t>
+        <w:t>Indevido.</w:t>
+      </w:r>
+      <w:r>
+        <w:rPr>
+          <w:rFonts w:ascii="Times New Roman" w:hAnsi="Times New Roman" w:cs="Times New Roman"/>
+          <w:b w:val="0"/>
+          <w:i w:val="0"/>
+          <w:sz w:val="24"/>
+        </w:rPr>
+        <w:t xml:space="preserve"> Em maio de 2026 não havia contrato de emprego em vigor — ele se extinguiu em 09/04/2026. Os serviços que o Autor alega ter prestado após essa data foram tomados por terceiro, na forma do item III.2.</w:t>
       </w:r>
     </w:p>
     <w:p/>
@@ -2959,7 +2819,7 @@
           <w:i w:val="0"/>
           <w:sz w:val="24"/>
         </w:rPr>
-        <w:t xml:space="preserve">Impugna-se, ademais, o próprio valor: a cifra de R$ 613,33 </w:t>
+        <w:t xml:space="preserve">3.2. </w:t>
       </w:r>
       <w:r>
         <w:rPr>
@@ -2968,16 +2828,16 @@
           <w:i w:val="0"/>
           <w:sz w:val="24"/>
         </w:rPr>
-        <w:t>não decorre</w:t>
-      </w:r>
-      <w:r>
-        <w:rPr>
-          <w:rFonts w:ascii="Times New Roman" w:hAnsi="Times New Roman" w:cs="Times New Roman"/>
-          <w:b w:val="0"/>
-          <w:i w:val="0"/>
-          <w:sz w:val="24"/>
-        </w:rPr>
-        <w:t xml:space="preserve"> da aplicação do percentual de 8% sobre as parcelas que a própria inicial discrimina — salários do período alegado (R$ 4.466,67), aviso prévio (R$ 2.000,00) e 13º proporcional (R$ 500,00), totalizando R$ 6.966,67, o que resultaria em </w:t>
+        <w:t>Aviso prévio indenizado de 30 dias (R$ 2.000,00).</w:t>
+      </w:r>
+      <w:r>
+        <w:rPr>
+          <w:rFonts w:ascii="Times New Roman" w:hAnsi="Times New Roman" w:cs="Times New Roman"/>
+          <w:b w:val="0"/>
+          <w:i w:val="0"/>
+          <w:sz w:val="24"/>
+        </w:rPr>
+        <w:t xml:space="preserve"> </w:t>
       </w:r>
       <w:r>
         <w:rPr>
@@ -2986,35 +2846,34 @@
           <w:i w:val="0"/>
           <w:sz w:val="24"/>
         </w:rPr>
-        <w:t>R$ 557,33</w:t>
-      </w:r>
-      <w:r>
-        <w:rPr>
-          <w:rFonts w:ascii="Times New Roman" w:hAnsi="Times New Roman" w:cs="Times New Roman"/>
-          <w:b w:val="0"/>
-          <w:i w:val="0"/>
-          <w:sz w:val="24"/>
-        </w:rPr>
-        <w:t xml:space="preserve"> </w:t>
+        <w:t>Indevido.</w:t>
+      </w:r>
+      <w:r>
+        <w:rPr>
+          <w:rFonts w:ascii="Times New Roman" w:hAnsi="Times New Roman" w:cs="Times New Roman"/>
+          <w:b w:val="0"/>
+          <w:i w:val="0"/>
+          <w:sz w:val="24"/>
+        </w:rPr>
+        <w:t xml:space="preserve"> O contrato de experiência é modalidade </w:t>
       </w:r>
       <w:r>
         <w:rPr>
           <w:rFonts w:ascii="Times New Roman" w:hAnsi="Times New Roman" w:cs="Times New Roman"/>
           <w:b/>
           <w:i w:val="0"/>
-          <w:color w:val="FF0000"/>
-          <w:sz w:val="24"/>
-        </w:rPr>
-        <w:t>[CONFERIR CÁLCULO]</w:t>
-      </w:r>
-      <w:r>
-        <w:rPr>
-          <w:rFonts w:ascii="Times New Roman" w:hAnsi="Times New Roman" w:cs="Times New Roman"/>
-          <w:b w:val="0"/>
-          <w:i w:val="0"/>
-          <w:sz w:val="24"/>
-        </w:rPr>
-        <w:t xml:space="preserve">. O descompasso confirma a </w:t>
+          <w:sz w:val="24"/>
+        </w:rPr>
+        <w:t>a termo</w:t>
+      </w:r>
+      <w:r>
+        <w:rPr>
+          <w:rFonts w:ascii="Times New Roman" w:hAnsi="Times New Roman" w:cs="Times New Roman"/>
+          <w:b w:val="0"/>
+          <w:i w:val="0"/>
+          <w:sz w:val="24"/>
+        </w:rPr>
+        <w:t xml:space="preserve"> (art. 443, § 2º, "c", da CLT), extinta pelo advento do prazo, sendo </w:t>
       </w:r>
       <w:r>
         <w:rPr>
@@ -3023,16 +2882,34 @@
           <w:i w:val="0"/>
           <w:sz w:val="24"/>
         </w:rPr>
-        <w:t>ausência de memória de cálculo</w:t>
-      </w:r>
-      <w:r>
-        <w:rPr>
-          <w:rFonts w:ascii="Times New Roman" w:hAnsi="Times New Roman" w:cs="Times New Roman"/>
-          <w:b w:val="0"/>
-          <w:i w:val="0"/>
-          <w:sz w:val="24"/>
-        </w:rPr>
-        <w:t>.</w:t>
+        <w:t>juridicamente incompatível</w:t>
+      </w:r>
+      <w:r>
+        <w:rPr>
+          <w:rFonts w:ascii="Times New Roman" w:hAnsi="Times New Roman" w:cs="Times New Roman"/>
+          <w:b w:val="0"/>
+          <w:i w:val="0"/>
+          <w:sz w:val="24"/>
+        </w:rPr>
+        <w:t xml:space="preserve"> com a exigência de aviso prévio indenizado, que pressupõe contrato por prazo indeterminado rompido por iniciativa do empregador. Indevida, por consequência, também a </w:t>
+      </w:r>
+      <w:r>
+        <w:rPr>
+          <w:rFonts w:ascii="Times New Roman" w:hAnsi="Times New Roman" w:cs="Times New Roman"/>
+          <w:b/>
+          <w:i w:val="0"/>
+          <w:sz w:val="24"/>
+        </w:rPr>
+        <w:t>projeção do aviso</w:t>
+      </w:r>
+      <w:r>
+        <w:rPr>
+          <w:rFonts w:ascii="Times New Roman" w:hAnsi="Times New Roman" w:cs="Times New Roman"/>
+          <w:b w:val="0"/>
+          <w:i w:val="0"/>
+          <w:sz w:val="24"/>
+        </w:rPr>
+        <w:t xml:space="preserve"> sobre o 13º salário e as férias proporcionais, tal como pretendido na inicial.</w:t>
       </w:r>
     </w:p>
     <w:p/>
@@ -3048,7 +2925,7 @@
           <w:i w:val="0"/>
           <w:sz w:val="24"/>
         </w:rPr>
-        <w:t xml:space="preserve">3.5. </w:t>
+        <w:t xml:space="preserve">3.3. </w:t>
       </w:r>
       <w:r>
         <w:rPr>
@@ -3057,7 +2934,7 @@
           <w:i w:val="0"/>
           <w:sz w:val="24"/>
         </w:rPr>
-        <w:t>Multa de 40% do FGTS (R$ 245,33), entrega das guias e habilitação no seguro-desemprego.</w:t>
+        <w:t>13º salário proporcional (3/12 — R$ 500,00) e férias proporcionais + 1/3 (3/12 — R$ 666,67).</w:t>
       </w:r>
       <w:r>
         <w:rPr>
@@ -3075,16 +2952,107 @@
           <w:i w:val="0"/>
           <w:sz w:val="24"/>
         </w:rPr>
-        <w:t>Indevidas.</w:t>
-      </w:r>
-      <w:r>
-        <w:rPr>
-          <w:rFonts w:ascii="Times New Roman" w:hAnsi="Times New Roman" w:cs="Times New Roman"/>
-          <w:b w:val="0"/>
-          <w:i w:val="0"/>
-          <w:sz w:val="24"/>
-        </w:rPr>
-        <w:t xml:space="preserve"> A extinção do contrato a termo pelo advento do prazo não enseja a indenização compensatória de 40%, tampouco a liberação das guias, nos termos dos arts. 18, § 1º, e 20 da Lei nº 8.036/1990; e não gera direito ao seguro-desemprego, que pressupõe dispensa sem justa causa (art. 2º da Lei nº 7.998/1990).</w:t>
+        <w:t>Indevidos nos moldes postulados.</w:t>
+      </w:r>
+      <w:r>
+        <w:rPr>
+          <w:rFonts w:ascii="Times New Roman" w:hAnsi="Times New Roman" w:cs="Times New Roman"/>
+          <w:b w:val="0"/>
+          <w:i w:val="0"/>
+          <w:sz w:val="24"/>
+        </w:rPr>
+        <w:t xml:space="preserve"> O contrato durou </w:t>
+      </w:r>
+      <w:r>
+        <w:rPr>
+          <w:rFonts w:ascii="Times New Roman" w:hAnsi="Times New Roman" w:cs="Times New Roman"/>
+          <w:b/>
+          <w:i w:val="0"/>
+          <w:sz w:val="24"/>
+        </w:rPr>
+        <w:t>30 dias</w:t>
+      </w:r>
+      <w:r>
+        <w:rPr>
+          <w:rFonts w:ascii="Times New Roman" w:hAnsi="Times New Roman" w:cs="Times New Roman"/>
+          <w:b w:val="0"/>
+          <w:i w:val="0"/>
+          <w:sz w:val="24"/>
+        </w:rPr>
+        <w:t xml:space="preserve"> (11/03 a 09/04/2026), o que corresponde, quando muito, a </w:t>
+      </w:r>
+      <w:r>
+        <w:rPr>
+          <w:rFonts w:ascii="Times New Roman" w:hAnsi="Times New Roman" w:cs="Times New Roman"/>
+          <w:b/>
+          <w:i w:val="0"/>
+          <w:sz w:val="24"/>
+        </w:rPr>
+        <w:t>1/12</w:t>
+      </w:r>
+      <w:r>
+        <w:rPr>
+          <w:rFonts w:ascii="Times New Roman" w:hAnsi="Times New Roman" w:cs="Times New Roman"/>
+          <w:b w:val="0"/>
+          <w:i w:val="0"/>
+          <w:sz w:val="24"/>
+        </w:rPr>
+        <w:t xml:space="preserve"> de cada parcela — e não a 3/12, avos que só se obtêm somando um período inexistente e a projeção de um aviso prévio incabível. As parcelas devidas pelo contrato de experiência foram </w:t>
+      </w:r>
+      <w:r>
+        <w:rPr>
+          <w:rFonts w:ascii="Times New Roman" w:hAnsi="Times New Roman" w:cs="Times New Roman"/>
+          <w:b/>
+          <w:i w:val="0"/>
+          <w:sz w:val="24"/>
+        </w:rPr>
+        <w:t>quitadas no TRCT</w:t>
+      </w:r>
+      <w:r>
+        <w:rPr>
+          <w:rFonts w:ascii="Times New Roman" w:hAnsi="Times New Roman" w:cs="Times New Roman"/>
+          <w:b w:val="0"/>
+          <w:i w:val="0"/>
+          <w:sz w:val="24"/>
+        </w:rPr>
+        <w:t xml:space="preserve"> </w:t>
+      </w:r>
+      <w:r>
+        <w:rPr>
+          <w:rFonts w:ascii="Times New Roman" w:hAnsi="Times New Roman" w:cs="Times New Roman"/>
+          <w:b/>
+          <w:i w:val="0"/>
+          <w:color w:val="FF0000"/>
+          <w:sz w:val="24"/>
+        </w:rPr>
+        <w:t>[doc. anexo — CONFIRMAR JUNTADA E VALORES]</w:t>
+      </w:r>
+      <w:r>
+        <w:rPr>
+          <w:rFonts w:ascii="Times New Roman" w:hAnsi="Times New Roman" w:cs="Times New Roman"/>
+          <w:b w:val="0"/>
+          <w:i w:val="0"/>
+          <w:sz w:val="24"/>
+        </w:rPr>
+        <w:t xml:space="preserve">, com a consequente </w:t>
+      </w:r>
+      <w:r>
+        <w:rPr>
+          <w:rFonts w:ascii="Times New Roman" w:hAnsi="Times New Roman" w:cs="Times New Roman"/>
+          <w:b/>
+          <w:i w:val="0"/>
+          <w:sz w:val="24"/>
+        </w:rPr>
+        <w:t>dedução</w:t>
+      </w:r>
+      <w:r>
+        <w:rPr>
+          <w:rFonts w:ascii="Times New Roman" w:hAnsi="Times New Roman" w:cs="Times New Roman"/>
+          <w:b w:val="0"/>
+          <w:i w:val="0"/>
+          <w:sz w:val="24"/>
+        </w:rPr>
+        <w:t xml:space="preserve"> de qualquer condenação (art. 767 da CLT).</w:t>
       </w:r>
     </w:p>
     <w:p/>
@@ -3100,7 +3068,7 @@
           <w:i w:val="0"/>
           <w:sz w:val="24"/>
         </w:rPr>
-        <w:t xml:space="preserve">3.6. </w:t>
+        <w:t xml:space="preserve">3.4. </w:t>
       </w:r>
       <w:r>
         <w:rPr>
@@ -3109,7 +3077,7 @@
           <w:i w:val="0"/>
           <w:sz w:val="24"/>
         </w:rPr>
-        <w:t>Multa do art. 477, § 8º, da CLT (R$ 2.000,00).</w:t>
+        <w:t>Depósitos de FGTS (R$ 613,33), inclusive sobre o aviso prévio.</w:t>
       </w:r>
       <w:r>
         <w:rPr>
@@ -3127,16 +3095,16 @@
           <w:i w:val="0"/>
           <w:sz w:val="24"/>
         </w:rPr>
-        <w:t>Indevida.</w:t>
-      </w:r>
-      <w:r>
-        <w:rPr>
-          <w:rFonts w:ascii="Times New Roman" w:hAnsi="Times New Roman" w:cs="Times New Roman"/>
-          <w:b w:val="0"/>
-          <w:i w:val="0"/>
-          <w:sz w:val="24"/>
-        </w:rPr>
-        <w:t xml:space="preserve"> As verbas rescisórias do contrato de experiência foram pagas </w:t>
+        <w:t>Indevidos nos moldes postulados.</w:t>
+      </w:r>
+      <w:r>
+        <w:rPr>
+          <w:rFonts w:ascii="Times New Roman" w:hAnsi="Times New Roman" w:cs="Times New Roman"/>
+          <w:b w:val="0"/>
+          <w:i w:val="0"/>
+          <w:sz w:val="24"/>
+        </w:rPr>
+        <w:t xml:space="preserve"> Os depósitos referentes ao período contratual foram regularmente recolhidos, conforme extrato analítico e informações do eSocial </w:t>
       </w:r>
       <w:r>
         <w:rPr>
@@ -3145,7 +3113,7 @@
           <w:i w:val="0"/>
           <w:sz w:val="24"/>
         </w:rPr>
-        <w:t>no prazo legal</w:t>
+        <w:t>(doc. anexo)</w:t>
       </w:r>
       <w:r>
         <w:rPr>
@@ -3164,71 +3132,16 @@
           <w:color w:val="FF0000"/>
           <w:sz w:val="24"/>
         </w:rPr>
-        <w:t>[CONFERIR DATA DO PAGAMENTO NO COMPROVANTE E CONFRONTAR COM O ART. 477, § 6º, DA CLT]</w:t>
-      </w:r>
-      <w:r>
-        <w:rPr>
-          <w:rFonts w:ascii="Times New Roman" w:hAnsi="Times New Roman" w:cs="Times New Roman"/>
-          <w:b w:val="0"/>
-          <w:i w:val="0"/>
-          <w:sz w:val="24"/>
-        </w:rPr>
-        <w:t xml:space="preserve">. Ademais, a </w:t>
-      </w:r>
-      <w:r>
-        <w:rPr>
-          <w:rFonts w:ascii="Times New Roman" w:hAnsi="Times New Roman" w:cs="Times New Roman"/>
-          <w:b/>
-          <w:i w:val="0"/>
-          <w:sz w:val="24"/>
-        </w:rPr>
-        <w:t>fundada controvérsia</w:t>
-      </w:r>
-      <w:r>
-        <w:rPr>
-          <w:rFonts w:ascii="Times New Roman" w:hAnsi="Times New Roman" w:cs="Times New Roman"/>
-          <w:b w:val="0"/>
-          <w:i w:val="0"/>
-          <w:sz w:val="24"/>
-        </w:rPr>
-        <w:t xml:space="preserve"> sobre a natureza da relação no período posterior a 09/04/2026 afasta a mora patronal, nos termos da </w:t>
-      </w:r>
-      <w:r>
-        <w:rPr>
-          <w:rFonts w:ascii="Times New Roman" w:hAnsi="Times New Roman" w:cs="Times New Roman"/>
-          <w:b/>
-          <w:i w:val="0"/>
-          <w:sz w:val="24"/>
-        </w:rPr>
-        <w:t>Súmula nº 33 do TRT da 4ª Região</w:t>
-      </w:r>
-      <w:r>
-        <w:rPr>
-          <w:rFonts w:ascii="Times New Roman" w:hAnsi="Times New Roman" w:cs="Times New Roman"/>
-          <w:b w:val="0"/>
-          <w:i w:val="0"/>
-          <w:sz w:val="24"/>
-        </w:rPr>
-        <w:t xml:space="preserve"> </w:t>
-      </w:r>
-      <w:r>
-        <w:rPr>
-          <w:rFonts w:ascii="Times New Roman" w:hAnsi="Times New Roman" w:cs="Times New Roman"/>
-          <w:b/>
-          <w:i w:val="0"/>
-          <w:color w:val="FF0000"/>
-          <w:sz w:val="24"/>
-        </w:rPr>
-        <w:t>[CONFERIR TEOR E VIGÊNCIA — súmula regional]</w:t>
-      </w:r>
-      <w:r>
-        <w:rPr>
-          <w:rFonts w:ascii="Times New Roman" w:hAnsi="Times New Roman" w:cs="Times New Roman"/>
-          <w:b w:val="0"/>
-          <w:i w:val="0"/>
-          <w:sz w:val="24"/>
-        </w:rPr>
-        <w:t>.</w:t>
+        <w:t>[doc. anexo — CONFIRMAR JUNTADA DO EXTRATO DE FGTS DO PERÍODO — o ônus da prova do recolhimento é da empregadora]</w:t>
+      </w:r>
+      <w:r>
+        <w:rPr>
+          <w:rFonts w:ascii="Times New Roman" w:hAnsi="Times New Roman" w:cs="Times New Roman"/>
+          <w:b w:val="0"/>
+          <w:i w:val="0"/>
+          <w:sz w:val="24"/>
+        </w:rPr>
+        <w:t>. Não há FGTS devido sobre período em que inexistiu contrato de emprego, nem sobre aviso prévio incabível.</w:t>
       </w:r>
     </w:p>
     <w:p/>
@@ -3244,7 +3157,7 @@
           <w:i w:val="0"/>
           <w:sz w:val="24"/>
         </w:rPr>
-        <w:t xml:space="preserve">3.7. </w:t>
+        <w:t xml:space="preserve">Impugna-se, ademais, o próprio valor: a cifra de R$ 613,33 </w:t>
       </w:r>
       <w:r>
         <w:rPr>
@@ -3253,7 +3166,25 @@
           <w:i w:val="0"/>
           <w:sz w:val="24"/>
         </w:rPr>
-        <w:t>Multa do art. 467 da CLT.</w:t>
+        <w:t>não decorre</w:t>
+      </w:r>
+      <w:r>
+        <w:rPr>
+          <w:rFonts w:ascii="Times New Roman" w:hAnsi="Times New Roman" w:cs="Times New Roman"/>
+          <w:b w:val="0"/>
+          <w:i w:val="0"/>
+          <w:sz w:val="24"/>
+        </w:rPr>
+        <w:t xml:space="preserve"> da aplicação do percentual de 8% sobre as parcelas que a própria inicial discrimina — salários do período alegado (R$ 4.466,67), aviso prévio (R$ 2.000,00) e 13º proporcional (R$ 500,00), totalizando R$ 6.966,67, o que resultaria em </w:t>
+      </w:r>
+      <w:r>
+        <w:rPr>
+          <w:rFonts w:ascii="Times New Roman" w:hAnsi="Times New Roman" w:cs="Times New Roman"/>
+          <w:b/>
+          <w:i w:val="0"/>
+          <w:sz w:val="24"/>
+        </w:rPr>
+        <w:t>R$ 557,33</w:t>
       </w:r>
       <w:r>
         <w:rPr>
@@ -3269,18 +3200,19 @@
           <w:rFonts w:ascii="Times New Roman" w:hAnsi="Times New Roman" w:cs="Times New Roman"/>
           <w:b/>
           <w:i w:val="0"/>
-          <w:sz w:val="24"/>
-        </w:rPr>
-        <w:t>Indevida.</w:t>
-      </w:r>
-      <w:r>
-        <w:rPr>
-          <w:rFonts w:ascii="Times New Roman" w:hAnsi="Times New Roman" w:cs="Times New Roman"/>
-          <w:b w:val="0"/>
-          <w:i w:val="0"/>
-          <w:sz w:val="24"/>
-        </w:rPr>
-        <w:t xml:space="preserve"> Diante da contestação integral e fundamentada, </w:t>
+          <w:color w:val="FF0000"/>
+          <w:sz w:val="24"/>
+        </w:rPr>
+        <w:t>[CONFERIR CÁLCULO]</w:t>
+      </w:r>
+      <w:r>
+        <w:rPr>
+          <w:rFonts w:ascii="Times New Roman" w:hAnsi="Times New Roman" w:cs="Times New Roman"/>
+          <w:b w:val="0"/>
+          <w:i w:val="0"/>
+          <w:sz w:val="24"/>
+        </w:rPr>
+        <w:t xml:space="preserve">. O descompasso confirma a </w:t>
       </w:r>
       <w:r>
         <w:rPr>
@@ -3289,16 +3221,16 @@
           <w:i w:val="0"/>
           <w:sz w:val="24"/>
         </w:rPr>
-        <w:t>não há parcela rescisória incontroversa</w:t>
-      </w:r>
-      <w:r>
-        <w:rPr>
-          <w:rFonts w:ascii="Times New Roman" w:hAnsi="Times New Roman" w:cs="Times New Roman"/>
-          <w:b w:val="0"/>
-          <w:i w:val="0"/>
-          <w:sz w:val="24"/>
-        </w:rPr>
-        <w:t xml:space="preserve"> e impaga apta a atrair a cominação, tendo as verbas do contrato de experiência sido quitadas em época própria.</w:t>
+        <w:t>ausência de memória de cálculo</w:t>
+      </w:r>
+      <w:r>
+        <w:rPr>
+          <w:rFonts w:ascii="Times New Roman" w:hAnsi="Times New Roman" w:cs="Times New Roman"/>
+          <w:b w:val="0"/>
+          <w:i w:val="0"/>
+          <w:sz w:val="24"/>
+        </w:rPr>
+        <w:t>.</w:t>
       </w:r>
     </w:p>
     <w:p/>
@@ -3314,7 +3246,7 @@
           <w:i w:val="0"/>
           <w:sz w:val="24"/>
         </w:rPr>
-        <w:t xml:space="preserve">3.8. </w:t>
+        <w:t xml:space="preserve">3.5. </w:t>
       </w:r>
       <w:r>
         <w:rPr>
@@ -3323,16 +3255,16 @@
           <w:i w:val="0"/>
           <w:sz w:val="24"/>
         </w:rPr>
-        <w:t>Da impugnação do valor total.</w:t>
-      </w:r>
-      <w:r>
-        <w:rPr>
-          <w:rFonts w:ascii="Times New Roman" w:hAnsi="Times New Roman" w:cs="Times New Roman"/>
-          <w:b w:val="0"/>
-          <w:i w:val="0"/>
-          <w:sz w:val="24"/>
-        </w:rPr>
-        <w:t xml:space="preserve"> Impugna-se o montante de </w:t>
+        <w:t>Multa de 40% do FGTS (R$ 245,33), entrega das guias e habilitação no seguro-desemprego.</w:t>
+      </w:r>
+      <w:r>
+        <w:rPr>
+          <w:rFonts w:ascii="Times New Roman" w:hAnsi="Times New Roman" w:cs="Times New Roman"/>
+          <w:b w:val="0"/>
+          <w:i w:val="0"/>
+          <w:sz w:val="24"/>
+        </w:rPr>
+        <w:t xml:space="preserve"> </w:t>
       </w:r>
       <w:r>
         <w:rPr>
@@ -3341,16 +3273,16 @@
           <w:i w:val="0"/>
           <w:sz w:val="24"/>
         </w:rPr>
-        <w:t>R$ 7.025,33</w:t>
-      </w:r>
-      <w:r>
-        <w:rPr>
-          <w:rFonts w:ascii="Times New Roman" w:hAnsi="Times New Roman" w:cs="Times New Roman"/>
-          <w:b w:val="0"/>
-          <w:i w:val="0"/>
-          <w:sz w:val="24"/>
-        </w:rPr>
-        <w:t xml:space="preserve"> e cada uma de suas parcelas, por ausência de memória de cálculo e por partirem de premissas fáticas falsas — salário mensal de R$ 2.000,00, contrato contínuo de 10/03/2026 a 15/05/2026 e dispensa imotivada —, todas desmentidas pelos documentos ora juntados.</w:t>
+        <w:t>Indevidas.</w:t>
+      </w:r>
+      <w:r>
+        <w:rPr>
+          <w:rFonts w:ascii="Times New Roman" w:hAnsi="Times New Roman" w:cs="Times New Roman"/>
+          <w:b w:val="0"/>
+          <w:i w:val="0"/>
+          <w:sz w:val="24"/>
+        </w:rPr>
+        <w:t xml:space="preserve"> A extinção do contrato a termo pelo advento do prazo não enseja a indenização compensatória de 40%, tampouco a liberação das guias, nos termos dos arts. 18, § 1º, e 20 da Lei nº 8.036/1990; e não gera direito ao seguro-desemprego, que pressupõe dispensa sem justa causa (art. 2º da Lei nº 7.998/1990).</w:t>
       </w:r>
     </w:p>
     <w:p/>
@@ -3366,7 +3298,135 @@
           <w:i w:val="0"/>
           <w:sz w:val="24"/>
         </w:rPr>
-        <w:t>4. Da Alegada Ausência de Cadastramento na RAIS/PIS (capítulo 04 da inicial; pedido "IV")</w:t>
+        <w:t xml:space="preserve">3.6. </w:t>
+      </w:r>
+      <w:r>
+        <w:rPr>
+          <w:rFonts w:ascii="Times New Roman" w:hAnsi="Times New Roman" w:cs="Times New Roman"/>
+          <w:b/>
+          <w:i w:val="0"/>
+          <w:sz w:val="24"/>
+        </w:rPr>
+        <w:t>Multa do art. 477, § 8º, da CLT (R$ 2.000,00).</w:t>
+      </w:r>
+      <w:r>
+        <w:rPr>
+          <w:rFonts w:ascii="Times New Roman" w:hAnsi="Times New Roman" w:cs="Times New Roman"/>
+          <w:b w:val="0"/>
+          <w:i w:val="0"/>
+          <w:sz w:val="24"/>
+        </w:rPr>
+        <w:t xml:space="preserve"> </w:t>
+      </w:r>
+      <w:r>
+        <w:rPr>
+          <w:rFonts w:ascii="Times New Roman" w:hAnsi="Times New Roman" w:cs="Times New Roman"/>
+          <w:b/>
+          <w:i w:val="0"/>
+          <w:sz w:val="24"/>
+        </w:rPr>
+        <w:t>Indevida.</w:t>
+      </w:r>
+      <w:r>
+        <w:rPr>
+          <w:rFonts w:ascii="Times New Roman" w:hAnsi="Times New Roman" w:cs="Times New Roman"/>
+          <w:b w:val="0"/>
+          <w:i w:val="0"/>
+          <w:sz w:val="24"/>
+        </w:rPr>
+        <w:t xml:space="preserve"> As verbas rescisórias do contrato de experiência foram pagas </w:t>
+      </w:r>
+      <w:r>
+        <w:rPr>
+          <w:rFonts w:ascii="Times New Roman" w:hAnsi="Times New Roman" w:cs="Times New Roman"/>
+          <w:b/>
+          <w:i w:val="0"/>
+          <w:sz w:val="24"/>
+        </w:rPr>
+        <w:t>no prazo legal</w:t>
+      </w:r>
+      <w:r>
+        <w:rPr>
+          <w:rFonts w:ascii="Times New Roman" w:hAnsi="Times New Roman" w:cs="Times New Roman"/>
+          <w:b w:val="0"/>
+          <w:i w:val="0"/>
+          <w:sz w:val="24"/>
+        </w:rPr>
+        <w:t xml:space="preserve"> </w:t>
+      </w:r>
+      <w:r>
+        <w:rPr>
+          <w:rFonts w:ascii="Times New Roman" w:hAnsi="Times New Roman" w:cs="Times New Roman"/>
+          <w:b/>
+          <w:i w:val="0"/>
+          <w:color w:val="FF0000"/>
+          <w:sz w:val="24"/>
+        </w:rPr>
+        <w:t>[CONFERIR DATA DO PAGAMENTO NO COMPROVANTE E CONFRONTAR COM O ART. 477, § 6º, DA CLT]</w:t>
+      </w:r>
+      <w:r>
+        <w:rPr>
+          <w:rFonts w:ascii="Times New Roman" w:hAnsi="Times New Roman" w:cs="Times New Roman"/>
+          <w:b w:val="0"/>
+          <w:i w:val="0"/>
+          <w:sz w:val="24"/>
+        </w:rPr>
+        <w:t xml:space="preserve">. Ademais, a </w:t>
+      </w:r>
+      <w:r>
+        <w:rPr>
+          <w:rFonts w:ascii="Times New Roman" w:hAnsi="Times New Roman" w:cs="Times New Roman"/>
+          <w:b/>
+          <w:i w:val="0"/>
+          <w:sz w:val="24"/>
+        </w:rPr>
+        <w:t>fundada controvérsia</w:t>
+      </w:r>
+      <w:r>
+        <w:rPr>
+          <w:rFonts w:ascii="Times New Roman" w:hAnsi="Times New Roman" w:cs="Times New Roman"/>
+          <w:b w:val="0"/>
+          <w:i w:val="0"/>
+          <w:sz w:val="24"/>
+        </w:rPr>
+        <w:t xml:space="preserve"> sobre a natureza da relação no período posterior a 09/04/2026 afasta a mora patronal, nos termos da </w:t>
+      </w:r>
+      <w:r>
+        <w:rPr>
+          <w:rFonts w:ascii="Times New Roman" w:hAnsi="Times New Roman" w:cs="Times New Roman"/>
+          <w:b/>
+          <w:i w:val="0"/>
+          <w:sz w:val="24"/>
+        </w:rPr>
+        <w:t>Súmula nº 33 do TRT da 4ª Região</w:t>
+      </w:r>
+      <w:r>
+        <w:rPr>
+          <w:rFonts w:ascii="Times New Roman" w:hAnsi="Times New Roman" w:cs="Times New Roman"/>
+          <w:b w:val="0"/>
+          <w:i w:val="0"/>
+          <w:sz w:val="24"/>
+        </w:rPr>
+        <w:t xml:space="preserve"> </w:t>
+      </w:r>
+      <w:r>
+        <w:rPr>
+          <w:rFonts w:ascii="Times New Roman" w:hAnsi="Times New Roman" w:cs="Times New Roman"/>
+          <w:b/>
+          <w:i w:val="0"/>
+          <w:color w:val="FF0000"/>
+          <w:sz w:val="24"/>
+        </w:rPr>
+        <w:t>[CONFERIR TEOR E VIGÊNCIA — súmula regional]</w:t>
+      </w:r>
+      <w:r>
+        <w:rPr>
+          <w:rFonts w:ascii="Times New Roman" w:hAnsi="Times New Roman" w:cs="Times New Roman"/>
+          <w:b w:val="0"/>
+          <w:i w:val="0"/>
+          <w:sz w:val="24"/>
+        </w:rPr>
+        <w:t>.</w:t>
       </w:r>
     </w:p>
     <w:p/>
@@ -3382,7 +3442,7 @@
           <w:i w:val="0"/>
           <w:sz w:val="24"/>
         </w:rPr>
-        <w:t xml:space="preserve">Pretende o Autor indenização "pela não emissão da RAIS do PIS", no valor de um salário mínimo, que arbitra em R$ 1.512,00 — importe que, aliás, </w:t>
+        <w:t xml:space="preserve">3.7. </w:t>
       </w:r>
       <w:r>
         <w:rPr>
@@ -3391,7 +3451,7 @@
           <w:i w:val="0"/>
           <w:sz w:val="24"/>
         </w:rPr>
-        <w:t>não corresponde ao salário mínimo nacional vigente</w:t>
+        <w:t>Multa do art. 467 da CLT.</w:t>
       </w:r>
       <w:r>
         <w:rPr>
@@ -3407,19 +3467,36 @@
           <w:rFonts w:ascii="Times New Roman" w:hAnsi="Times New Roman" w:cs="Times New Roman"/>
           <w:b/>
           <w:i w:val="0"/>
-          <w:color w:val="FF0000"/>
-          <w:sz w:val="24"/>
-        </w:rPr>
-        <w:t>[CONFERIR VALOR DO SALÁRIO MÍNIMO EM 2026]</w:t>
-      </w:r>
-      <w:r>
-        <w:rPr>
-          <w:rFonts w:ascii="Times New Roman" w:hAnsi="Times New Roman" w:cs="Times New Roman"/>
-          <w:b w:val="0"/>
-          <w:i w:val="0"/>
-          <w:sz w:val="24"/>
-        </w:rPr>
-        <w:t>, mais um indício do aproveitamento de peça de outro processo e de outro ano.</w:t>
+          <w:sz w:val="24"/>
+        </w:rPr>
+        <w:t>Indevida.</w:t>
+      </w:r>
+      <w:r>
+        <w:rPr>
+          <w:rFonts w:ascii="Times New Roman" w:hAnsi="Times New Roman" w:cs="Times New Roman"/>
+          <w:b w:val="0"/>
+          <w:i w:val="0"/>
+          <w:sz w:val="24"/>
+        </w:rPr>
+        <w:t xml:space="preserve"> Diante da contestação integral e fundamentada, </w:t>
+      </w:r>
+      <w:r>
+        <w:rPr>
+          <w:rFonts w:ascii="Times New Roman" w:hAnsi="Times New Roman" w:cs="Times New Roman"/>
+          <w:b/>
+          <w:i w:val="0"/>
+          <w:sz w:val="24"/>
+        </w:rPr>
+        <w:t>não há parcela rescisória incontroversa</w:t>
+      </w:r>
+      <w:r>
+        <w:rPr>
+          <w:rFonts w:ascii="Times New Roman" w:hAnsi="Times New Roman" w:cs="Times New Roman"/>
+          <w:b w:val="0"/>
+          <w:i w:val="0"/>
+          <w:sz w:val="24"/>
+        </w:rPr>
+        <w:t xml:space="preserve"> e impaga apta a atrair a cominação, tendo as verbas do contrato de experiência sido quitadas em época própria.</w:t>
       </w:r>
     </w:p>
     <w:p/>
@@ -3435,7 +3512,43 @@
           <w:i w:val="0"/>
           <w:sz w:val="24"/>
         </w:rPr>
-        <w:t>O pedido é improcedente por fundamentos autônomos:</w:t>
+        <w:t xml:space="preserve">3.8. </w:t>
+      </w:r>
+      <w:r>
+        <w:rPr>
+          <w:rFonts w:ascii="Times New Roman" w:hAnsi="Times New Roman" w:cs="Times New Roman"/>
+          <w:b/>
+          <w:i w:val="0"/>
+          <w:sz w:val="24"/>
+        </w:rPr>
+        <w:t>Da impugnação do valor total.</w:t>
+      </w:r>
+      <w:r>
+        <w:rPr>
+          <w:rFonts w:ascii="Times New Roman" w:hAnsi="Times New Roman" w:cs="Times New Roman"/>
+          <w:b w:val="0"/>
+          <w:i w:val="0"/>
+          <w:sz w:val="24"/>
+        </w:rPr>
+        <w:t xml:space="preserve"> Impugna-se o montante de </w:t>
+      </w:r>
+      <w:r>
+        <w:rPr>
+          <w:rFonts w:ascii="Times New Roman" w:hAnsi="Times New Roman" w:cs="Times New Roman"/>
+          <w:b/>
+          <w:i w:val="0"/>
+          <w:sz w:val="24"/>
+        </w:rPr>
+        <w:t>R$ 7.025,33</w:t>
+      </w:r>
+      <w:r>
+        <w:rPr>
+          <w:rFonts w:ascii="Times New Roman" w:hAnsi="Times New Roman" w:cs="Times New Roman"/>
+          <w:b w:val="0"/>
+          <w:i w:val="0"/>
+          <w:sz w:val="24"/>
+        </w:rPr>
+        <w:t xml:space="preserve"> e cada uma de suas parcelas, por ausência de memória de cálculo e por partirem de premissas fáticas falsas — salário mensal de R$ 2.000,00, contrato contínuo de 10/03/2026 a 15/05/2026 e dispensa imotivada —, todas desmentidas pelos documentos ora juntados.</w:t>
       </w:r>
     </w:p>
     <w:p/>
@@ -3451,117 +3564,7 @@
           <w:i w:val="0"/>
           <w:sz w:val="24"/>
         </w:rPr>
-        <w:t xml:space="preserve">a) </w:t>
-      </w:r>
-      <w:r>
-        <w:rPr>
-          <w:rFonts w:ascii="Times New Roman" w:hAnsi="Times New Roman" w:cs="Times New Roman"/>
-          <w:b/>
-          <w:i w:val="0"/>
-          <w:sz w:val="24"/>
-        </w:rPr>
-        <w:t>A premissa é falsa.</w:t>
-      </w:r>
-      <w:r>
-        <w:rPr>
-          <w:rFonts w:ascii="Times New Roman" w:hAnsi="Times New Roman" w:cs="Times New Roman"/>
-          <w:b w:val="0"/>
-          <w:i w:val="0"/>
-          <w:sz w:val="24"/>
-        </w:rPr>
-        <w:t xml:space="preserve"> Havendo </w:t>
-      </w:r>
-      <w:r>
-        <w:rPr>
-          <w:rFonts w:ascii="Times New Roman" w:hAnsi="Times New Roman" w:cs="Times New Roman"/>
-          <w:b/>
-          <w:i w:val="0"/>
-          <w:sz w:val="24"/>
-        </w:rPr>
-        <w:t>contrato registrado</w:t>
-      </w:r>
-      <w:r>
-        <w:rPr>
-          <w:rFonts w:ascii="Times New Roman" w:hAnsi="Times New Roman" w:cs="Times New Roman"/>
-          <w:b w:val="0"/>
-          <w:i w:val="0"/>
-          <w:sz w:val="24"/>
-        </w:rPr>
-        <w:t xml:space="preserve"> de 11/03/2026 a 09/04/2026, as informações do vínculo foram prestadas ao Poder Público pelos meios legais </w:t>
-      </w:r>
-      <w:r>
-        <w:rPr>
-          <w:rFonts w:ascii="Times New Roman" w:hAnsi="Times New Roman" w:cs="Times New Roman"/>
-          <w:b/>
-          <w:i w:val="0"/>
-          <w:sz w:val="24"/>
-        </w:rPr>
-        <w:t>(doc. anexo)</w:t>
-      </w:r>
-      <w:r>
-        <w:rPr>
-          <w:rFonts w:ascii="Times New Roman" w:hAnsi="Times New Roman" w:cs="Times New Roman"/>
-          <w:b w:val="0"/>
-          <w:i w:val="0"/>
-          <w:sz w:val="24"/>
-        </w:rPr>
-        <w:t xml:space="preserve"> </w:t>
-      </w:r>
-      <w:r>
-        <w:rPr>
-          <w:rFonts w:ascii="Times New Roman" w:hAnsi="Times New Roman" w:cs="Times New Roman"/>
-          <w:b/>
-          <w:i w:val="0"/>
-          <w:color w:val="FF0000"/>
-          <w:sz w:val="24"/>
-        </w:rPr>
-        <w:t>[doc. anexo — CONFIRMAR JUNTADA DOS EVENTOS DO eSOCIAL/CAGED DO PERÍODO]</w:t>
-      </w:r>
-      <w:r>
-        <w:rPr>
-          <w:rFonts w:ascii="Times New Roman" w:hAnsi="Times New Roman" w:cs="Times New Roman"/>
-          <w:b w:val="0"/>
-          <w:i w:val="0"/>
-          <w:sz w:val="24"/>
-        </w:rPr>
-        <w:t xml:space="preserve">. Registre-se que a RAIS foi </w:t>
-      </w:r>
-      <w:r>
-        <w:rPr>
-          <w:rFonts w:ascii="Times New Roman" w:hAnsi="Times New Roman" w:cs="Times New Roman"/>
-          <w:b/>
-          <w:i w:val="0"/>
-          <w:sz w:val="24"/>
-        </w:rPr>
-        <w:t>substituída</w:t>
-      </w:r>
-      <w:r>
-        <w:rPr>
-          <w:rFonts w:ascii="Times New Roman" w:hAnsi="Times New Roman" w:cs="Times New Roman"/>
-          <w:b w:val="0"/>
-          <w:i w:val="0"/>
-          <w:sz w:val="24"/>
-        </w:rPr>
-        <w:t xml:space="preserve"> pela prestação de informações via eSocial </w:t>
-      </w:r>
-      <w:r>
-        <w:rPr>
-          <w:rFonts w:ascii="Times New Roman" w:hAnsi="Times New Roman" w:cs="Times New Roman"/>
-          <w:b/>
-          <w:i w:val="0"/>
-          <w:color w:val="FF0000"/>
-          <w:sz w:val="24"/>
-        </w:rPr>
-        <w:t>[CONFERIR NORMA E MARCO TEMPORAL DA SUBSTITUIÇÃO]</w:t>
-      </w:r>
-      <w:r>
-        <w:rPr>
-          <w:rFonts w:ascii="Times New Roman" w:hAnsi="Times New Roman" w:cs="Times New Roman"/>
-          <w:b w:val="0"/>
-          <w:i w:val="0"/>
-          <w:sz w:val="24"/>
-        </w:rPr>
-        <w:t>.</w:t>
+        <w:t>4. Da Alegada Ausência de Cadastramento na RAIS/PIS (capítulo 04 da inicial; pedido "IV")</w:t>
       </w:r>
     </w:p>
     <w:p/>
@@ -3577,7 +3580,7 @@
           <w:i w:val="0"/>
           <w:sz w:val="24"/>
         </w:rPr>
-        <w:t xml:space="preserve">b) </w:t>
+        <w:t xml:space="preserve">Pretende o Autor indenização "pela não emissão da RAIS do PIS", no valor de um salário mínimo, que arbitra em R$ 1.512,00 — importe que, aliás, </w:t>
       </w:r>
       <w:r>
         <w:rPr>
@@ -3586,16 +3589,16 @@
           <w:i w:val="0"/>
           <w:sz w:val="24"/>
         </w:rPr>
-        <w:t>Ausência dos requisitos legais do abono.</w:t>
-      </w:r>
-      <w:r>
-        <w:rPr>
-          <w:rFonts w:ascii="Times New Roman" w:hAnsi="Times New Roman" w:cs="Times New Roman"/>
-          <w:b w:val="0"/>
-          <w:i w:val="0"/>
-          <w:sz w:val="24"/>
-        </w:rPr>
-        <w:t xml:space="preserve"> O abono salarial do art. 9º da Lei nº 7.998/1990 </w:t>
+        <w:t>não corresponde ao salário mínimo nacional vigente</w:t>
+      </w:r>
+      <w:r>
+        <w:rPr>
+          <w:rFonts w:ascii="Times New Roman" w:hAnsi="Times New Roman" w:cs="Times New Roman"/>
+          <w:b w:val="0"/>
+          <w:i w:val="0"/>
+          <w:sz w:val="24"/>
+        </w:rPr>
+        <w:t xml:space="preserve"> </w:t>
       </w:r>
       <w:r>
         <w:rPr>
@@ -3605,70 +3608,16 @@
           <w:color w:val="FF0000"/>
           <w:sz w:val="24"/>
         </w:rPr>
-        <w:t>[CONFERIR REDAÇÃO VIGENTE]</w:t>
-      </w:r>
-      <w:r>
-        <w:rPr>
-          <w:rFonts w:ascii="Times New Roman" w:hAnsi="Times New Roman" w:cs="Times New Roman"/>
-          <w:b w:val="0"/>
-          <w:i w:val="0"/>
-          <w:sz w:val="24"/>
-        </w:rPr>
-        <w:t xml:space="preserve"> exige, cumulativamente, cadastro há pelo menos </w:t>
-      </w:r>
-      <w:r>
-        <w:rPr>
-          <w:rFonts w:ascii="Times New Roman" w:hAnsi="Times New Roman" w:cs="Times New Roman"/>
-          <w:b/>
-          <w:i w:val="0"/>
-          <w:sz w:val="24"/>
-        </w:rPr>
-        <w:t>5 (cinco) anos</w:t>
-      </w:r>
-      <w:r>
-        <w:rPr>
-          <w:rFonts w:ascii="Times New Roman" w:hAnsi="Times New Roman" w:cs="Times New Roman"/>
-          <w:b w:val="0"/>
-          <w:i w:val="0"/>
-          <w:sz w:val="24"/>
-        </w:rPr>
-        <w:t xml:space="preserve"> no PIS/PASEP ou no Cadastro Nacional do Trabalhador, exercício de atividade remunerada por, no mínimo, </w:t>
-      </w:r>
-      <w:r>
-        <w:rPr>
-          <w:rFonts w:ascii="Times New Roman" w:hAnsi="Times New Roman" w:cs="Times New Roman"/>
-          <w:b/>
-          <w:i w:val="0"/>
-          <w:sz w:val="24"/>
-        </w:rPr>
-        <w:t>30 dias no ano-base</w:t>
-      </w:r>
-      <w:r>
-        <w:rPr>
-          <w:rFonts w:ascii="Times New Roman" w:hAnsi="Times New Roman" w:cs="Times New Roman"/>
-          <w:b w:val="0"/>
-          <w:i w:val="0"/>
-          <w:sz w:val="24"/>
-        </w:rPr>
-        <w:t xml:space="preserve">, e remuneração média mensal de até dois salários mínimos. O Autor </w:t>
-      </w:r>
-      <w:r>
-        <w:rPr>
-          <w:rFonts w:ascii="Times New Roman" w:hAnsi="Times New Roman" w:cs="Times New Roman"/>
-          <w:b/>
-          <w:i w:val="0"/>
-          <w:sz w:val="24"/>
-        </w:rPr>
-        <w:t>não comprova o cadastro quinquenal</w:t>
-      </w:r>
-      <w:r>
-        <w:rPr>
-          <w:rFonts w:ascii="Times New Roman" w:hAnsi="Times New Roman" w:cs="Times New Roman"/>
-          <w:b w:val="0"/>
-          <w:i w:val="0"/>
-          <w:sz w:val="24"/>
-        </w:rPr>
-        <w:t xml:space="preserve"> — ônus exclusivamente seu (art. 818, I, da CLT) — e nada informa a respeito.</w:t>
+        <w:t>[CONFERIR VALOR DO SALÁRIO MÍNIMO EM 2026]</w:t>
+      </w:r>
+      <w:r>
+        <w:rPr>
+          <w:rFonts w:ascii="Times New Roman" w:hAnsi="Times New Roman" w:cs="Times New Roman"/>
+          <w:b w:val="0"/>
+          <w:i w:val="0"/>
+          <w:sz w:val="24"/>
+        </w:rPr>
+        <w:t>, mais um indício do aproveitamento de peça de outro processo e de outro ano.</w:t>
       </w:r>
     </w:p>
     <w:p/>
@@ -3684,62 +3633,7 @@
           <w:i w:val="0"/>
           <w:sz w:val="24"/>
         </w:rPr>
-        <w:t xml:space="preserve">c) </w:t>
-      </w:r>
-      <w:r>
-        <w:rPr>
-          <w:rFonts w:ascii="Times New Roman" w:hAnsi="Times New Roman" w:cs="Times New Roman"/>
-          <w:b/>
-          <w:i w:val="0"/>
-          <w:sz w:val="24"/>
-        </w:rPr>
-        <w:t>Ausência de dano atual.</w:t>
-      </w:r>
-      <w:r>
-        <w:rPr>
-          <w:rFonts w:ascii="Times New Roman" w:hAnsi="Times New Roman" w:cs="Times New Roman"/>
-          <w:b w:val="0"/>
-          <w:i w:val="0"/>
-          <w:sz w:val="24"/>
-        </w:rPr>
-        <w:t xml:space="preserve"> Ainda que houvesse omissão declaratória quanto ao ano-base 2026, o abono somente seria devido em exercício futuro </w:t>
-      </w:r>
-      <w:r>
-        <w:rPr>
-          <w:rFonts w:ascii="Times New Roman" w:hAnsi="Times New Roman" w:cs="Times New Roman"/>
-          <w:b/>
-          <w:i w:val="0"/>
-          <w:color w:val="FF0000"/>
-          <w:sz w:val="24"/>
-        </w:rPr>
-        <w:t>[CONFERIR CALENDÁRIO DO ABONO PARA O ANO-BASE 2026]</w:t>
-      </w:r>
-      <w:r>
-        <w:rPr>
-          <w:rFonts w:ascii="Times New Roman" w:hAnsi="Times New Roman" w:cs="Times New Roman"/>
-          <w:b w:val="0"/>
-          <w:i w:val="0"/>
-          <w:sz w:val="24"/>
-        </w:rPr>
-        <w:t xml:space="preserve">, de sorte que o prejuízo alegado é, no máximo, </w:t>
-      </w:r>
-      <w:r>
-        <w:rPr>
-          <w:rFonts w:ascii="Times New Roman" w:hAnsi="Times New Roman" w:cs="Times New Roman"/>
-          <w:b/>
-          <w:i w:val="0"/>
-          <w:sz w:val="24"/>
-        </w:rPr>
-        <w:t>hipotético</w:t>
-      </w:r>
-      <w:r>
-        <w:rPr>
-          <w:rFonts w:ascii="Times New Roman" w:hAnsi="Times New Roman" w:cs="Times New Roman"/>
-          <w:b w:val="0"/>
-          <w:i w:val="0"/>
-          <w:sz w:val="24"/>
-        </w:rPr>
-        <w:t xml:space="preserve"> — e dano hipotético não se indeniza (arts. 186 e 927 do Código Civil).</w:t>
+        <w:t>O pedido é improcedente por fundamentos autônomos:</w:t>
       </w:r>
     </w:p>
     <w:p/>
@@ -3755,7 +3649,7 @@
           <w:i w:val="0"/>
           <w:sz w:val="24"/>
         </w:rPr>
-        <w:t xml:space="preserve">Impugna-se o valor de </w:t>
+        <w:t xml:space="preserve">a) </w:t>
       </w:r>
       <w:r>
         <w:rPr>
@@ -3764,16 +3658,108 @@
           <w:i w:val="0"/>
           <w:sz w:val="24"/>
         </w:rPr>
-        <w:t>R$ 1.512,00</w:t>
-      </w:r>
-      <w:r>
-        <w:rPr>
-          <w:rFonts w:ascii="Times New Roman" w:hAnsi="Times New Roman" w:cs="Times New Roman"/>
-          <w:b w:val="0"/>
-          <w:i w:val="0"/>
-          <w:sz w:val="24"/>
-        </w:rPr>
-        <w:t>, por ausência de memória de cálculo e de correspondência com o salário mínimo vigente.</w:t>
+        <w:t>A premissa é falsa.</w:t>
+      </w:r>
+      <w:r>
+        <w:rPr>
+          <w:rFonts w:ascii="Times New Roman" w:hAnsi="Times New Roman" w:cs="Times New Roman"/>
+          <w:b w:val="0"/>
+          <w:i w:val="0"/>
+          <w:sz w:val="24"/>
+        </w:rPr>
+        <w:t xml:space="preserve"> Havendo </w:t>
+      </w:r>
+      <w:r>
+        <w:rPr>
+          <w:rFonts w:ascii="Times New Roman" w:hAnsi="Times New Roman" w:cs="Times New Roman"/>
+          <w:b/>
+          <w:i w:val="0"/>
+          <w:sz w:val="24"/>
+        </w:rPr>
+        <w:t>contrato registrado</w:t>
+      </w:r>
+      <w:r>
+        <w:rPr>
+          <w:rFonts w:ascii="Times New Roman" w:hAnsi="Times New Roman" w:cs="Times New Roman"/>
+          <w:b w:val="0"/>
+          <w:i w:val="0"/>
+          <w:sz w:val="24"/>
+        </w:rPr>
+        <w:t xml:space="preserve"> de 11/03/2026 a 09/04/2026, as informações do vínculo foram prestadas ao Poder Público pelos meios legais </w:t>
+      </w:r>
+      <w:r>
+        <w:rPr>
+          <w:rFonts w:ascii="Times New Roman" w:hAnsi="Times New Roman" w:cs="Times New Roman"/>
+          <w:b/>
+          <w:i w:val="0"/>
+          <w:sz w:val="24"/>
+        </w:rPr>
+        <w:t>(doc. anexo)</w:t>
+      </w:r>
+      <w:r>
+        <w:rPr>
+          <w:rFonts w:ascii="Times New Roman" w:hAnsi="Times New Roman" w:cs="Times New Roman"/>
+          <w:b w:val="0"/>
+          <w:i w:val="0"/>
+          <w:sz w:val="24"/>
+        </w:rPr>
+        <w:t xml:space="preserve"> </w:t>
+      </w:r>
+      <w:r>
+        <w:rPr>
+          <w:rFonts w:ascii="Times New Roman" w:hAnsi="Times New Roman" w:cs="Times New Roman"/>
+          <w:b/>
+          <w:i w:val="0"/>
+          <w:color w:val="FF0000"/>
+          <w:sz w:val="24"/>
+        </w:rPr>
+        <w:t>[doc. anexo — CONFIRMAR JUNTADA DOS EVENTOS DO eSOCIAL/CAGED DO PERÍODO]</w:t>
+      </w:r>
+      <w:r>
+        <w:rPr>
+          <w:rFonts w:ascii="Times New Roman" w:hAnsi="Times New Roman" w:cs="Times New Roman"/>
+          <w:b w:val="0"/>
+          <w:i w:val="0"/>
+          <w:sz w:val="24"/>
+        </w:rPr>
+        <w:t xml:space="preserve">. Registre-se que a RAIS foi </w:t>
+      </w:r>
+      <w:r>
+        <w:rPr>
+          <w:rFonts w:ascii="Times New Roman" w:hAnsi="Times New Roman" w:cs="Times New Roman"/>
+          <w:b/>
+          <w:i w:val="0"/>
+          <w:sz w:val="24"/>
+        </w:rPr>
+        <w:t>substituída</w:t>
+      </w:r>
+      <w:r>
+        <w:rPr>
+          <w:rFonts w:ascii="Times New Roman" w:hAnsi="Times New Roman" w:cs="Times New Roman"/>
+          <w:b w:val="0"/>
+          <w:i w:val="0"/>
+          <w:sz w:val="24"/>
+        </w:rPr>
+        <w:t xml:space="preserve"> pela prestação de informações via eSocial </w:t>
+      </w:r>
+      <w:r>
+        <w:rPr>
+          <w:rFonts w:ascii="Times New Roman" w:hAnsi="Times New Roman" w:cs="Times New Roman"/>
+          <w:b/>
+          <w:i w:val="0"/>
+          <w:color w:val="FF0000"/>
+          <w:sz w:val="24"/>
+        </w:rPr>
+        <w:t>[CONFERIR NORMA E MARCO TEMPORAL DA SUBSTITUIÇÃO]</w:t>
+      </w:r>
+      <w:r>
+        <w:rPr>
+          <w:rFonts w:ascii="Times New Roman" w:hAnsi="Times New Roman" w:cs="Times New Roman"/>
+          <w:b w:val="0"/>
+          <w:i w:val="0"/>
+          <w:sz w:val="24"/>
+        </w:rPr>
+        <w:t>.</w:t>
       </w:r>
     </w:p>
     <w:p/>
@@ -3789,7 +3775,98 @@
           <w:i w:val="0"/>
           <w:sz w:val="24"/>
         </w:rPr>
-        <w:t>5. Do Adicional de Insalubridade (capítulo 05 da inicial; pedido "V")</w:t>
+        <w:t xml:space="preserve">b) </w:t>
+      </w:r>
+      <w:r>
+        <w:rPr>
+          <w:rFonts w:ascii="Times New Roman" w:hAnsi="Times New Roman" w:cs="Times New Roman"/>
+          <w:b/>
+          <w:i w:val="0"/>
+          <w:sz w:val="24"/>
+        </w:rPr>
+        <w:t>Ausência dos requisitos legais do abono.</w:t>
+      </w:r>
+      <w:r>
+        <w:rPr>
+          <w:rFonts w:ascii="Times New Roman" w:hAnsi="Times New Roman" w:cs="Times New Roman"/>
+          <w:b w:val="0"/>
+          <w:i w:val="0"/>
+          <w:sz w:val="24"/>
+        </w:rPr>
+        <w:t xml:space="preserve"> O abono salarial do art. 9º da Lei nº 7.998/1990 </w:t>
+      </w:r>
+      <w:r>
+        <w:rPr>
+          <w:rFonts w:ascii="Times New Roman" w:hAnsi="Times New Roman" w:cs="Times New Roman"/>
+          <w:b/>
+          <w:i w:val="0"/>
+          <w:color w:val="FF0000"/>
+          <w:sz w:val="24"/>
+        </w:rPr>
+        <w:t>[CONFERIR REDAÇÃO VIGENTE]</w:t>
+      </w:r>
+      <w:r>
+        <w:rPr>
+          <w:rFonts w:ascii="Times New Roman" w:hAnsi="Times New Roman" w:cs="Times New Roman"/>
+          <w:b w:val="0"/>
+          <w:i w:val="0"/>
+          <w:sz w:val="24"/>
+        </w:rPr>
+        <w:t xml:space="preserve"> exige, cumulativamente, cadastro há pelo menos </w:t>
+      </w:r>
+      <w:r>
+        <w:rPr>
+          <w:rFonts w:ascii="Times New Roman" w:hAnsi="Times New Roman" w:cs="Times New Roman"/>
+          <w:b/>
+          <w:i w:val="0"/>
+          <w:sz w:val="24"/>
+        </w:rPr>
+        <w:t>5 (cinco) anos</w:t>
+      </w:r>
+      <w:r>
+        <w:rPr>
+          <w:rFonts w:ascii="Times New Roman" w:hAnsi="Times New Roman" w:cs="Times New Roman"/>
+          <w:b w:val="0"/>
+          <w:i w:val="0"/>
+          <w:sz w:val="24"/>
+        </w:rPr>
+        <w:t xml:space="preserve"> no PIS/PASEP ou no Cadastro Nacional do Trabalhador, exercício de atividade remunerada por, no mínimo, </w:t>
+      </w:r>
+      <w:r>
+        <w:rPr>
+          <w:rFonts w:ascii="Times New Roman" w:hAnsi="Times New Roman" w:cs="Times New Roman"/>
+          <w:b/>
+          <w:i w:val="0"/>
+          <w:sz w:val="24"/>
+        </w:rPr>
+        <w:t>30 dias no ano-base</w:t>
+      </w:r>
+      <w:r>
+        <w:rPr>
+          <w:rFonts w:ascii="Times New Roman" w:hAnsi="Times New Roman" w:cs="Times New Roman"/>
+          <w:b w:val="0"/>
+          <w:i w:val="0"/>
+          <w:sz w:val="24"/>
+        </w:rPr>
+        <w:t xml:space="preserve">, e remuneração média mensal de até dois salários mínimos. O Autor </w:t>
+      </w:r>
+      <w:r>
+        <w:rPr>
+          <w:rFonts w:ascii="Times New Roman" w:hAnsi="Times New Roman" w:cs="Times New Roman"/>
+          <w:b/>
+          <w:i w:val="0"/>
+          <w:sz w:val="24"/>
+        </w:rPr>
+        <w:t>não comprova o cadastro quinquenal</w:t>
+      </w:r>
+      <w:r>
+        <w:rPr>
+          <w:rFonts w:ascii="Times New Roman" w:hAnsi="Times New Roman" w:cs="Times New Roman"/>
+          <w:b w:val="0"/>
+          <w:i w:val="0"/>
+          <w:sz w:val="24"/>
+        </w:rPr>
+        <w:t xml:space="preserve"> — ônus exclusivamente seu (art. 818, I, da CLT) — e nada informa a respeito.</w:t>
       </w:r>
     </w:p>
     <w:p/>
@@ -3805,6 +3882,127 @@
           <w:i w:val="0"/>
           <w:sz w:val="24"/>
         </w:rPr>
+        <w:t xml:space="preserve">c) </w:t>
+      </w:r>
+      <w:r>
+        <w:rPr>
+          <w:rFonts w:ascii="Times New Roman" w:hAnsi="Times New Roman" w:cs="Times New Roman"/>
+          <w:b/>
+          <w:i w:val="0"/>
+          <w:sz w:val="24"/>
+        </w:rPr>
+        <w:t>Ausência de dano atual.</w:t>
+      </w:r>
+      <w:r>
+        <w:rPr>
+          <w:rFonts w:ascii="Times New Roman" w:hAnsi="Times New Roman" w:cs="Times New Roman"/>
+          <w:b w:val="0"/>
+          <w:i w:val="0"/>
+          <w:sz w:val="24"/>
+        </w:rPr>
+        <w:t xml:space="preserve"> Ainda que houvesse omissão declaratória quanto ao ano-base 2026, o abono somente seria devido em exercício futuro </w:t>
+      </w:r>
+      <w:r>
+        <w:rPr>
+          <w:rFonts w:ascii="Times New Roman" w:hAnsi="Times New Roman" w:cs="Times New Roman"/>
+          <w:b/>
+          <w:i w:val="0"/>
+          <w:color w:val="FF0000"/>
+          <w:sz w:val="24"/>
+        </w:rPr>
+        <w:t>[CONFERIR CALENDÁRIO DO ABONO PARA O ANO-BASE 2026]</w:t>
+      </w:r>
+      <w:r>
+        <w:rPr>
+          <w:rFonts w:ascii="Times New Roman" w:hAnsi="Times New Roman" w:cs="Times New Roman"/>
+          <w:b w:val="0"/>
+          <w:i w:val="0"/>
+          <w:sz w:val="24"/>
+        </w:rPr>
+        <w:t xml:space="preserve">, de sorte que o prejuízo alegado é, no máximo, </w:t>
+      </w:r>
+      <w:r>
+        <w:rPr>
+          <w:rFonts w:ascii="Times New Roman" w:hAnsi="Times New Roman" w:cs="Times New Roman"/>
+          <w:b/>
+          <w:i w:val="0"/>
+          <w:sz w:val="24"/>
+        </w:rPr>
+        <w:t>hipotético</w:t>
+      </w:r>
+      <w:r>
+        <w:rPr>
+          <w:rFonts w:ascii="Times New Roman" w:hAnsi="Times New Roman" w:cs="Times New Roman"/>
+          <w:b w:val="0"/>
+          <w:i w:val="0"/>
+          <w:sz w:val="24"/>
+        </w:rPr>
+        <w:t xml:space="preserve"> — e dano hipotético não se indeniza (arts. 186 e 927 do Código Civil).</w:t>
+      </w:r>
+    </w:p>
+    <w:p/>
+    <w:p>
+      <w:pPr>
+        <w:ind w:firstLine="850"/>
+        <w:jc w:val="both"/>
+      </w:pPr>
+      <w:r>
+        <w:rPr>
+          <w:rFonts w:ascii="Times New Roman" w:hAnsi="Times New Roman" w:cs="Times New Roman"/>
+          <w:b w:val="0"/>
+          <w:i w:val="0"/>
+          <w:sz w:val="24"/>
+        </w:rPr>
+        <w:t xml:space="preserve">Impugna-se o valor de </w:t>
+      </w:r>
+      <w:r>
+        <w:rPr>
+          <w:rFonts w:ascii="Times New Roman" w:hAnsi="Times New Roman" w:cs="Times New Roman"/>
+          <w:b/>
+          <w:i w:val="0"/>
+          <w:sz w:val="24"/>
+        </w:rPr>
+        <w:t>R$ 1.512,00</w:t>
+      </w:r>
+      <w:r>
+        <w:rPr>
+          <w:rFonts w:ascii="Times New Roman" w:hAnsi="Times New Roman" w:cs="Times New Roman"/>
+          <w:b w:val="0"/>
+          <w:i w:val="0"/>
+          <w:sz w:val="24"/>
+        </w:rPr>
+        <w:t>, por ausência de memória de cálculo e de correspondência com o salário mínimo vigente.</w:t>
+      </w:r>
+    </w:p>
+    <w:p/>
+    <w:p>
+      <w:pPr>
+        <w:ind w:firstLine="850"/>
+        <w:jc w:val="both"/>
+      </w:pPr>
+      <w:r>
+        <w:rPr>
+          <w:rFonts w:ascii="Times New Roman" w:hAnsi="Times New Roman" w:cs="Times New Roman"/>
+          <w:b w:val="0"/>
+          <w:i w:val="0"/>
+          <w:sz w:val="24"/>
+        </w:rPr>
+        <w:t>5. Do Adicional de Insalubridade (capítulo 05 da inicial; pedido "V")</w:t>
+      </w:r>
+    </w:p>
+    <w:p/>
+    <w:p>
+      <w:pPr>
+        <w:ind w:firstLine="850"/>
+        <w:jc w:val="both"/>
+      </w:pPr>
+      <w:r>
+        <w:rPr>
+          <w:rFonts w:ascii="Times New Roman" w:hAnsi="Times New Roman" w:cs="Times New Roman"/>
+          <w:b w:val="0"/>
+          <w:i w:val="0"/>
+          <w:sz w:val="24"/>
+        </w:rPr>
         <w:t xml:space="preserve">5.1. </w:t>
       </w:r>
       <w:r>
@@ -5526,7 +5724,7 @@
           <w:i w:val="0"/>
           <w:sz w:val="24"/>
         </w:rPr>
-        <w:t xml:space="preserve">; e (iv) o pagamento de </w:t>
+        <w:t xml:space="preserve">; e (iv) quaisquer valores comprovadamente recebidos pelo Autor pela mesma prestação, inclusive o pagamento de </w:t>
       </w:r>
       <w:r>
         <w:rPr>
@@ -5535,16 +5733,16 @@
           <w:i w:val="0"/>
           <w:sz w:val="24"/>
         </w:rPr>
-        <w:t>R$ 700,00 realizado em 19/05/2026</w:t>
-      </w:r>
-      <w:r>
-        <w:rPr>
-          <w:rFonts w:ascii="Times New Roman" w:hAnsi="Times New Roman" w:cs="Times New Roman"/>
-          <w:b w:val="0"/>
-          <w:i w:val="0"/>
-          <w:sz w:val="24"/>
-        </w:rPr>
-        <w:t xml:space="preserve">, a título de empreitada — tudo a teor do art. 767 da CLT, sob pena de </w:t>
+        <w:t>R$ 700,00 de 19/05/2026</w:t>
+      </w:r>
+      <w:r>
+        <w:rPr>
+          <w:rFonts w:ascii="Times New Roman" w:hAnsi="Times New Roman" w:cs="Times New Roman"/>
+          <w:b w:val="0"/>
+          <w:i w:val="0"/>
+          <w:sz w:val="24"/>
+        </w:rPr>
+        <w:t xml:space="preserve"> feito pelo Sr. Willames da Silva Oliveira — tudo a teor do art. 767 da CLT, sob pena de </w:t>
       </w:r>
       <w:r>
         <w:rPr>
@@ -5834,7 +6032,7 @@
                 <w:i w:val="0"/>
                 <w:sz w:val="22"/>
               </w:rPr>
-              <w:t xml:space="preserve"> quanto ao período posterior: prestação autônoma e eventual por empreitada (item III.2). Impugnadas as datas de 10/03/2026 e 15/05/2026, a modalidade de extinção e o salário alegado.</w:t>
+              <w:t xml:space="preserve"> quanto ao período posterior: nenhuma relação com a Reclamada, tendo os serviços sido tomados pelo empreiteiro Willames da Silva Oliveira, conforme contrato de 27/04/2026 (item III.2). Impugnadas as datas de 10/03/2026 e 15/05/2026, a modalidade de extinção e o salário alegado.</w:t>
             </w:r>
           </w:p>
         </w:tc>
@@ -6403,7 +6601,7 @@
                 <w:i w:val="0"/>
                 <w:sz w:val="22"/>
               </w:rPr>
-              <w:t xml:space="preserve"> — notadamente sobre o registro em CTPS omitido na inicial e sobre o serviço prestado por empreitada. </w:t>
+              <w:t xml:space="preserve"> — notadamente sobre o registro em CTPS omitido na inicial, sobre o término do contrato de experiência e sobre a quem prestou serviços e de quem recebeu pagamento após 09/04/2026. </w:t>
             </w:r>
             <w:r>
               <w:rPr>
@@ -6720,7 +6918,7 @@
           <w:i w:val="0"/>
           <w:sz w:val="24"/>
         </w:rPr>
-        <w:t xml:space="preserve">, e de que a prestação posterior se deu de forma </w:t>
+        <w:t xml:space="preserve">, e de que, a partir de 09/04/2026, </w:t>
       </w:r>
       <w:r>
         <w:rPr>
@@ -6729,16 +6927,16 @@
           <w:i w:val="0"/>
           <w:sz w:val="24"/>
         </w:rPr>
-        <w:t>autônoma e eventual, por empreitada</w:t>
-      </w:r>
-      <w:r>
-        <w:rPr>
-          <w:rFonts w:ascii="Times New Roman" w:hAnsi="Times New Roman" w:cs="Times New Roman"/>
-          <w:b w:val="0"/>
-          <w:i w:val="0"/>
-          <w:sz w:val="24"/>
-        </w:rPr>
-        <w:t>, condenando-se o Reclamante ao pagamento dos honorários advocatícios sucumbenciais em favor da Reclamada (art. 791-A, § 3º, da CLT), com exigibilidade suspensa caso deferida a gratuidade;</w:t>
+        <w:t>não existiu qualquer relação entre o Autor e a Reclamada</w:t>
+      </w:r>
+      <w:r>
+        <w:rPr>
+          <w:rFonts w:ascii="Times New Roman" w:hAnsi="Times New Roman" w:cs="Times New Roman"/>
+          <w:b w:val="0"/>
+          <w:i w:val="0"/>
+          <w:sz w:val="24"/>
+        </w:rPr>
+        <w:t>, tendo os serviços do período sido tomados pelo empreiteiro Sr. Willames da Silva Oliveira, condenando-se o Reclamante ao pagamento dos honorários advocatícios sucumbenciais em favor da Reclamada (art. 791-A, § 3º, da CLT), com exigibilidade suspensa caso deferida a gratuidade;</w:t>
       </w:r>
     </w:p>
     <w:p/>
@@ -6879,7 +7077,7 @@
           <w:i w:val="0"/>
           <w:sz w:val="24"/>
         </w:rPr>
-        <w:t xml:space="preserve"> de todos os valores já pagos ao Autor, notadamente as verbas quitadas no TRCT, eventual adicional de insalubridade já pago e o pagamento de </w:t>
+        <w:t xml:space="preserve"> de todos os valores já pagos ao Autor, notadamente as verbas quitadas no TRCT, eventual adicional de insalubridade já pago e quaisquer valores recebidos pelo Autor de terceiro pela mesma prestação, inclusive os </w:t>
       </w:r>
       <w:r>
         <w:rPr>
@@ -7142,7 +7340,26 @@
           <w:color w:val="FF0000"/>
           <w:sz w:val="24"/>
         </w:rPr>
-        <w:t>[comprovante do pagamento de R$ 700,00 de 19/05/2026 e o respectivo ajuste/recibo de empreitada]</w:t>
+        <w:t>[Contrato de Prestação de Serviços de Construção por Empreitada firmado com WILLAMES DA SILVA OLIVEIRA em 27/04/2026]</w:t>
+      </w:r>
+      <w:r>
+        <w:rPr>
+          <w:rFonts w:ascii="Times New Roman" w:hAnsi="Times New Roman" w:cs="Times New Roman"/>
+          <w:b w:val="0"/>
+          <w:i w:val="0"/>
+          <w:sz w:val="24"/>
+        </w:rPr>
+        <w:t xml:space="preserve">; </w:t>
+      </w:r>
+      <w:r>
+        <w:rPr>
+          <w:rFonts w:ascii="Times New Roman" w:hAnsi="Times New Roman" w:cs="Times New Roman"/>
+          <w:b/>
+          <w:i w:val="0"/>
+          <w:color w:val="FF0000"/>
+          <w:sz w:val="24"/>
+        </w:rPr>
+        <w:t>[recibos das etapas pagas ao empreiteiro, se houver]</w:t>
       </w:r>
       <w:r>
         <w:rPr>

--- a/pecas/0020407-95.2026.5.04.0384 - ANGEL MIGUEL DAMAS HERRERA/BS x ANGEL MIGUEL DAMAS HERRERA - CONTESTAÇÃO.docx
+++ b/pecas/0020407-95.2026.5.04.0384 - ANGEL MIGUEL DAMAS HERRERA/BS x ANGEL MIGUEL DAMAS HERRERA - CONTESTAÇÃO.docx
@@ -457,11 +457,11 @@
       <w:r>
         <w:rPr>
           <w:rFonts w:ascii="Times New Roman" w:hAnsi="Times New Roman" w:cs="Times New Roman"/>
-          <w:b w:val="0"/>
-          <w:i w:val="0"/>
-          <w:sz w:val="24"/>
-        </w:rPr>
-        <w:t>1. Da Inépcia Parcial da Inicial — Pedidos Alternativos, Indeterminados e Contraditórios (pedidos "V", "VI" e "VII")</w:t>
+          <w:b/>
+          <w:i w:val="0"/>
+          <w:sz w:val="24"/>
+        </w:rPr>
+        <w:t>1. DA PETIÇÃO DE DEFESA JUNTADA POR EQUÍVOCO (ID 4e374e2) — DO DESENTRANHAMENTO E DA DESCONSIDERAÇÃO</w:t>
       </w:r>
     </w:p>
     <w:p/>
@@ -477,7 +477,7 @@
           <w:i w:val="0"/>
           <w:sz w:val="24"/>
         </w:rPr>
-        <w:t xml:space="preserve">O feito tramita sob o </w:t>
+        <w:t xml:space="preserve">Em caráter </w:t>
       </w:r>
       <w:r>
         <w:rPr>
@@ -486,16 +486,16 @@
           <w:i w:val="0"/>
           <w:sz w:val="24"/>
         </w:rPr>
-        <w:t>rito sumaríssimo</w:t>
-      </w:r>
-      <w:r>
-        <w:rPr>
-          <w:rFonts w:ascii="Times New Roman" w:hAnsi="Times New Roman" w:cs="Times New Roman"/>
-          <w:b w:val="0"/>
-          <w:i w:val="0"/>
-          <w:sz w:val="24"/>
-        </w:rPr>
-        <w:t xml:space="preserve"> — assim autuado e distribuído em razão do valor atribuído à causa (R$ 19.512,65) —, muito embora a inicial afirme, em seu preâmbulo, que a ação é proposta "sob o rito ordinário", primeira das várias incoerências que denunciam o aproveitamento de peça-modelo. Sob tal rito, o art. 852-B, I, da CLT exige que o pedido seja </w:t>
+        <w:t>preliminar e prejudicial ao exame de todo o mais</w:t>
+      </w:r>
+      <w:r>
+        <w:rPr>
+          <w:rFonts w:ascii="Times New Roman" w:hAnsi="Times New Roman" w:cs="Times New Roman"/>
+          <w:b w:val="0"/>
+          <w:i w:val="0"/>
+          <w:sz w:val="24"/>
+        </w:rPr>
+        <w:t xml:space="preserve">, requer a Reclamada o </w:t>
       </w:r>
       <w:r>
         <w:rPr>
@@ -504,16 +504,71 @@
           <w:i w:val="0"/>
           <w:sz w:val="24"/>
         </w:rPr>
-        <w:t>certo, determinado e com indicação do valor correspondente</w:t>
-      </w:r>
-      <w:r>
-        <w:rPr>
-          <w:rFonts w:ascii="Times New Roman" w:hAnsi="Times New Roman" w:cs="Times New Roman"/>
-          <w:b w:val="0"/>
-          <w:i w:val="0"/>
-          <w:sz w:val="24"/>
-        </w:rPr>
-        <w:t>, exigência reiterada pelo art. 840, § 1º, da CLT.</w:t>
+        <w:t>DESENTRANHAMENTO</w:t>
+      </w:r>
+      <w:r>
+        <w:rPr>
+          <w:rFonts w:ascii="Times New Roman" w:hAnsi="Times New Roman" w:cs="Times New Roman"/>
+          <w:b w:val="0"/>
+          <w:i w:val="0"/>
+          <w:sz w:val="24"/>
+        </w:rPr>
+        <w:t xml:space="preserve"> — ou, ao menos, a </w:t>
+      </w:r>
+      <w:r>
+        <w:rPr>
+          <w:rFonts w:ascii="Times New Roman" w:hAnsi="Times New Roman" w:cs="Times New Roman"/>
+          <w:b/>
+          <w:i w:val="0"/>
+          <w:sz w:val="24"/>
+        </w:rPr>
+        <w:t>integral desconsideração</w:t>
+      </w:r>
+      <w:r>
+        <w:rPr>
+          <w:rFonts w:ascii="Times New Roman" w:hAnsi="Times New Roman" w:cs="Times New Roman"/>
+          <w:b w:val="0"/>
+          <w:i w:val="0"/>
+          <w:sz w:val="24"/>
+        </w:rPr>
+        <w:t xml:space="preserve"> — da petição de defesa juntada a estes autos sob o </w:t>
+      </w:r>
+      <w:r>
+        <w:rPr>
+          <w:rFonts w:ascii="Times New Roman" w:hAnsi="Times New Roman" w:cs="Times New Roman"/>
+          <w:b/>
+          <w:i w:val="0"/>
+          <w:sz w:val="24"/>
+        </w:rPr>
+        <w:t>ID 4e374e2</w:t>
+      </w:r>
+      <w:r>
+        <w:rPr>
+          <w:rFonts w:ascii="Times New Roman" w:hAnsi="Times New Roman" w:cs="Times New Roman"/>
+          <w:b w:val="0"/>
+          <w:i w:val="0"/>
+          <w:sz w:val="24"/>
+        </w:rPr>
+        <w:t xml:space="preserve">, </w:t>
+      </w:r>
+      <w:r>
+        <w:rPr>
+          <w:rFonts w:ascii="Times New Roman" w:hAnsi="Times New Roman" w:cs="Times New Roman"/>
+          <w:b/>
+          <w:i w:val="0"/>
+          <w:color w:val="FF0000"/>
+          <w:sz w:val="24"/>
+        </w:rPr>
+        <w:t>[MOTIVO DA EXCLUSÃO — CONFERIR E DESCREVER COM PRECISÃO: peça protocolada por equívoco material do sistema/do peticionante; versão preliminar e incompleta do arquivo; documento pertencente a processo diverso; ou protocolo em duplicidade]</w:t>
+      </w:r>
+      <w:r>
+        <w:rPr>
+          <w:rFonts w:ascii="Times New Roman" w:hAnsi="Times New Roman" w:cs="Times New Roman"/>
+          <w:b w:val="0"/>
+          <w:i w:val="0"/>
+          <w:sz w:val="24"/>
+        </w:rPr>
+        <w:t>.</w:t>
       </w:r>
     </w:p>
     <w:p/>
@@ -529,7 +584,61 @@
           <w:i w:val="0"/>
           <w:sz w:val="24"/>
         </w:rPr>
-        <w:t>Os pedidos abaixo não atendem a essa exigência:</w:t>
+        <w:t xml:space="preserve">Aquele documento </w:t>
+      </w:r>
+      <w:r>
+        <w:rPr>
+          <w:rFonts w:ascii="Times New Roman" w:hAnsi="Times New Roman" w:cs="Times New Roman"/>
+          <w:b/>
+          <w:i w:val="0"/>
+          <w:sz w:val="24"/>
+        </w:rPr>
+        <w:t>não traduz a manifestação de defesa da Reclamada</w:t>
+      </w:r>
+      <w:r>
+        <w:rPr>
+          <w:rFonts w:ascii="Times New Roman" w:hAnsi="Times New Roman" w:cs="Times New Roman"/>
+          <w:b w:val="0"/>
+          <w:i w:val="0"/>
+          <w:sz w:val="24"/>
+        </w:rPr>
+        <w:t xml:space="preserve"> nestes autos. A peça de defesa da BS CONSTRUÇÕES E REFORMAS LTDA. no processo nº 0020407-95.2026.5.04.0384 é </w:t>
+      </w:r>
+      <w:r>
+        <w:rPr>
+          <w:rFonts w:ascii="Times New Roman" w:hAnsi="Times New Roman" w:cs="Times New Roman"/>
+          <w:b/>
+          <w:i w:val="0"/>
+          <w:sz w:val="24"/>
+        </w:rPr>
+        <w:t>exclusivamente a presente contestação</w:t>
+      </w:r>
+      <w:r>
+        <w:rPr>
+          <w:rFonts w:ascii="Times New Roman" w:hAnsi="Times New Roman" w:cs="Times New Roman"/>
+          <w:b w:val="0"/>
+          <w:i w:val="0"/>
+          <w:sz w:val="24"/>
+        </w:rPr>
+        <w:t xml:space="preserve">, ora apresentada </w:t>
+      </w:r>
+      <w:r>
+        <w:rPr>
+          <w:rFonts w:ascii="Times New Roman" w:hAnsi="Times New Roman" w:cs="Times New Roman"/>
+          <w:b/>
+          <w:i w:val="0"/>
+          <w:sz w:val="24"/>
+        </w:rPr>
+        <w:t>antes da audiência inicial designada para 01/09/2026</w:t>
+      </w:r>
+      <w:r>
+        <w:rPr>
+          <w:rFonts w:ascii="Times New Roman" w:hAnsi="Times New Roman" w:cs="Times New Roman"/>
+          <w:b w:val="0"/>
+          <w:i w:val="0"/>
+          <w:sz w:val="24"/>
+        </w:rPr>
+        <w:t>, e, portanto, em plena tempestividade (art. 847 da CLT).</w:t>
       </w:r>
     </w:p>
     <w:p/>
@@ -545,7 +654,7 @@
           <w:i w:val="0"/>
           <w:sz w:val="24"/>
         </w:rPr>
-        <w:t xml:space="preserve">a) </w:t>
+        <w:t xml:space="preserve">O equívoco no protocolo constitui </w:t>
       </w:r>
       <w:r>
         <w:rPr>
@@ -554,16 +663,16 @@
           <w:i w:val="0"/>
           <w:sz w:val="24"/>
         </w:rPr>
-        <w:t>Pedido "V" (adicional de insalubridade)</w:t>
-      </w:r>
-      <w:r>
-        <w:rPr>
-          <w:rFonts w:ascii="Times New Roman" w:hAnsi="Times New Roman" w:cs="Times New Roman"/>
-          <w:b w:val="0"/>
-          <w:i w:val="0"/>
-          <w:sz w:val="24"/>
-        </w:rPr>
-        <w:t xml:space="preserve">: postula-se o adicional "em grau médio (20%) ou máximo (40%); ou, sucessivamente majoração de médio para máximo", "calculado sobre o salário mínimo, ou, conforme melhor entender o Juízo", com reflexos, entre outras parcelas, </w:t>
+        <w:t>vício meramente formal e sanável</w:t>
+      </w:r>
+      <w:r>
+        <w:rPr>
+          <w:rFonts w:ascii="Times New Roman" w:hAnsi="Times New Roman" w:cs="Times New Roman"/>
+          <w:b w:val="0"/>
+          <w:i w:val="0"/>
+          <w:sz w:val="24"/>
+        </w:rPr>
+        <w:t xml:space="preserve">, que não pode se sobrepor ao direito de defesa nem conduzir a resultado processual dissociado da realidade. Aplicam-se, na espécie: o </w:t>
       </w:r>
       <w:r>
         <w:rPr>
@@ -572,16 +681,88 @@
           <w:i w:val="0"/>
           <w:sz w:val="24"/>
         </w:rPr>
-        <w:t>sobre horas extras que sequer foram pedidas nesta ação</w:t>
-      </w:r>
-      <w:r>
-        <w:rPr>
-          <w:rFonts w:ascii="Times New Roman" w:hAnsi="Times New Roman" w:cs="Times New Roman"/>
-          <w:b w:val="0"/>
-          <w:i w:val="0"/>
-          <w:sz w:val="24"/>
-        </w:rPr>
-        <w:t>. Pedido alternativo quanto ao grau, alternativo quanto à base de cálculo e com reflexos sobre verba inexistente é pedido incerto, que inviabiliza a defesa e a própria delimitação do objeto da perícia;</w:t>
+        <w:t>art. 765 da CLT</w:t>
+      </w:r>
+      <w:r>
+        <w:rPr>
+          <w:rFonts w:ascii="Times New Roman" w:hAnsi="Times New Roman" w:cs="Times New Roman"/>
+          <w:b w:val="0"/>
+          <w:i w:val="0"/>
+          <w:sz w:val="24"/>
+        </w:rPr>
+        <w:t xml:space="preserve">, que confere ao Juízo ampla liberdade na direção do processo, velando pelo andamento rápido das causas; os </w:t>
+      </w:r>
+      <w:r>
+        <w:rPr>
+          <w:rFonts w:ascii="Times New Roman" w:hAnsi="Times New Roman" w:cs="Times New Roman"/>
+          <w:b/>
+          <w:i w:val="0"/>
+          <w:sz w:val="24"/>
+        </w:rPr>
+        <w:t>arts. 4º e 6º do CPC</w:t>
+      </w:r>
+      <w:r>
+        <w:rPr>
+          <w:rFonts w:ascii="Times New Roman" w:hAnsi="Times New Roman" w:cs="Times New Roman"/>
+          <w:b w:val="0"/>
+          <w:i w:val="0"/>
+          <w:sz w:val="24"/>
+        </w:rPr>
+        <w:t xml:space="preserve">, que consagram a </w:t>
+      </w:r>
+      <w:r>
+        <w:rPr>
+          <w:rFonts w:ascii="Times New Roman" w:hAnsi="Times New Roman" w:cs="Times New Roman"/>
+          <w:b/>
+          <w:i w:val="0"/>
+          <w:sz w:val="24"/>
+        </w:rPr>
+        <w:t>primazia da decisão de mérito</w:t>
+      </w:r>
+      <w:r>
+        <w:rPr>
+          <w:rFonts w:ascii="Times New Roman" w:hAnsi="Times New Roman" w:cs="Times New Roman"/>
+          <w:b w:val="0"/>
+          <w:i w:val="0"/>
+          <w:sz w:val="24"/>
+        </w:rPr>
+        <w:t xml:space="preserve"> e a cooperação processual; o </w:t>
+      </w:r>
+      <w:r>
+        <w:rPr>
+          <w:rFonts w:ascii="Times New Roman" w:hAnsi="Times New Roman" w:cs="Times New Roman"/>
+          <w:b/>
+          <w:i w:val="0"/>
+          <w:sz w:val="24"/>
+        </w:rPr>
+        <w:t>art. 277 do CPC</w:t>
+      </w:r>
+      <w:r>
+        <w:rPr>
+          <w:rFonts w:ascii="Times New Roman" w:hAnsi="Times New Roman" w:cs="Times New Roman"/>
+          <w:b w:val="0"/>
+          <w:i w:val="0"/>
+          <w:sz w:val="24"/>
+        </w:rPr>
+        <w:t xml:space="preserve">, pelo qual se considera válido o ato que, realizado de outro modo, alcance a sua finalidade — e, com maior razão, se admite a correção daquele que finalidade alguma alcançou; e o </w:t>
+      </w:r>
+      <w:r>
+        <w:rPr>
+          <w:rFonts w:ascii="Times New Roman" w:hAnsi="Times New Roman" w:cs="Times New Roman"/>
+          <w:b/>
+          <w:i w:val="0"/>
+          <w:sz w:val="24"/>
+        </w:rPr>
+        <w:t>art. 5º, LV, da Constituição Federal</w:t>
+      </w:r>
+      <w:r>
+        <w:rPr>
+          <w:rFonts w:ascii="Times New Roman" w:hAnsi="Times New Roman" w:cs="Times New Roman"/>
+          <w:b w:val="0"/>
+          <w:i w:val="0"/>
+          <w:sz w:val="24"/>
+        </w:rPr>
+        <w:t>, que assegura o contraditório e a ampla defesa.</w:t>
       </w:r>
     </w:p>
     <w:p/>
@@ -597,7 +778,7 @@
           <w:i w:val="0"/>
           <w:sz w:val="24"/>
         </w:rPr>
-        <w:t xml:space="preserve">b) </w:t>
+        <w:t xml:space="preserve">Não há falar, ademais, em preclusão consumativa apta a impedir o exame desta contestação: o ato de defesa </w:t>
       </w:r>
       <w:r>
         <w:rPr>
@@ -606,16 +787,35 @@
           <w:i w:val="0"/>
           <w:sz w:val="24"/>
         </w:rPr>
-        <w:t>Pedido "VI" (danos morais)</w:t>
-      </w:r>
-      <w:r>
-        <w:rPr>
-          <w:rFonts w:ascii="Times New Roman" w:hAnsi="Times New Roman" w:cs="Times New Roman"/>
-          <w:b w:val="0"/>
-          <w:i w:val="0"/>
-          <w:sz w:val="24"/>
-        </w:rPr>
-        <w:t>: formulado "em valor não inferior a R$ 10.000,00, ou, sucessivamente, como melhor entender o JUÍZO" — fórmula aberta, sem valor determinado, incompatível com o art. 852-B, I, da CLT;</w:t>
+        <w:t>não foi validamente praticado</w:t>
+      </w:r>
+      <w:r>
+        <w:rPr>
+          <w:rFonts w:ascii="Times New Roman" w:hAnsi="Times New Roman" w:cs="Times New Roman"/>
+          <w:b w:val="0"/>
+          <w:i w:val="0"/>
+          <w:sz w:val="24"/>
+        </w:rPr>
+        <w:t xml:space="preserve"> pelo documento de ID 4e374e2 </w:t>
+      </w:r>
+      <w:r>
+        <w:rPr>
+          <w:rFonts w:ascii="Times New Roman" w:hAnsi="Times New Roman" w:cs="Times New Roman"/>
+          <w:b/>
+          <w:i w:val="0"/>
+          <w:color w:val="FF0000"/>
+          <w:sz w:val="24"/>
+        </w:rPr>
+        <w:t>[CONFIRMAR ESTA AFIRMAÇÃO COM O TEOR EXATO DO ID 4e374e2 ANTES DO PROTOCOLO — se o documento for peça de defesa desta mesma reclamada e deste mesmo processo, a formulação deve ser ajustada para requerimento de aditamento/substituição, e não de desentranhamento]</w:t>
+      </w:r>
+      <w:r>
+        <w:rPr>
+          <w:rFonts w:ascii="Times New Roman" w:hAnsi="Times New Roman" w:cs="Times New Roman"/>
+          <w:b w:val="0"/>
+          <w:i w:val="0"/>
+          <w:sz w:val="24"/>
+        </w:rPr>
+        <w:t>, de modo que a manifestação ora apresentada é a primeira e única defesa regularmente deduzida.</w:t>
       </w:r>
     </w:p>
     <w:p/>
@@ -627,29 +827,74 @@
       <w:r>
         <w:rPr>
           <w:rFonts w:ascii="Times New Roman" w:hAnsi="Times New Roman" w:cs="Times New Roman"/>
-          <w:b w:val="0"/>
-          <w:i w:val="0"/>
-          <w:sz w:val="24"/>
-        </w:rPr>
-        <w:t xml:space="preserve">c) </w:t>
-      </w:r>
-      <w:r>
-        <w:rPr>
-          <w:rFonts w:ascii="Times New Roman" w:hAnsi="Times New Roman" w:cs="Times New Roman"/>
           <w:b/>
           <w:i w:val="0"/>
           <w:sz w:val="24"/>
         </w:rPr>
-        <w:t>Pedido "VII" (honorários)</w:t>
-      </w:r>
-      <w:r>
-        <w:rPr>
-          <w:rFonts w:ascii="Times New Roman" w:hAnsi="Times New Roman" w:cs="Times New Roman"/>
-          <w:b w:val="0"/>
-          <w:i w:val="0"/>
-          <w:sz w:val="24"/>
-        </w:rPr>
-        <w:t>: o capítulo 07 da inicial requer honorários "a razão de 20%", ao passo que o pedido "VII" postula "15% sobre o valor da causa". A contradição entre a causa de pedir e o pedido impede a Reclamada de saber contra o que se defende.</w:t>
+        <w:t>Requer-se</w:t>
+      </w:r>
+      <w:r>
+        <w:rPr>
+          <w:rFonts w:ascii="Times New Roman" w:hAnsi="Times New Roman" w:cs="Times New Roman"/>
+          <w:b w:val="0"/>
+          <w:i w:val="0"/>
+          <w:sz w:val="24"/>
+        </w:rPr>
+        <w:t xml:space="preserve">, assim, o desentranhamento do documento de </w:t>
+      </w:r>
+      <w:r>
+        <w:rPr>
+          <w:rFonts w:ascii="Times New Roman" w:hAnsi="Times New Roman" w:cs="Times New Roman"/>
+          <w:b/>
+          <w:i w:val="0"/>
+          <w:sz w:val="24"/>
+        </w:rPr>
+        <w:t>ID 4e374e2</w:t>
+      </w:r>
+      <w:r>
+        <w:rPr>
+          <w:rFonts w:ascii="Times New Roman" w:hAnsi="Times New Roman" w:cs="Times New Roman"/>
+          <w:b w:val="0"/>
+          <w:i w:val="0"/>
+          <w:sz w:val="24"/>
+        </w:rPr>
+        <w:t xml:space="preserve"> ou, sucessivamente, a declaração de sua </w:t>
+      </w:r>
+      <w:r>
+        <w:rPr>
+          <w:rFonts w:ascii="Times New Roman" w:hAnsi="Times New Roman" w:cs="Times New Roman"/>
+          <w:b/>
+          <w:i w:val="0"/>
+          <w:sz w:val="24"/>
+        </w:rPr>
+        <w:t>ineficácia e integral desconsideração</w:t>
+      </w:r>
+      <w:r>
+        <w:rPr>
+          <w:rFonts w:ascii="Times New Roman" w:hAnsi="Times New Roman" w:cs="Times New Roman"/>
+          <w:b w:val="0"/>
+          <w:i w:val="0"/>
+          <w:sz w:val="24"/>
+        </w:rPr>
+        <w:t xml:space="preserve">, recebendo-se e processando-se </w:t>
+      </w:r>
+      <w:r>
+        <w:rPr>
+          <w:rFonts w:ascii="Times New Roman" w:hAnsi="Times New Roman" w:cs="Times New Roman"/>
+          <w:b/>
+          <w:i w:val="0"/>
+          <w:sz w:val="24"/>
+        </w:rPr>
+        <w:t>exclusivamente esta contestação</w:t>
+      </w:r>
+      <w:r>
+        <w:rPr>
+          <w:rFonts w:ascii="Times New Roman" w:hAnsi="Times New Roman" w:cs="Times New Roman"/>
+          <w:b w:val="0"/>
+          <w:i w:val="0"/>
+          <w:sz w:val="24"/>
+        </w:rPr>
+        <w:t>, com todos os seus documentos, para todos os fins de direito.</w:t>
       </w:r>
     </w:p>
     <w:p/>
@@ -665,7 +910,7 @@
           <w:i w:val="0"/>
           <w:sz w:val="24"/>
         </w:rPr>
-        <w:t>Requer-se, por isso, a extinção dos pedidos "V", "VI" e "VII", sem resolução do mérito (art. 330, I, e art. 485, I e IV, do CPC), ou, sucessivamente, a determinação de emenda à inicial (art. 321 do CPC).</w:t>
+        <w:t>2. Da Inépcia Parcial da Inicial — Pedidos Alternativos, Indeterminados e Contraditórios (pedidos "V", "VI" e "VII")</w:t>
       </w:r>
     </w:p>
     <w:p/>
@@ -681,7 +926,43 @@
           <w:i w:val="0"/>
           <w:sz w:val="24"/>
         </w:rPr>
-        <w:t>2. Da Inépcia por Contradição Interna da Causa de Pedir — Função e Qualificação do Autor</w:t>
+        <w:t xml:space="preserve">O feito tramita sob o </w:t>
+      </w:r>
+      <w:r>
+        <w:rPr>
+          <w:rFonts w:ascii="Times New Roman" w:hAnsi="Times New Roman" w:cs="Times New Roman"/>
+          <w:b/>
+          <w:i w:val="0"/>
+          <w:sz w:val="24"/>
+        </w:rPr>
+        <w:t>rito sumaríssimo</w:t>
+      </w:r>
+      <w:r>
+        <w:rPr>
+          <w:rFonts w:ascii="Times New Roman" w:hAnsi="Times New Roman" w:cs="Times New Roman"/>
+          <w:b w:val="0"/>
+          <w:i w:val="0"/>
+          <w:sz w:val="24"/>
+        </w:rPr>
+        <w:t xml:space="preserve"> — assim autuado e distribuído em razão do valor atribuído à causa (R$ 19.512,65) —, muito embora a inicial afirme, em seu preâmbulo, que a ação é proposta "sob o rito ordinário", primeira das várias incoerências que denunciam o aproveitamento de peça-modelo. Sob tal rito, o art. 852-B, I, da CLT exige que o pedido seja </w:t>
+      </w:r>
+      <w:r>
+        <w:rPr>
+          <w:rFonts w:ascii="Times New Roman" w:hAnsi="Times New Roman" w:cs="Times New Roman"/>
+          <w:b/>
+          <w:i w:val="0"/>
+          <w:sz w:val="24"/>
+        </w:rPr>
+        <w:t>certo, determinado e com indicação do valor correspondente</w:t>
+      </w:r>
+      <w:r>
+        <w:rPr>
+          <w:rFonts w:ascii="Times New Roman" w:hAnsi="Times New Roman" w:cs="Times New Roman"/>
+          <w:b w:val="0"/>
+          <w:i w:val="0"/>
+          <w:sz w:val="24"/>
+        </w:rPr>
+        <w:t>, exigência reiterada pelo art. 840, § 1º, da CLT.</w:t>
       </w:r>
     </w:p>
     <w:p/>
@@ -697,25 +978,7 @@
           <w:i w:val="0"/>
           <w:sz w:val="24"/>
         </w:rPr>
-        <w:t xml:space="preserve">A inicial afirma, no capítulo 01, que o Autor foi admitido "para exercer a função de servente de obras" e, no pedido "II", requer a anotação da CTPS com essa mesma função; </w:t>
-      </w:r>
-      <w:r>
-        <w:rPr>
-          <w:rFonts w:ascii="Times New Roman" w:hAnsi="Times New Roman" w:cs="Times New Roman"/>
-          <w:b/>
-          <w:i w:val="0"/>
-          <w:sz w:val="24"/>
-        </w:rPr>
-        <w:t>no capítulo 02, porém, requer a retificação da CTPS "para constar a função de ajudante"</w:t>
-      </w:r>
-      <w:r>
-        <w:rPr>
-          <w:rFonts w:ascii="Times New Roman" w:hAnsi="Times New Roman" w:cs="Times New Roman"/>
-          <w:b w:val="0"/>
-          <w:i w:val="0"/>
-          <w:sz w:val="24"/>
-        </w:rPr>
-        <w:t>, e o capítulo 05 volta a tratá-lo como "ajudante de obras". Não se sabe, portanto, qual função se pretende ver reconhecida — dado que não é acessório: dele dependem o enquadramento normativo, o salário normativo da categoria e o próprio objeto da perícia de insalubridade.</w:t>
+        <w:t>Os pedidos abaixo não atendem a essa exigência:</w:t>
       </w:r>
     </w:p>
     <w:p/>
@@ -731,7 +994,7 @@
           <w:i w:val="0"/>
           <w:sz w:val="24"/>
         </w:rPr>
-        <w:t xml:space="preserve">A contradição não é isolada. A peça refere-se ao Autor, em diversos trechos, no </w:t>
+        <w:t xml:space="preserve">a) </w:t>
       </w:r>
       <w:r>
         <w:rPr>
@@ -740,16 +1003,16 @@
           <w:i w:val="0"/>
           <w:sz w:val="24"/>
         </w:rPr>
-        <w:t>gênero feminino</w:t>
-      </w:r>
-      <w:r>
-        <w:rPr>
-          <w:rFonts w:ascii="Times New Roman" w:hAnsi="Times New Roman" w:cs="Times New Roman"/>
-          <w:b w:val="0"/>
-          <w:i w:val="0"/>
-          <w:sz w:val="24"/>
-        </w:rPr>
-        <w:t xml:space="preserve"> ("A reclamante, por ter trabalhado", "a Autora também não recebia os Equipamentos de Proteção Individual", "devendo a empregadora ser compelida a indenizar a trabalhadora"), e a inicial o qualifica como </w:t>
+        <w:t>Pedido "V" (adicional de insalubridade)</w:t>
+      </w:r>
+      <w:r>
+        <w:rPr>
+          <w:rFonts w:ascii="Times New Roman" w:hAnsi="Times New Roman" w:cs="Times New Roman"/>
+          <w:b w:val="0"/>
+          <w:i w:val="0"/>
+          <w:sz w:val="24"/>
+        </w:rPr>
+        <w:t xml:space="preserve">: postula-se o adicional "em grau médio (20%) ou máximo (40%); ou, sucessivamente majoração de médio para máximo", "calculado sobre o salário mínimo, ou, conforme melhor entender o Juízo", com reflexos, entre outras parcelas, </w:t>
       </w:r>
       <w:r>
         <w:rPr>
@@ -758,34 +1021,16 @@
           <w:i w:val="0"/>
           <w:sz w:val="24"/>
         </w:rPr>
-        <w:t>venezuelano</w:t>
-      </w:r>
-      <w:r>
-        <w:rPr>
-          <w:rFonts w:ascii="Times New Roman" w:hAnsi="Times New Roman" w:cs="Times New Roman"/>
-          <w:b w:val="0"/>
-          <w:i w:val="0"/>
-          <w:sz w:val="24"/>
-        </w:rPr>
-        <w:t xml:space="preserve">, enquanto o instrumento de procuração que a instrui (ID aa5c8b4) declara o outorgante de </w:t>
-      </w:r>
-      <w:r>
-        <w:rPr>
-          <w:rFonts w:ascii="Times New Roman" w:hAnsi="Times New Roman" w:cs="Times New Roman"/>
-          <w:b/>
-          <w:i w:val="0"/>
-          <w:sz w:val="24"/>
-        </w:rPr>
-        <w:t>nacionalidade brasileira</w:t>
-      </w:r>
-      <w:r>
-        <w:rPr>
-          <w:rFonts w:ascii="Times New Roman" w:hAnsi="Times New Roman" w:cs="Times New Roman"/>
-          <w:b w:val="0"/>
-          <w:i w:val="0"/>
-          <w:sz w:val="24"/>
-        </w:rPr>
-        <w:t>. São resquícios inequívocos de petição-modelo, que comprometem a certeza da causa de pedir exigida pelo art. 840, § 1º, da CLT e pelo art. 330, § 1º, do CPC.</w:t>
+        <w:t>sobre horas extras que sequer foram pedidas nesta ação</w:t>
+      </w:r>
+      <w:r>
+        <w:rPr>
+          <w:rFonts w:ascii="Times New Roman" w:hAnsi="Times New Roman" w:cs="Times New Roman"/>
+          <w:b w:val="0"/>
+          <w:i w:val="0"/>
+          <w:sz w:val="24"/>
+        </w:rPr>
+        <w:t>. Pedido alternativo quanto ao grau, alternativo quanto à base de cálculo e com reflexos sobre verba inexistente é pedido incerto, que inviabiliza a defesa e a própria delimitação do objeto da perícia;</w:t>
       </w:r>
     </w:p>
     <w:p/>
@@ -801,7 +1046,25 @@
           <w:i w:val="0"/>
           <w:sz w:val="24"/>
         </w:rPr>
-        <w:t>Requer-se o reconhecimento da inépcia parcial ou, sucessivamente, a emenda à inicial (art. 321 do CPC), com a fixação precisa da função e da qualificação do Autor.</w:t>
+        <w:t xml:space="preserve">b) </w:t>
+      </w:r>
+      <w:r>
+        <w:rPr>
+          <w:rFonts w:ascii="Times New Roman" w:hAnsi="Times New Roman" w:cs="Times New Roman"/>
+          <w:b/>
+          <w:i w:val="0"/>
+          <w:sz w:val="24"/>
+        </w:rPr>
+        <w:t>Pedido "VI" (danos morais)</w:t>
+      </w:r>
+      <w:r>
+        <w:rPr>
+          <w:rFonts w:ascii="Times New Roman" w:hAnsi="Times New Roman" w:cs="Times New Roman"/>
+          <w:b w:val="0"/>
+          <w:i w:val="0"/>
+          <w:sz w:val="24"/>
+        </w:rPr>
+        <w:t>: formulado "em valor não inferior a R$ 10.000,00, ou, sucessivamente, como melhor entender o JUÍZO" — fórmula aberta, sem valor determinado, incompatível com o art. 852-B, I, da CLT;</w:t>
       </w:r>
     </w:p>
     <w:p/>
@@ -813,11 +1076,29 @@
       <w:r>
         <w:rPr>
           <w:rFonts w:ascii="Times New Roman" w:hAnsi="Times New Roman" w:cs="Times New Roman"/>
+          <w:b w:val="0"/>
+          <w:i w:val="0"/>
+          <w:sz w:val="24"/>
+        </w:rPr>
+        <w:t xml:space="preserve">c) </w:t>
+      </w:r>
+      <w:r>
+        <w:rPr>
+          <w:rFonts w:ascii="Times New Roman" w:hAnsi="Times New Roman" w:cs="Times New Roman"/>
           <w:b/>
           <w:i w:val="0"/>
           <w:sz w:val="24"/>
         </w:rPr>
-        <w:t>II – DA IMPUGNAÇÃO ESPECÍFICA ÀS PROVAS DOCUMENTAIS E DIGITAIS</w:t>
+        <w:t>Pedido "VII" (honorários)</w:t>
+      </w:r>
+      <w:r>
+        <w:rPr>
+          <w:rFonts w:ascii="Times New Roman" w:hAnsi="Times New Roman" w:cs="Times New Roman"/>
+          <w:b w:val="0"/>
+          <w:i w:val="0"/>
+          <w:sz w:val="24"/>
+        </w:rPr>
+        <w:t>: o capítulo 07 da inicial requer honorários "a razão de 20%", ao passo que o pedido "VII" postula "15% sobre o valor da causa". A contradição entre a causa de pedir e o pedido impede a Reclamada de saber contra o que se defende.</w:t>
       </w:r>
     </w:p>
     <w:p/>
@@ -833,25 +1114,7 @@
           <w:i w:val="0"/>
           <w:sz w:val="24"/>
         </w:rPr>
-        <w:t xml:space="preserve">Na forma dos arts. 341 e 342 do CPC c/c art. 769 da CLT, a Reclamada </w:t>
-      </w:r>
-      <w:r>
-        <w:rPr>
-          <w:rFonts w:ascii="Times New Roman" w:hAnsi="Times New Roman" w:cs="Times New Roman"/>
-          <w:b/>
-          <w:i w:val="0"/>
-          <w:sz w:val="24"/>
-        </w:rPr>
-        <w:t>IMPUGNA EXPRESSAMENTE</w:t>
-      </w:r>
-      <w:r>
-        <w:rPr>
-          <w:rFonts w:ascii="Times New Roman" w:hAnsi="Times New Roman" w:cs="Times New Roman"/>
-          <w:b w:val="0"/>
-          <w:i w:val="0"/>
-          <w:sz w:val="24"/>
-        </w:rPr>
-        <w:t xml:space="preserve"> os documentos que instruem a inicial, pelas razões individualizadas a seguir:</w:t>
+        <w:t>Requer-se, por isso, a extinção dos pedidos "V", "VI" e "VII", sem resolução do mérito (art. 330, I, e art. 485, I e IV, do CPC), ou, sucessivamente, a determinação de emenda à inicial (art. 321 do CPC).</w:t>
       </w:r>
     </w:p>
     <w:p/>
@@ -867,116 +1130,7 @@
           <w:i w:val="0"/>
           <w:sz w:val="24"/>
         </w:rPr>
-        <w:t xml:space="preserve">1. </w:t>
-      </w:r>
-      <w:r>
-        <w:rPr>
-          <w:rFonts w:ascii="Times New Roman" w:hAnsi="Times New Roman" w:cs="Times New Roman"/>
-          <w:b/>
-          <w:i w:val="0"/>
-          <w:sz w:val="24"/>
-        </w:rPr>
-        <w:t>"Comprovante de PIX" (ID 59a6bef) — pagamento feito por terceiro, e não pela Reclamada.</w:t>
-      </w:r>
-      <w:r>
-        <w:rPr>
-          <w:rFonts w:ascii="Times New Roman" w:hAnsi="Times New Roman" w:cs="Times New Roman"/>
-          <w:b w:val="0"/>
-          <w:i w:val="0"/>
-          <w:sz w:val="24"/>
-        </w:rPr>
-        <w:t xml:space="preserve"> Impugna-se </w:t>
-      </w:r>
-      <w:r>
-        <w:rPr>
-          <w:rFonts w:ascii="Times New Roman" w:hAnsi="Times New Roman" w:cs="Times New Roman"/>
-          <w:b/>
-          <w:i w:val="0"/>
-          <w:sz w:val="24"/>
-        </w:rPr>
-        <w:t>categoricamente</w:t>
-      </w:r>
-      <w:r>
-        <w:rPr>
-          <w:rFonts w:ascii="Times New Roman" w:hAnsi="Times New Roman" w:cs="Times New Roman"/>
-          <w:b w:val="0"/>
-          <w:i w:val="0"/>
-          <w:sz w:val="24"/>
-        </w:rPr>
-        <w:t xml:space="preserve"> o comprovante de transferência juntado com a inicial: </w:t>
-      </w:r>
-      <w:r>
-        <w:rPr>
-          <w:rFonts w:ascii="Times New Roman" w:hAnsi="Times New Roman" w:cs="Times New Roman"/>
-          <w:b/>
-          <w:i w:val="0"/>
-          <w:sz w:val="24"/>
-        </w:rPr>
-        <w:t>a Reclamada não figura na operação</w:t>
-      </w:r>
-      <w:r>
-        <w:rPr>
-          <w:rFonts w:ascii="Times New Roman" w:hAnsi="Times New Roman" w:cs="Times New Roman"/>
-          <w:b w:val="0"/>
-          <w:i w:val="0"/>
-          <w:sz w:val="24"/>
-        </w:rPr>
-        <w:t xml:space="preserve">. O pagamento partiu do </w:t>
-      </w:r>
-      <w:r>
-        <w:rPr>
-          <w:rFonts w:ascii="Times New Roman" w:hAnsi="Times New Roman" w:cs="Times New Roman"/>
-          <w:b/>
-          <w:i w:val="0"/>
-          <w:sz w:val="24"/>
-        </w:rPr>
-        <w:t>Sr. WILLAMES DA SILVA OLIVEIRA, CPF nº 001.598.870-89</w:t>
-      </w:r>
-      <w:r>
-        <w:rPr>
-          <w:rFonts w:ascii="Times New Roman" w:hAnsi="Times New Roman" w:cs="Times New Roman"/>
-          <w:b w:val="0"/>
-          <w:i w:val="0"/>
-          <w:sz w:val="24"/>
-        </w:rPr>
-        <w:t xml:space="preserve"> </w:t>
-      </w:r>
-      <w:r>
-        <w:rPr>
-          <w:rFonts w:ascii="Times New Roman" w:hAnsi="Times New Roman" w:cs="Times New Roman"/>
-          <w:b/>
-          <w:i w:val="0"/>
-          <w:color w:val="FF0000"/>
-          <w:sz w:val="24"/>
-        </w:rPr>
-        <w:t>[CONFERIR A GRAFIA DO NOME, O CPF, A DATA E O VALOR TAL COMO CONSTAM DO COMPROVANTE]</w:t>
-      </w:r>
-      <w:r>
-        <w:rPr>
-          <w:rFonts w:ascii="Times New Roman" w:hAnsi="Times New Roman" w:cs="Times New Roman"/>
-          <w:b w:val="0"/>
-          <w:i w:val="0"/>
-          <w:sz w:val="24"/>
-        </w:rPr>
-        <w:t xml:space="preserve">, pessoa física que </w:t>
-      </w:r>
-      <w:r>
-        <w:rPr>
-          <w:rFonts w:ascii="Times New Roman" w:hAnsi="Times New Roman" w:cs="Times New Roman"/>
-          <w:b/>
-          <w:i w:val="0"/>
-          <w:sz w:val="24"/>
-        </w:rPr>
-        <w:t>não se confunde</w:t>
-      </w:r>
-      <w:r>
-        <w:rPr>
-          <w:rFonts w:ascii="Times New Roman" w:hAnsi="Times New Roman" w:cs="Times New Roman"/>
-          <w:b w:val="0"/>
-          <w:i w:val="0"/>
-          <w:sz w:val="24"/>
-        </w:rPr>
-        <w:t xml:space="preserve"> com a BS CONSTRUÇÕES E REFORMAS LTDA., CNPJ nº 33.438.364/0001-07.</w:t>
+        <w:t>3. Da Inépcia por Contradição Interna da Causa de Pedir — Função e Qualificação do Autor</w:t>
       </w:r>
     </w:p>
     <w:p/>
@@ -992,7 +1146,7 @@
           <w:i w:val="0"/>
           <w:sz w:val="24"/>
         </w:rPr>
-        <w:t xml:space="preserve">E o Sr. Willames não é um estranho qualquer: é </w:t>
+        <w:t xml:space="preserve">A inicial afirma, no capítulo 01, que o Autor foi admitido "para exercer a função de servente de obras" e, no pedido "II", requer a anotação da CTPS com essa mesma função; </w:t>
       </w:r>
       <w:r>
         <w:rPr>
@@ -1001,88 +1155,16 @@
           <w:i w:val="0"/>
           <w:sz w:val="24"/>
         </w:rPr>
-        <w:t>prestador de serviços da Reclamada</w:t>
-      </w:r>
-      <w:r>
-        <w:rPr>
-          <w:rFonts w:ascii="Times New Roman" w:hAnsi="Times New Roman" w:cs="Times New Roman"/>
-          <w:b w:val="0"/>
-          <w:i w:val="0"/>
-          <w:sz w:val="24"/>
-        </w:rPr>
-        <w:t xml:space="preserve">, com quem esta firmou, em </w:t>
-      </w:r>
-      <w:r>
-        <w:rPr>
-          <w:rFonts w:ascii="Times New Roman" w:hAnsi="Times New Roman" w:cs="Times New Roman"/>
-          <w:b/>
-          <w:i w:val="0"/>
-          <w:sz w:val="24"/>
-        </w:rPr>
-        <w:t>27/04/2026</w:t>
-      </w:r>
-      <w:r>
-        <w:rPr>
-          <w:rFonts w:ascii="Times New Roman" w:hAnsi="Times New Roman" w:cs="Times New Roman"/>
-          <w:b w:val="0"/>
-          <w:i w:val="0"/>
-          <w:sz w:val="24"/>
-        </w:rPr>
-        <w:t xml:space="preserve">, </w:t>
-      </w:r>
-      <w:r>
-        <w:rPr>
-          <w:rFonts w:ascii="Times New Roman" w:hAnsi="Times New Roman" w:cs="Times New Roman"/>
-          <w:b/>
-          <w:i w:val="0"/>
-          <w:sz w:val="24"/>
-        </w:rPr>
-        <w:t>Contrato de Prestação de Serviços de Construção por Empreitada (doc. anexo)</w:t>
-      </w:r>
-      <w:r>
-        <w:rPr>
-          <w:rFonts w:ascii="Times New Roman" w:hAnsi="Times New Roman" w:cs="Times New Roman"/>
-          <w:b w:val="0"/>
-          <w:i w:val="0"/>
-          <w:sz w:val="24"/>
-        </w:rPr>
-        <w:t xml:space="preserve"> para a execução dos muros de divisa da obra do Centro de Atenção Psicossocial (CAPS), em Canela/RS, remunerado </w:t>
-      </w:r>
-      <w:r>
-        <w:rPr>
-          <w:rFonts w:ascii="Times New Roman" w:hAnsi="Times New Roman" w:cs="Times New Roman"/>
-          <w:b/>
-          <w:i w:val="0"/>
-          <w:sz w:val="24"/>
-        </w:rPr>
-        <w:t>por etapa concluída</w:t>
-      </w:r>
-      <w:r>
-        <w:rPr>
-          <w:rFonts w:ascii="Times New Roman" w:hAnsi="Times New Roman" w:cs="Times New Roman"/>
-          <w:b w:val="0"/>
-          <w:i w:val="0"/>
-          <w:sz w:val="24"/>
-        </w:rPr>
-        <w:t xml:space="preserve">, e no qual ficou expressamente ajustado que </w:t>
-      </w:r>
-      <w:r>
-        <w:rPr>
-          <w:rFonts w:ascii="Times New Roman" w:hAnsi="Times New Roman" w:cs="Times New Roman"/>
-          <w:b/>
-          <w:i w:val="0"/>
-          <w:sz w:val="24"/>
-        </w:rPr>
-        <w:t>os encargos sociais e trabalhistas são de sua inteira responsabilidade</w:t>
-      </w:r>
-      <w:r>
-        <w:rPr>
-          <w:rFonts w:ascii="Times New Roman" w:hAnsi="Times New Roman" w:cs="Times New Roman"/>
-          <w:b w:val="0"/>
-          <w:i w:val="0"/>
-          <w:sz w:val="24"/>
-        </w:rPr>
-        <w:t>, respondendo ele "pelas obrigações cíveis, previdenciárias e trabalhistas de prestadores ou funcionários" (Cláusulas Quinta e Sexta, "b").</w:t>
+        <w:t>no capítulo 02, porém, requer a retificação da CTPS "para constar a função de ajudante"</w:t>
+      </w:r>
+      <w:r>
+        <w:rPr>
+          <w:rFonts w:ascii="Times New Roman" w:hAnsi="Times New Roman" w:cs="Times New Roman"/>
+          <w:b w:val="0"/>
+          <w:i w:val="0"/>
+          <w:sz w:val="24"/>
+        </w:rPr>
+        <w:t>, e o capítulo 05 volta a tratá-lo como "ajudante de obras". Não se sabe, portanto, qual função se pretende ver reconhecida — dado que não é acessório: dele dependem o enquadramento normativo, o salário normativo da categoria e o próprio objeto da perícia de insalubridade.</w:t>
       </w:r>
     </w:p>
     <w:p/>
@@ -1098,7 +1180,7 @@
           <w:i w:val="0"/>
           <w:sz w:val="24"/>
         </w:rPr>
-        <w:t xml:space="preserve">Mais: o endereço do Sr. Willames no contrato — </w:t>
+        <w:t xml:space="preserve">A contradição não é isolada. A peça refere-se ao Autor, em diversos trechos, no </w:t>
       </w:r>
       <w:r>
         <w:rPr>
@@ -1107,16 +1189,16 @@
           <w:i w:val="0"/>
           <w:sz w:val="24"/>
         </w:rPr>
-        <w:t>Rua Gaspar Silveira Martins, nº 147, São Lucas, Canela/RS</w:t>
-      </w:r>
-      <w:r>
-        <w:rPr>
-          <w:rFonts w:ascii="Times New Roman" w:hAnsi="Times New Roman" w:cs="Times New Roman"/>
-          <w:b w:val="0"/>
-          <w:i w:val="0"/>
-          <w:sz w:val="24"/>
-        </w:rPr>
-        <w:t xml:space="preserve"> — é </w:t>
+        <w:t>gênero feminino</w:t>
+      </w:r>
+      <w:r>
+        <w:rPr>
+          <w:rFonts w:ascii="Times New Roman" w:hAnsi="Times New Roman" w:cs="Times New Roman"/>
+          <w:b w:val="0"/>
+          <w:i w:val="0"/>
+          <w:sz w:val="24"/>
+        </w:rPr>
+        <w:t xml:space="preserve"> ("A reclamante, por ter trabalhado", "a Autora também não recebia os Equipamentos de Proteção Individual", "devendo a empregadora ser compelida a indenizar a trabalhadora"), e a inicial o qualifica como </w:t>
       </w:r>
       <w:r>
         <w:rPr>
@@ -1125,16 +1207,34 @@
           <w:i w:val="0"/>
           <w:sz w:val="24"/>
         </w:rPr>
-        <w:t>exatamente o mesmo</w:t>
-      </w:r>
-      <w:r>
-        <w:rPr>
-          <w:rFonts w:ascii="Times New Roman" w:hAnsi="Times New Roman" w:cs="Times New Roman"/>
-          <w:b w:val="0"/>
-          <w:i w:val="0"/>
-          <w:sz w:val="24"/>
-        </w:rPr>
-        <w:t xml:space="preserve"> que o Reclamante declina na petição inicial como sua residência. O documento que o Autor apresenta como prova de "salário" é, portanto, pagamento feito por quem com ele divide endereço e a quem os serviços do período foram prestados.</w:t>
+        <w:t>venezuelano</w:t>
+      </w:r>
+      <w:r>
+        <w:rPr>
+          <w:rFonts w:ascii="Times New Roman" w:hAnsi="Times New Roman" w:cs="Times New Roman"/>
+          <w:b w:val="0"/>
+          <w:i w:val="0"/>
+          <w:sz w:val="24"/>
+        </w:rPr>
+        <w:t xml:space="preserve">, enquanto o instrumento de procuração que a instrui (ID aa5c8b4) declara o outorgante de </w:t>
+      </w:r>
+      <w:r>
+        <w:rPr>
+          <w:rFonts w:ascii="Times New Roman" w:hAnsi="Times New Roman" w:cs="Times New Roman"/>
+          <w:b/>
+          <w:i w:val="0"/>
+          <w:sz w:val="24"/>
+        </w:rPr>
+        <w:t>nacionalidade brasileira</w:t>
+      </w:r>
+      <w:r>
+        <w:rPr>
+          <w:rFonts w:ascii="Times New Roman" w:hAnsi="Times New Roman" w:cs="Times New Roman"/>
+          <w:b w:val="0"/>
+          <w:i w:val="0"/>
+          <w:sz w:val="24"/>
+        </w:rPr>
+        <w:t>. São resquícios inequívocos de petição-modelo, que comprometem a certeza da causa de pedir exigida pelo art. 840, § 1º, da CLT e pelo art. 330, § 1º, do CPC.</w:t>
       </w:r>
     </w:p>
     <w:p/>
@@ -1150,43 +1250,7 @@
           <w:i w:val="0"/>
           <w:sz w:val="24"/>
         </w:rPr>
-        <w:t xml:space="preserve">Transferência realizada por terceiro que não é parte nesta lide </w:t>
-      </w:r>
-      <w:r>
-        <w:rPr>
-          <w:rFonts w:ascii="Times New Roman" w:hAnsi="Times New Roman" w:cs="Times New Roman"/>
-          <w:b/>
-          <w:i w:val="0"/>
-          <w:sz w:val="24"/>
-        </w:rPr>
-        <w:t>nada prova</w:t>
-      </w:r>
-      <w:r>
-        <w:rPr>
-          <w:rFonts w:ascii="Times New Roman" w:hAnsi="Times New Roman" w:cs="Times New Roman"/>
-          <w:b w:val="0"/>
-          <w:i w:val="0"/>
-          <w:sz w:val="24"/>
-        </w:rPr>
-        <w:t xml:space="preserve"> contra a Reclamada: não demonstra pagamento de salário pela BS, não demonstra contratação, não demonstra subordinação e não é oponível a quem dela não participou. Ao contrário, </w:t>
-      </w:r>
-      <w:r>
-        <w:rPr>
-          <w:rFonts w:ascii="Times New Roman" w:hAnsi="Times New Roman" w:cs="Times New Roman"/>
-          <w:b/>
-          <w:i w:val="0"/>
-          <w:sz w:val="24"/>
-        </w:rPr>
-        <w:t>confirma a tese da defesa</w:t>
-      </w:r>
-      <w:r>
-        <w:rPr>
-          <w:rFonts w:ascii="Times New Roman" w:hAnsi="Times New Roman" w:cs="Times New Roman"/>
-          <w:b w:val="0"/>
-          <w:i w:val="0"/>
-          <w:sz w:val="24"/>
-        </w:rPr>
-        <w:t>: encerrado o contrato de experiência em 09/04/2026, o Autor não mais prestou serviços à Reclamada.</w:t>
+        <w:t>Requer-se o reconhecimento da inépcia parcial ou, sucessivamente, a emenda à inicial (art. 321 do CPC), com a fixação precisa da função e da qualificação do Autor.</w:t>
       </w:r>
     </w:p>
     <w:p/>
@@ -1198,29 +1262,11 @@
       <w:r>
         <w:rPr>
           <w:rFonts w:ascii="Times New Roman" w:hAnsi="Times New Roman" w:cs="Times New Roman"/>
-          <w:b w:val="0"/>
-          <w:i w:val="0"/>
-          <w:sz w:val="24"/>
-        </w:rPr>
-        <w:t xml:space="preserve">Requer-se, por isso, a </w:t>
-      </w:r>
-      <w:r>
-        <w:rPr>
-          <w:rFonts w:ascii="Times New Roman" w:hAnsi="Times New Roman" w:cs="Times New Roman"/>
           <w:b/>
           <w:i w:val="0"/>
           <w:sz w:val="24"/>
         </w:rPr>
-        <w:t>desconsideração</w:t>
-      </w:r>
-      <w:r>
-        <w:rPr>
-          <w:rFonts w:ascii="Times New Roman" w:hAnsi="Times New Roman" w:cs="Times New Roman"/>
-          <w:b w:val="0"/>
-          <w:i w:val="0"/>
-          <w:sz w:val="24"/>
-        </w:rPr>
-        <w:t xml:space="preserve"> do documento como meio de prova dos fatos constitutivos alegados, permanecendo íntegro o ônus do Autor (art. 818, I, da CLT c/c art. 373, I, do CPC).</w:t>
+        <w:t>II – DA IMPUGNAÇÃO ESPECÍFICA ÀS PROVAS DOCUMENTAIS E DIGITAIS</w:t>
       </w:r>
     </w:p>
     <w:p/>
@@ -1236,7 +1282,7 @@
           <w:i w:val="0"/>
           <w:sz w:val="24"/>
         </w:rPr>
-        <w:t xml:space="preserve">2. </w:t>
+        <w:t xml:space="preserve">Na forma dos arts. 341 e 342 do CPC c/c art. 769 da CLT, a Reclamada </w:t>
       </w:r>
       <w:r>
         <w:rPr>
@@ -1245,16 +1291,16 @@
           <w:i w:val="0"/>
           <w:sz w:val="24"/>
         </w:rPr>
-        <w:t>Documento de identidade (ID 18f4f13)</w:t>
-      </w:r>
-      <w:r>
-        <w:rPr>
-          <w:rFonts w:ascii="Times New Roman" w:hAnsi="Times New Roman" w:cs="Times New Roman"/>
-          <w:b w:val="0"/>
-          <w:i w:val="0"/>
-          <w:sz w:val="24"/>
-        </w:rPr>
-        <w:t xml:space="preserve"> — presta-se exclusivamente à qualificação civil do Autor, nada demonstrando quanto a admissão, função, salário, jornada ou modalidade de extinção contratual.</w:t>
+        <w:t>IMPUGNA EXPRESSAMENTE</w:t>
+      </w:r>
+      <w:r>
+        <w:rPr>
+          <w:rFonts w:ascii="Times New Roman" w:hAnsi="Times New Roman" w:cs="Times New Roman"/>
+          <w:b w:val="0"/>
+          <w:i w:val="0"/>
+          <w:sz w:val="24"/>
+        </w:rPr>
+        <w:t xml:space="preserve"> os documentos que instruem a inicial, pelas razões individualizadas a seguir:</w:t>
       </w:r>
     </w:p>
     <w:p/>
@@ -1270,7 +1316,7 @@
           <w:i w:val="0"/>
           <w:sz w:val="24"/>
         </w:rPr>
-        <w:t xml:space="preserve">3. </w:t>
+        <w:t xml:space="preserve">1. </w:t>
       </w:r>
       <w:r>
         <w:rPr>
@@ -1279,16 +1325,16 @@
           <w:i w:val="0"/>
           <w:sz w:val="24"/>
         </w:rPr>
-        <w:t>Instrumento de procuração (ID aa5c8b4)</w:t>
-      </w:r>
-      <w:r>
-        <w:rPr>
-          <w:rFonts w:ascii="Times New Roman" w:hAnsi="Times New Roman" w:cs="Times New Roman"/>
-          <w:b w:val="0"/>
-          <w:i w:val="0"/>
-          <w:sz w:val="24"/>
-        </w:rPr>
-        <w:t xml:space="preserve"> — impugna-se o seu conteúdo declaratório na parte em que qualifica o outorgante como </w:t>
+        <w:t>"Comprovante de PIX" (ID 59a6bef) — pagamento feito por terceiro, e não pela Reclamada.</w:t>
+      </w:r>
+      <w:r>
+        <w:rPr>
+          <w:rFonts w:ascii="Times New Roman" w:hAnsi="Times New Roman" w:cs="Times New Roman"/>
+          <w:b w:val="0"/>
+          <w:i w:val="0"/>
+          <w:sz w:val="24"/>
+        </w:rPr>
+        <w:t xml:space="preserve"> Impugna-se </w:t>
       </w:r>
       <w:r>
         <w:rPr>
@@ -1297,16 +1343,16 @@
           <w:i w:val="0"/>
           <w:sz w:val="24"/>
         </w:rPr>
-        <w:t>brasileiro</w:t>
-      </w:r>
-      <w:r>
-        <w:rPr>
-          <w:rFonts w:ascii="Times New Roman" w:hAnsi="Times New Roman" w:cs="Times New Roman"/>
-          <w:b w:val="0"/>
-          <w:i w:val="0"/>
-          <w:sz w:val="24"/>
-        </w:rPr>
-        <w:t xml:space="preserve">, em contradição com a qualificação de </w:t>
+        <w:t>categoricamente</w:t>
+      </w:r>
+      <w:r>
+        <w:rPr>
+          <w:rFonts w:ascii="Times New Roman" w:hAnsi="Times New Roman" w:cs="Times New Roman"/>
+          <w:b w:val="0"/>
+          <w:i w:val="0"/>
+          <w:sz w:val="24"/>
+        </w:rPr>
+        <w:t xml:space="preserve"> o comprovante de transferência juntado com a inicial: </w:t>
       </w:r>
       <w:r>
         <w:rPr>
@@ -1315,16 +1361,71 @@
           <w:i w:val="0"/>
           <w:sz w:val="24"/>
         </w:rPr>
-        <w:t>venezuelano</w:t>
-      </w:r>
-      <w:r>
-        <w:rPr>
-          <w:rFonts w:ascii="Times New Roman" w:hAnsi="Times New Roman" w:cs="Times New Roman"/>
-          <w:b w:val="0"/>
-          <w:i w:val="0"/>
-          <w:sz w:val="24"/>
-        </w:rPr>
-        <w:t xml:space="preserve"> constante da inicial, bem como a declaração genérica de pobreza nele inserida, na forma do item III.10 desta contestação.</w:t>
+        <w:t>a Reclamada não figura na operação</w:t>
+      </w:r>
+      <w:r>
+        <w:rPr>
+          <w:rFonts w:ascii="Times New Roman" w:hAnsi="Times New Roman" w:cs="Times New Roman"/>
+          <w:b w:val="0"/>
+          <w:i w:val="0"/>
+          <w:sz w:val="24"/>
+        </w:rPr>
+        <w:t xml:space="preserve">. O pagamento partiu do </w:t>
+      </w:r>
+      <w:r>
+        <w:rPr>
+          <w:rFonts w:ascii="Times New Roman" w:hAnsi="Times New Roman" w:cs="Times New Roman"/>
+          <w:b/>
+          <w:i w:val="0"/>
+          <w:sz w:val="24"/>
+        </w:rPr>
+        <w:t>Sr. WILLAMES DA SILVA OLIVEIRA, CPF nº 001.598.870-89</w:t>
+      </w:r>
+      <w:r>
+        <w:rPr>
+          <w:rFonts w:ascii="Times New Roman" w:hAnsi="Times New Roman" w:cs="Times New Roman"/>
+          <w:b w:val="0"/>
+          <w:i w:val="0"/>
+          <w:sz w:val="24"/>
+        </w:rPr>
+        <w:t xml:space="preserve"> </w:t>
+      </w:r>
+      <w:r>
+        <w:rPr>
+          <w:rFonts w:ascii="Times New Roman" w:hAnsi="Times New Roman" w:cs="Times New Roman"/>
+          <w:b/>
+          <w:i w:val="0"/>
+          <w:color w:val="FF0000"/>
+          <w:sz w:val="24"/>
+        </w:rPr>
+        <w:t>[CONFERIR A GRAFIA DO NOME, O CPF, A DATA E O VALOR TAL COMO CONSTAM DO COMPROVANTE]</w:t>
+      </w:r>
+      <w:r>
+        <w:rPr>
+          <w:rFonts w:ascii="Times New Roman" w:hAnsi="Times New Roman" w:cs="Times New Roman"/>
+          <w:b w:val="0"/>
+          <w:i w:val="0"/>
+          <w:sz w:val="24"/>
+        </w:rPr>
+        <w:t xml:space="preserve">, pessoa física que </w:t>
+      </w:r>
+      <w:r>
+        <w:rPr>
+          <w:rFonts w:ascii="Times New Roman" w:hAnsi="Times New Roman" w:cs="Times New Roman"/>
+          <w:b/>
+          <w:i w:val="0"/>
+          <w:sz w:val="24"/>
+        </w:rPr>
+        <w:t>não se confunde</w:t>
+      </w:r>
+      <w:r>
+        <w:rPr>
+          <w:rFonts w:ascii="Times New Roman" w:hAnsi="Times New Roman" w:cs="Times New Roman"/>
+          <w:b w:val="0"/>
+          <w:i w:val="0"/>
+          <w:sz w:val="24"/>
+        </w:rPr>
+        <w:t xml:space="preserve"> com a BS CONSTRUÇÕES E REFORMAS LTDA., CNPJ nº 33.438.364/0001-07.</w:t>
       </w:r>
     </w:p>
     <w:p/>
@@ -1340,7 +1441,7 @@
           <w:i w:val="0"/>
           <w:sz w:val="24"/>
         </w:rPr>
-        <w:t xml:space="preserve">4. </w:t>
+        <w:t xml:space="preserve">E o Sr. Willames não é um estranho qualquer: é </w:t>
       </w:r>
       <w:r>
         <w:rPr>
@@ -1349,16 +1450,16 @@
           <w:i w:val="0"/>
           <w:sz w:val="24"/>
         </w:rPr>
-        <w:t>Da ausência de qualquer prova do alegado — e da omissão do registro existente.</w:t>
-      </w:r>
-      <w:r>
-        <w:rPr>
-          <w:rFonts w:ascii="Times New Roman" w:hAnsi="Times New Roman" w:cs="Times New Roman"/>
-          <w:b w:val="0"/>
-          <w:i w:val="0"/>
-          <w:sz w:val="24"/>
-        </w:rPr>
-        <w:t xml:space="preserve"> Não há nos autos </w:t>
+        <w:t>prestador de serviços da Reclamada</w:t>
+      </w:r>
+      <w:r>
+        <w:rPr>
+          <w:rFonts w:ascii="Times New Roman" w:hAnsi="Times New Roman" w:cs="Times New Roman"/>
+          <w:b w:val="0"/>
+          <w:i w:val="0"/>
+          <w:sz w:val="24"/>
+        </w:rPr>
+        <w:t xml:space="preserve">, com quem esta firmou, em </w:t>
       </w:r>
       <w:r>
         <w:rPr>
@@ -1367,16 +1468,16 @@
           <w:i w:val="0"/>
           <w:sz w:val="24"/>
         </w:rPr>
-        <w:t>um único documento</w:t>
-      </w:r>
-      <w:r>
-        <w:rPr>
-          <w:rFonts w:ascii="Times New Roman" w:hAnsi="Times New Roman" w:cs="Times New Roman"/>
-          <w:b w:val="0"/>
-          <w:i w:val="0"/>
-          <w:sz w:val="24"/>
-        </w:rPr>
-        <w:t xml:space="preserve"> que ampare a admissão em 10/03/2026, o salário mensal de R$ 2.000,00, a jornada narrada ou a dispensa imotivada em 15/05/2026. Mais do que isso: a inicial </w:t>
+        <w:t>27/04/2026</w:t>
+      </w:r>
+      <w:r>
+        <w:rPr>
+          <w:rFonts w:ascii="Times New Roman" w:hAnsi="Times New Roman" w:cs="Times New Roman"/>
+          <w:b w:val="0"/>
+          <w:i w:val="0"/>
+          <w:sz w:val="24"/>
+        </w:rPr>
+        <w:t xml:space="preserve">, </w:t>
       </w:r>
       <w:r>
         <w:rPr>
@@ -1385,16 +1486,16 @@
           <w:i w:val="0"/>
           <w:sz w:val="24"/>
         </w:rPr>
-        <w:t>omite deliberadamente o registro em CTPS</w:t>
-      </w:r>
-      <w:r>
-        <w:rPr>
-          <w:rFonts w:ascii="Times New Roman" w:hAnsi="Times New Roman" w:cs="Times New Roman"/>
-          <w:b w:val="0"/>
-          <w:i w:val="0"/>
-          <w:sz w:val="24"/>
-        </w:rPr>
-        <w:t xml:space="preserve"> que o próprio Autor ostenta, relativo ao período de 11/03/2026 a 09/04/2026, e cuja existência ele não poderia desconhecer — a CTPS é digital e de consulta imediata pelo próprio trabalhador. A afirmação de que "não foi registrado o contrato de trabalho em sua carteira de trabalho" é, portanto, </w:t>
+        <w:t>Contrato de Prestação de Serviços de Construção por Empreitada (doc. anexo)</w:t>
+      </w:r>
+      <w:r>
+        <w:rPr>
+          <w:rFonts w:ascii="Times New Roman" w:hAnsi="Times New Roman" w:cs="Times New Roman"/>
+          <w:b w:val="0"/>
+          <w:i w:val="0"/>
+          <w:sz w:val="24"/>
+        </w:rPr>
+        <w:t xml:space="preserve"> para a execução dos muros de divisa da obra do Centro de Atenção Psicossocial (CAPS), em Canela/RS, remunerado </w:t>
       </w:r>
       <w:r>
         <w:rPr>
@@ -1403,16 +1504,34 @@
           <w:i w:val="0"/>
           <w:sz w:val="24"/>
         </w:rPr>
-        <w:t>objetivamente contrária à prova documental</w:t>
-      </w:r>
-      <w:r>
-        <w:rPr>
-          <w:rFonts w:ascii="Times New Roman" w:hAnsi="Times New Roman" w:cs="Times New Roman"/>
-          <w:b w:val="0"/>
-          <w:i w:val="0"/>
-          <w:sz w:val="24"/>
-        </w:rPr>
-        <w:t>, o que se registra para os fins do art. 793-B, II, da CLT, sem prejuízo da apreciação de Vossa Excelência.</w:t>
+        <w:t>por etapa concluída</w:t>
+      </w:r>
+      <w:r>
+        <w:rPr>
+          <w:rFonts w:ascii="Times New Roman" w:hAnsi="Times New Roman" w:cs="Times New Roman"/>
+          <w:b w:val="0"/>
+          <w:i w:val="0"/>
+          <w:sz w:val="24"/>
+        </w:rPr>
+        <w:t xml:space="preserve">, e no qual ficou expressamente ajustado que </w:t>
+      </w:r>
+      <w:r>
+        <w:rPr>
+          <w:rFonts w:ascii="Times New Roman" w:hAnsi="Times New Roman" w:cs="Times New Roman"/>
+          <w:b/>
+          <w:i w:val="0"/>
+          <w:sz w:val="24"/>
+        </w:rPr>
+        <w:t>os encargos sociais e trabalhistas são de sua inteira responsabilidade</w:t>
+      </w:r>
+      <w:r>
+        <w:rPr>
+          <w:rFonts w:ascii="Times New Roman" w:hAnsi="Times New Roman" w:cs="Times New Roman"/>
+          <w:b w:val="0"/>
+          <w:i w:val="0"/>
+          <w:sz w:val="24"/>
+        </w:rPr>
+        <w:t>, respondendo ele "pelas obrigações cíveis, previdenciárias e trabalhistas de prestadores ou funcionários" (Cláusulas Quinta e Sexta, "b").</w:t>
       </w:r>
     </w:p>
     <w:p/>
@@ -1428,7 +1547,43 @@
           <w:i w:val="0"/>
           <w:sz w:val="24"/>
         </w:rPr>
-        <w:t>Requer-se a desconsideração dos documentos da inicial como meio de prova dos fatos constitutivos alegados.</w:t>
+        <w:t xml:space="preserve">Mais: o endereço do Sr. Willames no contrato — </w:t>
+      </w:r>
+      <w:r>
+        <w:rPr>
+          <w:rFonts w:ascii="Times New Roman" w:hAnsi="Times New Roman" w:cs="Times New Roman"/>
+          <w:b/>
+          <w:i w:val="0"/>
+          <w:sz w:val="24"/>
+        </w:rPr>
+        <w:t>Rua Gaspar Silveira Martins, nº 147, São Lucas, Canela/RS</w:t>
+      </w:r>
+      <w:r>
+        <w:rPr>
+          <w:rFonts w:ascii="Times New Roman" w:hAnsi="Times New Roman" w:cs="Times New Roman"/>
+          <w:b w:val="0"/>
+          <w:i w:val="0"/>
+          <w:sz w:val="24"/>
+        </w:rPr>
+        <w:t xml:space="preserve"> — é </w:t>
+      </w:r>
+      <w:r>
+        <w:rPr>
+          <w:rFonts w:ascii="Times New Roman" w:hAnsi="Times New Roman" w:cs="Times New Roman"/>
+          <w:b/>
+          <w:i w:val="0"/>
+          <w:sz w:val="24"/>
+        </w:rPr>
+        <w:t>exatamente o mesmo</w:t>
+      </w:r>
+      <w:r>
+        <w:rPr>
+          <w:rFonts w:ascii="Times New Roman" w:hAnsi="Times New Roman" w:cs="Times New Roman"/>
+          <w:b w:val="0"/>
+          <w:i w:val="0"/>
+          <w:sz w:val="24"/>
+        </w:rPr>
+        <w:t xml:space="preserve"> que o Reclamante declina na petição inicial como sua residência. O documento que o Autor apresenta como prova de "salário" é, portanto, pagamento feito por quem com ele divide endereço e a quem os serviços do período foram prestados.</w:t>
       </w:r>
     </w:p>
     <w:p/>
@@ -1440,11 +1595,47 @@
       <w:r>
         <w:rPr>
           <w:rFonts w:ascii="Times New Roman" w:hAnsi="Times New Roman" w:cs="Times New Roman"/>
+          <w:b w:val="0"/>
+          <w:i w:val="0"/>
+          <w:sz w:val="24"/>
+        </w:rPr>
+        <w:t xml:space="preserve">Transferência realizada por terceiro que não é parte nesta lide </w:t>
+      </w:r>
+      <w:r>
+        <w:rPr>
+          <w:rFonts w:ascii="Times New Roman" w:hAnsi="Times New Roman" w:cs="Times New Roman"/>
           <w:b/>
           <w:i w:val="0"/>
           <w:sz w:val="24"/>
         </w:rPr>
-        <w:t>III – DO MÉRITO</w:t>
+        <w:t>nada prova</w:t>
+      </w:r>
+      <w:r>
+        <w:rPr>
+          <w:rFonts w:ascii="Times New Roman" w:hAnsi="Times New Roman" w:cs="Times New Roman"/>
+          <w:b w:val="0"/>
+          <w:i w:val="0"/>
+          <w:sz w:val="24"/>
+        </w:rPr>
+        <w:t xml:space="preserve"> contra a Reclamada: não demonstra pagamento de salário pela BS, não demonstra contratação, não demonstra subordinação e não é oponível a quem dela não participou. Ao contrário, </w:t>
+      </w:r>
+      <w:r>
+        <w:rPr>
+          <w:rFonts w:ascii="Times New Roman" w:hAnsi="Times New Roman" w:cs="Times New Roman"/>
+          <w:b/>
+          <w:i w:val="0"/>
+          <w:sz w:val="24"/>
+        </w:rPr>
+        <w:t>confirma a tese da defesa</w:t>
+      </w:r>
+      <w:r>
+        <w:rPr>
+          <w:rFonts w:ascii="Times New Roman" w:hAnsi="Times New Roman" w:cs="Times New Roman"/>
+          <w:b w:val="0"/>
+          <w:i w:val="0"/>
+          <w:sz w:val="24"/>
+        </w:rPr>
+        <w:t>: encerrado o contrato de experiência em 09/04/2026, o Autor não mais prestou serviços à Reclamada.</w:t>
       </w:r>
     </w:p>
     <w:p/>
@@ -1460,7 +1651,25 @@
           <w:i w:val="0"/>
           <w:sz w:val="24"/>
         </w:rPr>
-        <w:t>Superadas as preliminares, no mérito a presente contestação impugna especificamente cada um dos fatos, fundamentos jurídicos e pedidos formulados na exordial, na forma dos arts. 341 e 342 do CPC c/c art. 769 da CLT, presumindo-se verdadeiros apenas os fatos eventualmente não impugnados de forma específica. Passa-se à impugnação item a item, na ordem dos capítulos da petição inicial.</w:t>
+        <w:t xml:space="preserve">Requer-se, por isso, a </w:t>
+      </w:r>
+      <w:r>
+        <w:rPr>
+          <w:rFonts w:ascii="Times New Roman" w:hAnsi="Times New Roman" w:cs="Times New Roman"/>
+          <w:b/>
+          <w:i w:val="0"/>
+          <w:sz w:val="24"/>
+        </w:rPr>
+        <w:t>desconsideração</w:t>
+      </w:r>
+      <w:r>
+        <w:rPr>
+          <w:rFonts w:ascii="Times New Roman" w:hAnsi="Times New Roman" w:cs="Times New Roman"/>
+          <w:b w:val="0"/>
+          <w:i w:val="0"/>
+          <w:sz w:val="24"/>
+        </w:rPr>
+        <w:t xml:space="preserve"> do documento como meio de prova dos fatos constitutivos alegados, permanecendo íntegro o ônus do Autor (art. 818, I, da CLT c/c art. 373, I, do CPC).</w:t>
       </w:r>
     </w:p>
     <w:p/>
@@ -1476,7 +1685,25 @@
           <w:i w:val="0"/>
           <w:sz w:val="24"/>
         </w:rPr>
-        <w:t>1. Do Contrato de Trabalho Efetivamente Havido — Registro em CTPS e Contrato de Experiência Extinto pelo Advento do Termo (capítulos 01 e 02 da inicial; pedido "II")</w:t>
+        <w:t xml:space="preserve">2. </w:t>
+      </w:r>
+      <w:r>
+        <w:rPr>
+          <w:rFonts w:ascii="Times New Roman" w:hAnsi="Times New Roman" w:cs="Times New Roman"/>
+          <w:b/>
+          <w:i w:val="0"/>
+          <w:sz w:val="24"/>
+        </w:rPr>
+        <w:t>Documento de identidade (ID 18f4f13)</w:t>
+      </w:r>
+      <w:r>
+        <w:rPr>
+          <w:rFonts w:ascii="Times New Roman" w:hAnsi="Times New Roman" w:cs="Times New Roman"/>
+          <w:b w:val="0"/>
+          <w:i w:val="0"/>
+          <w:sz w:val="24"/>
+        </w:rPr>
+        <w:t xml:space="preserve"> — presta-se exclusivamente à qualificação civil do Autor, nada demonstrando quanto a admissão, função, salário, jornada ou modalidade de extinção contratual.</w:t>
       </w:r>
     </w:p>
     <w:p/>
@@ -1492,7 +1719,61 @@
           <w:i w:val="0"/>
           <w:sz w:val="24"/>
         </w:rPr>
-        <w:t>Alega o Autor ter sido admitido em 10/03/2026, sem registro, mediante salário mensal de R$ 2.000,00, e dispensado sem justa causa em 15/05/2026.</w:t>
+        <w:t xml:space="preserve">3. </w:t>
+      </w:r>
+      <w:r>
+        <w:rPr>
+          <w:rFonts w:ascii="Times New Roman" w:hAnsi="Times New Roman" w:cs="Times New Roman"/>
+          <w:b/>
+          <w:i w:val="0"/>
+          <w:sz w:val="24"/>
+        </w:rPr>
+        <w:t>Instrumento de procuração (ID aa5c8b4)</w:t>
+      </w:r>
+      <w:r>
+        <w:rPr>
+          <w:rFonts w:ascii="Times New Roman" w:hAnsi="Times New Roman" w:cs="Times New Roman"/>
+          <w:b w:val="0"/>
+          <w:i w:val="0"/>
+          <w:sz w:val="24"/>
+        </w:rPr>
+        <w:t xml:space="preserve"> — impugna-se o seu conteúdo declaratório na parte em que qualifica o outorgante como </w:t>
+      </w:r>
+      <w:r>
+        <w:rPr>
+          <w:rFonts w:ascii="Times New Roman" w:hAnsi="Times New Roman" w:cs="Times New Roman"/>
+          <w:b/>
+          <w:i w:val="0"/>
+          <w:sz w:val="24"/>
+        </w:rPr>
+        <w:t>brasileiro</w:t>
+      </w:r>
+      <w:r>
+        <w:rPr>
+          <w:rFonts w:ascii="Times New Roman" w:hAnsi="Times New Roman" w:cs="Times New Roman"/>
+          <w:b w:val="0"/>
+          <w:i w:val="0"/>
+          <w:sz w:val="24"/>
+        </w:rPr>
+        <w:t xml:space="preserve">, em contradição com a qualificação de </w:t>
+      </w:r>
+      <w:r>
+        <w:rPr>
+          <w:rFonts w:ascii="Times New Roman" w:hAnsi="Times New Roman" w:cs="Times New Roman"/>
+          <w:b/>
+          <w:i w:val="0"/>
+          <w:sz w:val="24"/>
+        </w:rPr>
+        <w:t>venezuelano</w:t>
+      </w:r>
+      <w:r>
+        <w:rPr>
+          <w:rFonts w:ascii="Times New Roman" w:hAnsi="Times New Roman" w:cs="Times New Roman"/>
+          <w:b w:val="0"/>
+          <w:i w:val="0"/>
+          <w:sz w:val="24"/>
+        </w:rPr>
+        <w:t xml:space="preserve"> constante da inicial, bem como a declaração genérica de pobreza nele inserida, na forma do item III.10 desta contestação.</w:t>
       </w:r>
     </w:p>
     <w:p/>
@@ -1508,7 +1789,7 @@
           <w:i w:val="0"/>
           <w:sz w:val="24"/>
         </w:rPr>
-        <w:t xml:space="preserve">A realidade documental é outra, e a Reclamada não a nega — ao contrário, a comprova: o Reclamante </w:t>
+        <w:t xml:space="preserve">4. </w:t>
       </w:r>
       <w:r>
         <w:rPr>
@@ -1517,16 +1798,16 @@
           <w:i w:val="0"/>
           <w:sz w:val="24"/>
         </w:rPr>
-        <w:t>foi contratado e regularmente registrado</w:t>
-      </w:r>
-      <w:r>
-        <w:rPr>
-          <w:rFonts w:ascii="Times New Roman" w:hAnsi="Times New Roman" w:cs="Times New Roman"/>
-          <w:b w:val="0"/>
-          <w:i w:val="0"/>
-          <w:sz w:val="24"/>
-        </w:rPr>
-        <w:t xml:space="preserve">, com anotação na CTPS e na Ficha de Registro de Empregado, no período de </w:t>
+        <w:t>Da ausência de qualquer prova do alegado — e da omissão do registro existente.</w:t>
+      </w:r>
+      <w:r>
+        <w:rPr>
+          <w:rFonts w:ascii="Times New Roman" w:hAnsi="Times New Roman" w:cs="Times New Roman"/>
+          <w:b w:val="0"/>
+          <w:i w:val="0"/>
+          <w:sz w:val="24"/>
+        </w:rPr>
+        <w:t xml:space="preserve"> Não há nos autos </w:t>
       </w:r>
       <w:r>
         <w:rPr>
@@ -1535,16 +1816,16 @@
           <w:i w:val="0"/>
           <w:sz w:val="24"/>
         </w:rPr>
-        <w:t>11/03/2026 a 09/04/2026</w:t>
-      </w:r>
-      <w:r>
-        <w:rPr>
-          <w:rFonts w:ascii="Times New Roman" w:hAnsi="Times New Roman" w:cs="Times New Roman"/>
-          <w:b w:val="0"/>
-          <w:i w:val="0"/>
-          <w:sz w:val="24"/>
-        </w:rPr>
-        <w:t xml:space="preserve">, sob </w:t>
+        <w:t>um único documento</w:t>
+      </w:r>
+      <w:r>
+        <w:rPr>
+          <w:rFonts w:ascii="Times New Roman" w:hAnsi="Times New Roman" w:cs="Times New Roman"/>
+          <w:b w:val="0"/>
+          <w:i w:val="0"/>
+          <w:sz w:val="24"/>
+        </w:rPr>
+        <w:t xml:space="preserve"> que ampare a admissão em 10/03/2026, o salário mensal de R$ 2.000,00, a jornada narrada ou a dispensa imotivada em 15/05/2026. Mais do que isso: a inicial </w:t>
       </w:r>
       <w:r>
         <w:rPr>
@@ -1553,16 +1834,16 @@
           <w:i w:val="0"/>
           <w:sz w:val="24"/>
         </w:rPr>
-        <w:t>contrato de experiência</w:t>
-      </w:r>
-      <w:r>
-        <w:rPr>
-          <w:rFonts w:ascii="Times New Roman" w:hAnsi="Times New Roman" w:cs="Times New Roman"/>
-          <w:b w:val="0"/>
-          <w:i w:val="0"/>
-          <w:sz w:val="24"/>
-        </w:rPr>
-        <w:t xml:space="preserve"> escrito e assinado, cuja extinção decorreu do </w:t>
+        <w:t>omite deliberadamente o registro em CTPS</w:t>
+      </w:r>
+      <w:r>
+        <w:rPr>
+          <w:rFonts w:ascii="Times New Roman" w:hAnsi="Times New Roman" w:cs="Times New Roman"/>
+          <w:b w:val="0"/>
+          <w:i w:val="0"/>
+          <w:sz w:val="24"/>
+        </w:rPr>
+        <w:t xml:space="preserve"> que o próprio Autor ostenta, relativo ao período de 11/03/2026 a 09/04/2026, e cuja existência ele não poderia desconhecer — a CTPS é digital e de consulta imediata pelo próprio trabalhador. A afirmação de que "não foi registrado o contrato de trabalho em sua carteira de trabalho" é, portanto, </w:t>
       </w:r>
       <w:r>
         <w:rPr>
@@ -1571,53 +1852,16 @@
           <w:i w:val="0"/>
           <w:sz w:val="24"/>
         </w:rPr>
-        <w:t>advento do termo final</w:t>
-      </w:r>
-      <w:r>
-        <w:rPr>
-          <w:rFonts w:ascii="Times New Roman" w:hAnsi="Times New Roman" w:cs="Times New Roman"/>
-          <w:b w:val="0"/>
-          <w:i w:val="0"/>
-          <w:sz w:val="24"/>
-        </w:rPr>
-        <w:t xml:space="preserve"> nele ajustado </w:t>
-      </w:r>
-      <w:r>
-        <w:rPr>
-          <w:rFonts w:ascii="Times New Roman" w:hAnsi="Times New Roman" w:cs="Times New Roman"/>
-          <w:b/>
-          <w:i w:val="0"/>
-          <w:sz w:val="24"/>
-        </w:rPr>
-        <w:t>(doc. anexo)</w:t>
-      </w:r>
-      <w:r>
-        <w:rPr>
-          <w:rFonts w:ascii="Times New Roman" w:hAnsi="Times New Roman" w:cs="Times New Roman"/>
-          <w:b w:val="0"/>
-          <w:i w:val="0"/>
-          <w:sz w:val="24"/>
-        </w:rPr>
-        <w:t xml:space="preserve"> </w:t>
-      </w:r>
-      <w:r>
-        <w:rPr>
-          <w:rFonts w:ascii="Times New Roman" w:hAnsi="Times New Roman" w:cs="Times New Roman"/>
-          <w:b/>
-          <w:i w:val="0"/>
-          <w:color w:val="FF0000"/>
-          <w:sz w:val="24"/>
-        </w:rPr>
-        <w:t>[doc. anexo — CONFIRMAR JUNTADA: ficha de registro, CTPS Digital, contrato de experiência assinado e TRCT]</w:t>
-      </w:r>
-      <w:r>
-        <w:rPr>
-          <w:rFonts w:ascii="Times New Roman" w:hAnsi="Times New Roman" w:cs="Times New Roman"/>
-          <w:b w:val="0"/>
-          <w:i w:val="0"/>
-          <w:sz w:val="24"/>
-        </w:rPr>
-        <w:t>.</w:t>
+        <w:t>objetivamente contrária à prova documental</w:t>
+      </w:r>
+      <w:r>
+        <w:rPr>
+          <w:rFonts w:ascii="Times New Roman" w:hAnsi="Times New Roman" w:cs="Times New Roman"/>
+          <w:b w:val="0"/>
+          <w:i w:val="0"/>
+          <w:sz w:val="24"/>
+        </w:rPr>
+        <w:t>, o que se registra para os fins do art. 793-B, II, da CLT, sem prejuízo da apreciação de Vossa Excelência.</w:t>
       </w:r>
     </w:p>
     <w:p/>
@@ -1633,61 +1877,7 @@
           <w:i w:val="0"/>
           <w:sz w:val="24"/>
         </w:rPr>
-        <w:t xml:space="preserve">O contrato de experiência é modalidade </w:t>
-      </w:r>
-      <w:r>
-        <w:rPr>
-          <w:rFonts w:ascii="Times New Roman" w:hAnsi="Times New Roman" w:cs="Times New Roman"/>
-          <w:b/>
-          <w:i w:val="0"/>
-          <w:sz w:val="24"/>
-        </w:rPr>
-        <w:t>expressamente autorizada</w:t>
-      </w:r>
-      <w:r>
-        <w:rPr>
-          <w:rFonts w:ascii="Times New Roman" w:hAnsi="Times New Roman" w:cs="Times New Roman"/>
-          <w:b w:val="0"/>
-          <w:i w:val="0"/>
-          <w:sz w:val="24"/>
-        </w:rPr>
-        <w:t xml:space="preserve"> pelo art. 443, § 2º, "c", da CLT, com prazo máximo de 90 (noventa) dias, na forma do art. 445, parágrafo único, da CLT — limite integralmente observado, já que o pacto durou </w:t>
-      </w:r>
-      <w:r>
-        <w:rPr>
-          <w:rFonts w:ascii="Times New Roman" w:hAnsi="Times New Roman" w:cs="Times New Roman"/>
-          <w:b/>
-          <w:i w:val="0"/>
-          <w:sz w:val="24"/>
-        </w:rPr>
-        <w:t>30 (trinta) dias</w:t>
-      </w:r>
-      <w:r>
-        <w:rPr>
-          <w:rFonts w:ascii="Times New Roman" w:hAnsi="Times New Roman" w:cs="Times New Roman"/>
-          <w:b w:val="0"/>
-          <w:i w:val="0"/>
-          <w:sz w:val="24"/>
-        </w:rPr>
-        <w:t xml:space="preserve">. Extinto pelo decurso do prazo, o contrato a termo </w:t>
-      </w:r>
-      <w:r>
-        <w:rPr>
-          <w:rFonts w:ascii="Times New Roman" w:hAnsi="Times New Roman" w:cs="Times New Roman"/>
-          <w:b/>
-          <w:i w:val="0"/>
-          <w:sz w:val="24"/>
-        </w:rPr>
-        <w:t>não gera</w:t>
-      </w:r>
-      <w:r>
-        <w:rPr>
-          <w:rFonts w:ascii="Times New Roman" w:hAnsi="Times New Roman" w:cs="Times New Roman"/>
-          <w:b w:val="0"/>
-          <w:i w:val="0"/>
-          <w:sz w:val="24"/>
-        </w:rPr>
-        <w:t xml:space="preserve"> as verbas próprias da dispensa imotivada, como se verá no item III.3.</w:t>
+        <w:t>Requer-se a desconsideração dos documentos da inicial como meio de prova dos fatos constitutivos alegados.</w:t>
       </w:r>
     </w:p>
     <w:p/>
@@ -1699,29 +1889,11 @@
       <w:r>
         <w:rPr>
           <w:rFonts w:ascii="Times New Roman" w:hAnsi="Times New Roman" w:cs="Times New Roman"/>
-          <w:b w:val="0"/>
-          <w:i w:val="0"/>
-          <w:sz w:val="24"/>
-        </w:rPr>
-        <w:t xml:space="preserve">Impugnam-se, assim, </w:t>
-      </w:r>
-      <w:r>
-        <w:rPr>
-          <w:rFonts w:ascii="Times New Roman" w:hAnsi="Times New Roman" w:cs="Times New Roman"/>
           <w:b/>
           <w:i w:val="0"/>
           <w:sz w:val="24"/>
         </w:rPr>
-        <w:t>especificamente</w:t>
-      </w:r>
-      <w:r>
-        <w:rPr>
-          <w:rFonts w:ascii="Times New Roman" w:hAnsi="Times New Roman" w:cs="Times New Roman"/>
-          <w:b w:val="0"/>
-          <w:i w:val="0"/>
-          <w:sz w:val="24"/>
-        </w:rPr>
-        <w:t>:</w:t>
+        <w:t>III – DO MÉRITO</w:t>
       </w:r>
     </w:p>
     <w:p/>
@@ -1737,43 +1909,7 @@
           <w:i w:val="0"/>
           <w:sz w:val="24"/>
         </w:rPr>
-        <w:t xml:space="preserve">a) </w:t>
-      </w:r>
-      <w:r>
-        <w:rPr>
-          <w:rFonts w:ascii="Times New Roman" w:hAnsi="Times New Roman" w:cs="Times New Roman"/>
-          <w:b/>
-          <w:i w:val="0"/>
-          <w:sz w:val="24"/>
-        </w:rPr>
-        <w:t>a data de admissão de 10/03/2026</w:t>
-      </w:r>
-      <w:r>
-        <w:rPr>
-          <w:rFonts w:ascii="Times New Roman" w:hAnsi="Times New Roman" w:cs="Times New Roman"/>
-          <w:b w:val="0"/>
-          <w:i w:val="0"/>
-          <w:sz w:val="24"/>
-        </w:rPr>
-        <w:t xml:space="preserve"> — o registro, o contrato de experiência e a documentação da empresa apontam </w:t>
-      </w:r>
-      <w:r>
-        <w:rPr>
-          <w:rFonts w:ascii="Times New Roman" w:hAnsi="Times New Roman" w:cs="Times New Roman"/>
-          <w:b/>
-          <w:i w:val="0"/>
-          <w:sz w:val="24"/>
-        </w:rPr>
-        <w:t>11/03/2026</w:t>
-      </w:r>
-      <w:r>
-        <w:rPr>
-          <w:rFonts w:ascii="Times New Roman" w:hAnsi="Times New Roman" w:cs="Times New Roman"/>
-          <w:b w:val="0"/>
-          <w:i w:val="0"/>
-          <w:sz w:val="24"/>
-        </w:rPr>
-        <w:t>, e o Autor não produziu qualquer prova do dia anterior;</w:t>
+        <w:t>Superadas as preliminares, no mérito a presente contestação impugna especificamente cada um dos fatos, fundamentos jurídicos e pedidos formulados na exordial, na forma dos arts. 341 e 342 do CPC c/c art. 769 da CLT, presumindo-se verdadeiros apenas os fatos eventualmente não impugnados de forma específica. Passa-se à impugnação item a item, na ordem dos capítulos da petição inicial.</w:t>
       </w:r>
     </w:p>
     <w:p/>
@@ -1789,43 +1925,7 @@
           <w:i w:val="0"/>
           <w:sz w:val="24"/>
         </w:rPr>
-        <w:t xml:space="preserve">b) </w:t>
-      </w:r>
-      <w:r>
-        <w:rPr>
-          <w:rFonts w:ascii="Times New Roman" w:hAnsi="Times New Roman" w:cs="Times New Roman"/>
-          <w:b/>
-          <w:i w:val="0"/>
-          <w:sz w:val="24"/>
-        </w:rPr>
-        <w:t>a data de término de 15/05/2026</w:t>
-      </w:r>
-      <w:r>
-        <w:rPr>
-          <w:rFonts w:ascii="Times New Roman" w:hAnsi="Times New Roman" w:cs="Times New Roman"/>
-          <w:b w:val="0"/>
-          <w:i w:val="0"/>
-          <w:sz w:val="24"/>
-        </w:rPr>
-        <w:t xml:space="preserve"> — o contrato de trabalho encerrou-se em </w:t>
-      </w:r>
-      <w:r>
-        <w:rPr>
-          <w:rFonts w:ascii="Times New Roman" w:hAnsi="Times New Roman" w:cs="Times New Roman"/>
-          <w:b/>
-          <w:i w:val="0"/>
-          <w:sz w:val="24"/>
-        </w:rPr>
-        <w:t>09/04/2026</w:t>
-      </w:r>
-      <w:r>
-        <w:rPr>
-          <w:rFonts w:ascii="Times New Roman" w:hAnsi="Times New Roman" w:cs="Times New Roman"/>
-          <w:b w:val="0"/>
-          <w:i w:val="0"/>
-          <w:sz w:val="24"/>
-        </w:rPr>
-        <w:t>, pelo advento do termo;</w:t>
+        <w:t>1. Do Contrato de Trabalho Efetivamente Havido — Registro em CTPS e Contrato de Experiência Extinto pelo Advento do Termo (capítulos 01 e 02 da inicial; pedido "II")</w:t>
       </w:r>
     </w:p>
     <w:p/>
@@ -1841,43 +1941,7 @@
           <w:i w:val="0"/>
           <w:sz w:val="24"/>
         </w:rPr>
-        <w:t xml:space="preserve">c) </w:t>
-      </w:r>
-      <w:r>
-        <w:rPr>
-          <w:rFonts w:ascii="Times New Roman" w:hAnsi="Times New Roman" w:cs="Times New Roman"/>
-          <w:b/>
-          <w:i w:val="0"/>
-          <w:sz w:val="24"/>
-        </w:rPr>
-        <w:t>a modalidade de extinção</w:t>
-      </w:r>
-      <w:r>
-        <w:rPr>
-          <w:rFonts w:ascii="Times New Roman" w:hAnsi="Times New Roman" w:cs="Times New Roman"/>
-          <w:b w:val="0"/>
-          <w:i w:val="0"/>
-          <w:sz w:val="24"/>
-        </w:rPr>
-        <w:t xml:space="preserve"> — não houve dispensa imotivada, mas </w:t>
-      </w:r>
-      <w:r>
-        <w:rPr>
-          <w:rFonts w:ascii="Times New Roman" w:hAnsi="Times New Roman" w:cs="Times New Roman"/>
-          <w:b/>
-          <w:i w:val="0"/>
-          <w:sz w:val="24"/>
-        </w:rPr>
-        <w:t>término do contrato de experiência</w:t>
-      </w:r>
-      <w:r>
-        <w:rPr>
-          <w:rFonts w:ascii="Times New Roman" w:hAnsi="Times New Roman" w:cs="Times New Roman"/>
-          <w:b w:val="0"/>
-          <w:i w:val="0"/>
-          <w:sz w:val="24"/>
-        </w:rPr>
-        <w:t>;</w:t>
+        <w:t>Alega o Autor ter sido admitido em 10/03/2026, sem registro, mediante salário mensal de R$ 2.000,00, e dispensado sem justa causa em 15/05/2026.</w:t>
       </w:r>
     </w:p>
     <w:p/>
@@ -1893,7 +1957,7 @@
           <w:i w:val="0"/>
           <w:sz w:val="24"/>
         </w:rPr>
-        <w:t xml:space="preserve">d) </w:t>
+        <w:t xml:space="preserve">A realidade documental é outra, e a Reclamada não a nega — ao contrário, a comprova: o Reclamante </w:t>
       </w:r>
       <w:r>
         <w:rPr>
@@ -1902,35 +1966,107 @@
           <w:i w:val="0"/>
           <w:sz w:val="24"/>
         </w:rPr>
-        <w:t>o salário mensal de R$ 2.000,00</w:t>
-      </w:r>
-      <w:r>
-        <w:rPr>
-          <w:rFonts w:ascii="Times New Roman" w:hAnsi="Times New Roman" w:cs="Times New Roman"/>
-          <w:b w:val="0"/>
-          <w:i w:val="0"/>
-          <w:sz w:val="24"/>
-        </w:rPr>
-        <w:t xml:space="preserve"> — a remuneração efetivamente ajustada e registrada é a que consta da Ficha de Registro e dos recibos de pagamento </w:t>
+        <w:t>foi contratado e regularmente registrado</w:t>
+      </w:r>
+      <w:r>
+        <w:rPr>
+          <w:rFonts w:ascii="Times New Roman" w:hAnsi="Times New Roman" w:cs="Times New Roman"/>
+          <w:b w:val="0"/>
+          <w:i w:val="0"/>
+          <w:sz w:val="24"/>
+        </w:rPr>
+        <w:t xml:space="preserve">, com anotação na CTPS e na Ficha de Registro de Empregado, no período de </w:t>
       </w:r>
       <w:r>
         <w:rPr>
           <w:rFonts w:ascii="Times New Roman" w:hAnsi="Times New Roman" w:cs="Times New Roman"/>
           <w:b/>
           <w:i w:val="0"/>
+          <w:sz w:val="24"/>
+        </w:rPr>
+        <w:t>11/03/2026 a 09/04/2026</w:t>
+      </w:r>
+      <w:r>
+        <w:rPr>
+          <w:rFonts w:ascii="Times New Roman" w:hAnsi="Times New Roman" w:cs="Times New Roman"/>
+          <w:b w:val="0"/>
+          <w:i w:val="0"/>
+          <w:sz w:val="24"/>
+        </w:rPr>
+        <w:t xml:space="preserve">, sob </w:t>
+      </w:r>
+      <w:r>
+        <w:rPr>
+          <w:rFonts w:ascii="Times New Roman" w:hAnsi="Times New Roman" w:cs="Times New Roman"/>
+          <w:b/>
+          <w:i w:val="0"/>
+          <w:sz w:val="24"/>
+        </w:rPr>
+        <w:t>contrato de experiência</w:t>
+      </w:r>
+      <w:r>
+        <w:rPr>
+          <w:rFonts w:ascii="Times New Roman" w:hAnsi="Times New Roman" w:cs="Times New Roman"/>
+          <w:b w:val="0"/>
+          <w:i w:val="0"/>
+          <w:sz w:val="24"/>
+        </w:rPr>
+        <w:t xml:space="preserve"> escrito e assinado, cuja extinção decorreu do </w:t>
+      </w:r>
+      <w:r>
+        <w:rPr>
+          <w:rFonts w:ascii="Times New Roman" w:hAnsi="Times New Roman" w:cs="Times New Roman"/>
+          <w:b/>
+          <w:i w:val="0"/>
+          <w:sz w:val="24"/>
+        </w:rPr>
+        <w:t>advento do termo final</w:t>
+      </w:r>
+      <w:r>
+        <w:rPr>
+          <w:rFonts w:ascii="Times New Roman" w:hAnsi="Times New Roman" w:cs="Times New Roman"/>
+          <w:b w:val="0"/>
+          <w:i w:val="0"/>
+          <w:sz w:val="24"/>
+        </w:rPr>
+        <w:t xml:space="preserve"> nele ajustado </w:t>
+      </w:r>
+      <w:r>
+        <w:rPr>
+          <w:rFonts w:ascii="Times New Roman" w:hAnsi="Times New Roman" w:cs="Times New Roman"/>
+          <w:b/>
+          <w:i w:val="0"/>
+          <w:sz w:val="24"/>
+        </w:rPr>
+        <w:t>(doc. anexo)</w:t>
+      </w:r>
+      <w:r>
+        <w:rPr>
+          <w:rFonts w:ascii="Times New Roman" w:hAnsi="Times New Roman" w:cs="Times New Roman"/>
+          <w:b w:val="0"/>
+          <w:i w:val="0"/>
+          <w:sz w:val="24"/>
+        </w:rPr>
+        <w:t xml:space="preserve"> </w:t>
+      </w:r>
+      <w:r>
+        <w:rPr>
+          <w:rFonts w:ascii="Times New Roman" w:hAnsi="Times New Roman" w:cs="Times New Roman"/>
+          <w:b/>
+          <w:i w:val="0"/>
           <w:color w:val="FF0000"/>
           <w:sz w:val="24"/>
         </w:rPr>
-        <w:t>[CONFERIR SALÁRIO ANOTADO NA CTPS E NA FICHA DE REGISTRO]</w:t>
-      </w:r>
-      <w:r>
-        <w:rPr>
-          <w:rFonts w:ascii="Times New Roman" w:hAnsi="Times New Roman" w:cs="Times New Roman"/>
-          <w:b w:val="0"/>
-          <w:i w:val="0"/>
-          <w:sz w:val="24"/>
-        </w:rPr>
-        <w:t>, sendo o valor da contraprestação fato constitutivo do direito do Autor, que dele não se desincumbiu (art. 818, I, da CLT c/c art. 373, I, do CPC);</w:t>
+        <w:t>[doc. anexo — CONFIRMAR JUNTADA: ficha de registro, CTPS Digital, contrato de experiência assinado e TRCT]</w:t>
+      </w:r>
+      <w:r>
+        <w:rPr>
+          <w:rFonts w:ascii="Times New Roman" w:hAnsi="Times New Roman" w:cs="Times New Roman"/>
+          <w:b w:val="0"/>
+          <w:i w:val="0"/>
+          <w:sz w:val="24"/>
+        </w:rPr>
+        <w:t>.</w:t>
       </w:r>
     </w:p>
     <w:p/>
@@ -1946,7 +2082,7 @@
           <w:i w:val="0"/>
           <w:sz w:val="24"/>
         </w:rPr>
-        <w:t xml:space="preserve">e) </w:t>
+        <w:t xml:space="preserve">O contrato de experiência é modalidade </w:t>
       </w:r>
       <w:r>
         <w:rPr>
@@ -1955,16 +2091,52 @@
           <w:i w:val="0"/>
           <w:sz w:val="24"/>
         </w:rPr>
-        <w:t>a alegação de ausência de registro</w:t>
-      </w:r>
-      <w:r>
-        <w:rPr>
-          <w:rFonts w:ascii="Times New Roman" w:hAnsi="Times New Roman" w:cs="Times New Roman"/>
-          <w:b w:val="0"/>
-          <w:i w:val="0"/>
-          <w:sz w:val="24"/>
-        </w:rPr>
-        <w:t xml:space="preserve"> — desmentida pela própria CTPS do Reclamante.</w:t>
+        <w:t>expressamente autorizada</w:t>
+      </w:r>
+      <w:r>
+        <w:rPr>
+          <w:rFonts w:ascii="Times New Roman" w:hAnsi="Times New Roman" w:cs="Times New Roman"/>
+          <w:b w:val="0"/>
+          <w:i w:val="0"/>
+          <w:sz w:val="24"/>
+        </w:rPr>
+        <w:t xml:space="preserve"> pelo art. 443, § 2º, "c", da CLT, com prazo máximo de 90 (noventa) dias, na forma do art. 445, parágrafo único, da CLT — limite integralmente observado, já que o pacto durou </w:t>
+      </w:r>
+      <w:r>
+        <w:rPr>
+          <w:rFonts w:ascii="Times New Roman" w:hAnsi="Times New Roman" w:cs="Times New Roman"/>
+          <w:b/>
+          <w:i w:val="0"/>
+          <w:sz w:val="24"/>
+        </w:rPr>
+        <w:t>30 (trinta) dias</w:t>
+      </w:r>
+      <w:r>
+        <w:rPr>
+          <w:rFonts w:ascii="Times New Roman" w:hAnsi="Times New Roman" w:cs="Times New Roman"/>
+          <w:b w:val="0"/>
+          <w:i w:val="0"/>
+          <w:sz w:val="24"/>
+        </w:rPr>
+        <w:t xml:space="preserve">. Extinto pelo decurso do prazo, o contrato a termo </w:t>
+      </w:r>
+      <w:r>
+        <w:rPr>
+          <w:rFonts w:ascii="Times New Roman" w:hAnsi="Times New Roman" w:cs="Times New Roman"/>
+          <w:b/>
+          <w:i w:val="0"/>
+          <w:sz w:val="24"/>
+        </w:rPr>
+        <w:t>não gera</w:t>
+      </w:r>
+      <w:r>
+        <w:rPr>
+          <w:rFonts w:ascii="Times New Roman" w:hAnsi="Times New Roman" w:cs="Times New Roman"/>
+          <w:b w:val="0"/>
+          <w:i w:val="0"/>
+          <w:sz w:val="24"/>
+        </w:rPr>
+        <w:t xml:space="preserve"> as verbas próprias da dispensa imotivada, como se verá no item III.3.</w:t>
       </w:r>
     </w:p>
     <w:p/>
@@ -1980,7 +2152,7 @@
           <w:i w:val="0"/>
           <w:sz w:val="24"/>
         </w:rPr>
-        <w:t xml:space="preserve">Impugna-se, ainda, a jornada narrada na inicial ("de segunda a sexta-feira, além de dois sábados por mês, das 07:30h as 17h, além de realizar sobrejornada habitualmente"): no período contratual o Autor cumpria a jornada contratada, sem sobrejornada habitual. Registre-se a incoerência: embora a inicial afirme a existência de sobrejornada habitual, </w:t>
+        <w:t xml:space="preserve">Impugnam-se, assim, </w:t>
       </w:r>
       <w:r>
         <w:rPr>
@@ -1989,16 +2161,16 @@
           <w:i w:val="0"/>
           <w:sz w:val="24"/>
         </w:rPr>
-        <w:t>nenhum pedido de horas extras foi formulado</w:t>
-      </w:r>
-      <w:r>
-        <w:rPr>
-          <w:rFonts w:ascii="Times New Roman" w:hAnsi="Times New Roman" w:cs="Times New Roman"/>
-          <w:b w:val="0"/>
-          <w:i w:val="0"/>
-          <w:sz w:val="24"/>
-        </w:rPr>
-        <w:t xml:space="preserve"> — nem no capítulo 03, nem no rol de pedidos —, o que revela que a narrativa de jornada foi inserida apenas para emprestar aparência de subordinação, e não para amparar pretensão real.</w:t>
+        <w:t>especificamente</w:t>
+      </w:r>
+      <w:r>
+        <w:rPr>
+          <w:rFonts w:ascii="Times New Roman" w:hAnsi="Times New Roman" w:cs="Times New Roman"/>
+          <w:b w:val="0"/>
+          <w:i w:val="0"/>
+          <w:sz w:val="24"/>
+        </w:rPr>
+        <w:t>:</w:t>
       </w:r>
     </w:p>
     <w:p/>
@@ -2010,20 +2182,29 @@
       <w:r>
         <w:rPr>
           <w:rFonts w:ascii="Times New Roman" w:hAnsi="Times New Roman" w:cs="Times New Roman"/>
+          <w:b w:val="0"/>
+          <w:i w:val="0"/>
+          <w:sz w:val="24"/>
+        </w:rPr>
+        <w:t xml:space="preserve">a) </w:t>
+      </w:r>
+      <w:r>
+        <w:rPr>
+          <w:rFonts w:ascii="Times New Roman" w:hAnsi="Times New Roman" w:cs="Times New Roman"/>
           <w:b/>
           <w:i w:val="0"/>
           <w:sz w:val="24"/>
         </w:rPr>
-        <w:t>Quanto ao pedido "II"</w:t>
-      </w:r>
-      <w:r>
-        <w:rPr>
-          <w:rFonts w:ascii="Times New Roman" w:hAnsi="Times New Roman" w:cs="Times New Roman"/>
-          <w:b w:val="0"/>
-          <w:i w:val="0"/>
-          <w:sz w:val="24"/>
-        </w:rPr>
-        <w:t xml:space="preserve">, o reconhecimento de vínculo e a anotação da CTPS estão </w:t>
+        <w:t>a data de admissão de 10/03/2026</w:t>
+      </w:r>
+      <w:r>
+        <w:rPr>
+          <w:rFonts w:ascii="Times New Roman" w:hAnsi="Times New Roman" w:cs="Times New Roman"/>
+          <w:b w:val="0"/>
+          <w:i w:val="0"/>
+          <w:sz w:val="24"/>
+        </w:rPr>
+        <w:t xml:space="preserve"> — o registro, o contrato de experiência e a documentação da empresa apontam </w:t>
       </w:r>
       <w:r>
         <w:rPr>
@@ -2032,52 +2213,16 @@
           <w:i w:val="0"/>
           <w:sz w:val="24"/>
         </w:rPr>
-        <w:t>prejudicados</w:t>
-      </w:r>
-      <w:r>
-        <w:rPr>
-          <w:rFonts w:ascii="Times New Roman" w:hAnsi="Times New Roman" w:cs="Times New Roman"/>
-          <w:b w:val="0"/>
-          <w:i w:val="0"/>
-          <w:sz w:val="24"/>
-        </w:rPr>
-        <w:t xml:space="preserve"> no período de 11/03/2026 a 09/04/2026, porque a anotação </w:t>
-      </w:r>
-      <w:r>
-        <w:rPr>
-          <w:rFonts w:ascii="Times New Roman" w:hAnsi="Times New Roman" w:cs="Times New Roman"/>
-          <w:b/>
-          <w:i w:val="0"/>
-          <w:sz w:val="24"/>
-        </w:rPr>
-        <w:t>já existe</w:t>
-      </w:r>
-      <w:r>
-        <w:rPr>
-          <w:rFonts w:ascii="Times New Roman" w:hAnsi="Times New Roman" w:cs="Times New Roman"/>
-          <w:b w:val="0"/>
-          <w:i w:val="0"/>
-          <w:sz w:val="24"/>
-        </w:rPr>
-        <w:t xml:space="preserve"> e é regular; e são </w:t>
-      </w:r>
-      <w:r>
-        <w:rPr>
-          <w:rFonts w:ascii="Times New Roman" w:hAnsi="Times New Roman" w:cs="Times New Roman"/>
-          <w:b/>
-          <w:i w:val="0"/>
-          <w:sz w:val="24"/>
-        </w:rPr>
-        <w:t>improcedentes</w:t>
-      </w:r>
-      <w:r>
-        <w:rPr>
-          <w:rFonts w:ascii="Times New Roman" w:hAnsi="Times New Roman" w:cs="Times New Roman"/>
-          <w:b w:val="0"/>
-          <w:i w:val="0"/>
-          <w:sz w:val="24"/>
-        </w:rPr>
-        <w:t xml:space="preserve"> quanto ao período posterior, pelas razões do item III.2. Subsidiariamente, acaso este Douto Juízo entenda de determinar qualquer retificação — o que se admite estritamente pelo princípio da eventualidade defensiva (art. 336 do CPC) —, que ela observe rigorosamente o período e a função efetivamente reconhecidos em sentença, com prazo razoável para cumprimento, sem multa diária e com possibilidade de suprimento pela Secretaria (art. 39, § 1º, da CLT).</w:t>
+        <w:t>11/03/2026</w:t>
+      </w:r>
+      <w:r>
+        <w:rPr>
+          <w:rFonts w:ascii="Times New Roman" w:hAnsi="Times New Roman" w:cs="Times New Roman"/>
+          <w:b w:val="0"/>
+          <w:i w:val="0"/>
+          <w:sz w:val="24"/>
+        </w:rPr>
+        <w:t>, e o Autor não produziu qualquer prova do dia anterior;</w:t>
       </w:r>
     </w:p>
     <w:p/>
@@ -2093,7 +2238,43 @@
           <w:i w:val="0"/>
           <w:sz w:val="24"/>
         </w:rPr>
-        <w:t>2. Do Período Posterior a 09/04/2026 — Inexistência de Qualquer Relação com a Reclamada (capítulo 02 da inicial; pedido "II")</w:t>
+        <w:t xml:space="preserve">b) </w:t>
+      </w:r>
+      <w:r>
+        <w:rPr>
+          <w:rFonts w:ascii="Times New Roman" w:hAnsi="Times New Roman" w:cs="Times New Roman"/>
+          <w:b/>
+          <w:i w:val="0"/>
+          <w:sz w:val="24"/>
+        </w:rPr>
+        <w:t>a data de término de 15/05/2026</w:t>
+      </w:r>
+      <w:r>
+        <w:rPr>
+          <w:rFonts w:ascii="Times New Roman" w:hAnsi="Times New Roman" w:cs="Times New Roman"/>
+          <w:b w:val="0"/>
+          <w:i w:val="0"/>
+          <w:sz w:val="24"/>
+        </w:rPr>
+        <w:t xml:space="preserve"> — o contrato de trabalho encerrou-se em </w:t>
+      </w:r>
+      <w:r>
+        <w:rPr>
+          <w:rFonts w:ascii="Times New Roman" w:hAnsi="Times New Roman" w:cs="Times New Roman"/>
+          <w:b/>
+          <w:i w:val="0"/>
+          <w:sz w:val="24"/>
+        </w:rPr>
+        <w:t>09/04/2026</w:t>
+      </w:r>
+      <w:r>
+        <w:rPr>
+          <w:rFonts w:ascii="Times New Roman" w:hAnsi="Times New Roman" w:cs="Times New Roman"/>
+          <w:b w:val="0"/>
+          <w:i w:val="0"/>
+          <w:sz w:val="24"/>
+        </w:rPr>
+        <w:t>, pelo advento do termo;</w:t>
       </w:r>
     </w:p>
     <w:p/>
@@ -2109,7 +2290,7 @@
           <w:i w:val="0"/>
           <w:sz w:val="24"/>
         </w:rPr>
-        <w:t xml:space="preserve">Encerrado o contrato de experiência em 09/04/2026, </w:t>
+        <w:t xml:space="preserve">c) </w:t>
       </w:r>
       <w:r>
         <w:rPr>
@@ -2118,16 +2299,34 @@
           <w:i w:val="0"/>
           <w:sz w:val="24"/>
         </w:rPr>
-        <w:t>não houve renovação, prorrogação, novo contrato, nem qualquer outra relação</w:t>
-      </w:r>
-      <w:r>
-        <w:rPr>
-          <w:rFonts w:ascii="Times New Roman" w:hAnsi="Times New Roman" w:cs="Times New Roman"/>
-          <w:b w:val="0"/>
-          <w:i w:val="0"/>
-          <w:sz w:val="24"/>
-        </w:rPr>
-        <w:t xml:space="preserve"> entre o Reclamante e a Reclamada. A Reclamada não o admitiu, não o assalariou, não lhe deu ordens e não lhe pagou coisa alguma a partir dessa data.</w:t>
+        <w:t>a modalidade de extinção</w:t>
+      </w:r>
+      <w:r>
+        <w:rPr>
+          <w:rFonts w:ascii="Times New Roman" w:hAnsi="Times New Roman" w:cs="Times New Roman"/>
+          <w:b w:val="0"/>
+          <w:i w:val="0"/>
+          <w:sz w:val="24"/>
+        </w:rPr>
+        <w:t xml:space="preserve"> — não houve dispensa imotivada, mas </w:t>
+      </w:r>
+      <w:r>
+        <w:rPr>
+          <w:rFonts w:ascii="Times New Roman" w:hAnsi="Times New Roman" w:cs="Times New Roman"/>
+          <w:b/>
+          <w:i w:val="0"/>
+          <w:sz w:val="24"/>
+        </w:rPr>
+        <w:t>término do contrato de experiência</w:t>
+      </w:r>
+      <w:r>
+        <w:rPr>
+          <w:rFonts w:ascii="Times New Roman" w:hAnsi="Times New Roman" w:cs="Times New Roman"/>
+          <w:b w:val="0"/>
+          <w:i w:val="0"/>
+          <w:sz w:val="24"/>
+        </w:rPr>
+        <w:t>;</w:t>
       </w:r>
     </w:p>
     <w:p/>
@@ -2143,7 +2342,7 @@
           <w:i w:val="0"/>
           <w:sz w:val="24"/>
         </w:rPr>
-        <w:t xml:space="preserve">Os serviços que a inicial situa nesse período foram prestados a </w:t>
+        <w:t xml:space="preserve">d) </w:t>
       </w:r>
       <w:r>
         <w:rPr>
@@ -2152,160 +2351,35 @@
           <w:i w:val="0"/>
           <w:sz w:val="24"/>
         </w:rPr>
-        <w:t>terceiro</w:t>
-      </w:r>
-      <w:r>
-        <w:rPr>
-          <w:rFonts w:ascii="Times New Roman" w:hAnsi="Times New Roman" w:cs="Times New Roman"/>
-          <w:b w:val="0"/>
-          <w:i w:val="0"/>
-          <w:sz w:val="24"/>
-        </w:rPr>
-        <w:t xml:space="preserve">: o </w:t>
+        <w:t>o salário mensal de R$ 2.000,00</w:t>
+      </w:r>
+      <w:r>
+        <w:rPr>
+          <w:rFonts w:ascii="Times New Roman" w:hAnsi="Times New Roman" w:cs="Times New Roman"/>
+          <w:b w:val="0"/>
+          <w:i w:val="0"/>
+          <w:sz w:val="24"/>
+        </w:rPr>
+        <w:t xml:space="preserve"> — a remuneração efetivamente ajustada e registrada é a que consta da Ficha de Registro e dos recibos de pagamento </w:t>
       </w:r>
       <w:r>
         <w:rPr>
           <w:rFonts w:ascii="Times New Roman" w:hAnsi="Times New Roman" w:cs="Times New Roman"/>
           <w:b/>
           <w:i w:val="0"/>
-          <w:sz w:val="24"/>
-        </w:rPr>
-        <w:t>Sr. WILLAMES DA SILVA OLIVEIRA, CPF nº 001.598.870-89</w:t>
-      </w:r>
-      <w:r>
-        <w:rPr>
-          <w:rFonts w:ascii="Times New Roman" w:hAnsi="Times New Roman" w:cs="Times New Roman"/>
-          <w:b w:val="0"/>
-          <w:i w:val="0"/>
-          <w:sz w:val="24"/>
-        </w:rPr>
-        <w:t xml:space="preserve">, com quem a Reclamada mantinha, desde </w:t>
-      </w:r>
-      <w:r>
-        <w:rPr>
-          <w:rFonts w:ascii="Times New Roman" w:hAnsi="Times New Roman" w:cs="Times New Roman"/>
-          <w:b/>
-          <w:i w:val="0"/>
-          <w:sz w:val="24"/>
-        </w:rPr>
-        <w:t>27/04/2026</w:t>
-      </w:r>
-      <w:r>
-        <w:rPr>
-          <w:rFonts w:ascii="Times New Roman" w:hAnsi="Times New Roman" w:cs="Times New Roman"/>
-          <w:b w:val="0"/>
-          <w:i w:val="0"/>
-          <w:sz w:val="24"/>
-        </w:rPr>
-        <w:t xml:space="preserve">, </w:t>
-      </w:r>
-      <w:r>
-        <w:rPr>
-          <w:rFonts w:ascii="Times New Roman" w:hAnsi="Times New Roman" w:cs="Times New Roman"/>
-          <w:b/>
-          <w:i w:val="0"/>
-          <w:sz w:val="24"/>
-        </w:rPr>
-        <w:t>Contrato de Prestação de Serviços de Construção por Empreitada (doc. anexo)</w:t>
-      </w:r>
-      <w:r>
-        <w:rPr>
-          <w:rFonts w:ascii="Times New Roman" w:hAnsi="Times New Roman" w:cs="Times New Roman"/>
-          <w:b w:val="0"/>
-          <w:i w:val="0"/>
-          <w:sz w:val="24"/>
-        </w:rPr>
-        <w:t xml:space="preserve">, tendo por objeto a execução dos </w:t>
-      </w:r>
-      <w:r>
-        <w:rPr>
-          <w:rFonts w:ascii="Times New Roman" w:hAnsi="Times New Roman" w:cs="Times New Roman"/>
-          <w:b/>
-          <w:i w:val="0"/>
-          <w:sz w:val="24"/>
-        </w:rPr>
-        <w:t>muros de divisa</w:t>
-      </w:r>
-      <w:r>
-        <w:rPr>
-          <w:rFonts w:ascii="Times New Roman" w:hAnsi="Times New Roman" w:cs="Times New Roman"/>
-          <w:b w:val="0"/>
-          <w:i w:val="0"/>
-          <w:sz w:val="24"/>
-        </w:rPr>
-        <w:t xml:space="preserve"> da obra do </w:t>
-      </w:r>
-      <w:r>
-        <w:rPr>
-          <w:rFonts w:ascii="Times New Roman" w:hAnsi="Times New Roman" w:cs="Times New Roman"/>
-          <w:b/>
-          <w:i w:val="0"/>
-          <w:sz w:val="24"/>
-        </w:rPr>
-        <w:t>Centro de Atenção Psicossocial (CAPS)</w:t>
-      </w:r>
-      <w:r>
-        <w:rPr>
-          <w:rFonts w:ascii="Times New Roman" w:hAnsi="Times New Roman" w:cs="Times New Roman"/>
-          <w:b w:val="0"/>
-          <w:i w:val="0"/>
-          <w:sz w:val="24"/>
-        </w:rPr>
-        <w:t xml:space="preserve">, em </w:t>
-      </w:r>
-      <w:r>
-        <w:rPr>
-          <w:rFonts w:ascii="Times New Roman" w:hAnsi="Times New Roman" w:cs="Times New Roman"/>
-          <w:b/>
-          <w:i w:val="0"/>
-          <w:sz w:val="24"/>
-        </w:rPr>
-        <w:t>Canela/RS</w:t>
-      </w:r>
-      <w:r>
-        <w:rPr>
-          <w:rFonts w:ascii="Times New Roman" w:hAnsi="Times New Roman" w:cs="Times New Roman"/>
-          <w:b w:val="0"/>
-          <w:i w:val="0"/>
-          <w:sz w:val="24"/>
-        </w:rPr>
-        <w:t xml:space="preserve">, com preço global de R$ 20.895,50, dividido em </w:t>
-      </w:r>
-      <w:r>
-        <w:rPr>
-          <w:rFonts w:ascii="Times New Roman" w:hAnsi="Times New Roman" w:cs="Times New Roman"/>
-          <w:b/>
-          <w:i w:val="0"/>
-          <w:sz w:val="24"/>
-        </w:rPr>
-        <w:t>27 etapas</w:t>
-      </w:r>
-      <w:r>
-        <w:rPr>
-          <w:rFonts w:ascii="Times New Roman" w:hAnsi="Times New Roman" w:cs="Times New Roman"/>
-          <w:b w:val="0"/>
-          <w:i w:val="0"/>
-          <w:sz w:val="24"/>
-        </w:rPr>
-        <w:t xml:space="preserve">, pagas </w:t>
-      </w:r>
-      <w:r>
-        <w:rPr>
-          <w:rFonts w:ascii="Times New Roman" w:hAnsi="Times New Roman" w:cs="Times New Roman"/>
-          <w:b/>
-          <w:i w:val="0"/>
-          <w:sz w:val="24"/>
-        </w:rPr>
-        <w:t>na conclusão de cada etapa, mediante recibo</w:t>
-      </w:r>
-      <w:r>
-        <w:rPr>
-          <w:rFonts w:ascii="Times New Roman" w:hAnsi="Times New Roman" w:cs="Times New Roman"/>
-          <w:b w:val="0"/>
-          <w:i w:val="0"/>
-          <w:sz w:val="24"/>
-        </w:rPr>
-        <w:t xml:space="preserve"> (Cláusulas Primeira a Quarta).</w:t>
+          <w:color w:val="FF0000"/>
+          <w:sz w:val="24"/>
+        </w:rPr>
+        <w:t>[CONFERIR SALÁRIO ANOTADO NA CTPS E NA FICHA DE REGISTRO]</w:t>
+      </w:r>
+      <w:r>
+        <w:rPr>
+          <w:rFonts w:ascii="Times New Roman" w:hAnsi="Times New Roman" w:cs="Times New Roman"/>
+          <w:b w:val="0"/>
+          <w:i w:val="0"/>
+          <w:sz w:val="24"/>
+        </w:rPr>
+        <w:t>, sendo o valor da contraprestação fato constitutivo do direito do Autor, que dele não se desincumbiu (art. 818, I, da CLT c/c art. 373, I, do CPC);</w:t>
       </w:r>
     </w:p>
     <w:p/>
@@ -2321,7 +2395,7 @@
           <w:i w:val="0"/>
           <w:sz w:val="24"/>
         </w:rPr>
-        <w:t xml:space="preserve">O instrumento é expresso quanto às responsabilidades do contratado: "os encargos sociais e trabalhistas serão de inteira responsabilidade do CONTRATADO", que declara ciência de </w:t>
+        <w:t xml:space="preserve">e) </w:t>
       </w:r>
       <w:r>
         <w:rPr>
@@ -2330,16 +2404,16 @@
           <w:i w:val="0"/>
           <w:sz w:val="24"/>
         </w:rPr>
-        <w:t>não ter nenhum vínculo empregatício com a CONTRATANTE</w:t>
-      </w:r>
-      <w:r>
-        <w:rPr>
-          <w:rFonts w:ascii="Times New Roman" w:hAnsi="Times New Roman" w:cs="Times New Roman"/>
-          <w:b w:val="0"/>
-          <w:i w:val="0"/>
-          <w:sz w:val="24"/>
-        </w:rPr>
-        <w:t xml:space="preserve"> (Cláusula Quinta), ficando ainda "responsável pelas obrigações cíveis, previdenciárias e trabalhistas de prestadores ou funcionários" (Cláusula Sexta, "b").</w:t>
+        <w:t>a alegação de ausência de registro</w:t>
+      </w:r>
+      <w:r>
+        <w:rPr>
+          <w:rFonts w:ascii="Times New Roman" w:hAnsi="Times New Roman" w:cs="Times New Roman"/>
+          <w:b w:val="0"/>
+          <w:i w:val="0"/>
+          <w:sz w:val="24"/>
+        </w:rPr>
+        <w:t xml:space="preserve"> — desmentida pela própria CTPS do Reclamante.</w:t>
       </w:r>
     </w:p>
     <w:p/>
@@ -2355,7 +2429,25 @@
           <w:i w:val="0"/>
           <w:sz w:val="24"/>
         </w:rPr>
-        <w:t>A cronologia documental fecha sem lacunas e desmente a narrativa da inicial:</w:t>
+        <w:t xml:space="preserve">Impugna-se, ainda, a jornada narrada na inicial ("de segunda a sexta-feira, além de dois sábados por mês, das 07:30h as 17h, além de realizar sobrejornada habitualmente"): no período contratual o Autor cumpria a jornada contratada, sem sobrejornada habitual. Registre-se a incoerência: embora a inicial afirme a existência de sobrejornada habitual, </w:t>
+      </w:r>
+      <w:r>
+        <w:rPr>
+          <w:rFonts w:ascii="Times New Roman" w:hAnsi="Times New Roman" w:cs="Times New Roman"/>
+          <w:b/>
+          <w:i w:val="0"/>
+          <w:sz w:val="24"/>
+        </w:rPr>
+        <w:t>nenhum pedido de horas extras foi formulado</w:t>
+      </w:r>
+      <w:r>
+        <w:rPr>
+          <w:rFonts w:ascii="Times New Roman" w:hAnsi="Times New Roman" w:cs="Times New Roman"/>
+          <w:b w:val="0"/>
+          <w:i w:val="0"/>
+          <w:sz w:val="24"/>
+        </w:rPr>
+        <w:t xml:space="preserve"> — nem no capítulo 03, nem no rol de pedidos —, o que revela que a narrativa de jornada foi inserida apenas para emprestar aparência de subordinação, e não para amparar pretensão real.</w:t>
       </w:r>
     </w:p>
     <w:p/>
@@ -2367,29 +2459,74 @@
       <w:r>
         <w:rPr>
           <w:rFonts w:ascii="Times New Roman" w:hAnsi="Times New Roman" w:cs="Times New Roman"/>
-          <w:b w:val="0"/>
-          <w:i w:val="0"/>
-          <w:sz w:val="24"/>
-        </w:rPr>
-        <w:t xml:space="preserve">a) </w:t>
-      </w:r>
-      <w:r>
-        <w:rPr>
-          <w:rFonts w:ascii="Times New Roman" w:hAnsi="Times New Roman" w:cs="Times New Roman"/>
           <w:b/>
           <w:i w:val="0"/>
           <w:sz w:val="24"/>
         </w:rPr>
-        <w:t>11/03/2026 a 09/04/2026</w:t>
-      </w:r>
-      <w:r>
-        <w:rPr>
-          <w:rFonts w:ascii="Times New Roman" w:hAnsi="Times New Roman" w:cs="Times New Roman"/>
-          <w:b w:val="0"/>
-          <w:i w:val="0"/>
-          <w:sz w:val="24"/>
-        </w:rPr>
-        <w:t xml:space="preserve"> — contrato de experiência do Autor com a Reclamada, registrado em CTPS e extinto pelo advento do termo;</w:t>
+        <w:t>Quanto ao pedido "II"</w:t>
+      </w:r>
+      <w:r>
+        <w:rPr>
+          <w:rFonts w:ascii="Times New Roman" w:hAnsi="Times New Roman" w:cs="Times New Roman"/>
+          <w:b w:val="0"/>
+          <w:i w:val="0"/>
+          <w:sz w:val="24"/>
+        </w:rPr>
+        <w:t xml:space="preserve">, o reconhecimento de vínculo e a anotação da CTPS estão </w:t>
+      </w:r>
+      <w:r>
+        <w:rPr>
+          <w:rFonts w:ascii="Times New Roman" w:hAnsi="Times New Roman" w:cs="Times New Roman"/>
+          <w:b/>
+          <w:i w:val="0"/>
+          <w:sz w:val="24"/>
+        </w:rPr>
+        <w:t>prejudicados</w:t>
+      </w:r>
+      <w:r>
+        <w:rPr>
+          <w:rFonts w:ascii="Times New Roman" w:hAnsi="Times New Roman" w:cs="Times New Roman"/>
+          <w:b w:val="0"/>
+          <w:i w:val="0"/>
+          <w:sz w:val="24"/>
+        </w:rPr>
+        <w:t xml:space="preserve"> no período de 11/03/2026 a 09/04/2026, porque a anotação </w:t>
+      </w:r>
+      <w:r>
+        <w:rPr>
+          <w:rFonts w:ascii="Times New Roman" w:hAnsi="Times New Roman" w:cs="Times New Roman"/>
+          <w:b/>
+          <w:i w:val="0"/>
+          <w:sz w:val="24"/>
+        </w:rPr>
+        <w:t>já existe</w:t>
+      </w:r>
+      <w:r>
+        <w:rPr>
+          <w:rFonts w:ascii="Times New Roman" w:hAnsi="Times New Roman" w:cs="Times New Roman"/>
+          <w:b w:val="0"/>
+          <w:i w:val="0"/>
+          <w:sz w:val="24"/>
+        </w:rPr>
+        <w:t xml:space="preserve"> e é regular; e são </w:t>
+      </w:r>
+      <w:r>
+        <w:rPr>
+          <w:rFonts w:ascii="Times New Roman" w:hAnsi="Times New Roman" w:cs="Times New Roman"/>
+          <w:b/>
+          <w:i w:val="0"/>
+          <w:sz w:val="24"/>
+        </w:rPr>
+        <w:t>improcedentes</w:t>
+      </w:r>
+      <w:r>
+        <w:rPr>
+          <w:rFonts w:ascii="Times New Roman" w:hAnsi="Times New Roman" w:cs="Times New Roman"/>
+          <w:b w:val="0"/>
+          <w:i w:val="0"/>
+          <w:sz w:val="24"/>
+        </w:rPr>
+        <w:t xml:space="preserve"> quanto ao período posterior, pelas razões do item III.2. Subsidiariamente, acaso este Douto Juízo entenda de determinar qualquer retificação — o que se admite estritamente pelo princípio da eventualidade defensiva (art. 336 do CPC) —, que ela observe rigorosamente o período e a função efetivamente reconhecidos em sentença, com prazo razoável para cumprimento, sem multa diária e com possibilidade de suprimento pela Secretaria (art. 39, § 1º, da CLT).</w:t>
       </w:r>
     </w:p>
     <w:p/>
@@ -2405,43 +2542,7 @@
           <w:i w:val="0"/>
           <w:sz w:val="24"/>
         </w:rPr>
-        <w:t xml:space="preserve">b) </w:t>
-      </w:r>
-      <w:r>
-        <w:rPr>
-          <w:rFonts w:ascii="Times New Roman" w:hAnsi="Times New Roman" w:cs="Times New Roman"/>
-          <w:b/>
-          <w:i w:val="0"/>
-          <w:sz w:val="24"/>
-        </w:rPr>
-        <w:t>27/04/2026</w:t>
-      </w:r>
-      <w:r>
-        <w:rPr>
-          <w:rFonts w:ascii="Times New Roman" w:hAnsi="Times New Roman" w:cs="Times New Roman"/>
-          <w:b w:val="0"/>
-          <w:i w:val="0"/>
-          <w:sz w:val="24"/>
-        </w:rPr>
-        <w:t xml:space="preserve"> — celebração do contrato de empreitada entre a Reclamada e o Sr. Willames da Silva Oliveira, para obra situada em </w:t>
-      </w:r>
-      <w:r>
-        <w:rPr>
-          <w:rFonts w:ascii="Times New Roman" w:hAnsi="Times New Roman" w:cs="Times New Roman"/>
-          <w:b/>
-          <w:i w:val="0"/>
-          <w:sz w:val="24"/>
-        </w:rPr>
-        <w:t>Canela/RS</w:t>
-      </w:r>
-      <w:r>
-        <w:rPr>
-          <w:rFonts w:ascii="Times New Roman" w:hAnsi="Times New Roman" w:cs="Times New Roman"/>
-          <w:b w:val="0"/>
-          <w:i w:val="0"/>
-          <w:sz w:val="24"/>
-        </w:rPr>
-        <w:t>, cidade onde o Autor reside;</w:t>
+        <w:t>2. Do Período Posterior a 09/04/2026 — Inexistência de Qualquer Relação com a Reclamada (capítulo 02 da inicial; pedido "II")</w:t>
       </w:r>
     </w:p>
     <w:p/>
@@ -2457,7 +2558,7 @@
           <w:i w:val="0"/>
           <w:sz w:val="24"/>
         </w:rPr>
-        <w:t xml:space="preserve">c) </w:t>
+        <w:t xml:space="preserve">Encerrado o contrato de experiência em 09/04/2026, </w:t>
       </w:r>
       <w:r>
         <w:rPr>
@@ -2466,34 +2567,16 @@
           <w:i w:val="0"/>
           <w:sz w:val="24"/>
         </w:rPr>
-        <w:t>19/05/2026</w:t>
-      </w:r>
-      <w:r>
-        <w:rPr>
-          <w:rFonts w:ascii="Times New Roman" w:hAnsi="Times New Roman" w:cs="Times New Roman"/>
-          <w:b w:val="0"/>
-          <w:i w:val="0"/>
-          <w:sz w:val="24"/>
-        </w:rPr>
-        <w:t xml:space="preserve"> — pagamento de </w:t>
-      </w:r>
-      <w:r>
-        <w:rPr>
-          <w:rFonts w:ascii="Times New Roman" w:hAnsi="Times New Roman" w:cs="Times New Roman"/>
-          <w:b/>
-          <w:i w:val="0"/>
-          <w:sz w:val="24"/>
-        </w:rPr>
-        <w:t>R$ 700,00 ao Autor, feito pelo Sr. Willames</w:t>
-      </w:r>
-      <w:r>
-        <w:rPr>
-          <w:rFonts w:ascii="Times New Roman" w:hAnsi="Times New Roman" w:cs="Times New Roman"/>
-          <w:b w:val="0"/>
-          <w:i w:val="0"/>
-          <w:sz w:val="24"/>
-        </w:rPr>
-        <w:t>, e não pela Reclamada — documento que o próprio Reclamante juntou aos autos (ID 59a6bef).</w:t>
+        <w:t>não houve renovação, prorrogação, novo contrato, nem qualquer outra relação</w:t>
+      </w:r>
+      <w:r>
+        <w:rPr>
+          <w:rFonts w:ascii="Times New Roman" w:hAnsi="Times New Roman" w:cs="Times New Roman"/>
+          <w:b w:val="0"/>
+          <w:i w:val="0"/>
+          <w:sz w:val="24"/>
+        </w:rPr>
+        <w:t xml:space="preserve"> entre o Reclamante e a Reclamada. A Reclamada não o admitiu, não o assalariou, não lhe deu ordens e não lhe pagou coisa alguma a partir dessa data.</w:t>
       </w:r>
     </w:p>
     <w:p/>
@@ -2509,7 +2592,7 @@
           <w:i w:val="0"/>
           <w:sz w:val="24"/>
         </w:rPr>
-        <w:t xml:space="preserve">Soma-se o dado objetivo já apontado no item II.1: </w:t>
+        <w:t xml:space="preserve">Os serviços que a inicial situa nesse período foram prestados a </w:t>
       </w:r>
       <w:r>
         <w:rPr>
@@ -2518,16 +2601,160 @@
           <w:i w:val="0"/>
           <w:sz w:val="24"/>
         </w:rPr>
-        <w:t>o endereço do Sr. Willames no contrato é o mesmo endereço residencial declinado pelo Autor na inicial</w:t>
-      </w:r>
-      <w:r>
-        <w:rPr>
-          <w:rFonts w:ascii="Times New Roman" w:hAnsi="Times New Roman" w:cs="Times New Roman"/>
-          <w:b w:val="0"/>
-          <w:i w:val="0"/>
-          <w:sz w:val="24"/>
-        </w:rPr>
-        <w:t xml:space="preserve"> (Rua Gaspar Silveira Martins, nº 147, São Lucas, Canela/RS).</w:t>
+        <w:t>terceiro</w:t>
+      </w:r>
+      <w:r>
+        <w:rPr>
+          <w:rFonts w:ascii="Times New Roman" w:hAnsi="Times New Roman" w:cs="Times New Roman"/>
+          <w:b w:val="0"/>
+          <w:i w:val="0"/>
+          <w:sz w:val="24"/>
+        </w:rPr>
+        <w:t xml:space="preserve">: o </w:t>
+      </w:r>
+      <w:r>
+        <w:rPr>
+          <w:rFonts w:ascii="Times New Roman" w:hAnsi="Times New Roman" w:cs="Times New Roman"/>
+          <w:b/>
+          <w:i w:val="0"/>
+          <w:sz w:val="24"/>
+        </w:rPr>
+        <w:t>Sr. WILLAMES DA SILVA OLIVEIRA, CPF nº 001.598.870-89</w:t>
+      </w:r>
+      <w:r>
+        <w:rPr>
+          <w:rFonts w:ascii="Times New Roman" w:hAnsi="Times New Roman" w:cs="Times New Roman"/>
+          <w:b w:val="0"/>
+          <w:i w:val="0"/>
+          <w:sz w:val="24"/>
+        </w:rPr>
+        <w:t xml:space="preserve">, com quem a Reclamada mantinha, desde </w:t>
+      </w:r>
+      <w:r>
+        <w:rPr>
+          <w:rFonts w:ascii="Times New Roman" w:hAnsi="Times New Roman" w:cs="Times New Roman"/>
+          <w:b/>
+          <w:i w:val="0"/>
+          <w:sz w:val="24"/>
+        </w:rPr>
+        <w:t>27/04/2026</w:t>
+      </w:r>
+      <w:r>
+        <w:rPr>
+          <w:rFonts w:ascii="Times New Roman" w:hAnsi="Times New Roman" w:cs="Times New Roman"/>
+          <w:b w:val="0"/>
+          <w:i w:val="0"/>
+          <w:sz w:val="24"/>
+        </w:rPr>
+        <w:t xml:space="preserve">, </w:t>
+      </w:r>
+      <w:r>
+        <w:rPr>
+          <w:rFonts w:ascii="Times New Roman" w:hAnsi="Times New Roman" w:cs="Times New Roman"/>
+          <w:b/>
+          <w:i w:val="0"/>
+          <w:sz w:val="24"/>
+        </w:rPr>
+        <w:t>Contrato de Prestação de Serviços de Construção por Empreitada (doc. anexo)</w:t>
+      </w:r>
+      <w:r>
+        <w:rPr>
+          <w:rFonts w:ascii="Times New Roman" w:hAnsi="Times New Roman" w:cs="Times New Roman"/>
+          <w:b w:val="0"/>
+          <w:i w:val="0"/>
+          <w:sz w:val="24"/>
+        </w:rPr>
+        <w:t xml:space="preserve">, tendo por objeto a execução dos </w:t>
+      </w:r>
+      <w:r>
+        <w:rPr>
+          <w:rFonts w:ascii="Times New Roman" w:hAnsi="Times New Roman" w:cs="Times New Roman"/>
+          <w:b/>
+          <w:i w:val="0"/>
+          <w:sz w:val="24"/>
+        </w:rPr>
+        <w:t>muros de divisa</w:t>
+      </w:r>
+      <w:r>
+        <w:rPr>
+          <w:rFonts w:ascii="Times New Roman" w:hAnsi="Times New Roman" w:cs="Times New Roman"/>
+          <w:b w:val="0"/>
+          <w:i w:val="0"/>
+          <w:sz w:val="24"/>
+        </w:rPr>
+        <w:t xml:space="preserve"> da obra do </w:t>
+      </w:r>
+      <w:r>
+        <w:rPr>
+          <w:rFonts w:ascii="Times New Roman" w:hAnsi="Times New Roman" w:cs="Times New Roman"/>
+          <w:b/>
+          <w:i w:val="0"/>
+          <w:sz w:val="24"/>
+        </w:rPr>
+        <w:t>Centro de Atenção Psicossocial (CAPS)</w:t>
+      </w:r>
+      <w:r>
+        <w:rPr>
+          <w:rFonts w:ascii="Times New Roman" w:hAnsi="Times New Roman" w:cs="Times New Roman"/>
+          <w:b w:val="0"/>
+          <w:i w:val="0"/>
+          <w:sz w:val="24"/>
+        </w:rPr>
+        <w:t xml:space="preserve">, em </w:t>
+      </w:r>
+      <w:r>
+        <w:rPr>
+          <w:rFonts w:ascii="Times New Roman" w:hAnsi="Times New Roman" w:cs="Times New Roman"/>
+          <w:b/>
+          <w:i w:val="0"/>
+          <w:sz w:val="24"/>
+        </w:rPr>
+        <w:t>Canela/RS</w:t>
+      </w:r>
+      <w:r>
+        <w:rPr>
+          <w:rFonts w:ascii="Times New Roman" w:hAnsi="Times New Roman" w:cs="Times New Roman"/>
+          <w:b w:val="0"/>
+          <w:i w:val="0"/>
+          <w:sz w:val="24"/>
+        </w:rPr>
+        <w:t xml:space="preserve">, com preço global de R$ 20.895,50, dividido em </w:t>
+      </w:r>
+      <w:r>
+        <w:rPr>
+          <w:rFonts w:ascii="Times New Roman" w:hAnsi="Times New Roman" w:cs="Times New Roman"/>
+          <w:b/>
+          <w:i w:val="0"/>
+          <w:sz w:val="24"/>
+        </w:rPr>
+        <w:t>27 etapas</w:t>
+      </w:r>
+      <w:r>
+        <w:rPr>
+          <w:rFonts w:ascii="Times New Roman" w:hAnsi="Times New Roman" w:cs="Times New Roman"/>
+          <w:b w:val="0"/>
+          <w:i w:val="0"/>
+          <w:sz w:val="24"/>
+        </w:rPr>
+        <w:t xml:space="preserve">, pagas </w:t>
+      </w:r>
+      <w:r>
+        <w:rPr>
+          <w:rFonts w:ascii="Times New Roman" w:hAnsi="Times New Roman" w:cs="Times New Roman"/>
+          <w:b/>
+          <w:i w:val="0"/>
+          <w:sz w:val="24"/>
+        </w:rPr>
+        <w:t>na conclusão de cada etapa, mediante recibo</w:t>
+      </w:r>
+      <w:r>
+        <w:rPr>
+          <w:rFonts w:ascii="Times New Roman" w:hAnsi="Times New Roman" w:cs="Times New Roman"/>
+          <w:b w:val="0"/>
+          <w:i w:val="0"/>
+          <w:sz w:val="24"/>
+        </w:rPr>
+        <w:t xml:space="preserve"> (Cláusulas Primeira a Quarta).</w:t>
       </w:r>
     </w:p>
     <w:p/>
@@ -2543,7 +2770,7 @@
           <w:i w:val="0"/>
           <w:sz w:val="24"/>
         </w:rPr>
-        <w:t xml:space="preserve">Não há, portanto, um único elemento que ligue a Reclamada ao Autor após 09/04/2026. O ônus de demonstrar os requisitos dos arts. 2º e 3º da CLT nesse período é </w:t>
+        <w:t xml:space="preserve">O instrumento é expresso quanto às responsabilidades do contratado: "os encargos sociais e trabalhistas serão de inteira responsabilidade do CONTRATADO", que declara ciência de </w:t>
       </w:r>
       <w:r>
         <w:rPr>
@@ -2552,52 +2779,16 @@
           <w:i w:val="0"/>
           <w:sz w:val="24"/>
         </w:rPr>
-        <w:t>integralmente do Reclamante</w:t>
-      </w:r>
-      <w:r>
-        <w:rPr>
-          <w:rFonts w:ascii="Times New Roman" w:hAnsi="Times New Roman" w:cs="Times New Roman"/>
-          <w:b w:val="0"/>
-          <w:i w:val="0"/>
-          <w:sz w:val="24"/>
-        </w:rPr>
-        <w:t xml:space="preserve">, por se tratar de fato constitutivo do seu direito (art. 818, I, da CLT c/c art. 373, I, do CPC), e dele não se desincumbiu: não juntou recibo emitido pela Reclamada, ordem de serviço, controle de ponto, crachá ou mensagem de preposto — juntou, isso sim, comprovante de pagamento </w:t>
-      </w:r>
-      <w:r>
-        <w:rPr>
-          <w:rFonts w:ascii="Times New Roman" w:hAnsi="Times New Roman" w:cs="Times New Roman"/>
-          <w:b/>
-          <w:i w:val="0"/>
-          <w:sz w:val="24"/>
-        </w:rPr>
-        <w:t>de outra pessoa</w:t>
-      </w:r>
-      <w:r>
-        <w:rPr>
-          <w:rFonts w:ascii="Times New Roman" w:hAnsi="Times New Roman" w:cs="Times New Roman"/>
-          <w:b w:val="0"/>
-          <w:i w:val="0"/>
-          <w:sz w:val="24"/>
-        </w:rPr>
-        <w:t xml:space="preserve">. Eventual pretensão relativa a esse período haveria de ser deduzida em face de quem efetivamente tomou os serviços, que </w:t>
-      </w:r>
-      <w:r>
-        <w:rPr>
-          <w:rFonts w:ascii="Times New Roman" w:hAnsi="Times New Roman" w:cs="Times New Roman"/>
-          <w:b/>
-          <w:i w:val="0"/>
-          <w:sz w:val="24"/>
-        </w:rPr>
-        <w:t>não é a Contestante</w:t>
-      </w:r>
-      <w:r>
-        <w:rPr>
-          <w:rFonts w:ascii="Times New Roman" w:hAnsi="Times New Roman" w:cs="Times New Roman"/>
-          <w:b w:val="0"/>
-          <w:i w:val="0"/>
-          <w:sz w:val="24"/>
-        </w:rPr>
-        <w:t xml:space="preserve"> e sequer integra o polo passivo desta ação.</w:t>
+        <w:t>não ter nenhum vínculo empregatício com a CONTRATANTE</w:t>
+      </w:r>
+      <w:r>
+        <w:rPr>
+          <w:rFonts w:ascii="Times New Roman" w:hAnsi="Times New Roman" w:cs="Times New Roman"/>
+          <w:b w:val="0"/>
+          <w:i w:val="0"/>
+          <w:sz w:val="24"/>
+        </w:rPr>
+        <w:t xml:space="preserve"> (Cláusula Quinta), ficando ainda "responsável pelas obrigações cíveis, previdenciárias e trabalhistas de prestadores ou funcionários" (Cláusula Sexta, "b").</w:t>
       </w:r>
     </w:p>
     <w:p/>
@@ -2609,12 +2800,11 @@
       <w:r>
         <w:rPr>
           <w:rFonts w:ascii="Times New Roman" w:hAnsi="Times New Roman" w:cs="Times New Roman"/>
-          <w:b/>
-          <w:i w:val="0"/>
-          <w:color w:val="FF0000"/>
-          <w:sz w:val="24"/>
-        </w:rPr>
-        <w:t>[CONFERIR COM O PREPOSTO E JUNTAR, SE HOUVER: recibos das etapas pagas ao Sr. Willames, medições e demais comprovantes da execução da obra do CAPS no período de abril a junho de 2026, que demonstram quem executava e quem pagava os serviços.]</w:t>
+          <w:b w:val="0"/>
+          <w:i w:val="0"/>
+          <w:sz w:val="24"/>
+        </w:rPr>
+        <w:t>A cronologia documental fecha sem lacunas e desmente a narrativa da inicial:</w:t>
       </w:r>
     </w:p>
     <w:p/>
@@ -2630,7 +2820,25 @@
           <w:i w:val="0"/>
           <w:sz w:val="24"/>
         </w:rPr>
-        <w:t>Caso superada a tese de que o contrato de trabalho se encerrou em 09/04/2026, pelo advento do termo, e de que nenhuma relação existiu entre as partes a partir de então — o que se admite estritamente pelo princípio da eventualidade defensiva (art. 336 do CPC) —, passa-se à contestação pormenorizada de cada verba pleiteada pela parte Autora.</w:t>
+        <w:t xml:space="preserve">a) </w:t>
+      </w:r>
+      <w:r>
+        <w:rPr>
+          <w:rFonts w:ascii="Times New Roman" w:hAnsi="Times New Roman" w:cs="Times New Roman"/>
+          <w:b/>
+          <w:i w:val="0"/>
+          <w:sz w:val="24"/>
+        </w:rPr>
+        <w:t>11/03/2026 a 09/04/2026</w:t>
+      </w:r>
+      <w:r>
+        <w:rPr>
+          <w:rFonts w:ascii="Times New Roman" w:hAnsi="Times New Roman" w:cs="Times New Roman"/>
+          <w:b w:val="0"/>
+          <w:i w:val="0"/>
+          <w:sz w:val="24"/>
+        </w:rPr>
+        <w:t xml:space="preserve"> — contrato de experiência do Autor com a Reclamada, registrado em CTPS e extinto pelo advento do termo;</w:t>
       </w:r>
     </w:p>
     <w:p/>
@@ -2646,7 +2854,43 @@
           <w:i w:val="0"/>
           <w:sz w:val="24"/>
         </w:rPr>
-        <w:t>3. Das Verbas Rescisórias (capítulo 03 da inicial; pedido "III")</w:t>
+        <w:t xml:space="preserve">b) </w:t>
+      </w:r>
+      <w:r>
+        <w:rPr>
+          <w:rFonts w:ascii="Times New Roman" w:hAnsi="Times New Roman" w:cs="Times New Roman"/>
+          <w:b/>
+          <w:i w:val="0"/>
+          <w:sz w:val="24"/>
+        </w:rPr>
+        <w:t>27/04/2026</w:t>
+      </w:r>
+      <w:r>
+        <w:rPr>
+          <w:rFonts w:ascii="Times New Roman" w:hAnsi="Times New Roman" w:cs="Times New Roman"/>
+          <w:b w:val="0"/>
+          <w:i w:val="0"/>
+          <w:sz w:val="24"/>
+        </w:rPr>
+        <w:t xml:space="preserve"> — celebração do contrato de empreitada entre a Reclamada e o Sr. Willames da Silva Oliveira, para obra situada em </w:t>
+      </w:r>
+      <w:r>
+        <w:rPr>
+          <w:rFonts w:ascii="Times New Roman" w:hAnsi="Times New Roman" w:cs="Times New Roman"/>
+          <w:b/>
+          <w:i w:val="0"/>
+          <w:sz w:val="24"/>
+        </w:rPr>
+        <w:t>Canela/RS</w:t>
+      </w:r>
+      <w:r>
+        <w:rPr>
+          <w:rFonts w:ascii="Times New Roman" w:hAnsi="Times New Roman" w:cs="Times New Roman"/>
+          <w:b w:val="0"/>
+          <w:i w:val="0"/>
+          <w:sz w:val="24"/>
+        </w:rPr>
+        <w:t>, cidade onde o Autor reside;</w:t>
       </w:r>
     </w:p>
     <w:p/>
@@ -2662,7 +2906,7 @@
           <w:i w:val="0"/>
           <w:sz w:val="24"/>
         </w:rPr>
-        <w:t xml:space="preserve">O pedido "III" postula as verbas próprias da </w:t>
+        <w:t xml:space="preserve">c) </w:t>
       </w:r>
       <w:r>
         <w:rPr>
@@ -2671,16 +2915,16 @@
           <w:i w:val="0"/>
           <w:sz w:val="24"/>
         </w:rPr>
-        <w:t>dispensa sem justa causa</w:t>
-      </w:r>
-      <w:r>
-        <w:rPr>
-          <w:rFonts w:ascii="Times New Roman" w:hAnsi="Times New Roman" w:cs="Times New Roman"/>
-          <w:b w:val="0"/>
-          <w:i w:val="0"/>
-          <w:sz w:val="24"/>
-        </w:rPr>
-        <w:t xml:space="preserve"> de um contrato que teria vigorado, sem interrupção, de 10/03/2026 a 15/05/2026. A premissa é falsa: houve </w:t>
+        <w:t>19/05/2026</w:t>
+      </w:r>
+      <w:r>
+        <w:rPr>
+          <w:rFonts w:ascii="Times New Roman" w:hAnsi="Times New Roman" w:cs="Times New Roman"/>
+          <w:b w:val="0"/>
+          <w:i w:val="0"/>
+          <w:sz w:val="24"/>
+        </w:rPr>
+        <w:t xml:space="preserve"> — pagamento de </w:t>
       </w:r>
       <w:r>
         <w:rPr>
@@ -2689,53 +2933,16 @@
           <w:i w:val="0"/>
           <w:sz w:val="24"/>
         </w:rPr>
-        <w:t>contrato de experiência de 11/03/2026 a 09/04/2026, extinto pelo advento do termo</w:t>
-      </w:r>
-      <w:r>
-        <w:rPr>
-          <w:rFonts w:ascii="Times New Roman" w:hAnsi="Times New Roman" w:cs="Times New Roman"/>
-          <w:b w:val="0"/>
-          <w:i w:val="0"/>
-          <w:sz w:val="24"/>
-        </w:rPr>
-        <w:t xml:space="preserve">, cujas verbas rescisórias foram regularmente quitadas no TRCT </w:t>
-      </w:r>
-      <w:r>
-        <w:rPr>
-          <w:rFonts w:ascii="Times New Roman" w:hAnsi="Times New Roman" w:cs="Times New Roman"/>
-          <w:b/>
-          <w:i w:val="0"/>
-          <w:sz w:val="24"/>
-        </w:rPr>
-        <w:t>(doc. anexo)</w:t>
-      </w:r>
-      <w:r>
-        <w:rPr>
-          <w:rFonts w:ascii="Times New Roman" w:hAnsi="Times New Roman" w:cs="Times New Roman"/>
-          <w:b w:val="0"/>
-          <w:i w:val="0"/>
-          <w:sz w:val="24"/>
-        </w:rPr>
-        <w:t xml:space="preserve"> </w:t>
-      </w:r>
-      <w:r>
-        <w:rPr>
-          <w:rFonts w:ascii="Times New Roman" w:hAnsi="Times New Roman" w:cs="Times New Roman"/>
-          <w:b/>
-          <w:i w:val="0"/>
-          <w:color w:val="FF0000"/>
-          <w:sz w:val="24"/>
-        </w:rPr>
-        <w:t>[doc. anexo — CONFIRMAR JUNTADA DO TRCT E DO COMPROVANTE DE PAGAMENTO, COM A RESPECTIVA DATA]</w:t>
-      </w:r>
-      <w:r>
-        <w:rPr>
-          <w:rFonts w:ascii="Times New Roman" w:hAnsi="Times New Roman" w:cs="Times New Roman"/>
-          <w:b w:val="0"/>
-          <w:i w:val="0"/>
-          <w:sz w:val="24"/>
-        </w:rPr>
-        <w:t>.</w:t>
+        <w:t>R$ 700,00 ao Autor, feito pelo Sr. Willames</w:t>
+      </w:r>
+      <w:r>
+        <w:rPr>
+          <w:rFonts w:ascii="Times New Roman" w:hAnsi="Times New Roman" w:cs="Times New Roman"/>
+          <w:b w:val="0"/>
+          <w:i w:val="0"/>
+          <w:sz w:val="24"/>
+        </w:rPr>
+        <w:t>, e não pela Reclamada — documento que o próprio Reclamante juntou aos autos (ID 59a6bef).</w:t>
       </w:r>
     </w:p>
     <w:p/>
@@ -2751,7 +2958,25 @@
           <w:i w:val="0"/>
           <w:sz w:val="24"/>
         </w:rPr>
-        <w:t>Impugnam-se, uma a uma, as parcelas postuladas:</w:t>
+        <w:t xml:space="preserve">Soma-se o dado objetivo já apontado no item II.1: </w:t>
+      </w:r>
+      <w:r>
+        <w:rPr>
+          <w:rFonts w:ascii="Times New Roman" w:hAnsi="Times New Roman" w:cs="Times New Roman"/>
+          <w:b/>
+          <w:i w:val="0"/>
+          <w:sz w:val="24"/>
+        </w:rPr>
+        <w:t>o endereço do Sr. Willames no contrato é o mesmo endereço residencial declinado pelo Autor na inicial</w:t>
+      </w:r>
+      <w:r>
+        <w:rPr>
+          <w:rFonts w:ascii="Times New Roman" w:hAnsi="Times New Roman" w:cs="Times New Roman"/>
+          <w:b w:val="0"/>
+          <w:i w:val="0"/>
+          <w:sz w:val="24"/>
+        </w:rPr>
+        <w:t xml:space="preserve"> (Rua Gaspar Silveira Martins, nº 147, São Lucas, Canela/RS).</w:t>
       </w:r>
     </w:p>
     <w:p/>
@@ -2767,7 +2992,7 @@
           <w:i w:val="0"/>
           <w:sz w:val="24"/>
         </w:rPr>
-        <w:t xml:space="preserve">3.1. </w:t>
+        <w:t xml:space="preserve">Não há, portanto, um único elemento que ligue a Reclamada ao Autor após 09/04/2026. O ônus de demonstrar os requisitos dos arts. 2º e 3º da CLT nesse período é </w:t>
       </w:r>
       <w:r>
         <w:rPr>
@@ -2776,16 +3001,16 @@
           <w:i w:val="0"/>
           <w:sz w:val="24"/>
         </w:rPr>
-        <w:t>Saldo de salário de 15 dias de maio de 2026 (R$ 1.000,00).</w:t>
-      </w:r>
-      <w:r>
-        <w:rPr>
-          <w:rFonts w:ascii="Times New Roman" w:hAnsi="Times New Roman" w:cs="Times New Roman"/>
-          <w:b w:val="0"/>
-          <w:i w:val="0"/>
-          <w:sz w:val="24"/>
-        </w:rPr>
-        <w:t xml:space="preserve"> </w:t>
+        <w:t>integralmente do Reclamante</w:t>
+      </w:r>
+      <w:r>
+        <w:rPr>
+          <w:rFonts w:ascii="Times New Roman" w:hAnsi="Times New Roman" w:cs="Times New Roman"/>
+          <w:b w:val="0"/>
+          <w:i w:val="0"/>
+          <w:sz w:val="24"/>
+        </w:rPr>
+        <w:t xml:space="preserve">, por se tratar de fato constitutivo do seu direito (art. 818, I, da CLT c/c art. 373, I, do CPC), e dele não se desincumbiu: não juntou recibo emitido pela Reclamada, ordem de serviço, controle de ponto, crachá ou mensagem de preposto — juntou, isso sim, comprovante de pagamento </w:t>
       </w:r>
       <w:r>
         <w:rPr>
@@ -2794,16 +3019,34 @@
           <w:i w:val="0"/>
           <w:sz w:val="24"/>
         </w:rPr>
-        <w:t>Indevido.</w:t>
-      </w:r>
-      <w:r>
-        <w:rPr>
-          <w:rFonts w:ascii="Times New Roman" w:hAnsi="Times New Roman" w:cs="Times New Roman"/>
-          <w:b w:val="0"/>
-          <w:i w:val="0"/>
-          <w:sz w:val="24"/>
-        </w:rPr>
-        <w:t xml:space="preserve"> Em maio de 2026 não havia contrato de emprego em vigor — ele se extinguiu em 09/04/2026. Os serviços que o Autor alega ter prestado após essa data foram tomados por terceiro, na forma do item III.2.</w:t>
+        <w:t>de outra pessoa</w:t>
+      </w:r>
+      <w:r>
+        <w:rPr>
+          <w:rFonts w:ascii="Times New Roman" w:hAnsi="Times New Roman" w:cs="Times New Roman"/>
+          <w:b w:val="0"/>
+          <w:i w:val="0"/>
+          <w:sz w:val="24"/>
+        </w:rPr>
+        <w:t xml:space="preserve">. Eventual pretensão relativa a esse período haveria de ser deduzida em face de quem efetivamente tomou os serviços, que </w:t>
+      </w:r>
+      <w:r>
+        <w:rPr>
+          <w:rFonts w:ascii="Times New Roman" w:hAnsi="Times New Roman" w:cs="Times New Roman"/>
+          <w:b/>
+          <w:i w:val="0"/>
+          <w:sz w:val="24"/>
+        </w:rPr>
+        <w:t>não é a Contestante</w:t>
+      </w:r>
+      <w:r>
+        <w:rPr>
+          <w:rFonts w:ascii="Times New Roman" w:hAnsi="Times New Roman" w:cs="Times New Roman"/>
+          <w:b w:val="0"/>
+          <w:i w:val="0"/>
+          <w:sz w:val="24"/>
+        </w:rPr>
+        <w:t xml:space="preserve"> e sequer integra o polo passivo desta ação.</w:t>
       </w:r>
     </w:p>
     <w:p/>
@@ -2815,101 +3058,12 @@
       <w:r>
         <w:rPr>
           <w:rFonts w:ascii="Times New Roman" w:hAnsi="Times New Roman" w:cs="Times New Roman"/>
-          <w:b w:val="0"/>
-          <w:i w:val="0"/>
-          <w:sz w:val="24"/>
-        </w:rPr>
-        <w:t xml:space="preserve">3.2. </w:t>
-      </w:r>
-      <w:r>
-        <w:rPr>
-          <w:rFonts w:ascii="Times New Roman" w:hAnsi="Times New Roman" w:cs="Times New Roman"/>
           <w:b/>
           <w:i w:val="0"/>
-          <w:sz w:val="24"/>
-        </w:rPr>
-        <w:t>Aviso prévio indenizado de 30 dias (R$ 2.000,00).</w:t>
-      </w:r>
-      <w:r>
-        <w:rPr>
-          <w:rFonts w:ascii="Times New Roman" w:hAnsi="Times New Roman" w:cs="Times New Roman"/>
-          <w:b w:val="0"/>
-          <w:i w:val="0"/>
-          <w:sz w:val="24"/>
-        </w:rPr>
-        <w:t xml:space="preserve"> </w:t>
-      </w:r>
-      <w:r>
-        <w:rPr>
-          <w:rFonts w:ascii="Times New Roman" w:hAnsi="Times New Roman" w:cs="Times New Roman"/>
-          <w:b/>
-          <w:i w:val="0"/>
-          <w:sz w:val="24"/>
-        </w:rPr>
-        <w:t>Indevido.</w:t>
-      </w:r>
-      <w:r>
-        <w:rPr>
-          <w:rFonts w:ascii="Times New Roman" w:hAnsi="Times New Roman" w:cs="Times New Roman"/>
-          <w:b w:val="0"/>
-          <w:i w:val="0"/>
-          <w:sz w:val="24"/>
-        </w:rPr>
-        <w:t xml:space="preserve"> O contrato de experiência é modalidade </w:t>
-      </w:r>
-      <w:r>
-        <w:rPr>
-          <w:rFonts w:ascii="Times New Roman" w:hAnsi="Times New Roman" w:cs="Times New Roman"/>
-          <w:b/>
-          <w:i w:val="0"/>
-          <w:sz w:val="24"/>
-        </w:rPr>
-        <w:t>a termo</w:t>
-      </w:r>
-      <w:r>
-        <w:rPr>
-          <w:rFonts w:ascii="Times New Roman" w:hAnsi="Times New Roman" w:cs="Times New Roman"/>
-          <w:b w:val="0"/>
-          <w:i w:val="0"/>
-          <w:sz w:val="24"/>
-        </w:rPr>
-        <w:t xml:space="preserve"> (art. 443, § 2º, "c", da CLT), extinta pelo advento do prazo, sendo </w:t>
-      </w:r>
-      <w:r>
-        <w:rPr>
-          <w:rFonts w:ascii="Times New Roman" w:hAnsi="Times New Roman" w:cs="Times New Roman"/>
-          <w:b/>
-          <w:i w:val="0"/>
-          <w:sz w:val="24"/>
-        </w:rPr>
-        <w:t>juridicamente incompatível</w:t>
-      </w:r>
-      <w:r>
-        <w:rPr>
-          <w:rFonts w:ascii="Times New Roman" w:hAnsi="Times New Roman" w:cs="Times New Roman"/>
-          <w:b w:val="0"/>
-          <w:i w:val="0"/>
-          <w:sz w:val="24"/>
-        </w:rPr>
-        <w:t xml:space="preserve"> com a exigência de aviso prévio indenizado, que pressupõe contrato por prazo indeterminado rompido por iniciativa do empregador. Indevida, por consequência, também a </w:t>
-      </w:r>
-      <w:r>
-        <w:rPr>
-          <w:rFonts w:ascii="Times New Roman" w:hAnsi="Times New Roman" w:cs="Times New Roman"/>
-          <w:b/>
-          <w:i w:val="0"/>
-          <w:sz w:val="24"/>
-        </w:rPr>
-        <w:t>projeção do aviso</w:t>
-      </w:r>
-      <w:r>
-        <w:rPr>
-          <w:rFonts w:ascii="Times New Roman" w:hAnsi="Times New Roman" w:cs="Times New Roman"/>
-          <w:b w:val="0"/>
-          <w:i w:val="0"/>
-          <w:sz w:val="24"/>
-        </w:rPr>
-        <w:t xml:space="preserve"> sobre o 13º salário e as férias proporcionais, tal como pretendido na inicial.</w:t>
+          <w:color w:val="FF0000"/>
+          <w:sz w:val="24"/>
+        </w:rPr>
+        <w:t>[CONFERIR COM O PREPOSTO E JUNTAR, SE HOUVER: recibos das etapas pagas ao Sr. Willames, medições e demais comprovantes da execução da obra do CAPS no período de abril a junho de 2026, que demonstram quem executava e quem pagava os serviços.]</w:t>
       </w:r>
     </w:p>
     <w:p/>
@@ -2925,134 +3079,7 @@
           <w:i w:val="0"/>
           <w:sz w:val="24"/>
         </w:rPr>
-        <w:t xml:space="preserve">3.3. </w:t>
-      </w:r>
-      <w:r>
-        <w:rPr>
-          <w:rFonts w:ascii="Times New Roman" w:hAnsi="Times New Roman" w:cs="Times New Roman"/>
-          <w:b/>
-          <w:i w:val="0"/>
-          <w:sz w:val="24"/>
-        </w:rPr>
-        <w:t>13º salário proporcional (3/12 — R$ 500,00) e férias proporcionais + 1/3 (3/12 — R$ 666,67).</w:t>
-      </w:r>
-      <w:r>
-        <w:rPr>
-          <w:rFonts w:ascii="Times New Roman" w:hAnsi="Times New Roman" w:cs="Times New Roman"/>
-          <w:b w:val="0"/>
-          <w:i w:val="0"/>
-          <w:sz w:val="24"/>
-        </w:rPr>
-        <w:t xml:space="preserve"> </w:t>
-      </w:r>
-      <w:r>
-        <w:rPr>
-          <w:rFonts w:ascii="Times New Roman" w:hAnsi="Times New Roman" w:cs="Times New Roman"/>
-          <w:b/>
-          <w:i w:val="0"/>
-          <w:sz w:val="24"/>
-        </w:rPr>
-        <w:t>Indevidos nos moldes postulados.</w:t>
-      </w:r>
-      <w:r>
-        <w:rPr>
-          <w:rFonts w:ascii="Times New Roman" w:hAnsi="Times New Roman" w:cs="Times New Roman"/>
-          <w:b w:val="0"/>
-          <w:i w:val="0"/>
-          <w:sz w:val="24"/>
-        </w:rPr>
-        <w:t xml:space="preserve"> O contrato durou </w:t>
-      </w:r>
-      <w:r>
-        <w:rPr>
-          <w:rFonts w:ascii="Times New Roman" w:hAnsi="Times New Roman" w:cs="Times New Roman"/>
-          <w:b/>
-          <w:i w:val="0"/>
-          <w:sz w:val="24"/>
-        </w:rPr>
-        <w:t>30 dias</w:t>
-      </w:r>
-      <w:r>
-        <w:rPr>
-          <w:rFonts w:ascii="Times New Roman" w:hAnsi="Times New Roman" w:cs="Times New Roman"/>
-          <w:b w:val="0"/>
-          <w:i w:val="0"/>
-          <w:sz w:val="24"/>
-        </w:rPr>
-        <w:t xml:space="preserve"> (11/03 a 09/04/2026), o que corresponde, quando muito, a </w:t>
-      </w:r>
-      <w:r>
-        <w:rPr>
-          <w:rFonts w:ascii="Times New Roman" w:hAnsi="Times New Roman" w:cs="Times New Roman"/>
-          <w:b/>
-          <w:i w:val="0"/>
-          <w:sz w:val="24"/>
-        </w:rPr>
-        <w:t>1/12</w:t>
-      </w:r>
-      <w:r>
-        <w:rPr>
-          <w:rFonts w:ascii="Times New Roman" w:hAnsi="Times New Roman" w:cs="Times New Roman"/>
-          <w:b w:val="0"/>
-          <w:i w:val="0"/>
-          <w:sz w:val="24"/>
-        </w:rPr>
-        <w:t xml:space="preserve"> de cada parcela — e não a 3/12, avos que só se obtêm somando um período inexistente e a projeção de um aviso prévio incabível. As parcelas devidas pelo contrato de experiência foram </w:t>
-      </w:r>
-      <w:r>
-        <w:rPr>
-          <w:rFonts w:ascii="Times New Roman" w:hAnsi="Times New Roman" w:cs="Times New Roman"/>
-          <w:b/>
-          <w:i w:val="0"/>
-          <w:sz w:val="24"/>
-        </w:rPr>
-        <w:t>quitadas no TRCT</w:t>
-      </w:r>
-      <w:r>
-        <w:rPr>
-          <w:rFonts w:ascii="Times New Roman" w:hAnsi="Times New Roman" w:cs="Times New Roman"/>
-          <w:b w:val="0"/>
-          <w:i w:val="0"/>
-          <w:sz w:val="24"/>
-        </w:rPr>
-        <w:t xml:space="preserve"> </w:t>
-      </w:r>
-      <w:r>
-        <w:rPr>
-          <w:rFonts w:ascii="Times New Roman" w:hAnsi="Times New Roman" w:cs="Times New Roman"/>
-          <w:b/>
-          <w:i w:val="0"/>
-          <w:color w:val="FF0000"/>
-          <w:sz w:val="24"/>
-        </w:rPr>
-        <w:t>[doc. anexo — CONFIRMAR JUNTADA E VALORES]</w:t>
-      </w:r>
-      <w:r>
-        <w:rPr>
-          <w:rFonts w:ascii="Times New Roman" w:hAnsi="Times New Roman" w:cs="Times New Roman"/>
-          <w:b w:val="0"/>
-          <w:i w:val="0"/>
-          <w:sz w:val="24"/>
-        </w:rPr>
-        <w:t xml:space="preserve">, com a consequente </w:t>
-      </w:r>
-      <w:r>
-        <w:rPr>
-          <w:rFonts w:ascii="Times New Roman" w:hAnsi="Times New Roman" w:cs="Times New Roman"/>
-          <w:b/>
-          <w:i w:val="0"/>
-          <w:sz w:val="24"/>
-        </w:rPr>
-        <w:t>dedução</w:t>
-      </w:r>
-      <w:r>
-        <w:rPr>
-          <w:rFonts w:ascii="Times New Roman" w:hAnsi="Times New Roman" w:cs="Times New Roman"/>
-          <w:b w:val="0"/>
-          <w:i w:val="0"/>
-          <w:sz w:val="24"/>
-        </w:rPr>
-        <w:t xml:space="preserve"> de qualquer condenação (art. 767 da CLT).</w:t>
+        <w:t>Caso superada a tese de que o contrato de trabalho se encerrou em 09/04/2026, pelo advento do termo, e de que nenhuma relação existiu entre as partes a partir de então — o que se admite estritamente pelo princípio da eventualidade defensiva (art. 336 do CPC) —, passa-se à contestação pormenorizada de cada verba pleiteada pela parte Autora.</w:t>
       </w:r>
     </w:p>
     <w:p/>
@@ -3068,80 +3095,7 @@
           <w:i w:val="0"/>
           <w:sz w:val="24"/>
         </w:rPr>
-        <w:t xml:space="preserve">3.4. </w:t>
-      </w:r>
-      <w:r>
-        <w:rPr>
-          <w:rFonts w:ascii="Times New Roman" w:hAnsi="Times New Roman" w:cs="Times New Roman"/>
-          <w:b/>
-          <w:i w:val="0"/>
-          <w:sz w:val="24"/>
-        </w:rPr>
-        <w:t>Depósitos de FGTS (R$ 613,33), inclusive sobre o aviso prévio.</w:t>
-      </w:r>
-      <w:r>
-        <w:rPr>
-          <w:rFonts w:ascii="Times New Roman" w:hAnsi="Times New Roman" w:cs="Times New Roman"/>
-          <w:b w:val="0"/>
-          <w:i w:val="0"/>
-          <w:sz w:val="24"/>
-        </w:rPr>
-        <w:t xml:space="preserve"> </w:t>
-      </w:r>
-      <w:r>
-        <w:rPr>
-          <w:rFonts w:ascii="Times New Roman" w:hAnsi="Times New Roman" w:cs="Times New Roman"/>
-          <w:b/>
-          <w:i w:val="0"/>
-          <w:sz w:val="24"/>
-        </w:rPr>
-        <w:t>Indevidos nos moldes postulados.</w:t>
-      </w:r>
-      <w:r>
-        <w:rPr>
-          <w:rFonts w:ascii="Times New Roman" w:hAnsi="Times New Roman" w:cs="Times New Roman"/>
-          <w:b w:val="0"/>
-          <w:i w:val="0"/>
-          <w:sz w:val="24"/>
-        </w:rPr>
-        <w:t xml:space="preserve"> Os depósitos referentes ao período contratual foram regularmente recolhidos, conforme extrato analítico e informações do eSocial </w:t>
-      </w:r>
-      <w:r>
-        <w:rPr>
-          <w:rFonts w:ascii="Times New Roman" w:hAnsi="Times New Roman" w:cs="Times New Roman"/>
-          <w:b/>
-          <w:i w:val="0"/>
-          <w:sz w:val="24"/>
-        </w:rPr>
-        <w:t>(doc. anexo)</w:t>
-      </w:r>
-      <w:r>
-        <w:rPr>
-          <w:rFonts w:ascii="Times New Roman" w:hAnsi="Times New Roman" w:cs="Times New Roman"/>
-          <w:b w:val="0"/>
-          <w:i w:val="0"/>
-          <w:sz w:val="24"/>
-        </w:rPr>
-        <w:t xml:space="preserve"> </w:t>
-      </w:r>
-      <w:r>
-        <w:rPr>
-          <w:rFonts w:ascii="Times New Roman" w:hAnsi="Times New Roman" w:cs="Times New Roman"/>
-          <w:b/>
-          <w:i w:val="0"/>
-          <w:color w:val="FF0000"/>
-          <w:sz w:val="24"/>
-        </w:rPr>
-        <w:t>[doc. anexo — CONFIRMAR JUNTADA DO EXTRATO DE FGTS DO PERÍODO — o ônus da prova do recolhimento é da empregadora]</w:t>
-      </w:r>
-      <w:r>
-        <w:rPr>
-          <w:rFonts w:ascii="Times New Roman" w:hAnsi="Times New Roman" w:cs="Times New Roman"/>
-          <w:b w:val="0"/>
-          <w:i w:val="0"/>
-          <w:sz w:val="24"/>
-        </w:rPr>
-        <w:t>. Não há FGTS devido sobre período em que inexistiu contrato de emprego, nem sobre aviso prévio incabível.</w:t>
+        <w:t>3. Das Verbas Rescisórias (capítulo 03 da inicial; pedido "III")</w:t>
       </w:r>
     </w:p>
     <w:p/>
@@ -3157,7 +3111,7 @@
           <w:i w:val="0"/>
           <w:sz w:val="24"/>
         </w:rPr>
-        <w:t xml:space="preserve">Impugna-se, ademais, o próprio valor: a cifra de R$ 613,33 </w:t>
+        <w:t xml:space="preserve">O pedido "III" postula as verbas próprias da </w:t>
       </w:r>
       <w:r>
         <w:rPr>
@@ -3166,16 +3120,16 @@
           <w:i w:val="0"/>
           <w:sz w:val="24"/>
         </w:rPr>
-        <w:t>não decorre</w:t>
-      </w:r>
-      <w:r>
-        <w:rPr>
-          <w:rFonts w:ascii="Times New Roman" w:hAnsi="Times New Roman" w:cs="Times New Roman"/>
-          <w:b w:val="0"/>
-          <w:i w:val="0"/>
-          <w:sz w:val="24"/>
-        </w:rPr>
-        <w:t xml:space="preserve"> da aplicação do percentual de 8% sobre as parcelas que a própria inicial discrimina — salários do período alegado (R$ 4.466,67), aviso prévio (R$ 2.000,00) e 13º proporcional (R$ 500,00), totalizando R$ 6.966,67, o que resultaria em </w:t>
+        <w:t>dispensa sem justa causa</w:t>
+      </w:r>
+      <w:r>
+        <w:rPr>
+          <w:rFonts w:ascii="Times New Roman" w:hAnsi="Times New Roman" w:cs="Times New Roman"/>
+          <w:b w:val="0"/>
+          <w:i w:val="0"/>
+          <w:sz w:val="24"/>
+        </w:rPr>
+        <w:t xml:space="preserve"> de um contrato que teria vigorado, sem interrupção, de 10/03/2026 a 15/05/2026. A premissa é falsa: houve </w:t>
       </w:r>
       <w:r>
         <w:rPr>
@@ -3184,7 +3138,25 @@
           <w:i w:val="0"/>
           <w:sz w:val="24"/>
         </w:rPr>
-        <w:t>R$ 557,33</w:t>
+        <w:t>contrato de experiência de 11/03/2026 a 09/04/2026, extinto pelo advento do termo</w:t>
+      </w:r>
+      <w:r>
+        <w:rPr>
+          <w:rFonts w:ascii="Times New Roman" w:hAnsi="Times New Roman" w:cs="Times New Roman"/>
+          <w:b w:val="0"/>
+          <w:i w:val="0"/>
+          <w:sz w:val="24"/>
+        </w:rPr>
+        <w:t xml:space="preserve">, cujas verbas rescisórias foram regularmente quitadas no TRCT </w:t>
+      </w:r>
+      <w:r>
+        <w:rPr>
+          <w:rFonts w:ascii="Times New Roman" w:hAnsi="Times New Roman" w:cs="Times New Roman"/>
+          <w:b/>
+          <w:i w:val="0"/>
+          <w:sz w:val="24"/>
+        </w:rPr>
+        <w:t>(doc. anexo)</w:t>
       </w:r>
       <w:r>
         <w:rPr>
@@ -3203,25 +3175,7 @@
           <w:color w:val="FF0000"/>
           <w:sz w:val="24"/>
         </w:rPr>
-        <w:t>[CONFERIR CÁLCULO]</w:t>
-      </w:r>
-      <w:r>
-        <w:rPr>
-          <w:rFonts w:ascii="Times New Roman" w:hAnsi="Times New Roman" w:cs="Times New Roman"/>
-          <w:b w:val="0"/>
-          <w:i w:val="0"/>
-          <w:sz w:val="24"/>
-        </w:rPr>
-        <w:t xml:space="preserve">. O descompasso confirma a </w:t>
-      </w:r>
-      <w:r>
-        <w:rPr>
-          <w:rFonts w:ascii="Times New Roman" w:hAnsi="Times New Roman" w:cs="Times New Roman"/>
-          <w:b/>
-          <w:i w:val="0"/>
-          <w:sz w:val="24"/>
-        </w:rPr>
-        <w:t>ausência de memória de cálculo</w:t>
+        <w:t>[doc. anexo — CONFIRMAR JUNTADA DO TRCT E DO COMPROVANTE DE PAGAMENTO, COM A RESPECTIVA DATA]</w:t>
       </w:r>
       <w:r>
         <w:rPr>
@@ -3246,43 +3200,7 @@
           <w:i w:val="0"/>
           <w:sz w:val="24"/>
         </w:rPr>
-        <w:t xml:space="preserve">3.5. </w:t>
-      </w:r>
-      <w:r>
-        <w:rPr>
-          <w:rFonts w:ascii="Times New Roman" w:hAnsi="Times New Roman" w:cs="Times New Roman"/>
-          <w:b/>
-          <w:i w:val="0"/>
-          <w:sz w:val="24"/>
-        </w:rPr>
-        <w:t>Multa de 40% do FGTS (R$ 245,33), entrega das guias e habilitação no seguro-desemprego.</w:t>
-      </w:r>
-      <w:r>
-        <w:rPr>
-          <w:rFonts w:ascii="Times New Roman" w:hAnsi="Times New Roman" w:cs="Times New Roman"/>
-          <w:b w:val="0"/>
-          <w:i w:val="0"/>
-          <w:sz w:val="24"/>
-        </w:rPr>
-        <w:t xml:space="preserve"> </w:t>
-      </w:r>
-      <w:r>
-        <w:rPr>
-          <w:rFonts w:ascii="Times New Roman" w:hAnsi="Times New Roman" w:cs="Times New Roman"/>
-          <w:b/>
-          <w:i w:val="0"/>
-          <w:sz w:val="24"/>
-        </w:rPr>
-        <w:t>Indevidas.</w:t>
-      </w:r>
-      <w:r>
-        <w:rPr>
-          <w:rFonts w:ascii="Times New Roman" w:hAnsi="Times New Roman" w:cs="Times New Roman"/>
-          <w:b w:val="0"/>
-          <w:i w:val="0"/>
-          <w:sz w:val="24"/>
-        </w:rPr>
-        <w:t xml:space="preserve"> A extinção do contrato a termo pelo advento do prazo não enseja a indenização compensatória de 40%, tampouco a liberação das guias, nos termos dos arts. 18, § 1º, e 20 da Lei nº 8.036/1990; e não gera direito ao seguro-desemprego, que pressupõe dispensa sem justa causa (art. 2º da Lei nº 7.998/1990).</w:t>
+        <w:t>Impugnam-se, uma a uma, as parcelas postuladas:</w:t>
       </w:r>
     </w:p>
     <w:p/>
@@ -3298,7 +3216,7 @@
           <w:i w:val="0"/>
           <w:sz w:val="24"/>
         </w:rPr>
-        <w:t xml:space="preserve">3.6. </w:t>
+        <w:t xml:space="preserve">3.1. </w:t>
       </w:r>
       <w:r>
         <w:rPr>
@@ -3307,7 +3225,7 @@
           <w:i w:val="0"/>
           <w:sz w:val="24"/>
         </w:rPr>
-        <w:t>Multa do art. 477, § 8º, da CLT (R$ 2.000,00).</w:t>
+        <w:t>Saldo de salário de 15 dias de maio de 2026 (R$ 1.000,00).</w:t>
       </w:r>
       <w:r>
         <w:rPr>
@@ -3325,108 +3243,16 @@
           <w:i w:val="0"/>
           <w:sz w:val="24"/>
         </w:rPr>
-        <w:t>Indevida.</w:t>
-      </w:r>
-      <w:r>
-        <w:rPr>
-          <w:rFonts w:ascii="Times New Roman" w:hAnsi="Times New Roman" w:cs="Times New Roman"/>
-          <w:b w:val="0"/>
-          <w:i w:val="0"/>
-          <w:sz w:val="24"/>
-        </w:rPr>
-        <w:t xml:space="preserve"> As verbas rescisórias do contrato de experiência foram pagas </w:t>
-      </w:r>
-      <w:r>
-        <w:rPr>
-          <w:rFonts w:ascii="Times New Roman" w:hAnsi="Times New Roman" w:cs="Times New Roman"/>
-          <w:b/>
-          <w:i w:val="0"/>
-          <w:sz w:val="24"/>
-        </w:rPr>
-        <w:t>no prazo legal</w:t>
-      </w:r>
-      <w:r>
-        <w:rPr>
-          <w:rFonts w:ascii="Times New Roman" w:hAnsi="Times New Roman" w:cs="Times New Roman"/>
-          <w:b w:val="0"/>
-          <w:i w:val="0"/>
-          <w:sz w:val="24"/>
-        </w:rPr>
-        <w:t xml:space="preserve"> </w:t>
-      </w:r>
-      <w:r>
-        <w:rPr>
-          <w:rFonts w:ascii="Times New Roman" w:hAnsi="Times New Roman" w:cs="Times New Roman"/>
-          <w:b/>
-          <w:i w:val="0"/>
-          <w:color w:val="FF0000"/>
-          <w:sz w:val="24"/>
-        </w:rPr>
-        <w:t>[CONFERIR DATA DO PAGAMENTO NO COMPROVANTE E CONFRONTAR COM O ART. 477, § 6º, DA CLT]</w:t>
-      </w:r>
-      <w:r>
-        <w:rPr>
-          <w:rFonts w:ascii="Times New Roman" w:hAnsi="Times New Roman" w:cs="Times New Roman"/>
-          <w:b w:val="0"/>
-          <w:i w:val="0"/>
-          <w:sz w:val="24"/>
-        </w:rPr>
-        <w:t xml:space="preserve">. Ademais, a </w:t>
-      </w:r>
-      <w:r>
-        <w:rPr>
-          <w:rFonts w:ascii="Times New Roman" w:hAnsi="Times New Roman" w:cs="Times New Roman"/>
-          <w:b/>
-          <w:i w:val="0"/>
-          <w:sz w:val="24"/>
-        </w:rPr>
-        <w:t>fundada controvérsia</w:t>
-      </w:r>
-      <w:r>
-        <w:rPr>
-          <w:rFonts w:ascii="Times New Roman" w:hAnsi="Times New Roman" w:cs="Times New Roman"/>
-          <w:b w:val="0"/>
-          <w:i w:val="0"/>
-          <w:sz w:val="24"/>
-        </w:rPr>
-        <w:t xml:space="preserve"> sobre a natureza da relação no período posterior a 09/04/2026 afasta a mora patronal, nos termos da </w:t>
-      </w:r>
-      <w:r>
-        <w:rPr>
-          <w:rFonts w:ascii="Times New Roman" w:hAnsi="Times New Roman" w:cs="Times New Roman"/>
-          <w:b/>
-          <w:i w:val="0"/>
-          <w:sz w:val="24"/>
-        </w:rPr>
-        <w:t>Súmula nº 33 do TRT da 4ª Região</w:t>
-      </w:r>
-      <w:r>
-        <w:rPr>
-          <w:rFonts w:ascii="Times New Roman" w:hAnsi="Times New Roman" w:cs="Times New Roman"/>
-          <w:b w:val="0"/>
-          <w:i w:val="0"/>
-          <w:sz w:val="24"/>
-        </w:rPr>
-        <w:t xml:space="preserve"> </w:t>
-      </w:r>
-      <w:r>
-        <w:rPr>
-          <w:rFonts w:ascii="Times New Roman" w:hAnsi="Times New Roman" w:cs="Times New Roman"/>
-          <w:b/>
-          <w:i w:val="0"/>
-          <w:color w:val="FF0000"/>
-          <w:sz w:val="24"/>
-        </w:rPr>
-        <w:t>[CONFERIR TEOR E VIGÊNCIA — súmula regional]</w:t>
-      </w:r>
-      <w:r>
-        <w:rPr>
-          <w:rFonts w:ascii="Times New Roman" w:hAnsi="Times New Roman" w:cs="Times New Roman"/>
-          <w:b w:val="0"/>
-          <w:i w:val="0"/>
-          <w:sz w:val="24"/>
-        </w:rPr>
-        <w:t>.</w:t>
+        <w:t>Indevido.</w:t>
+      </w:r>
+      <w:r>
+        <w:rPr>
+          <w:rFonts w:ascii="Times New Roman" w:hAnsi="Times New Roman" w:cs="Times New Roman"/>
+          <w:b w:val="0"/>
+          <w:i w:val="0"/>
+          <w:sz w:val="24"/>
+        </w:rPr>
+        <w:t xml:space="preserve"> Em maio de 2026 não havia contrato de emprego em vigor — ele se extinguiu em 09/04/2026. Os serviços que o Autor alega ter prestado após essa data foram tomados por terceiro, na forma do item III.2.</w:t>
       </w:r>
     </w:p>
     <w:p/>
@@ -3442,7 +3268,7 @@
           <w:i w:val="0"/>
           <w:sz w:val="24"/>
         </w:rPr>
-        <w:t xml:space="preserve">3.7. </w:t>
+        <w:t xml:space="preserve">3.2. </w:t>
       </w:r>
       <w:r>
         <w:rPr>
@@ -3451,7 +3277,7 @@
           <w:i w:val="0"/>
           <w:sz w:val="24"/>
         </w:rPr>
-        <w:t>Multa do art. 467 da CLT.</w:t>
+        <w:t>Aviso prévio indenizado de 30 dias (R$ 2.000,00).</w:t>
       </w:r>
       <w:r>
         <w:rPr>
@@ -3469,16 +3295,16 @@
           <w:i w:val="0"/>
           <w:sz w:val="24"/>
         </w:rPr>
-        <w:t>Indevida.</w:t>
-      </w:r>
-      <w:r>
-        <w:rPr>
-          <w:rFonts w:ascii="Times New Roman" w:hAnsi="Times New Roman" w:cs="Times New Roman"/>
-          <w:b w:val="0"/>
-          <w:i w:val="0"/>
-          <w:sz w:val="24"/>
-        </w:rPr>
-        <w:t xml:space="preserve"> Diante da contestação integral e fundamentada, </w:t>
+        <w:t>Indevido.</w:t>
+      </w:r>
+      <w:r>
+        <w:rPr>
+          <w:rFonts w:ascii="Times New Roman" w:hAnsi="Times New Roman" w:cs="Times New Roman"/>
+          <w:b w:val="0"/>
+          <w:i w:val="0"/>
+          <w:sz w:val="24"/>
+        </w:rPr>
+        <w:t xml:space="preserve"> O contrato de experiência é modalidade </w:t>
       </w:r>
       <w:r>
         <w:rPr>
@@ -3487,16 +3313,52 @@
           <w:i w:val="0"/>
           <w:sz w:val="24"/>
         </w:rPr>
-        <w:t>não há parcela rescisória incontroversa</w:t>
-      </w:r>
-      <w:r>
-        <w:rPr>
-          <w:rFonts w:ascii="Times New Roman" w:hAnsi="Times New Roman" w:cs="Times New Roman"/>
-          <w:b w:val="0"/>
-          <w:i w:val="0"/>
-          <w:sz w:val="24"/>
-        </w:rPr>
-        <w:t xml:space="preserve"> e impaga apta a atrair a cominação, tendo as verbas do contrato de experiência sido quitadas em época própria.</w:t>
+        <w:t>a termo</w:t>
+      </w:r>
+      <w:r>
+        <w:rPr>
+          <w:rFonts w:ascii="Times New Roman" w:hAnsi="Times New Roman" w:cs="Times New Roman"/>
+          <w:b w:val="0"/>
+          <w:i w:val="0"/>
+          <w:sz w:val="24"/>
+        </w:rPr>
+        <w:t xml:space="preserve"> (art. 443, § 2º, "c", da CLT), extinta pelo advento do prazo, sendo </w:t>
+      </w:r>
+      <w:r>
+        <w:rPr>
+          <w:rFonts w:ascii="Times New Roman" w:hAnsi="Times New Roman" w:cs="Times New Roman"/>
+          <w:b/>
+          <w:i w:val="0"/>
+          <w:sz w:val="24"/>
+        </w:rPr>
+        <w:t>juridicamente incompatível</w:t>
+      </w:r>
+      <w:r>
+        <w:rPr>
+          <w:rFonts w:ascii="Times New Roman" w:hAnsi="Times New Roman" w:cs="Times New Roman"/>
+          <w:b w:val="0"/>
+          <w:i w:val="0"/>
+          <w:sz w:val="24"/>
+        </w:rPr>
+        <w:t xml:space="preserve"> com a exigência de aviso prévio indenizado, que pressupõe contrato por prazo indeterminado rompido por iniciativa do empregador. Indevida, por consequência, também a </w:t>
+      </w:r>
+      <w:r>
+        <w:rPr>
+          <w:rFonts w:ascii="Times New Roman" w:hAnsi="Times New Roman" w:cs="Times New Roman"/>
+          <w:b/>
+          <w:i w:val="0"/>
+          <w:sz w:val="24"/>
+        </w:rPr>
+        <w:t>projeção do aviso</w:t>
+      </w:r>
+      <w:r>
+        <w:rPr>
+          <w:rFonts w:ascii="Times New Roman" w:hAnsi="Times New Roman" w:cs="Times New Roman"/>
+          <w:b w:val="0"/>
+          <w:i w:val="0"/>
+          <w:sz w:val="24"/>
+        </w:rPr>
+        <w:t xml:space="preserve"> sobre o 13º salário e as férias proporcionais, tal como pretendido na inicial.</w:t>
       </w:r>
     </w:p>
     <w:p/>
@@ -3512,7 +3374,7 @@
           <w:i w:val="0"/>
           <w:sz w:val="24"/>
         </w:rPr>
-        <w:t xml:space="preserve">3.8. </w:t>
+        <w:t xml:space="preserve">3.3. </w:t>
       </w:r>
       <w:r>
         <w:rPr>
@@ -3521,16 +3383,16 @@
           <w:i w:val="0"/>
           <w:sz w:val="24"/>
         </w:rPr>
-        <w:t>Da impugnação do valor total.</w:t>
-      </w:r>
-      <w:r>
-        <w:rPr>
-          <w:rFonts w:ascii="Times New Roman" w:hAnsi="Times New Roman" w:cs="Times New Roman"/>
-          <w:b w:val="0"/>
-          <w:i w:val="0"/>
-          <w:sz w:val="24"/>
-        </w:rPr>
-        <w:t xml:space="preserve"> Impugna-se o montante de </w:t>
+        <w:t>13º salário proporcional (3/12 — R$ 500,00) e férias proporcionais + 1/3 (3/12 — R$ 666,67).</w:t>
+      </w:r>
+      <w:r>
+        <w:rPr>
+          <w:rFonts w:ascii="Times New Roman" w:hAnsi="Times New Roman" w:cs="Times New Roman"/>
+          <w:b w:val="0"/>
+          <w:i w:val="0"/>
+          <w:sz w:val="24"/>
+        </w:rPr>
+        <w:t xml:space="preserve"> </w:t>
       </w:r>
       <w:r>
         <w:rPr>
@@ -3539,16 +3401,107 @@
           <w:i w:val="0"/>
           <w:sz w:val="24"/>
         </w:rPr>
-        <w:t>R$ 7.025,33</w:t>
-      </w:r>
-      <w:r>
-        <w:rPr>
-          <w:rFonts w:ascii="Times New Roman" w:hAnsi="Times New Roman" w:cs="Times New Roman"/>
-          <w:b w:val="0"/>
-          <w:i w:val="0"/>
-          <w:sz w:val="24"/>
-        </w:rPr>
-        <w:t xml:space="preserve"> e cada uma de suas parcelas, por ausência de memória de cálculo e por partirem de premissas fáticas falsas — salário mensal de R$ 2.000,00, contrato contínuo de 10/03/2026 a 15/05/2026 e dispensa imotivada —, todas desmentidas pelos documentos ora juntados.</w:t>
+        <w:t>Indevidos nos moldes postulados.</w:t>
+      </w:r>
+      <w:r>
+        <w:rPr>
+          <w:rFonts w:ascii="Times New Roman" w:hAnsi="Times New Roman" w:cs="Times New Roman"/>
+          <w:b w:val="0"/>
+          <w:i w:val="0"/>
+          <w:sz w:val="24"/>
+        </w:rPr>
+        <w:t xml:space="preserve"> O contrato durou </w:t>
+      </w:r>
+      <w:r>
+        <w:rPr>
+          <w:rFonts w:ascii="Times New Roman" w:hAnsi="Times New Roman" w:cs="Times New Roman"/>
+          <w:b/>
+          <w:i w:val="0"/>
+          <w:sz w:val="24"/>
+        </w:rPr>
+        <w:t>30 dias</w:t>
+      </w:r>
+      <w:r>
+        <w:rPr>
+          <w:rFonts w:ascii="Times New Roman" w:hAnsi="Times New Roman" w:cs="Times New Roman"/>
+          <w:b w:val="0"/>
+          <w:i w:val="0"/>
+          <w:sz w:val="24"/>
+        </w:rPr>
+        <w:t xml:space="preserve"> (11/03 a 09/04/2026), o que corresponde, quando muito, a </w:t>
+      </w:r>
+      <w:r>
+        <w:rPr>
+          <w:rFonts w:ascii="Times New Roman" w:hAnsi="Times New Roman" w:cs="Times New Roman"/>
+          <w:b/>
+          <w:i w:val="0"/>
+          <w:sz w:val="24"/>
+        </w:rPr>
+        <w:t>1/12</w:t>
+      </w:r>
+      <w:r>
+        <w:rPr>
+          <w:rFonts w:ascii="Times New Roman" w:hAnsi="Times New Roman" w:cs="Times New Roman"/>
+          <w:b w:val="0"/>
+          <w:i w:val="0"/>
+          <w:sz w:val="24"/>
+        </w:rPr>
+        <w:t xml:space="preserve"> de cada parcela — e não a 3/12, avos que só se obtêm somando um período inexistente e a projeção de um aviso prévio incabível. As parcelas devidas pelo contrato de experiência foram </w:t>
+      </w:r>
+      <w:r>
+        <w:rPr>
+          <w:rFonts w:ascii="Times New Roman" w:hAnsi="Times New Roman" w:cs="Times New Roman"/>
+          <w:b/>
+          <w:i w:val="0"/>
+          <w:sz w:val="24"/>
+        </w:rPr>
+        <w:t>quitadas no TRCT</w:t>
+      </w:r>
+      <w:r>
+        <w:rPr>
+          <w:rFonts w:ascii="Times New Roman" w:hAnsi="Times New Roman" w:cs="Times New Roman"/>
+          <w:b w:val="0"/>
+          <w:i w:val="0"/>
+          <w:sz w:val="24"/>
+        </w:rPr>
+        <w:t xml:space="preserve"> </w:t>
+      </w:r>
+      <w:r>
+        <w:rPr>
+          <w:rFonts w:ascii="Times New Roman" w:hAnsi="Times New Roman" w:cs="Times New Roman"/>
+          <w:b/>
+          <w:i w:val="0"/>
+          <w:color w:val="FF0000"/>
+          <w:sz w:val="24"/>
+        </w:rPr>
+        <w:t>[doc. anexo — CONFIRMAR JUNTADA E VALORES]</w:t>
+      </w:r>
+      <w:r>
+        <w:rPr>
+          <w:rFonts w:ascii="Times New Roman" w:hAnsi="Times New Roman" w:cs="Times New Roman"/>
+          <w:b w:val="0"/>
+          <w:i w:val="0"/>
+          <w:sz w:val="24"/>
+        </w:rPr>
+        <w:t xml:space="preserve">, com a consequente </w:t>
+      </w:r>
+      <w:r>
+        <w:rPr>
+          <w:rFonts w:ascii="Times New Roman" w:hAnsi="Times New Roman" w:cs="Times New Roman"/>
+          <w:b/>
+          <w:i w:val="0"/>
+          <w:sz w:val="24"/>
+        </w:rPr>
+        <w:t>dedução</w:t>
+      </w:r>
+      <w:r>
+        <w:rPr>
+          <w:rFonts w:ascii="Times New Roman" w:hAnsi="Times New Roman" w:cs="Times New Roman"/>
+          <w:b w:val="0"/>
+          <w:i w:val="0"/>
+          <w:sz w:val="24"/>
+        </w:rPr>
+        <w:t xml:space="preserve"> de qualquer condenação (art. 767 da CLT).</w:t>
       </w:r>
     </w:p>
     <w:p/>
@@ -3564,7 +3517,80 @@
           <w:i w:val="0"/>
           <w:sz w:val="24"/>
         </w:rPr>
-        <w:t>4. Da Alegada Ausência de Cadastramento na RAIS/PIS (capítulo 04 da inicial; pedido "IV")</w:t>
+        <w:t xml:space="preserve">3.4. </w:t>
+      </w:r>
+      <w:r>
+        <w:rPr>
+          <w:rFonts w:ascii="Times New Roman" w:hAnsi="Times New Roman" w:cs="Times New Roman"/>
+          <w:b/>
+          <w:i w:val="0"/>
+          <w:sz w:val="24"/>
+        </w:rPr>
+        <w:t>Depósitos de FGTS (R$ 613,33), inclusive sobre o aviso prévio.</w:t>
+      </w:r>
+      <w:r>
+        <w:rPr>
+          <w:rFonts w:ascii="Times New Roman" w:hAnsi="Times New Roman" w:cs="Times New Roman"/>
+          <w:b w:val="0"/>
+          <w:i w:val="0"/>
+          <w:sz w:val="24"/>
+        </w:rPr>
+        <w:t xml:space="preserve"> </w:t>
+      </w:r>
+      <w:r>
+        <w:rPr>
+          <w:rFonts w:ascii="Times New Roman" w:hAnsi="Times New Roman" w:cs="Times New Roman"/>
+          <w:b/>
+          <w:i w:val="0"/>
+          <w:sz w:val="24"/>
+        </w:rPr>
+        <w:t>Indevidos nos moldes postulados.</w:t>
+      </w:r>
+      <w:r>
+        <w:rPr>
+          <w:rFonts w:ascii="Times New Roman" w:hAnsi="Times New Roman" w:cs="Times New Roman"/>
+          <w:b w:val="0"/>
+          <w:i w:val="0"/>
+          <w:sz w:val="24"/>
+        </w:rPr>
+        <w:t xml:space="preserve"> Os depósitos referentes ao período contratual foram regularmente recolhidos, conforme extrato analítico e informações do eSocial </w:t>
+      </w:r>
+      <w:r>
+        <w:rPr>
+          <w:rFonts w:ascii="Times New Roman" w:hAnsi="Times New Roman" w:cs="Times New Roman"/>
+          <w:b/>
+          <w:i w:val="0"/>
+          <w:sz w:val="24"/>
+        </w:rPr>
+        <w:t>(doc. anexo)</w:t>
+      </w:r>
+      <w:r>
+        <w:rPr>
+          <w:rFonts w:ascii="Times New Roman" w:hAnsi="Times New Roman" w:cs="Times New Roman"/>
+          <w:b w:val="0"/>
+          <w:i w:val="0"/>
+          <w:sz w:val="24"/>
+        </w:rPr>
+        <w:t xml:space="preserve"> </w:t>
+      </w:r>
+      <w:r>
+        <w:rPr>
+          <w:rFonts w:ascii="Times New Roman" w:hAnsi="Times New Roman" w:cs="Times New Roman"/>
+          <w:b/>
+          <w:i w:val="0"/>
+          <w:color w:val="FF0000"/>
+          <w:sz w:val="24"/>
+        </w:rPr>
+        <w:t>[doc. anexo — CONFIRMAR JUNTADA DO EXTRATO DE FGTS DO PERÍODO — o ônus da prova do recolhimento é da empregadora]</w:t>
+      </w:r>
+      <w:r>
+        <w:rPr>
+          <w:rFonts w:ascii="Times New Roman" w:hAnsi="Times New Roman" w:cs="Times New Roman"/>
+          <w:b w:val="0"/>
+          <w:i w:val="0"/>
+          <w:sz w:val="24"/>
+        </w:rPr>
+        <w:t>. Não há FGTS devido sobre período em que inexistiu contrato de emprego, nem sobre aviso prévio incabível.</w:t>
       </w:r>
     </w:p>
     <w:p/>
@@ -3580,7 +3606,7 @@
           <w:i w:val="0"/>
           <w:sz w:val="24"/>
         </w:rPr>
-        <w:t xml:space="preserve">Pretende o Autor indenização "pela não emissão da RAIS do PIS", no valor de um salário mínimo, que arbitra em R$ 1.512,00 — importe que, aliás, </w:t>
+        <w:t xml:space="preserve">Impugna-se, ademais, o próprio valor: a cifra de R$ 613,33 </w:t>
       </w:r>
       <w:r>
         <w:rPr>
@@ -3589,7 +3615,25 @@
           <w:i w:val="0"/>
           <w:sz w:val="24"/>
         </w:rPr>
-        <w:t>não corresponde ao salário mínimo nacional vigente</w:t>
+        <w:t>não decorre</w:t>
+      </w:r>
+      <w:r>
+        <w:rPr>
+          <w:rFonts w:ascii="Times New Roman" w:hAnsi="Times New Roman" w:cs="Times New Roman"/>
+          <w:b w:val="0"/>
+          <w:i w:val="0"/>
+          <w:sz w:val="24"/>
+        </w:rPr>
+        <w:t xml:space="preserve"> da aplicação do percentual de 8% sobre as parcelas que a própria inicial discrimina — salários do período alegado (R$ 4.466,67), aviso prévio (R$ 2.000,00) e 13º proporcional (R$ 500,00), totalizando R$ 6.966,67, o que resultaria em </w:t>
+      </w:r>
+      <w:r>
+        <w:rPr>
+          <w:rFonts w:ascii="Times New Roman" w:hAnsi="Times New Roman" w:cs="Times New Roman"/>
+          <w:b/>
+          <w:i w:val="0"/>
+          <w:sz w:val="24"/>
+        </w:rPr>
+        <w:t>R$ 557,33</w:t>
       </w:r>
       <w:r>
         <w:rPr>
@@ -3608,16 +3652,34 @@
           <w:color w:val="FF0000"/>
           <w:sz w:val="24"/>
         </w:rPr>
-        <w:t>[CONFERIR VALOR DO SALÁRIO MÍNIMO EM 2026]</w:t>
-      </w:r>
-      <w:r>
-        <w:rPr>
-          <w:rFonts w:ascii="Times New Roman" w:hAnsi="Times New Roman" w:cs="Times New Roman"/>
-          <w:b w:val="0"/>
-          <w:i w:val="0"/>
-          <w:sz w:val="24"/>
-        </w:rPr>
-        <w:t>, mais um indício do aproveitamento de peça de outro processo e de outro ano.</w:t>
+        <w:t>[CONFERIR CÁLCULO]</w:t>
+      </w:r>
+      <w:r>
+        <w:rPr>
+          <w:rFonts w:ascii="Times New Roman" w:hAnsi="Times New Roman" w:cs="Times New Roman"/>
+          <w:b w:val="0"/>
+          <w:i w:val="0"/>
+          <w:sz w:val="24"/>
+        </w:rPr>
+        <w:t xml:space="preserve">. O descompasso confirma a </w:t>
+      </w:r>
+      <w:r>
+        <w:rPr>
+          <w:rFonts w:ascii="Times New Roman" w:hAnsi="Times New Roman" w:cs="Times New Roman"/>
+          <w:b/>
+          <w:i w:val="0"/>
+          <w:sz w:val="24"/>
+        </w:rPr>
+        <w:t>ausência de memória de cálculo</w:t>
+      </w:r>
+      <w:r>
+        <w:rPr>
+          <w:rFonts w:ascii="Times New Roman" w:hAnsi="Times New Roman" w:cs="Times New Roman"/>
+          <w:b w:val="0"/>
+          <w:i w:val="0"/>
+          <w:sz w:val="24"/>
+        </w:rPr>
+        <w:t>.</w:t>
       </w:r>
     </w:p>
     <w:p/>
@@ -3633,7 +3695,43 @@
           <w:i w:val="0"/>
           <w:sz w:val="24"/>
         </w:rPr>
-        <w:t>O pedido é improcedente por fundamentos autônomos:</w:t>
+        <w:t xml:space="preserve">3.5. </w:t>
+      </w:r>
+      <w:r>
+        <w:rPr>
+          <w:rFonts w:ascii="Times New Roman" w:hAnsi="Times New Roman" w:cs="Times New Roman"/>
+          <w:b/>
+          <w:i w:val="0"/>
+          <w:sz w:val="24"/>
+        </w:rPr>
+        <w:t>Multa de 40% do FGTS (R$ 245,33), entrega das guias e habilitação no seguro-desemprego.</w:t>
+      </w:r>
+      <w:r>
+        <w:rPr>
+          <w:rFonts w:ascii="Times New Roman" w:hAnsi="Times New Roman" w:cs="Times New Roman"/>
+          <w:b w:val="0"/>
+          <w:i w:val="0"/>
+          <w:sz w:val="24"/>
+        </w:rPr>
+        <w:t xml:space="preserve"> </w:t>
+      </w:r>
+      <w:r>
+        <w:rPr>
+          <w:rFonts w:ascii="Times New Roman" w:hAnsi="Times New Roman" w:cs="Times New Roman"/>
+          <w:b/>
+          <w:i w:val="0"/>
+          <w:sz w:val="24"/>
+        </w:rPr>
+        <w:t>Indevidas.</w:t>
+      </w:r>
+      <w:r>
+        <w:rPr>
+          <w:rFonts w:ascii="Times New Roman" w:hAnsi="Times New Roman" w:cs="Times New Roman"/>
+          <w:b w:val="0"/>
+          <w:i w:val="0"/>
+          <w:sz w:val="24"/>
+        </w:rPr>
+        <w:t xml:space="preserve"> A extinção do contrato a termo pelo advento do prazo não enseja a indenização compensatória de 40%, tampouco a liberação das guias, nos termos dos arts. 18, § 1º, e 20 da Lei nº 8.036/1990; e não gera direito ao seguro-desemprego, que pressupõe dispensa sem justa causa (art. 2º da Lei nº 7.998/1990).</w:t>
       </w:r>
     </w:p>
     <w:p/>
@@ -3649,7 +3747,7 @@
           <w:i w:val="0"/>
           <w:sz w:val="24"/>
         </w:rPr>
-        <w:t xml:space="preserve">a) </w:t>
+        <w:t xml:space="preserve">3.6. </w:t>
       </w:r>
       <w:r>
         <w:rPr>
@@ -3658,16 +3756,16 @@
           <w:i w:val="0"/>
           <w:sz w:val="24"/>
         </w:rPr>
-        <w:t>A premissa é falsa.</w:t>
-      </w:r>
-      <w:r>
-        <w:rPr>
-          <w:rFonts w:ascii="Times New Roman" w:hAnsi="Times New Roman" w:cs="Times New Roman"/>
-          <w:b w:val="0"/>
-          <w:i w:val="0"/>
-          <w:sz w:val="24"/>
-        </w:rPr>
-        <w:t xml:space="preserve"> Havendo </w:t>
+        <w:t>Multa do art. 477, § 8º, da CLT (R$ 2.000,00).</w:t>
+      </w:r>
+      <w:r>
+        <w:rPr>
+          <w:rFonts w:ascii="Times New Roman" w:hAnsi="Times New Roman" w:cs="Times New Roman"/>
+          <w:b w:val="0"/>
+          <w:i w:val="0"/>
+          <w:sz w:val="24"/>
+        </w:rPr>
+        <w:t xml:space="preserve"> </w:t>
       </w:r>
       <w:r>
         <w:rPr>
@@ -3676,16 +3774,16 @@
           <w:i w:val="0"/>
           <w:sz w:val="24"/>
         </w:rPr>
-        <w:t>contrato registrado</w:t>
-      </w:r>
-      <w:r>
-        <w:rPr>
-          <w:rFonts w:ascii="Times New Roman" w:hAnsi="Times New Roman" w:cs="Times New Roman"/>
-          <w:b w:val="0"/>
-          <w:i w:val="0"/>
-          <w:sz w:val="24"/>
-        </w:rPr>
-        <w:t xml:space="preserve"> de 11/03/2026 a 09/04/2026, as informações do vínculo foram prestadas ao Poder Público pelos meios legais </w:t>
+        <w:t>Indevida.</w:t>
+      </w:r>
+      <w:r>
+        <w:rPr>
+          <w:rFonts w:ascii="Times New Roman" w:hAnsi="Times New Roman" w:cs="Times New Roman"/>
+          <w:b w:val="0"/>
+          <w:i w:val="0"/>
+          <w:sz w:val="24"/>
+        </w:rPr>
+        <w:t xml:space="preserve"> As verbas rescisórias do contrato de experiência foram pagas </w:t>
       </w:r>
       <w:r>
         <w:rPr>
@@ -3694,7 +3792,7 @@
           <w:i w:val="0"/>
           <w:sz w:val="24"/>
         </w:rPr>
-        <w:t>(doc. anexo)</w:t>
+        <w:t>no prazo legal</w:t>
       </w:r>
       <w:r>
         <w:rPr>
@@ -3713,16 +3811,16 @@
           <w:color w:val="FF0000"/>
           <w:sz w:val="24"/>
         </w:rPr>
-        <w:t>[doc. anexo — CONFIRMAR JUNTADA DOS EVENTOS DO eSOCIAL/CAGED DO PERÍODO]</w:t>
-      </w:r>
-      <w:r>
-        <w:rPr>
-          <w:rFonts w:ascii="Times New Roman" w:hAnsi="Times New Roman" w:cs="Times New Roman"/>
-          <w:b w:val="0"/>
-          <w:i w:val="0"/>
-          <w:sz w:val="24"/>
-        </w:rPr>
-        <w:t xml:space="preserve">. Registre-se que a RAIS foi </w:t>
+        <w:t>[CONFERIR DATA DO PAGAMENTO NO COMPROVANTE E CONFRONTAR COM O ART. 477, § 6º, DA CLT]</w:t>
+      </w:r>
+      <w:r>
+        <w:rPr>
+          <w:rFonts w:ascii="Times New Roman" w:hAnsi="Times New Roman" w:cs="Times New Roman"/>
+          <w:b w:val="0"/>
+          <w:i w:val="0"/>
+          <w:sz w:val="24"/>
+        </w:rPr>
+        <w:t xml:space="preserve">. Ademais, a </w:t>
       </w:r>
       <w:r>
         <w:rPr>
@@ -3731,26 +3829,44 @@
           <w:i w:val="0"/>
           <w:sz w:val="24"/>
         </w:rPr>
-        <w:t>substituída</w:t>
-      </w:r>
-      <w:r>
-        <w:rPr>
-          <w:rFonts w:ascii="Times New Roman" w:hAnsi="Times New Roman" w:cs="Times New Roman"/>
-          <w:b w:val="0"/>
-          <w:i w:val="0"/>
-          <w:sz w:val="24"/>
-        </w:rPr>
-        <w:t xml:space="preserve"> pela prestação de informações via eSocial </w:t>
+        <w:t>fundada controvérsia</w:t>
+      </w:r>
+      <w:r>
+        <w:rPr>
+          <w:rFonts w:ascii="Times New Roman" w:hAnsi="Times New Roman" w:cs="Times New Roman"/>
+          <w:b w:val="0"/>
+          <w:i w:val="0"/>
+          <w:sz w:val="24"/>
+        </w:rPr>
+        <w:t xml:space="preserve"> sobre a natureza da relação no período posterior a 09/04/2026 afasta a mora patronal, nos termos da </w:t>
       </w:r>
       <w:r>
         <w:rPr>
           <w:rFonts w:ascii="Times New Roman" w:hAnsi="Times New Roman" w:cs="Times New Roman"/>
           <w:b/>
           <w:i w:val="0"/>
+          <w:sz w:val="24"/>
+        </w:rPr>
+        <w:t>Súmula nº 33 do TRT da 4ª Região</w:t>
+      </w:r>
+      <w:r>
+        <w:rPr>
+          <w:rFonts w:ascii="Times New Roman" w:hAnsi="Times New Roman" w:cs="Times New Roman"/>
+          <w:b w:val="0"/>
+          <w:i w:val="0"/>
+          <w:sz w:val="24"/>
+        </w:rPr>
+        <w:t xml:space="preserve"> </w:t>
+      </w:r>
+      <w:r>
+        <w:rPr>
+          <w:rFonts w:ascii="Times New Roman" w:hAnsi="Times New Roman" w:cs="Times New Roman"/>
+          <w:b/>
+          <w:i w:val="0"/>
           <w:color w:val="FF0000"/>
           <w:sz w:val="24"/>
         </w:rPr>
-        <w:t>[CONFERIR NORMA E MARCO TEMPORAL DA SUBSTITUIÇÃO]</w:t>
+        <w:t>[CONFERIR TEOR E VIGÊNCIA — súmula regional]</w:t>
       </w:r>
       <w:r>
         <w:rPr>
@@ -3775,7 +3891,7 @@
           <w:i w:val="0"/>
           <w:sz w:val="24"/>
         </w:rPr>
-        <w:t xml:space="preserve">b) </w:t>
+        <w:t xml:space="preserve">3.7. </w:t>
       </w:r>
       <w:r>
         <w:rPr>
@@ -3784,35 +3900,34 @@
           <w:i w:val="0"/>
           <w:sz w:val="24"/>
         </w:rPr>
-        <w:t>Ausência dos requisitos legais do abono.</w:t>
-      </w:r>
-      <w:r>
-        <w:rPr>
-          <w:rFonts w:ascii="Times New Roman" w:hAnsi="Times New Roman" w:cs="Times New Roman"/>
-          <w:b w:val="0"/>
-          <w:i w:val="0"/>
-          <w:sz w:val="24"/>
-        </w:rPr>
-        <w:t xml:space="preserve"> O abono salarial do art. 9º da Lei nº 7.998/1990 </w:t>
+        <w:t>Multa do art. 467 da CLT.</w:t>
+      </w:r>
+      <w:r>
+        <w:rPr>
+          <w:rFonts w:ascii="Times New Roman" w:hAnsi="Times New Roman" w:cs="Times New Roman"/>
+          <w:b w:val="0"/>
+          <w:i w:val="0"/>
+          <w:sz w:val="24"/>
+        </w:rPr>
+        <w:t xml:space="preserve"> </w:t>
       </w:r>
       <w:r>
         <w:rPr>
           <w:rFonts w:ascii="Times New Roman" w:hAnsi="Times New Roman" w:cs="Times New Roman"/>
           <w:b/>
           <w:i w:val="0"/>
-          <w:color w:val="FF0000"/>
-          <w:sz w:val="24"/>
-        </w:rPr>
-        <w:t>[CONFERIR REDAÇÃO VIGENTE]</w:t>
-      </w:r>
-      <w:r>
-        <w:rPr>
-          <w:rFonts w:ascii="Times New Roman" w:hAnsi="Times New Roman" w:cs="Times New Roman"/>
-          <w:b w:val="0"/>
-          <w:i w:val="0"/>
-          <w:sz w:val="24"/>
-        </w:rPr>
-        <w:t xml:space="preserve"> exige, cumulativamente, cadastro há pelo menos </w:t>
+          <w:sz w:val="24"/>
+        </w:rPr>
+        <w:t>Indevida.</w:t>
+      </w:r>
+      <w:r>
+        <w:rPr>
+          <w:rFonts w:ascii="Times New Roman" w:hAnsi="Times New Roman" w:cs="Times New Roman"/>
+          <w:b w:val="0"/>
+          <w:i w:val="0"/>
+          <w:sz w:val="24"/>
+        </w:rPr>
+        <w:t xml:space="preserve"> Diante da contestação integral e fundamentada, </w:t>
       </w:r>
       <w:r>
         <w:rPr>
@@ -3821,52 +3936,16 @@
           <w:i w:val="0"/>
           <w:sz w:val="24"/>
         </w:rPr>
-        <w:t>5 (cinco) anos</w:t>
-      </w:r>
-      <w:r>
-        <w:rPr>
-          <w:rFonts w:ascii="Times New Roman" w:hAnsi="Times New Roman" w:cs="Times New Roman"/>
-          <w:b w:val="0"/>
-          <w:i w:val="0"/>
-          <w:sz w:val="24"/>
-        </w:rPr>
-        <w:t xml:space="preserve"> no PIS/PASEP ou no Cadastro Nacional do Trabalhador, exercício de atividade remunerada por, no mínimo, </w:t>
-      </w:r>
-      <w:r>
-        <w:rPr>
-          <w:rFonts w:ascii="Times New Roman" w:hAnsi="Times New Roman" w:cs="Times New Roman"/>
-          <w:b/>
-          <w:i w:val="0"/>
-          <w:sz w:val="24"/>
-        </w:rPr>
-        <w:t>30 dias no ano-base</w:t>
-      </w:r>
-      <w:r>
-        <w:rPr>
-          <w:rFonts w:ascii="Times New Roman" w:hAnsi="Times New Roman" w:cs="Times New Roman"/>
-          <w:b w:val="0"/>
-          <w:i w:val="0"/>
-          <w:sz w:val="24"/>
-        </w:rPr>
-        <w:t xml:space="preserve">, e remuneração média mensal de até dois salários mínimos. O Autor </w:t>
-      </w:r>
-      <w:r>
-        <w:rPr>
-          <w:rFonts w:ascii="Times New Roman" w:hAnsi="Times New Roman" w:cs="Times New Roman"/>
-          <w:b/>
-          <w:i w:val="0"/>
-          <w:sz w:val="24"/>
-        </w:rPr>
-        <w:t>não comprova o cadastro quinquenal</w:t>
-      </w:r>
-      <w:r>
-        <w:rPr>
-          <w:rFonts w:ascii="Times New Roman" w:hAnsi="Times New Roman" w:cs="Times New Roman"/>
-          <w:b w:val="0"/>
-          <w:i w:val="0"/>
-          <w:sz w:val="24"/>
-        </w:rPr>
-        <w:t xml:space="preserve"> — ônus exclusivamente seu (art. 818, I, da CLT) — e nada informa a respeito.</w:t>
+        <w:t>não há parcela rescisória incontroversa</w:t>
+      </w:r>
+      <w:r>
+        <w:rPr>
+          <w:rFonts w:ascii="Times New Roman" w:hAnsi="Times New Roman" w:cs="Times New Roman"/>
+          <w:b w:val="0"/>
+          <w:i w:val="0"/>
+          <w:sz w:val="24"/>
+        </w:rPr>
+        <w:t xml:space="preserve"> e impaga apta a atrair a cominação, tendo as verbas do contrato de experiência sido quitadas em época própria.</w:t>
       </w:r>
     </w:p>
     <w:p/>
@@ -3882,7 +3961,7 @@
           <w:i w:val="0"/>
           <w:sz w:val="24"/>
         </w:rPr>
-        <w:t xml:space="preserve">c) </w:t>
+        <w:t xml:space="preserve">3.8. </w:t>
       </w:r>
       <w:r>
         <w:rPr>
@@ -3891,53 +3970,34 @@
           <w:i w:val="0"/>
           <w:sz w:val="24"/>
         </w:rPr>
-        <w:t>Ausência de dano atual.</w:t>
-      </w:r>
-      <w:r>
-        <w:rPr>
-          <w:rFonts w:ascii="Times New Roman" w:hAnsi="Times New Roman" w:cs="Times New Roman"/>
-          <w:b w:val="0"/>
-          <w:i w:val="0"/>
-          <w:sz w:val="24"/>
-        </w:rPr>
-        <w:t xml:space="preserve"> Ainda que houvesse omissão declaratória quanto ao ano-base 2026, o abono somente seria devido em exercício futuro </w:t>
+        <w:t>Da impugnação do valor total.</w:t>
+      </w:r>
+      <w:r>
+        <w:rPr>
+          <w:rFonts w:ascii="Times New Roman" w:hAnsi="Times New Roman" w:cs="Times New Roman"/>
+          <w:b w:val="0"/>
+          <w:i w:val="0"/>
+          <w:sz w:val="24"/>
+        </w:rPr>
+        <w:t xml:space="preserve"> Impugna-se o montante de </w:t>
       </w:r>
       <w:r>
         <w:rPr>
           <w:rFonts w:ascii="Times New Roman" w:hAnsi="Times New Roman" w:cs="Times New Roman"/>
           <w:b/>
           <w:i w:val="0"/>
-          <w:color w:val="FF0000"/>
-          <w:sz w:val="24"/>
-        </w:rPr>
-        <w:t>[CONFERIR CALENDÁRIO DO ABONO PARA O ANO-BASE 2026]</w:t>
-      </w:r>
-      <w:r>
-        <w:rPr>
-          <w:rFonts w:ascii="Times New Roman" w:hAnsi="Times New Roman" w:cs="Times New Roman"/>
-          <w:b w:val="0"/>
-          <w:i w:val="0"/>
-          <w:sz w:val="24"/>
-        </w:rPr>
-        <w:t xml:space="preserve">, de sorte que o prejuízo alegado é, no máximo, </w:t>
-      </w:r>
-      <w:r>
-        <w:rPr>
-          <w:rFonts w:ascii="Times New Roman" w:hAnsi="Times New Roman" w:cs="Times New Roman"/>
-          <w:b/>
-          <w:i w:val="0"/>
-          <w:sz w:val="24"/>
-        </w:rPr>
-        <w:t>hipotético</w:t>
-      </w:r>
-      <w:r>
-        <w:rPr>
-          <w:rFonts w:ascii="Times New Roman" w:hAnsi="Times New Roman" w:cs="Times New Roman"/>
-          <w:b w:val="0"/>
-          <w:i w:val="0"/>
-          <w:sz w:val="24"/>
-        </w:rPr>
-        <w:t xml:space="preserve"> — e dano hipotético não se indeniza (arts. 186 e 927 do Código Civil).</w:t>
+          <w:sz w:val="24"/>
+        </w:rPr>
+        <w:t>R$ 7.025,33</w:t>
+      </w:r>
+      <w:r>
+        <w:rPr>
+          <w:rFonts w:ascii="Times New Roman" w:hAnsi="Times New Roman" w:cs="Times New Roman"/>
+          <w:b w:val="0"/>
+          <w:i w:val="0"/>
+          <w:sz w:val="24"/>
+        </w:rPr>
+        <w:t xml:space="preserve"> e cada uma de suas parcelas, por ausência de memória de cálculo e por partirem de premissas fáticas falsas — salário mensal de R$ 2.000,00, contrato contínuo de 10/03/2026 a 15/05/2026 e dispensa imotivada —, todas desmentidas pelos documentos ora juntados.</w:t>
       </w:r>
     </w:p>
     <w:p/>
@@ -3953,25 +4013,7 @@
           <w:i w:val="0"/>
           <w:sz w:val="24"/>
         </w:rPr>
-        <w:t xml:space="preserve">Impugna-se o valor de </w:t>
-      </w:r>
-      <w:r>
-        <w:rPr>
-          <w:rFonts w:ascii="Times New Roman" w:hAnsi="Times New Roman" w:cs="Times New Roman"/>
-          <w:b/>
-          <w:i w:val="0"/>
-          <w:sz w:val="24"/>
-        </w:rPr>
-        <w:t>R$ 1.512,00</w:t>
-      </w:r>
-      <w:r>
-        <w:rPr>
-          <w:rFonts w:ascii="Times New Roman" w:hAnsi="Times New Roman" w:cs="Times New Roman"/>
-          <w:b w:val="0"/>
-          <w:i w:val="0"/>
-          <w:sz w:val="24"/>
-        </w:rPr>
-        <w:t>, por ausência de memória de cálculo e de correspondência com o salário mínimo vigente.</w:t>
+        <w:t>4. Da Alegada Ausência de Cadastramento na RAIS/PIS (capítulo 04 da inicial; pedido "IV")</w:t>
       </w:r>
     </w:p>
     <w:p/>
@@ -3987,7 +4029,44 @@
           <w:i w:val="0"/>
           <w:sz w:val="24"/>
         </w:rPr>
-        <w:t>5. Do Adicional de Insalubridade (capítulo 05 da inicial; pedido "V")</w:t>
+        <w:t xml:space="preserve">Pretende o Autor indenização "pela não emissão da RAIS do PIS", no valor de um salário mínimo, que arbitra em R$ 1.512,00 — importe que, aliás, </w:t>
+      </w:r>
+      <w:r>
+        <w:rPr>
+          <w:rFonts w:ascii="Times New Roman" w:hAnsi="Times New Roman" w:cs="Times New Roman"/>
+          <w:b/>
+          <w:i w:val="0"/>
+          <w:sz w:val="24"/>
+        </w:rPr>
+        <w:t>não corresponde ao salário mínimo nacional vigente</w:t>
+      </w:r>
+      <w:r>
+        <w:rPr>
+          <w:rFonts w:ascii="Times New Roman" w:hAnsi="Times New Roman" w:cs="Times New Roman"/>
+          <w:b w:val="0"/>
+          <w:i w:val="0"/>
+          <w:sz w:val="24"/>
+        </w:rPr>
+        <w:t xml:space="preserve"> </w:t>
+      </w:r>
+      <w:r>
+        <w:rPr>
+          <w:rFonts w:ascii="Times New Roman" w:hAnsi="Times New Roman" w:cs="Times New Roman"/>
+          <w:b/>
+          <w:i w:val="0"/>
+          <w:color w:val="FF0000"/>
+          <w:sz w:val="24"/>
+        </w:rPr>
+        <w:t>[CONFERIR VALOR DO SALÁRIO MÍNIMO EM 2026]</w:t>
+      </w:r>
+      <w:r>
+        <w:rPr>
+          <w:rFonts w:ascii="Times New Roman" w:hAnsi="Times New Roman" w:cs="Times New Roman"/>
+          <w:b w:val="0"/>
+          <w:i w:val="0"/>
+          <w:sz w:val="24"/>
+        </w:rPr>
+        <w:t>, mais um indício do aproveitamento de peça de outro processo e de outro ano.</w:t>
       </w:r>
     </w:p>
     <w:p/>
@@ -4003,6 +4082,376 @@
           <w:i w:val="0"/>
           <w:sz w:val="24"/>
         </w:rPr>
+        <w:t>O pedido é improcedente por fundamentos autônomos:</w:t>
+      </w:r>
+    </w:p>
+    <w:p/>
+    <w:p>
+      <w:pPr>
+        <w:ind w:firstLine="850"/>
+        <w:jc w:val="both"/>
+      </w:pPr>
+      <w:r>
+        <w:rPr>
+          <w:rFonts w:ascii="Times New Roman" w:hAnsi="Times New Roman" w:cs="Times New Roman"/>
+          <w:b w:val="0"/>
+          <w:i w:val="0"/>
+          <w:sz w:val="24"/>
+        </w:rPr>
+        <w:t xml:space="preserve">a) </w:t>
+      </w:r>
+      <w:r>
+        <w:rPr>
+          <w:rFonts w:ascii="Times New Roman" w:hAnsi="Times New Roman" w:cs="Times New Roman"/>
+          <w:b/>
+          <w:i w:val="0"/>
+          <w:sz w:val="24"/>
+        </w:rPr>
+        <w:t>A premissa é falsa.</w:t>
+      </w:r>
+      <w:r>
+        <w:rPr>
+          <w:rFonts w:ascii="Times New Roman" w:hAnsi="Times New Roman" w:cs="Times New Roman"/>
+          <w:b w:val="0"/>
+          <w:i w:val="0"/>
+          <w:sz w:val="24"/>
+        </w:rPr>
+        <w:t xml:space="preserve"> Havendo </w:t>
+      </w:r>
+      <w:r>
+        <w:rPr>
+          <w:rFonts w:ascii="Times New Roman" w:hAnsi="Times New Roman" w:cs="Times New Roman"/>
+          <w:b/>
+          <w:i w:val="0"/>
+          <w:sz w:val="24"/>
+        </w:rPr>
+        <w:t>contrato registrado</w:t>
+      </w:r>
+      <w:r>
+        <w:rPr>
+          <w:rFonts w:ascii="Times New Roman" w:hAnsi="Times New Roman" w:cs="Times New Roman"/>
+          <w:b w:val="0"/>
+          <w:i w:val="0"/>
+          <w:sz w:val="24"/>
+        </w:rPr>
+        <w:t xml:space="preserve"> de 11/03/2026 a 09/04/2026, as informações do vínculo foram prestadas ao Poder Público pelos meios legais </w:t>
+      </w:r>
+      <w:r>
+        <w:rPr>
+          <w:rFonts w:ascii="Times New Roman" w:hAnsi="Times New Roman" w:cs="Times New Roman"/>
+          <w:b/>
+          <w:i w:val="0"/>
+          <w:sz w:val="24"/>
+        </w:rPr>
+        <w:t>(doc. anexo)</w:t>
+      </w:r>
+      <w:r>
+        <w:rPr>
+          <w:rFonts w:ascii="Times New Roman" w:hAnsi="Times New Roman" w:cs="Times New Roman"/>
+          <w:b w:val="0"/>
+          <w:i w:val="0"/>
+          <w:sz w:val="24"/>
+        </w:rPr>
+        <w:t xml:space="preserve"> </w:t>
+      </w:r>
+      <w:r>
+        <w:rPr>
+          <w:rFonts w:ascii="Times New Roman" w:hAnsi="Times New Roman" w:cs="Times New Roman"/>
+          <w:b/>
+          <w:i w:val="0"/>
+          <w:color w:val="FF0000"/>
+          <w:sz w:val="24"/>
+        </w:rPr>
+        <w:t>[doc. anexo — CONFIRMAR JUNTADA DOS EVENTOS DO eSOCIAL/CAGED DO PERÍODO]</w:t>
+      </w:r>
+      <w:r>
+        <w:rPr>
+          <w:rFonts w:ascii="Times New Roman" w:hAnsi="Times New Roman" w:cs="Times New Roman"/>
+          <w:b w:val="0"/>
+          <w:i w:val="0"/>
+          <w:sz w:val="24"/>
+        </w:rPr>
+        <w:t xml:space="preserve">. Registre-se que a RAIS foi </w:t>
+      </w:r>
+      <w:r>
+        <w:rPr>
+          <w:rFonts w:ascii="Times New Roman" w:hAnsi="Times New Roman" w:cs="Times New Roman"/>
+          <w:b/>
+          <w:i w:val="0"/>
+          <w:sz w:val="24"/>
+        </w:rPr>
+        <w:t>substituída</w:t>
+      </w:r>
+      <w:r>
+        <w:rPr>
+          <w:rFonts w:ascii="Times New Roman" w:hAnsi="Times New Roman" w:cs="Times New Roman"/>
+          <w:b w:val="0"/>
+          <w:i w:val="0"/>
+          <w:sz w:val="24"/>
+        </w:rPr>
+        <w:t xml:space="preserve"> pela prestação de informações via eSocial </w:t>
+      </w:r>
+      <w:r>
+        <w:rPr>
+          <w:rFonts w:ascii="Times New Roman" w:hAnsi="Times New Roman" w:cs="Times New Roman"/>
+          <w:b/>
+          <w:i w:val="0"/>
+          <w:color w:val="FF0000"/>
+          <w:sz w:val="24"/>
+        </w:rPr>
+        <w:t>[CONFERIR NORMA E MARCO TEMPORAL DA SUBSTITUIÇÃO]</w:t>
+      </w:r>
+      <w:r>
+        <w:rPr>
+          <w:rFonts w:ascii="Times New Roman" w:hAnsi="Times New Roman" w:cs="Times New Roman"/>
+          <w:b w:val="0"/>
+          <w:i w:val="0"/>
+          <w:sz w:val="24"/>
+        </w:rPr>
+        <w:t>.</w:t>
+      </w:r>
+    </w:p>
+    <w:p/>
+    <w:p>
+      <w:pPr>
+        <w:ind w:firstLine="850"/>
+        <w:jc w:val="both"/>
+      </w:pPr>
+      <w:r>
+        <w:rPr>
+          <w:rFonts w:ascii="Times New Roman" w:hAnsi="Times New Roman" w:cs="Times New Roman"/>
+          <w:b w:val="0"/>
+          <w:i w:val="0"/>
+          <w:sz w:val="24"/>
+        </w:rPr>
+        <w:t xml:space="preserve">b) </w:t>
+      </w:r>
+      <w:r>
+        <w:rPr>
+          <w:rFonts w:ascii="Times New Roman" w:hAnsi="Times New Roman" w:cs="Times New Roman"/>
+          <w:b/>
+          <w:i w:val="0"/>
+          <w:sz w:val="24"/>
+        </w:rPr>
+        <w:t>Ausência dos requisitos legais do abono.</w:t>
+      </w:r>
+      <w:r>
+        <w:rPr>
+          <w:rFonts w:ascii="Times New Roman" w:hAnsi="Times New Roman" w:cs="Times New Roman"/>
+          <w:b w:val="0"/>
+          <w:i w:val="0"/>
+          <w:sz w:val="24"/>
+        </w:rPr>
+        <w:t xml:space="preserve"> O abono salarial do art. 9º da Lei nº 7.998/1990 </w:t>
+      </w:r>
+      <w:r>
+        <w:rPr>
+          <w:rFonts w:ascii="Times New Roman" w:hAnsi="Times New Roman" w:cs="Times New Roman"/>
+          <w:b/>
+          <w:i w:val="0"/>
+          <w:color w:val="FF0000"/>
+          <w:sz w:val="24"/>
+        </w:rPr>
+        <w:t>[CONFERIR REDAÇÃO VIGENTE]</w:t>
+      </w:r>
+      <w:r>
+        <w:rPr>
+          <w:rFonts w:ascii="Times New Roman" w:hAnsi="Times New Roman" w:cs="Times New Roman"/>
+          <w:b w:val="0"/>
+          <w:i w:val="0"/>
+          <w:sz w:val="24"/>
+        </w:rPr>
+        <w:t xml:space="preserve"> exige, cumulativamente, cadastro há pelo menos </w:t>
+      </w:r>
+      <w:r>
+        <w:rPr>
+          <w:rFonts w:ascii="Times New Roman" w:hAnsi="Times New Roman" w:cs="Times New Roman"/>
+          <w:b/>
+          <w:i w:val="0"/>
+          <w:sz w:val="24"/>
+        </w:rPr>
+        <w:t>5 (cinco) anos</w:t>
+      </w:r>
+      <w:r>
+        <w:rPr>
+          <w:rFonts w:ascii="Times New Roman" w:hAnsi="Times New Roman" w:cs="Times New Roman"/>
+          <w:b w:val="0"/>
+          <w:i w:val="0"/>
+          <w:sz w:val="24"/>
+        </w:rPr>
+        <w:t xml:space="preserve"> no PIS/PASEP ou no Cadastro Nacional do Trabalhador, exercício de atividade remunerada por, no mínimo, </w:t>
+      </w:r>
+      <w:r>
+        <w:rPr>
+          <w:rFonts w:ascii="Times New Roman" w:hAnsi="Times New Roman" w:cs="Times New Roman"/>
+          <w:b/>
+          <w:i w:val="0"/>
+          <w:sz w:val="24"/>
+        </w:rPr>
+        <w:t>30 dias no ano-base</w:t>
+      </w:r>
+      <w:r>
+        <w:rPr>
+          <w:rFonts w:ascii="Times New Roman" w:hAnsi="Times New Roman" w:cs="Times New Roman"/>
+          <w:b w:val="0"/>
+          <w:i w:val="0"/>
+          <w:sz w:val="24"/>
+        </w:rPr>
+        <w:t xml:space="preserve">, e remuneração média mensal de até dois salários mínimos. O Autor </w:t>
+      </w:r>
+      <w:r>
+        <w:rPr>
+          <w:rFonts w:ascii="Times New Roman" w:hAnsi="Times New Roman" w:cs="Times New Roman"/>
+          <w:b/>
+          <w:i w:val="0"/>
+          <w:sz w:val="24"/>
+        </w:rPr>
+        <w:t>não comprova o cadastro quinquenal</w:t>
+      </w:r>
+      <w:r>
+        <w:rPr>
+          <w:rFonts w:ascii="Times New Roman" w:hAnsi="Times New Roman" w:cs="Times New Roman"/>
+          <w:b w:val="0"/>
+          <w:i w:val="0"/>
+          <w:sz w:val="24"/>
+        </w:rPr>
+        <w:t xml:space="preserve"> — ônus exclusivamente seu (art. 818, I, da CLT) — e nada informa a respeito.</w:t>
+      </w:r>
+    </w:p>
+    <w:p/>
+    <w:p>
+      <w:pPr>
+        <w:ind w:firstLine="850"/>
+        <w:jc w:val="both"/>
+      </w:pPr>
+      <w:r>
+        <w:rPr>
+          <w:rFonts w:ascii="Times New Roman" w:hAnsi="Times New Roman" w:cs="Times New Roman"/>
+          <w:b w:val="0"/>
+          <w:i w:val="0"/>
+          <w:sz w:val="24"/>
+        </w:rPr>
+        <w:t xml:space="preserve">c) </w:t>
+      </w:r>
+      <w:r>
+        <w:rPr>
+          <w:rFonts w:ascii="Times New Roman" w:hAnsi="Times New Roman" w:cs="Times New Roman"/>
+          <w:b/>
+          <w:i w:val="0"/>
+          <w:sz w:val="24"/>
+        </w:rPr>
+        <w:t>Ausência de dano atual.</w:t>
+      </w:r>
+      <w:r>
+        <w:rPr>
+          <w:rFonts w:ascii="Times New Roman" w:hAnsi="Times New Roman" w:cs="Times New Roman"/>
+          <w:b w:val="0"/>
+          <w:i w:val="0"/>
+          <w:sz w:val="24"/>
+        </w:rPr>
+        <w:t xml:space="preserve"> Ainda que houvesse omissão declaratória quanto ao ano-base 2026, o abono somente seria devido em exercício futuro </w:t>
+      </w:r>
+      <w:r>
+        <w:rPr>
+          <w:rFonts w:ascii="Times New Roman" w:hAnsi="Times New Roman" w:cs="Times New Roman"/>
+          <w:b/>
+          <w:i w:val="0"/>
+          <w:color w:val="FF0000"/>
+          <w:sz w:val="24"/>
+        </w:rPr>
+        <w:t>[CONFERIR CALENDÁRIO DO ABONO PARA O ANO-BASE 2026]</w:t>
+      </w:r>
+      <w:r>
+        <w:rPr>
+          <w:rFonts w:ascii="Times New Roman" w:hAnsi="Times New Roman" w:cs="Times New Roman"/>
+          <w:b w:val="0"/>
+          <w:i w:val="0"/>
+          <w:sz w:val="24"/>
+        </w:rPr>
+        <w:t xml:space="preserve">, de sorte que o prejuízo alegado é, no máximo, </w:t>
+      </w:r>
+      <w:r>
+        <w:rPr>
+          <w:rFonts w:ascii="Times New Roman" w:hAnsi="Times New Roman" w:cs="Times New Roman"/>
+          <w:b/>
+          <w:i w:val="0"/>
+          <w:sz w:val="24"/>
+        </w:rPr>
+        <w:t>hipotético</w:t>
+      </w:r>
+      <w:r>
+        <w:rPr>
+          <w:rFonts w:ascii="Times New Roman" w:hAnsi="Times New Roman" w:cs="Times New Roman"/>
+          <w:b w:val="0"/>
+          <w:i w:val="0"/>
+          <w:sz w:val="24"/>
+        </w:rPr>
+        <w:t xml:space="preserve"> — e dano hipotético não se indeniza (arts. 186 e 927 do Código Civil).</w:t>
+      </w:r>
+    </w:p>
+    <w:p/>
+    <w:p>
+      <w:pPr>
+        <w:ind w:firstLine="850"/>
+        <w:jc w:val="both"/>
+      </w:pPr>
+      <w:r>
+        <w:rPr>
+          <w:rFonts w:ascii="Times New Roman" w:hAnsi="Times New Roman" w:cs="Times New Roman"/>
+          <w:b w:val="0"/>
+          <w:i w:val="0"/>
+          <w:sz w:val="24"/>
+        </w:rPr>
+        <w:t xml:space="preserve">Impugna-se o valor de </w:t>
+      </w:r>
+      <w:r>
+        <w:rPr>
+          <w:rFonts w:ascii="Times New Roman" w:hAnsi="Times New Roman" w:cs="Times New Roman"/>
+          <w:b/>
+          <w:i w:val="0"/>
+          <w:sz w:val="24"/>
+        </w:rPr>
+        <w:t>R$ 1.512,00</w:t>
+      </w:r>
+      <w:r>
+        <w:rPr>
+          <w:rFonts w:ascii="Times New Roman" w:hAnsi="Times New Roman" w:cs="Times New Roman"/>
+          <w:b w:val="0"/>
+          <w:i w:val="0"/>
+          <w:sz w:val="24"/>
+        </w:rPr>
+        <w:t>, por ausência de memória de cálculo e de correspondência com o salário mínimo vigente.</w:t>
+      </w:r>
+    </w:p>
+    <w:p/>
+    <w:p>
+      <w:pPr>
+        <w:ind w:firstLine="850"/>
+        <w:jc w:val="both"/>
+      </w:pPr>
+      <w:r>
+        <w:rPr>
+          <w:rFonts w:ascii="Times New Roman" w:hAnsi="Times New Roman" w:cs="Times New Roman"/>
+          <w:b w:val="0"/>
+          <w:i w:val="0"/>
+          <w:sz w:val="24"/>
+        </w:rPr>
+        <w:t>5. Do Adicional de Insalubridade (capítulo 05 da inicial; pedido "V")</w:t>
+      </w:r>
+    </w:p>
+    <w:p/>
+    <w:p>
+      <w:pPr>
+        <w:ind w:firstLine="850"/>
+        <w:jc w:val="both"/>
+      </w:pPr>
+      <w:r>
+        <w:rPr>
+          <w:rFonts w:ascii="Times New Roman" w:hAnsi="Times New Roman" w:cs="Times New Roman"/>
+          <w:b w:val="0"/>
+          <w:i w:val="0"/>
+          <w:sz w:val="24"/>
+        </w:rPr>
         <w:t xml:space="preserve">5.1. </w:t>
       </w:r>
       <w:r>
@@ -4538,7 +4987,7 @@
           <w:i w:val="0"/>
           <w:sz w:val="24"/>
         </w:rPr>
-        <w:t xml:space="preserve"> à realização da perícia e desde já requer a apresentação de quesitos e a indicação de assistente técnico (art. 465, § 1º, do CPC), reservando-se o direito de impugnar o laudo. Registra-se que a generalidade da causa de pedir prejudica a própria perícia, na forma da preliminar do item I.1.</w:t>
+        <w:t xml:space="preserve"> à realização da perícia e desde já requer a apresentação de quesitos e a indicação de assistente técnico (art. 465, § 1º, do CPC), reservando-se o direito de impugnar o laudo. Registra-se que a generalidade da causa de pedir prejudica a própria perícia, na forma da preliminar do item I.2.</w:t>
       </w:r>
     </w:p>
     <w:p/>
@@ -6245,7 +6694,7 @@
                 <w:i w:val="0"/>
                 <w:sz w:val="22"/>
               </w:rPr>
-              <w:t xml:space="preserve"> (item I.1) e, no mérito, </w:t>
+              <w:t xml:space="preserve"> (item I.2) e, no mérito, </w:t>
             </w:r>
             <w:r>
               <w:rPr>
@@ -6334,7 +6783,7 @@
                 <w:i w:val="0"/>
                 <w:sz w:val="22"/>
               </w:rPr>
-              <w:t xml:space="preserve"> (item I.1) e, no mérito, </w:t>
+              <w:t xml:space="preserve"> (item I.2) e, no mérito, </w:t>
             </w:r>
             <w:r>
               <w:rPr>
@@ -6830,7 +7279,7 @@
           <w:i w:val="0"/>
           <w:sz w:val="24"/>
         </w:rPr>
-        <w:t xml:space="preserve">a) o acolhimento das preliminares de </w:t>
+        <w:t xml:space="preserve">a) </w:t>
       </w:r>
       <w:r>
         <w:rPr>
@@ -6839,16 +7288,88 @@
           <w:i w:val="0"/>
           <w:sz w:val="24"/>
         </w:rPr>
-        <w:t>inépcia parcial</w:t>
-      </w:r>
-      <w:r>
-        <w:rPr>
-          <w:rFonts w:ascii="Times New Roman" w:hAnsi="Times New Roman" w:cs="Times New Roman"/>
-          <w:b w:val="0"/>
-          <w:i w:val="0"/>
-          <w:sz w:val="24"/>
-        </w:rPr>
-        <w:t>, com a extinção dos pedidos "V", "VI" e "VII", sem resolução do mérito (art. 330, I, e art. 485, I e IV, do CPC) ou, sucessivamente, a determinação de emenda à inicial (art. 321 do CPC);</w:t>
+        <w:t>preliminarmente</w:t>
+      </w:r>
+      <w:r>
+        <w:rPr>
+          <w:rFonts w:ascii="Times New Roman" w:hAnsi="Times New Roman" w:cs="Times New Roman"/>
+          <w:b w:val="0"/>
+          <w:i w:val="0"/>
+          <w:sz w:val="24"/>
+        </w:rPr>
+        <w:t xml:space="preserve">, o </w:t>
+      </w:r>
+      <w:r>
+        <w:rPr>
+          <w:rFonts w:ascii="Times New Roman" w:hAnsi="Times New Roman" w:cs="Times New Roman"/>
+          <w:b/>
+          <w:i w:val="0"/>
+          <w:sz w:val="24"/>
+        </w:rPr>
+        <w:t>desentranhamento</w:t>
+      </w:r>
+      <w:r>
+        <w:rPr>
+          <w:rFonts w:ascii="Times New Roman" w:hAnsi="Times New Roman" w:cs="Times New Roman"/>
+          <w:b w:val="0"/>
+          <w:i w:val="0"/>
+          <w:sz w:val="24"/>
+        </w:rPr>
+        <w:t xml:space="preserve"> do documento de </w:t>
+      </w:r>
+      <w:r>
+        <w:rPr>
+          <w:rFonts w:ascii="Times New Roman" w:hAnsi="Times New Roman" w:cs="Times New Roman"/>
+          <w:b/>
+          <w:i w:val="0"/>
+          <w:sz w:val="24"/>
+        </w:rPr>
+        <w:t>ID 4e374e2</w:t>
+      </w:r>
+      <w:r>
+        <w:rPr>
+          <w:rFonts w:ascii="Times New Roman" w:hAnsi="Times New Roman" w:cs="Times New Roman"/>
+          <w:b w:val="0"/>
+          <w:i w:val="0"/>
+          <w:sz w:val="24"/>
+        </w:rPr>
+        <w:t xml:space="preserve"> ou, sucessivamente, a declaração de sua </w:t>
+      </w:r>
+      <w:r>
+        <w:rPr>
+          <w:rFonts w:ascii="Times New Roman" w:hAnsi="Times New Roman" w:cs="Times New Roman"/>
+          <w:b/>
+          <w:i w:val="0"/>
+          <w:sz w:val="24"/>
+        </w:rPr>
+        <w:t>ineficácia e integral desconsideração</w:t>
+      </w:r>
+      <w:r>
+        <w:rPr>
+          <w:rFonts w:ascii="Times New Roman" w:hAnsi="Times New Roman" w:cs="Times New Roman"/>
+          <w:b w:val="0"/>
+          <w:i w:val="0"/>
+          <w:sz w:val="24"/>
+        </w:rPr>
+        <w:t xml:space="preserve">, recebendo-se e processando-se </w:t>
+      </w:r>
+      <w:r>
+        <w:rPr>
+          <w:rFonts w:ascii="Times New Roman" w:hAnsi="Times New Roman" w:cs="Times New Roman"/>
+          <w:b/>
+          <w:i w:val="0"/>
+          <w:sz w:val="24"/>
+        </w:rPr>
+        <w:t>exclusivamente esta contestação e os documentos que a acompanham</w:t>
+      </w:r>
+      <w:r>
+        <w:rPr>
+          <w:rFonts w:ascii="Times New Roman" w:hAnsi="Times New Roman" w:cs="Times New Roman"/>
+          <w:b w:val="0"/>
+          <w:i w:val="0"/>
+          <w:sz w:val="24"/>
+        </w:rPr>
+        <w:t>, na forma do item I.1;</w:t>
       </w:r>
     </w:p>
     <w:p/>
@@ -6864,7 +7385,7 @@
           <w:i w:val="0"/>
           <w:sz w:val="24"/>
         </w:rPr>
-        <w:t xml:space="preserve">b) no mérito, seja julgada </w:t>
+        <w:t xml:space="preserve">b) o acolhimento das preliminares de </w:t>
       </w:r>
       <w:r>
         <w:rPr>
@@ -6873,70 +7394,16 @@
           <w:i w:val="0"/>
           <w:sz w:val="24"/>
         </w:rPr>
-        <w:t>TOTALMENTE IMPROCEDENTE</w:t>
-      </w:r>
-      <w:r>
-        <w:rPr>
-          <w:rFonts w:ascii="Times New Roman" w:hAnsi="Times New Roman" w:cs="Times New Roman"/>
-          <w:b w:val="0"/>
-          <w:i w:val="0"/>
-          <w:sz w:val="24"/>
-        </w:rPr>
-        <w:t xml:space="preserve"> a presente Reclamação Trabalhista, com o reconhecimento de que o contrato de trabalho vigorou de </w:t>
-      </w:r>
-      <w:r>
-        <w:rPr>
-          <w:rFonts w:ascii="Times New Roman" w:hAnsi="Times New Roman" w:cs="Times New Roman"/>
-          <w:b/>
-          <w:i w:val="0"/>
-          <w:sz w:val="24"/>
-        </w:rPr>
-        <w:t>11/03/2026 a 09/04/2026</w:t>
-      </w:r>
-      <w:r>
-        <w:rPr>
-          <w:rFonts w:ascii="Times New Roman" w:hAnsi="Times New Roman" w:cs="Times New Roman"/>
-          <w:b w:val="0"/>
-          <w:i w:val="0"/>
-          <w:sz w:val="24"/>
-        </w:rPr>
-        <w:t xml:space="preserve">, sob </w:t>
-      </w:r>
-      <w:r>
-        <w:rPr>
-          <w:rFonts w:ascii="Times New Roman" w:hAnsi="Times New Roman" w:cs="Times New Roman"/>
-          <w:b/>
-          <w:i w:val="0"/>
-          <w:sz w:val="24"/>
-        </w:rPr>
-        <w:t>contrato de experiência regularmente registrado em CTPS, extinto pelo advento do termo</w:t>
-      </w:r>
-      <w:r>
-        <w:rPr>
-          <w:rFonts w:ascii="Times New Roman" w:hAnsi="Times New Roman" w:cs="Times New Roman"/>
-          <w:b w:val="0"/>
-          <w:i w:val="0"/>
-          <w:sz w:val="24"/>
-        </w:rPr>
-        <w:t xml:space="preserve">, e de que, a partir de 09/04/2026, </w:t>
-      </w:r>
-      <w:r>
-        <w:rPr>
-          <w:rFonts w:ascii="Times New Roman" w:hAnsi="Times New Roman" w:cs="Times New Roman"/>
-          <w:b/>
-          <w:i w:val="0"/>
-          <w:sz w:val="24"/>
-        </w:rPr>
-        <w:t>não existiu qualquer relação entre o Autor e a Reclamada</w:t>
-      </w:r>
-      <w:r>
-        <w:rPr>
-          <w:rFonts w:ascii="Times New Roman" w:hAnsi="Times New Roman" w:cs="Times New Roman"/>
-          <w:b w:val="0"/>
-          <w:i w:val="0"/>
-          <w:sz w:val="24"/>
-        </w:rPr>
-        <w:t>, tendo os serviços do período sido tomados pelo empreiteiro Sr. Willames da Silva Oliveira, condenando-se o Reclamante ao pagamento dos honorários advocatícios sucumbenciais em favor da Reclamada (art. 791-A, § 3º, da CLT), com exigibilidade suspensa caso deferida a gratuidade;</w:t>
+        <w:t>inépcia parcial</w:t>
+      </w:r>
+      <w:r>
+        <w:rPr>
+          <w:rFonts w:ascii="Times New Roman" w:hAnsi="Times New Roman" w:cs="Times New Roman"/>
+          <w:b w:val="0"/>
+          <w:i w:val="0"/>
+          <w:sz w:val="24"/>
+        </w:rPr>
+        <w:t>, com a extinção dos pedidos "V", "VI" e "VII", sem resolução do mérito (art. 330, I, e art. 485, I e IV, do CPC) ou, sucessivamente, a determinação de emenda à inicial (art. 321 do CPC);</w:t>
       </w:r>
     </w:p>
     <w:p/>
@@ -6952,7 +7419,7 @@
           <w:i w:val="0"/>
           <w:sz w:val="24"/>
         </w:rPr>
-        <w:t xml:space="preserve">c) subsidiariamente, na hipótese de procedência de qualquer pedido — o que se admite estritamente pelo princípio da eventualidade defensiva (art. 336 do CPC) —: a </w:t>
+        <w:t xml:space="preserve">c) no mérito, seja julgada </w:t>
       </w:r>
       <w:r>
         <w:rPr>
@@ -6961,16 +7428,16 @@
           <w:i w:val="0"/>
           <w:sz w:val="24"/>
         </w:rPr>
-        <w:t>retificação das datas</w:t>
-      </w:r>
-      <w:r>
-        <w:rPr>
-          <w:rFonts w:ascii="Times New Roman" w:hAnsi="Times New Roman" w:cs="Times New Roman"/>
-          <w:b w:val="0"/>
-          <w:i w:val="0"/>
-          <w:sz w:val="24"/>
-        </w:rPr>
-        <w:t xml:space="preserve"> para 11/03/2026 a 09/04/2026; o reconhecimento da </w:t>
+        <w:t>TOTALMENTE IMPROCEDENTE</w:t>
+      </w:r>
+      <w:r>
+        <w:rPr>
+          <w:rFonts w:ascii="Times New Roman" w:hAnsi="Times New Roman" w:cs="Times New Roman"/>
+          <w:b w:val="0"/>
+          <w:i w:val="0"/>
+          <w:sz w:val="24"/>
+        </w:rPr>
+        <w:t xml:space="preserve"> a presente Reclamação Trabalhista, com o reconhecimento de que o contrato de trabalho vigorou de </w:t>
       </w:r>
       <w:r>
         <w:rPr>
@@ -6979,16 +7446,16 @@
           <w:i w:val="0"/>
           <w:sz w:val="24"/>
         </w:rPr>
-        <w:t>natureza a termo</w:t>
-      </w:r>
-      <w:r>
-        <w:rPr>
-          <w:rFonts w:ascii="Times New Roman" w:hAnsi="Times New Roman" w:cs="Times New Roman"/>
-          <w:b w:val="0"/>
-          <w:i w:val="0"/>
-          <w:sz w:val="24"/>
-        </w:rPr>
-        <w:t xml:space="preserve"> do contrato, com o afastamento do aviso prévio indenizado, de sua projeção, da multa de 40% do FGTS, das guias e do seguro-desemprego; a limitação do 13º salário e das férias proporcionais a </w:t>
+        <w:t>11/03/2026 a 09/04/2026</w:t>
+      </w:r>
+      <w:r>
+        <w:rPr>
+          <w:rFonts w:ascii="Times New Roman" w:hAnsi="Times New Roman" w:cs="Times New Roman"/>
+          <w:b w:val="0"/>
+          <w:i w:val="0"/>
+          <w:sz w:val="24"/>
+        </w:rPr>
+        <w:t xml:space="preserve">, sob </w:t>
       </w:r>
       <w:r>
         <w:rPr>
@@ -6997,53 +7464,34 @@
           <w:i w:val="0"/>
           <w:sz w:val="24"/>
         </w:rPr>
-        <w:t>1/12</w:t>
-      </w:r>
-      <w:r>
-        <w:rPr>
-          <w:rFonts w:ascii="Times New Roman" w:hAnsi="Times New Roman" w:cs="Times New Roman"/>
-          <w:b w:val="0"/>
-          <w:i w:val="0"/>
-          <w:sz w:val="24"/>
-        </w:rPr>
-        <w:t xml:space="preserve">; a limitação da base salarial ao valor efetivamente registrado ou, sucessivamente, ao salário normativo da CCT da categoria ou ao salário mínimo nacional (art. 76 da CLT) </w:t>
+        <w:t>contrato de experiência regularmente registrado em CTPS, extinto pelo advento do termo</w:t>
+      </w:r>
+      <w:r>
+        <w:rPr>
+          <w:rFonts w:ascii="Times New Roman" w:hAnsi="Times New Roman" w:cs="Times New Roman"/>
+          <w:b w:val="0"/>
+          <w:i w:val="0"/>
+          <w:sz w:val="24"/>
+        </w:rPr>
+        <w:t xml:space="preserve">, e de que, a partir de 09/04/2026, </w:t>
       </w:r>
       <w:r>
         <w:rPr>
           <w:rFonts w:ascii="Times New Roman" w:hAnsi="Times New Roman" w:cs="Times New Roman"/>
           <w:b/>
           <w:i w:val="0"/>
-          <w:color w:val="FF0000"/>
-          <w:sz w:val="24"/>
-        </w:rPr>
-        <w:t>[CONFERIR CCT VIGENTE NO PERÍODO]</w:t>
-      </w:r>
-      <w:r>
-        <w:rPr>
-          <w:rFonts w:ascii="Times New Roman" w:hAnsi="Times New Roman" w:cs="Times New Roman"/>
-          <w:b w:val="0"/>
-          <w:i w:val="0"/>
-          <w:sz w:val="24"/>
-        </w:rPr>
-        <w:t xml:space="preserve">; a fixação do adicional de insalubridade, se deferido, em </w:t>
-      </w:r>
-      <w:r>
-        <w:rPr>
-          <w:rFonts w:ascii="Times New Roman" w:hAnsi="Times New Roman" w:cs="Times New Roman"/>
-          <w:b/>
-          <w:i w:val="0"/>
-          <w:sz w:val="24"/>
-        </w:rPr>
-        <w:t>grau médio</w:t>
-      </w:r>
-      <w:r>
-        <w:rPr>
-          <w:rFonts w:ascii="Times New Roman" w:hAnsi="Times New Roman" w:cs="Times New Roman"/>
-          <w:b w:val="0"/>
-          <w:i w:val="0"/>
-          <w:sz w:val="24"/>
-        </w:rPr>
-        <w:t xml:space="preserve"> e sobre o salário mínimo, proporcional aos 30 dias de contrato; o afastamento das multas dos arts. 467 e 477, § 8º, da CLT; e a limitação da condenação aos valores indicados na inicial;</w:t>
+          <w:sz w:val="24"/>
+        </w:rPr>
+        <w:t>não existiu qualquer relação entre o Autor e a Reclamada</w:t>
+      </w:r>
+      <w:r>
+        <w:rPr>
+          <w:rFonts w:ascii="Times New Roman" w:hAnsi="Times New Roman" w:cs="Times New Roman"/>
+          <w:b w:val="0"/>
+          <w:i w:val="0"/>
+          <w:sz w:val="24"/>
+        </w:rPr>
+        <w:t>, tendo os serviços do período sido tomados pelo empreiteiro Sr. Willames da Silva Oliveira, condenando-se o Reclamante ao pagamento dos honorários advocatícios sucumbenciais em favor da Reclamada (art. 791-A, § 3º, da CLT), com exigibilidade suspensa caso deferida a gratuidade;</w:t>
       </w:r>
     </w:p>
     <w:p/>
@@ -7059,7 +7507,7 @@
           <w:i w:val="0"/>
           <w:sz w:val="24"/>
         </w:rPr>
-        <w:t xml:space="preserve">d) a </w:t>
+        <w:t xml:space="preserve">d) subsidiariamente, na hipótese de procedência de qualquer pedido — o que se admite estritamente pelo princípio da eventualidade defensiva (art. 336 do CPC) —: a </w:t>
       </w:r>
       <w:r>
         <w:rPr>
@@ -7068,16 +7516,16 @@
           <w:i w:val="0"/>
           <w:sz w:val="24"/>
         </w:rPr>
-        <w:t>compensação e a dedução integral</w:t>
-      </w:r>
-      <w:r>
-        <w:rPr>
-          <w:rFonts w:ascii="Times New Roman" w:hAnsi="Times New Roman" w:cs="Times New Roman"/>
-          <w:b w:val="0"/>
-          <w:i w:val="0"/>
-          <w:sz w:val="24"/>
-        </w:rPr>
-        <w:t xml:space="preserve"> de todos os valores já pagos ao Autor, notadamente as verbas quitadas no TRCT, eventual adicional de insalubridade já pago e quaisquer valores recebidos pelo Autor de terceiro pela mesma prestação, inclusive os </w:t>
+        <w:t>retificação das datas</w:t>
+      </w:r>
+      <w:r>
+        <w:rPr>
+          <w:rFonts w:ascii="Times New Roman" w:hAnsi="Times New Roman" w:cs="Times New Roman"/>
+          <w:b w:val="0"/>
+          <w:i w:val="0"/>
+          <w:sz w:val="24"/>
+        </w:rPr>
+        <w:t xml:space="preserve"> para 11/03/2026 a 09/04/2026; o reconhecimento da </w:t>
       </w:r>
       <w:r>
         <w:rPr>
@@ -7086,16 +7534,71 @@
           <w:i w:val="0"/>
           <w:sz w:val="24"/>
         </w:rPr>
-        <w:t>R$ 700,00 de 19/05/2026</w:t>
-      </w:r>
-      <w:r>
-        <w:rPr>
-          <w:rFonts w:ascii="Times New Roman" w:hAnsi="Times New Roman" w:cs="Times New Roman"/>
-          <w:b w:val="0"/>
-          <w:i w:val="0"/>
-          <w:sz w:val="24"/>
-        </w:rPr>
-        <w:t>, a teor do art. 767 da CLT, sob pena de *bis in idem* e enriquecimento sem causa;</w:t>
+        <w:t>natureza a termo</w:t>
+      </w:r>
+      <w:r>
+        <w:rPr>
+          <w:rFonts w:ascii="Times New Roman" w:hAnsi="Times New Roman" w:cs="Times New Roman"/>
+          <w:b w:val="0"/>
+          <w:i w:val="0"/>
+          <w:sz w:val="24"/>
+        </w:rPr>
+        <w:t xml:space="preserve"> do contrato, com o afastamento do aviso prévio indenizado, de sua projeção, da multa de 40% do FGTS, das guias e do seguro-desemprego; a limitação do 13º salário e das férias proporcionais a </w:t>
+      </w:r>
+      <w:r>
+        <w:rPr>
+          <w:rFonts w:ascii="Times New Roman" w:hAnsi="Times New Roman" w:cs="Times New Roman"/>
+          <w:b/>
+          <w:i w:val="0"/>
+          <w:sz w:val="24"/>
+        </w:rPr>
+        <w:t>1/12</w:t>
+      </w:r>
+      <w:r>
+        <w:rPr>
+          <w:rFonts w:ascii="Times New Roman" w:hAnsi="Times New Roman" w:cs="Times New Roman"/>
+          <w:b w:val="0"/>
+          <w:i w:val="0"/>
+          <w:sz w:val="24"/>
+        </w:rPr>
+        <w:t xml:space="preserve">; a limitação da base salarial ao valor efetivamente registrado ou, sucessivamente, ao salário normativo da CCT da categoria ou ao salário mínimo nacional (art. 76 da CLT) </w:t>
+      </w:r>
+      <w:r>
+        <w:rPr>
+          <w:rFonts w:ascii="Times New Roman" w:hAnsi="Times New Roman" w:cs="Times New Roman"/>
+          <w:b/>
+          <w:i w:val="0"/>
+          <w:color w:val="FF0000"/>
+          <w:sz w:val="24"/>
+        </w:rPr>
+        <w:t>[CONFERIR CCT VIGENTE NO PERÍODO]</w:t>
+      </w:r>
+      <w:r>
+        <w:rPr>
+          <w:rFonts w:ascii="Times New Roman" w:hAnsi="Times New Roman" w:cs="Times New Roman"/>
+          <w:b w:val="0"/>
+          <w:i w:val="0"/>
+          <w:sz w:val="24"/>
+        </w:rPr>
+        <w:t xml:space="preserve">; a fixação do adicional de insalubridade, se deferido, em </w:t>
+      </w:r>
+      <w:r>
+        <w:rPr>
+          <w:rFonts w:ascii="Times New Roman" w:hAnsi="Times New Roman" w:cs="Times New Roman"/>
+          <w:b/>
+          <w:i w:val="0"/>
+          <w:sz w:val="24"/>
+        </w:rPr>
+        <w:t>grau médio</w:t>
+      </w:r>
+      <w:r>
+        <w:rPr>
+          <w:rFonts w:ascii="Times New Roman" w:hAnsi="Times New Roman" w:cs="Times New Roman"/>
+          <w:b w:val="0"/>
+          <w:i w:val="0"/>
+          <w:sz w:val="24"/>
+        </w:rPr>
+        <w:t xml:space="preserve"> e sobre o salário mínimo, proporcional aos 30 dias de contrato; o afastamento das multas dos arts. 467 e 477, § 8º, da CLT; e a limitação da condenação aos valores indicados na inicial;</w:t>
       </w:r>
     </w:p>
     <w:p/>
@@ -7120,16 +7623,34 @@
           <w:i w:val="0"/>
           <w:sz w:val="24"/>
         </w:rPr>
-        <w:t>impugnação total</w:t>
-      </w:r>
-      <w:r>
-        <w:rPr>
-          <w:rFonts w:ascii="Times New Roman" w:hAnsi="Times New Roman" w:cs="Times New Roman"/>
-          <w:b w:val="0"/>
-          <w:i w:val="0"/>
-          <w:sz w:val="24"/>
-        </w:rPr>
-        <w:t xml:space="preserve"> dos documentos que instruem a inicial e de todos os valores nela indicados;</w:t>
+        <w:t>compensação e a dedução integral</w:t>
+      </w:r>
+      <w:r>
+        <w:rPr>
+          <w:rFonts w:ascii="Times New Roman" w:hAnsi="Times New Roman" w:cs="Times New Roman"/>
+          <w:b w:val="0"/>
+          <w:i w:val="0"/>
+          <w:sz w:val="24"/>
+        </w:rPr>
+        <w:t xml:space="preserve"> de todos os valores já pagos ao Autor, notadamente as verbas quitadas no TRCT, eventual adicional de insalubridade já pago e quaisquer valores recebidos pelo Autor de terceiro pela mesma prestação, inclusive os </w:t>
+      </w:r>
+      <w:r>
+        <w:rPr>
+          <w:rFonts w:ascii="Times New Roman" w:hAnsi="Times New Roman" w:cs="Times New Roman"/>
+          <w:b/>
+          <w:i w:val="0"/>
+          <w:sz w:val="24"/>
+        </w:rPr>
+        <w:t>R$ 700,00 de 19/05/2026</w:t>
+      </w:r>
+      <w:r>
+        <w:rPr>
+          <w:rFonts w:ascii="Times New Roman" w:hAnsi="Times New Roman" w:cs="Times New Roman"/>
+          <w:b w:val="0"/>
+          <w:i w:val="0"/>
+          <w:sz w:val="24"/>
+        </w:rPr>
+        <w:t>, a teor do art. 767 da CLT, sob pena de *bis in idem* e enriquecimento sem causa;</w:t>
       </w:r>
     </w:p>
     <w:p/>
@@ -7145,7 +7666,7 @@
           <w:i w:val="0"/>
           <w:sz w:val="24"/>
         </w:rPr>
-        <w:t xml:space="preserve">f) a produção de todos os meios de prova admitidos em direito, notadamente o </w:t>
+        <w:t xml:space="preserve">f) a </w:t>
       </w:r>
       <w:r>
         <w:rPr>
@@ -7154,34 +7675,16 @@
           <w:i w:val="0"/>
           <w:sz w:val="24"/>
         </w:rPr>
-        <w:t>depoimento pessoal do Reclamante, sob pena de confissão</w:t>
-      </w:r>
-      <w:r>
-        <w:rPr>
-          <w:rFonts w:ascii="Times New Roman" w:hAnsi="Times New Roman" w:cs="Times New Roman"/>
-          <w:b w:val="0"/>
-          <w:i w:val="0"/>
-          <w:sz w:val="24"/>
-        </w:rPr>
-        <w:t xml:space="preserve">, a oitiva de testemunhas, a juntada de documentos complementares e a realização de </w:t>
-      </w:r>
-      <w:r>
-        <w:rPr>
-          <w:rFonts w:ascii="Times New Roman" w:hAnsi="Times New Roman" w:cs="Times New Roman"/>
-          <w:b/>
-          <w:i w:val="0"/>
-          <w:sz w:val="24"/>
-        </w:rPr>
-        <w:t>perícia técnica</w:t>
-      </w:r>
-      <w:r>
-        <w:rPr>
-          <w:rFonts w:ascii="Times New Roman" w:hAnsi="Times New Roman" w:cs="Times New Roman"/>
-          <w:b w:val="0"/>
-          <w:i w:val="0"/>
-          <w:sz w:val="24"/>
-        </w:rPr>
-        <w:t xml:space="preserve"> de insalubridade, com apresentação de quesitos e indicação de assistente técnico (art. 465, § 1º, do CPC);</w:t>
+        <w:t>impugnação total</w:t>
+      </w:r>
+      <w:r>
+        <w:rPr>
+          <w:rFonts w:ascii="Times New Roman" w:hAnsi="Times New Roman" w:cs="Times New Roman"/>
+          <w:b w:val="0"/>
+          <w:i w:val="0"/>
+          <w:sz w:val="24"/>
+        </w:rPr>
+        <w:t xml:space="preserve"> dos documentos que instruem a inicial e de todos os valores nela indicados;</w:t>
       </w:r>
     </w:p>
     <w:p/>
@@ -7197,254 +7700,43 @@
           <w:i w:val="0"/>
           <w:sz w:val="24"/>
         </w:rPr>
-        <w:t xml:space="preserve">g) sejam recebidos os documentos ora juntados: procuração e contrato social (já acostados — IDs 22a4fb6 e 11c124d); </w:t>
+        <w:t xml:space="preserve">g) a produção de todos os meios de prova admitidos em direito, notadamente o </w:t>
       </w:r>
       <w:r>
         <w:rPr>
           <w:rFonts w:ascii="Times New Roman" w:hAnsi="Times New Roman" w:cs="Times New Roman"/>
           <w:b/>
           <w:i w:val="0"/>
-          <w:color w:val="FF0000"/>
-          <w:sz w:val="24"/>
-        </w:rPr>
-        <w:t>[carta de preposto]</w:t>
-      </w:r>
-      <w:r>
-        <w:rPr>
-          <w:rFonts w:ascii="Times New Roman" w:hAnsi="Times New Roman" w:cs="Times New Roman"/>
-          <w:b w:val="0"/>
-          <w:i w:val="0"/>
-          <w:sz w:val="24"/>
-        </w:rPr>
-        <w:t xml:space="preserve">; </w:t>
+          <w:sz w:val="24"/>
+        </w:rPr>
+        <w:t>depoimento pessoal do Reclamante, sob pena de confissão</w:t>
+      </w:r>
+      <w:r>
+        <w:rPr>
+          <w:rFonts w:ascii="Times New Roman" w:hAnsi="Times New Roman" w:cs="Times New Roman"/>
+          <w:b w:val="0"/>
+          <w:i w:val="0"/>
+          <w:sz w:val="24"/>
+        </w:rPr>
+        <w:t xml:space="preserve">, a oitiva de testemunhas, a juntada de documentos complementares e a realização de </w:t>
       </w:r>
       <w:r>
         <w:rPr>
           <w:rFonts w:ascii="Times New Roman" w:hAnsi="Times New Roman" w:cs="Times New Roman"/>
           <w:b/>
           <w:i w:val="0"/>
-          <w:color w:val="FF0000"/>
-          <w:sz w:val="24"/>
-        </w:rPr>
-        <w:t>[ficha de registro de empregado]</w:t>
-      </w:r>
-      <w:r>
-        <w:rPr>
-          <w:rFonts w:ascii="Times New Roman" w:hAnsi="Times New Roman" w:cs="Times New Roman"/>
-          <w:b w:val="0"/>
-          <w:i w:val="0"/>
-          <w:sz w:val="24"/>
-        </w:rPr>
-        <w:t xml:space="preserve">; </w:t>
-      </w:r>
-      <w:r>
-        <w:rPr>
-          <w:rFonts w:ascii="Times New Roman" w:hAnsi="Times New Roman" w:cs="Times New Roman"/>
-          <w:b/>
-          <w:i w:val="0"/>
-          <w:color w:val="FF0000"/>
-          <w:sz w:val="24"/>
-        </w:rPr>
-        <w:t>[CTPS Digital com a anotação de 11/03/2026 a 09/04/2026]</w:t>
-      </w:r>
-      <w:r>
-        <w:rPr>
-          <w:rFonts w:ascii="Times New Roman" w:hAnsi="Times New Roman" w:cs="Times New Roman"/>
-          <w:b w:val="0"/>
-          <w:i w:val="0"/>
-          <w:sz w:val="24"/>
-        </w:rPr>
-        <w:t xml:space="preserve">; </w:t>
-      </w:r>
-      <w:r>
-        <w:rPr>
-          <w:rFonts w:ascii="Times New Roman" w:hAnsi="Times New Roman" w:cs="Times New Roman"/>
-          <w:b/>
-          <w:i w:val="0"/>
-          <w:color w:val="FF0000"/>
-          <w:sz w:val="24"/>
-        </w:rPr>
-        <w:t>[contrato de experiência assinado]</w:t>
-      </w:r>
-      <w:r>
-        <w:rPr>
-          <w:rFonts w:ascii="Times New Roman" w:hAnsi="Times New Roman" w:cs="Times New Roman"/>
-          <w:b w:val="0"/>
-          <w:i w:val="0"/>
-          <w:sz w:val="24"/>
-        </w:rPr>
-        <w:t xml:space="preserve">; </w:t>
-      </w:r>
-      <w:r>
-        <w:rPr>
-          <w:rFonts w:ascii="Times New Roman" w:hAnsi="Times New Roman" w:cs="Times New Roman"/>
-          <w:b/>
-          <w:i w:val="0"/>
-          <w:color w:val="FF0000"/>
-          <w:sz w:val="24"/>
-        </w:rPr>
-        <w:t>[TRCT e comprovante de pagamento das verbas rescisórias]</w:t>
-      </w:r>
-      <w:r>
-        <w:rPr>
-          <w:rFonts w:ascii="Times New Roman" w:hAnsi="Times New Roman" w:cs="Times New Roman"/>
-          <w:b w:val="0"/>
-          <w:i w:val="0"/>
-          <w:sz w:val="24"/>
-        </w:rPr>
-        <w:t xml:space="preserve">; </w:t>
-      </w:r>
-      <w:r>
-        <w:rPr>
-          <w:rFonts w:ascii="Times New Roman" w:hAnsi="Times New Roman" w:cs="Times New Roman"/>
-          <w:b/>
-          <w:i w:val="0"/>
-          <w:color w:val="FF0000"/>
-          <w:sz w:val="24"/>
-        </w:rPr>
-        <w:t>[recibos de pagamento/holerites do período]</w:t>
-      </w:r>
-      <w:r>
-        <w:rPr>
-          <w:rFonts w:ascii="Times New Roman" w:hAnsi="Times New Roman" w:cs="Times New Roman"/>
-          <w:b w:val="0"/>
-          <w:i w:val="0"/>
-          <w:sz w:val="24"/>
-        </w:rPr>
-        <w:t xml:space="preserve">; </w:t>
-      </w:r>
-      <w:r>
-        <w:rPr>
-          <w:rFonts w:ascii="Times New Roman" w:hAnsi="Times New Roman" w:cs="Times New Roman"/>
-          <w:b/>
-          <w:i w:val="0"/>
-          <w:color w:val="FF0000"/>
-          <w:sz w:val="24"/>
-        </w:rPr>
-        <w:t>[extrato analítico do FGTS e eventos do eSocial]</w:t>
-      </w:r>
-      <w:r>
-        <w:rPr>
-          <w:rFonts w:ascii="Times New Roman" w:hAnsi="Times New Roman" w:cs="Times New Roman"/>
-          <w:b w:val="0"/>
-          <w:i w:val="0"/>
-          <w:sz w:val="24"/>
-        </w:rPr>
-        <w:t xml:space="preserve">; </w:t>
-      </w:r>
-      <w:r>
-        <w:rPr>
-          <w:rFonts w:ascii="Times New Roman" w:hAnsi="Times New Roman" w:cs="Times New Roman"/>
-          <w:b/>
-          <w:i w:val="0"/>
-          <w:color w:val="FF0000"/>
-          <w:sz w:val="24"/>
-        </w:rPr>
-        <w:t>[Contrato de Prestação de Serviços de Construção por Empreitada firmado com WILLAMES DA SILVA OLIVEIRA em 27/04/2026]</w:t>
-      </w:r>
-      <w:r>
-        <w:rPr>
-          <w:rFonts w:ascii="Times New Roman" w:hAnsi="Times New Roman" w:cs="Times New Roman"/>
-          <w:b w:val="0"/>
-          <w:i w:val="0"/>
-          <w:sz w:val="24"/>
-        </w:rPr>
-        <w:t xml:space="preserve">; </w:t>
-      </w:r>
-      <w:r>
-        <w:rPr>
-          <w:rFonts w:ascii="Times New Roman" w:hAnsi="Times New Roman" w:cs="Times New Roman"/>
-          <w:b/>
-          <w:i w:val="0"/>
-          <w:color w:val="FF0000"/>
-          <w:sz w:val="24"/>
-        </w:rPr>
-        <w:t>[recibos das etapas pagas ao empreiteiro, se houver]</w:t>
-      </w:r>
-      <w:r>
-        <w:rPr>
-          <w:rFonts w:ascii="Times New Roman" w:hAnsi="Times New Roman" w:cs="Times New Roman"/>
-          <w:b w:val="0"/>
-          <w:i w:val="0"/>
-          <w:sz w:val="24"/>
-        </w:rPr>
-        <w:t xml:space="preserve">; </w:t>
-      </w:r>
-      <w:r>
-        <w:rPr>
-          <w:rFonts w:ascii="Times New Roman" w:hAnsi="Times New Roman" w:cs="Times New Roman"/>
-          <w:b/>
-          <w:i w:val="0"/>
-          <w:color w:val="FF0000"/>
-          <w:sz w:val="24"/>
-        </w:rPr>
-        <w:t>[fichas de entrega de EPI assinadas]</w:t>
-      </w:r>
-      <w:r>
-        <w:rPr>
-          <w:rFonts w:ascii="Times New Roman" w:hAnsi="Times New Roman" w:cs="Times New Roman"/>
-          <w:b w:val="0"/>
-          <w:i w:val="0"/>
-          <w:sz w:val="24"/>
-        </w:rPr>
-        <w:t xml:space="preserve">; </w:t>
-      </w:r>
-      <w:r>
-        <w:rPr>
-          <w:rFonts w:ascii="Times New Roman" w:hAnsi="Times New Roman" w:cs="Times New Roman"/>
-          <w:b/>
-          <w:i w:val="0"/>
-          <w:color w:val="FF0000"/>
-          <w:sz w:val="24"/>
-        </w:rPr>
-        <w:t>[PGR/PCMSO e ordens de serviço de segurança]</w:t>
-      </w:r>
-      <w:r>
-        <w:rPr>
-          <w:rFonts w:ascii="Times New Roman" w:hAnsi="Times New Roman" w:cs="Times New Roman"/>
-          <w:b w:val="0"/>
-          <w:i w:val="0"/>
-          <w:sz w:val="24"/>
-        </w:rPr>
-        <w:t xml:space="preserve">; </w:t>
-      </w:r>
-      <w:r>
-        <w:rPr>
-          <w:rFonts w:ascii="Times New Roman" w:hAnsi="Times New Roman" w:cs="Times New Roman"/>
-          <w:b/>
-          <w:i w:val="0"/>
-          <w:color w:val="FF0000"/>
-          <w:sz w:val="24"/>
-        </w:rPr>
-        <w:t>[CCT da construção civil vigente no período]</w:t>
-      </w:r>
-      <w:r>
-        <w:rPr>
-          <w:rFonts w:ascii="Times New Roman" w:hAnsi="Times New Roman" w:cs="Times New Roman"/>
-          <w:b w:val="0"/>
-          <w:i w:val="0"/>
-          <w:sz w:val="24"/>
-        </w:rPr>
-        <w:t xml:space="preserve"> — </w:t>
-      </w:r>
-      <w:r>
-        <w:rPr>
-          <w:rFonts w:ascii="Times New Roman" w:hAnsi="Times New Roman" w:cs="Times New Roman"/>
-          <w:b/>
-          <w:i w:val="0"/>
-          <w:color w:val="FF0000"/>
-          <w:sz w:val="24"/>
-        </w:rPr>
-        <w:t>[doc. anexo — CONFIRMAR JUNTADA]</w:t>
-      </w:r>
-      <w:r>
-        <w:rPr>
-          <w:rFonts w:ascii="Times New Roman" w:hAnsi="Times New Roman" w:cs="Times New Roman"/>
-          <w:b w:val="0"/>
-          <w:i w:val="0"/>
-          <w:sz w:val="24"/>
-        </w:rPr>
-        <w:t>;</w:t>
+          <w:sz w:val="24"/>
+        </w:rPr>
+        <w:t>perícia técnica</w:t>
+      </w:r>
+      <w:r>
+        <w:rPr>
+          <w:rFonts w:ascii="Times New Roman" w:hAnsi="Times New Roman" w:cs="Times New Roman"/>
+          <w:b w:val="0"/>
+          <w:i w:val="0"/>
+          <w:sz w:val="24"/>
+        </w:rPr>
+        <w:t xml:space="preserve"> de insalubridade, com apresentação de quesitos e indicação de assistente técnico (art. 465, § 1º, do CPC);</w:t>
       </w:r>
     </w:p>
     <w:p/>
@@ -7460,7 +7752,270 @@
           <w:i w:val="0"/>
           <w:sz w:val="24"/>
         </w:rPr>
-        <w:t>h) prazo de 10 (dez) dias para a juntada de carta de preposto e de documentos complementares, se necessário;</w:t>
+        <w:t xml:space="preserve">h) sejam recebidos os documentos ora juntados: procuração e contrato social (já acostados — IDs 22a4fb6 e 11c124d); </w:t>
+      </w:r>
+      <w:r>
+        <w:rPr>
+          <w:rFonts w:ascii="Times New Roman" w:hAnsi="Times New Roman" w:cs="Times New Roman"/>
+          <w:b/>
+          <w:i w:val="0"/>
+          <w:color w:val="FF0000"/>
+          <w:sz w:val="24"/>
+        </w:rPr>
+        <w:t>[carta de preposto]</w:t>
+      </w:r>
+      <w:r>
+        <w:rPr>
+          <w:rFonts w:ascii="Times New Roman" w:hAnsi="Times New Roman" w:cs="Times New Roman"/>
+          <w:b w:val="0"/>
+          <w:i w:val="0"/>
+          <w:sz w:val="24"/>
+        </w:rPr>
+        <w:t xml:space="preserve">; </w:t>
+      </w:r>
+      <w:r>
+        <w:rPr>
+          <w:rFonts w:ascii="Times New Roman" w:hAnsi="Times New Roman" w:cs="Times New Roman"/>
+          <w:b/>
+          <w:i w:val="0"/>
+          <w:color w:val="FF0000"/>
+          <w:sz w:val="24"/>
+        </w:rPr>
+        <w:t>[ficha de registro de empregado]</w:t>
+      </w:r>
+      <w:r>
+        <w:rPr>
+          <w:rFonts w:ascii="Times New Roman" w:hAnsi="Times New Roman" w:cs="Times New Roman"/>
+          <w:b w:val="0"/>
+          <w:i w:val="0"/>
+          <w:sz w:val="24"/>
+        </w:rPr>
+        <w:t xml:space="preserve">; </w:t>
+      </w:r>
+      <w:r>
+        <w:rPr>
+          <w:rFonts w:ascii="Times New Roman" w:hAnsi="Times New Roman" w:cs="Times New Roman"/>
+          <w:b/>
+          <w:i w:val="0"/>
+          <w:color w:val="FF0000"/>
+          <w:sz w:val="24"/>
+        </w:rPr>
+        <w:t>[CTPS Digital com a anotação de 11/03/2026 a 09/04/2026]</w:t>
+      </w:r>
+      <w:r>
+        <w:rPr>
+          <w:rFonts w:ascii="Times New Roman" w:hAnsi="Times New Roman" w:cs="Times New Roman"/>
+          <w:b w:val="0"/>
+          <w:i w:val="0"/>
+          <w:sz w:val="24"/>
+        </w:rPr>
+        <w:t xml:space="preserve">; </w:t>
+      </w:r>
+      <w:r>
+        <w:rPr>
+          <w:rFonts w:ascii="Times New Roman" w:hAnsi="Times New Roman" w:cs="Times New Roman"/>
+          <w:b/>
+          <w:i w:val="0"/>
+          <w:color w:val="FF0000"/>
+          <w:sz w:val="24"/>
+        </w:rPr>
+        <w:t>[contrato de experiência assinado]</w:t>
+      </w:r>
+      <w:r>
+        <w:rPr>
+          <w:rFonts w:ascii="Times New Roman" w:hAnsi="Times New Roman" w:cs="Times New Roman"/>
+          <w:b w:val="0"/>
+          <w:i w:val="0"/>
+          <w:sz w:val="24"/>
+        </w:rPr>
+        <w:t xml:space="preserve">; </w:t>
+      </w:r>
+      <w:r>
+        <w:rPr>
+          <w:rFonts w:ascii="Times New Roman" w:hAnsi="Times New Roman" w:cs="Times New Roman"/>
+          <w:b/>
+          <w:i w:val="0"/>
+          <w:color w:val="FF0000"/>
+          <w:sz w:val="24"/>
+        </w:rPr>
+        <w:t>[TRCT e comprovante de pagamento das verbas rescisórias]</w:t>
+      </w:r>
+      <w:r>
+        <w:rPr>
+          <w:rFonts w:ascii="Times New Roman" w:hAnsi="Times New Roman" w:cs="Times New Roman"/>
+          <w:b w:val="0"/>
+          <w:i w:val="0"/>
+          <w:sz w:val="24"/>
+        </w:rPr>
+        <w:t xml:space="preserve">; </w:t>
+      </w:r>
+      <w:r>
+        <w:rPr>
+          <w:rFonts w:ascii="Times New Roman" w:hAnsi="Times New Roman" w:cs="Times New Roman"/>
+          <w:b/>
+          <w:i w:val="0"/>
+          <w:color w:val="FF0000"/>
+          <w:sz w:val="24"/>
+        </w:rPr>
+        <w:t>[recibos de pagamento/holerites do período]</w:t>
+      </w:r>
+      <w:r>
+        <w:rPr>
+          <w:rFonts w:ascii="Times New Roman" w:hAnsi="Times New Roman" w:cs="Times New Roman"/>
+          <w:b w:val="0"/>
+          <w:i w:val="0"/>
+          <w:sz w:val="24"/>
+        </w:rPr>
+        <w:t xml:space="preserve">; </w:t>
+      </w:r>
+      <w:r>
+        <w:rPr>
+          <w:rFonts w:ascii="Times New Roman" w:hAnsi="Times New Roman" w:cs="Times New Roman"/>
+          <w:b/>
+          <w:i w:val="0"/>
+          <w:color w:val="FF0000"/>
+          <w:sz w:val="24"/>
+        </w:rPr>
+        <w:t>[extrato analítico do FGTS e eventos do eSocial]</w:t>
+      </w:r>
+      <w:r>
+        <w:rPr>
+          <w:rFonts w:ascii="Times New Roman" w:hAnsi="Times New Roman" w:cs="Times New Roman"/>
+          <w:b w:val="0"/>
+          <w:i w:val="0"/>
+          <w:sz w:val="24"/>
+        </w:rPr>
+        <w:t xml:space="preserve">; </w:t>
+      </w:r>
+      <w:r>
+        <w:rPr>
+          <w:rFonts w:ascii="Times New Roman" w:hAnsi="Times New Roman" w:cs="Times New Roman"/>
+          <w:b/>
+          <w:i w:val="0"/>
+          <w:color w:val="FF0000"/>
+          <w:sz w:val="24"/>
+        </w:rPr>
+        <w:t>[Contrato de Prestação de Serviços de Construção por Empreitada firmado com WILLAMES DA SILVA OLIVEIRA em 27/04/2026]</w:t>
+      </w:r>
+      <w:r>
+        <w:rPr>
+          <w:rFonts w:ascii="Times New Roman" w:hAnsi="Times New Roman" w:cs="Times New Roman"/>
+          <w:b w:val="0"/>
+          <w:i w:val="0"/>
+          <w:sz w:val="24"/>
+        </w:rPr>
+        <w:t xml:space="preserve">; </w:t>
+      </w:r>
+      <w:r>
+        <w:rPr>
+          <w:rFonts w:ascii="Times New Roman" w:hAnsi="Times New Roman" w:cs="Times New Roman"/>
+          <w:b/>
+          <w:i w:val="0"/>
+          <w:color w:val="FF0000"/>
+          <w:sz w:val="24"/>
+        </w:rPr>
+        <w:t>[recibos das etapas pagas ao empreiteiro, se houver]</w:t>
+      </w:r>
+      <w:r>
+        <w:rPr>
+          <w:rFonts w:ascii="Times New Roman" w:hAnsi="Times New Roman" w:cs="Times New Roman"/>
+          <w:b w:val="0"/>
+          <w:i w:val="0"/>
+          <w:sz w:val="24"/>
+        </w:rPr>
+        <w:t xml:space="preserve">; </w:t>
+      </w:r>
+      <w:r>
+        <w:rPr>
+          <w:rFonts w:ascii="Times New Roman" w:hAnsi="Times New Roman" w:cs="Times New Roman"/>
+          <w:b/>
+          <w:i w:val="0"/>
+          <w:color w:val="FF0000"/>
+          <w:sz w:val="24"/>
+        </w:rPr>
+        <w:t>[fichas de entrega de EPI assinadas]</w:t>
+      </w:r>
+      <w:r>
+        <w:rPr>
+          <w:rFonts w:ascii="Times New Roman" w:hAnsi="Times New Roman" w:cs="Times New Roman"/>
+          <w:b w:val="0"/>
+          <w:i w:val="0"/>
+          <w:sz w:val="24"/>
+        </w:rPr>
+        <w:t xml:space="preserve">; </w:t>
+      </w:r>
+      <w:r>
+        <w:rPr>
+          <w:rFonts w:ascii="Times New Roman" w:hAnsi="Times New Roman" w:cs="Times New Roman"/>
+          <w:b/>
+          <w:i w:val="0"/>
+          <w:color w:val="FF0000"/>
+          <w:sz w:val="24"/>
+        </w:rPr>
+        <w:t>[PGR/PCMSO e ordens de serviço de segurança]</w:t>
+      </w:r>
+      <w:r>
+        <w:rPr>
+          <w:rFonts w:ascii="Times New Roman" w:hAnsi="Times New Roman" w:cs="Times New Roman"/>
+          <w:b w:val="0"/>
+          <w:i w:val="0"/>
+          <w:sz w:val="24"/>
+        </w:rPr>
+        <w:t xml:space="preserve">; </w:t>
+      </w:r>
+      <w:r>
+        <w:rPr>
+          <w:rFonts w:ascii="Times New Roman" w:hAnsi="Times New Roman" w:cs="Times New Roman"/>
+          <w:b/>
+          <w:i w:val="0"/>
+          <w:color w:val="FF0000"/>
+          <w:sz w:val="24"/>
+        </w:rPr>
+        <w:t>[CCT da construção civil vigente no período]</w:t>
+      </w:r>
+      <w:r>
+        <w:rPr>
+          <w:rFonts w:ascii="Times New Roman" w:hAnsi="Times New Roman" w:cs="Times New Roman"/>
+          <w:b w:val="0"/>
+          <w:i w:val="0"/>
+          <w:sz w:val="24"/>
+        </w:rPr>
+        <w:t xml:space="preserve"> — </w:t>
+      </w:r>
+      <w:r>
+        <w:rPr>
+          <w:rFonts w:ascii="Times New Roman" w:hAnsi="Times New Roman" w:cs="Times New Roman"/>
+          <w:b/>
+          <w:i w:val="0"/>
+          <w:color w:val="FF0000"/>
+          <w:sz w:val="24"/>
+        </w:rPr>
+        <w:t>[doc. anexo — CONFIRMAR JUNTADA]</w:t>
+      </w:r>
+      <w:r>
+        <w:rPr>
+          <w:rFonts w:ascii="Times New Roman" w:hAnsi="Times New Roman" w:cs="Times New Roman"/>
+          <w:b w:val="0"/>
+          <w:i w:val="0"/>
+          <w:sz w:val="24"/>
+        </w:rPr>
+        <w:t>;</w:t>
+      </w:r>
+    </w:p>
+    <w:p/>
+    <w:p>
+      <w:pPr>
+        <w:ind w:firstLine="850"/>
+        <w:jc w:val="both"/>
+      </w:pPr>
+      <w:r>
+        <w:rPr>
+          <w:rFonts w:ascii="Times New Roman" w:hAnsi="Times New Roman" w:cs="Times New Roman"/>
+          <w:b w:val="0"/>
+          <w:i w:val="0"/>
+          <w:sz w:val="24"/>
+        </w:rPr>
+        <w:t>i) prazo de 10 (dez) dias para a juntada de carta de preposto e de documentos complementares, se necessário;</w:t>
       </w:r>
     </w:p>
     <w:p/>
@@ -7476,7 +8031,7 @@
           <w:i w:val="0"/>
           <w:sz w:val="24"/>
         </w:rPr>
-        <w:t xml:space="preserve">i) que todas as intimações e publicações sejam realizadas exclusivamente em nome de </w:t>
+        <w:t xml:space="preserve">j) que todas as intimações e publicações sejam realizadas exclusivamente em nome de </w:t>
       </w:r>
       <w:r>
         <w:rPr>
